--- a/WebContent/docx/肺癌60基因重肿.docx
+++ b/WebContent/docx/肺癌60基因重肿.docx
@@ -1465,8 +1465,8 @@
                 <w:szCs w:val="21"/>
               </w:rPr>
             </w:pPr>
-            <w:bookmarkStart w:id="0" w:name="_Toc527112379"/>
-            <w:bookmarkStart w:id="1" w:name="_Toc526855031"/>
+            <w:bookmarkStart w:id="0" w:name="_Toc526855031"/>
+            <w:bookmarkStart w:id="1" w:name="_Toc527112379"/>
             <w:r>
               <w:rPr>
                 <w:rFonts w:hint="eastAsia" w:asciiTheme="minorEastAsia" w:hAnsiTheme="minorEastAsia" w:eastAsiaTheme="minorEastAsia"/>
@@ -3273,6 +3273,7 @@
                 <w:szCs w:val="18"/>
               </w:rPr>
             </w:pPr>
+            <w:bookmarkStart w:id="17" w:name="_GoBack" w:colFirst="1" w:colLast="4"/>
             <w:r>
               <w:rPr>
                 <w:rFonts w:ascii="Times New Roman" w:hAnsi="Times New Roman"/>
@@ -3319,6 +3320,7 @@
               <w:keepLines w:val="0"/>
               <w:widowControl/>
               <w:suppressLineNumbers w:val="0"/>
+              <w:jc w:val="center"/>
               <w:rPr>
                 <w:rFonts w:ascii="Times New Roman" w:hAnsi="Times New Roman"/>
                 <w:kern w:val="2"/>
@@ -3493,19 +3495,7 @@
                 <w:szCs w:val="18"/>
                 <w:lang w:val="en-US" w:eastAsia="en-US"/>
               </w:rPr>
-              <w:t>}14号外显子跳跃突变</w:t>
-            </w:r>
-            <w:bookmarkStart w:id="17" w:name="_GoBack"/>
-            <w:bookmarkEnd w:id="17"/>
-            <w:r>
-              <w:rPr>
-                <w:rFonts w:hint="default" w:ascii="Times New Roman" w:hAnsi="Times New Roman"/>
-                <w:kern w:val="2"/>
-                <w:sz w:val="18"/>
-                <w:szCs w:val="18"/>
-                <w:lang w:val="en-US" w:eastAsia="en-US"/>
-              </w:rPr>
-              <w:t>{% else %}</w:t>
+              <w:t>}14号外显子跳跃突变{% else %}</w:t>
             </w:r>
             <w:r>
               <w:rPr>
@@ -3610,6 +3600,7 @@
           </w:p>
         </w:tc>
       </w:tr>
+      <w:bookmarkEnd w:id="17"/>
       <w:tr>
         <w:trPr>
           <w:trHeight w:val="568" w:hRule="atLeast"/>
@@ -7235,9 +7226,9 @@
           <w:rFonts w:ascii="Times New Roman" w:hAnsi="Times New Roman" w:cs="Times New Roman"/>
         </w:rPr>
       </w:pPr>
-      <w:bookmarkStart w:id="3" w:name="_Toc534637496"/>
-      <w:bookmarkStart w:id="4" w:name="_Toc527112383"/>
-      <w:bookmarkStart w:id="5" w:name="_Toc526855035"/>
+      <w:bookmarkStart w:id="3" w:name="_Toc526855035"/>
+      <w:bookmarkStart w:id="4" w:name="_Toc534637496"/>
+      <w:bookmarkStart w:id="5" w:name="_Toc527112383"/>
       <w:r>
         <w:rPr>
           <w:rFonts w:ascii="Times New Roman" w:hAnsi="Times New Roman" w:cs="Times New Roman"/>
@@ -7681,10 +7672,10 @@
           <w:szCs w:val="24"/>
         </w:rPr>
       </w:pPr>
-      <w:bookmarkStart w:id="6" w:name="_Toc23606"/>
-      <w:bookmarkStart w:id="7" w:name="_Toc4331_WPSOffice_Level2"/>
-      <w:bookmarkStart w:id="8" w:name="_Toc30582"/>
-      <w:bookmarkStart w:id="9" w:name="_Toc32443_WPSOffice_Level2"/>
+      <w:bookmarkStart w:id="6" w:name="_Toc4331_WPSOffice_Level2"/>
+      <w:bookmarkStart w:id="7" w:name="_Toc23606"/>
+      <w:bookmarkStart w:id="8" w:name="_Toc32443_WPSOffice_Level2"/>
+      <w:bookmarkStart w:id="9" w:name="_Toc30582"/>
       <w:r>
         <w:rPr>
           <w:rFonts w:ascii="Times New Roman" w:hAnsi="Times New Roman" w:eastAsia="微软雅黑" w:cs="Times New Roman"/>
@@ -14204,9 +14195,9 @@
           <w:szCs w:val="28"/>
         </w:rPr>
       </w:pPr>
-      <w:bookmarkStart w:id="10" w:name="_Toc526855038"/>
+      <w:bookmarkStart w:id="10" w:name="_Toc527112386"/>
       <w:bookmarkStart w:id="11" w:name="_Toc534637499"/>
-      <w:bookmarkStart w:id="12" w:name="_Toc527112386"/>
+      <w:bookmarkStart w:id="12" w:name="_Toc526855038"/>
       <w:r>
         <w:rPr>
           <w:rFonts w:ascii="Times New Roman" w:hAnsi="Times New Roman" w:eastAsia="微软雅黑" w:cs="Times New Roman"/>

--- a/WebContent/docx/肺癌60基因重肿.docx
+++ b/WebContent/docx/肺癌60基因重肿.docx
@@ -1979,12 +1979,6 @@
             <w:insideH w:val="single" w:color="95B3D7" w:themeColor="accent1" w:themeTint="99" w:sz="4" w:space="0"/>
             <w:insideV w:val="single" w:color="95B3D7" w:themeColor="accent1" w:themeTint="99" w:sz="4" w:space="0"/>
           </w:tblBorders>
-          <w:tblCellMar>
-            <w:top w:w="0" w:type="dxa"/>
-            <w:left w:w="108" w:type="dxa"/>
-            <w:bottom w:w="0" w:type="dxa"/>
-            <w:right w:w="108" w:type="dxa"/>
-          </w:tblCellMar>
         </w:tblPrEx>
         <w:trPr>
           <w:trHeight w:val="436" w:hRule="atLeast"/>
@@ -8000,9 +7994,9 @@
           <w:rFonts w:ascii="Times New Roman" w:hAnsi="Times New Roman" w:cs="Times New Roman"/>
         </w:rPr>
       </w:pPr>
-      <w:bookmarkStart w:id="3" w:name="_Toc526855035"/>
-      <w:bookmarkStart w:id="4" w:name="_Toc527112383"/>
-      <w:bookmarkStart w:id="5" w:name="_Toc534637496"/>
+      <w:bookmarkStart w:id="3" w:name="_Toc534637496"/>
+      <w:bookmarkStart w:id="4" w:name="_Toc526855035"/>
+      <w:bookmarkStart w:id="5" w:name="_Toc527112383"/>
       <w:r>
         <w:rPr>
           <w:rFonts w:ascii="Times New Roman" w:hAnsi="Times New Roman" w:cs="Times New Roman"/>
@@ -8029,7 +8023,16 @@
           <w:sz w:val="18"/>
           <w:szCs w:val="18"/>
         </w:rPr>
-        <w:t>变异丰度：在某位点产生突变的等位基因在该位点全部等位基因中所占比率。本试剂的检测下限为1%变异丰度，对于低于1%丰度的突变位点，验证后报出。</w:t>
+        <w:t>变异丰度：在某位点产生突变的等位基因在该位点全部等位基因中所占比率。本试剂的检测下限为1%变异丰度，对于低于1%丰度的突变位点，验证后报出</w:t>
+      </w:r>
+      <w:r>
+        <w:rPr>
+          <w:rFonts w:hint="eastAsia"/>
+          <w:sz w:val="18"/>
+          <w:szCs w:val="18"/>
+          <w:lang w:eastAsia="zh-CN"/>
+        </w:rPr>
+        <w:t>；</w:t>
       </w:r>
     </w:p>
     <w:p>
@@ -8078,11 +8081,23 @@
       </w:pPr>
       <w:r>
         <w:rPr>
-          <w:sz w:val="18"/>
-          <w:szCs w:val="18"/>
-        </w:rPr>
-        <w:t>检测结果与采集的标本病变（靶组织）比例有关，靶组织含量过低可能出现假阴性；</w:t>
-      </w:r>
+          <w:rFonts w:hint="eastAsia"/>
+          <w:sz w:val="18"/>
+          <w:szCs w:val="18"/>
+        </w:rPr>
+        <w:t>若该基因发生的是融合突变，NDF值指该位点的融合支持Reads数占样本总Reads数的比例的对数值（log 值）</w:t>
+      </w:r>
+      <w:r>
+        <w:rPr>
+          <w:rFonts w:hint="eastAsia"/>
+          <w:sz w:val="18"/>
+          <w:szCs w:val="18"/>
+          <w:lang w:eastAsia="zh-CN"/>
+        </w:rPr>
+        <w:t>；</w:t>
+      </w:r>
+      <w:bookmarkStart w:id="17" w:name="_GoBack"/>
+      <w:bookmarkEnd w:id="17"/>
     </w:p>
     <w:p>
       <w:pPr>
@@ -8103,7 +8118,7 @@
           <w:sz w:val="18"/>
           <w:szCs w:val="18"/>
         </w:rPr>
-        <w:t>本报告仅对所检测标本负责，检测结果的解释及建议基于当前的科学研究水平，仅供临床医师参考，勿作他用；</w:t>
+        <w:t>检测结果与采集的标本病变（靶组织）比例有关，靶组织含量过低可能出现假阴性；</w:t>
       </w:r>
     </w:p>
     <w:p>
@@ -8125,7 +8140,7 @@
           <w:sz w:val="18"/>
           <w:szCs w:val="18"/>
         </w:rPr>
-        <w:t>本检测只检测60个肺癌个体化基因的特定突变，不排除受检者携带检测列表以外的突变位点；</w:t>
+        <w:t>本报告仅对所检测标本负责，检测结果的解释及建议基于当前的科学研究水平，仅供临床医师参考，勿作他用；</w:t>
       </w:r>
     </w:p>
     <w:p>
@@ -8147,6 +8162,28 @@
           <w:sz w:val="18"/>
           <w:szCs w:val="18"/>
         </w:rPr>
+        <w:t>本检测只检测60个肺癌个体化基因的特定突变，不排除受检者携带检测列表以外的突变位点；</w:t>
+      </w:r>
+    </w:p>
+    <w:p>
+      <w:pPr>
+        <w:pStyle w:val="41"/>
+        <w:numPr>
+          <w:ilvl w:val="0"/>
+          <w:numId w:val="1"/>
+        </w:numPr>
+        <w:adjustRightInd w:val="0"/>
+        <w:snapToGrid w:val="0"/>
+        <w:rPr>
+          <w:sz w:val="18"/>
+          <w:szCs w:val="18"/>
+        </w:rPr>
+      </w:pPr>
+      <w:r>
+        <w:rPr>
+          <w:sz w:val="18"/>
+          <w:szCs w:val="18"/>
+        </w:rPr>
         <w:t>基因变异按照临床意义的重要性分为四个等级：I类变异（具有A级或B级证据），II类变异（具有C级或D级证据），III类变异（在出具报告时文献尚未报道、或突变意义已经明确但无相关的靶向用药信息、或突变意义不明但可能存在潜在的临床意义），IV类变异（包括良性变异、或疑似良性变异，合并III类报出）。</w:t>
       </w:r>
     </w:p>
@@ -8446,8 +8483,8 @@
           <w:szCs w:val="24"/>
         </w:rPr>
       </w:pPr>
-      <w:bookmarkStart w:id="6" w:name="_Toc32443_WPSOffice_Level2"/>
-      <w:bookmarkStart w:id="7" w:name="_Toc23606"/>
+      <w:bookmarkStart w:id="6" w:name="_Toc23606"/>
+      <w:bookmarkStart w:id="7" w:name="_Toc32443_WPSOffice_Level2"/>
       <w:bookmarkStart w:id="8" w:name="_Toc30582"/>
       <w:bookmarkStart w:id="9" w:name="_Toc4331_WPSOffice_Level2"/>
       <w:r>
@@ -11981,12 +12018,6 @@
             <w:insideH w:val="dotted" w:color="45A3A7" w:sz="4" w:space="0"/>
             <w:insideV w:val="dotted" w:color="45A3A7" w:sz="4" w:space="0"/>
           </w:tblBorders>
-          <w:tblCellMar>
-            <w:top w:w="0" w:type="dxa"/>
-            <w:left w:w="108" w:type="dxa"/>
-            <w:bottom w:w="0" w:type="dxa"/>
-            <w:right w:w="108" w:type="dxa"/>
-          </w:tblCellMar>
         </w:tblPrEx>
         <w:trPr>
           <w:trHeight w:val="340" w:hRule="atLeast"/>
@@ -17373,7 +17404,6 @@
             <w:insideH w:val="none" w:color="auto" w:sz="0" w:space="0"/>
             <w:insideV w:val="none" w:color="auto" w:sz="0" w:space="0"/>
           </w:tblBorders>
-          <w:shd w:val="clear" w:color="auto" w:fill="auto"/>
           <w:tblCellMar>
             <w:top w:w="0" w:type="dxa"/>
             <w:left w:w="108" w:type="dxa"/>
@@ -19062,7 +19092,6 @@
             <w:insideH w:val="none" w:color="auto" w:sz="0" w:space="0"/>
             <w:insideV w:val="none" w:color="auto" w:sz="0" w:space="0"/>
           </w:tblBorders>
-          <w:shd w:val="clear" w:color="auto" w:fill="auto"/>
           <w:tblCellMar>
             <w:top w:w="0" w:type="dxa"/>
             <w:left w:w="108" w:type="dxa"/>
@@ -20104,7 +20133,6 @@
             <w:insideH w:val="none" w:color="auto" w:sz="0" w:space="0"/>
             <w:insideV w:val="none" w:color="auto" w:sz="0" w:space="0"/>
           </w:tblBorders>
-          <w:shd w:val="clear" w:color="auto" w:fill="auto"/>
           <w:tblCellMar>
             <w:top w:w="0" w:type="dxa"/>
             <w:left w:w="108" w:type="dxa"/>
@@ -21385,7 +21413,6 @@
             <w:insideH w:val="none" w:color="auto" w:sz="0" w:space="0"/>
             <w:insideV w:val="none" w:color="auto" w:sz="0" w:space="0"/>
           </w:tblBorders>
-          <w:shd w:val="clear" w:color="auto" w:fill="auto"/>
           <w:tblCellMar>
             <w:top w:w="0" w:type="dxa"/>
             <w:left w:w="108" w:type="dxa"/>
@@ -22123,8 +22150,6 @@
               </w:rPr>
               <w:t>p.D770_N771insG</w:t>
             </w:r>
-            <w:bookmarkStart w:id="17" w:name="_GoBack"/>
-            <w:bookmarkEnd w:id="17"/>
           </w:p>
         </w:tc>
         <w:tc>
@@ -22174,263 +22199,6 @@
                 <w:lang w:val="en-US" w:eastAsia="zh-CN" w:bidi="ar"/>
               </w:rPr>
               <w:t xml:space="preserve">12378 </w:t>
-            </w:r>
-          </w:p>
-        </w:tc>
-      </w:tr>
-      <w:tr>
-        <w:tblPrEx>
-          <w:tblBorders>
-            <w:top w:val="none" w:color="auto" w:sz="0" w:space="0"/>
-            <w:left w:val="none" w:color="auto" w:sz="0" w:space="0"/>
-            <w:bottom w:val="none" w:color="auto" w:sz="0" w:space="0"/>
-            <w:right w:val="none" w:color="auto" w:sz="0" w:space="0"/>
-            <w:insideH w:val="none" w:color="auto" w:sz="0" w:space="0"/>
-            <w:insideV w:val="none" w:color="auto" w:sz="0" w:space="0"/>
-          </w:tblBorders>
-          <w:shd w:val="clear" w:color="auto" w:fill="auto"/>
-          <w:tblCellMar>
-            <w:top w:w="0" w:type="dxa"/>
-            <w:left w:w="108" w:type="dxa"/>
-            <w:bottom w:w="0" w:type="dxa"/>
-            <w:right w:w="108" w:type="dxa"/>
-          </w:tblCellMar>
-        </w:tblPrEx>
-        <w:trPr>
-          <w:trHeight w:val="300" w:hRule="atLeast"/>
-        </w:trPr>
-        <w:tc>
-          <w:tcPr>
-            <w:tcW w:w="699" w:type="pct"/>
-            <w:vMerge w:val="continue"/>
-            <w:tcBorders>
-              <w:top w:val="single" w:color="FFFFFF" w:sz="8" w:space="0"/>
-              <w:left w:val="single" w:color="FFFFFF" w:sz="8" w:space="0"/>
-              <w:bottom w:val="single" w:color="FFFFFF" w:sz="8" w:space="0"/>
-              <w:right w:val="single" w:color="FFFFFF" w:sz="8" w:space="0"/>
-            </w:tcBorders>
-            <w:shd w:val="clear" w:color="auto" w:fill="1F3864"/>
-            <w:vAlign w:val="center"/>
-          </w:tcPr>
-          <w:p>
-            <w:pPr>
-              <w:jc w:val="left"/>
-              <w:rPr>
-                <w:rFonts w:hint="default" w:ascii="Times New Roman" w:hAnsi="Times New Roman" w:eastAsia="宋体" w:cs="Times New Roman"/>
-                <w:b/>
-                <w:bCs w:val="0"/>
-                <w:i w:val="0"/>
-                <w:iCs w:val="0"/>
-                <w:color w:val="FFFFFF" w:themeColor="background1"/>
-                <w:sz w:val="18"/>
-                <w:szCs w:val="18"/>
-                <w:u w:val="none"/>
-                <w14:textFill>
-                  <w14:solidFill>
-                    <w14:schemeClr w14:val="bg1"/>
-                  </w14:solidFill>
-                </w14:textFill>
-              </w:rPr>
-            </w:pPr>
-          </w:p>
-        </w:tc>
-        <w:tc>
-          <w:tcPr>
-            <w:tcW w:w="435" w:type="pct"/>
-            <w:tcBorders>
-              <w:top w:val="single" w:color="000000" w:sz="4" w:space="0"/>
-              <w:left w:val="single" w:color="FFFFFF" w:sz="8" w:space="0"/>
-              <w:bottom w:val="single" w:color="000000" w:sz="4" w:space="0"/>
-              <w:right w:val="single" w:color="000000" w:sz="4" w:space="0"/>
-            </w:tcBorders>
-            <w:shd w:val="clear" w:color="auto" w:fill="FFFFFF"/>
-            <w:vAlign w:val="center"/>
-          </w:tcPr>
-          <w:p>
-            <w:pPr>
-              <w:keepNext w:val="0"/>
-              <w:keepLines w:val="0"/>
-              <w:widowControl/>
-              <w:suppressLineNumbers w:val="0"/>
-              <w:jc w:val="left"/>
-              <w:textAlignment w:val="center"/>
-              <w:rPr>
-                <w:rFonts w:hint="default" w:ascii="Times New Roman" w:hAnsi="Times New Roman" w:eastAsia="宋体" w:cs="Times New Roman"/>
-                <w:b w:val="0"/>
-                <w:bCs/>
-                <w:i w:val="0"/>
-                <w:iCs w:val="0"/>
-                <w:color w:val="000000"/>
-                <w:sz w:val="18"/>
-                <w:szCs w:val="18"/>
-                <w:u w:val="none"/>
-              </w:rPr>
-            </w:pPr>
-            <w:r>
-              <w:rPr>
-                <w:rFonts w:hint="default" w:ascii="Times New Roman" w:hAnsi="Times New Roman" w:eastAsia="宋体" w:cs="Times New Roman"/>
-                <w:b w:val="0"/>
-                <w:bCs/>
-                <w:i w:val="0"/>
-                <w:iCs w:val="0"/>
-                <w:color w:val="000000"/>
-                <w:kern w:val="0"/>
-                <w:sz w:val="18"/>
-                <w:szCs w:val="18"/>
-                <w:u w:val="none"/>
-                <w:lang w:val="en-US" w:eastAsia="zh-CN" w:bidi="ar"/>
-              </w:rPr>
-              <w:t xml:space="preserve">20 </w:t>
-            </w:r>
-          </w:p>
-        </w:tc>
-        <w:tc>
-          <w:tcPr>
-            <w:tcW w:w="1643" w:type="pct"/>
-            <w:tcBorders>
-              <w:top w:val="single" w:color="000000" w:sz="4" w:space="0"/>
-              <w:left w:val="single" w:color="000000" w:sz="4" w:space="0"/>
-              <w:bottom w:val="single" w:color="000000" w:sz="4" w:space="0"/>
-              <w:right w:val="single" w:color="000000" w:sz="4" w:space="0"/>
-            </w:tcBorders>
-            <w:shd w:val="clear" w:color="auto" w:fill="FFFFFF"/>
-            <w:vAlign w:val="center"/>
-          </w:tcPr>
-          <w:p>
-            <w:pPr>
-              <w:keepNext w:val="0"/>
-              <w:keepLines w:val="0"/>
-              <w:widowControl/>
-              <w:suppressLineNumbers w:val="0"/>
-              <w:jc w:val="left"/>
-              <w:textAlignment w:val="center"/>
-              <w:rPr>
-                <w:rFonts w:hint="default" w:ascii="Times New Roman" w:hAnsi="Times New Roman" w:eastAsia="宋体" w:cs="Times New Roman"/>
-                <w:b w:val="0"/>
-                <w:bCs/>
-                <w:i w:val="0"/>
-                <w:iCs w:val="0"/>
-                <w:color w:val="000000"/>
-                <w:sz w:val="18"/>
-                <w:szCs w:val="18"/>
-                <w:u w:val="none"/>
-              </w:rPr>
-            </w:pPr>
-            <w:r>
-              <w:rPr>
-                <w:rFonts w:hint="default" w:ascii="Times New Roman" w:hAnsi="Times New Roman" w:eastAsia="宋体" w:cs="Times New Roman"/>
-                <w:b w:val="0"/>
-                <w:bCs/>
-                <w:i w:val="0"/>
-                <w:iCs w:val="0"/>
-                <w:color w:val="000000"/>
-                <w:kern w:val="0"/>
-                <w:sz w:val="18"/>
-                <w:szCs w:val="18"/>
-                <w:u w:val="none"/>
-                <w:lang w:val="en-US" w:eastAsia="zh-CN" w:bidi="ar"/>
-              </w:rPr>
-              <w:t>c.2319_2320insCAC</w:t>
-            </w:r>
-          </w:p>
-        </w:tc>
-        <w:tc>
-          <w:tcPr>
-            <w:tcW w:w="1591" w:type="pct"/>
-            <w:tcBorders>
-              <w:top w:val="single" w:color="000000" w:sz="4" w:space="0"/>
-              <w:left w:val="single" w:color="000000" w:sz="4" w:space="0"/>
-              <w:bottom w:val="single" w:color="000000" w:sz="4" w:space="0"/>
-              <w:right w:val="single" w:color="000000" w:sz="4" w:space="0"/>
-            </w:tcBorders>
-            <w:shd w:val="clear" w:color="auto" w:fill="FFFFFF"/>
-            <w:vAlign w:val="center"/>
-          </w:tcPr>
-          <w:p>
-            <w:pPr>
-              <w:keepNext w:val="0"/>
-              <w:keepLines w:val="0"/>
-              <w:widowControl/>
-              <w:suppressLineNumbers w:val="0"/>
-              <w:jc w:val="left"/>
-              <w:textAlignment w:val="center"/>
-              <w:rPr>
-                <w:rFonts w:hint="default" w:ascii="Times New Roman" w:hAnsi="Times New Roman" w:eastAsia="宋体" w:cs="Times New Roman"/>
-                <w:b w:val="0"/>
-                <w:bCs/>
-                <w:i w:val="0"/>
-                <w:iCs w:val="0"/>
-                <w:color w:val="000000"/>
-                <w:sz w:val="18"/>
-                <w:szCs w:val="18"/>
-                <w:u w:val="none"/>
-              </w:rPr>
-            </w:pPr>
-            <w:r>
-              <w:rPr>
-                <w:rFonts w:hint="default" w:ascii="Times New Roman" w:hAnsi="Times New Roman" w:eastAsia="宋体" w:cs="Times New Roman"/>
-                <w:b w:val="0"/>
-                <w:bCs/>
-                <w:i w:val="0"/>
-                <w:iCs w:val="0"/>
-                <w:color w:val="000000"/>
-                <w:kern w:val="0"/>
-                <w:sz w:val="18"/>
-                <w:szCs w:val="18"/>
-                <w:u w:val="none"/>
-                <w:lang w:val="en-US" w:eastAsia="zh-CN" w:bidi="ar"/>
-              </w:rPr>
-              <w:t>p.H773_V774insH</w:t>
-            </w:r>
-          </w:p>
-        </w:tc>
-        <w:tc>
-          <w:tcPr>
-            <w:tcW w:w="630" w:type="pct"/>
-            <w:tcBorders>
-              <w:top w:val="single" w:color="000000" w:sz="4" w:space="0"/>
-              <w:left w:val="single" w:color="000000" w:sz="4" w:space="0"/>
-              <w:bottom w:val="single" w:color="000000" w:sz="4" w:space="0"/>
-              <w:right w:val="single" w:color="000000" w:sz="4" w:space="0"/>
-            </w:tcBorders>
-            <w:shd w:val="clear" w:color="auto" w:fill="FFFFFF"/>
-            <w:vAlign w:val="center"/>
-          </w:tcPr>
-          <w:p>
-            <w:pPr>
-              <w:keepNext w:val="0"/>
-              <w:keepLines w:val="0"/>
-              <w:widowControl/>
-              <w:suppressLineNumbers w:val="0"/>
-              <w:jc w:val="left"/>
-              <w:textAlignment w:val="center"/>
-              <w:rPr>
-                <w:rFonts w:hint="default" w:ascii="Times New Roman" w:hAnsi="Times New Roman" w:eastAsia="宋体" w:cs="Times New Roman"/>
-                <w:b w:val="0"/>
-                <w:bCs/>
-                <w:i w:val="0"/>
-                <w:iCs w:val="0"/>
-                <w:color w:val="000000"/>
-                <w:sz w:val="18"/>
-                <w:szCs w:val="18"/>
-                <w:u w:val="none"/>
-              </w:rPr>
-            </w:pPr>
-            <w:r>
-              <w:rPr>
-                <w:rFonts w:hint="default" w:ascii="Times New Roman" w:hAnsi="Times New Roman" w:eastAsia="宋体" w:cs="Times New Roman"/>
-                <w:b w:val="0"/>
-                <w:bCs/>
-                <w:i w:val="0"/>
-                <w:iCs w:val="0"/>
-                <w:color w:val="000000"/>
-                <w:kern w:val="0"/>
-                <w:sz w:val="18"/>
-                <w:szCs w:val="18"/>
-                <w:u w:val="none"/>
-                <w:lang w:val="en-US" w:eastAsia="zh-CN" w:bidi="ar"/>
-              </w:rPr>
-              <w:t xml:space="preserve">12377 </w:t>
             </w:r>
           </w:p>
         </w:tc>
@@ -22536,7 +22304,7 @@
                 <w:u w:val="none"/>
                 <w:lang w:val="en-US" w:eastAsia="zh-CN" w:bidi="ar"/>
               </w:rPr>
-              <w:t xml:space="preserve">21 </w:t>
+              <w:t xml:space="preserve">20 </w:t>
             </w:r>
           </w:p>
         </w:tc>
@@ -22586,7 +22354,7 @@
                 <w:u w:val="none"/>
                 <w:lang w:val="en-US" w:eastAsia="zh-CN" w:bidi="ar"/>
               </w:rPr>
-              <w:t>c.2573T&gt;G</w:t>
+              <w:t>c.2319_2320insCAC</w:t>
             </w:r>
           </w:p>
         </w:tc>
@@ -22636,7 +22404,7 @@
                 <w:u w:val="none"/>
                 <w:lang w:val="en-US" w:eastAsia="zh-CN" w:bidi="ar"/>
               </w:rPr>
-              <w:t>p.L858R</w:t>
+              <w:t>p.H773_V774insH</w:t>
             </w:r>
           </w:p>
         </w:tc>
@@ -22686,264 +22454,7 @@
                 <w:u w:val="none"/>
                 <w:lang w:val="en-US" w:eastAsia="zh-CN" w:bidi="ar"/>
               </w:rPr>
-              <w:t xml:space="preserve">6224 </w:t>
-            </w:r>
-          </w:p>
-        </w:tc>
-      </w:tr>
-      <w:tr>
-        <w:tblPrEx>
-          <w:tblBorders>
-            <w:top w:val="none" w:color="auto" w:sz="0" w:space="0"/>
-            <w:left w:val="none" w:color="auto" w:sz="0" w:space="0"/>
-            <w:bottom w:val="none" w:color="auto" w:sz="0" w:space="0"/>
-            <w:right w:val="none" w:color="auto" w:sz="0" w:space="0"/>
-            <w:insideH w:val="none" w:color="auto" w:sz="0" w:space="0"/>
-            <w:insideV w:val="none" w:color="auto" w:sz="0" w:space="0"/>
-          </w:tblBorders>
-          <w:shd w:val="clear" w:color="auto" w:fill="auto"/>
-          <w:tblCellMar>
-            <w:top w:w="0" w:type="dxa"/>
-            <w:left w:w="108" w:type="dxa"/>
-            <w:bottom w:w="0" w:type="dxa"/>
-            <w:right w:w="108" w:type="dxa"/>
-          </w:tblCellMar>
-        </w:tblPrEx>
-        <w:trPr>
-          <w:trHeight w:val="300" w:hRule="atLeast"/>
-        </w:trPr>
-        <w:tc>
-          <w:tcPr>
-            <w:tcW w:w="699" w:type="pct"/>
-            <w:vMerge w:val="continue"/>
-            <w:tcBorders>
-              <w:top w:val="single" w:color="FFFFFF" w:sz="8" w:space="0"/>
-              <w:left w:val="single" w:color="FFFFFF" w:sz="8" w:space="0"/>
-              <w:bottom w:val="single" w:color="FFFFFF" w:sz="8" w:space="0"/>
-              <w:right w:val="single" w:color="FFFFFF" w:sz="8" w:space="0"/>
-            </w:tcBorders>
-            <w:shd w:val="clear" w:color="auto" w:fill="1F3864"/>
-            <w:vAlign w:val="center"/>
-          </w:tcPr>
-          <w:p>
-            <w:pPr>
-              <w:jc w:val="left"/>
-              <w:rPr>
-                <w:rFonts w:hint="default" w:ascii="Times New Roman" w:hAnsi="Times New Roman" w:eastAsia="宋体" w:cs="Times New Roman"/>
-                <w:b/>
-                <w:bCs w:val="0"/>
-                <w:i w:val="0"/>
-                <w:iCs w:val="0"/>
-                <w:color w:val="FFFFFF" w:themeColor="background1"/>
-                <w:sz w:val="18"/>
-                <w:szCs w:val="18"/>
-                <w:u w:val="none"/>
-                <w14:textFill>
-                  <w14:solidFill>
-                    <w14:schemeClr w14:val="bg1"/>
-                  </w14:solidFill>
-                </w14:textFill>
-              </w:rPr>
-            </w:pPr>
-          </w:p>
-        </w:tc>
-        <w:tc>
-          <w:tcPr>
-            <w:tcW w:w="435" w:type="pct"/>
-            <w:tcBorders>
-              <w:top w:val="single" w:color="000000" w:sz="4" w:space="0"/>
-              <w:left w:val="single" w:color="FFFFFF" w:sz="8" w:space="0"/>
-              <w:bottom w:val="single" w:color="000000" w:sz="4" w:space="0"/>
-              <w:right w:val="single" w:color="000000" w:sz="4" w:space="0"/>
-            </w:tcBorders>
-            <w:shd w:val="clear" w:color="auto" w:fill="FFFFFF"/>
-            <w:vAlign w:val="center"/>
-          </w:tcPr>
-          <w:p>
-            <w:pPr>
-              <w:keepNext w:val="0"/>
-              <w:keepLines w:val="0"/>
-              <w:widowControl/>
-              <w:suppressLineNumbers w:val="0"/>
-              <w:jc w:val="left"/>
-              <w:textAlignment w:val="center"/>
-              <w:rPr>
-                <w:rFonts w:hint="default" w:ascii="Times New Roman" w:hAnsi="Times New Roman" w:eastAsia="宋体" w:cs="Times New Roman"/>
-                <w:b w:val="0"/>
-                <w:bCs/>
-                <w:i w:val="0"/>
-                <w:iCs w:val="0"/>
-                <w:color w:val="000000"/>
-                <w:sz w:val="18"/>
-                <w:szCs w:val="18"/>
-                <w:u w:val="none"/>
-              </w:rPr>
-            </w:pPr>
-            <w:r>
-              <w:rPr>
-                <w:rFonts w:hint="default" w:ascii="Times New Roman" w:hAnsi="Times New Roman" w:eastAsia="宋体" w:cs="Times New Roman"/>
-                <w:b w:val="0"/>
-                <w:bCs/>
-                <w:i w:val="0"/>
-                <w:iCs w:val="0"/>
-                <w:color w:val="000000"/>
-                <w:kern w:val="0"/>
-                <w:sz w:val="18"/>
-                <w:szCs w:val="18"/>
-                <w:u w:val="none"/>
-                <w:lang w:val="en-US" w:eastAsia="zh-CN" w:bidi="ar"/>
-              </w:rPr>
-              <w:t xml:space="preserve">21 </w:t>
-            </w:r>
-          </w:p>
-        </w:tc>
-        <w:tc>
-          <w:tcPr>
-            <w:tcW w:w="1643" w:type="pct"/>
-            <w:tcBorders>
-              <w:top w:val="single" w:color="000000" w:sz="4" w:space="0"/>
-              <w:left w:val="single" w:color="000000" w:sz="4" w:space="0"/>
-              <w:bottom w:val="single" w:color="000000" w:sz="4" w:space="0"/>
-              <w:right w:val="single" w:color="000000" w:sz="4" w:space="0"/>
-            </w:tcBorders>
-            <w:shd w:val="clear" w:color="auto" w:fill="FFFFFF"/>
-            <w:vAlign w:val="center"/>
-          </w:tcPr>
-          <w:p>
-            <w:pPr>
-              <w:keepNext w:val="0"/>
-              <w:keepLines w:val="0"/>
-              <w:widowControl/>
-              <w:suppressLineNumbers w:val="0"/>
-              <w:jc w:val="left"/>
-              <w:textAlignment w:val="center"/>
-              <w:rPr>
-                <w:rFonts w:hint="default" w:ascii="Times New Roman" w:hAnsi="Times New Roman" w:eastAsia="宋体" w:cs="Times New Roman"/>
-                <w:b w:val="0"/>
-                <w:bCs/>
-                <w:i w:val="0"/>
-                <w:iCs w:val="0"/>
-                <w:color w:val="000000"/>
-                <w:sz w:val="18"/>
-                <w:szCs w:val="18"/>
-                <w:u w:val="none"/>
-              </w:rPr>
-            </w:pPr>
-            <w:r>
-              <w:rPr>
-                <w:rFonts w:hint="default" w:ascii="Times New Roman" w:hAnsi="Times New Roman" w:eastAsia="宋体" w:cs="Times New Roman"/>
-                <w:b w:val="0"/>
-                <w:bCs/>
-                <w:i w:val="0"/>
-                <w:iCs w:val="0"/>
-                <w:color w:val="000000"/>
-                <w:kern w:val="0"/>
-                <w:sz w:val="18"/>
-                <w:szCs w:val="18"/>
-                <w:u w:val="none"/>
-                <w:lang w:val="en-US" w:eastAsia="zh-CN" w:bidi="ar"/>
-              </w:rPr>
-              <w:t>c.2582T&gt;A</w:t>
-            </w:r>
-          </w:p>
-        </w:tc>
-        <w:tc>
-          <w:tcPr>
-            <w:tcW w:w="1591" w:type="pct"/>
-            <w:tcBorders>
-              <w:top w:val="single" w:color="000000" w:sz="4" w:space="0"/>
-              <w:left w:val="single" w:color="000000" w:sz="4" w:space="0"/>
-              <w:bottom w:val="single" w:color="000000" w:sz="4" w:space="0"/>
-              <w:right w:val="single" w:color="000000" w:sz="4" w:space="0"/>
-            </w:tcBorders>
-            <w:shd w:val="clear" w:color="auto" w:fill="FFFFFF"/>
-            <w:vAlign w:val="center"/>
-          </w:tcPr>
-          <w:p>
-            <w:pPr>
-              <w:keepNext w:val="0"/>
-              <w:keepLines w:val="0"/>
-              <w:widowControl/>
-              <w:suppressLineNumbers w:val="0"/>
-              <w:jc w:val="left"/>
-              <w:textAlignment w:val="center"/>
-              <w:rPr>
-                <w:rFonts w:hint="default" w:ascii="Times New Roman" w:hAnsi="Times New Roman" w:eastAsia="宋体" w:cs="Times New Roman"/>
-                <w:b w:val="0"/>
-                <w:bCs/>
-                <w:i w:val="0"/>
-                <w:iCs w:val="0"/>
-                <w:color w:val="000000"/>
-                <w:sz w:val="18"/>
-                <w:szCs w:val="18"/>
-                <w:u w:val="none"/>
-              </w:rPr>
-            </w:pPr>
-            <w:r>
-              <w:rPr>
-                <w:rFonts w:hint="default" w:ascii="Times New Roman" w:hAnsi="Times New Roman" w:eastAsia="宋体" w:cs="Times New Roman"/>
-                <w:b w:val="0"/>
-                <w:bCs/>
-                <w:i w:val="0"/>
-                <w:iCs w:val="0"/>
-                <w:color w:val="000000"/>
-                <w:kern w:val="0"/>
-                <w:sz w:val="18"/>
-                <w:szCs w:val="18"/>
-                <w:u w:val="none"/>
-                <w:lang w:val="en-US" w:eastAsia="zh-CN" w:bidi="ar"/>
-              </w:rPr>
-              <w:t>p.L861Q</w:t>
-            </w:r>
-          </w:p>
-        </w:tc>
-        <w:tc>
-          <w:tcPr>
-            <w:tcW w:w="630" w:type="pct"/>
-            <w:tcBorders>
-              <w:top w:val="single" w:color="000000" w:sz="4" w:space="0"/>
-              <w:left w:val="single" w:color="000000" w:sz="4" w:space="0"/>
-              <w:bottom w:val="single" w:color="000000" w:sz="4" w:space="0"/>
-              <w:right w:val="single" w:color="000000" w:sz="4" w:space="0"/>
-            </w:tcBorders>
-            <w:shd w:val="clear" w:color="auto" w:fill="FFFFFF"/>
-            <w:vAlign w:val="center"/>
-          </w:tcPr>
-          <w:p>
-            <w:pPr>
-              <w:keepNext w:val="0"/>
-              <w:keepLines w:val="0"/>
-              <w:widowControl/>
-              <w:suppressLineNumbers w:val="0"/>
-              <w:jc w:val="left"/>
-              <w:textAlignment w:val="center"/>
-              <w:rPr>
-                <w:rFonts w:hint="default" w:ascii="Times New Roman" w:hAnsi="Times New Roman" w:eastAsia="宋体" w:cs="Times New Roman"/>
-                <w:b w:val="0"/>
-                <w:bCs/>
-                <w:i w:val="0"/>
-                <w:iCs w:val="0"/>
-                <w:color w:val="000000"/>
-                <w:sz w:val="18"/>
-                <w:szCs w:val="18"/>
-                <w:u w:val="none"/>
-              </w:rPr>
-            </w:pPr>
-            <w:r>
-              <w:rPr>
-                <w:rFonts w:hint="default" w:ascii="Times New Roman" w:hAnsi="Times New Roman" w:eastAsia="宋体" w:cs="Times New Roman"/>
-                <w:b w:val="0"/>
-                <w:bCs/>
-                <w:i w:val="0"/>
-                <w:iCs w:val="0"/>
-                <w:color w:val="000000"/>
-                <w:kern w:val="0"/>
-                <w:sz w:val="18"/>
-                <w:szCs w:val="18"/>
-                <w:u w:val="none"/>
-                <w:lang w:val="en-US" w:eastAsia="zh-CN" w:bidi="ar"/>
-              </w:rPr>
-              <w:t xml:space="preserve">6213 </w:t>
+              <w:t xml:space="preserve">12377 </w:t>
             </w:r>
           </w:p>
         </w:tc>
@@ -22971,7 +22482,7 @@
         <w:tc>
           <w:tcPr>
             <w:tcW w:w="699" w:type="pct"/>
-            <w:vMerge w:val="restart"/>
+            <w:vMerge w:val="continue"/>
             <w:tcBorders>
               <w:top w:val="single" w:color="FFFFFF" w:sz="8" w:space="0"/>
               <w:left w:val="single" w:color="FFFFFF" w:sz="8" w:space="0"/>
@@ -22983,12 +22494,7 @@
           </w:tcPr>
           <w:p>
             <w:pPr>
-              <w:keepNext w:val="0"/>
-              <w:keepLines w:val="0"/>
-              <w:widowControl/>
-              <w:suppressLineNumbers w:val="0"/>
               <w:jc w:val="left"/>
-              <w:textAlignment w:val="center"/>
               <w:rPr>
                 <w:rFonts w:hint="default" w:ascii="Times New Roman" w:hAnsi="Times New Roman" w:eastAsia="宋体" w:cs="Times New Roman"/>
                 <w:b/>
@@ -23006,27 +22512,6 @@
                 </w14:textFill>
               </w:rPr>
             </w:pPr>
-            <w:r>
-              <w:rPr>
-                <w:rFonts w:hint="default" w:ascii="Times New Roman" w:hAnsi="Times New Roman" w:eastAsia="宋体" w:cs="Times New Roman"/>
-                <w:b/>
-                <w:bCs w:val="0"/>
-                <w:i w:val="0"/>
-                <w:iCs w:val="0"/>
-                <w:color w:val="FFFFFF" w:themeColor="background1"/>
-                <w:kern w:val="0"/>
-                <w:sz w:val="18"/>
-                <w:szCs w:val="18"/>
-                <w:u w:val="none"/>
-                <w:lang w:val="en-US" w:eastAsia="zh-CN" w:bidi="ar"/>
-                <w14:textFill>
-                  <w14:solidFill>
-                    <w14:schemeClr w14:val="bg1"/>
-                  </w14:solidFill>
-                </w14:textFill>
-              </w:rPr>
-              <w:t>KRAS</w:t>
-            </w:r>
           </w:p>
         </w:tc>
         <w:tc>
@@ -23075,7 +22560,7 @@
                 <w:u w:val="none"/>
                 <w:lang w:val="en-US" w:eastAsia="zh-CN" w:bidi="ar"/>
               </w:rPr>
-              <w:t xml:space="preserve">2 </w:t>
+              <w:t xml:space="preserve">21 </w:t>
             </w:r>
           </w:p>
         </w:tc>
@@ -23125,7 +22610,7 @@
                 <w:u w:val="none"/>
                 <w:lang w:val="en-US" w:eastAsia="zh-CN" w:bidi="ar"/>
               </w:rPr>
-              <w:t>c.35G&gt;A</w:t>
+              <w:t>c.2573T&gt;G</w:t>
             </w:r>
           </w:p>
         </w:tc>
@@ -23175,7 +22660,7 @@
                 <w:u w:val="none"/>
                 <w:lang w:val="en-US" w:eastAsia="zh-CN" w:bidi="ar"/>
               </w:rPr>
-              <w:t>p.G12D</w:t>
+              <w:t>p.L858R</w:t>
             </w:r>
           </w:p>
         </w:tc>
@@ -23225,7 +22710,7 @@
                 <w:u w:val="none"/>
                 <w:lang w:val="en-US" w:eastAsia="zh-CN" w:bidi="ar"/>
               </w:rPr>
-              <w:t xml:space="preserve">521 </w:t>
+              <w:t xml:space="preserve">6224 </w:t>
             </w:r>
           </w:p>
         </w:tc>
@@ -23331,7 +22816,7 @@
                 <w:u w:val="none"/>
                 <w:lang w:val="en-US" w:eastAsia="zh-CN" w:bidi="ar"/>
               </w:rPr>
-              <w:t xml:space="preserve">2 </w:t>
+              <w:t xml:space="preserve">21 </w:t>
             </w:r>
           </w:p>
         </w:tc>
@@ -23381,7 +22866,7 @@
                 <w:u w:val="none"/>
                 <w:lang w:val="en-US" w:eastAsia="zh-CN" w:bidi="ar"/>
               </w:rPr>
-              <w:t>c.35G&gt;T</w:t>
+              <w:t>c.2582T&gt;A</w:t>
             </w:r>
           </w:p>
         </w:tc>
@@ -23431,7 +22916,7 @@
                 <w:u w:val="none"/>
                 <w:lang w:val="en-US" w:eastAsia="zh-CN" w:bidi="ar"/>
               </w:rPr>
-              <w:t>p.G12V</w:t>
+              <w:t>p.L861Q</w:t>
             </w:r>
           </w:p>
         </w:tc>
@@ -23481,7 +22966,7 @@
                 <w:u w:val="none"/>
                 <w:lang w:val="en-US" w:eastAsia="zh-CN" w:bidi="ar"/>
               </w:rPr>
-              <w:t xml:space="preserve">520 </w:t>
+              <w:t xml:space="preserve">6213 </w:t>
             </w:r>
           </w:p>
         </w:tc>
@@ -23509,7 +22994,7 @@
         <w:tc>
           <w:tcPr>
             <w:tcW w:w="699" w:type="pct"/>
-            <w:vMerge w:val="continue"/>
+            <w:vMerge w:val="restart"/>
             <w:tcBorders>
               <w:top w:val="single" w:color="FFFFFF" w:sz="8" w:space="0"/>
               <w:left w:val="single" w:color="FFFFFF" w:sz="8" w:space="0"/>
@@ -23521,7 +23006,12 @@
           </w:tcPr>
           <w:p>
             <w:pPr>
+              <w:keepNext w:val="0"/>
+              <w:keepLines w:val="0"/>
+              <w:widowControl/>
+              <w:suppressLineNumbers w:val="0"/>
               <w:jc w:val="left"/>
+              <w:textAlignment w:val="center"/>
               <w:rPr>
                 <w:rFonts w:hint="default" w:ascii="Times New Roman" w:hAnsi="Times New Roman" w:eastAsia="宋体" w:cs="Times New Roman"/>
                 <w:b/>
@@ -23539,6 +23029,27 @@
                 </w14:textFill>
               </w:rPr>
             </w:pPr>
+            <w:r>
+              <w:rPr>
+                <w:rFonts w:hint="default" w:ascii="Times New Roman" w:hAnsi="Times New Roman" w:eastAsia="宋体" w:cs="Times New Roman"/>
+                <w:b/>
+                <w:bCs w:val="0"/>
+                <w:i w:val="0"/>
+                <w:iCs w:val="0"/>
+                <w:color w:val="FFFFFF" w:themeColor="background1"/>
+                <w:kern w:val="0"/>
+                <w:sz w:val="18"/>
+                <w:szCs w:val="18"/>
+                <w:u w:val="none"/>
+                <w:lang w:val="en-US" w:eastAsia="zh-CN" w:bidi="ar"/>
+                <w14:textFill>
+                  <w14:solidFill>
+                    <w14:schemeClr w14:val="bg1"/>
+                  </w14:solidFill>
+                </w14:textFill>
+              </w:rPr>
+              <w:t>KRAS</w:t>
+            </w:r>
           </w:p>
         </w:tc>
         <w:tc>
@@ -23637,7 +23148,7 @@
                 <w:u w:val="none"/>
                 <w:lang w:val="en-US" w:eastAsia="zh-CN" w:bidi="ar"/>
               </w:rPr>
-              <w:t>c.34G&gt;T</w:t>
+              <w:t>c.35G&gt;A</w:t>
             </w:r>
           </w:p>
         </w:tc>
@@ -23687,7 +23198,7 @@
                 <w:u w:val="none"/>
                 <w:lang w:val="en-US" w:eastAsia="zh-CN" w:bidi="ar"/>
               </w:rPr>
-              <w:t>p.G12C</w:t>
+              <w:t>p.G12D</w:t>
             </w:r>
           </w:p>
         </w:tc>
@@ -23737,7 +23248,7 @@
                 <w:u w:val="none"/>
                 <w:lang w:val="en-US" w:eastAsia="zh-CN" w:bidi="ar"/>
               </w:rPr>
-              <w:t xml:space="preserve">516 </w:t>
+              <w:t xml:space="preserve">521 </w:t>
             </w:r>
           </w:p>
         </w:tc>
@@ -23893,7 +23404,7 @@
                 <w:u w:val="none"/>
                 <w:lang w:val="en-US" w:eastAsia="zh-CN" w:bidi="ar"/>
               </w:rPr>
-              <w:t>c.34G&gt;A</w:t>
+              <w:t>c.35G&gt;T</w:t>
             </w:r>
           </w:p>
         </w:tc>
@@ -23943,7 +23454,7 @@
                 <w:u w:val="none"/>
                 <w:lang w:val="en-US" w:eastAsia="zh-CN" w:bidi="ar"/>
               </w:rPr>
-              <w:t>p.G12S</w:t>
+              <w:t>p.G12V</w:t>
             </w:r>
           </w:p>
         </w:tc>
@@ -23993,7 +23504,7 @@
                 <w:u w:val="none"/>
                 <w:lang w:val="en-US" w:eastAsia="zh-CN" w:bidi="ar"/>
               </w:rPr>
-              <w:t xml:space="preserve">517 </w:t>
+              <w:t xml:space="preserve">520 </w:t>
             </w:r>
           </w:p>
         </w:tc>
@@ -24149,7 +23660,7 @@
                 <w:u w:val="none"/>
                 <w:lang w:val="en-US" w:eastAsia="zh-CN" w:bidi="ar"/>
               </w:rPr>
-              <w:t>c.38G&gt;A</w:t>
+              <w:t>c.34G&gt;T</w:t>
             </w:r>
           </w:p>
         </w:tc>
@@ -24199,7 +23710,7 @@
                 <w:u w:val="none"/>
                 <w:lang w:val="en-US" w:eastAsia="zh-CN" w:bidi="ar"/>
               </w:rPr>
-              <w:t>p.G13D</w:t>
+              <w:t>p.G12C</w:t>
             </w:r>
           </w:p>
         </w:tc>
@@ -24249,7 +23760,7 @@
                 <w:u w:val="none"/>
                 <w:lang w:val="en-US" w:eastAsia="zh-CN" w:bidi="ar"/>
               </w:rPr>
-              <w:t xml:space="preserve">532 </w:t>
+              <w:t xml:space="preserve">516 </w:t>
             </w:r>
           </w:p>
         </w:tc>
@@ -24405,7 +23916,7 @@
                 <w:u w:val="none"/>
                 <w:lang w:val="en-US" w:eastAsia="zh-CN" w:bidi="ar"/>
               </w:rPr>
-              <w:t>c.34G&gt;C</w:t>
+              <w:t>c.34G&gt;A</w:t>
             </w:r>
           </w:p>
         </w:tc>
@@ -24455,7 +23966,7 @@
                 <w:u w:val="none"/>
                 <w:lang w:val="en-US" w:eastAsia="zh-CN" w:bidi="ar"/>
               </w:rPr>
-              <w:t>p.G12R</w:t>
+              <w:t>p.G12S</w:t>
             </w:r>
           </w:p>
         </w:tc>
@@ -24505,7 +24016,7 @@
                 <w:u w:val="none"/>
                 <w:lang w:val="en-US" w:eastAsia="zh-CN" w:bidi="ar"/>
               </w:rPr>
-              <w:t xml:space="preserve">518 </w:t>
+              <w:t xml:space="preserve">517 </w:t>
             </w:r>
           </w:p>
         </w:tc>
@@ -24661,7 +24172,7 @@
                 <w:u w:val="none"/>
                 <w:lang w:val="en-US" w:eastAsia="zh-CN" w:bidi="ar"/>
               </w:rPr>
-              <w:t>c.35G&gt;C</w:t>
+              <w:t>c.38G&gt;A</w:t>
             </w:r>
           </w:p>
         </w:tc>
@@ -24711,7 +24222,7 @@
                 <w:u w:val="none"/>
                 <w:lang w:val="en-US" w:eastAsia="zh-CN" w:bidi="ar"/>
               </w:rPr>
-              <w:t>p.G12A</w:t>
+              <w:t>p.G13D</w:t>
             </w:r>
           </w:p>
         </w:tc>
@@ -24761,829 +24272,7 @@
                 <w:u w:val="none"/>
                 <w:lang w:val="en-US" w:eastAsia="zh-CN" w:bidi="ar"/>
               </w:rPr>
-              <w:t xml:space="preserve">522 </w:t>
-            </w:r>
-          </w:p>
-        </w:tc>
-      </w:tr>
-      <w:tr>
-        <w:tblPrEx>
-          <w:tblBorders>
-            <w:top w:val="none" w:color="auto" w:sz="0" w:space="0"/>
-            <w:left w:val="none" w:color="auto" w:sz="0" w:space="0"/>
-            <w:bottom w:val="none" w:color="auto" w:sz="0" w:space="0"/>
-            <w:right w:val="none" w:color="auto" w:sz="0" w:space="0"/>
-            <w:insideH w:val="none" w:color="auto" w:sz="0" w:space="0"/>
-            <w:insideV w:val="none" w:color="auto" w:sz="0" w:space="0"/>
-          </w:tblBorders>
-          <w:shd w:val="clear" w:color="auto" w:fill="auto"/>
-          <w:tblCellMar>
-            <w:top w:w="0" w:type="dxa"/>
-            <w:left w:w="108" w:type="dxa"/>
-            <w:bottom w:w="0" w:type="dxa"/>
-            <w:right w:w="108" w:type="dxa"/>
-          </w:tblCellMar>
-        </w:tblPrEx>
-        <w:trPr>
-          <w:trHeight w:val="300" w:hRule="atLeast"/>
-        </w:trPr>
-        <w:tc>
-          <w:tcPr>
-            <w:tcW w:w="699" w:type="pct"/>
-            <w:tcBorders>
-              <w:top w:val="single" w:color="FFFFFF" w:sz="8" w:space="0"/>
-              <w:left w:val="single" w:color="FFFFFF" w:sz="8" w:space="0"/>
-              <w:bottom w:val="single" w:color="FFFFFF" w:sz="8" w:space="0"/>
-              <w:right w:val="single" w:color="FFFFFF" w:sz="8" w:space="0"/>
-            </w:tcBorders>
-            <w:shd w:val="clear" w:color="auto" w:fill="1F3864"/>
-            <w:vAlign w:val="center"/>
-          </w:tcPr>
-          <w:p>
-            <w:pPr>
-              <w:keepNext w:val="0"/>
-              <w:keepLines w:val="0"/>
-              <w:widowControl/>
-              <w:suppressLineNumbers w:val="0"/>
-              <w:jc w:val="left"/>
-              <w:textAlignment w:val="center"/>
-              <w:rPr>
-                <w:rFonts w:hint="default" w:ascii="Times New Roman" w:hAnsi="Times New Roman" w:eastAsia="宋体" w:cs="Times New Roman"/>
-                <w:b/>
-                <w:bCs w:val="0"/>
-                <w:i w:val="0"/>
-                <w:iCs w:val="0"/>
-                <w:color w:val="FFFFFF" w:themeColor="background1"/>
-                <w:sz w:val="18"/>
-                <w:szCs w:val="18"/>
-                <w:u w:val="none"/>
-                <w14:textFill>
-                  <w14:solidFill>
-                    <w14:schemeClr w14:val="bg1"/>
-                  </w14:solidFill>
-                </w14:textFill>
-              </w:rPr>
-            </w:pPr>
-            <w:r>
-              <w:rPr>
-                <w:rFonts w:hint="default" w:ascii="Times New Roman" w:hAnsi="Times New Roman" w:eastAsia="宋体" w:cs="Times New Roman"/>
-                <w:b/>
-                <w:bCs w:val="0"/>
-                <w:i w:val="0"/>
-                <w:iCs w:val="0"/>
-                <w:color w:val="FFFFFF" w:themeColor="background1"/>
-                <w:kern w:val="0"/>
-                <w:sz w:val="18"/>
-                <w:szCs w:val="18"/>
-                <w:u w:val="none"/>
-                <w:lang w:val="en-US" w:eastAsia="zh-CN" w:bidi="ar"/>
-                <w14:textFill>
-                  <w14:solidFill>
-                    <w14:schemeClr w14:val="bg1"/>
-                  </w14:solidFill>
-                </w14:textFill>
-              </w:rPr>
-              <w:t>BRAF</w:t>
-            </w:r>
-          </w:p>
-        </w:tc>
-        <w:tc>
-          <w:tcPr>
-            <w:tcW w:w="435" w:type="pct"/>
-            <w:tcBorders>
-              <w:top w:val="single" w:color="000000" w:sz="4" w:space="0"/>
-              <w:left w:val="single" w:color="FFFFFF" w:sz="8" w:space="0"/>
-              <w:bottom w:val="single" w:color="000000" w:sz="4" w:space="0"/>
-              <w:right w:val="single" w:color="000000" w:sz="4" w:space="0"/>
-            </w:tcBorders>
-            <w:shd w:val="clear" w:color="auto" w:fill="FFFFFF"/>
-            <w:vAlign w:val="center"/>
-          </w:tcPr>
-          <w:p>
-            <w:pPr>
-              <w:keepNext w:val="0"/>
-              <w:keepLines w:val="0"/>
-              <w:widowControl/>
-              <w:suppressLineNumbers w:val="0"/>
-              <w:jc w:val="left"/>
-              <w:textAlignment w:val="center"/>
-              <w:rPr>
-                <w:rFonts w:hint="default" w:ascii="Times New Roman" w:hAnsi="Times New Roman" w:eastAsia="宋体" w:cs="Times New Roman"/>
-                <w:b w:val="0"/>
-                <w:bCs/>
-                <w:i w:val="0"/>
-                <w:iCs w:val="0"/>
-                <w:color w:val="000000"/>
-                <w:sz w:val="18"/>
-                <w:szCs w:val="18"/>
-                <w:u w:val="none"/>
-              </w:rPr>
-            </w:pPr>
-            <w:r>
-              <w:rPr>
-                <w:rFonts w:hint="default" w:ascii="Times New Roman" w:hAnsi="Times New Roman" w:eastAsia="宋体" w:cs="Times New Roman"/>
-                <w:b w:val="0"/>
-                <w:bCs/>
-                <w:i w:val="0"/>
-                <w:iCs w:val="0"/>
-                <w:color w:val="000000"/>
-                <w:kern w:val="0"/>
-                <w:sz w:val="18"/>
-                <w:szCs w:val="18"/>
-                <w:u w:val="none"/>
-                <w:lang w:val="en-US" w:eastAsia="zh-CN" w:bidi="ar"/>
-              </w:rPr>
-              <w:t xml:space="preserve">15 </w:t>
-            </w:r>
-          </w:p>
-        </w:tc>
-        <w:tc>
-          <w:tcPr>
-            <w:tcW w:w="1643" w:type="pct"/>
-            <w:tcBorders>
-              <w:top w:val="single" w:color="000000" w:sz="4" w:space="0"/>
-              <w:left w:val="single" w:color="000000" w:sz="4" w:space="0"/>
-              <w:bottom w:val="single" w:color="000000" w:sz="4" w:space="0"/>
-              <w:right w:val="single" w:color="000000" w:sz="4" w:space="0"/>
-            </w:tcBorders>
-            <w:shd w:val="clear" w:color="auto" w:fill="FFFFFF"/>
-            <w:vAlign w:val="center"/>
-          </w:tcPr>
-          <w:p>
-            <w:pPr>
-              <w:keepNext w:val="0"/>
-              <w:keepLines w:val="0"/>
-              <w:widowControl/>
-              <w:suppressLineNumbers w:val="0"/>
-              <w:jc w:val="left"/>
-              <w:textAlignment w:val="center"/>
-              <w:rPr>
-                <w:rFonts w:hint="default" w:ascii="Times New Roman" w:hAnsi="Times New Roman" w:eastAsia="宋体" w:cs="Times New Roman"/>
-                <w:b w:val="0"/>
-                <w:bCs/>
-                <w:i w:val="0"/>
-                <w:iCs w:val="0"/>
-                <w:color w:val="000000"/>
-                <w:sz w:val="18"/>
-                <w:szCs w:val="18"/>
-                <w:u w:val="none"/>
-              </w:rPr>
-            </w:pPr>
-            <w:r>
-              <w:rPr>
-                <w:rFonts w:hint="default" w:ascii="Times New Roman" w:hAnsi="Times New Roman" w:eastAsia="宋体" w:cs="Times New Roman"/>
-                <w:b w:val="0"/>
-                <w:bCs/>
-                <w:i w:val="0"/>
-                <w:iCs w:val="0"/>
-                <w:color w:val="000000"/>
-                <w:kern w:val="0"/>
-                <w:sz w:val="18"/>
-                <w:szCs w:val="18"/>
-                <w:u w:val="none"/>
-                <w:lang w:val="en-US" w:eastAsia="zh-CN" w:bidi="ar"/>
-              </w:rPr>
-              <w:t>c.1799T&gt;A</w:t>
-            </w:r>
-          </w:p>
-        </w:tc>
-        <w:tc>
-          <w:tcPr>
-            <w:tcW w:w="1591" w:type="pct"/>
-            <w:tcBorders>
-              <w:top w:val="single" w:color="000000" w:sz="4" w:space="0"/>
-              <w:left w:val="single" w:color="000000" w:sz="4" w:space="0"/>
-              <w:bottom w:val="single" w:color="000000" w:sz="4" w:space="0"/>
-              <w:right w:val="single" w:color="000000" w:sz="4" w:space="0"/>
-            </w:tcBorders>
-            <w:shd w:val="clear" w:color="auto" w:fill="FFFFFF"/>
-            <w:vAlign w:val="center"/>
-          </w:tcPr>
-          <w:p>
-            <w:pPr>
-              <w:keepNext w:val="0"/>
-              <w:keepLines w:val="0"/>
-              <w:widowControl/>
-              <w:suppressLineNumbers w:val="0"/>
-              <w:jc w:val="left"/>
-              <w:textAlignment w:val="center"/>
-              <w:rPr>
-                <w:rFonts w:hint="default" w:ascii="Times New Roman" w:hAnsi="Times New Roman" w:eastAsia="宋体" w:cs="Times New Roman"/>
-                <w:b w:val="0"/>
-                <w:bCs/>
-                <w:i w:val="0"/>
-                <w:iCs w:val="0"/>
-                <w:color w:val="000000"/>
-                <w:sz w:val="18"/>
-                <w:szCs w:val="18"/>
-                <w:u w:val="none"/>
-              </w:rPr>
-            </w:pPr>
-            <w:r>
-              <w:rPr>
-                <w:rFonts w:hint="default" w:ascii="Times New Roman" w:hAnsi="Times New Roman" w:eastAsia="宋体" w:cs="Times New Roman"/>
-                <w:b w:val="0"/>
-                <w:bCs/>
-                <w:i w:val="0"/>
-                <w:iCs w:val="0"/>
-                <w:color w:val="000000"/>
-                <w:kern w:val="0"/>
-                <w:sz w:val="18"/>
-                <w:szCs w:val="18"/>
-                <w:u w:val="none"/>
-                <w:lang w:val="en-US" w:eastAsia="zh-CN" w:bidi="ar"/>
-              </w:rPr>
-              <w:t>p.V600E</w:t>
-            </w:r>
-          </w:p>
-        </w:tc>
-        <w:tc>
-          <w:tcPr>
-            <w:tcW w:w="630" w:type="pct"/>
-            <w:tcBorders>
-              <w:top w:val="single" w:color="000000" w:sz="4" w:space="0"/>
-              <w:left w:val="single" w:color="000000" w:sz="4" w:space="0"/>
-              <w:bottom w:val="single" w:color="000000" w:sz="4" w:space="0"/>
-              <w:right w:val="single" w:color="000000" w:sz="4" w:space="0"/>
-            </w:tcBorders>
-            <w:shd w:val="clear" w:color="auto" w:fill="FFFFFF"/>
-            <w:vAlign w:val="center"/>
-          </w:tcPr>
-          <w:p>
-            <w:pPr>
-              <w:keepNext w:val="0"/>
-              <w:keepLines w:val="0"/>
-              <w:widowControl/>
-              <w:suppressLineNumbers w:val="0"/>
-              <w:jc w:val="left"/>
-              <w:textAlignment w:val="center"/>
-              <w:rPr>
-                <w:rFonts w:hint="default" w:ascii="Times New Roman" w:hAnsi="Times New Roman" w:eastAsia="宋体" w:cs="Times New Roman"/>
-                <w:b w:val="0"/>
-                <w:bCs/>
-                <w:i w:val="0"/>
-                <w:iCs w:val="0"/>
-                <w:color w:val="000000"/>
-                <w:sz w:val="18"/>
-                <w:szCs w:val="18"/>
-                <w:u w:val="none"/>
-              </w:rPr>
-            </w:pPr>
-            <w:r>
-              <w:rPr>
-                <w:rFonts w:hint="default" w:ascii="Times New Roman" w:hAnsi="Times New Roman" w:eastAsia="宋体" w:cs="Times New Roman"/>
-                <w:b w:val="0"/>
-                <w:bCs/>
-                <w:i w:val="0"/>
-                <w:iCs w:val="0"/>
-                <w:color w:val="000000"/>
-                <w:kern w:val="0"/>
-                <w:sz w:val="18"/>
-                <w:szCs w:val="18"/>
-                <w:u w:val="none"/>
-                <w:lang w:val="en-US" w:eastAsia="zh-CN" w:bidi="ar"/>
-              </w:rPr>
-              <w:t xml:space="preserve">476 </w:t>
-            </w:r>
-          </w:p>
-        </w:tc>
-      </w:tr>
-      <w:tr>
-        <w:tblPrEx>
-          <w:tblBorders>
-            <w:top w:val="none" w:color="auto" w:sz="0" w:space="0"/>
-            <w:left w:val="none" w:color="auto" w:sz="0" w:space="0"/>
-            <w:bottom w:val="none" w:color="auto" w:sz="0" w:space="0"/>
-            <w:right w:val="none" w:color="auto" w:sz="0" w:space="0"/>
-            <w:insideH w:val="none" w:color="auto" w:sz="0" w:space="0"/>
-            <w:insideV w:val="none" w:color="auto" w:sz="0" w:space="0"/>
-          </w:tblBorders>
-          <w:shd w:val="clear" w:color="auto" w:fill="auto"/>
-          <w:tblCellMar>
-            <w:top w:w="0" w:type="dxa"/>
-            <w:left w:w="108" w:type="dxa"/>
-            <w:bottom w:w="0" w:type="dxa"/>
-            <w:right w:w="108" w:type="dxa"/>
-          </w:tblCellMar>
-        </w:tblPrEx>
-        <w:trPr>
-          <w:trHeight w:val="300" w:hRule="atLeast"/>
-        </w:trPr>
-        <w:tc>
-          <w:tcPr>
-            <w:tcW w:w="699" w:type="pct"/>
-            <w:vMerge w:val="restart"/>
-            <w:tcBorders>
-              <w:top w:val="single" w:color="FFFFFF" w:sz="8" w:space="0"/>
-              <w:left w:val="single" w:color="FFFFFF" w:sz="8" w:space="0"/>
-              <w:bottom w:val="single" w:color="FFFFFF" w:sz="8" w:space="0"/>
-              <w:right w:val="single" w:color="FFFFFF" w:sz="8" w:space="0"/>
-            </w:tcBorders>
-            <w:shd w:val="clear" w:color="auto" w:fill="1F3864"/>
-            <w:vAlign w:val="center"/>
-          </w:tcPr>
-          <w:p>
-            <w:pPr>
-              <w:keepNext w:val="0"/>
-              <w:keepLines w:val="0"/>
-              <w:widowControl/>
-              <w:suppressLineNumbers w:val="0"/>
-              <w:jc w:val="left"/>
-              <w:textAlignment w:val="center"/>
-              <w:rPr>
-                <w:rFonts w:hint="default" w:ascii="Times New Roman" w:hAnsi="Times New Roman" w:eastAsia="宋体" w:cs="Times New Roman"/>
-                <w:b/>
-                <w:bCs w:val="0"/>
-                <w:i w:val="0"/>
-                <w:iCs w:val="0"/>
-                <w:color w:val="FFFFFF" w:themeColor="background1"/>
-                <w:sz w:val="18"/>
-                <w:szCs w:val="18"/>
-                <w:u w:val="none"/>
-                <w14:textFill>
-                  <w14:solidFill>
-                    <w14:schemeClr w14:val="bg1"/>
-                  </w14:solidFill>
-                </w14:textFill>
-              </w:rPr>
-            </w:pPr>
-            <w:r>
-              <w:rPr>
-                <w:rFonts w:hint="default" w:ascii="Times New Roman" w:hAnsi="Times New Roman" w:eastAsia="宋体" w:cs="Times New Roman"/>
-                <w:b/>
-                <w:bCs w:val="0"/>
-                <w:i w:val="0"/>
-                <w:iCs w:val="0"/>
-                <w:color w:val="FFFFFF" w:themeColor="background1"/>
-                <w:kern w:val="0"/>
-                <w:sz w:val="18"/>
-                <w:szCs w:val="18"/>
-                <w:u w:val="none"/>
-                <w:lang w:val="en-US" w:eastAsia="zh-CN" w:bidi="ar"/>
-                <w14:textFill>
-                  <w14:solidFill>
-                    <w14:schemeClr w14:val="bg1"/>
-                  </w14:solidFill>
-                </w14:textFill>
-              </w:rPr>
-              <w:t>PIK3CA</w:t>
-            </w:r>
-          </w:p>
-        </w:tc>
-        <w:tc>
-          <w:tcPr>
-            <w:tcW w:w="435" w:type="pct"/>
-            <w:tcBorders>
-              <w:top w:val="single" w:color="000000" w:sz="4" w:space="0"/>
-              <w:left w:val="single" w:color="FFFFFF" w:sz="8" w:space="0"/>
-              <w:bottom w:val="single" w:color="000000" w:sz="4" w:space="0"/>
-              <w:right w:val="single" w:color="000000" w:sz="4" w:space="0"/>
-            </w:tcBorders>
-            <w:shd w:val="clear" w:color="auto" w:fill="FFFFFF"/>
-            <w:vAlign w:val="center"/>
-          </w:tcPr>
-          <w:p>
-            <w:pPr>
-              <w:keepNext w:val="0"/>
-              <w:keepLines w:val="0"/>
-              <w:widowControl/>
-              <w:suppressLineNumbers w:val="0"/>
-              <w:jc w:val="left"/>
-              <w:textAlignment w:val="center"/>
-              <w:rPr>
-                <w:rFonts w:hint="default" w:ascii="Times New Roman" w:hAnsi="Times New Roman" w:eastAsia="宋体" w:cs="Times New Roman"/>
-                <w:b w:val="0"/>
-                <w:bCs/>
-                <w:i w:val="0"/>
-                <w:iCs w:val="0"/>
-                <w:color w:val="000000"/>
-                <w:sz w:val="18"/>
-                <w:szCs w:val="18"/>
-                <w:u w:val="none"/>
-              </w:rPr>
-            </w:pPr>
-            <w:r>
-              <w:rPr>
-                <w:rFonts w:hint="default" w:ascii="Times New Roman" w:hAnsi="Times New Roman" w:eastAsia="宋体" w:cs="Times New Roman"/>
-                <w:b w:val="0"/>
-                <w:bCs/>
-                <w:i w:val="0"/>
-                <w:iCs w:val="0"/>
-                <w:color w:val="000000"/>
-                <w:kern w:val="0"/>
-                <w:sz w:val="18"/>
-                <w:szCs w:val="18"/>
-                <w:u w:val="none"/>
-                <w:lang w:val="en-US" w:eastAsia="zh-CN" w:bidi="ar"/>
-              </w:rPr>
-              <w:t xml:space="preserve">9 </w:t>
-            </w:r>
-          </w:p>
-        </w:tc>
-        <w:tc>
-          <w:tcPr>
-            <w:tcW w:w="1643" w:type="pct"/>
-            <w:tcBorders>
-              <w:top w:val="single" w:color="000000" w:sz="4" w:space="0"/>
-              <w:left w:val="single" w:color="000000" w:sz="4" w:space="0"/>
-              <w:bottom w:val="single" w:color="000000" w:sz="4" w:space="0"/>
-              <w:right w:val="single" w:color="000000" w:sz="4" w:space="0"/>
-            </w:tcBorders>
-            <w:shd w:val="clear" w:color="auto" w:fill="FFFFFF"/>
-            <w:vAlign w:val="center"/>
-          </w:tcPr>
-          <w:p>
-            <w:pPr>
-              <w:keepNext w:val="0"/>
-              <w:keepLines w:val="0"/>
-              <w:widowControl/>
-              <w:suppressLineNumbers w:val="0"/>
-              <w:jc w:val="left"/>
-              <w:textAlignment w:val="center"/>
-              <w:rPr>
-                <w:rFonts w:hint="default" w:ascii="Times New Roman" w:hAnsi="Times New Roman" w:eastAsia="宋体" w:cs="Times New Roman"/>
-                <w:b w:val="0"/>
-                <w:bCs/>
-                <w:i w:val="0"/>
-                <w:iCs w:val="0"/>
-                <w:color w:val="000000"/>
-                <w:sz w:val="18"/>
-                <w:szCs w:val="18"/>
-                <w:u w:val="none"/>
-              </w:rPr>
-            </w:pPr>
-            <w:r>
-              <w:rPr>
-                <w:rFonts w:hint="default" w:ascii="Times New Roman" w:hAnsi="Times New Roman" w:eastAsia="宋体" w:cs="Times New Roman"/>
-                <w:b w:val="0"/>
-                <w:bCs/>
-                <w:i w:val="0"/>
-                <w:iCs w:val="0"/>
-                <w:color w:val="000000"/>
-                <w:kern w:val="0"/>
-                <w:sz w:val="18"/>
-                <w:szCs w:val="18"/>
-                <w:u w:val="none"/>
-                <w:lang w:val="en-US" w:eastAsia="zh-CN" w:bidi="ar"/>
-              </w:rPr>
-              <w:t>c.1624G&gt;A</w:t>
-            </w:r>
-          </w:p>
-        </w:tc>
-        <w:tc>
-          <w:tcPr>
-            <w:tcW w:w="1591" w:type="pct"/>
-            <w:tcBorders>
-              <w:top w:val="single" w:color="000000" w:sz="4" w:space="0"/>
-              <w:left w:val="single" w:color="000000" w:sz="4" w:space="0"/>
-              <w:bottom w:val="single" w:color="000000" w:sz="4" w:space="0"/>
-              <w:right w:val="single" w:color="000000" w:sz="4" w:space="0"/>
-            </w:tcBorders>
-            <w:shd w:val="clear" w:color="auto" w:fill="FFFFFF"/>
-            <w:vAlign w:val="center"/>
-          </w:tcPr>
-          <w:p>
-            <w:pPr>
-              <w:keepNext w:val="0"/>
-              <w:keepLines w:val="0"/>
-              <w:widowControl/>
-              <w:suppressLineNumbers w:val="0"/>
-              <w:jc w:val="left"/>
-              <w:textAlignment w:val="center"/>
-              <w:rPr>
-                <w:rFonts w:hint="default" w:ascii="Times New Roman" w:hAnsi="Times New Roman" w:eastAsia="宋体" w:cs="Times New Roman"/>
-                <w:b w:val="0"/>
-                <w:bCs/>
-                <w:i w:val="0"/>
-                <w:iCs w:val="0"/>
-                <w:color w:val="000000"/>
-                <w:sz w:val="18"/>
-                <w:szCs w:val="18"/>
-                <w:u w:val="none"/>
-              </w:rPr>
-            </w:pPr>
-            <w:r>
-              <w:rPr>
-                <w:rFonts w:hint="default" w:ascii="Times New Roman" w:hAnsi="Times New Roman" w:eastAsia="宋体" w:cs="Times New Roman"/>
-                <w:b w:val="0"/>
-                <w:bCs/>
-                <w:i w:val="0"/>
-                <w:iCs w:val="0"/>
-                <w:color w:val="000000"/>
-                <w:kern w:val="0"/>
-                <w:sz w:val="18"/>
-                <w:szCs w:val="18"/>
-                <w:u w:val="none"/>
-                <w:lang w:val="en-US" w:eastAsia="zh-CN" w:bidi="ar"/>
-              </w:rPr>
-              <w:t>p.E542K</w:t>
-            </w:r>
-          </w:p>
-        </w:tc>
-        <w:tc>
-          <w:tcPr>
-            <w:tcW w:w="630" w:type="pct"/>
-            <w:tcBorders>
-              <w:top w:val="single" w:color="000000" w:sz="4" w:space="0"/>
-              <w:left w:val="single" w:color="000000" w:sz="4" w:space="0"/>
-              <w:bottom w:val="single" w:color="000000" w:sz="4" w:space="0"/>
-              <w:right w:val="single" w:color="000000" w:sz="4" w:space="0"/>
-            </w:tcBorders>
-            <w:shd w:val="clear" w:color="auto" w:fill="FFFFFF"/>
-            <w:vAlign w:val="center"/>
-          </w:tcPr>
-          <w:p>
-            <w:pPr>
-              <w:keepNext w:val="0"/>
-              <w:keepLines w:val="0"/>
-              <w:widowControl/>
-              <w:suppressLineNumbers w:val="0"/>
-              <w:jc w:val="left"/>
-              <w:textAlignment w:val="center"/>
-              <w:rPr>
-                <w:rFonts w:hint="default" w:ascii="Times New Roman" w:hAnsi="Times New Roman" w:eastAsia="宋体" w:cs="Times New Roman"/>
-                <w:b w:val="0"/>
-                <w:bCs/>
-                <w:i w:val="0"/>
-                <w:iCs w:val="0"/>
-                <w:color w:val="000000"/>
-                <w:sz w:val="18"/>
-                <w:szCs w:val="18"/>
-                <w:u w:val="none"/>
-              </w:rPr>
-            </w:pPr>
-            <w:r>
-              <w:rPr>
-                <w:rFonts w:hint="default" w:ascii="Times New Roman" w:hAnsi="Times New Roman" w:eastAsia="宋体" w:cs="Times New Roman"/>
-                <w:b w:val="0"/>
-                <w:bCs/>
-                <w:i w:val="0"/>
-                <w:iCs w:val="0"/>
-                <w:color w:val="000000"/>
-                <w:kern w:val="0"/>
-                <w:sz w:val="18"/>
-                <w:szCs w:val="18"/>
-                <w:u w:val="none"/>
-                <w:lang w:val="en-US" w:eastAsia="zh-CN" w:bidi="ar"/>
-              </w:rPr>
-              <w:t xml:space="preserve">760 </w:t>
-            </w:r>
-          </w:p>
-        </w:tc>
-      </w:tr>
-      <w:tr>
-        <w:tblPrEx>
-          <w:tblBorders>
-            <w:top w:val="none" w:color="auto" w:sz="0" w:space="0"/>
-            <w:left w:val="none" w:color="auto" w:sz="0" w:space="0"/>
-            <w:bottom w:val="none" w:color="auto" w:sz="0" w:space="0"/>
-            <w:right w:val="none" w:color="auto" w:sz="0" w:space="0"/>
-            <w:insideH w:val="none" w:color="auto" w:sz="0" w:space="0"/>
-            <w:insideV w:val="none" w:color="auto" w:sz="0" w:space="0"/>
-          </w:tblBorders>
-          <w:shd w:val="clear" w:color="auto" w:fill="auto"/>
-          <w:tblCellMar>
-            <w:top w:w="0" w:type="dxa"/>
-            <w:left w:w="108" w:type="dxa"/>
-            <w:bottom w:w="0" w:type="dxa"/>
-            <w:right w:w="108" w:type="dxa"/>
-          </w:tblCellMar>
-        </w:tblPrEx>
-        <w:trPr>
-          <w:trHeight w:val="300" w:hRule="atLeast"/>
-        </w:trPr>
-        <w:tc>
-          <w:tcPr>
-            <w:tcW w:w="699" w:type="pct"/>
-            <w:vMerge w:val="continue"/>
-            <w:tcBorders>
-              <w:top w:val="single" w:color="FFFFFF" w:sz="8" w:space="0"/>
-              <w:left w:val="single" w:color="FFFFFF" w:sz="8" w:space="0"/>
-              <w:bottom w:val="single" w:color="FFFFFF" w:sz="8" w:space="0"/>
-              <w:right w:val="single" w:color="FFFFFF" w:sz="8" w:space="0"/>
-            </w:tcBorders>
-            <w:shd w:val="clear" w:color="auto" w:fill="1F3864"/>
-            <w:vAlign w:val="center"/>
-          </w:tcPr>
-          <w:p>
-            <w:pPr>
-              <w:jc w:val="left"/>
-              <w:rPr>
-                <w:rFonts w:hint="default" w:ascii="Times New Roman" w:hAnsi="Times New Roman" w:eastAsia="宋体" w:cs="Times New Roman"/>
-                <w:b/>
-                <w:bCs w:val="0"/>
-                <w:i w:val="0"/>
-                <w:iCs w:val="0"/>
-                <w:color w:val="FFFFFF" w:themeColor="background1"/>
-                <w:sz w:val="18"/>
-                <w:szCs w:val="18"/>
-                <w:u w:val="none"/>
-                <w14:textFill>
-                  <w14:solidFill>
-                    <w14:schemeClr w14:val="bg1"/>
-                  </w14:solidFill>
-                </w14:textFill>
-              </w:rPr>
-            </w:pPr>
-          </w:p>
-        </w:tc>
-        <w:tc>
-          <w:tcPr>
-            <w:tcW w:w="435" w:type="pct"/>
-            <w:tcBorders>
-              <w:top w:val="single" w:color="000000" w:sz="4" w:space="0"/>
-              <w:left w:val="single" w:color="FFFFFF" w:sz="8" w:space="0"/>
-              <w:bottom w:val="single" w:color="000000" w:sz="4" w:space="0"/>
-              <w:right w:val="single" w:color="000000" w:sz="4" w:space="0"/>
-            </w:tcBorders>
-            <w:shd w:val="clear" w:color="auto" w:fill="FFFFFF"/>
-            <w:vAlign w:val="center"/>
-          </w:tcPr>
-          <w:p>
-            <w:pPr>
-              <w:keepNext w:val="0"/>
-              <w:keepLines w:val="0"/>
-              <w:widowControl/>
-              <w:suppressLineNumbers w:val="0"/>
-              <w:jc w:val="left"/>
-              <w:textAlignment w:val="center"/>
-              <w:rPr>
-                <w:rFonts w:hint="default" w:ascii="Times New Roman" w:hAnsi="Times New Roman" w:eastAsia="宋体" w:cs="Times New Roman"/>
-                <w:b w:val="0"/>
-                <w:bCs/>
-                <w:i w:val="0"/>
-                <w:iCs w:val="0"/>
-                <w:color w:val="000000"/>
-                <w:sz w:val="18"/>
-                <w:szCs w:val="18"/>
-                <w:u w:val="none"/>
-              </w:rPr>
-            </w:pPr>
-            <w:r>
-              <w:rPr>
-                <w:rFonts w:hint="default" w:ascii="Times New Roman" w:hAnsi="Times New Roman" w:eastAsia="宋体" w:cs="Times New Roman"/>
-                <w:b w:val="0"/>
-                <w:bCs/>
-                <w:i w:val="0"/>
-                <w:iCs w:val="0"/>
-                <w:color w:val="000000"/>
-                <w:kern w:val="0"/>
-                <w:sz w:val="18"/>
-                <w:szCs w:val="18"/>
-                <w:u w:val="none"/>
-                <w:lang w:val="en-US" w:eastAsia="zh-CN" w:bidi="ar"/>
-              </w:rPr>
-              <w:t xml:space="preserve">9 </w:t>
-            </w:r>
-          </w:p>
-        </w:tc>
-        <w:tc>
-          <w:tcPr>
-            <w:tcW w:w="1643" w:type="pct"/>
-            <w:tcBorders>
-              <w:top w:val="single" w:color="000000" w:sz="4" w:space="0"/>
-              <w:left w:val="single" w:color="000000" w:sz="4" w:space="0"/>
-              <w:bottom w:val="single" w:color="000000" w:sz="4" w:space="0"/>
-              <w:right w:val="single" w:color="000000" w:sz="4" w:space="0"/>
-            </w:tcBorders>
-            <w:shd w:val="clear" w:color="auto" w:fill="FFFFFF"/>
-            <w:vAlign w:val="center"/>
-          </w:tcPr>
-          <w:p>
-            <w:pPr>
-              <w:keepNext w:val="0"/>
-              <w:keepLines w:val="0"/>
-              <w:widowControl/>
-              <w:suppressLineNumbers w:val="0"/>
-              <w:jc w:val="left"/>
-              <w:textAlignment w:val="center"/>
-              <w:rPr>
-                <w:rFonts w:hint="default" w:ascii="Times New Roman" w:hAnsi="Times New Roman" w:eastAsia="宋体" w:cs="Times New Roman"/>
-                <w:b w:val="0"/>
-                <w:bCs/>
-                <w:i w:val="0"/>
-                <w:iCs w:val="0"/>
-                <w:color w:val="000000"/>
-                <w:sz w:val="18"/>
-                <w:szCs w:val="18"/>
-                <w:u w:val="none"/>
-              </w:rPr>
-            </w:pPr>
-            <w:r>
-              <w:rPr>
-                <w:rFonts w:hint="default" w:ascii="Times New Roman" w:hAnsi="Times New Roman" w:eastAsia="宋体" w:cs="Times New Roman"/>
-                <w:b w:val="0"/>
-                <w:bCs/>
-                <w:i w:val="0"/>
-                <w:iCs w:val="0"/>
-                <w:color w:val="000000"/>
-                <w:kern w:val="0"/>
-                <w:sz w:val="18"/>
-                <w:szCs w:val="18"/>
-                <w:u w:val="none"/>
-                <w:lang w:val="en-US" w:eastAsia="zh-CN" w:bidi="ar"/>
-              </w:rPr>
-              <w:t>c.1633G&gt;A</w:t>
-            </w:r>
-          </w:p>
-        </w:tc>
-        <w:tc>
-          <w:tcPr>
-            <w:tcW w:w="1591" w:type="pct"/>
-            <w:tcBorders>
-              <w:top w:val="single" w:color="000000" w:sz="4" w:space="0"/>
-              <w:left w:val="single" w:color="000000" w:sz="4" w:space="0"/>
-              <w:bottom w:val="single" w:color="000000" w:sz="4" w:space="0"/>
-              <w:right w:val="single" w:color="000000" w:sz="4" w:space="0"/>
-            </w:tcBorders>
-            <w:shd w:val="clear" w:color="auto" w:fill="FFFFFF"/>
-            <w:vAlign w:val="center"/>
-          </w:tcPr>
-          <w:p>
-            <w:pPr>
-              <w:keepNext w:val="0"/>
-              <w:keepLines w:val="0"/>
-              <w:widowControl/>
-              <w:suppressLineNumbers w:val="0"/>
-              <w:jc w:val="left"/>
-              <w:textAlignment w:val="center"/>
-              <w:rPr>
-                <w:rFonts w:hint="default" w:ascii="Times New Roman" w:hAnsi="Times New Roman" w:eastAsia="宋体" w:cs="Times New Roman"/>
-                <w:b w:val="0"/>
-                <w:bCs/>
-                <w:i w:val="0"/>
-                <w:iCs w:val="0"/>
-                <w:color w:val="000000"/>
-                <w:sz w:val="18"/>
-                <w:szCs w:val="18"/>
-                <w:u w:val="none"/>
-              </w:rPr>
-            </w:pPr>
-            <w:r>
-              <w:rPr>
-                <w:rFonts w:hint="default" w:ascii="Times New Roman" w:hAnsi="Times New Roman" w:eastAsia="宋体" w:cs="Times New Roman"/>
-                <w:b w:val="0"/>
-                <w:bCs/>
-                <w:i w:val="0"/>
-                <w:iCs w:val="0"/>
-                <w:color w:val="000000"/>
-                <w:kern w:val="0"/>
-                <w:sz w:val="18"/>
-                <w:szCs w:val="18"/>
-                <w:u w:val="none"/>
-                <w:lang w:val="en-US" w:eastAsia="zh-CN" w:bidi="ar"/>
-              </w:rPr>
-              <w:t>p.E545K</w:t>
-            </w:r>
-          </w:p>
-        </w:tc>
-        <w:tc>
-          <w:tcPr>
-            <w:tcW w:w="630" w:type="pct"/>
-            <w:tcBorders>
-              <w:top w:val="single" w:color="000000" w:sz="4" w:space="0"/>
-              <w:left w:val="single" w:color="000000" w:sz="4" w:space="0"/>
-              <w:bottom w:val="single" w:color="000000" w:sz="4" w:space="0"/>
-              <w:right w:val="single" w:color="000000" w:sz="4" w:space="0"/>
-            </w:tcBorders>
-            <w:shd w:val="clear" w:color="auto" w:fill="FFFFFF"/>
-            <w:vAlign w:val="center"/>
-          </w:tcPr>
-          <w:p>
-            <w:pPr>
-              <w:keepNext w:val="0"/>
-              <w:keepLines w:val="0"/>
-              <w:widowControl/>
-              <w:suppressLineNumbers w:val="0"/>
-              <w:jc w:val="left"/>
-              <w:textAlignment w:val="center"/>
-              <w:rPr>
-                <w:rFonts w:hint="default" w:ascii="Times New Roman" w:hAnsi="Times New Roman" w:eastAsia="宋体" w:cs="Times New Roman"/>
-                <w:b w:val="0"/>
-                <w:bCs/>
-                <w:i w:val="0"/>
-                <w:iCs w:val="0"/>
-                <w:color w:val="000000"/>
-                <w:sz w:val="18"/>
-                <w:szCs w:val="18"/>
-                <w:u w:val="none"/>
-              </w:rPr>
-            </w:pPr>
-            <w:r>
-              <w:rPr>
-                <w:rFonts w:hint="default" w:ascii="Times New Roman" w:hAnsi="Times New Roman" w:eastAsia="宋体" w:cs="Times New Roman"/>
-                <w:b w:val="0"/>
-                <w:bCs/>
-                <w:i w:val="0"/>
-                <w:iCs w:val="0"/>
-                <w:color w:val="000000"/>
-                <w:kern w:val="0"/>
-                <w:sz w:val="18"/>
-                <w:szCs w:val="18"/>
-                <w:u w:val="none"/>
-                <w:lang w:val="en-US" w:eastAsia="zh-CN" w:bidi="ar"/>
-              </w:rPr>
-              <w:t xml:space="preserve">763 </w:t>
+              <w:t xml:space="preserve">532 </w:t>
             </w:r>
           </w:p>
         </w:tc>
@@ -25689,7 +24378,7 @@
                 <w:u w:val="none"/>
                 <w:lang w:val="en-US" w:eastAsia="zh-CN" w:bidi="ar"/>
               </w:rPr>
-              <w:t xml:space="preserve">20 </w:t>
+              <w:t xml:space="preserve">2 </w:t>
             </w:r>
           </w:p>
         </w:tc>
@@ -25739,7 +24428,7 @@
                 <w:u w:val="none"/>
                 <w:lang w:val="en-US" w:eastAsia="zh-CN" w:bidi="ar"/>
               </w:rPr>
-              <w:t>c.3140A&gt;T</w:t>
+              <w:t>c.34G&gt;C</w:t>
             </w:r>
           </w:p>
         </w:tc>
@@ -25789,7 +24478,7 @@
                 <w:u w:val="none"/>
                 <w:lang w:val="en-US" w:eastAsia="zh-CN" w:bidi="ar"/>
               </w:rPr>
-              <w:t>p.H1047L</w:t>
+              <w:t>p.G12R</w:t>
             </w:r>
           </w:p>
         </w:tc>
@@ -25839,7 +24528,7 @@
                 <w:u w:val="none"/>
                 <w:lang w:val="en-US" w:eastAsia="zh-CN" w:bidi="ar"/>
               </w:rPr>
-              <w:t xml:space="preserve">776 </w:t>
+              <w:t xml:space="preserve">518 </w:t>
             </w:r>
           </w:p>
         </w:tc>
@@ -25945,7 +24634,7 @@
                 <w:u w:val="none"/>
                 <w:lang w:val="en-US" w:eastAsia="zh-CN" w:bidi="ar"/>
               </w:rPr>
-              <w:t xml:space="preserve">20 </w:t>
+              <w:t xml:space="preserve">2 </w:t>
             </w:r>
           </w:p>
         </w:tc>
@@ -25995,7 +24684,7 @@
                 <w:u w:val="none"/>
                 <w:lang w:val="en-US" w:eastAsia="zh-CN" w:bidi="ar"/>
               </w:rPr>
-              <w:t>c.3140A&gt;G</w:t>
+              <w:t>c.35G&gt;C</w:t>
             </w:r>
           </w:p>
         </w:tc>
@@ -26045,7 +24734,7 @@
                 <w:u w:val="none"/>
                 <w:lang w:val="en-US" w:eastAsia="zh-CN" w:bidi="ar"/>
               </w:rPr>
-              <w:t>p.H1047R</w:t>
+              <w:t>p.G12A</w:t>
             </w:r>
           </w:p>
         </w:tc>
@@ -26095,7 +24784,7 @@
                 <w:u w:val="none"/>
                 <w:lang w:val="en-US" w:eastAsia="zh-CN" w:bidi="ar"/>
               </w:rPr>
-              <w:t xml:space="preserve">775 </w:t>
+              <w:t xml:space="preserve">522 </w:t>
             </w:r>
           </w:p>
         </w:tc>
@@ -26123,7 +24812,6 @@
         <w:tc>
           <w:tcPr>
             <w:tcW w:w="699" w:type="pct"/>
-            <w:vMerge w:val="restart"/>
             <w:tcBorders>
               <w:top w:val="single" w:color="FFFFFF" w:sz="8" w:space="0"/>
               <w:left w:val="single" w:color="FFFFFF" w:sz="8" w:space="0"/>
@@ -26177,7 +24865,7 @@
                   </w14:solidFill>
                 </w14:textFill>
               </w:rPr>
-              <w:t>ALK</w:t>
+              <w:t>BRAF</w:t>
             </w:r>
           </w:p>
         </w:tc>
@@ -26191,7 +24879,6 @@
               <w:right w:val="single" w:color="000000" w:sz="4" w:space="0"/>
             </w:tcBorders>
             <w:shd w:val="clear" w:color="auto" w:fill="FFFFFF"/>
-            <w:noWrap/>
             <w:vAlign w:val="center"/>
           </w:tcPr>
           <w:p>
@@ -26228,7 +24915,7 @@
                 <w:u w:val="none"/>
                 <w:lang w:val="en-US" w:eastAsia="zh-CN" w:bidi="ar"/>
               </w:rPr>
-              <w:t>/</w:t>
+              <w:t xml:space="preserve">15 </w:t>
             </w:r>
           </w:p>
         </w:tc>
@@ -26278,7 +24965,7 @@
                 <w:u w:val="none"/>
                 <w:lang w:val="en-US" w:eastAsia="zh-CN" w:bidi="ar"/>
               </w:rPr>
-              <w:t>EML4-ALK</w:t>
+              <w:t>c.1799T&gt;A</w:t>
             </w:r>
           </w:p>
         </w:tc>
@@ -26328,7 +25015,7 @@
                 <w:u w:val="none"/>
                 <w:lang w:val="en-US" w:eastAsia="zh-CN" w:bidi="ar"/>
               </w:rPr>
-              <w:t>E13A20</w:t>
+              <w:t>p.V600E</w:t>
             </w:r>
           </w:p>
         </w:tc>
@@ -26342,7 +25029,6 @@
               <w:right w:val="single" w:color="000000" w:sz="4" w:space="0"/>
             </w:tcBorders>
             <w:shd w:val="clear" w:color="auto" w:fill="FFFFFF"/>
-            <w:noWrap/>
             <w:vAlign w:val="center"/>
           </w:tcPr>
           <w:p>
@@ -26379,7 +25065,7 @@
                 <w:u w:val="none"/>
                 <w:lang w:val="en-US" w:eastAsia="zh-CN" w:bidi="ar"/>
               </w:rPr>
-              <w:t>/</w:t>
+              <w:t xml:space="preserve">476 </w:t>
             </w:r>
           </w:p>
         </w:tc>
@@ -26394,7 +25080,1340 @@
             <w:insideH w:val="none" w:color="auto" w:sz="0" w:space="0"/>
             <w:insideV w:val="none" w:color="auto" w:sz="0" w:space="0"/>
           </w:tblBorders>
-          <w:shd w:val="clear" w:color="auto" w:fill="auto"/>
+          <w:tblCellMar>
+            <w:top w:w="0" w:type="dxa"/>
+            <w:left w:w="108" w:type="dxa"/>
+            <w:bottom w:w="0" w:type="dxa"/>
+            <w:right w:w="108" w:type="dxa"/>
+          </w:tblCellMar>
+        </w:tblPrEx>
+        <w:trPr>
+          <w:trHeight w:val="300" w:hRule="atLeast"/>
+        </w:trPr>
+        <w:tc>
+          <w:tcPr>
+            <w:tcW w:w="699" w:type="pct"/>
+            <w:vMerge w:val="restart"/>
+            <w:tcBorders>
+              <w:top w:val="single" w:color="FFFFFF" w:sz="8" w:space="0"/>
+              <w:left w:val="single" w:color="FFFFFF" w:sz="8" w:space="0"/>
+              <w:bottom w:val="single" w:color="FFFFFF" w:sz="8" w:space="0"/>
+              <w:right w:val="single" w:color="FFFFFF" w:sz="8" w:space="0"/>
+            </w:tcBorders>
+            <w:shd w:val="clear" w:color="auto" w:fill="1F3864"/>
+            <w:vAlign w:val="center"/>
+          </w:tcPr>
+          <w:p>
+            <w:pPr>
+              <w:keepNext w:val="0"/>
+              <w:keepLines w:val="0"/>
+              <w:widowControl/>
+              <w:suppressLineNumbers w:val="0"/>
+              <w:jc w:val="left"/>
+              <w:textAlignment w:val="center"/>
+              <w:rPr>
+                <w:rFonts w:hint="default" w:ascii="Times New Roman" w:hAnsi="Times New Roman" w:eastAsia="宋体" w:cs="Times New Roman"/>
+                <w:b/>
+                <w:bCs w:val="0"/>
+                <w:i w:val="0"/>
+                <w:iCs w:val="0"/>
+                <w:color w:val="FFFFFF" w:themeColor="background1"/>
+                <w:sz w:val="18"/>
+                <w:szCs w:val="18"/>
+                <w:u w:val="none"/>
+                <w14:textFill>
+                  <w14:solidFill>
+                    <w14:schemeClr w14:val="bg1"/>
+                  </w14:solidFill>
+                </w14:textFill>
+              </w:rPr>
+            </w:pPr>
+            <w:r>
+              <w:rPr>
+                <w:rFonts w:hint="default" w:ascii="Times New Roman" w:hAnsi="Times New Roman" w:eastAsia="宋体" w:cs="Times New Roman"/>
+                <w:b/>
+                <w:bCs w:val="0"/>
+                <w:i w:val="0"/>
+                <w:iCs w:val="0"/>
+                <w:color w:val="FFFFFF" w:themeColor="background1"/>
+                <w:kern w:val="0"/>
+                <w:sz w:val="18"/>
+                <w:szCs w:val="18"/>
+                <w:u w:val="none"/>
+                <w:lang w:val="en-US" w:eastAsia="zh-CN" w:bidi="ar"/>
+                <w14:textFill>
+                  <w14:solidFill>
+                    <w14:schemeClr w14:val="bg1"/>
+                  </w14:solidFill>
+                </w14:textFill>
+              </w:rPr>
+              <w:t>PIK3CA</w:t>
+            </w:r>
+          </w:p>
+        </w:tc>
+        <w:tc>
+          <w:tcPr>
+            <w:tcW w:w="435" w:type="pct"/>
+            <w:tcBorders>
+              <w:top w:val="single" w:color="000000" w:sz="4" w:space="0"/>
+              <w:left w:val="single" w:color="FFFFFF" w:sz="8" w:space="0"/>
+              <w:bottom w:val="single" w:color="000000" w:sz="4" w:space="0"/>
+              <w:right w:val="single" w:color="000000" w:sz="4" w:space="0"/>
+            </w:tcBorders>
+            <w:shd w:val="clear" w:color="auto" w:fill="FFFFFF"/>
+            <w:vAlign w:val="center"/>
+          </w:tcPr>
+          <w:p>
+            <w:pPr>
+              <w:keepNext w:val="0"/>
+              <w:keepLines w:val="0"/>
+              <w:widowControl/>
+              <w:suppressLineNumbers w:val="0"/>
+              <w:jc w:val="left"/>
+              <w:textAlignment w:val="center"/>
+              <w:rPr>
+                <w:rFonts w:hint="default" w:ascii="Times New Roman" w:hAnsi="Times New Roman" w:eastAsia="宋体" w:cs="Times New Roman"/>
+                <w:b w:val="0"/>
+                <w:bCs/>
+                <w:i w:val="0"/>
+                <w:iCs w:val="0"/>
+                <w:color w:val="000000"/>
+                <w:sz w:val="18"/>
+                <w:szCs w:val="18"/>
+                <w:u w:val="none"/>
+              </w:rPr>
+            </w:pPr>
+            <w:r>
+              <w:rPr>
+                <w:rFonts w:hint="default" w:ascii="Times New Roman" w:hAnsi="Times New Roman" w:eastAsia="宋体" w:cs="Times New Roman"/>
+                <w:b w:val="0"/>
+                <w:bCs/>
+                <w:i w:val="0"/>
+                <w:iCs w:val="0"/>
+                <w:color w:val="000000"/>
+                <w:kern w:val="0"/>
+                <w:sz w:val="18"/>
+                <w:szCs w:val="18"/>
+                <w:u w:val="none"/>
+                <w:lang w:val="en-US" w:eastAsia="zh-CN" w:bidi="ar"/>
+              </w:rPr>
+              <w:t xml:space="preserve">9 </w:t>
+            </w:r>
+          </w:p>
+        </w:tc>
+        <w:tc>
+          <w:tcPr>
+            <w:tcW w:w="1643" w:type="pct"/>
+            <w:tcBorders>
+              <w:top w:val="single" w:color="000000" w:sz="4" w:space="0"/>
+              <w:left w:val="single" w:color="000000" w:sz="4" w:space="0"/>
+              <w:bottom w:val="single" w:color="000000" w:sz="4" w:space="0"/>
+              <w:right w:val="single" w:color="000000" w:sz="4" w:space="0"/>
+            </w:tcBorders>
+            <w:shd w:val="clear" w:color="auto" w:fill="FFFFFF"/>
+            <w:vAlign w:val="center"/>
+          </w:tcPr>
+          <w:p>
+            <w:pPr>
+              <w:keepNext w:val="0"/>
+              <w:keepLines w:val="0"/>
+              <w:widowControl/>
+              <w:suppressLineNumbers w:val="0"/>
+              <w:jc w:val="left"/>
+              <w:textAlignment w:val="center"/>
+              <w:rPr>
+                <w:rFonts w:hint="default" w:ascii="Times New Roman" w:hAnsi="Times New Roman" w:eastAsia="宋体" w:cs="Times New Roman"/>
+                <w:b w:val="0"/>
+                <w:bCs/>
+                <w:i w:val="0"/>
+                <w:iCs w:val="0"/>
+                <w:color w:val="000000"/>
+                <w:sz w:val="18"/>
+                <w:szCs w:val="18"/>
+                <w:u w:val="none"/>
+              </w:rPr>
+            </w:pPr>
+            <w:r>
+              <w:rPr>
+                <w:rFonts w:hint="default" w:ascii="Times New Roman" w:hAnsi="Times New Roman" w:eastAsia="宋体" w:cs="Times New Roman"/>
+                <w:b w:val="0"/>
+                <w:bCs/>
+                <w:i w:val="0"/>
+                <w:iCs w:val="0"/>
+                <w:color w:val="000000"/>
+                <w:kern w:val="0"/>
+                <w:sz w:val="18"/>
+                <w:szCs w:val="18"/>
+                <w:u w:val="none"/>
+                <w:lang w:val="en-US" w:eastAsia="zh-CN" w:bidi="ar"/>
+              </w:rPr>
+              <w:t>c.1624G&gt;A</w:t>
+            </w:r>
+          </w:p>
+        </w:tc>
+        <w:tc>
+          <w:tcPr>
+            <w:tcW w:w="1591" w:type="pct"/>
+            <w:tcBorders>
+              <w:top w:val="single" w:color="000000" w:sz="4" w:space="0"/>
+              <w:left w:val="single" w:color="000000" w:sz="4" w:space="0"/>
+              <w:bottom w:val="single" w:color="000000" w:sz="4" w:space="0"/>
+              <w:right w:val="single" w:color="000000" w:sz="4" w:space="0"/>
+            </w:tcBorders>
+            <w:shd w:val="clear" w:color="auto" w:fill="FFFFFF"/>
+            <w:vAlign w:val="center"/>
+          </w:tcPr>
+          <w:p>
+            <w:pPr>
+              <w:keepNext w:val="0"/>
+              <w:keepLines w:val="0"/>
+              <w:widowControl/>
+              <w:suppressLineNumbers w:val="0"/>
+              <w:jc w:val="left"/>
+              <w:textAlignment w:val="center"/>
+              <w:rPr>
+                <w:rFonts w:hint="default" w:ascii="Times New Roman" w:hAnsi="Times New Roman" w:eastAsia="宋体" w:cs="Times New Roman"/>
+                <w:b w:val="0"/>
+                <w:bCs/>
+                <w:i w:val="0"/>
+                <w:iCs w:val="0"/>
+                <w:color w:val="000000"/>
+                <w:sz w:val="18"/>
+                <w:szCs w:val="18"/>
+                <w:u w:val="none"/>
+              </w:rPr>
+            </w:pPr>
+            <w:r>
+              <w:rPr>
+                <w:rFonts w:hint="default" w:ascii="Times New Roman" w:hAnsi="Times New Roman" w:eastAsia="宋体" w:cs="Times New Roman"/>
+                <w:b w:val="0"/>
+                <w:bCs/>
+                <w:i w:val="0"/>
+                <w:iCs w:val="0"/>
+                <w:color w:val="000000"/>
+                <w:kern w:val="0"/>
+                <w:sz w:val="18"/>
+                <w:szCs w:val="18"/>
+                <w:u w:val="none"/>
+                <w:lang w:val="en-US" w:eastAsia="zh-CN" w:bidi="ar"/>
+              </w:rPr>
+              <w:t>p.E542K</w:t>
+            </w:r>
+          </w:p>
+        </w:tc>
+        <w:tc>
+          <w:tcPr>
+            <w:tcW w:w="630" w:type="pct"/>
+            <w:tcBorders>
+              <w:top w:val="single" w:color="000000" w:sz="4" w:space="0"/>
+              <w:left w:val="single" w:color="000000" w:sz="4" w:space="0"/>
+              <w:bottom w:val="single" w:color="000000" w:sz="4" w:space="0"/>
+              <w:right w:val="single" w:color="000000" w:sz="4" w:space="0"/>
+            </w:tcBorders>
+            <w:shd w:val="clear" w:color="auto" w:fill="FFFFFF"/>
+            <w:vAlign w:val="center"/>
+          </w:tcPr>
+          <w:p>
+            <w:pPr>
+              <w:keepNext w:val="0"/>
+              <w:keepLines w:val="0"/>
+              <w:widowControl/>
+              <w:suppressLineNumbers w:val="0"/>
+              <w:jc w:val="left"/>
+              <w:textAlignment w:val="center"/>
+              <w:rPr>
+                <w:rFonts w:hint="default" w:ascii="Times New Roman" w:hAnsi="Times New Roman" w:eastAsia="宋体" w:cs="Times New Roman"/>
+                <w:b w:val="0"/>
+                <w:bCs/>
+                <w:i w:val="0"/>
+                <w:iCs w:val="0"/>
+                <w:color w:val="000000"/>
+                <w:sz w:val="18"/>
+                <w:szCs w:val="18"/>
+                <w:u w:val="none"/>
+              </w:rPr>
+            </w:pPr>
+            <w:r>
+              <w:rPr>
+                <w:rFonts w:hint="default" w:ascii="Times New Roman" w:hAnsi="Times New Roman" w:eastAsia="宋体" w:cs="Times New Roman"/>
+                <w:b w:val="0"/>
+                <w:bCs/>
+                <w:i w:val="0"/>
+                <w:iCs w:val="0"/>
+                <w:color w:val="000000"/>
+                <w:kern w:val="0"/>
+                <w:sz w:val="18"/>
+                <w:szCs w:val="18"/>
+                <w:u w:val="none"/>
+                <w:lang w:val="en-US" w:eastAsia="zh-CN" w:bidi="ar"/>
+              </w:rPr>
+              <w:t xml:space="preserve">760 </w:t>
+            </w:r>
+          </w:p>
+        </w:tc>
+      </w:tr>
+      <w:tr>
+        <w:tblPrEx>
+          <w:tblBorders>
+            <w:top w:val="none" w:color="auto" w:sz="0" w:space="0"/>
+            <w:left w:val="none" w:color="auto" w:sz="0" w:space="0"/>
+            <w:bottom w:val="none" w:color="auto" w:sz="0" w:space="0"/>
+            <w:right w:val="none" w:color="auto" w:sz="0" w:space="0"/>
+            <w:insideH w:val="none" w:color="auto" w:sz="0" w:space="0"/>
+            <w:insideV w:val="none" w:color="auto" w:sz="0" w:space="0"/>
+          </w:tblBorders>
+          <w:tblCellMar>
+            <w:top w:w="0" w:type="dxa"/>
+            <w:left w:w="108" w:type="dxa"/>
+            <w:bottom w:w="0" w:type="dxa"/>
+            <w:right w:w="108" w:type="dxa"/>
+          </w:tblCellMar>
+        </w:tblPrEx>
+        <w:trPr>
+          <w:trHeight w:val="300" w:hRule="atLeast"/>
+        </w:trPr>
+        <w:tc>
+          <w:tcPr>
+            <w:tcW w:w="699" w:type="pct"/>
+            <w:vMerge w:val="continue"/>
+            <w:tcBorders>
+              <w:top w:val="single" w:color="FFFFFF" w:sz="8" w:space="0"/>
+              <w:left w:val="single" w:color="FFFFFF" w:sz="8" w:space="0"/>
+              <w:bottom w:val="single" w:color="FFFFFF" w:sz="8" w:space="0"/>
+              <w:right w:val="single" w:color="FFFFFF" w:sz="8" w:space="0"/>
+            </w:tcBorders>
+            <w:shd w:val="clear" w:color="auto" w:fill="1F3864"/>
+            <w:vAlign w:val="center"/>
+          </w:tcPr>
+          <w:p>
+            <w:pPr>
+              <w:jc w:val="left"/>
+              <w:rPr>
+                <w:rFonts w:hint="default" w:ascii="Times New Roman" w:hAnsi="Times New Roman" w:eastAsia="宋体" w:cs="Times New Roman"/>
+                <w:b/>
+                <w:bCs w:val="0"/>
+                <w:i w:val="0"/>
+                <w:iCs w:val="0"/>
+                <w:color w:val="FFFFFF" w:themeColor="background1"/>
+                <w:sz w:val="18"/>
+                <w:szCs w:val="18"/>
+                <w:u w:val="none"/>
+                <w14:textFill>
+                  <w14:solidFill>
+                    <w14:schemeClr w14:val="bg1"/>
+                  </w14:solidFill>
+                </w14:textFill>
+              </w:rPr>
+            </w:pPr>
+          </w:p>
+        </w:tc>
+        <w:tc>
+          <w:tcPr>
+            <w:tcW w:w="435" w:type="pct"/>
+            <w:tcBorders>
+              <w:top w:val="single" w:color="000000" w:sz="4" w:space="0"/>
+              <w:left w:val="single" w:color="FFFFFF" w:sz="8" w:space="0"/>
+              <w:bottom w:val="single" w:color="000000" w:sz="4" w:space="0"/>
+              <w:right w:val="single" w:color="000000" w:sz="4" w:space="0"/>
+            </w:tcBorders>
+            <w:shd w:val="clear" w:color="auto" w:fill="FFFFFF"/>
+            <w:vAlign w:val="center"/>
+          </w:tcPr>
+          <w:p>
+            <w:pPr>
+              <w:keepNext w:val="0"/>
+              <w:keepLines w:val="0"/>
+              <w:widowControl/>
+              <w:suppressLineNumbers w:val="0"/>
+              <w:jc w:val="left"/>
+              <w:textAlignment w:val="center"/>
+              <w:rPr>
+                <w:rFonts w:hint="default" w:ascii="Times New Roman" w:hAnsi="Times New Roman" w:eastAsia="宋体" w:cs="Times New Roman"/>
+                <w:b w:val="0"/>
+                <w:bCs/>
+                <w:i w:val="0"/>
+                <w:iCs w:val="0"/>
+                <w:color w:val="000000"/>
+                <w:sz w:val="18"/>
+                <w:szCs w:val="18"/>
+                <w:u w:val="none"/>
+              </w:rPr>
+            </w:pPr>
+            <w:r>
+              <w:rPr>
+                <w:rFonts w:hint="default" w:ascii="Times New Roman" w:hAnsi="Times New Roman" w:eastAsia="宋体" w:cs="Times New Roman"/>
+                <w:b w:val="0"/>
+                <w:bCs/>
+                <w:i w:val="0"/>
+                <w:iCs w:val="0"/>
+                <w:color w:val="000000"/>
+                <w:kern w:val="0"/>
+                <w:sz w:val="18"/>
+                <w:szCs w:val="18"/>
+                <w:u w:val="none"/>
+                <w:lang w:val="en-US" w:eastAsia="zh-CN" w:bidi="ar"/>
+              </w:rPr>
+              <w:t xml:space="preserve">9 </w:t>
+            </w:r>
+          </w:p>
+        </w:tc>
+        <w:tc>
+          <w:tcPr>
+            <w:tcW w:w="1643" w:type="pct"/>
+            <w:tcBorders>
+              <w:top w:val="single" w:color="000000" w:sz="4" w:space="0"/>
+              <w:left w:val="single" w:color="000000" w:sz="4" w:space="0"/>
+              <w:bottom w:val="single" w:color="000000" w:sz="4" w:space="0"/>
+              <w:right w:val="single" w:color="000000" w:sz="4" w:space="0"/>
+            </w:tcBorders>
+            <w:shd w:val="clear" w:color="auto" w:fill="FFFFFF"/>
+            <w:vAlign w:val="center"/>
+          </w:tcPr>
+          <w:p>
+            <w:pPr>
+              <w:keepNext w:val="0"/>
+              <w:keepLines w:val="0"/>
+              <w:widowControl/>
+              <w:suppressLineNumbers w:val="0"/>
+              <w:jc w:val="left"/>
+              <w:textAlignment w:val="center"/>
+              <w:rPr>
+                <w:rFonts w:hint="default" w:ascii="Times New Roman" w:hAnsi="Times New Roman" w:eastAsia="宋体" w:cs="Times New Roman"/>
+                <w:b w:val="0"/>
+                <w:bCs/>
+                <w:i w:val="0"/>
+                <w:iCs w:val="0"/>
+                <w:color w:val="000000"/>
+                <w:sz w:val="18"/>
+                <w:szCs w:val="18"/>
+                <w:u w:val="none"/>
+              </w:rPr>
+            </w:pPr>
+            <w:r>
+              <w:rPr>
+                <w:rFonts w:hint="default" w:ascii="Times New Roman" w:hAnsi="Times New Roman" w:eastAsia="宋体" w:cs="Times New Roman"/>
+                <w:b w:val="0"/>
+                <w:bCs/>
+                <w:i w:val="0"/>
+                <w:iCs w:val="0"/>
+                <w:color w:val="000000"/>
+                <w:kern w:val="0"/>
+                <w:sz w:val="18"/>
+                <w:szCs w:val="18"/>
+                <w:u w:val="none"/>
+                <w:lang w:val="en-US" w:eastAsia="zh-CN" w:bidi="ar"/>
+              </w:rPr>
+              <w:t>c.1633G&gt;A</w:t>
+            </w:r>
+          </w:p>
+        </w:tc>
+        <w:tc>
+          <w:tcPr>
+            <w:tcW w:w="1591" w:type="pct"/>
+            <w:tcBorders>
+              <w:top w:val="single" w:color="000000" w:sz="4" w:space="0"/>
+              <w:left w:val="single" w:color="000000" w:sz="4" w:space="0"/>
+              <w:bottom w:val="single" w:color="000000" w:sz="4" w:space="0"/>
+              <w:right w:val="single" w:color="000000" w:sz="4" w:space="0"/>
+            </w:tcBorders>
+            <w:shd w:val="clear" w:color="auto" w:fill="FFFFFF"/>
+            <w:vAlign w:val="center"/>
+          </w:tcPr>
+          <w:p>
+            <w:pPr>
+              <w:keepNext w:val="0"/>
+              <w:keepLines w:val="0"/>
+              <w:widowControl/>
+              <w:suppressLineNumbers w:val="0"/>
+              <w:jc w:val="left"/>
+              <w:textAlignment w:val="center"/>
+              <w:rPr>
+                <w:rFonts w:hint="default" w:ascii="Times New Roman" w:hAnsi="Times New Roman" w:eastAsia="宋体" w:cs="Times New Roman"/>
+                <w:b w:val="0"/>
+                <w:bCs/>
+                <w:i w:val="0"/>
+                <w:iCs w:val="0"/>
+                <w:color w:val="000000"/>
+                <w:sz w:val="18"/>
+                <w:szCs w:val="18"/>
+                <w:u w:val="none"/>
+              </w:rPr>
+            </w:pPr>
+            <w:r>
+              <w:rPr>
+                <w:rFonts w:hint="default" w:ascii="Times New Roman" w:hAnsi="Times New Roman" w:eastAsia="宋体" w:cs="Times New Roman"/>
+                <w:b w:val="0"/>
+                <w:bCs/>
+                <w:i w:val="0"/>
+                <w:iCs w:val="0"/>
+                <w:color w:val="000000"/>
+                <w:kern w:val="0"/>
+                <w:sz w:val="18"/>
+                <w:szCs w:val="18"/>
+                <w:u w:val="none"/>
+                <w:lang w:val="en-US" w:eastAsia="zh-CN" w:bidi="ar"/>
+              </w:rPr>
+              <w:t>p.E545K</w:t>
+            </w:r>
+          </w:p>
+        </w:tc>
+        <w:tc>
+          <w:tcPr>
+            <w:tcW w:w="630" w:type="pct"/>
+            <w:tcBorders>
+              <w:top w:val="single" w:color="000000" w:sz="4" w:space="0"/>
+              <w:left w:val="single" w:color="000000" w:sz="4" w:space="0"/>
+              <w:bottom w:val="single" w:color="000000" w:sz="4" w:space="0"/>
+              <w:right w:val="single" w:color="000000" w:sz="4" w:space="0"/>
+            </w:tcBorders>
+            <w:shd w:val="clear" w:color="auto" w:fill="FFFFFF"/>
+            <w:vAlign w:val="center"/>
+          </w:tcPr>
+          <w:p>
+            <w:pPr>
+              <w:keepNext w:val="0"/>
+              <w:keepLines w:val="0"/>
+              <w:widowControl/>
+              <w:suppressLineNumbers w:val="0"/>
+              <w:jc w:val="left"/>
+              <w:textAlignment w:val="center"/>
+              <w:rPr>
+                <w:rFonts w:hint="default" w:ascii="Times New Roman" w:hAnsi="Times New Roman" w:eastAsia="宋体" w:cs="Times New Roman"/>
+                <w:b w:val="0"/>
+                <w:bCs/>
+                <w:i w:val="0"/>
+                <w:iCs w:val="0"/>
+                <w:color w:val="000000"/>
+                <w:sz w:val="18"/>
+                <w:szCs w:val="18"/>
+                <w:u w:val="none"/>
+              </w:rPr>
+            </w:pPr>
+            <w:r>
+              <w:rPr>
+                <w:rFonts w:hint="default" w:ascii="Times New Roman" w:hAnsi="Times New Roman" w:eastAsia="宋体" w:cs="Times New Roman"/>
+                <w:b w:val="0"/>
+                <w:bCs/>
+                <w:i w:val="0"/>
+                <w:iCs w:val="0"/>
+                <w:color w:val="000000"/>
+                <w:kern w:val="0"/>
+                <w:sz w:val="18"/>
+                <w:szCs w:val="18"/>
+                <w:u w:val="none"/>
+                <w:lang w:val="en-US" w:eastAsia="zh-CN" w:bidi="ar"/>
+              </w:rPr>
+              <w:t xml:space="preserve">763 </w:t>
+            </w:r>
+          </w:p>
+        </w:tc>
+      </w:tr>
+      <w:tr>
+        <w:tblPrEx>
+          <w:tblBorders>
+            <w:top w:val="none" w:color="auto" w:sz="0" w:space="0"/>
+            <w:left w:val="none" w:color="auto" w:sz="0" w:space="0"/>
+            <w:bottom w:val="none" w:color="auto" w:sz="0" w:space="0"/>
+            <w:right w:val="none" w:color="auto" w:sz="0" w:space="0"/>
+            <w:insideH w:val="none" w:color="auto" w:sz="0" w:space="0"/>
+            <w:insideV w:val="none" w:color="auto" w:sz="0" w:space="0"/>
+          </w:tblBorders>
+          <w:tblCellMar>
+            <w:top w:w="0" w:type="dxa"/>
+            <w:left w:w="108" w:type="dxa"/>
+            <w:bottom w:w="0" w:type="dxa"/>
+            <w:right w:w="108" w:type="dxa"/>
+          </w:tblCellMar>
+        </w:tblPrEx>
+        <w:trPr>
+          <w:trHeight w:val="300" w:hRule="atLeast"/>
+        </w:trPr>
+        <w:tc>
+          <w:tcPr>
+            <w:tcW w:w="699" w:type="pct"/>
+            <w:vMerge w:val="continue"/>
+            <w:tcBorders>
+              <w:top w:val="single" w:color="FFFFFF" w:sz="8" w:space="0"/>
+              <w:left w:val="single" w:color="FFFFFF" w:sz="8" w:space="0"/>
+              <w:bottom w:val="single" w:color="FFFFFF" w:sz="8" w:space="0"/>
+              <w:right w:val="single" w:color="FFFFFF" w:sz="8" w:space="0"/>
+            </w:tcBorders>
+            <w:shd w:val="clear" w:color="auto" w:fill="1F3864"/>
+            <w:vAlign w:val="center"/>
+          </w:tcPr>
+          <w:p>
+            <w:pPr>
+              <w:jc w:val="left"/>
+              <w:rPr>
+                <w:rFonts w:hint="default" w:ascii="Times New Roman" w:hAnsi="Times New Roman" w:eastAsia="宋体" w:cs="Times New Roman"/>
+                <w:b/>
+                <w:bCs w:val="0"/>
+                <w:i w:val="0"/>
+                <w:iCs w:val="0"/>
+                <w:color w:val="FFFFFF" w:themeColor="background1"/>
+                <w:sz w:val="18"/>
+                <w:szCs w:val="18"/>
+                <w:u w:val="none"/>
+                <w14:textFill>
+                  <w14:solidFill>
+                    <w14:schemeClr w14:val="bg1"/>
+                  </w14:solidFill>
+                </w14:textFill>
+              </w:rPr>
+            </w:pPr>
+          </w:p>
+        </w:tc>
+        <w:tc>
+          <w:tcPr>
+            <w:tcW w:w="435" w:type="pct"/>
+            <w:tcBorders>
+              <w:top w:val="single" w:color="000000" w:sz="4" w:space="0"/>
+              <w:left w:val="single" w:color="FFFFFF" w:sz="8" w:space="0"/>
+              <w:bottom w:val="single" w:color="000000" w:sz="4" w:space="0"/>
+              <w:right w:val="single" w:color="000000" w:sz="4" w:space="0"/>
+            </w:tcBorders>
+            <w:shd w:val="clear" w:color="auto" w:fill="FFFFFF"/>
+            <w:vAlign w:val="center"/>
+          </w:tcPr>
+          <w:p>
+            <w:pPr>
+              <w:keepNext w:val="0"/>
+              <w:keepLines w:val="0"/>
+              <w:widowControl/>
+              <w:suppressLineNumbers w:val="0"/>
+              <w:jc w:val="left"/>
+              <w:textAlignment w:val="center"/>
+              <w:rPr>
+                <w:rFonts w:hint="default" w:ascii="Times New Roman" w:hAnsi="Times New Roman" w:eastAsia="宋体" w:cs="Times New Roman"/>
+                <w:b w:val="0"/>
+                <w:bCs/>
+                <w:i w:val="0"/>
+                <w:iCs w:val="0"/>
+                <w:color w:val="000000"/>
+                <w:sz w:val="18"/>
+                <w:szCs w:val="18"/>
+                <w:u w:val="none"/>
+              </w:rPr>
+            </w:pPr>
+            <w:r>
+              <w:rPr>
+                <w:rFonts w:hint="default" w:ascii="Times New Roman" w:hAnsi="Times New Roman" w:eastAsia="宋体" w:cs="Times New Roman"/>
+                <w:b w:val="0"/>
+                <w:bCs/>
+                <w:i w:val="0"/>
+                <w:iCs w:val="0"/>
+                <w:color w:val="000000"/>
+                <w:kern w:val="0"/>
+                <w:sz w:val="18"/>
+                <w:szCs w:val="18"/>
+                <w:u w:val="none"/>
+                <w:lang w:val="en-US" w:eastAsia="zh-CN" w:bidi="ar"/>
+              </w:rPr>
+              <w:t xml:space="preserve">20 </w:t>
+            </w:r>
+          </w:p>
+        </w:tc>
+        <w:tc>
+          <w:tcPr>
+            <w:tcW w:w="1643" w:type="pct"/>
+            <w:tcBorders>
+              <w:top w:val="single" w:color="000000" w:sz="4" w:space="0"/>
+              <w:left w:val="single" w:color="000000" w:sz="4" w:space="0"/>
+              <w:bottom w:val="single" w:color="000000" w:sz="4" w:space="0"/>
+              <w:right w:val="single" w:color="000000" w:sz="4" w:space="0"/>
+            </w:tcBorders>
+            <w:shd w:val="clear" w:color="auto" w:fill="FFFFFF"/>
+            <w:vAlign w:val="center"/>
+          </w:tcPr>
+          <w:p>
+            <w:pPr>
+              <w:keepNext w:val="0"/>
+              <w:keepLines w:val="0"/>
+              <w:widowControl/>
+              <w:suppressLineNumbers w:val="0"/>
+              <w:jc w:val="left"/>
+              <w:textAlignment w:val="center"/>
+              <w:rPr>
+                <w:rFonts w:hint="default" w:ascii="Times New Roman" w:hAnsi="Times New Roman" w:eastAsia="宋体" w:cs="Times New Roman"/>
+                <w:b w:val="0"/>
+                <w:bCs/>
+                <w:i w:val="0"/>
+                <w:iCs w:val="0"/>
+                <w:color w:val="000000"/>
+                <w:sz w:val="18"/>
+                <w:szCs w:val="18"/>
+                <w:u w:val="none"/>
+              </w:rPr>
+            </w:pPr>
+            <w:r>
+              <w:rPr>
+                <w:rFonts w:hint="default" w:ascii="Times New Roman" w:hAnsi="Times New Roman" w:eastAsia="宋体" w:cs="Times New Roman"/>
+                <w:b w:val="0"/>
+                <w:bCs/>
+                <w:i w:val="0"/>
+                <w:iCs w:val="0"/>
+                <w:color w:val="000000"/>
+                <w:kern w:val="0"/>
+                <w:sz w:val="18"/>
+                <w:szCs w:val="18"/>
+                <w:u w:val="none"/>
+                <w:lang w:val="en-US" w:eastAsia="zh-CN" w:bidi="ar"/>
+              </w:rPr>
+              <w:t>c.3140A&gt;T</w:t>
+            </w:r>
+          </w:p>
+        </w:tc>
+        <w:tc>
+          <w:tcPr>
+            <w:tcW w:w="1591" w:type="pct"/>
+            <w:tcBorders>
+              <w:top w:val="single" w:color="000000" w:sz="4" w:space="0"/>
+              <w:left w:val="single" w:color="000000" w:sz="4" w:space="0"/>
+              <w:bottom w:val="single" w:color="000000" w:sz="4" w:space="0"/>
+              <w:right w:val="single" w:color="000000" w:sz="4" w:space="0"/>
+            </w:tcBorders>
+            <w:shd w:val="clear" w:color="auto" w:fill="FFFFFF"/>
+            <w:vAlign w:val="center"/>
+          </w:tcPr>
+          <w:p>
+            <w:pPr>
+              <w:keepNext w:val="0"/>
+              <w:keepLines w:val="0"/>
+              <w:widowControl/>
+              <w:suppressLineNumbers w:val="0"/>
+              <w:jc w:val="left"/>
+              <w:textAlignment w:val="center"/>
+              <w:rPr>
+                <w:rFonts w:hint="default" w:ascii="Times New Roman" w:hAnsi="Times New Roman" w:eastAsia="宋体" w:cs="Times New Roman"/>
+                <w:b w:val="0"/>
+                <w:bCs/>
+                <w:i w:val="0"/>
+                <w:iCs w:val="0"/>
+                <w:color w:val="000000"/>
+                <w:sz w:val="18"/>
+                <w:szCs w:val="18"/>
+                <w:u w:val="none"/>
+              </w:rPr>
+            </w:pPr>
+            <w:r>
+              <w:rPr>
+                <w:rFonts w:hint="default" w:ascii="Times New Roman" w:hAnsi="Times New Roman" w:eastAsia="宋体" w:cs="Times New Roman"/>
+                <w:b w:val="0"/>
+                <w:bCs/>
+                <w:i w:val="0"/>
+                <w:iCs w:val="0"/>
+                <w:color w:val="000000"/>
+                <w:kern w:val="0"/>
+                <w:sz w:val="18"/>
+                <w:szCs w:val="18"/>
+                <w:u w:val="none"/>
+                <w:lang w:val="en-US" w:eastAsia="zh-CN" w:bidi="ar"/>
+              </w:rPr>
+              <w:t>p.H1047L</w:t>
+            </w:r>
+          </w:p>
+        </w:tc>
+        <w:tc>
+          <w:tcPr>
+            <w:tcW w:w="630" w:type="pct"/>
+            <w:tcBorders>
+              <w:top w:val="single" w:color="000000" w:sz="4" w:space="0"/>
+              <w:left w:val="single" w:color="000000" w:sz="4" w:space="0"/>
+              <w:bottom w:val="single" w:color="000000" w:sz="4" w:space="0"/>
+              <w:right w:val="single" w:color="000000" w:sz="4" w:space="0"/>
+            </w:tcBorders>
+            <w:shd w:val="clear" w:color="auto" w:fill="FFFFFF"/>
+            <w:vAlign w:val="center"/>
+          </w:tcPr>
+          <w:p>
+            <w:pPr>
+              <w:keepNext w:val="0"/>
+              <w:keepLines w:val="0"/>
+              <w:widowControl/>
+              <w:suppressLineNumbers w:val="0"/>
+              <w:jc w:val="left"/>
+              <w:textAlignment w:val="center"/>
+              <w:rPr>
+                <w:rFonts w:hint="default" w:ascii="Times New Roman" w:hAnsi="Times New Roman" w:eastAsia="宋体" w:cs="Times New Roman"/>
+                <w:b w:val="0"/>
+                <w:bCs/>
+                <w:i w:val="0"/>
+                <w:iCs w:val="0"/>
+                <w:color w:val="000000"/>
+                <w:sz w:val="18"/>
+                <w:szCs w:val="18"/>
+                <w:u w:val="none"/>
+              </w:rPr>
+            </w:pPr>
+            <w:r>
+              <w:rPr>
+                <w:rFonts w:hint="default" w:ascii="Times New Roman" w:hAnsi="Times New Roman" w:eastAsia="宋体" w:cs="Times New Roman"/>
+                <w:b w:val="0"/>
+                <w:bCs/>
+                <w:i w:val="0"/>
+                <w:iCs w:val="0"/>
+                <w:color w:val="000000"/>
+                <w:kern w:val="0"/>
+                <w:sz w:val="18"/>
+                <w:szCs w:val="18"/>
+                <w:u w:val="none"/>
+                <w:lang w:val="en-US" w:eastAsia="zh-CN" w:bidi="ar"/>
+              </w:rPr>
+              <w:t xml:space="preserve">776 </w:t>
+            </w:r>
+          </w:p>
+        </w:tc>
+      </w:tr>
+      <w:tr>
+        <w:tblPrEx>
+          <w:tblBorders>
+            <w:top w:val="none" w:color="auto" w:sz="0" w:space="0"/>
+            <w:left w:val="none" w:color="auto" w:sz="0" w:space="0"/>
+            <w:bottom w:val="none" w:color="auto" w:sz="0" w:space="0"/>
+            <w:right w:val="none" w:color="auto" w:sz="0" w:space="0"/>
+            <w:insideH w:val="none" w:color="auto" w:sz="0" w:space="0"/>
+            <w:insideV w:val="none" w:color="auto" w:sz="0" w:space="0"/>
+          </w:tblBorders>
+          <w:tblCellMar>
+            <w:top w:w="0" w:type="dxa"/>
+            <w:left w:w="108" w:type="dxa"/>
+            <w:bottom w:w="0" w:type="dxa"/>
+            <w:right w:w="108" w:type="dxa"/>
+          </w:tblCellMar>
+        </w:tblPrEx>
+        <w:trPr>
+          <w:trHeight w:val="300" w:hRule="atLeast"/>
+        </w:trPr>
+        <w:tc>
+          <w:tcPr>
+            <w:tcW w:w="699" w:type="pct"/>
+            <w:vMerge w:val="continue"/>
+            <w:tcBorders>
+              <w:top w:val="single" w:color="FFFFFF" w:sz="8" w:space="0"/>
+              <w:left w:val="single" w:color="FFFFFF" w:sz="8" w:space="0"/>
+              <w:bottom w:val="single" w:color="FFFFFF" w:sz="8" w:space="0"/>
+              <w:right w:val="single" w:color="FFFFFF" w:sz="8" w:space="0"/>
+            </w:tcBorders>
+            <w:shd w:val="clear" w:color="auto" w:fill="1F3864"/>
+            <w:vAlign w:val="center"/>
+          </w:tcPr>
+          <w:p>
+            <w:pPr>
+              <w:jc w:val="left"/>
+              <w:rPr>
+                <w:rFonts w:hint="default" w:ascii="Times New Roman" w:hAnsi="Times New Roman" w:eastAsia="宋体" w:cs="Times New Roman"/>
+                <w:b/>
+                <w:bCs w:val="0"/>
+                <w:i w:val="0"/>
+                <w:iCs w:val="0"/>
+                <w:color w:val="FFFFFF" w:themeColor="background1"/>
+                <w:sz w:val="18"/>
+                <w:szCs w:val="18"/>
+                <w:u w:val="none"/>
+                <w14:textFill>
+                  <w14:solidFill>
+                    <w14:schemeClr w14:val="bg1"/>
+                  </w14:solidFill>
+                </w14:textFill>
+              </w:rPr>
+            </w:pPr>
+          </w:p>
+        </w:tc>
+        <w:tc>
+          <w:tcPr>
+            <w:tcW w:w="435" w:type="pct"/>
+            <w:tcBorders>
+              <w:top w:val="single" w:color="000000" w:sz="4" w:space="0"/>
+              <w:left w:val="single" w:color="FFFFFF" w:sz="8" w:space="0"/>
+              <w:bottom w:val="single" w:color="000000" w:sz="4" w:space="0"/>
+              <w:right w:val="single" w:color="000000" w:sz="4" w:space="0"/>
+            </w:tcBorders>
+            <w:shd w:val="clear" w:color="auto" w:fill="FFFFFF"/>
+            <w:vAlign w:val="center"/>
+          </w:tcPr>
+          <w:p>
+            <w:pPr>
+              <w:keepNext w:val="0"/>
+              <w:keepLines w:val="0"/>
+              <w:widowControl/>
+              <w:suppressLineNumbers w:val="0"/>
+              <w:jc w:val="left"/>
+              <w:textAlignment w:val="center"/>
+              <w:rPr>
+                <w:rFonts w:hint="default" w:ascii="Times New Roman" w:hAnsi="Times New Roman" w:eastAsia="宋体" w:cs="Times New Roman"/>
+                <w:b w:val="0"/>
+                <w:bCs/>
+                <w:i w:val="0"/>
+                <w:iCs w:val="0"/>
+                <w:color w:val="000000"/>
+                <w:sz w:val="18"/>
+                <w:szCs w:val="18"/>
+                <w:u w:val="none"/>
+              </w:rPr>
+            </w:pPr>
+            <w:r>
+              <w:rPr>
+                <w:rFonts w:hint="default" w:ascii="Times New Roman" w:hAnsi="Times New Roman" w:eastAsia="宋体" w:cs="Times New Roman"/>
+                <w:b w:val="0"/>
+                <w:bCs/>
+                <w:i w:val="0"/>
+                <w:iCs w:val="0"/>
+                <w:color w:val="000000"/>
+                <w:kern w:val="0"/>
+                <w:sz w:val="18"/>
+                <w:szCs w:val="18"/>
+                <w:u w:val="none"/>
+                <w:lang w:val="en-US" w:eastAsia="zh-CN" w:bidi="ar"/>
+              </w:rPr>
+              <w:t xml:space="preserve">20 </w:t>
+            </w:r>
+          </w:p>
+        </w:tc>
+        <w:tc>
+          <w:tcPr>
+            <w:tcW w:w="1643" w:type="pct"/>
+            <w:tcBorders>
+              <w:top w:val="single" w:color="000000" w:sz="4" w:space="0"/>
+              <w:left w:val="single" w:color="000000" w:sz="4" w:space="0"/>
+              <w:bottom w:val="single" w:color="000000" w:sz="4" w:space="0"/>
+              <w:right w:val="single" w:color="000000" w:sz="4" w:space="0"/>
+            </w:tcBorders>
+            <w:shd w:val="clear" w:color="auto" w:fill="FFFFFF"/>
+            <w:vAlign w:val="center"/>
+          </w:tcPr>
+          <w:p>
+            <w:pPr>
+              <w:keepNext w:val="0"/>
+              <w:keepLines w:val="0"/>
+              <w:widowControl/>
+              <w:suppressLineNumbers w:val="0"/>
+              <w:jc w:val="left"/>
+              <w:textAlignment w:val="center"/>
+              <w:rPr>
+                <w:rFonts w:hint="default" w:ascii="Times New Roman" w:hAnsi="Times New Roman" w:eastAsia="宋体" w:cs="Times New Roman"/>
+                <w:b w:val="0"/>
+                <w:bCs/>
+                <w:i w:val="0"/>
+                <w:iCs w:val="0"/>
+                <w:color w:val="000000"/>
+                <w:sz w:val="18"/>
+                <w:szCs w:val="18"/>
+                <w:u w:val="none"/>
+              </w:rPr>
+            </w:pPr>
+            <w:r>
+              <w:rPr>
+                <w:rFonts w:hint="default" w:ascii="Times New Roman" w:hAnsi="Times New Roman" w:eastAsia="宋体" w:cs="Times New Roman"/>
+                <w:b w:val="0"/>
+                <w:bCs/>
+                <w:i w:val="0"/>
+                <w:iCs w:val="0"/>
+                <w:color w:val="000000"/>
+                <w:kern w:val="0"/>
+                <w:sz w:val="18"/>
+                <w:szCs w:val="18"/>
+                <w:u w:val="none"/>
+                <w:lang w:val="en-US" w:eastAsia="zh-CN" w:bidi="ar"/>
+              </w:rPr>
+              <w:t>c.3140A&gt;G</w:t>
+            </w:r>
+          </w:p>
+        </w:tc>
+        <w:tc>
+          <w:tcPr>
+            <w:tcW w:w="1591" w:type="pct"/>
+            <w:tcBorders>
+              <w:top w:val="single" w:color="000000" w:sz="4" w:space="0"/>
+              <w:left w:val="single" w:color="000000" w:sz="4" w:space="0"/>
+              <w:bottom w:val="single" w:color="000000" w:sz="4" w:space="0"/>
+              <w:right w:val="single" w:color="000000" w:sz="4" w:space="0"/>
+            </w:tcBorders>
+            <w:shd w:val="clear" w:color="auto" w:fill="FFFFFF"/>
+            <w:vAlign w:val="center"/>
+          </w:tcPr>
+          <w:p>
+            <w:pPr>
+              <w:keepNext w:val="0"/>
+              <w:keepLines w:val="0"/>
+              <w:widowControl/>
+              <w:suppressLineNumbers w:val="0"/>
+              <w:jc w:val="left"/>
+              <w:textAlignment w:val="center"/>
+              <w:rPr>
+                <w:rFonts w:hint="default" w:ascii="Times New Roman" w:hAnsi="Times New Roman" w:eastAsia="宋体" w:cs="Times New Roman"/>
+                <w:b w:val="0"/>
+                <w:bCs/>
+                <w:i w:val="0"/>
+                <w:iCs w:val="0"/>
+                <w:color w:val="000000"/>
+                <w:sz w:val="18"/>
+                <w:szCs w:val="18"/>
+                <w:u w:val="none"/>
+              </w:rPr>
+            </w:pPr>
+            <w:r>
+              <w:rPr>
+                <w:rFonts w:hint="default" w:ascii="Times New Roman" w:hAnsi="Times New Roman" w:eastAsia="宋体" w:cs="Times New Roman"/>
+                <w:b w:val="0"/>
+                <w:bCs/>
+                <w:i w:val="0"/>
+                <w:iCs w:val="0"/>
+                <w:color w:val="000000"/>
+                <w:kern w:val="0"/>
+                <w:sz w:val="18"/>
+                <w:szCs w:val="18"/>
+                <w:u w:val="none"/>
+                <w:lang w:val="en-US" w:eastAsia="zh-CN" w:bidi="ar"/>
+              </w:rPr>
+              <w:t>p.H1047R</w:t>
+            </w:r>
+          </w:p>
+        </w:tc>
+        <w:tc>
+          <w:tcPr>
+            <w:tcW w:w="630" w:type="pct"/>
+            <w:tcBorders>
+              <w:top w:val="single" w:color="000000" w:sz="4" w:space="0"/>
+              <w:left w:val="single" w:color="000000" w:sz="4" w:space="0"/>
+              <w:bottom w:val="single" w:color="000000" w:sz="4" w:space="0"/>
+              <w:right w:val="single" w:color="000000" w:sz="4" w:space="0"/>
+            </w:tcBorders>
+            <w:shd w:val="clear" w:color="auto" w:fill="FFFFFF"/>
+            <w:vAlign w:val="center"/>
+          </w:tcPr>
+          <w:p>
+            <w:pPr>
+              <w:keepNext w:val="0"/>
+              <w:keepLines w:val="0"/>
+              <w:widowControl/>
+              <w:suppressLineNumbers w:val="0"/>
+              <w:jc w:val="left"/>
+              <w:textAlignment w:val="center"/>
+              <w:rPr>
+                <w:rFonts w:hint="default" w:ascii="Times New Roman" w:hAnsi="Times New Roman" w:eastAsia="宋体" w:cs="Times New Roman"/>
+                <w:b w:val="0"/>
+                <w:bCs/>
+                <w:i w:val="0"/>
+                <w:iCs w:val="0"/>
+                <w:color w:val="000000"/>
+                <w:sz w:val="18"/>
+                <w:szCs w:val="18"/>
+                <w:u w:val="none"/>
+              </w:rPr>
+            </w:pPr>
+            <w:r>
+              <w:rPr>
+                <w:rFonts w:hint="default" w:ascii="Times New Roman" w:hAnsi="Times New Roman" w:eastAsia="宋体" w:cs="Times New Roman"/>
+                <w:b w:val="0"/>
+                <w:bCs/>
+                <w:i w:val="0"/>
+                <w:iCs w:val="0"/>
+                <w:color w:val="000000"/>
+                <w:kern w:val="0"/>
+                <w:sz w:val="18"/>
+                <w:szCs w:val="18"/>
+                <w:u w:val="none"/>
+                <w:lang w:val="en-US" w:eastAsia="zh-CN" w:bidi="ar"/>
+              </w:rPr>
+              <w:t xml:space="preserve">775 </w:t>
+            </w:r>
+          </w:p>
+        </w:tc>
+      </w:tr>
+      <w:tr>
+        <w:tblPrEx>
+          <w:tblBorders>
+            <w:top w:val="none" w:color="auto" w:sz="0" w:space="0"/>
+            <w:left w:val="none" w:color="auto" w:sz="0" w:space="0"/>
+            <w:bottom w:val="none" w:color="auto" w:sz="0" w:space="0"/>
+            <w:right w:val="none" w:color="auto" w:sz="0" w:space="0"/>
+            <w:insideH w:val="none" w:color="auto" w:sz="0" w:space="0"/>
+            <w:insideV w:val="none" w:color="auto" w:sz="0" w:space="0"/>
+          </w:tblBorders>
+          <w:tblCellMar>
+            <w:top w:w="0" w:type="dxa"/>
+            <w:left w:w="108" w:type="dxa"/>
+            <w:bottom w:w="0" w:type="dxa"/>
+            <w:right w:w="108" w:type="dxa"/>
+          </w:tblCellMar>
+        </w:tblPrEx>
+        <w:trPr>
+          <w:trHeight w:val="300" w:hRule="atLeast"/>
+        </w:trPr>
+        <w:tc>
+          <w:tcPr>
+            <w:tcW w:w="699" w:type="pct"/>
+            <w:vMerge w:val="restart"/>
+            <w:tcBorders>
+              <w:top w:val="single" w:color="FFFFFF" w:sz="8" w:space="0"/>
+              <w:left w:val="single" w:color="FFFFFF" w:sz="8" w:space="0"/>
+              <w:bottom w:val="single" w:color="FFFFFF" w:sz="8" w:space="0"/>
+              <w:right w:val="single" w:color="FFFFFF" w:sz="8" w:space="0"/>
+            </w:tcBorders>
+            <w:shd w:val="clear" w:color="auto" w:fill="1F3864"/>
+            <w:vAlign w:val="center"/>
+          </w:tcPr>
+          <w:p>
+            <w:pPr>
+              <w:keepNext w:val="0"/>
+              <w:keepLines w:val="0"/>
+              <w:widowControl/>
+              <w:suppressLineNumbers w:val="0"/>
+              <w:jc w:val="left"/>
+              <w:textAlignment w:val="center"/>
+              <w:rPr>
+                <w:rFonts w:hint="default" w:ascii="Times New Roman" w:hAnsi="Times New Roman" w:eastAsia="宋体" w:cs="Times New Roman"/>
+                <w:b/>
+                <w:bCs w:val="0"/>
+                <w:i w:val="0"/>
+                <w:iCs w:val="0"/>
+                <w:color w:val="FFFFFF" w:themeColor="background1"/>
+                <w:sz w:val="18"/>
+                <w:szCs w:val="18"/>
+                <w:u w:val="none"/>
+                <w14:textFill>
+                  <w14:solidFill>
+                    <w14:schemeClr w14:val="bg1"/>
+                  </w14:solidFill>
+                </w14:textFill>
+              </w:rPr>
+            </w:pPr>
+            <w:r>
+              <w:rPr>
+                <w:rFonts w:hint="default" w:ascii="Times New Roman" w:hAnsi="Times New Roman" w:eastAsia="宋体" w:cs="Times New Roman"/>
+                <w:b/>
+                <w:bCs w:val="0"/>
+                <w:i w:val="0"/>
+                <w:iCs w:val="0"/>
+                <w:color w:val="FFFFFF" w:themeColor="background1"/>
+                <w:kern w:val="0"/>
+                <w:sz w:val="18"/>
+                <w:szCs w:val="18"/>
+                <w:u w:val="none"/>
+                <w:lang w:val="en-US" w:eastAsia="zh-CN" w:bidi="ar"/>
+                <w14:textFill>
+                  <w14:solidFill>
+                    <w14:schemeClr w14:val="bg1"/>
+                  </w14:solidFill>
+                </w14:textFill>
+              </w:rPr>
+              <w:t>ALK</w:t>
+            </w:r>
+          </w:p>
+        </w:tc>
+        <w:tc>
+          <w:tcPr>
+            <w:tcW w:w="435" w:type="pct"/>
+            <w:tcBorders>
+              <w:top w:val="single" w:color="000000" w:sz="4" w:space="0"/>
+              <w:left w:val="single" w:color="FFFFFF" w:sz="8" w:space="0"/>
+              <w:bottom w:val="single" w:color="000000" w:sz="4" w:space="0"/>
+              <w:right w:val="single" w:color="000000" w:sz="4" w:space="0"/>
+            </w:tcBorders>
+            <w:shd w:val="clear" w:color="auto" w:fill="FFFFFF"/>
+            <w:noWrap/>
+            <w:vAlign w:val="center"/>
+          </w:tcPr>
+          <w:p>
+            <w:pPr>
+              <w:keepNext w:val="0"/>
+              <w:keepLines w:val="0"/>
+              <w:widowControl/>
+              <w:suppressLineNumbers w:val="0"/>
+              <w:jc w:val="left"/>
+              <w:textAlignment w:val="center"/>
+              <w:rPr>
+                <w:rFonts w:hint="default" w:ascii="Times New Roman" w:hAnsi="Times New Roman" w:eastAsia="宋体" w:cs="Times New Roman"/>
+                <w:b w:val="0"/>
+                <w:bCs/>
+                <w:i w:val="0"/>
+                <w:iCs w:val="0"/>
+                <w:color w:val="000000"/>
+                <w:sz w:val="18"/>
+                <w:szCs w:val="18"/>
+                <w:u w:val="none"/>
+              </w:rPr>
+            </w:pPr>
+            <w:r>
+              <w:rPr>
+                <w:rFonts w:hint="default" w:ascii="Times New Roman" w:hAnsi="Times New Roman" w:eastAsia="宋体" w:cs="Times New Roman"/>
+                <w:b w:val="0"/>
+                <w:bCs/>
+                <w:i w:val="0"/>
+                <w:iCs w:val="0"/>
+                <w:color w:val="000000"/>
+                <w:kern w:val="0"/>
+                <w:sz w:val="18"/>
+                <w:szCs w:val="18"/>
+                <w:u w:val="none"/>
+                <w:lang w:val="en-US" w:eastAsia="zh-CN" w:bidi="ar"/>
+              </w:rPr>
+              <w:t>/</w:t>
+            </w:r>
+          </w:p>
+        </w:tc>
+        <w:tc>
+          <w:tcPr>
+            <w:tcW w:w="1643" w:type="pct"/>
+            <w:tcBorders>
+              <w:top w:val="single" w:color="000000" w:sz="4" w:space="0"/>
+              <w:left w:val="single" w:color="000000" w:sz="4" w:space="0"/>
+              <w:bottom w:val="single" w:color="000000" w:sz="4" w:space="0"/>
+              <w:right w:val="single" w:color="000000" w:sz="4" w:space="0"/>
+            </w:tcBorders>
+            <w:shd w:val="clear" w:color="auto" w:fill="FFFFFF"/>
+            <w:vAlign w:val="center"/>
+          </w:tcPr>
+          <w:p>
+            <w:pPr>
+              <w:keepNext w:val="0"/>
+              <w:keepLines w:val="0"/>
+              <w:widowControl/>
+              <w:suppressLineNumbers w:val="0"/>
+              <w:jc w:val="left"/>
+              <w:textAlignment w:val="center"/>
+              <w:rPr>
+                <w:rFonts w:hint="default" w:ascii="Times New Roman" w:hAnsi="Times New Roman" w:eastAsia="宋体" w:cs="Times New Roman"/>
+                <w:b w:val="0"/>
+                <w:bCs/>
+                <w:i w:val="0"/>
+                <w:iCs w:val="0"/>
+                <w:color w:val="000000"/>
+                <w:sz w:val="18"/>
+                <w:szCs w:val="18"/>
+                <w:u w:val="none"/>
+              </w:rPr>
+            </w:pPr>
+            <w:r>
+              <w:rPr>
+                <w:rFonts w:hint="default" w:ascii="Times New Roman" w:hAnsi="Times New Roman" w:eastAsia="宋体" w:cs="Times New Roman"/>
+                <w:b w:val="0"/>
+                <w:bCs/>
+                <w:i w:val="0"/>
+                <w:iCs w:val="0"/>
+                <w:color w:val="000000"/>
+                <w:kern w:val="0"/>
+                <w:sz w:val="18"/>
+                <w:szCs w:val="18"/>
+                <w:u w:val="none"/>
+                <w:lang w:val="en-US" w:eastAsia="zh-CN" w:bidi="ar"/>
+              </w:rPr>
+              <w:t>EML4-ALK</w:t>
+            </w:r>
+          </w:p>
+        </w:tc>
+        <w:tc>
+          <w:tcPr>
+            <w:tcW w:w="1591" w:type="pct"/>
+            <w:tcBorders>
+              <w:top w:val="single" w:color="000000" w:sz="4" w:space="0"/>
+              <w:left w:val="single" w:color="000000" w:sz="4" w:space="0"/>
+              <w:bottom w:val="single" w:color="000000" w:sz="4" w:space="0"/>
+              <w:right w:val="single" w:color="000000" w:sz="4" w:space="0"/>
+            </w:tcBorders>
+            <w:shd w:val="clear" w:color="auto" w:fill="FFFFFF"/>
+            <w:vAlign w:val="center"/>
+          </w:tcPr>
+          <w:p>
+            <w:pPr>
+              <w:keepNext w:val="0"/>
+              <w:keepLines w:val="0"/>
+              <w:widowControl/>
+              <w:suppressLineNumbers w:val="0"/>
+              <w:jc w:val="left"/>
+              <w:textAlignment w:val="center"/>
+              <w:rPr>
+                <w:rFonts w:hint="default" w:ascii="Times New Roman" w:hAnsi="Times New Roman" w:eastAsia="宋体" w:cs="Times New Roman"/>
+                <w:b w:val="0"/>
+                <w:bCs/>
+                <w:i w:val="0"/>
+                <w:iCs w:val="0"/>
+                <w:color w:val="000000"/>
+                <w:sz w:val="18"/>
+                <w:szCs w:val="18"/>
+                <w:u w:val="none"/>
+              </w:rPr>
+            </w:pPr>
+            <w:r>
+              <w:rPr>
+                <w:rFonts w:hint="default" w:ascii="Times New Roman" w:hAnsi="Times New Roman" w:eastAsia="宋体" w:cs="Times New Roman"/>
+                <w:b w:val="0"/>
+                <w:bCs/>
+                <w:i w:val="0"/>
+                <w:iCs w:val="0"/>
+                <w:color w:val="000000"/>
+                <w:kern w:val="0"/>
+                <w:sz w:val="18"/>
+                <w:szCs w:val="18"/>
+                <w:u w:val="none"/>
+                <w:lang w:val="en-US" w:eastAsia="zh-CN" w:bidi="ar"/>
+              </w:rPr>
+              <w:t>E13A20</w:t>
+            </w:r>
+          </w:p>
+        </w:tc>
+        <w:tc>
+          <w:tcPr>
+            <w:tcW w:w="630" w:type="pct"/>
+            <w:tcBorders>
+              <w:top w:val="single" w:color="000000" w:sz="4" w:space="0"/>
+              <w:left w:val="single" w:color="000000" w:sz="4" w:space="0"/>
+              <w:bottom w:val="single" w:color="000000" w:sz="4" w:space="0"/>
+              <w:right w:val="single" w:color="000000" w:sz="4" w:space="0"/>
+            </w:tcBorders>
+            <w:shd w:val="clear" w:color="auto" w:fill="FFFFFF"/>
+            <w:noWrap/>
+            <w:vAlign w:val="center"/>
+          </w:tcPr>
+          <w:p>
+            <w:pPr>
+              <w:keepNext w:val="0"/>
+              <w:keepLines w:val="0"/>
+              <w:widowControl/>
+              <w:suppressLineNumbers w:val="0"/>
+              <w:jc w:val="left"/>
+              <w:textAlignment w:val="center"/>
+              <w:rPr>
+                <w:rFonts w:hint="default" w:ascii="Times New Roman" w:hAnsi="Times New Roman" w:eastAsia="宋体" w:cs="Times New Roman"/>
+                <w:b w:val="0"/>
+                <w:bCs/>
+                <w:i w:val="0"/>
+                <w:iCs w:val="0"/>
+                <w:color w:val="000000"/>
+                <w:sz w:val="18"/>
+                <w:szCs w:val="18"/>
+                <w:u w:val="none"/>
+              </w:rPr>
+            </w:pPr>
+            <w:r>
+              <w:rPr>
+                <w:rFonts w:hint="default" w:ascii="Times New Roman" w:hAnsi="Times New Roman" w:eastAsia="宋体" w:cs="Times New Roman"/>
+                <w:b w:val="0"/>
+                <w:bCs/>
+                <w:i w:val="0"/>
+                <w:iCs w:val="0"/>
+                <w:color w:val="000000"/>
+                <w:kern w:val="0"/>
+                <w:sz w:val="18"/>
+                <w:szCs w:val="18"/>
+                <w:u w:val="none"/>
+                <w:lang w:val="en-US" w:eastAsia="zh-CN" w:bidi="ar"/>
+              </w:rPr>
+              <w:t>/</w:t>
+            </w:r>
+          </w:p>
+        </w:tc>
+      </w:tr>
+      <w:tr>
+        <w:tblPrEx>
+          <w:tblBorders>
+            <w:top w:val="none" w:color="auto" w:sz="0" w:space="0"/>
+            <w:left w:val="none" w:color="auto" w:sz="0" w:space="0"/>
+            <w:bottom w:val="none" w:color="auto" w:sz="0" w:space="0"/>
+            <w:right w:val="none" w:color="auto" w:sz="0" w:space="0"/>
+            <w:insideH w:val="none" w:color="auto" w:sz="0" w:space="0"/>
+            <w:insideV w:val="none" w:color="auto" w:sz="0" w:space="0"/>
+          </w:tblBorders>
           <w:tblCellMar>
             <w:top w:w="0" w:type="dxa"/>
             <w:left w:w="108" w:type="dxa"/>

--- a/WebContent/docx/肺癌60基因重肿.docx
+++ b/WebContent/docx/肺癌60基因重肿.docx
@@ -1505,8 +1505,8 @@
                 <w:szCs w:val="21"/>
               </w:rPr>
             </w:pPr>
-            <w:bookmarkStart w:id="0" w:name="_Toc527112379"/>
-            <w:bookmarkStart w:id="1" w:name="_Toc526855031"/>
+            <w:bookmarkStart w:id="0" w:name="_Toc526855031"/>
+            <w:bookmarkStart w:id="1" w:name="_Toc527112379"/>
             <w:r>
               <w:rPr>
                 <w:rFonts w:hint="eastAsia" w:asciiTheme="minorEastAsia" w:hAnsiTheme="minorEastAsia" w:eastAsiaTheme="minorEastAsia"/>
@@ -1979,6 +1979,12 @@
             <w:insideH w:val="single" w:color="95B3D7" w:themeColor="accent1" w:themeTint="99" w:sz="4" w:space="0"/>
             <w:insideV w:val="single" w:color="95B3D7" w:themeColor="accent1" w:themeTint="99" w:sz="4" w:space="0"/>
           </w:tblBorders>
+          <w:tblCellMar>
+            <w:top w:w="0" w:type="dxa"/>
+            <w:left w:w="108" w:type="dxa"/>
+            <w:bottom w:w="0" w:type="dxa"/>
+            <w:right w:w="108" w:type="dxa"/>
+          </w:tblCellMar>
         </w:tblPrEx>
         <w:trPr>
           <w:trHeight w:val="436" w:hRule="atLeast"/>
@@ -7995,8 +8001,8 @@
         </w:rPr>
       </w:pPr>
       <w:bookmarkStart w:id="3" w:name="_Toc534637496"/>
-      <w:bookmarkStart w:id="4" w:name="_Toc526855035"/>
-      <w:bookmarkStart w:id="5" w:name="_Toc527112383"/>
+      <w:bookmarkStart w:id="4" w:name="_Toc527112383"/>
+      <w:bookmarkStart w:id="5" w:name="_Toc526855035"/>
       <w:r>
         <w:rPr>
           <w:rFonts w:ascii="Times New Roman" w:hAnsi="Times New Roman" w:cs="Times New Roman"/>
@@ -8079,25 +8085,15 @@
           <w:szCs w:val="18"/>
         </w:rPr>
       </w:pPr>
-      <w:r>
-        <w:rPr>
-          <w:rFonts w:hint="eastAsia"/>
-          <w:sz w:val="18"/>
-          <w:szCs w:val="18"/>
-        </w:rPr>
-        <w:t>若该基因发生的是融合突变，NDF值指该位点的融合支持Reads数占样本总Reads数的比例的对数值（log 值）</w:t>
-      </w:r>
-      <w:r>
-        <w:rPr>
-          <w:rFonts w:hint="eastAsia"/>
-          <w:sz w:val="18"/>
-          <w:szCs w:val="18"/>
-          <w:lang w:eastAsia="zh-CN"/>
-        </w:rPr>
-        <w:t>；</w:t>
-      </w:r>
       <w:bookmarkStart w:id="17" w:name="_GoBack"/>
       <w:bookmarkEnd w:id="17"/>
+      <w:r>
+        <w:rPr>
+          <w:sz w:val="18"/>
+          <w:szCs w:val="18"/>
+        </w:rPr>
+        <w:t>检测结果与采集的标本病变（靶组织）比例有关，靶组织含量过低可能出现假阴性；</w:t>
+      </w:r>
     </w:p>
     <w:p>
       <w:pPr>
@@ -8118,7 +8114,7 @@
           <w:sz w:val="18"/>
           <w:szCs w:val="18"/>
         </w:rPr>
-        <w:t>检测结果与采集的标本病变（靶组织）比例有关，靶组织含量过低可能出现假阴性；</w:t>
+        <w:t>本报告仅对所检测标本负责，检测结果的解释及建议基于当前的科学研究水平，仅供临床医师参考，勿作他用；</w:t>
       </w:r>
     </w:p>
     <w:p>
@@ -8140,7 +8136,7 @@
           <w:sz w:val="18"/>
           <w:szCs w:val="18"/>
         </w:rPr>
-        <w:t>本报告仅对所检测标本负责，检测结果的解释及建议基于当前的科学研究水平，仅供临床医师参考，勿作他用；</w:t>
+        <w:t>本检测只检测60个肺癌个体化基因的特定突变，不排除受检者携带检测列表以外的突变位点；</w:t>
       </w:r>
     </w:p>
     <w:p>
@@ -8162,28 +8158,6 @@
           <w:sz w:val="18"/>
           <w:szCs w:val="18"/>
         </w:rPr>
-        <w:t>本检测只检测60个肺癌个体化基因的特定突变，不排除受检者携带检测列表以外的突变位点；</w:t>
-      </w:r>
-    </w:p>
-    <w:p>
-      <w:pPr>
-        <w:pStyle w:val="41"/>
-        <w:numPr>
-          <w:ilvl w:val="0"/>
-          <w:numId w:val="1"/>
-        </w:numPr>
-        <w:adjustRightInd w:val="0"/>
-        <w:snapToGrid w:val="0"/>
-        <w:rPr>
-          <w:sz w:val="18"/>
-          <w:szCs w:val="18"/>
-        </w:rPr>
-      </w:pPr>
-      <w:r>
-        <w:rPr>
-          <w:sz w:val="18"/>
-          <w:szCs w:val="18"/>
-        </w:rPr>
         <w:t>基因变异按照临床意义的重要性分为四个等级：I类变异（具有A级或B级证据），II类变异（具有C级或D级证据），III类变异（在出具报告时文献尚未报道、或突变意义已经明确但无相关的靶向用药信息、或突变意义不明但可能存在潜在的临床意义），IV类变异（包括良性变异、或疑似良性变异，合并III类报出）。</w:t>
       </w:r>
     </w:p>
@@ -8483,10 +8457,10 @@
           <w:szCs w:val="24"/>
         </w:rPr>
       </w:pPr>
-      <w:bookmarkStart w:id="6" w:name="_Toc23606"/>
+      <w:bookmarkStart w:id="6" w:name="_Toc4331_WPSOffice_Level2"/>
       <w:bookmarkStart w:id="7" w:name="_Toc32443_WPSOffice_Level2"/>
       <w:bookmarkStart w:id="8" w:name="_Toc30582"/>
-      <w:bookmarkStart w:id="9" w:name="_Toc4331_WPSOffice_Level2"/>
+      <w:bookmarkStart w:id="9" w:name="_Toc23606"/>
       <w:r>
         <w:rPr>
           <w:rFonts w:ascii="Times New Roman" w:hAnsi="Times New Roman" w:eastAsia="微软雅黑" w:cs="Times New Roman"/>
@@ -12018,6 +11992,12 @@
             <w:insideH w:val="dotted" w:color="45A3A7" w:sz="4" w:space="0"/>
             <w:insideV w:val="dotted" w:color="45A3A7" w:sz="4" w:space="0"/>
           </w:tblBorders>
+          <w:tblCellMar>
+            <w:top w:w="0" w:type="dxa"/>
+            <w:left w:w="108" w:type="dxa"/>
+            <w:bottom w:w="0" w:type="dxa"/>
+            <w:right w:w="108" w:type="dxa"/>
+          </w:tblCellMar>
         </w:tblPrEx>
         <w:trPr>
           <w:trHeight w:val="340" w:hRule="atLeast"/>
@@ -15785,8 +15765,8 @@
         </w:rPr>
       </w:pPr>
       <w:bookmarkStart w:id="10" w:name="_Toc534637499"/>
-      <w:bookmarkStart w:id="11" w:name="_Toc527112386"/>
-      <w:bookmarkStart w:id="12" w:name="_Toc526855038"/>
+      <w:bookmarkStart w:id="11" w:name="_Toc526855038"/>
+      <w:bookmarkStart w:id="12" w:name="_Toc527112386"/>
       <w:r>
         <w:rPr>
           <w:rFonts w:ascii="Times New Roman" w:hAnsi="Times New Roman" w:eastAsia="微软雅黑" w:cs="Times New Roman"/>
@@ -16010,12 +15990,6 @@
             <w:insideH w:val="single" w:color="auto" w:sz="4" w:space="0"/>
             <w:insideV w:val="single" w:color="auto" w:sz="4" w:space="0"/>
           </w:tblBorders>
-          <w:tblCellMar>
-            <w:top w:w="0" w:type="dxa"/>
-            <w:left w:w="108" w:type="dxa"/>
-            <w:bottom w:w="0" w:type="dxa"/>
-            <w:right w:w="108" w:type="dxa"/>
-          </w:tblCellMar>
         </w:tblPrEx>
         <w:trPr>
           <w:trHeight w:val="1038" w:hRule="atLeast"/>
@@ -17404,6 +17378,7 @@
             <w:insideH w:val="none" w:color="auto" w:sz="0" w:space="0"/>
             <w:insideV w:val="none" w:color="auto" w:sz="0" w:space="0"/>
           </w:tblBorders>
+          <w:shd w:val="clear" w:color="auto" w:fill="auto"/>
           <w:tblCellMar>
             <w:top w:w="0" w:type="dxa"/>
             <w:left w:w="108" w:type="dxa"/>
@@ -17772,6 +17747,289 @@
                 </w14:textFill>
               </w:rPr>
               <w:t>Cosmic ID</w:t>
+            </w:r>
+          </w:p>
+        </w:tc>
+      </w:tr>
+      <w:tr>
+        <w:tblPrEx>
+          <w:tblBorders>
+            <w:top w:val="none" w:color="auto" w:sz="0" w:space="0"/>
+            <w:left w:val="none" w:color="auto" w:sz="0" w:space="0"/>
+            <w:bottom w:val="none" w:color="auto" w:sz="0" w:space="0"/>
+            <w:right w:val="none" w:color="auto" w:sz="0" w:space="0"/>
+            <w:insideH w:val="none" w:color="auto" w:sz="0" w:space="0"/>
+            <w:insideV w:val="none" w:color="auto" w:sz="0" w:space="0"/>
+          </w:tblBorders>
+          <w:shd w:val="clear" w:color="auto" w:fill="auto"/>
+          <w:tblCellMar>
+            <w:top w:w="0" w:type="dxa"/>
+            <w:left w:w="108" w:type="dxa"/>
+            <w:bottom w:w="0" w:type="dxa"/>
+            <w:right w:w="108" w:type="dxa"/>
+          </w:tblCellMar>
+        </w:tblPrEx>
+        <w:trPr>
+          <w:trHeight w:val="300" w:hRule="atLeast"/>
+        </w:trPr>
+        <w:tc>
+          <w:tcPr>
+            <w:tcW w:w="699" w:type="pct"/>
+            <w:vMerge w:val="restart"/>
+            <w:tcBorders>
+              <w:top w:val="single" w:color="FFFFFF" w:sz="8" w:space="0"/>
+              <w:left w:val="single" w:color="FFFFFF" w:sz="8" w:space="0"/>
+              <w:bottom w:val="single" w:color="FFFFFF" w:sz="8" w:space="0"/>
+              <w:right w:val="single" w:color="FFFFFF" w:sz="8" w:space="0"/>
+            </w:tcBorders>
+            <w:shd w:val="clear" w:color="auto" w:fill="1F3864"/>
+            <w:vAlign w:val="center"/>
+          </w:tcPr>
+          <w:p>
+            <w:pPr>
+              <w:keepNext w:val="0"/>
+              <w:keepLines w:val="0"/>
+              <w:widowControl/>
+              <w:suppressLineNumbers w:val="0"/>
+              <w:jc w:val="left"/>
+              <w:textAlignment w:val="center"/>
+              <w:rPr>
+                <w:rFonts w:hint="default" w:ascii="Times New Roman" w:hAnsi="Times New Roman" w:eastAsia="宋体" w:cs="Times New Roman"/>
+                <w:b/>
+                <w:bCs w:val="0"/>
+                <w:i w:val="0"/>
+                <w:iCs w:val="0"/>
+                <w:color w:val="FFFFFF" w:themeColor="background1"/>
+                <w:sz w:val="18"/>
+                <w:szCs w:val="18"/>
+                <w:u w:val="none"/>
+                <w14:textFill>
+                  <w14:solidFill>
+                    <w14:schemeClr w14:val="bg1"/>
+                  </w14:solidFill>
+                </w14:textFill>
+              </w:rPr>
+            </w:pPr>
+            <w:r>
+              <w:rPr>
+                <w:rFonts w:hint="default" w:ascii="Times New Roman" w:hAnsi="Times New Roman" w:eastAsia="宋体" w:cs="Times New Roman"/>
+                <w:b/>
+                <w:bCs w:val="0"/>
+                <w:i w:val="0"/>
+                <w:iCs w:val="0"/>
+                <w:color w:val="FFFFFF" w:themeColor="background1"/>
+                <w:kern w:val="0"/>
+                <w:sz w:val="18"/>
+                <w:szCs w:val="18"/>
+                <w:u w:val="none"/>
+                <w:lang w:val="en-US" w:eastAsia="zh-CN" w:bidi="ar"/>
+                <w14:textFill>
+                  <w14:solidFill>
+                    <w14:schemeClr w14:val="bg1"/>
+                  </w14:solidFill>
+                </w14:textFill>
+              </w:rPr>
+              <w:t>EGFR</w:t>
+            </w:r>
+          </w:p>
+        </w:tc>
+        <w:tc>
+          <w:tcPr>
+            <w:tcW w:w="435" w:type="pct"/>
+            <w:tcBorders>
+              <w:top w:val="single" w:color="FFFFFF" w:sz="8" w:space="0"/>
+              <w:left w:val="single" w:color="FFFFFF" w:sz="8" w:space="0"/>
+              <w:bottom w:val="single" w:color="000000" w:sz="4" w:space="0"/>
+              <w:right w:val="single" w:color="000000" w:sz="4" w:space="0"/>
+            </w:tcBorders>
+            <w:shd w:val="clear" w:color="auto" w:fill="FFFFFF"/>
+            <w:vAlign w:val="center"/>
+          </w:tcPr>
+          <w:p>
+            <w:pPr>
+              <w:keepNext w:val="0"/>
+              <w:keepLines w:val="0"/>
+              <w:widowControl/>
+              <w:suppressLineNumbers w:val="0"/>
+              <w:jc w:val="left"/>
+              <w:textAlignment w:val="center"/>
+              <w:rPr>
+                <w:rFonts w:hint="default" w:ascii="Times New Roman" w:hAnsi="Times New Roman" w:eastAsia="宋体" w:cs="Times New Roman"/>
+                <w:b w:val="0"/>
+                <w:bCs/>
+                <w:i w:val="0"/>
+                <w:iCs w:val="0"/>
+                <w:color w:val="000000"/>
+                <w:sz w:val="18"/>
+                <w:szCs w:val="18"/>
+                <w:u w:val="none"/>
+              </w:rPr>
+            </w:pPr>
+            <w:r>
+              <w:rPr>
+                <w:rFonts w:hint="default" w:ascii="Times New Roman" w:hAnsi="Times New Roman" w:eastAsia="宋体" w:cs="Times New Roman"/>
+                <w:b w:val="0"/>
+                <w:bCs/>
+                <w:i w:val="0"/>
+                <w:iCs w:val="0"/>
+                <w:color w:val="000000"/>
+                <w:kern w:val="0"/>
+                <w:sz w:val="18"/>
+                <w:szCs w:val="18"/>
+                <w:u w:val="none"/>
+                <w:lang w:val="en-US" w:eastAsia="zh-CN" w:bidi="ar"/>
+              </w:rPr>
+              <w:t xml:space="preserve">18 </w:t>
+            </w:r>
+          </w:p>
+        </w:tc>
+        <w:tc>
+          <w:tcPr>
+            <w:tcW w:w="1643" w:type="pct"/>
+            <w:tcBorders>
+              <w:top w:val="single" w:color="FFFFFF" w:sz="8" w:space="0"/>
+              <w:left w:val="single" w:color="000000" w:sz="4" w:space="0"/>
+              <w:bottom w:val="single" w:color="000000" w:sz="4" w:space="0"/>
+              <w:right w:val="single" w:color="000000" w:sz="4" w:space="0"/>
+            </w:tcBorders>
+            <w:shd w:val="clear" w:color="auto" w:fill="FFFFFF"/>
+            <w:vAlign w:val="center"/>
+          </w:tcPr>
+          <w:p>
+            <w:pPr>
+              <w:keepNext w:val="0"/>
+              <w:keepLines w:val="0"/>
+              <w:widowControl/>
+              <w:suppressLineNumbers w:val="0"/>
+              <w:jc w:val="left"/>
+              <w:textAlignment w:val="center"/>
+              <w:rPr>
+                <w:rFonts w:hint="default" w:ascii="Times New Roman" w:hAnsi="Times New Roman" w:eastAsia="宋体" w:cs="Times New Roman"/>
+                <w:b w:val="0"/>
+                <w:bCs/>
+                <w:i w:val="0"/>
+                <w:iCs w:val="0"/>
+                <w:color w:val="000000"/>
+                <w:sz w:val="18"/>
+                <w:szCs w:val="18"/>
+                <w:u w:val="none"/>
+              </w:rPr>
+            </w:pPr>
+            <w:r>
+              <w:rPr>
+                <w:rFonts w:hint="default" w:ascii="Times New Roman" w:hAnsi="Times New Roman" w:eastAsia="宋体" w:cs="Times New Roman"/>
+                <w:b w:val="0"/>
+                <w:bCs/>
+                <w:i w:val="0"/>
+                <w:iCs w:val="0"/>
+                <w:color w:val="000000"/>
+                <w:kern w:val="0"/>
+                <w:sz w:val="18"/>
+                <w:szCs w:val="18"/>
+                <w:u w:val="none"/>
+                <w:lang w:val="en-US" w:eastAsia="zh-CN" w:bidi="ar"/>
+              </w:rPr>
+              <w:t>c.2156G&gt;C</w:t>
+            </w:r>
+          </w:p>
+        </w:tc>
+        <w:tc>
+          <w:tcPr>
+            <w:tcW w:w="1591" w:type="pct"/>
+            <w:tcBorders>
+              <w:top w:val="single" w:color="FFFFFF" w:sz="8" w:space="0"/>
+              <w:left w:val="single" w:color="000000" w:sz="4" w:space="0"/>
+              <w:bottom w:val="single" w:color="000000" w:sz="4" w:space="0"/>
+              <w:right w:val="single" w:color="000000" w:sz="4" w:space="0"/>
+            </w:tcBorders>
+            <w:shd w:val="clear" w:color="auto" w:fill="FFFFFF"/>
+            <w:vAlign w:val="center"/>
+          </w:tcPr>
+          <w:p>
+            <w:pPr>
+              <w:keepNext w:val="0"/>
+              <w:keepLines w:val="0"/>
+              <w:widowControl/>
+              <w:suppressLineNumbers w:val="0"/>
+              <w:jc w:val="left"/>
+              <w:textAlignment w:val="center"/>
+              <w:rPr>
+                <w:rFonts w:hint="default" w:ascii="Times New Roman" w:hAnsi="Times New Roman" w:eastAsia="宋体" w:cs="Times New Roman"/>
+                <w:b w:val="0"/>
+                <w:bCs/>
+                <w:i w:val="0"/>
+                <w:iCs w:val="0"/>
+                <w:color w:val="000000"/>
+                <w:sz w:val="18"/>
+                <w:szCs w:val="18"/>
+                <w:u w:val="none"/>
+              </w:rPr>
+            </w:pPr>
+            <w:r>
+              <w:rPr>
+                <w:rFonts w:hint="default" w:ascii="Times New Roman" w:hAnsi="Times New Roman" w:eastAsia="宋体" w:cs="Times New Roman"/>
+                <w:b w:val="0"/>
+                <w:bCs/>
+                <w:i w:val="0"/>
+                <w:iCs w:val="0"/>
+                <w:color w:val="000000"/>
+                <w:kern w:val="0"/>
+                <w:sz w:val="18"/>
+                <w:szCs w:val="18"/>
+                <w:u w:val="none"/>
+                <w:lang w:val="en-US" w:eastAsia="zh-CN" w:bidi="ar"/>
+              </w:rPr>
+              <w:t>p.G719A</w:t>
+            </w:r>
+          </w:p>
+        </w:tc>
+        <w:tc>
+          <w:tcPr>
+            <w:tcW w:w="630" w:type="pct"/>
+            <w:tcBorders>
+              <w:top w:val="single" w:color="FFFFFF" w:sz="8" w:space="0"/>
+              <w:left w:val="single" w:color="000000" w:sz="4" w:space="0"/>
+              <w:bottom w:val="single" w:color="000000" w:sz="4" w:space="0"/>
+              <w:right w:val="single" w:color="000000" w:sz="4" w:space="0"/>
+            </w:tcBorders>
+            <w:shd w:val="clear" w:color="auto" w:fill="FFFFFF"/>
+            <w:vAlign w:val="center"/>
+          </w:tcPr>
+          <w:p>
+            <w:pPr>
+              <w:keepNext w:val="0"/>
+              <w:keepLines w:val="0"/>
+              <w:widowControl/>
+              <w:suppressLineNumbers w:val="0"/>
+              <w:jc w:val="left"/>
+              <w:textAlignment w:val="center"/>
+              <w:rPr>
+                <w:rFonts w:hint="default" w:ascii="Times New Roman" w:hAnsi="Times New Roman" w:eastAsia="宋体" w:cs="Times New Roman"/>
+                <w:b w:val="0"/>
+                <w:bCs/>
+                <w:i w:val="0"/>
+                <w:iCs w:val="0"/>
+                <w:color w:val="000000"/>
+                <w:sz w:val="18"/>
+                <w:szCs w:val="18"/>
+                <w:u w:val="none"/>
+              </w:rPr>
+            </w:pPr>
+            <w:r>
+              <w:rPr>
+                <w:rFonts w:hint="default" w:ascii="Times New Roman" w:hAnsi="Times New Roman" w:eastAsia="宋体" w:cs="Times New Roman"/>
+                <w:b w:val="0"/>
+                <w:bCs/>
+                <w:i w:val="0"/>
+                <w:iCs w:val="0"/>
+                <w:color w:val="000000"/>
+                <w:kern w:val="0"/>
+                <w:sz w:val="18"/>
+                <w:szCs w:val="18"/>
+                <w:u w:val="none"/>
+                <w:lang w:val="en-US" w:eastAsia="zh-CN" w:bidi="ar"/>
+              </w:rPr>
+              <w:t xml:space="preserve">6239 </w:t>
             </w:r>
           </w:p>
         </w:tc>
@@ -17799,7 +18057,7 @@
         <w:tc>
           <w:tcPr>
             <w:tcW w:w="699" w:type="pct"/>
-            <w:vMerge w:val="restart"/>
+            <w:vMerge w:val="continue"/>
             <w:tcBorders>
               <w:top w:val="single" w:color="FFFFFF" w:sz="8" w:space="0"/>
               <w:left w:val="single" w:color="FFFFFF" w:sz="8" w:space="0"/>
@@ -17811,12 +18069,7 @@
           </w:tcPr>
           <w:p>
             <w:pPr>
-              <w:keepNext w:val="0"/>
-              <w:keepLines w:val="0"/>
-              <w:widowControl/>
-              <w:suppressLineNumbers w:val="0"/>
               <w:jc w:val="left"/>
-              <w:textAlignment w:val="center"/>
               <w:rPr>
                 <w:rFonts w:hint="default" w:ascii="Times New Roman" w:hAnsi="Times New Roman" w:eastAsia="宋体" w:cs="Times New Roman"/>
                 <w:b/>
@@ -17834,34 +18087,13 @@
                 </w14:textFill>
               </w:rPr>
             </w:pPr>
-            <w:r>
-              <w:rPr>
-                <w:rFonts w:hint="default" w:ascii="Times New Roman" w:hAnsi="Times New Roman" w:eastAsia="宋体" w:cs="Times New Roman"/>
-                <w:b/>
-                <w:bCs w:val="0"/>
-                <w:i w:val="0"/>
-                <w:iCs w:val="0"/>
-                <w:color w:val="FFFFFF" w:themeColor="background1"/>
-                <w:kern w:val="0"/>
-                <w:sz w:val="18"/>
-                <w:szCs w:val="18"/>
-                <w:u w:val="none"/>
-                <w:lang w:val="en-US" w:eastAsia="zh-CN" w:bidi="ar"/>
-                <w14:textFill>
-                  <w14:solidFill>
-                    <w14:schemeClr w14:val="bg1"/>
-                  </w14:solidFill>
-                </w14:textFill>
-              </w:rPr>
-              <w:t>EGFR</w:t>
-            </w:r>
           </w:p>
         </w:tc>
         <w:tc>
           <w:tcPr>
             <w:tcW w:w="435" w:type="pct"/>
             <w:tcBorders>
-              <w:top w:val="single" w:color="FFFFFF" w:sz="8" w:space="0"/>
+              <w:top w:val="single" w:color="000000" w:sz="4" w:space="0"/>
               <w:left w:val="single" w:color="FFFFFF" w:sz="8" w:space="0"/>
               <w:bottom w:val="single" w:color="000000" w:sz="4" w:space="0"/>
               <w:right w:val="single" w:color="000000" w:sz="4" w:space="0"/>
@@ -17911,7 +18143,7 @@
           <w:tcPr>
             <w:tcW w:w="1643" w:type="pct"/>
             <w:tcBorders>
-              <w:top w:val="single" w:color="FFFFFF" w:sz="8" w:space="0"/>
+              <w:top w:val="single" w:color="000000" w:sz="4" w:space="0"/>
               <w:left w:val="single" w:color="000000" w:sz="4" w:space="0"/>
               <w:bottom w:val="single" w:color="000000" w:sz="4" w:space="0"/>
               <w:right w:val="single" w:color="000000" w:sz="4" w:space="0"/>
@@ -17953,7 +18185,7 @@
                 <w:u w:val="none"/>
                 <w:lang w:val="en-US" w:eastAsia="zh-CN" w:bidi="ar"/>
               </w:rPr>
-              <w:t>c.2156G&gt;C</w:t>
+              <w:t>c.2155G&gt;T</w:t>
             </w:r>
           </w:p>
         </w:tc>
@@ -17961,7 +18193,7 @@
           <w:tcPr>
             <w:tcW w:w="1591" w:type="pct"/>
             <w:tcBorders>
-              <w:top w:val="single" w:color="FFFFFF" w:sz="8" w:space="0"/>
+              <w:top w:val="single" w:color="000000" w:sz="4" w:space="0"/>
               <w:left w:val="single" w:color="000000" w:sz="4" w:space="0"/>
               <w:bottom w:val="single" w:color="000000" w:sz="4" w:space="0"/>
               <w:right w:val="single" w:color="000000" w:sz="4" w:space="0"/>
@@ -18003,7 +18235,7 @@
                 <w:u w:val="none"/>
                 <w:lang w:val="en-US" w:eastAsia="zh-CN" w:bidi="ar"/>
               </w:rPr>
-              <w:t>p.G719A</w:t>
+              <w:t>p.G719C</w:t>
             </w:r>
           </w:p>
         </w:tc>
@@ -18011,7 +18243,7 @@
           <w:tcPr>
             <w:tcW w:w="630" w:type="pct"/>
             <w:tcBorders>
-              <w:top w:val="single" w:color="FFFFFF" w:sz="8" w:space="0"/>
+              <w:top w:val="single" w:color="000000" w:sz="4" w:space="0"/>
               <w:left w:val="single" w:color="000000" w:sz="4" w:space="0"/>
               <w:bottom w:val="single" w:color="000000" w:sz="4" w:space="0"/>
               <w:right w:val="single" w:color="000000" w:sz="4" w:space="0"/>
@@ -18053,7 +18285,7 @@
                 <w:u w:val="none"/>
                 <w:lang w:val="en-US" w:eastAsia="zh-CN" w:bidi="ar"/>
               </w:rPr>
-              <w:t xml:space="preserve">6239 </w:t>
+              <w:t xml:space="preserve">6253 </w:t>
             </w:r>
           </w:p>
         </w:tc>
@@ -18209,7 +18441,7 @@
                 <w:u w:val="none"/>
                 <w:lang w:val="en-US" w:eastAsia="zh-CN" w:bidi="ar"/>
               </w:rPr>
-              <w:t>c.2155G&gt;T</w:t>
+              <w:t>c.2155G&gt;A</w:t>
             </w:r>
           </w:p>
         </w:tc>
@@ -18259,7 +18491,7 @@
                 <w:u w:val="none"/>
                 <w:lang w:val="en-US" w:eastAsia="zh-CN" w:bidi="ar"/>
               </w:rPr>
-              <w:t>p.G719C</w:t>
+              <w:t>p.G719S</w:t>
             </w:r>
           </w:p>
         </w:tc>
@@ -18309,7 +18541,264 @@
                 <w:u w:val="none"/>
                 <w:lang w:val="en-US" w:eastAsia="zh-CN" w:bidi="ar"/>
               </w:rPr>
-              <w:t xml:space="preserve">6253 </w:t>
+              <w:t xml:space="preserve">6252 </w:t>
+            </w:r>
+          </w:p>
+        </w:tc>
+      </w:tr>
+      <w:tr>
+        <w:tblPrEx>
+          <w:tblBorders>
+            <w:top w:val="none" w:color="auto" w:sz="0" w:space="0"/>
+            <w:left w:val="none" w:color="auto" w:sz="0" w:space="0"/>
+            <w:bottom w:val="none" w:color="auto" w:sz="0" w:space="0"/>
+            <w:right w:val="none" w:color="auto" w:sz="0" w:space="0"/>
+            <w:insideH w:val="none" w:color="auto" w:sz="0" w:space="0"/>
+            <w:insideV w:val="none" w:color="auto" w:sz="0" w:space="0"/>
+          </w:tblBorders>
+          <w:shd w:val="clear" w:color="auto" w:fill="auto"/>
+          <w:tblCellMar>
+            <w:top w:w="0" w:type="dxa"/>
+            <w:left w:w="108" w:type="dxa"/>
+            <w:bottom w:w="0" w:type="dxa"/>
+            <w:right w:w="108" w:type="dxa"/>
+          </w:tblCellMar>
+        </w:tblPrEx>
+        <w:trPr>
+          <w:trHeight w:val="300" w:hRule="atLeast"/>
+        </w:trPr>
+        <w:tc>
+          <w:tcPr>
+            <w:tcW w:w="699" w:type="pct"/>
+            <w:vMerge w:val="continue"/>
+            <w:tcBorders>
+              <w:top w:val="single" w:color="FFFFFF" w:sz="8" w:space="0"/>
+              <w:left w:val="single" w:color="FFFFFF" w:sz="8" w:space="0"/>
+              <w:bottom w:val="single" w:color="FFFFFF" w:sz="8" w:space="0"/>
+              <w:right w:val="single" w:color="FFFFFF" w:sz="8" w:space="0"/>
+            </w:tcBorders>
+            <w:shd w:val="clear" w:color="auto" w:fill="1F3864"/>
+            <w:vAlign w:val="center"/>
+          </w:tcPr>
+          <w:p>
+            <w:pPr>
+              <w:jc w:val="left"/>
+              <w:rPr>
+                <w:rFonts w:hint="default" w:ascii="Times New Roman" w:hAnsi="Times New Roman" w:eastAsia="宋体" w:cs="Times New Roman"/>
+                <w:b/>
+                <w:bCs w:val="0"/>
+                <w:i w:val="0"/>
+                <w:iCs w:val="0"/>
+                <w:color w:val="FFFFFF" w:themeColor="background1"/>
+                <w:sz w:val="18"/>
+                <w:szCs w:val="18"/>
+                <w:u w:val="none"/>
+                <w14:textFill>
+                  <w14:solidFill>
+                    <w14:schemeClr w14:val="bg1"/>
+                  </w14:solidFill>
+                </w14:textFill>
+              </w:rPr>
+            </w:pPr>
+          </w:p>
+        </w:tc>
+        <w:tc>
+          <w:tcPr>
+            <w:tcW w:w="435" w:type="pct"/>
+            <w:tcBorders>
+              <w:top w:val="single" w:color="000000" w:sz="4" w:space="0"/>
+              <w:left w:val="single" w:color="FFFFFF" w:sz="8" w:space="0"/>
+              <w:bottom w:val="single" w:color="000000" w:sz="4" w:space="0"/>
+              <w:right w:val="single" w:color="000000" w:sz="4" w:space="0"/>
+            </w:tcBorders>
+            <w:shd w:val="clear" w:color="auto" w:fill="FFFFFF"/>
+            <w:vAlign w:val="center"/>
+          </w:tcPr>
+          <w:p>
+            <w:pPr>
+              <w:keepNext w:val="0"/>
+              <w:keepLines w:val="0"/>
+              <w:widowControl/>
+              <w:suppressLineNumbers w:val="0"/>
+              <w:jc w:val="left"/>
+              <w:textAlignment w:val="center"/>
+              <w:rPr>
+                <w:rFonts w:hint="default" w:ascii="Times New Roman" w:hAnsi="Times New Roman" w:eastAsia="宋体" w:cs="Times New Roman"/>
+                <w:b w:val="0"/>
+                <w:bCs/>
+                <w:i w:val="0"/>
+                <w:iCs w:val="0"/>
+                <w:color w:val="000000"/>
+                <w:sz w:val="18"/>
+                <w:szCs w:val="18"/>
+                <w:u w:val="none"/>
+              </w:rPr>
+            </w:pPr>
+            <w:r>
+              <w:rPr>
+                <w:rFonts w:hint="default" w:ascii="Times New Roman" w:hAnsi="Times New Roman" w:eastAsia="宋体" w:cs="Times New Roman"/>
+                <w:b w:val="0"/>
+                <w:bCs/>
+                <w:i w:val="0"/>
+                <w:iCs w:val="0"/>
+                <w:color w:val="000000"/>
+                <w:kern w:val="0"/>
+                <w:sz w:val="18"/>
+                <w:szCs w:val="18"/>
+                <w:u w:val="none"/>
+                <w:lang w:val="en-US" w:eastAsia="zh-CN" w:bidi="ar"/>
+              </w:rPr>
+              <w:t xml:space="preserve">19 </w:t>
+            </w:r>
+          </w:p>
+        </w:tc>
+        <w:tc>
+          <w:tcPr>
+            <w:tcW w:w="1643" w:type="pct"/>
+            <w:tcBorders>
+              <w:top w:val="single" w:color="000000" w:sz="4" w:space="0"/>
+              <w:left w:val="single" w:color="000000" w:sz="4" w:space="0"/>
+              <w:bottom w:val="single" w:color="000000" w:sz="4" w:space="0"/>
+              <w:right w:val="single" w:color="000000" w:sz="4" w:space="0"/>
+            </w:tcBorders>
+            <w:shd w:val="clear" w:color="auto" w:fill="FFFFFF"/>
+            <w:vAlign w:val="center"/>
+          </w:tcPr>
+          <w:p>
+            <w:pPr>
+              <w:keepNext w:val="0"/>
+              <w:keepLines w:val="0"/>
+              <w:widowControl/>
+              <w:suppressLineNumbers w:val="0"/>
+              <w:jc w:val="left"/>
+              <w:textAlignment w:val="center"/>
+              <w:rPr>
+                <w:rFonts w:hint="default" w:ascii="Times New Roman" w:hAnsi="Times New Roman" w:eastAsia="宋体" w:cs="Times New Roman"/>
+                <w:b w:val="0"/>
+                <w:bCs/>
+                <w:i w:val="0"/>
+                <w:iCs w:val="0"/>
+                <w:color w:val="000000"/>
+                <w:sz w:val="18"/>
+                <w:szCs w:val="18"/>
+                <w:u w:val="none"/>
+              </w:rPr>
+            </w:pPr>
+            <w:r>
+              <w:rPr>
+                <w:rFonts w:hint="default" w:ascii="Times New Roman" w:hAnsi="Times New Roman" w:eastAsia="宋体" w:cs="Times New Roman"/>
+                <w:b w:val="0"/>
+                <w:bCs/>
+                <w:i w:val="0"/>
+                <w:iCs w:val="0"/>
+                <w:color w:val="000000"/>
+                <w:kern w:val="0"/>
+                <w:sz w:val="18"/>
+                <w:szCs w:val="18"/>
+                <w:u w:val="none"/>
+                <w:lang w:val="en-US" w:eastAsia="zh-CN" w:bidi="ar"/>
+              </w:rPr>
+              <w:t>c.2235_2249del15</w:t>
+            </w:r>
+          </w:p>
+        </w:tc>
+        <w:tc>
+          <w:tcPr>
+            <w:tcW w:w="1591" w:type="pct"/>
+            <w:tcBorders>
+              <w:top w:val="single" w:color="000000" w:sz="4" w:space="0"/>
+              <w:left w:val="single" w:color="000000" w:sz="4" w:space="0"/>
+              <w:bottom w:val="single" w:color="000000" w:sz="4" w:space="0"/>
+              <w:right w:val="single" w:color="000000" w:sz="4" w:space="0"/>
+            </w:tcBorders>
+            <w:shd w:val="clear" w:color="auto" w:fill="FFFFFF"/>
+            <w:vAlign w:val="center"/>
+          </w:tcPr>
+          <w:p>
+            <w:pPr>
+              <w:keepNext w:val="0"/>
+              <w:keepLines w:val="0"/>
+              <w:widowControl/>
+              <w:suppressLineNumbers w:val="0"/>
+              <w:jc w:val="left"/>
+              <w:textAlignment w:val="center"/>
+              <w:rPr>
+                <w:rFonts w:hint="default" w:ascii="Times New Roman" w:hAnsi="Times New Roman" w:eastAsia="宋体" w:cs="Times New Roman"/>
+                <w:b w:val="0"/>
+                <w:bCs/>
+                <w:i w:val="0"/>
+                <w:iCs w:val="0"/>
+                <w:color w:val="000000"/>
+                <w:sz w:val="18"/>
+                <w:szCs w:val="18"/>
+                <w:u w:val="none"/>
+              </w:rPr>
+            </w:pPr>
+            <w:r>
+              <w:rPr>
+                <w:rFonts w:hint="default" w:ascii="Times New Roman" w:hAnsi="Times New Roman" w:eastAsia="宋体" w:cs="Times New Roman"/>
+                <w:b w:val="0"/>
+                <w:bCs/>
+                <w:i w:val="0"/>
+                <w:iCs w:val="0"/>
+                <w:color w:val="000000"/>
+                <w:kern w:val="0"/>
+                <w:sz w:val="18"/>
+                <w:szCs w:val="18"/>
+                <w:u w:val="none"/>
+                <w:lang w:val="en-US" w:eastAsia="zh-CN" w:bidi="ar"/>
+              </w:rPr>
+              <w:t>p.E746_A750delELREA</w:t>
+            </w:r>
+          </w:p>
+        </w:tc>
+        <w:tc>
+          <w:tcPr>
+            <w:tcW w:w="630" w:type="pct"/>
+            <w:tcBorders>
+              <w:top w:val="single" w:color="000000" w:sz="4" w:space="0"/>
+              <w:left w:val="single" w:color="000000" w:sz="4" w:space="0"/>
+              <w:bottom w:val="single" w:color="000000" w:sz="4" w:space="0"/>
+              <w:right w:val="single" w:color="000000" w:sz="4" w:space="0"/>
+            </w:tcBorders>
+            <w:shd w:val="clear" w:color="auto" w:fill="FFFFFF"/>
+            <w:vAlign w:val="center"/>
+          </w:tcPr>
+          <w:p>
+            <w:pPr>
+              <w:keepNext w:val="0"/>
+              <w:keepLines w:val="0"/>
+              <w:widowControl/>
+              <w:suppressLineNumbers w:val="0"/>
+              <w:jc w:val="left"/>
+              <w:textAlignment w:val="center"/>
+              <w:rPr>
+                <w:rFonts w:hint="default" w:ascii="Times New Roman" w:hAnsi="Times New Roman" w:eastAsia="宋体" w:cs="Times New Roman"/>
+                <w:b w:val="0"/>
+                <w:bCs/>
+                <w:i w:val="0"/>
+                <w:iCs w:val="0"/>
+                <w:color w:val="000000"/>
+                <w:sz w:val="18"/>
+                <w:szCs w:val="18"/>
+                <w:u w:val="none"/>
+              </w:rPr>
+            </w:pPr>
+            <w:r>
+              <w:rPr>
+                <w:rFonts w:hint="default" w:ascii="Times New Roman" w:hAnsi="Times New Roman" w:eastAsia="宋体" w:cs="Times New Roman"/>
+                <w:b w:val="0"/>
+                <w:bCs/>
+                <w:i w:val="0"/>
+                <w:iCs w:val="0"/>
+                <w:color w:val="000000"/>
+                <w:kern w:val="0"/>
+                <w:sz w:val="18"/>
+                <w:szCs w:val="18"/>
+                <w:u w:val="none"/>
+                <w:lang w:val="en-US" w:eastAsia="zh-CN" w:bidi="ar"/>
+              </w:rPr>
+              <w:t xml:space="preserve">6223 </w:t>
             </w:r>
           </w:p>
         </w:tc>
@@ -18415,7 +18904,7 @@
                 <w:u w:val="none"/>
                 <w:lang w:val="en-US" w:eastAsia="zh-CN" w:bidi="ar"/>
               </w:rPr>
-              <w:t xml:space="preserve">18 </w:t>
+              <w:t xml:space="preserve">19 </w:t>
             </w:r>
           </w:p>
         </w:tc>
@@ -18465,7 +18954,7 @@
                 <w:u w:val="none"/>
                 <w:lang w:val="en-US" w:eastAsia="zh-CN" w:bidi="ar"/>
               </w:rPr>
-              <w:t>c.2155G&gt;A</w:t>
+              <w:t>c.2236_2250del15</w:t>
             </w:r>
           </w:p>
         </w:tc>
@@ -18515,7 +19004,7 @@
                 <w:u w:val="none"/>
                 <w:lang w:val="en-US" w:eastAsia="zh-CN" w:bidi="ar"/>
               </w:rPr>
-              <w:t>p.G719S</w:t>
+              <w:t>p.E746_A750delELREA</w:t>
             </w:r>
           </w:p>
         </w:tc>
@@ -18565,7 +19054,7 @@
                 <w:u w:val="none"/>
                 <w:lang w:val="en-US" w:eastAsia="zh-CN" w:bidi="ar"/>
               </w:rPr>
-              <w:t xml:space="preserve">6252 </w:t>
+              <w:t xml:space="preserve">6225 </w:t>
             </w:r>
           </w:p>
         </w:tc>
@@ -18705,6 +19194,7 @@
                 <w:sz w:val="18"/>
                 <w:szCs w:val="18"/>
                 <w:u w:val="none"/>
+                <w:lang w:val="en-US"/>
               </w:rPr>
             </w:pPr>
             <w:r>
@@ -18721,7 +19211,23 @@
                 <w:u w:val="none"/>
                 <w:lang w:val="en-US" w:eastAsia="zh-CN" w:bidi="ar"/>
               </w:rPr>
-              <w:t>c.2235_2249del15</w:t>
+              <w:t>c.2239_2253del15/c.2240_2254del</w:t>
+            </w:r>
+            <w:r>
+              <w:rPr>
+                <w:rFonts w:hint="eastAsia" w:ascii="Times New Roman" w:hAnsi="Times New Roman" w:cs="Times New Roman"/>
+                <w:b w:val="0"/>
+                <w:bCs/>
+                <w:i w:val="0"/>
+                <w:iCs w:val="0"/>
+                <w:color w:val="000000"/>
+                <w:kern w:val="0"/>
+                <w:sz w:val="18"/>
+                <w:szCs w:val="18"/>
+                <w:u w:val="none"/>
+                <w:lang w:val="en-US" w:eastAsia="zh-CN" w:bidi="ar"/>
+              </w:rPr>
+              <w:t>15</w:t>
             </w:r>
           </w:p>
         </w:tc>
@@ -18771,7 +19277,7 @@
                 <w:u w:val="none"/>
                 <w:lang w:val="en-US" w:eastAsia="zh-CN" w:bidi="ar"/>
               </w:rPr>
-              <w:t>p.E746_A750delELREA</w:t>
+              <w:t>p.L747_T751delLREAT</w:t>
             </w:r>
           </w:p>
         </w:tc>
@@ -18821,7 +19327,264 @@
                 <w:u w:val="none"/>
                 <w:lang w:val="en-US" w:eastAsia="zh-CN" w:bidi="ar"/>
               </w:rPr>
-              <w:t xml:space="preserve">6223 </w:t>
+              <w:t>6254/12369</w:t>
+            </w:r>
+          </w:p>
+        </w:tc>
+      </w:tr>
+      <w:tr>
+        <w:tblPrEx>
+          <w:tblBorders>
+            <w:top w:val="none" w:color="auto" w:sz="0" w:space="0"/>
+            <w:left w:val="none" w:color="auto" w:sz="0" w:space="0"/>
+            <w:bottom w:val="none" w:color="auto" w:sz="0" w:space="0"/>
+            <w:right w:val="none" w:color="auto" w:sz="0" w:space="0"/>
+            <w:insideH w:val="none" w:color="auto" w:sz="0" w:space="0"/>
+            <w:insideV w:val="none" w:color="auto" w:sz="0" w:space="0"/>
+          </w:tblBorders>
+          <w:shd w:val="clear" w:color="auto" w:fill="auto"/>
+          <w:tblCellMar>
+            <w:top w:w="0" w:type="dxa"/>
+            <w:left w:w="108" w:type="dxa"/>
+            <w:bottom w:w="0" w:type="dxa"/>
+            <w:right w:w="108" w:type="dxa"/>
+          </w:tblCellMar>
+        </w:tblPrEx>
+        <w:trPr>
+          <w:trHeight w:val="300" w:hRule="atLeast"/>
+        </w:trPr>
+        <w:tc>
+          <w:tcPr>
+            <w:tcW w:w="699" w:type="pct"/>
+            <w:vMerge w:val="continue"/>
+            <w:tcBorders>
+              <w:top w:val="single" w:color="FFFFFF" w:sz="8" w:space="0"/>
+              <w:left w:val="single" w:color="FFFFFF" w:sz="8" w:space="0"/>
+              <w:bottom w:val="single" w:color="FFFFFF" w:sz="8" w:space="0"/>
+              <w:right w:val="single" w:color="FFFFFF" w:sz="8" w:space="0"/>
+            </w:tcBorders>
+            <w:shd w:val="clear" w:color="auto" w:fill="1F3864"/>
+            <w:vAlign w:val="center"/>
+          </w:tcPr>
+          <w:p>
+            <w:pPr>
+              <w:jc w:val="left"/>
+              <w:rPr>
+                <w:rFonts w:hint="default" w:ascii="Times New Roman" w:hAnsi="Times New Roman" w:eastAsia="宋体" w:cs="Times New Roman"/>
+                <w:b/>
+                <w:bCs w:val="0"/>
+                <w:i w:val="0"/>
+                <w:iCs w:val="0"/>
+                <w:color w:val="FFFFFF" w:themeColor="background1"/>
+                <w:sz w:val="18"/>
+                <w:szCs w:val="18"/>
+                <w:u w:val="none"/>
+                <w14:textFill>
+                  <w14:solidFill>
+                    <w14:schemeClr w14:val="bg1"/>
+                  </w14:solidFill>
+                </w14:textFill>
+              </w:rPr>
+            </w:pPr>
+          </w:p>
+        </w:tc>
+        <w:tc>
+          <w:tcPr>
+            <w:tcW w:w="435" w:type="pct"/>
+            <w:tcBorders>
+              <w:top w:val="single" w:color="000000" w:sz="4" w:space="0"/>
+              <w:left w:val="single" w:color="FFFFFF" w:sz="8" w:space="0"/>
+              <w:bottom w:val="single" w:color="000000" w:sz="4" w:space="0"/>
+              <w:right w:val="single" w:color="000000" w:sz="4" w:space="0"/>
+            </w:tcBorders>
+            <w:shd w:val="clear" w:color="auto" w:fill="FFFFFF"/>
+            <w:vAlign w:val="center"/>
+          </w:tcPr>
+          <w:p>
+            <w:pPr>
+              <w:keepNext w:val="0"/>
+              <w:keepLines w:val="0"/>
+              <w:widowControl/>
+              <w:suppressLineNumbers w:val="0"/>
+              <w:jc w:val="left"/>
+              <w:textAlignment w:val="center"/>
+              <w:rPr>
+                <w:rFonts w:hint="default" w:ascii="Times New Roman" w:hAnsi="Times New Roman" w:eastAsia="宋体" w:cs="Times New Roman"/>
+                <w:b w:val="0"/>
+                <w:bCs/>
+                <w:i w:val="0"/>
+                <w:iCs w:val="0"/>
+                <w:color w:val="000000"/>
+                <w:sz w:val="18"/>
+                <w:szCs w:val="18"/>
+                <w:u w:val="none"/>
+              </w:rPr>
+            </w:pPr>
+            <w:r>
+              <w:rPr>
+                <w:rFonts w:hint="default" w:ascii="Times New Roman" w:hAnsi="Times New Roman" w:eastAsia="宋体" w:cs="Times New Roman"/>
+                <w:b w:val="0"/>
+                <w:bCs/>
+                <w:i w:val="0"/>
+                <w:iCs w:val="0"/>
+                <w:color w:val="000000"/>
+                <w:kern w:val="0"/>
+                <w:sz w:val="18"/>
+                <w:szCs w:val="18"/>
+                <w:u w:val="none"/>
+                <w:lang w:val="en-US" w:eastAsia="zh-CN" w:bidi="ar"/>
+              </w:rPr>
+              <w:t xml:space="preserve">19 </w:t>
+            </w:r>
+          </w:p>
+        </w:tc>
+        <w:tc>
+          <w:tcPr>
+            <w:tcW w:w="1643" w:type="pct"/>
+            <w:tcBorders>
+              <w:top w:val="single" w:color="000000" w:sz="4" w:space="0"/>
+              <w:left w:val="single" w:color="000000" w:sz="4" w:space="0"/>
+              <w:bottom w:val="single" w:color="000000" w:sz="4" w:space="0"/>
+              <w:right w:val="single" w:color="000000" w:sz="4" w:space="0"/>
+            </w:tcBorders>
+            <w:shd w:val="clear" w:color="auto" w:fill="FFFFFF"/>
+            <w:vAlign w:val="center"/>
+          </w:tcPr>
+          <w:p>
+            <w:pPr>
+              <w:keepNext w:val="0"/>
+              <w:keepLines w:val="0"/>
+              <w:widowControl/>
+              <w:suppressLineNumbers w:val="0"/>
+              <w:jc w:val="left"/>
+              <w:textAlignment w:val="center"/>
+              <w:rPr>
+                <w:rFonts w:hint="default" w:ascii="Times New Roman" w:hAnsi="Times New Roman" w:eastAsia="宋体" w:cs="Times New Roman"/>
+                <w:b w:val="0"/>
+                <w:bCs/>
+                <w:i w:val="0"/>
+                <w:iCs w:val="0"/>
+                <w:color w:val="000000"/>
+                <w:sz w:val="18"/>
+                <w:szCs w:val="18"/>
+                <w:u w:val="none"/>
+              </w:rPr>
+            </w:pPr>
+            <w:r>
+              <w:rPr>
+                <w:rFonts w:hint="default" w:ascii="Times New Roman" w:hAnsi="Times New Roman" w:eastAsia="宋体" w:cs="Times New Roman"/>
+                <w:b w:val="0"/>
+                <w:bCs/>
+                <w:i w:val="0"/>
+                <w:iCs w:val="0"/>
+                <w:color w:val="000000"/>
+                <w:kern w:val="0"/>
+                <w:sz w:val="18"/>
+                <w:szCs w:val="18"/>
+                <w:u w:val="none"/>
+                <w:lang w:val="en-US" w:eastAsia="zh-CN" w:bidi="ar"/>
+              </w:rPr>
+              <w:t>c.2239_2256del18</w:t>
+            </w:r>
+          </w:p>
+        </w:tc>
+        <w:tc>
+          <w:tcPr>
+            <w:tcW w:w="1591" w:type="pct"/>
+            <w:tcBorders>
+              <w:top w:val="single" w:color="000000" w:sz="4" w:space="0"/>
+              <w:left w:val="single" w:color="000000" w:sz="4" w:space="0"/>
+              <w:bottom w:val="single" w:color="000000" w:sz="4" w:space="0"/>
+              <w:right w:val="single" w:color="000000" w:sz="4" w:space="0"/>
+            </w:tcBorders>
+            <w:shd w:val="clear" w:color="auto" w:fill="FFFFFF"/>
+            <w:vAlign w:val="center"/>
+          </w:tcPr>
+          <w:p>
+            <w:pPr>
+              <w:keepNext w:val="0"/>
+              <w:keepLines w:val="0"/>
+              <w:widowControl/>
+              <w:suppressLineNumbers w:val="0"/>
+              <w:jc w:val="left"/>
+              <w:textAlignment w:val="center"/>
+              <w:rPr>
+                <w:rFonts w:hint="default" w:ascii="Times New Roman" w:hAnsi="Times New Roman" w:eastAsia="宋体" w:cs="Times New Roman"/>
+                <w:b w:val="0"/>
+                <w:bCs/>
+                <w:i w:val="0"/>
+                <w:iCs w:val="0"/>
+                <w:color w:val="000000"/>
+                <w:sz w:val="18"/>
+                <w:szCs w:val="18"/>
+                <w:u w:val="none"/>
+              </w:rPr>
+            </w:pPr>
+            <w:r>
+              <w:rPr>
+                <w:rFonts w:hint="default" w:ascii="Times New Roman" w:hAnsi="Times New Roman" w:eastAsia="宋体" w:cs="Times New Roman"/>
+                <w:b w:val="0"/>
+                <w:bCs/>
+                <w:i w:val="0"/>
+                <w:iCs w:val="0"/>
+                <w:color w:val="000000"/>
+                <w:kern w:val="0"/>
+                <w:sz w:val="18"/>
+                <w:szCs w:val="18"/>
+                <w:u w:val="none"/>
+                <w:lang w:val="en-US" w:eastAsia="zh-CN" w:bidi="ar"/>
+              </w:rPr>
+              <w:t>p.L747_S752delLREATS</w:t>
+            </w:r>
+          </w:p>
+        </w:tc>
+        <w:tc>
+          <w:tcPr>
+            <w:tcW w:w="630" w:type="pct"/>
+            <w:tcBorders>
+              <w:top w:val="single" w:color="000000" w:sz="4" w:space="0"/>
+              <w:left w:val="single" w:color="000000" w:sz="4" w:space="0"/>
+              <w:bottom w:val="single" w:color="000000" w:sz="4" w:space="0"/>
+              <w:right w:val="single" w:color="000000" w:sz="4" w:space="0"/>
+            </w:tcBorders>
+            <w:shd w:val="clear" w:color="auto" w:fill="FFFFFF"/>
+            <w:vAlign w:val="center"/>
+          </w:tcPr>
+          <w:p>
+            <w:pPr>
+              <w:keepNext w:val="0"/>
+              <w:keepLines w:val="0"/>
+              <w:widowControl/>
+              <w:suppressLineNumbers w:val="0"/>
+              <w:jc w:val="left"/>
+              <w:textAlignment w:val="center"/>
+              <w:rPr>
+                <w:rFonts w:hint="default" w:ascii="Times New Roman" w:hAnsi="Times New Roman" w:eastAsia="宋体" w:cs="Times New Roman"/>
+                <w:b w:val="0"/>
+                <w:bCs/>
+                <w:i w:val="0"/>
+                <w:iCs w:val="0"/>
+                <w:color w:val="000000"/>
+                <w:sz w:val="18"/>
+                <w:szCs w:val="18"/>
+                <w:u w:val="none"/>
+              </w:rPr>
+            </w:pPr>
+            <w:r>
+              <w:rPr>
+                <w:rFonts w:hint="default" w:ascii="Times New Roman" w:hAnsi="Times New Roman" w:eastAsia="宋体" w:cs="Times New Roman"/>
+                <w:b w:val="0"/>
+                <w:bCs/>
+                <w:i w:val="0"/>
+                <w:iCs w:val="0"/>
+                <w:color w:val="000000"/>
+                <w:kern w:val="0"/>
+                <w:sz w:val="18"/>
+                <w:szCs w:val="18"/>
+                <w:u w:val="none"/>
+                <w:lang w:val="en-US" w:eastAsia="zh-CN" w:bidi="ar"/>
+              </w:rPr>
+              <w:t xml:space="preserve">6255 </w:t>
             </w:r>
           </w:p>
         </w:tc>
@@ -18977,7 +19740,7 @@
                 <w:u w:val="none"/>
                 <w:lang w:val="en-US" w:eastAsia="zh-CN" w:bidi="ar"/>
               </w:rPr>
-              <w:t>c.2236_2250del15</w:t>
+              <w:t>c.2239_2247delTTAAGAGAA</w:t>
             </w:r>
           </w:p>
         </w:tc>
@@ -19027,7 +19790,7 @@
                 <w:u w:val="none"/>
                 <w:lang w:val="en-US" w:eastAsia="zh-CN" w:bidi="ar"/>
               </w:rPr>
-              <w:t>p.E746_A750delELREA</w:t>
+              <w:t>p.L747_E749delLRE</w:t>
             </w:r>
           </w:p>
         </w:tc>
@@ -19077,7 +19840,778 @@
                 <w:u w:val="none"/>
                 <w:lang w:val="en-US" w:eastAsia="zh-CN" w:bidi="ar"/>
               </w:rPr>
-              <w:t xml:space="preserve">6225 </w:t>
+              <w:t xml:space="preserve">6218 </w:t>
+            </w:r>
+          </w:p>
+        </w:tc>
+      </w:tr>
+      <w:tr>
+        <w:tblPrEx>
+          <w:tblBorders>
+            <w:top w:val="none" w:color="auto" w:sz="0" w:space="0"/>
+            <w:left w:val="none" w:color="auto" w:sz="0" w:space="0"/>
+            <w:bottom w:val="none" w:color="auto" w:sz="0" w:space="0"/>
+            <w:right w:val="none" w:color="auto" w:sz="0" w:space="0"/>
+            <w:insideH w:val="none" w:color="auto" w:sz="0" w:space="0"/>
+            <w:insideV w:val="none" w:color="auto" w:sz="0" w:space="0"/>
+          </w:tblBorders>
+          <w:shd w:val="clear" w:color="auto" w:fill="auto"/>
+          <w:tblCellMar>
+            <w:top w:w="0" w:type="dxa"/>
+            <w:left w:w="108" w:type="dxa"/>
+            <w:bottom w:w="0" w:type="dxa"/>
+            <w:right w:w="108" w:type="dxa"/>
+          </w:tblCellMar>
+        </w:tblPrEx>
+        <w:trPr>
+          <w:trHeight w:val="300" w:hRule="atLeast"/>
+        </w:trPr>
+        <w:tc>
+          <w:tcPr>
+            <w:tcW w:w="699" w:type="pct"/>
+            <w:vMerge w:val="continue"/>
+            <w:tcBorders>
+              <w:top w:val="single" w:color="FFFFFF" w:sz="8" w:space="0"/>
+              <w:left w:val="single" w:color="FFFFFF" w:sz="8" w:space="0"/>
+              <w:bottom w:val="single" w:color="FFFFFF" w:sz="8" w:space="0"/>
+              <w:right w:val="single" w:color="FFFFFF" w:sz="8" w:space="0"/>
+            </w:tcBorders>
+            <w:shd w:val="clear" w:color="auto" w:fill="1F3864"/>
+            <w:vAlign w:val="center"/>
+          </w:tcPr>
+          <w:p>
+            <w:pPr>
+              <w:jc w:val="left"/>
+              <w:rPr>
+                <w:rFonts w:hint="default" w:ascii="Times New Roman" w:hAnsi="Times New Roman" w:eastAsia="宋体" w:cs="Times New Roman"/>
+                <w:b/>
+                <w:bCs w:val="0"/>
+                <w:i w:val="0"/>
+                <w:iCs w:val="0"/>
+                <w:color w:val="FFFFFF" w:themeColor="background1"/>
+                <w:sz w:val="18"/>
+                <w:szCs w:val="18"/>
+                <w:u w:val="none"/>
+                <w14:textFill>
+                  <w14:solidFill>
+                    <w14:schemeClr w14:val="bg1"/>
+                  </w14:solidFill>
+                </w14:textFill>
+              </w:rPr>
+            </w:pPr>
+          </w:p>
+        </w:tc>
+        <w:tc>
+          <w:tcPr>
+            <w:tcW w:w="435" w:type="pct"/>
+            <w:tcBorders>
+              <w:top w:val="single" w:color="000000" w:sz="4" w:space="0"/>
+              <w:left w:val="single" w:color="FFFFFF" w:sz="8" w:space="0"/>
+              <w:bottom w:val="single" w:color="000000" w:sz="4" w:space="0"/>
+              <w:right w:val="single" w:color="000000" w:sz="4" w:space="0"/>
+            </w:tcBorders>
+            <w:shd w:val="clear" w:color="auto" w:fill="FFFFFF"/>
+            <w:vAlign w:val="center"/>
+          </w:tcPr>
+          <w:p>
+            <w:pPr>
+              <w:keepNext w:val="0"/>
+              <w:keepLines w:val="0"/>
+              <w:widowControl/>
+              <w:suppressLineNumbers w:val="0"/>
+              <w:jc w:val="left"/>
+              <w:textAlignment w:val="center"/>
+              <w:rPr>
+                <w:rFonts w:hint="default" w:ascii="Times New Roman" w:hAnsi="Times New Roman" w:eastAsia="宋体" w:cs="Times New Roman"/>
+                <w:b w:val="0"/>
+                <w:bCs/>
+                <w:i w:val="0"/>
+                <w:iCs w:val="0"/>
+                <w:color w:val="000000"/>
+                <w:sz w:val="18"/>
+                <w:szCs w:val="18"/>
+                <w:u w:val="none"/>
+              </w:rPr>
+            </w:pPr>
+            <w:r>
+              <w:rPr>
+                <w:rFonts w:hint="default" w:ascii="Times New Roman" w:hAnsi="Times New Roman" w:eastAsia="宋体" w:cs="Times New Roman"/>
+                <w:b w:val="0"/>
+                <w:bCs/>
+                <w:i w:val="0"/>
+                <w:iCs w:val="0"/>
+                <w:color w:val="000000"/>
+                <w:kern w:val="0"/>
+                <w:sz w:val="18"/>
+                <w:szCs w:val="18"/>
+                <w:u w:val="none"/>
+                <w:lang w:val="en-US" w:eastAsia="zh-CN" w:bidi="ar"/>
+              </w:rPr>
+              <w:t xml:space="preserve">19 </w:t>
+            </w:r>
+          </w:p>
+        </w:tc>
+        <w:tc>
+          <w:tcPr>
+            <w:tcW w:w="1643" w:type="pct"/>
+            <w:tcBorders>
+              <w:top w:val="single" w:color="000000" w:sz="4" w:space="0"/>
+              <w:left w:val="single" w:color="000000" w:sz="4" w:space="0"/>
+              <w:bottom w:val="single" w:color="000000" w:sz="4" w:space="0"/>
+              <w:right w:val="single" w:color="000000" w:sz="4" w:space="0"/>
+            </w:tcBorders>
+            <w:shd w:val="clear" w:color="auto" w:fill="FFFFFF"/>
+            <w:vAlign w:val="center"/>
+          </w:tcPr>
+          <w:p>
+            <w:pPr>
+              <w:keepNext w:val="0"/>
+              <w:keepLines w:val="0"/>
+              <w:widowControl/>
+              <w:suppressLineNumbers w:val="0"/>
+              <w:jc w:val="left"/>
+              <w:textAlignment w:val="center"/>
+              <w:rPr>
+                <w:rFonts w:hint="default" w:ascii="Times New Roman" w:hAnsi="Times New Roman" w:eastAsia="宋体" w:cs="Times New Roman"/>
+                <w:b w:val="0"/>
+                <w:bCs/>
+                <w:i w:val="0"/>
+                <w:iCs w:val="0"/>
+                <w:color w:val="000000"/>
+                <w:sz w:val="18"/>
+                <w:szCs w:val="18"/>
+                <w:u w:val="none"/>
+              </w:rPr>
+            </w:pPr>
+            <w:r>
+              <w:rPr>
+                <w:rFonts w:hint="default" w:ascii="Times New Roman" w:hAnsi="Times New Roman" w:eastAsia="宋体" w:cs="Times New Roman"/>
+                <w:b w:val="0"/>
+                <w:bCs/>
+                <w:i w:val="0"/>
+                <w:iCs w:val="0"/>
+                <w:color w:val="000000"/>
+                <w:kern w:val="0"/>
+                <w:sz w:val="18"/>
+                <w:szCs w:val="18"/>
+                <w:u w:val="none"/>
+                <w:lang w:val="en-US" w:eastAsia="zh-CN" w:bidi="ar"/>
+              </w:rPr>
+              <w:t>c.2237_2251del15</w:t>
+            </w:r>
+          </w:p>
+        </w:tc>
+        <w:tc>
+          <w:tcPr>
+            <w:tcW w:w="1591" w:type="pct"/>
+            <w:tcBorders>
+              <w:top w:val="single" w:color="000000" w:sz="4" w:space="0"/>
+              <w:left w:val="single" w:color="000000" w:sz="4" w:space="0"/>
+              <w:bottom w:val="single" w:color="000000" w:sz="4" w:space="0"/>
+              <w:right w:val="single" w:color="000000" w:sz="4" w:space="0"/>
+            </w:tcBorders>
+            <w:shd w:val="clear" w:color="auto" w:fill="FFFFFF"/>
+            <w:vAlign w:val="center"/>
+          </w:tcPr>
+          <w:p>
+            <w:pPr>
+              <w:keepNext w:val="0"/>
+              <w:keepLines w:val="0"/>
+              <w:widowControl/>
+              <w:suppressLineNumbers w:val="0"/>
+              <w:jc w:val="left"/>
+              <w:textAlignment w:val="center"/>
+              <w:rPr>
+                <w:rFonts w:hint="default" w:ascii="Times New Roman" w:hAnsi="Times New Roman" w:eastAsia="宋体" w:cs="Times New Roman"/>
+                <w:b w:val="0"/>
+                <w:bCs/>
+                <w:i w:val="0"/>
+                <w:iCs w:val="0"/>
+                <w:color w:val="000000"/>
+                <w:sz w:val="18"/>
+                <w:szCs w:val="18"/>
+                <w:u w:val="none"/>
+              </w:rPr>
+            </w:pPr>
+            <w:r>
+              <w:rPr>
+                <w:rFonts w:hint="default" w:ascii="Times New Roman" w:hAnsi="Times New Roman" w:eastAsia="宋体" w:cs="Times New Roman"/>
+                <w:b w:val="0"/>
+                <w:bCs/>
+                <w:i w:val="0"/>
+                <w:iCs w:val="0"/>
+                <w:color w:val="000000"/>
+                <w:kern w:val="0"/>
+                <w:sz w:val="18"/>
+                <w:szCs w:val="18"/>
+                <w:u w:val="none"/>
+                <w:lang w:val="en-US" w:eastAsia="zh-CN" w:bidi="ar"/>
+              </w:rPr>
+              <w:t>p.E746_T751&gt;A</w:t>
+            </w:r>
+          </w:p>
+        </w:tc>
+        <w:tc>
+          <w:tcPr>
+            <w:tcW w:w="630" w:type="pct"/>
+            <w:tcBorders>
+              <w:top w:val="single" w:color="000000" w:sz="4" w:space="0"/>
+              <w:left w:val="single" w:color="000000" w:sz="4" w:space="0"/>
+              <w:bottom w:val="single" w:color="000000" w:sz="4" w:space="0"/>
+              <w:right w:val="single" w:color="000000" w:sz="4" w:space="0"/>
+            </w:tcBorders>
+            <w:shd w:val="clear" w:color="auto" w:fill="FFFFFF"/>
+            <w:vAlign w:val="center"/>
+          </w:tcPr>
+          <w:p>
+            <w:pPr>
+              <w:keepNext w:val="0"/>
+              <w:keepLines w:val="0"/>
+              <w:widowControl/>
+              <w:suppressLineNumbers w:val="0"/>
+              <w:jc w:val="left"/>
+              <w:textAlignment w:val="center"/>
+              <w:rPr>
+                <w:rFonts w:hint="default" w:ascii="Times New Roman" w:hAnsi="Times New Roman" w:eastAsia="宋体" w:cs="Times New Roman"/>
+                <w:b w:val="0"/>
+                <w:bCs/>
+                <w:i w:val="0"/>
+                <w:iCs w:val="0"/>
+                <w:color w:val="000000"/>
+                <w:sz w:val="18"/>
+                <w:szCs w:val="18"/>
+                <w:u w:val="none"/>
+              </w:rPr>
+            </w:pPr>
+            <w:r>
+              <w:rPr>
+                <w:rFonts w:hint="default" w:ascii="Times New Roman" w:hAnsi="Times New Roman" w:eastAsia="宋体" w:cs="Times New Roman"/>
+                <w:b w:val="0"/>
+                <w:bCs/>
+                <w:i w:val="0"/>
+                <w:iCs w:val="0"/>
+                <w:color w:val="000000"/>
+                <w:kern w:val="0"/>
+                <w:sz w:val="18"/>
+                <w:szCs w:val="18"/>
+                <w:u w:val="none"/>
+                <w:lang w:val="en-US" w:eastAsia="zh-CN" w:bidi="ar"/>
+              </w:rPr>
+              <w:t xml:space="preserve">12678 </w:t>
+            </w:r>
+          </w:p>
+        </w:tc>
+      </w:tr>
+      <w:tr>
+        <w:tblPrEx>
+          <w:tblBorders>
+            <w:top w:val="none" w:color="auto" w:sz="0" w:space="0"/>
+            <w:left w:val="none" w:color="auto" w:sz="0" w:space="0"/>
+            <w:bottom w:val="none" w:color="auto" w:sz="0" w:space="0"/>
+            <w:right w:val="none" w:color="auto" w:sz="0" w:space="0"/>
+            <w:insideH w:val="none" w:color="auto" w:sz="0" w:space="0"/>
+            <w:insideV w:val="none" w:color="auto" w:sz="0" w:space="0"/>
+          </w:tblBorders>
+          <w:shd w:val="clear" w:color="auto" w:fill="auto"/>
+          <w:tblCellMar>
+            <w:top w:w="0" w:type="dxa"/>
+            <w:left w:w="108" w:type="dxa"/>
+            <w:bottom w:w="0" w:type="dxa"/>
+            <w:right w:w="108" w:type="dxa"/>
+          </w:tblCellMar>
+        </w:tblPrEx>
+        <w:trPr>
+          <w:trHeight w:val="300" w:hRule="atLeast"/>
+        </w:trPr>
+        <w:tc>
+          <w:tcPr>
+            <w:tcW w:w="699" w:type="pct"/>
+            <w:vMerge w:val="continue"/>
+            <w:tcBorders>
+              <w:top w:val="single" w:color="FFFFFF" w:sz="8" w:space="0"/>
+              <w:left w:val="single" w:color="FFFFFF" w:sz="8" w:space="0"/>
+              <w:bottom w:val="single" w:color="FFFFFF" w:sz="8" w:space="0"/>
+              <w:right w:val="single" w:color="FFFFFF" w:sz="8" w:space="0"/>
+            </w:tcBorders>
+            <w:shd w:val="clear" w:color="auto" w:fill="1F3864"/>
+            <w:vAlign w:val="center"/>
+          </w:tcPr>
+          <w:p>
+            <w:pPr>
+              <w:jc w:val="left"/>
+              <w:rPr>
+                <w:rFonts w:hint="default" w:ascii="Times New Roman" w:hAnsi="Times New Roman" w:eastAsia="宋体" w:cs="Times New Roman"/>
+                <w:b/>
+                <w:bCs w:val="0"/>
+                <w:i w:val="0"/>
+                <w:iCs w:val="0"/>
+                <w:color w:val="FFFFFF" w:themeColor="background1"/>
+                <w:sz w:val="18"/>
+                <w:szCs w:val="18"/>
+                <w:u w:val="none"/>
+                <w14:textFill>
+                  <w14:solidFill>
+                    <w14:schemeClr w14:val="bg1"/>
+                  </w14:solidFill>
+                </w14:textFill>
+              </w:rPr>
+            </w:pPr>
+          </w:p>
+        </w:tc>
+        <w:tc>
+          <w:tcPr>
+            <w:tcW w:w="435" w:type="pct"/>
+            <w:tcBorders>
+              <w:top w:val="single" w:color="000000" w:sz="4" w:space="0"/>
+              <w:left w:val="single" w:color="FFFFFF" w:sz="8" w:space="0"/>
+              <w:bottom w:val="single" w:color="000000" w:sz="4" w:space="0"/>
+              <w:right w:val="single" w:color="000000" w:sz="4" w:space="0"/>
+            </w:tcBorders>
+            <w:shd w:val="clear" w:color="auto" w:fill="FFFFFF"/>
+            <w:vAlign w:val="center"/>
+          </w:tcPr>
+          <w:p>
+            <w:pPr>
+              <w:keepNext w:val="0"/>
+              <w:keepLines w:val="0"/>
+              <w:widowControl/>
+              <w:suppressLineNumbers w:val="0"/>
+              <w:jc w:val="left"/>
+              <w:textAlignment w:val="center"/>
+              <w:rPr>
+                <w:rFonts w:hint="default" w:ascii="Times New Roman" w:hAnsi="Times New Roman" w:eastAsia="宋体" w:cs="Times New Roman"/>
+                <w:b w:val="0"/>
+                <w:bCs/>
+                <w:i w:val="0"/>
+                <w:iCs w:val="0"/>
+                <w:color w:val="000000"/>
+                <w:sz w:val="18"/>
+                <w:szCs w:val="18"/>
+                <w:u w:val="none"/>
+              </w:rPr>
+            </w:pPr>
+            <w:r>
+              <w:rPr>
+                <w:rFonts w:hint="default" w:ascii="Times New Roman" w:hAnsi="Times New Roman" w:eastAsia="宋体" w:cs="Times New Roman"/>
+                <w:b w:val="0"/>
+                <w:bCs/>
+                <w:i w:val="0"/>
+                <w:iCs w:val="0"/>
+                <w:color w:val="000000"/>
+                <w:kern w:val="0"/>
+                <w:sz w:val="18"/>
+                <w:szCs w:val="18"/>
+                <w:u w:val="none"/>
+                <w:lang w:val="en-US" w:eastAsia="zh-CN" w:bidi="ar"/>
+              </w:rPr>
+              <w:t xml:space="preserve">19 </w:t>
+            </w:r>
+          </w:p>
+        </w:tc>
+        <w:tc>
+          <w:tcPr>
+            <w:tcW w:w="1643" w:type="pct"/>
+            <w:tcBorders>
+              <w:top w:val="single" w:color="000000" w:sz="4" w:space="0"/>
+              <w:left w:val="single" w:color="000000" w:sz="4" w:space="0"/>
+              <w:bottom w:val="single" w:color="000000" w:sz="4" w:space="0"/>
+              <w:right w:val="single" w:color="000000" w:sz="4" w:space="0"/>
+            </w:tcBorders>
+            <w:shd w:val="clear" w:color="auto" w:fill="FFFFFF"/>
+            <w:vAlign w:val="center"/>
+          </w:tcPr>
+          <w:p>
+            <w:pPr>
+              <w:keepNext w:val="0"/>
+              <w:keepLines w:val="0"/>
+              <w:widowControl/>
+              <w:suppressLineNumbers w:val="0"/>
+              <w:jc w:val="left"/>
+              <w:textAlignment w:val="center"/>
+              <w:rPr>
+                <w:rFonts w:hint="default" w:ascii="Times New Roman" w:hAnsi="Times New Roman" w:eastAsia="宋体" w:cs="Times New Roman"/>
+                <w:b w:val="0"/>
+                <w:bCs/>
+                <w:i w:val="0"/>
+                <w:iCs w:val="0"/>
+                <w:color w:val="000000"/>
+                <w:sz w:val="18"/>
+                <w:szCs w:val="18"/>
+                <w:u w:val="none"/>
+              </w:rPr>
+            </w:pPr>
+            <w:r>
+              <w:rPr>
+                <w:rFonts w:hint="default" w:ascii="Times New Roman" w:hAnsi="Times New Roman" w:eastAsia="宋体" w:cs="Times New Roman"/>
+                <w:b w:val="0"/>
+                <w:bCs/>
+                <w:i w:val="0"/>
+                <w:iCs w:val="0"/>
+                <w:color w:val="000000"/>
+                <w:kern w:val="0"/>
+                <w:sz w:val="18"/>
+                <w:szCs w:val="18"/>
+                <w:u w:val="none"/>
+                <w:lang w:val="en-US" w:eastAsia="zh-CN" w:bidi="ar"/>
+              </w:rPr>
+              <w:t>c.2240_2257del18</w:t>
+            </w:r>
+          </w:p>
+        </w:tc>
+        <w:tc>
+          <w:tcPr>
+            <w:tcW w:w="1591" w:type="pct"/>
+            <w:tcBorders>
+              <w:top w:val="single" w:color="000000" w:sz="4" w:space="0"/>
+              <w:left w:val="single" w:color="000000" w:sz="4" w:space="0"/>
+              <w:bottom w:val="single" w:color="000000" w:sz="4" w:space="0"/>
+              <w:right w:val="single" w:color="000000" w:sz="4" w:space="0"/>
+            </w:tcBorders>
+            <w:shd w:val="clear" w:color="auto" w:fill="FFFFFF"/>
+            <w:vAlign w:val="center"/>
+          </w:tcPr>
+          <w:p>
+            <w:pPr>
+              <w:keepNext w:val="0"/>
+              <w:keepLines w:val="0"/>
+              <w:widowControl/>
+              <w:suppressLineNumbers w:val="0"/>
+              <w:jc w:val="left"/>
+              <w:textAlignment w:val="center"/>
+              <w:rPr>
+                <w:rFonts w:hint="default" w:ascii="Times New Roman" w:hAnsi="Times New Roman" w:eastAsia="宋体" w:cs="Times New Roman"/>
+                <w:b w:val="0"/>
+                <w:bCs/>
+                <w:i w:val="0"/>
+                <w:iCs w:val="0"/>
+                <w:color w:val="000000"/>
+                <w:sz w:val="18"/>
+                <w:szCs w:val="18"/>
+                <w:u w:val="none"/>
+              </w:rPr>
+            </w:pPr>
+            <w:r>
+              <w:rPr>
+                <w:rFonts w:hint="default" w:ascii="Times New Roman" w:hAnsi="Times New Roman" w:eastAsia="宋体" w:cs="Times New Roman"/>
+                <w:b w:val="0"/>
+                <w:bCs/>
+                <w:i w:val="0"/>
+                <w:iCs w:val="0"/>
+                <w:color w:val="000000"/>
+                <w:kern w:val="0"/>
+                <w:sz w:val="18"/>
+                <w:szCs w:val="18"/>
+                <w:u w:val="none"/>
+                <w:lang w:val="en-US" w:eastAsia="zh-CN" w:bidi="ar"/>
+              </w:rPr>
+              <w:t>p.L747_P753&gt;S</w:t>
+            </w:r>
+          </w:p>
+        </w:tc>
+        <w:tc>
+          <w:tcPr>
+            <w:tcW w:w="630" w:type="pct"/>
+            <w:tcBorders>
+              <w:top w:val="single" w:color="000000" w:sz="4" w:space="0"/>
+              <w:left w:val="single" w:color="000000" w:sz="4" w:space="0"/>
+              <w:bottom w:val="single" w:color="000000" w:sz="4" w:space="0"/>
+              <w:right w:val="single" w:color="000000" w:sz="4" w:space="0"/>
+            </w:tcBorders>
+            <w:shd w:val="clear" w:color="auto" w:fill="FFFFFF"/>
+            <w:vAlign w:val="center"/>
+          </w:tcPr>
+          <w:p>
+            <w:pPr>
+              <w:keepNext w:val="0"/>
+              <w:keepLines w:val="0"/>
+              <w:widowControl/>
+              <w:suppressLineNumbers w:val="0"/>
+              <w:jc w:val="left"/>
+              <w:textAlignment w:val="center"/>
+              <w:rPr>
+                <w:rFonts w:hint="default" w:ascii="Times New Roman" w:hAnsi="Times New Roman" w:eastAsia="宋体" w:cs="Times New Roman"/>
+                <w:b w:val="0"/>
+                <w:bCs/>
+                <w:i w:val="0"/>
+                <w:iCs w:val="0"/>
+                <w:color w:val="000000"/>
+                <w:sz w:val="18"/>
+                <w:szCs w:val="18"/>
+                <w:u w:val="none"/>
+              </w:rPr>
+            </w:pPr>
+            <w:r>
+              <w:rPr>
+                <w:rFonts w:hint="default" w:ascii="Times New Roman" w:hAnsi="Times New Roman" w:eastAsia="宋体" w:cs="Times New Roman"/>
+                <w:b w:val="0"/>
+                <w:bCs/>
+                <w:i w:val="0"/>
+                <w:iCs w:val="0"/>
+                <w:color w:val="000000"/>
+                <w:kern w:val="0"/>
+                <w:sz w:val="18"/>
+                <w:szCs w:val="18"/>
+                <w:u w:val="none"/>
+                <w:lang w:val="en-US" w:eastAsia="zh-CN" w:bidi="ar"/>
+              </w:rPr>
+              <w:t xml:space="preserve">12370 </w:t>
+            </w:r>
+          </w:p>
+        </w:tc>
+      </w:tr>
+      <w:tr>
+        <w:tblPrEx>
+          <w:tblBorders>
+            <w:top w:val="none" w:color="auto" w:sz="0" w:space="0"/>
+            <w:left w:val="none" w:color="auto" w:sz="0" w:space="0"/>
+            <w:bottom w:val="none" w:color="auto" w:sz="0" w:space="0"/>
+            <w:right w:val="none" w:color="auto" w:sz="0" w:space="0"/>
+            <w:insideH w:val="none" w:color="auto" w:sz="0" w:space="0"/>
+            <w:insideV w:val="none" w:color="auto" w:sz="0" w:space="0"/>
+          </w:tblBorders>
+          <w:shd w:val="clear" w:color="auto" w:fill="auto"/>
+          <w:tblCellMar>
+            <w:top w:w="0" w:type="dxa"/>
+            <w:left w:w="108" w:type="dxa"/>
+            <w:bottom w:w="0" w:type="dxa"/>
+            <w:right w:w="108" w:type="dxa"/>
+          </w:tblCellMar>
+        </w:tblPrEx>
+        <w:trPr>
+          <w:trHeight w:val="300" w:hRule="atLeast"/>
+        </w:trPr>
+        <w:tc>
+          <w:tcPr>
+            <w:tcW w:w="699" w:type="pct"/>
+            <w:vMerge w:val="continue"/>
+            <w:tcBorders>
+              <w:top w:val="single" w:color="FFFFFF" w:sz="8" w:space="0"/>
+              <w:left w:val="single" w:color="FFFFFF" w:sz="8" w:space="0"/>
+              <w:bottom w:val="single" w:color="FFFFFF" w:sz="8" w:space="0"/>
+              <w:right w:val="single" w:color="FFFFFF" w:sz="8" w:space="0"/>
+            </w:tcBorders>
+            <w:shd w:val="clear" w:color="auto" w:fill="1F3864"/>
+            <w:vAlign w:val="center"/>
+          </w:tcPr>
+          <w:p>
+            <w:pPr>
+              <w:jc w:val="left"/>
+              <w:rPr>
+                <w:rFonts w:hint="default" w:ascii="Times New Roman" w:hAnsi="Times New Roman" w:eastAsia="宋体" w:cs="Times New Roman"/>
+                <w:b/>
+                <w:bCs w:val="0"/>
+                <w:i w:val="0"/>
+                <w:iCs w:val="0"/>
+                <w:color w:val="FFFFFF" w:themeColor="background1"/>
+                <w:sz w:val="18"/>
+                <w:szCs w:val="18"/>
+                <w:u w:val="none"/>
+                <w14:textFill>
+                  <w14:solidFill>
+                    <w14:schemeClr w14:val="bg1"/>
+                  </w14:solidFill>
+                </w14:textFill>
+              </w:rPr>
+            </w:pPr>
+          </w:p>
+        </w:tc>
+        <w:tc>
+          <w:tcPr>
+            <w:tcW w:w="435" w:type="pct"/>
+            <w:tcBorders>
+              <w:top w:val="single" w:color="000000" w:sz="4" w:space="0"/>
+              <w:left w:val="single" w:color="FFFFFF" w:sz="8" w:space="0"/>
+              <w:bottom w:val="single" w:color="000000" w:sz="4" w:space="0"/>
+              <w:right w:val="single" w:color="000000" w:sz="4" w:space="0"/>
+            </w:tcBorders>
+            <w:shd w:val="clear" w:color="auto" w:fill="FFFFFF"/>
+            <w:vAlign w:val="center"/>
+          </w:tcPr>
+          <w:p>
+            <w:pPr>
+              <w:keepNext w:val="0"/>
+              <w:keepLines w:val="0"/>
+              <w:widowControl/>
+              <w:suppressLineNumbers w:val="0"/>
+              <w:jc w:val="left"/>
+              <w:textAlignment w:val="center"/>
+              <w:rPr>
+                <w:rFonts w:hint="default" w:ascii="Times New Roman" w:hAnsi="Times New Roman" w:eastAsia="宋体" w:cs="Times New Roman"/>
+                <w:b w:val="0"/>
+                <w:bCs/>
+                <w:i w:val="0"/>
+                <w:iCs w:val="0"/>
+                <w:color w:val="000000"/>
+                <w:sz w:val="18"/>
+                <w:szCs w:val="18"/>
+                <w:u w:val="none"/>
+              </w:rPr>
+            </w:pPr>
+            <w:r>
+              <w:rPr>
+                <w:rFonts w:hint="default" w:ascii="Times New Roman" w:hAnsi="Times New Roman" w:eastAsia="宋体" w:cs="Times New Roman"/>
+                <w:b w:val="0"/>
+                <w:bCs/>
+                <w:i w:val="0"/>
+                <w:iCs w:val="0"/>
+                <w:color w:val="000000"/>
+                <w:kern w:val="0"/>
+                <w:sz w:val="18"/>
+                <w:szCs w:val="18"/>
+                <w:u w:val="none"/>
+                <w:lang w:val="en-US" w:eastAsia="zh-CN" w:bidi="ar"/>
+              </w:rPr>
+              <w:t xml:space="preserve">19 </w:t>
+            </w:r>
+          </w:p>
+        </w:tc>
+        <w:tc>
+          <w:tcPr>
+            <w:tcW w:w="1643" w:type="pct"/>
+            <w:tcBorders>
+              <w:top w:val="single" w:color="000000" w:sz="4" w:space="0"/>
+              <w:left w:val="single" w:color="000000" w:sz="4" w:space="0"/>
+              <w:bottom w:val="single" w:color="000000" w:sz="4" w:space="0"/>
+              <w:right w:val="single" w:color="000000" w:sz="4" w:space="0"/>
+            </w:tcBorders>
+            <w:shd w:val="clear" w:color="auto" w:fill="FFFFFF"/>
+            <w:vAlign w:val="center"/>
+          </w:tcPr>
+          <w:p>
+            <w:pPr>
+              <w:keepNext w:val="0"/>
+              <w:keepLines w:val="0"/>
+              <w:widowControl/>
+              <w:suppressLineNumbers w:val="0"/>
+              <w:jc w:val="left"/>
+              <w:textAlignment w:val="center"/>
+              <w:rPr>
+                <w:rFonts w:hint="default" w:ascii="Times New Roman" w:hAnsi="Times New Roman" w:eastAsia="宋体" w:cs="Times New Roman"/>
+                <w:b w:val="0"/>
+                <w:bCs/>
+                <w:i w:val="0"/>
+                <w:iCs w:val="0"/>
+                <w:color w:val="000000"/>
+                <w:sz w:val="18"/>
+                <w:szCs w:val="18"/>
+                <w:u w:val="none"/>
+              </w:rPr>
+            </w:pPr>
+            <w:r>
+              <w:rPr>
+                <w:rFonts w:hint="default" w:ascii="Times New Roman" w:hAnsi="Times New Roman" w:eastAsia="宋体" w:cs="Times New Roman"/>
+                <w:b w:val="0"/>
+                <w:bCs/>
+                <w:i w:val="0"/>
+                <w:iCs w:val="0"/>
+                <w:color w:val="000000"/>
+                <w:kern w:val="0"/>
+                <w:sz w:val="18"/>
+                <w:szCs w:val="18"/>
+                <w:u w:val="none"/>
+                <w:lang w:val="en-US" w:eastAsia="zh-CN" w:bidi="ar"/>
+              </w:rPr>
+              <w:t>c.2239_2248TTAAGAGAAG&gt;C</w:t>
+            </w:r>
+          </w:p>
+        </w:tc>
+        <w:tc>
+          <w:tcPr>
+            <w:tcW w:w="1591" w:type="pct"/>
+            <w:tcBorders>
+              <w:top w:val="single" w:color="000000" w:sz="4" w:space="0"/>
+              <w:left w:val="single" w:color="000000" w:sz="4" w:space="0"/>
+              <w:bottom w:val="single" w:color="000000" w:sz="4" w:space="0"/>
+              <w:right w:val="single" w:color="000000" w:sz="4" w:space="0"/>
+            </w:tcBorders>
+            <w:shd w:val="clear" w:color="auto" w:fill="FFFFFF"/>
+            <w:vAlign w:val="center"/>
+          </w:tcPr>
+          <w:p>
+            <w:pPr>
+              <w:keepNext w:val="0"/>
+              <w:keepLines w:val="0"/>
+              <w:widowControl/>
+              <w:suppressLineNumbers w:val="0"/>
+              <w:jc w:val="left"/>
+              <w:textAlignment w:val="center"/>
+              <w:rPr>
+                <w:rFonts w:hint="default" w:ascii="Times New Roman" w:hAnsi="Times New Roman" w:eastAsia="宋体" w:cs="Times New Roman"/>
+                <w:b w:val="0"/>
+                <w:bCs/>
+                <w:i w:val="0"/>
+                <w:iCs w:val="0"/>
+                <w:color w:val="000000"/>
+                <w:sz w:val="18"/>
+                <w:szCs w:val="18"/>
+                <w:u w:val="none"/>
+              </w:rPr>
+            </w:pPr>
+            <w:r>
+              <w:rPr>
+                <w:rFonts w:hint="default" w:ascii="Times New Roman" w:hAnsi="Times New Roman" w:eastAsia="宋体" w:cs="Times New Roman"/>
+                <w:b w:val="0"/>
+                <w:bCs/>
+                <w:i w:val="0"/>
+                <w:iCs w:val="0"/>
+                <w:color w:val="000000"/>
+                <w:kern w:val="0"/>
+                <w:sz w:val="18"/>
+                <w:szCs w:val="18"/>
+                <w:u w:val="none"/>
+                <w:lang w:val="en-US" w:eastAsia="zh-CN" w:bidi="ar"/>
+              </w:rPr>
+              <w:t>p.L747_A750&gt;P</w:t>
+            </w:r>
+          </w:p>
+        </w:tc>
+        <w:tc>
+          <w:tcPr>
+            <w:tcW w:w="630" w:type="pct"/>
+            <w:tcBorders>
+              <w:top w:val="single" w:color="000000" w:sz="4" w:space="0"/>
+              <w:left w:val="single" w:color="000000" w:sz="4" w:space="0"/>
+              <w:bottom w:val="single" w:color="000000" w:sz="4" w:space="0"/>
+              <w:right w:val="single" w:color="000000" w:sz="4" w:space="0"/>
+            </w:tcBorders>
+            <w:shd w:val="clear" w:color="auto" w:fill="FFFFFF"/>
+            <w:vAlign w:val="center"/>
+          </w:tcPr>
+          <w:p>
+            <w:pPr>
+              <w:keepNext w:val="0"/>
+              <w:keepLines w:val="0"/>
+              <w:widowControl/>
+              <w:suppressLineNumbers w:val="0"/>
+              <w:jc w:val="left"/>
+              <w:textAlignment w:val="center"/>
+              <w:rPr>
+                <w:rFonts w:hint="default" w:ascii="Times New Roman" w:hAnsi="Times New Roman" w:eastAsia="宋体" w:cs="Times New Roman"/>
+                <w:b w:val="0"/>
+                <w:bCs/>
+                <w:i w:val="0"/>
+                <w:iCs w:val="0"/>
+                <w:color w:val="000000"/>
+                <w:sz w:val="18"/>
+                <w:szCs w:val="18"/>
+                <w:u w:val="none"/>
+              </w:rPr>
+            </w:pPr>
+            <w:r>
+              <w:rPr>
+                <w:rFonts w:hint="default" w:ascii="Times New Roman" w:hAnsi="Times New Roman" w:eastAsia="宋体" w:cs="Times New Roman"/>
+                <w:b w:val="0"/>
+                <w:bCs/>
+                <w:i w:val="0"/>
+                <w:iCs w:val="0"/>
+                <w:color w:val="000000"/>
+                <w:kern w:val="0"/>
+                <w:sz w:val="18"/>
+                <w:szCs w:val="18"/>
+                <w:u w:val="none"/>
+                <w:lang w:val="en-US" w:eastAsia="zh-CN" w:bidi="ar"/>
+              </w:rPr>
+              <w:t xml:space="preserve">6254 </w:t>
             </w:r>
           </w:p>
         </w:tc>
@@ -19217,7 +20751,6 @@
                 <w:sz w:val="18"/>
                 <w:szCs w:val="18"/>
                 <w:u w:val="none"/>
-                <w:lang w:val="en-US"/>
               </w:rPr>
             </w:pPr>
             <w:r>
@@ -19234,23 +20767,7 @@
                 <w:u w:val="none"/>
                 <w:lang w:val="en-US" w:eastAsia="zh-CN" w:bidi="ar"/>
               </w:rPr>
-              <w:t>c.2239_2253del15/c.2240_2254del</w:t>
-            </w:r>
-            <w:r>
-              <w:rPr>
-                <w:rFonts w:hint="eastAsia" w:ascii="Times New Roman" w:hAnsi="Times New Roman" w:cs="Times New Roman"/>
-                <w:b w:val="0"/>
-                <w:bCs/>
-                <w:i w:val="0"/>
-                <w:iCs w:val="0"/>
-                <w:color w:val="000000"/>
-                <w:kern w:val="0"/>
-                <w:sz w:val="18"/>
-                <w:szCs w:val="18"/>
-                <w:u w:val="none"/>
-                <w:lang w:val="en-US" w:eastAsia="zh-CN" w:bidi="ar"/>
-              </w:rPr>
-              <w:t>15</w:t>
+              <w:t>c.2237_2255&gt;T</w:t>
             </w:r>
           </w:p>
         </w:tc>
@@ -19300,7 +20817,7 @@
                 <w:u w:val="none"/>
                 <w:lang w:val="en-US" w:eastAsia="zh-CN" w:bidi="ar"/>
               </w:rPr>
-              <w:t>p.L747_T751delLREAT</w:t>
+              <w:t>p.E746_S752&gt;V</w:t>
             </w:r>
           </w:p>
         </w:tc>
@@ -19350,7 +20867,7 @@
                 <w:u w:val="none"/>
                 <w:lang w:val="en-US" w:eastAsia="zh-CN" w:bidi="ar"/>
               </w:rPr>
-              <w:t>6254/12369</w:t>
+              <w:t xml:space="preserve">12384 </w:t>
             </w:r>
           </w:p>
         </w:tc>
@@ -19506,7 +21023,7 @@
                 <w:u w:val="none"/>
                 <w:lang w:val="en-US" w:eastAsia="zh-CN" w:bidi="ar"/>
               </w:rPr>
-              <w:t>c.2239_2256del18</w:t>
+              <w:t>c.2239_2251&gt;C</w:t>
             </w:r>
           </w:p>
         </w:tc>
@@ -19556,7 +21073,7 @@
                 <w:u w:val="none"/>
                 <w:lang w:val="en-US" w:eastAsia="zh-CN" w:bidi="ar"/>
               </w:rPr>
-              <w:t>p.L747_S752delLREATS</w:t>
+              <w:t>p.L747_T75I&gt;P</w:t>
             </w:r>
           </w:p>
         </w:tc>
@@ -19606,7 +21123,7 @@
                 <w:u w:val="none"/>
                 <w:lang w:val="en-US" w:eastAsia="zh-CN" w:bidi="ar"/>
               </w:rPr>
-              <w:t xml:space="preserve">6255 </w:t>
+              <w:t xml:space="preserve">12383 </w:t>
             </w:r>
           </w:p>
         </w:tc>
@@ -19712,7 +21229,7 @@
                 <w:u w:val="none"/>
                 <w:lang w:val="en-US" w:eastAsia="zh-CN" w:bidi="ar"/>
               </w:rPr>
-              <w:t xml:space="preserve">19 </w:t>
+              <w:t xml:space="preserve">20 </w:t>
             </w:r>
           </w:p>
         </w:tc>
@@ -19762,7 +21279,7 @@
                 <w:u w:val="none"/>
                 <w:lang w:val="en-US" w:eastAsia="zh-CN" w:bidi="ar"/>
               </w:rPr>
-              <w:t>c.2239_2247delTTAAGAGAA</w:t>
+              <w:t>c.2369C&gt;T</w:t>
             </w:r>
           </w:p>
         </w:tc>
@@ -19812,7 +21329,7 @@
                 <w:u w:val="none"/>
                 <w:lang w:val="en-US" w:eastAsia="zh-CN" w:bidi="ar"/>
               </w:rPr>
-              <w:t>p.L747_E749delLRE</w:t>
+              <w:t>p.T790M</w:t>
             </w:r>
           </w:p>
         </w:tc>
@@ -19862,7 +21379,7 @@
                 <w:u w:val="none"/>
                 <w:lang w:val="en-US" w:eastAsia="zh-CN" w:bidi="ar"/>
               </w:rPr>
-              <w:t xml:space="preserve">6218 </w:t>
+              <w:t xml:space="preserve">6240 </w:t>
             </w:r>
           </w:p>
         </w:tc>
@@ -19968,7 +21485,7 @@
                 <w:u w:val="none"/>
                 <w:lang w:val="en-US" w:eastAsia="zh-CN" w:bidi="ar"/>
               </w:rPr>
-              <w:t xml:space="preserve">19 </w:t>
+              <w:t xml:space="preserve">20 </w:t>
             </w:r>
           </w:p>
         </w:tc>
@@ -20018,7 +21535,7 @@
                 <w:u w:val="none"/>
                 <w:lang w:val="en-US" w:eastAsia="zh-CN" w:bidi="ar"/>
               </w:rPr>
-              <w:t>c.2237_2251del15</w:t>
+              <w:t>c.2303G&gt;T</w:t>
             </w:r>
           </w:p>
         </w:tc>
@@ -20068,7 +21585,7 @@
                 <w:u w:val="none"/>
                 <w:lang w:val="en-US" w:eastAsia="zh-CN" w:bidi="ar"/>
               </w:rPr>
-              <w:t>p.E746_T751&gt;A</w:t>
+              <w:t>p.S7681</w:t>
             </w:r>
           </w:p>
         </w:tc>
@@ -20118,7 +21635,7 @@
                 <w:u w:val="none"/>
                 <w:lang w:val="en-US" w:eastAsia="zh-CN" w:bidi="ar"/>
               </w:rPr>
-              <w:t xml:space="preserve">12678 </w:t>
+              <w:t xml:space="preserve">6241 </w:t>
             </w:r>
           </w:p>
         </w:tc>
@@ -20224,7 +21741,7 @@
                 <w:u w:val="none"/>
                 <w:lang w:val="en-US" w:eastAsia="zh-CN" w:bidi="ar"/>
               </w:rPr>
-              <w:t xml:space="preserve">19 </w:t>
+              <w:t xml:space="preserve">20 </w:t>
             </w:r>
           </w:p>
         </w:tc>
@@ -20274,7 +21791,7 @@
                 <w:u w:val="none"/>
                 <w:lang w:val="en-US" w:eastAsia="zh-CN" w:bidi="ar"/>
               </w:rPr>
-              <w:t>c.2240_2257del18</w:t>
+              <w:t>c.2307_2308insGCCAGCGTG</w:t>
             </w:r>
           </w:p>
         </w:tc>
@@ -20324,7 +21841,7 @@
                 <w:u w:val="none"/>
                 <w:lang w:val="en-US" w:eastAsia="zh-CN" w:bidi="ar"/>
               </w:rPr>
-              <w:t>p.L747_P753&gt;S</w:t>
+              <w:t>p.V769_D770insASV</w:t>
             </w:r>
           </w:p>
         </w:tc>
@@ -20374,7 +21891,296 @@
                 <w:u w:val="none"/>
                 <w:lang w:val="en-US" w:eastAsia="zh-CN" w:bidi="ar"/>
               </w:rPr>
-              <w:t xml:space="preserve">12370 </w:t>
+              <w:t xml:space="preserve">12376 </w:t>
+            </w:r>
+          </w:p>
+        </w:tc>
+      </w:tr>
+      <w:tr>
+        <w:tblPrEx>
+          <w:tblBorders>
+            <w:top w:val="none" w:color="auto" w:sz="0" w:space="0"/>
+            <w:left w:val="none" w:color="auto" w:sz="0" w:space="0"/>
+            <w:bottom w:val="none" w:color="auto" w:sz="0" w:space="0"/>
+            <w:right w:val="none" w:color="auto" w:sz="0" w:space="0"/>
+            <w:insideH w:val="none" w:color="auto" w:sz="0" w:space="0"/>
+            <w:insideV w:val="none" w:color="auto" w:sz="0" w:space="0"/>
+          </w:tblBorders>
+          <w:shd w:val="clear" w:color="auto" w:fill="auto"/>
+          <w:tblCellMar>
+            <w:top w:w="0" w:type="dxa"/>
+            <w:left w:w="108" w:type="dxa"/>
+            <w:bottom w:w="0" w:type="dxa"/>
+            <w:right w:w="108" w:type="dxa"/>
+          </w:tblCellMar>
+        </w:tblPrEx>
+        <w:trPr>
+          <w:trHeight w:val="300" w:hRule="atLeast"/>
+        </w:trPr>
+        <w:tc>
+          <w:tcPr>
+            <w:tcW w:w="699" w:type="pct"/>
+            <w:vMerge w:val="continue"/>
+            <w:tcBorders>
+              <w:top w:val="single" w:color="FFFFFF" w:sz="8" w:space="0"/>
+              <w:left w:val="single" w:color="FFFFFF" w:sz="8" w:space="0"/>
+              <w:bottom w:val="single" w:color="FFFFFF" w:sz="8" w:space="0"/>
+              <w:right w:val="single" w:color="FFFFFF" w:sz="8" w:space="0"/>
+            </w:tcBorders>
+            <w:shd w:val="clear" w:color="auto" w:fill="1F3864"/>
+            <w:vAlign w:val="center"/>
+          </w:tcPr>
+          <w:p>
+            <w:pPr>
+              <w:jc w:val="left"/>
+              <w:rPr>
+                <w:rFonts w:hint="default" w:ascii="Times New Roman" w:hAnsi="Times New Roman" w:eastAsia="宋体" w:cs="Times New Roman"/>
+                <w:b/>
+                <w:bCs w:val="0"/>
+                <w:i w:val="0"/>
+                <w:iCs w:val="0"/>
+                <w:color w:val="FFFFFF" w:themeColor="background1"/>
+                <w:sz w:val="18"/>
+                <w:szCs w:val="18"/>
+                <w:u w:val="none"/>
+                <w14:textFill>
+                  <w14:solidFill>
+                    <w14:schemeClr w14:val="bg1"/>
+                  </w14:solidFill>
+                </w14:textFill>
+              </w:rPr>
+            </w:pPr>
+          </w:p>
+        </w:tc>
+        <w:tc>
+          <w:tcPr>
+            <w:tcW w:w="435" w:type="pct"/>
+            <w:tcBorders>
+              <w:top w:val="single" w:color="000000" w:sz="4" w:space="0"/>
+              <w:left w:val="single" w:color="FFFFFF" w:sz="8" w:space="0"/>
+              <w:bottom w:val="single" w:color="000000" w:sz="4" w:space="0"/>
+              <w:right w:val="single" w:color="000000" w:sz="4" w:space="0"/>
+            </w:tcBorders>
+            <w:shd w:val="clear" w:color="auto" w:fill="FFFFFF"/>
+            <w:vAlign w:val="center"/>
+          </w:tcPr>
+          <w:p>
+            <w:pPr>
+              <w:keepNext w:val="0"/>
+              <w:keepLines w:val="0"/>
+              <w:widowControl/>
+              <w:suppressLineNumbers w:val="0"/>
+              <w:jc w:val="left"/>
+              <w:textAlignment w:val="center"/>
+              <w:rPr>
+                <w:rFonts w:hint="default" w:ascii="Times New Roman" w:hAnsi="Times New Roman" w:eastAsia="宋体" w:cs="Times New Roman"/>
+                <w:b w:val="0"/>
+                <w:bCs/>
+                <w:i w:val="0"/>
+                <w:iCs w:val="0"/>
+                <w:color w:val="000000"/>
+                <w:sz w:val="18"/>
+                <w:szCs w:val="18"/>
+                <w:u w:val="none"/>
+              </w:rPr>
+            </w:pPr>
+            <w:r>
+              <w:rPr>
+                <w:rFonts w:hint="default" w:ascii="Times New Roman" w:hAnsi="Times New Roman" w:eastAsia="宋体" w:cs="Times New Roman"/>
+                <w:b w:val="0"/>
+                <w:bCs/>
+                <w:i w:val="0"/>
+                <w:iCs w:val="0"/>
+                <w:color w:val="000000"/>
+                <w:kern w:val="0"/>
+                <w:sz w:val="18"/>
+                <w:szCs w:val="18"/>
+                <w:u w:val="none"/>
+                <w:lang w:val="en-US" w:eastAsia="zh-CN" w:bidi="ar"/>
+              </w:rPr>
+              <w:t xml:space="preserve">20 </w:t>
+            </w:r>
+          </w:p>
+        </w:tc>
+        <w:tc>
+          <w:tcPr>
+            <w:tcW w:w="1643" w:type="pct"/>
+            <w:tcBorders>
+              <w:top w:val="single" w:color="000000" w:sz="4" w:space="0"/>
+              <w:left w:val="single" w:color="000000" w:sz="4" w:space="0"/>
+              <w:bottom w:val="single" w:color="000000" w:sz="4" w:space="0"/>
+              <w:right w:val="single" w:color="000000" w:sz="4" w:space="0"/>
+            </w:tcBorders>
+            <w:shd w:val="clear" w:color="auto" w:fill="FFFFFF"/>
+            <w:vAlign w:val="center"/>
+          </w:tcPr>
+          <w:p>
+            <w:pPr>
+              <w:keepNext w:val="0"/>
+              <w:keepLines w:val="0"/>
+              <w:widowControl/>
+              <w:suppressLineNumbers w:val="0"/>
+              <w:jc w:val="left"/>
+              <w:textAlignment w:val="center"/>
+              <w:rPr>
+                <w:rFonts w:hint="default" w:ascii="Times New Roman" w:hAnsi="Times New Roman" w:eastAsia="宋体" w:cs="Times New Roman"/>
+                <w:b w:val="0"/>
+                <w:bCs/>
+                <w:i w:val="0"/>
+                <w:iCs w:val="0"/>
+                <w:color w:val="000000"/>
+                <w:sz w:val="18"/>
+                <w:szCs w:val="18"/>
+                <w:u w:val="none"/>
+              </w:rPr>
+            </w:pPr>
+            <w:r>
+              <w:rPr>
+                <w:rFonts w:hint="default" w:ascii="Times New Roman" w:hAnsi="Times New Roman" w:eastAsia="宋体" w:cs="Times New Roman"/>
+                <w:b w:val="0"/>
+                <w:bCs/>
+                <w:i w:val="0"/>
+                <w:iCs w:val="0"/>
+                <w:color w:val="000000"/>
+                <w:kern w:val="0"/>
+                <w:sz w:val="18"/>
+                <w:szCs w:val="18"/>
+                <w:u w:val="none"/>
+                <w:lang w:val="en-US" w:eastAsia="zh-CN" w:bidi="ar"/>
+              </w:rPr>
+              <w:t>c.2310_231</w:t>
+            </w:r>
+            <w:r>
+              <w:rPr>
+                <w:rFonts w:hint="eastAsia" w:ascii="Times New Roman" w:hAnsi="Times New Roman" w:cs="Times New Roman"/>
+                <w:b w:val="0"/>
+                <w:bCs/>
+                <w:i w:val="0"/>
+                <w:iCs w:val="0"/>
+                <w:color w:val="000000"/>
+                <w:kern w:val="0"/>
+                <w:sz w:val="18"/>
+                <w:szCs w:val="18"/>
+                <w:u w:val="none"/>
+                <w:lang w:val="en-US" w:eastAsia="zh-CN" w:bidi="ar"/>
+              </w:rPr>
+              <w:t>1</w:t>
+            </w:r>
+            <w:r>
+              <w:rPr>
+                <w:rFonts w:hint="default" w:ascii="Times New Roman" w:hAnsi="Times New Roman" w:eastAsia="宋体" w:cs="Times New Roman"/>
+                <w:b w:val="0"/>
+                <w:bCs/>
+                <w:i w:val="0"/>
+                <w:iCs w:val="0"/>
+                <w:color w:val="000000"/>
+                <w:kern w:val="0"/>
+                <w:sz w:val="18"/>
+                <w:szCs w:val="18"/>
+                <w:u w:val="none"/>
+                <w:lang w:val="en-US" w:eastAsia="zh-CN" w:bidi="ar"/>
+              </w:rPr>
+              <w:t>insGGT</w:t>
+            </w:r>
+          </w:p>
+        </w:tc>
+        <w:tc>
+          <w:tcPr>
+            <w:tcW w:w="1591" w:type="pct"/>
+            <w:tcBorders>
+              <w:top w:val="single" w:color="000000" w:sz="4" w:space="0"/>
+              <w:left w:val="single" w:color="000000" w:sz="4" w:space="0"/>
+              <w:bottom w:val="single" w:color="000000" w:sz="4" w:space="0"/>
+              <w:right w:val="single" w:color="000000" w:sz="4" w:space="0"/>
+            </w:tcBorders>
+            <w:shd w:val="clear" w:color="auto" w:fill="FFFFFF"/>
+            <w:vAlign w:val="center"/>
+          </w:tcPr>
+          <w:p>
+            <w:pPr>
+              <w:keepNext w:val="0"/>
+              <w:keepLines w:val="0"/>
+              <w:widowControl/>
+              <w:suppressLineNumbers w:val="0"/>
+              <w:jc w:val="left"/>
+              <w:textAlignment w:val="center"/>
+              <w:rPr>
+                <w:rFonts w:hint="default" w:ascii="Times New Roman" w:hAnsi="Times New Roman" w:eastAsia="宋体" w:cs="Times New Roman"/>
+                <w:b w:val="0"/>
+                <w:bCs/>
+                <w:i w:val="0"/>
+                <w:iCs w:val="0"/>
+                <w:color w:val="000000"/>
+                <w:sz w:val="18"/>
+                <w:szCs w:val="18"/>
+                <w:u w:val="none"/>
+              </w:rPr>
+            </w:pPr>
+            <w:r>
+              <w:rPr>
+                <w:rFonts w:hint="default" w:ascii="Times New Roman" w:hAnsi="Times New Roman" w:eastAsia="宋体" w:cs="Times New Roman"/>
+                <w:b w:val="0"/>
+                <w:bCs/>
+                <w:i w:val="0"/>
+                <w:iCs w:val="0"/>
+                <w:color w:val="000000"/>
+                <w:kern w:val="0"/>
+                <w:sz w:val="18"/>
+                <w:szCs w:val="18"/>
+                <w:u w:val="none"/>
+                <w:lang w:val="en-US" w:eastAsia="zh-CN" w:bidi="ar"/>
+              </w:rPr>
+              <w:t>p.D770_N771insG</w:t>
+            </w:r>
+          </w:p>
+        </w:tc>
+        <w:tc>
+          <w:tcPr>
+            <w:tcW w:w="630" w:type="pct"/>
+            <w:tcBorders>
+              <w:top w:val="single" w:color="000000" w:sz="4" w:space="0"/>
+              <w:left w:val="single" w:color="000000" w:sz="4" w:space="0"/>
+              <w:bottom w:val="single" w:color="000000" w:sz="4" w:space="0"/>
+              <w:right w:val="single" w:color="000000" w:sz="4" w:space="0"/>
+            </w:tcBorders>
+            <w:shd w:val="clear" w:color="auto" w:fill="FFFFFF"/>
+            <w:vAlign w:val="center"/>
+          </w:tcPr>
+          <w:p>
+            <w:pPr>
+              <w:keepNext w:val="0"/>
+              <w:keepLines w:val="0"/>
+              <w:widowControl/>
+              <w:suppressLineNumbers w:val="0"/>
+              <w:jc w:val="left"/>
+              <w:textAlignment w:val="center"/>
+              <w:rPr>
+                <w:rFonts w:hint="default" w:ascii="Times New Roman" w:hAnsi="Times New Roman" w:eastAsia="宋体" w:cs="Times New Roman"/>
+                <w:b w:val="0"/>
+                <w:bCs/>
+                <w:i w:val="0"/>
+                <w:iCs w:val="0"/>
+                <w:color w:val="000000"/>
+                <w:sz w:val="18"/>
+                <w:szCs w:val="18"/>
+                <w:u w:val="none"/>
+              </w:rPr>
+            </w:pPr>
+            <w:r>
+              <w:rPr>
+                <w:rFonts w:hint="default" w:ascii="Times New Roman" w:hAnsi="Times New Roman" w:eastAsia="宋体" w:cs="Times New Roman"/>
+                <w:b w:val="0"/>
+                <w:bCs/>
+                <w:i w:val="0"/>
+                <w:iCs w:val="0"/>
+                <w:color w:val="000000"/>
+                <w:kern w:val="0"/>
+                <w:sz w:val="18"/>
+                <w:szCs w:val="18"/>
+                <w:u w:val="none"/>
+                <w:lang w:val="en-US" w:eastAsia="zh-CN" w:bidi="ar"/>
+              </w:rPr>
+              <w:t xml:space="preserve">12378 </w:t>
             </w:r>
           </w:p>
         </w:tc>
@@ -20480,7 +22286,7 @@
                 <w:u w:val="none"/>
                 <w:lang w:val="en-US" w:eastAsia="zh-CN" w:bidi="ar"/>
               </w:rPr>
-              <w:t xml:space="preserve">19 </w:t>
+              <w:t xml:space="preserve">20 </w:t>
             </w:r>
           </w:p>
         </w:tc>
@@ -20530,7 +22336,7 @@
                 <w:u w:val="none"/>
                 <w:lang w:val="en-US" w:eastAsia="zh-CN" w:bidi="ar"/>
               </w:rPr>
-              <w:t>c.2239_2248TTAAGAGAAG&gt;C</w:t>
+              <w:t>c.2319_2320insCAC</w:t>
             </w:r>
           </w:p>
         </w:tc>
@@ -20580,7 +22386,7 @@
                 <w:u w:val="none"/>
                 <w:lang w:val="en-US" w:eastAsia="zh-CN" w:bidi="ar"/>
               </w:rPr>
-              <w:t>p.L747_A750&gt;P</w:t>
+              <w:t>p.H773_V774insH</w:t>
             </w:r>
           </w:p>
         </w:tc>
@@ -20630,7 +22436,7 @@
                 <w:u w:val="none"/>
                 <w:lang w:val="en-US" w:eastAsia="zh-CN" w:bidi="ar"/>
               </w:rPr>
-              <w:t xml:space="preserve">6254 </w:t>
+              <w:t xml:space="preserve">12377 </w:t>
             </w:r>
           </w:p>
         </w:tc>
@@ -20736,7 +22542,7 @@
                 <w:u w:val="none"/>
                 <w:lang w:val="en-US" w:eastAsia="zh-CN" w:bidi="ar"/>
               </w:rPr>
-              <w:t xml:space="preserve">19 </w:t>
+              <w:t xml:space="preserve">21 </w:t>
             </w:r>
           </w:p>
         </w:tc>
@@ -20786,7 +22592,7 @@
                 <w:u w:val="none"/>
                 <w:lang w:val="en-US" w:eastAsia="zh-CN" w:bidi="ar"/>
               </w:rPr>
-              <w:t>c.2237_2255&gt;T</w:t>
+              <w:t>c.2573T&gt;G</w:t>
             </w:r>
           </w:p>
         </w:tc>
@@ -20836,7 +22642,7 @@
                 <w:u w:val="none"/>
                 <w:lang w:val="en-US" w:eastAsia="zh-CN" w:bidi="ar"/>
               </w:rPr>
-              <w:t>p.E746_S752&gt;V</w:t>
+              <w:t>p.L858R</w:t>
             </w:r>
           </w:p>
         </w:tc>
@@ -20886,7 +22692,7 @@
                 <w:u w:val="none"/>
                 <w:lang w:val="en-US" w:eastAsia="zh-CN" w:bidi="ar"/>
               </w:rPr>
-              <w:t xml:space="preserve">12384 </w:t>
+              <w:t xml:space="preserve">6224 </w:t>
             </w:r>
           </w:p>
         </w:tc>
@@ -20992,7 +22798,7 @@
                 <w:u w:val="none"/>
                 <w:lang w:val="en-US" w:eastAsia="zh-CN" w:bidi="ar"/>
               </w:rPr>
-              <w:t xml:space="preserve">19 </w:t>
+              <w:t xml:space="preserve">21 </w:t>
             </w:r>
           </w:p>
         </w:tc>
@@ -21042,7 +22848,7 @@
                 <w:u w:val="none"/>
                 <w:lang w:val="en-US" w:eastAsia="zh-CN" w:bidi="ar"/>
               </w:rPr>
-              <w:t>c.2239_2251&gt;C</w:t>
+              <w:t>c.2582T&gt;A</w:t>
             </w:r>
           </w:p>
         </w:tc>
@@ -21092,7 +22898,7 @@
                 <w:u w:val="none"/>
                 <w:lang w:val="en-US" w:eastAsia="zh-CN" w:bidi="ar"/>
               </w:rPr>
-              <w:t>p.L747_T75I&gt;P</w:t>
+              <w:t>p.L861Q</w:t>
             </w:r>
           </w:p>
         </w:tc>
@@ -21142,7 +22948,7 @@
                 <w:u w:val="none"/>
                 <w:lang w:val="en-US" w:eastAsia="zh-CN" w:bidi="ar"/>
               </w:rPr>
-              <w:t xml:space="preserve">12383 </w:t>
+              <w:t xml:space="preserve">6213 </w:t>
             </w:r>
           </w:p>
         </w:tc>
@@ -21170,7 +22976,7 @@
         <w:tc>
           <w:tcPr>
             <w:tcW w:w="699" w:type="pct"/>
-            <w:vMerge w:val="continue"/>
+            <w:vMerge w:val="restart"/>
             <w:tcBorders>
               <w:top w:val="single" w:color="FFFFFF" w:sz="8" w:space="0"/>
               <w:left w:val="single" w:color="FFFFFF" w:sz="8" w:space="0"/>
@@ -21182,7 +22988,12 @@
           </w:tcPr>
           <w:p>
             <w:pPr>
+              <w:keepNext w:val="0"/>
+              <w:keepLines w:val="0"/>
+              <w:widowControl/>
+              <w:suppressLineNumbers w:val="0"/>
               <w:jc w:val="left"/>
+              <w:textAlignment w:val="center"/>
               <w:rPr>
                 <w:rFonts w:hint="default" w:ascii="Times New Roman" w:hAnsi="Times New Roman" w:eastAsia="宋体" w:cs="Times New Roman"/>
                 <w:b/>
@@ -21200,6 +23011,27 @@
                 </w14:textFill>
               </w:rPr>
             </w:pPr>
+            <w:r>
+              <w:rPr>
+                <w:rFonts w:hint="default" w:ascii="Times New Roman" w:hAnsi="Times New Roman" w:eastAsia="宋体" w:cs="Times New Roman"/>
+                <w:b/>
+                <w:bCs w:val="0"/>
+                <w:i w:val="0"/>
+                <w:iCs w:val="0"/>
+                <w:color w:val="FFFFFF" w:themeColor="background1"/>
+                <w:kern w:val="0"/>
+                <w:sz w:val="18"/>
+                <w:szCs w:val="18"/>
+                <w:u w:val="none"/>
+                <w:lang w:val="en-US" w:eastAsia="zh-CN" w:bidi="ar"/>
+                <w14:textFill>
+                  <w14:solidFill>
+                    <w14:schemeClr w14:val="bg1"/>
+                  </w14:solidFill>
+                </w14:textFill>
+              </w:rPr>
+              <w:t>KRAS</w:t>
+            </w:r>
           </w:p>
         </w:tc>
         <w:tc>
@@ -21248,7 +23080,7 @@
                 <w:u w:val="none"/>
                 <w:lang w:val="en-US" w:eastAsia="zh-CN" w:bidi="ar"/>
               </w:rPr>
-              <w:t xml:space="preserve">20 </w:t>
+              <w:t xml:space="preserve">2 </w:t>
             </w:r>
           </w:p>
         </w:tc>
@@ -21298,7 +23130,7 @@
                 <w:u w:val="none"/>
                 <w:lang w:val="en-US" w:eastAsia="zh-CN" w:bidi="ar"/>
               </w:rPr>
-              <w:t>c.2369C&gt;T</w:t>
+              <w:t>c.35G&gt;A</w:t>
             </w:r>
           </w:p>
         </w:tc>
@@ -21348,7 +23180,7 @@
                 <w:u w:val="none"/>
                 <w:lang w:val="en-US" w:eastAsia="zh-CN" w:bidi="ar"/>
               </w:rPr>
-              <w:t>p.T790M</w:t>
+              <w:t>p.G12D</w:t>
             </w:r>
           </w:p>
         </w:tc>
@@ -21398,7 +23230,7 @@
                 <w:u w:val="none"/>
                 <w:lang w:val="en-US" w:eastAsia="zh-CN" w:bidi="ar"/>
               </w:rPr>
-              <w:t xml:space="preserve">6240 </w:t>
+              <w:t xml:space="preserve">521 </w:t>
             </w:r>
           </w:p>
         </w:tc>
@@ -21504,7 +23336,7 @@
                 <w:u w:val="none"/>
                 <w:lang w:val="en-US" w:eastAsia="zh-CN" w:bidi="ar"/>
               </w:rPr>
-              <w:t xml:space="preserve">20 </w:t>
+              <w:t xml:space="preserve">2 </w:t>
             </w:r>
           </w:p>
         </w:tc>
@@ -21554,7 +23386,7 @@
                 <w:u w:val="none"/>
                 <w:lang w:val="en-US" w:eastAsia="zh-CN" w:bidi="ar"/>
               </w:rPr>
-              <w:t>c.2303G&gt;T</w:t>
+              <w:t>c.35G&gt;T</w:t>
             </w:r>
           </w:p>
         </w:tc>
@@ -21604,7 +23436,7 @@
                 <w:u w:val="none"/>
                 <w:lang w:val="en-US" w:eastAsia="zh-CN" w:bidi="ar"/>
               </w:rPr>
-              <w:t>p.S7681</w:t>
+              <w:t>p.G12V</w:t>
             </w:r>
           </w:p>
         </w:tc>
@@ -21654,7 +23486,7 @@
                 <w:u w:val="none"/>
                 <w:lang w:val="en-US" w:eastAsia="zh-CN" w:bidi="ar"/>
               </w:rPr>
-              <w:t xml:space="preserve">6241 </w:t>
+              <w:t xml:space="preserve">520 </w:t>
             </w:r>
           </w:p>
         </w:tc>
@@ -21760,7 +23592,7 @@
                 <w:u w:val="none"/>
                 <w:lang w:val="en-US" w:eastAsia="zh-CN" w:bidi="ar"/>
               </w:rPr>
-              <w:t xml:space="preserve">20 </w:t>
+              <w:t xml:space="preserve">2 </w:t>
             </w:r>
           </w:p>
         </w:tc>
@@ -21810,7 +23642,7 @@
                 <w:u w:val="none"/>
                 <w:lang w:val="en-US" w:eastAsia="zh-CN" w:bidi="ar"/>
               </w:rPr>
-              <w:t>c.2307_2308insGCCAGCGTG</w:t>
+              <w:t>c.34G&gt;T</w:t>
             </w:r>
           </w:p>
         </w:tc>
@@ -21860,7 +23692,7 @@
                 <w:u w:val="none"/>
                 <w:lang w:val="en-US" w:eastAsia="zh-CN" w:bidi="ar"/>
               </w:rPr>
-              <w:t>p.V769_D770insASV</w:t>
+              <w:t>p.G12C</w:t>
             </w:r>
           </w:p>
         </w:tc>
@@ -21910,7 +23742,264 @@
                 <w:u w:val="none"/>
                 <w:lang w:val="en-US" w:eastAsia="zh-CN" w:bidi="ar"/>
               </w:rPr>
-              <w:t xml:space="preserve">12376 </w:t>
+              <w:t xml:space="preserve">516 </w:t>
+            </w:r>
+          </w:p>
+        </w:tc>
+      </w:tr>
+      <w:tr>
+        <w:tblPrEx>
+          <w:tblBorders>
+            <w:top w:val="none" w:color="auto" w:sz="0" w:space="0"/>
+            <w:left w:val="none" w:color="auto" w:sz="0" w:space="0"/>
+            <w:bottom w:val="none" w:color="auto" w:sz="0" w:space="0"/>
+            <w:right w:val="none" w:color="auto" w:sz="0" w:space="0"/>
+            <w:insideH w:val="none" w:color="auto" w:sz="0" w:space="0"/>
+            <w:insideV w:val="none" w:color="auto" w:sz="0" w:space="0"/>
+          </w:tblBorders>
+          <w:shd w:val="clear" w:color="auto" w:fill="auto"/>
+          <w:tblCellMar>
+            <w:top w:w="0" w:type="dxa"/>
+            <w:left w:w="108" w:type="dxa"/>
+            <w:bottom w:w="0" w:type="dxa"/>
+            <w:right w:w="108" w:type="dxa"/>
+          </w:tblCellMar>
+        </w:tblPrEx>
+        <w:trPr>
+          <w:trHeight w:val="300" w:hRule="atLeast"/>
+        </w:trPr>
+        <w:tc>
+          <w:tcPr>
+            <w:tcW w:w="699" w:type="pct"/>
+            <w:vMerge w:val="continue"/>
+            <w:tcBorders>
+              <w:top w:val="single" w:color="FFFFFF" w:sz="8" w:space="0"/>
+              <w:left w:val="single" w:color="FFFFFF" w:sz="8" w:space="0"/>
+              <w:bottom w:val="single" w:color="FFFFFF" w:sz="8" w:space="0"/>
+              <w:right w:val="single" w:color="FFFFFF" w:sz="8" w:space="0"/>
+            </w:tcBorders>
+            <w:shd w:val="clear" w:color="auto" w:fill="1F3864"/>
+            <w:vAlign w:val="center"/>
+          </w:tcPr>
+          <w:p>
+            <w:pPr>
+              <w:jc w:val="left"/>
+              <w:rPr>
+                <w:rFonts w:hint="default" w:ascii="Times New Roman" w:hAnsi="Times New Roman" w:eastAsia="宋体" w:cs="Times New Roman"/>
+                <w:b/>
+                <w:bCs w:val="0"/>
+                <w:i w:val="0"/>
+                <w:iCs w:val="0"/>
+                <w:color w:val="FFFFFF" w:themeColor="background1"/>
+                <w:sz w:val="18"/>
+                <w:szCs w:val="18"/>
+                <w:u w:val="none"/>
+                <w14:textFill>
+                  <w14:solidFill>
+                    <w14:schemeClr w14:val="bg1"/>
+                  </w14:solidFill>
+                </w14:textFill>
+              </w:rPr>
+            </w:pPr>
+          </w:p>
+        </w:tc>
+        <w:tc>
+          <w:tcPr>
+            <w:tcW w:w="435" w:type="pct"/>
+            <w:tcBorders>
+              <w:top w:val="single" w:color="000000" w:sz="4" w:space="0"/>
+              <w:left w:val="single" w:color="FFFFFF" w:sz="8" w:space="0"/>
+              <w:bottom w:val="single" w:color="000000" w:sz="4" w:space="0"/>
+              <w:right w:val="single" w:color="000000" w:sz="4" w:space="0"/>
+            </w:tcBorders>
+            <w:shd w:val="clear" w:color="auto" w:fill="FFFFFF"/>
+            <w:vAlign w:val="center"/>
+          </w:tcPr>
+          <w:p>
+            <w:pPr>
+              <w:keepNext w:val="0"/>
+              <w:keepLines w:val="0"/>
+              <w:widowControl/>
+              <w:suppressLineNumbers w:val="0"/>
+              <w:jc w:val="left"/>
+              <w:textAlignment w:val="center"/>
+              <w:rPr>
+                <w:rFonts w:hint="default" w:ascii="Times New Roman" w:hAnsi="Times New Roman" w:eastAsia="宋体" w:cs="Times New Roman"/>
+                <w:b w:val="0"/>
+                <w:bCs/>
+                <w:i w:val="0"/>
+                <w:iCs w:val="0"/>
+                <w:color w:val="000000"/>
+                <w:sz w:val="18"/>
+                <w:szCs w:val="18"/>
+                <w:u w:val="none"/>
+              </w:rPr>
+            </w:pPr>
+            <w:r>
+              <w:rPr>
+                <w:rFonts w:hint="default" w:ascii="Times New Roman" w:hAnsi="Times New Roman" w:eastAsia="宋体" w:cs="Times New Roman"/>
+                <w:b w:val="0"/>
+                <w:bCs/>
+                <w:i w:val="0"/>
+                <w:iCs w:val="0"/>
+                <w:color w:val="000000"/>
+                <w:kern w:val="0"/>
+                <w:sz w:val="18"/>
+                <w:szCs w:val="18"/>
+                <w:u w:val="none"/>
+                <w:lang w:val="en-US" w:eastAsia="zh-CN" w:bidi="ar"/>
+              </w:rPr>
+              <w:t xml:space="preserve">2 </w:t>
+            </w:r>
+          </w:p>
+        </w:tc>
+        <w:tc>
+          <w:tcPr>
+            <w:tcW w:w="1643" w:type="pct"/>
+            <w:tcBorders>
+              <w:top w:val="single" w:color="000000" w:sz="4" w:space="0"/>
+              <w:left w:val="single" w:color="000000" w:sz="4" w:space="0"/>
+              <w:bottom w:val="single" w:color="000000" w:sz="4" w:space="0"/>
+              <w:right w:val="single" w:color="000000" w:sz="4" w:space="0"/>
+            </w:tcBorders>
+            <w:shd w:val="clear" w:color="auto" w:fill="FFFFFF"/>
+            <w:vAlign w:val="center"/>
+          </w:tcPr>
+          <w:p>
+            <w:pPr>
+              <w:keepNext w:val="0"/>
+              <w:keepLines w:val="0"/>
+              <w:widowControl/>
+              <w:suppressLineNumbers w:val="0"/>
+              <w:jc w:val="left"/>
+              <w:textAlignment w:val="center"/>
+              <w:rPr>
+                <w:rFonts w:hint="default" w:ascii="Times New Roman" w:hAnsi="Times New Roman" w:eastAsia="宋体" w:cs="Times New Roman"/>
+                <w:b w:val="0"/>
+                <w:bCs/>
+                <w:i w:val="0"/>
+                <w:iCs w:val="0"/>
+                <w:color w:val="000000"/>
+                <w:sz w:val="18"/>
+                <w:szCs w:val="18"/>
+                <w:u w:val="none"/>
+              </w:rPr>
+            </w:pPr>
+            <w:r>
+              <w:rPr>
+                <w:rFonts w:hint="default" w:ascii="Times New Roman" w:hAnsi="Times New Roman" w:eastAsia="宋体" w:cs="Times New Roman"/>
+                <w:b w:val="0"/>
+                <w:bCs/>
+                <w:i w:val="0"/>
+                <w:iCs w:val="0"/>
+                <w:color w:val="000000"/>
+                <w:kern w:val="0"/>
+                <w:sz w:val="18"/>
+                <w:szCs w:val="18"/>
+                <w:u w:val="none"/>
+                <w:lang w:val="en-US" w:eastAsia="zh-CN" w:bidi="ar"/>
+              </w:rPr>
+              <w:t>c.34G&gt;A</w:t>
+            </w:r>
+          </w:p>
+        </w:tc>
+        <w:tc>
+          <w:tcPr>
+            <w:tcW w:w="1591" w:type="pct"/>
+            <w:tcBorders>
+              <w:top w:val="single" w:color="000000" w:sz="4" w:space="0"/>
+              <w:left w:val="single" w:color="000000" w:sz="4" w:space="0"/>
+              <w:bottom w:val="single" w:color="000000" w:sz="4" w:space="0"/>
+              <w:right w:val="single" w:color="000000" w:sz="4" w:space="0"/>
+            </w:tcBorders>
+            <w:shd w:val="clear" w:color="auto" w:fill="FFFFFF"/>
+            <w:vAlign w:val="center"/>
+          </w:tcPr>
+          <w:p>
+            <w:pPr>
+              <w:keepNext w:val="0"/>
+              <w:keepLines w:val="0"/>
+              <w:widowControl/>
+              <w:suppressLineNumbers w:val="0"/>
+              <w:jc w:val="left"/>
+              <w:textAlignment w:val="center"/>
+              <w:rPr>
+                <w:rFonts w:hint="default" w:ascii="Times New Roman" w:hAnsi="Times New Roman" w:eastAsia="宋体" w:cs="Times New Roman"/>
+                <w:b w:val="0"/>
+                <w:bCs/>
+                <w:i w:val="0"/>
+                <w:iCs w:val="0"/>
+                <w:color w:val="000000"/>
+                <w:sz w:val="18"/>
+                <w:szCs w:val="18"/>
+                <w:u w:val="none"/>
+              </w:rPr>
+            </w:pPr>
+            <w:r>
+              <w:rPr>
+                <w:rFonts w:hint="default" w:ascii="Times New Roman" w:hAnsi="Times New Roman" w:eastAsia="宋体" w:cs="Times New Roman"/>
+                <w:b w:val="0"/>
+                <w:bCs/>
+                <w:i w:val="0"/>
+                <w:iCs w:val="0"/>
+                <w:color w:val="000000"/>
+                <w:kern w:val="0"/>
+                <w:sz w:val="18"/>
+                <w:szCs w:val="18"/>
+                <w:u w:val="none"/>
+                <w:lang w:val="en-US" w:eastAsia="zh-CN" w:bidi="ar"/>
+              </w:rPr>
+              <w:t>p.G12S</w:t>
+            </w:r>
+          </w:p>
+        </w:tc>
+        <w:tc>
+          <w:tcPr>
+            <w:tcW w:w="630" w:type="pct"/>
+            <w:tcBorders>
+              <w:top w:val="single" w:color="000000" w:sz="4" w:space="0"/>
+              <w:left w:val="single" w:color="000000" w:sz="4" w:space="0"/>
+              <w:bottom w:val="single" w:color="000000" w:sz="4" w:space="0"/>
+              <w:right w:val="single" w:color="000000" w:sz="4" w:space="0"/>
+            </w:tcBorders>
+            <w:shd w:val="clear" w:color="auto" w:fill="FFFFFF"/>
+            <w:vAlign w:val="center"/>
+          </w:tcPr>
+          <w:p>
+            <w:pPr>
+              <w:keepNext w:val="0"/>
+              <w:keepLines w:val="0"/>
+              <w:widowControl/>
+              <w:suppressLineNumbers w:val="0"/>
+              <w:jc w:val="left"/>
+              <w:textAlignment w:val="center"/>
+              <w:rPr>
+                <w:rFonts w:hint="default" w:ascii="Times New Roman" w:hAnsi="Times New Roman" w:eastAsia="宋体" w:cs="Times New Roman"/>
+                <w:b w:val="0"/>
+                <w:bCs/>
+                <w:i w:val="0"/>
+                <w:iCs w:val="0"/>
+                <w:color w:val="000000"/>
+                <w:sz w:val="18"/>
+                <w:szCs w:val="18"/>
+                <w:u w:val="none"/>
+              </w:rPr>
+            </w:pPr>
+            <w:r>
+              <w:rPr>
+                <w:rFonts w:hint="default" w:ascii="Times New Roman" w:hAnsi="Times New Roman" w:eastAsia="宋体" w:cs="Times New Roman"/>
+                <w:b w:val="0"/>
+                <w:bCs/>
+                <w:i w:val="0"/>
+                <w:iCs w:val="0"/>
+                <w:color w:val="000000"/>
+                <w:kern w:val="0"/>
+                <w:sz w:val="18"/>
+                <w:szCs w:val="18"/>
+                <w:u w:val="none"/>
+                <w:lang w:val="en-US" w:eastAsia="zh-CN" w:bidi="ar"/>
+              </w:rPr>
+              <w:t xml:space="preserve">517 </w:t>
             </w:r>
           </w:p>
         </w:tc>
@@ -22016,7 +24105,7 @@
                 <w:u w:val="none"/>
                 <w:lang w:val="en-US" w:eastAsia="zh-CN" w:bidi="ar"/>
               </w:rPr>
-              <w:t xml:space="preserve">20 </w:t>
+              <w:t xml:space="preserve">2 </w:t>
             </w:r>
           </w:p>
         </w:tc>
@@ -22066,24 +24155,42 @@
                 <w:u w:val="none"/>
                 <w:lang w:val="en-US" w:eastAsia="zh-CN" w:bidi="ar"/>
               </w:rPr>
-              <w:t>c.2310_231</w:t>
-            </w:r>
-            <w:r>
-              <w:rPr>
-                <w:rFonts w:hint="eastAsia" w:ascii="Times New Roman" w:hAnsi="Times New Roman" w:cs="Times New Roman"/>
+              <w:t>c.38G&gt;A</w:t>
+            </w:r>
+          </w:p>
+        </w:tc>
+        <w:tc>
+          <w:tcPr>
+            <w:tcW w:w="1591" w:type="pct"/>
+            <w:tcBorders>
+              <w:top w:val="single" w:color="000000" w:sz="4" w:space="0"/>
+              <w:left w:val="single" w:color="000000" w:sz="4" w:space="0"/>
+              <w:bottom w:val="single" w:color="000000" w:sz="4" w:space="0"/>
+              <w:right w:val="single" w:color="000000" w:sz="4" w:space="0"/>
+            </w:tcBorders>
+            <w:shd w:val="clear" w:color="auto" w:fill="FFFFFF"/>
+            <w:vAlign w:val="center"/>
+          </w:tcPr>
+          <w:p>
+            <w:pPr>
+              <w:keepNext w:val="0"/>
+              <w:keepLines w:val="0"/>
+              <w:widowControl/>
+              <w:suppressLineNumbers w:val="0"/>
+              <w:jc w:val="left"/>
+              <w:textAlignment w:val="center"/>
+              <w:rPr>
+                <w:rFonts w:hint="default" w:ascii="Times New Roman" w:hAnsi="Times New Roman" w:eastAsia="宋体" w:cs="Times New Roman"/>
                 <w:b w:val="0"/>
                 <w:bCs/>
                 <w:i w:val="0"/>
                 <w:iCs w:val="0"/>
                 <w:color w:val="000000"/>
-                <w:kern w:val="0"/>
                 <w:sz w:val="18"/>
                 <w:szCs w:val="18"/>
                 <w:u w:val="none"/>
-                <w:lang w:val="en-US" w:eastAsia="zh-CN" w:bidi="ar"/>
-              </w:rPr>
-              <w:t>1</w:t>
-            </w:r>
+              </w:rPr>
+            </w:pPr>
             <w:r>
               <w:rPr>
                 <w:rFonts w:hint="default" w:ascii="Times New Roman" w:hAnsi="Times New Roman" w:eastAsia="宋体" w:cs="Times New Roman"/>
@@ -22098,13 +24205,13 @@
                 <w:u w:val="none"/>
                 <w:lang w:val="en-US" w:eastAsia="zh-CN" w:bidi="ar"/>
               </w:rPr>
-              <w:t>insGGT</w:t>
-            </w:r>
-          </w:p>
-        </w:tc>
-        <w:tc>
-          <w:tcPr>
-            <w:tcW w:w="1591" w:type="pct"/>
+              <w:t>p.G13D</w:t>
+            </w:r>
+          </w:p>
+        </w:tc>
+        <w:tc>
+          <w:tcPr>
+            <w:tcW w:w="630" w:type="pct"/>
             <w:tcBorders>
               <w:top w:val="single" w:color="000000" w:sz="4" w:space="0"/>
               <w:left w:val="single" w:color="000000" w:sz="4" w:space="0"/>
@@ -22148,57 +24255,7 @@
                 <w:u w:val="none"/>
                 <w:lang w:val="en-US" w:eastAsia="zh-CN" w:bidi="ar"/>
               </w:rPr>
-              <w:t>p.D770_N771insG</w:t>
-            </w:r>
-          </w:p>
-        </w:tc>
-        <w:tc>
-          <w:tcPr>
-            <w:tcW w:w="630" w:type="pct"/>
-            <w:tcBorders>
-              <w:top w:val="single" w:color="000000" w:sz="4" w:space="0"/>
-              <w:left w:val="single" w:color="000000" w:sz="4" w:space="0"/>
-              <w:bottom w:val="single" w:color="000000" w:sz="4" w:space="0"/>
-              <w:right w:val="single" w:color="000000" w:sz="4" w:space="0"/>
-            </w:tcBorders>
-            <w:shd w:val="clear" w:color="auto" w:fill="FFFFFF"/>
-            <w:vAlign w:val="center"/>
-          </w:tcPr>
-          <w:p>
-            <w:pPr>
-              <w:keepNext w:val="0"/>
-              <w:keepLines w:val="0"/>
-              <w:widowControl/>
-              <w:suppressLineNumbers w:val="0"/>
-              <w:jc w:val="left"/>
-              <w:textAlignment w:val="center"/>
-              <w:rPr>
-                <w:rFonts w:hint="default" w:ascii="Times New Roman" w:hAnsi="Times New Roman" w:eastAsia="宋体" w:cs="Times New Roman"/>
-                <w:b w:val="0"/>
-                <w:bCs/>
-                <w:i w:val="0"/>
-                <w:iCs w:val="0"/>
-                <w:color w:val="000000"/>
-                <w:sz w:val="18"/>
-                <w:szCs w:val="18"/>
-                <w:u w:val="none"/>
-              </w:rPr>
-            </w:pPr>
-            <w:r>
-              <w:rPr>
-                <w:rFonts w:hint="default" w:ascii="Times New Roman" w:hAnsi="Times New Roman" w:eastAsia="宋体" w:cs="Times New Roman"/>
-                <w:b w:val="0"/>
-                <w:bCs/>
-                <w:i w:val="0"/>
-                <w:iCs w:val="0"/>
-                <w:color w:val="000000"/>
-                <w:kern w:val="0"/>
-                <w:sz w:val="18"/>
-                <w:szCs w:val="18"/>
-                <w:u w:val="none"/>
-                <w:lang w:val="en-US" w:eastAsia="zh-CN" w:bidi="ar"/>
-              </w:rPr>
-              <w:t xml:space="preserve">12378 </w:t>
+              <w:t xml:space="preserve">532 </w:t>
             </w:r>
           </w:p>
         </w:tc>
@@ -22304,7 +24361,7 @@
                 <w:u w:val="none"/>
                 <w:lang w:val="en-US" w:eastAsia="zh-CN" w:bidi="ar"/>
               </w:rPr>
-              <w:t xml:space="preserve">20 </w:t>
+              <w:t xml:space="preserve">2 </w:t>
             </w:r>
           </w:p>
         </w:tc>
@@ -22354,7 +24411,7 @@
                 <w:u w:val="none"/>
                 <w:lang w:val="en-US" w:eastAsia="zh-CN" w:bidi="ar"/>
               </w:rPr>
-              <w:t>c.2319_2320insCAC</w:t>
+              <w:t>c.34G&gt;C</w:t>
             </w:r>
           </w:p>
         </w:tc>
@@ -22404,7 +24461,7 @@
                 <w:u w:val="none"/>
                 <w:lang w:val="en-US" w:eastAsia="zh-CN" w:bidi="ar"/>
               </w:rPr>
-              <w:t>p.H773_V774insH</w:t>
+              <w:t>p.G12R</w:t>
             </w:r>
           </w:p>
         </w:tc>
@@ -22454,7 +24511,7 @@
                 <w:u w:val="none"/>
                 <w:lang w:val="en-US" w:eastAsia="zh-CN" w:bidi="ar"/>
               </w:rPr>
-              <w:t xml:space="preserve">12377 </w:t>
+              <w:t xml:space="preserve">518 </w:t>
             </w:r>
           </w:p>
         </w:tc>
@@ -22560,7 +24617,7 @@
                 <w:u w:val="none"/>
                 <w:lang w:val="en-US" w:eastAsia="zh-CN" w:bidi="ar"/>
               </w:rPr>
-              <w:t xml:space="preserve">21 </w:t>
+              <w:t xml:space="preserve">2 </w:t>
             </w:r>
           </w:p>
         </w:tc>
@@ -22610,7 +24667,7 @@
                 <w:u w:val="none"/>
                 <w:lang w:val="en-US" w:eastAsia="zh-CN" w:bidi="ar"/>
               </w:rPr>
-              <w:t>c.2573T&gt;G</w:t>
+              <w:t>c.35G&gt;C</w:t>
             </w:r>
           </w:p>
         </w:tc>
@@ -22660,7 +24717,7 @@
                 <w:u w:val="none"/>
                 <w:lang w:val="en-US" w:eastAsia="zh-CN" w:bidi="ar"/>
               </w:rPr>
-              <w:t>p.L858R</w:t>
+              <w:t>p.G12A</w:t>
             </w:r>
           </w:p>
         </w:tc>
@@ -22710,7 +24767,289 @@
                 <w:u w:val="none"/>
                 <w:lang w:val="en-US" w:eastAsia="zh-CN" w:bidi="ar"/>
               </w:rPr>
-              <w:t xml:space="preserve">6224 </w:t>
+              <w:t xml:space="preserve">522 </w:t>
+            </w:r>
+          </w:p>
+        </w:tc>
+      </w:tr>
+      <w:tr>
+        <w:tblPrEx>
+          <w:tblBorders>
+            <w:top w:val="none" w:color="auto" w:sz="0" w:space="0"/>
+            <w:left w:val="none" w:color="auto" w:sz="0" w:space="0"/>
+            <w:bottom w:val="none" w:color="auto" w:sz="0" w:space="0"/>
+            <w:right w:val="none" w:color="auto" w:sz="0" w:space="0"/>
+            <w:insideH w:val="none" w:color="auto" w:sz="0" w:space="0"/>
+            <w:insideV w:val="none" w:color="auto" w:sz="0" w:space="0"/>
+          </w:tblBorders>
+          <w:shd w:val="clear" w:color="auto" w:fill="auto"/>
+          <w:tblCellMar>
+            <w:top w:w="0" w:type="dxa"/>
+            <w:left w:w="108" w:type="dxa"/>
+            <w:bottom w:w="0" w:type="dxa"/>
+            <w:right w:w="108" w:type="dxa"/>
+          </w:tblCellMar>
+        </w:tblPrEx>
+        <w:trPr>
+          <w:trHeight w:val="300" w:hRule="atLeast"/>
+        </w:trPr>
+        <w:tc>
+          <w:tcPr>
+            <w:tcW w:w="699" w:type="pct"/>
+            <w:tcBorders>
+              <w:top w:val="single" w:color="FFFFFF" w:sz="8" w:space="0"/>
+              <w:left w:val="single" w:color="FFFFFF" w:sz="8" w:space="0"/>
+              <w:bottom w:val="single" w:color="FFFFFF" w:sz="8" w:space="0"/>
+              <w:right w:val="single" w:color="FFFFFF" w:sz="8" w:space="0"/>
+            </w:tcBorders>
+            <w:shd w:val="clear" w:color="auto" w:fill="1F3864"/>
+            <w:vAlign w:val="center"/>
+          </w:tcPr>
+          <w:p>
+            <w:pPr>
+              <w:keepNext w:val="0"/>
+              <w:keepLines w:val="0"/>
+              <w:widowControl/>
+              <w:suppressLineNumbers w:val="0"/>
+              <w:jc w:val="left"/>
+              <w:textAlignment w:val="center"/>
+              <w:rPr>
+                <w:rFonts w:hint="default" w:ascii="Times New Roman" w:hAnsi="Times New Roman" w:eastAsia="宋体" w:cs="Times New Roman"/>
+                <w:b/>
+                <w:bCs w:val="0"/>
+                <w:i w:val="0"/>
+                <w:iCs w:val="0"/>
+                <w:color w:val="FFFFFF" w:themeColor="background1"/>
+                <w:sz w:val="18"/>
+                <w:szCs w:val="18"/>
+                <w:u w:val="none"/>
+                <w14:textFill>
+                  <w14:solidFill>
+                    <w14:schemeClr w14:val="bg1"/>
+                  </w14:solidFill>
+                </w14:textFill>
+              </w:rPr>
+            </w:pPr>
+            <w:r>
+              <w:rPr>
+                <w:rFonts w:hint="default" w:ascii="Times New Roman" w:hAnsi="Times New Roman" w:eastAsia="宋体" w:cs="Times New Roman"/>
+                <w:b/>
+                <w:bCs w:val="0"/>
+                <w:i w:val="0"/>
+                <w:iCs w:val="0"/>
+                <w:color w:val="FFFFFF" w:themeColor="background1"/>
+                <w:kern w:val="0"/>
+                <w:sz w:val="18"/>
+                <w:szCs w:val="18"/>
+                <w:u w:val="none"/>
+                <w:lang w:val="en-US" w:eastAsia="zh-CN" w:bidi="ar"/>
+                <w14:textFill>
+                  <w14:solidFill>
+                    <w14:schemeClr w14:val="bg1"/>
+                  </w14:solidFill>
+                </w14:textFill>
+              </w:rPr>
+              <w:t>BRAF</w:t>
+            </w:r>
+          </w:p>
+        </w:tc>
+        <w:tc>
+          <w:tcPr>
+            <w:tcW w:w="435" w:type="pct"/>
+            <w:tcBorders>
+              <w:top w:val="single" w:color="000000" w:sz="4" w:space="0"/>
+              <w:left w:val="single" w:color="FFFFFF" w:sz="8" w:space="0"/>
+              <w:bottom w:val="single" w:color="000000" w:sz="4" w:space="0"/>
+              <w:right w:val="single" w:color="000000" w:sz="4" w:space="0"/>
+            </w:tcBorders>
+            <w:shd w:val="clear" w:color="auto" w:fill="FFFFFF"/>
+            <w:vAlign w:val="center"/>
+          </w:tcPr>
+          <w:p>
+            <w:pPr>
+              <w:keepNext w:val="0"/>
+              <w:keepLines w:val="0"/>
+              <w:widowControl/>
+              <w:suppressLineNumbers w:val="0"/>
+              <w:jc w:val="left"/>
+              <w:textAlignment w:val="center"/>
+              <w:rPr>
+                <w:rFonts w:hint="default" w:ascii="Times New Roman" w:hAnsi="Times New Roman" w:eastAsia="宋体" w:cs="Times New Roman"/>
+                <w:b w:val="0"/>
+                <w:bCs/>
+                <w:i w:val="0"/>
+                <w:iCs w:val="0"/>
+                <w:color w:val="000000"/>
+                <w:sz w:val="18"/>
+                <w:szCs w:val="18"/>
+                <w:u w:val="none"/>
+              </w:rPr>
+            </w:pPr>
+            <w:r>
+              <w:rPr>
+                <w:rFonts w:hint="default" w:ascii="Times New Roman" w:hAnsi="Times New Roman" w:eastAsia="宋体" w:cs="Times New Roman"/>
+                <w:b w:val="0"/>
+                <w:bCs/>
+                <w:i w:val="0"/>
+                <w:iCs w:val="0"/>
+                <w:color w:val="000000"/>
+                <w:kern w:val="0"/>
+                <w:sz w:val="18"/>
+                <w:szCs w:val="18"/>
+                <w:u w:val="none"/>
+                <w:lang w:val="en-US" w:eastAsia="zh-CN" w:bidi="ar"/>
+              </w:rPr>
+              <w:t xml:space="preserve">15 </w:t>
+            </w:r>
+          </w:p>
+        </w:tc>
+        <w:tc>
+          <w:tcPr>
+            <w:tcW w:w="1643" w:type="pct"/>
+            <w:tcBorders>
+              <w:top w:val="single" w:color="000000" w:sz="4" w:space="0"/>
+              <w:left w:val="single" w:color="000000" w:sz="4" w:space="0"/>
+              <w:bottom w:val="single" w:color="000000" w:sz="4" w:space="0"/>
+              <w:right w:val="single" w:color="000000" w:sz="4" w:space="0"/>
+            </w:tcBorders>
+            <w:shd w:val="clear" w:color="auto" w:fill="FFFFFF"/>
+            <w:vAlign w:val="center"/>
+          </w:tcPr>
+          <w:p>
+            <w:pPr>
+              <w:keepNext w:val="0"/>
+              <w:keepLines w:val="0"/>
+              <w:widowControl/>
+              <w:suppressLineNumbers w:val="0"/>
+              <w:jc w:val="left"/>
+              <w:textAlignment w:val="center"/>
+              <w:rPr>
+                <w:rFonts w:hint="default" w:ascii="Times New Roman" w:hAnsi="Times New Roman" w:eastAsia="宋体" w:cs="Times New Roman"/>
+                <w:b w:val="0"/>
+                <w:bCs/>
+                <w:i w:val="0"/>
+                <w:iCs w:val="0"/>
+                <w:color w:val="000000"/>
+                <w:sz w:val="18"/>
+                <w:szCs w:val="18"/>
+                <w:u w:val="none"/>
+              </w:rPr>
+            </w:pPr>
+            <w:r>
+              <w:rPr>
+                <w:rFonts w:hint="default" w:ascii="Times New Roman" w:hAnsi="Times New Roman" w:eastAsia="宋体" w:cs="Times New Roman"/>
+                <w:b w:val="0"/>
+                <w:bCs/>
+                <w:i w:val="0"/>
+                <w:iCs w:val="0"/>
+                <w:color w:val="000000"/>
+                <w:kern w:val="0"/>
+                <w:sz w:val="18"/>
+                <w:szCs w:val="18"/>
+                <w:u w:val="none"/>
+                <w:lang w:val="en-US" w:eastAsia="zh-CN" w:bidi="ar"/>
+              </w:rPr>
+              <w:t>c.1799T&gt;A</w:t>
+            </w:r>
+          </w:p>
+        </w:tc>
+        <w:tc>
+          <w:tcPr>
+            <w:tcW w:w="1591" w:type="pct"/>
+            <w:tcBorders>
+              <w:top w:val="single" w:color="000000" w:sz="4" w:space="0"/>
+              <w:left w:val="single" w:color="000000" w:sz="4" w:space="0"/>
+              <w:bottom w:val="single" w:color="000000" w:sz="4" w:space="0"/>
+              <w:right w:val="single" w:color="000000" w:sz="4" w:space="0"/>
+            </w:tcBorders>
+            <w:shd w:val="clear" w:color="auto" w:fill="FFFFFF"/>
+            <w:vAlign w:val="center"/>
+          </w:tcPr>
+          <w:p>
+            <w:pPr>
+              <w:keepNext w:val="0"/>
+              <w:keepLines w:val="0"/>
+              <w:widowControl/>
+              <w:suppressLineNumbers w:val="0"/>
+              <w:jc w:val="left"/>
+              <w:textAlignment w:val="center"/>
+              <w:rPr>
+                <w:rFonts w:hint="default" w:ascii="Times New Roman" w:hAnsi="Times New Roman" w:eastAsia="宋体" w:cs="Times New Roman"/>
+                <w:b w:val="0"/>
+                <w:bCs/>
+                <w:i w:val="0"/>
+                <w:iCs w:val="0"/>
+                <w:color w:val="000000"/>
+                <w:sz w:val="18"/>
+                <w:szCs w:val="18"/>
+                <w:u w:val="none"/>
+              </w:rPr>
+            </w:pPr>
+            <w:r>
+              <w:rPr>
+                <w:rFonts w:hint="default" w:ascii="Times New Roman" w:hAnsi="Times New Roman" w:eastAsia="宋体" w:cs="Times New Roman"/>
+                <w:b w:val="0"/>
+                <w:bCs/>
+                <w:i w:val="0"/>
+                <w:iCs w:val="0"/>
+                <w:color w:val="000000"/>
+                <w:kern w:val="0"/>
+                <w:sz w:val="18"/>
+                <w:szCs w:val="18"/>
+                <w:u w:val="none"/>
+                <w:lang w:val="en-US" w:eastAsia="zh-CN" w:bidi="ar"/>
+              </w:rPr>
+              <w:t>p.V600E</w:t>
+            </w:r>
+          </w:p>
+        </w:tc>
+        <w:tc>
+          <w:tcPr>
+            <w:tcW w:w="630" w:type="pct"/>
+            <w:tcBorders>
+              <w:top w:val="single" w:color="000000" w:sz="4" w:space="0"/>
+              <w:left w:val="single" w:color="000000" w:sz="4" w:space="0"/>
+              <w:bottom w:val="single" w:color="000000" w:sz="4" w:space="0"/>
+              <w:right w:val="single" w:color="000000" w:sz="4" w:space="0"/>
+            </w:tcBorders>
+            <w:shd w:val="clear" w:color="auto" w:fill="FFFFFF"/>
+            <w:vAlign w:val="center"/>
+          </w:tcPr>
+          <w:p>
+            <w:pPr>
+              <w:keepNext w:val="0"/>
+              <w:keepLines w:val="0"/>
+              <w:widowControl/>
+              <w:suppressLineNumbers w:val="0"/>
+              <w:jc w:val="left"/>
+              <w:textAlignment w:val="center"/>
+              <w:rPr>
+                <w:rFonts w:hint="default" w:ascii="Times New Roman" w:hAnsi="Times New Roman" w:eastAsia="宋体" w:cs="Times New Roman"/>
+                <w:b w:val="0"/>
+                <w:bCs/>
+                <w:i w:val="0"/>
+                <w:iCs w:val="0"/>
+                <w:color w:val="000000"/>
+                <w:sz w:val="18"/>
+                <w:szCs w:val="18"/>
+                <w:u w:val="none"/>
+              </w:rPr>
+            </w:pPr>
+            <w:r>
+              <w:rPr>
+                <w:rFonts w:hint="default" w:ascii="Times New Roman" w:hAnsi="Times New Roman" w:eastAsia="宋体" w:cs="Times New Roman"/>
+                <w:b w:val="0"/>
+                <w:bCs/>
+                <w:i w:val="0"/>
+                <w:iCs w:val="0"/>
+                <w:color w:val="000000"/>
+                <w:kern w:val="0"/>
+                <w:sz w:val="18"/>
+                <w:szCs w:val="18"/>
+                <w:u w:val="none"/>
+                <w:lang w:val="en-US" w:eastAsia="zh-CN" w:bidi="ar"/>
+              </w:rPr>
+              <w:t xml:space="preserve">476 </w:t>
             </w:r>
           </w:p>
         </w:tc>
@@ -22738,7 +25077,7 @@
         <w:tc>
           <w:tcPr>
             <w:tcW w:w="699" w:type="pct"/>
-            <w:vMerge w:val="continue"/>
+            <w:vMerge w:val="restart"/>
             <w:tcBorders>
               <w:top w:val="single" w:color="FFFFFF" w:sz="8" w:space="0"/>
               <w:left w:val="single" w:color="FFFFFF" w:sz="8" w:space="0"/>
@@ -22750,7 +25089,12 @@
           </w:tcPr>
           <w:p>
             <w:pPr>
+              <w:keepNext w:val="0"/>
+              <w:keepLines w:val="0"/>
+              <w:widowControl/>
+              <w:suppressLineNumbers w:val="0"/>
               <w:jc w:val="left"/>
+              <w:textAlignment w:val="center"/>
               <w:rPr>
                 <w:rFonts w:hint="default" w:ascii="Times New Roman" w:hAnsi="Times New Roman" w:eastAsia="宋体" w:cs="Times New Roman"/>
                 <w:b/>
@@ -22768,6 +25112,27 @@
                 </w14:textFill>
               </w:rPr>
             </w:pPr>
+            <w:r>
+              <w:rPr>
+                <w:rFonts w:hint="default" w:ascii="Times New Roman" w:hAnsi="Times New Roman" w:eastAsia="宋体" w:cs="Times New Roman"/>
+                <w:b/>
+                <w:bCs w:val="0"/>
+                <w:i w:val="0"/>
+                <w:iCs w:val="0"/>
+                <w:color w:val="FFFFFF" w:themeColor="background1"/>
+                <w:kern w:val="0"/>
+                <w:sz w:val="18"/>
+                <w:szCs w:val="18"/>
+                <w:u w:val="none"/>
+                <w:lang w:val="en-US" w:eastAsia="zh-CN" w:bidi="ar"/>
+                <w14:textFill>
+                  <w14:solidFill>
+                    <w14:schemeClr w14:val="bg1"/>
+                  </w14:solidFill>
+                </w14:textFill>
+              </w:rPr>
+              <w:t>PIK3CA</w:t>
+            </w:r>
           </w:p>
         </w:tc>
         <w:tc>
@@ -22816,7 +25181,7 @@
                 <w:u w:val="none"/>
                 <w:lang w:val="en-US" w:eastAsia="zh-CN" w:bidi="ar"/>
               </w:rPr>
-              <w:t xml:space="preserve">21 </w:t>
+              <w:t xml:space="preserve">9 </w:t>
             </w:r>
           </w:p>
         </w:tc>
@@ -22866,7 +25231,7 @@
                 <w:u w:val="none"/>
                 <w:lang w:val="en-US" w:eastAsia="zh-CN" w:bidi="ar"/>
               </w:rPr>
-              <w:t>c.2582T&gt;A</w:t>
+              <w:t>c.1624G&gt;A</w:t>
             </w:r>
           </w:p>
         </w:tc>
@@ -22916,7 +25281,7 @@
                 <w:u w:val="none"/>
                 <w:lang w:val="en-US" w:eastAsia="zh-CN" w:bidi="ar"/>
               </w:rPr>
-              <w:t>p.L861Q</w:t>
+              <w:t>p.E542K</w:t>
             </w:r>
           </w:p>
         </w:tc>
@@ -22966,7 +25331,7 @@
                 <w:u w:val="none"/>
                 <w:lang w:val="en-US" w:eastAsia="zh-CN" w:bidi="ar"/>
               </w:rPr>
-              <w:t xml:space="preserve">6213 </w:t>
+              <w:t xml:space="preserve">760 </w:t>
             </w:r>
           </w:p>
         </w:tc>
@@ -22994,7 +25359,7 @@
         <w:tc>
           <w:tcPr>
             <w:tcW w:w="699" w:type="pct"/>
-            <w:vMerge w:val="restart"/>
+            <w:vMerge w:val="continue"/>
             <w:tcBorders>
               <w:top w:val="single" w:color="FFFFFF" w:sz="8" w:space="0"/>
               <w:left w:val="single" w:color="FFFFFF" w:sz="8" w:space="0"/>
@@ -23006,12 +25371,7 @@
           </w:tcPr>
           <w:p>
             <w:pPr>
-              <w:keepNext w:val="0"/>
-              <w:keepLines w:val="0"/>
-              <w:widowControl/>
-              <w:suppressLineNumbers w:val="0"/>
               <w:jc w:val="left"/>
-              <w:textAlignment w:val="center"/>
               <w:rPr>
                 <w:rFonts w:hint="default" w:ascii="Times New Roman" w:hAnsi="Times New Roman" w:eastAsia="宋体" w:cs="Times New Roman"/>
                 <w:b/>
@@ -23029,27 +25389,6 @@
                 </w14:textFill>
               </w:rPr>
             </w:pPr>
-            <w:r>
-              <w:rPr>
-                <w:rFonts w:hint="default" w:ascii="Times New Roman" w:hAnsi="Times New Roman" w:eastAsia="宋体" w:cs="Times New Roman"/>
-                <w:b/>
-                <w:bCs w:val="0"/>
-                <w:i w:val="0"/>
-                <w:iCs w:val="0"/>
-                <w:color w:val="FFFFFF" w:themeColor="background1"/>
-                <w:kern w:val="0"/>
-                <w:sz w:val="18"/>
-                <w:szCs w:val="18"/>
-                <w:u w:val="none"/>
-                <w:lang w:val="en-US" w:eastAsia="zh-CN" w:bidi="ar"/>
-                <w14:textFill>
-                  <w14:solidFill>
-                    <w14:schemeClr w14:val="bg1"/>
-                  </w14:solidFill>
-                </w14:textFill>
-              </w:rPr>
-              <w:t>KRAS</w:t>
-            </w:r>
           </w:p>
         </w:tc>
         <w:tc>
@@ -23098,7 +25437,7 @@
                 <w:u w:val="none"/>
                 <w:lang w:val="en-US" w:eastAsia="zh-CN" w:bidi="ar"/>
               </w:rPr>
-              <w:t xml:space="preserve">2 </w:t>
+              <w:t xml:space="preserve">9 </w:t>
             </w:r>
           </w:p>
         </w:tc>
@@ -23148,7 +25487,7 @@
                 <w:u w:val="none"/>
                 <w:lang w:val="en-US" w:eastAsia="zh-CN" w:bidi="ar"/>
               </w:rPr>
-              <w:t>c.35G&gt;A</w:t>
+              <w:t>c.1633G&gt;A</w:t>
             </w:r>
           </w:p>
         </w:tc>
@@ -23198,7 +25537,7 @@
                 <w:u w:val="none"/>
                 <w:lang w:val="en-US" w:eastAsia="zh-CN" w:bidi="ar"/>
               </w:rPr>
-              <w:t>p.G12D</w:t>
+              <w:t>p.E545K</w:t>
             </w:r>
           </w:p>
         </w:tc>
@@ -23248,7 +25587,7 @@
                 <w:u w:val="none"/>
                 <w:lang w:val="en-US" w:eastAsia="zh-CN" w:bidi="ar"/>
               </w:rPr>
-              <w:t xml:space="preserve">521 </w:t>
+              <w:t xml:space="preserve">763 </w:t>
             </w:r>
           </w:p>
         </w:tc>
@@ -23354,7 +25693,7 @@
                 <w:u w:val="none"/>
                 <w:lang w:val="en-US" w:eastAsia="zh-CN" w:bidi="ar"/>
               </w:rPr>
-              <w:t xml:space="preserve">2 </w:t>
+              <w:t xml:space="preserve">20 </w:t>
             </w:r>
           </w:p>
         </w:tc>
@@ -23404,7 +25743,7 @@
                 <w:u w:val="none"/>
                 <w:lang w:val="en-US" w:eastAsia="zh-CN" w:bidi="ar"/>
               </w:rPr>
-              <w:t>c.35G&gt;T</w:t>
+              <w:t>c.3140A&gt;T</w:t>
             </w:r>
           </w:p>
         </w:tc>
@@ -23454,7 +25793,7 @@
                 <w:u w:val="none"/>
                 <w:lang w:val="en-US" w:eastAsia="zh-CN" w:bidi="ar"/>
               </w:rPr>
-              <w:t>p.G12V</w:t>
+              <w:t>p.H1047L</w:t>
             </w:r>
           </w:p>
         </w:tc>
@@ -23504,7 +25843,7 @@
                 <w:u w:val="none"/>
                 <w:lang w:val="en-US" w:eastAsia="zh-CN" w:bidi="ar"/>
               </w:rPr>
-              <w:t xml:space="preserve">520 </w:t>
+              <w:t xml:space="preserve">776 </w:t>
             </w:r>
           </w:p>
         </w:tc>
@@ -23610,7 +25949,7 @@
                 <w:u w:val="none"/>
                 <w:lang w:val="en-US" w:eastAsia="zh-CN" w:bidi="ar"/>
               </w:rPr>
-              <w:t xml:space="preserve">2 </w:t>
+              <w:t xml:space="preserve">20 </w:t>
             </w:r>
           </w:p>
         </w:tc>
@@ -23660,7 +25999,7 @@
                 <w:u w:val="none"/>
                 <w:lang w:val="en-US" w:eastAsia="zh-CN" w:bidi="ar"/>
               </w:rPr>
-              <w:t>c.34G&gt;T</w:t>
+              <w:t>c.3140A&gt;G</w:t>
             </w:r>
           </w:p>
         </w:tc>
@@ -23710,7 +26049,7 @@
                 <w:u w:val="none"/>
                 <w:lang w:val="en-US" w:eastAsia="zh-CN" w:bidi="ar"/>
               </w:rPr>
-              <w:t>p.G12C</w:t>
+              <w:t>p.H1047R</w:t>
             </w:r>
           </w:p>
         </w:tc>
@@ -23760,7 +26099,7 @@
                 <w:u w:val="none"/>
                 <w:lang w:val="en-US" w:eastAsia="zh-CN" w:bidi="ar"/>
               </w:rPr>
-              <w:t xml:space="preserve">516 </w:t>
+              <w:t xml:space="preserve">775 </w:t>
             </w:r>
           </w:p>
         </w:tc>
@@ -23788,7 +26127,7 @@
         <w:tc>
           <w:tcPr>
             <w:tcW w:w="699" w:type="pct"/>
-            <w:vMerge w:val="continue"/>
+            <w:vMerge w:val="restart"/>
             <w:tcBorders>
               <w:top w:val="single" w:color="FFFFFF" w:sz="8" w:space="0"/>
               <w:left w:val="single" w:color="FFFFFF" w:sz="8" w:space="0"/>
@@ -23800,7 +26139,12 @@
           </w:tcPr>
           <w:p>
             <w:pPr>
+              <w:keepNext w:val="0"/>
+              <w:keepLines w:val="0"/>
+              <w:widowControl/>
+              <w:suppressLineNumbers w:val="0"/>
               <w:jc w:val="left"/>
+              <w:textAlignment w:val="center"/>
               <w:rPr>
                 <w:rFonts w:hint="default" w:ascii="Times New Roman" w:hAnsi="Times New Roman" w:eastAsia="宋体" w:cs="Times New Roman"/>
                 <w:b/>
@@ -23818,6 +26162,27 @@
                 </w14:textFill>
               </w:rPr>
             </w:pPr>
+            <w:r>
+              <w:rPr>
+                <w:rFonts w:hint="default" w:ascii="Times New Roman" w:hAnsi="Times New Roman" w:eastAsia="宋体" w:cs="Times New Roman"/>
+                <w:b/>
+                <w:bCs w:val="0"/>
+                <w:i w:val="0"/>
+                <w:iCs w:val="0"/>
+                <w:color w:val="FFFFFF" w:themeColor="background1"/>
+                <w:kern w:val="0"/>
+                <w:sz w:val="18"/>
+                <w:szCs w:val="18"/>
+                <w:u w:val="none"/>
+                <w:lang w:val="en-US" w:eastAsia="zh-CN" w:bidi="ar"/>
+                <w14:textFill>
+                  <w14:solidFill>
+                    <w14:schemeClr w14:val="bg1"/>
+                  </w14:solidFill>
+                </w14:textFill>
+              </w:rPr>
+              <w:t>ALK</w:t>
+            </w:r>
           </w:p>
         </w:tc>
         <w:tc>
@@ -23830,6 +26195,7 @@
               <w:right w:val="single" w:color="000000" w:sz="4" w:space="0"/>
             </w:tcBorders>
             <w:shd w:val="clear" w:color="auto" w:fill="FFFFFF"/>
+            <w:noWrap/>
             <w:vAlign w:val="center"/>
           </w:tcPr>
           <w:p>
@@ -23866,7 +26232,7 @@
                 <w:u w:val="none"/>
                 <w:lang w:val="en-US" w:eastAsia="zh-CN" w:bidi="ar"/>
               </w:rPr>
-              <w:t xml:space="preserve">2 </w:t>
+              <w:t>/</w:t>
             </w:r>
           </w:p>
         </w:tc>
@@ -23916,7 +26282,7 @@
                 <w:u w:val="none"/>
                 <w:lang w:val="en-US" w:eastAsia="zh-CN" w:bidi="ar"/>
               </w:rPr>
-              <w:t>c.34G&gt;A</w:t>
+              <w:t>EML4-ALK</w:t>
             </w:r>
           </w:p>
         </w:tc>
@@ -23966,7 +26332,7 @@
                 <w:u w:val="none"/>
                 <w:lang w:val="en-US" w:eastAsia="zh-CN" w:bidi="ar"/>
               </w:rPr>
-              <w:t>p.G12S</w:t>
+              <w:t>E13A20</w:t>
             </w:r>
           </w:p>
         </w:tc>
@@ -23980,6 +26346,7 @@
               <w:right w:val="single" w:color="000000" w:sz="4" w:space="0"/>
             </w:tcBorders>
             <w:shd w:val="clear" w:color="auto" w:fill="FFFFFF"/>
+            <w:noWrap/>
             <w:vAlign w:val="center"/>
           </w:tcPr>
           <w:p>
@@ -24016,7 +26383,7 @@
                 <w:u w:val="none"/>
                 <w:lang w:val="en-US" w:eastAsia="zh-CN" w:bidi="ar"/>
               </w:rPr>
-              <w:t xml:space="preserve">517 </w:t>
+              <w:t>/</w:t>
             </w:r>
           </w:p>
         </w:tc>
@@ -24086,6 +26453,7 @@
               <w:right w:val="single" w:color="000000" w:sz="4" w:space="0"/>
             </w:tcBorders>
             <w:shd w:val="clear" w:color="auto" w:fill="FFFFFF"/>
+            <w:noWrap/>
             <w:vAlign w:val="center"/>
           </w:tcPr>
           <w:p>
@@ -24122,7 +26490,7 @@
                 <w:u w:val="none"/>
                 <w:lang w:val="en-US" w:eastAsia="zh-CN" w:bidi="ar"/>
               </w:rPr>
-              <w:t xml:space="preserve">2 </w:t>
+              <w:t>/</w:t>
             </w:r>
           </w:p>
         </w:tc>
@@ -24172,7 +26540,7 @@
                 <w:u w:val="none"/>
                 <w:lang w:val="en-US" w:eastAsia="zh-CN" w:bidi="ar"/>
               </w:rPr>
-              <w:t>c.38G&gt;A</w:t>
+              <w:t>EML4-ALK</w:t>
             </w:r>
           </w:p>
         </w:tc>
@@ -24222,7 +26590,7 @@
                 <w:u w:val="none"/>
                 <w:lang w:val="en-US" w:eastAsia="zh-CN" w:bidi="ar"/>
               </w:rPr>
-              <w:t>p.G13D</w:t>
+              <w:t>E20A20</w:t>
             </w:r>
           </w:p>
         </w:tc>
@@ -24236,6 +26604,7 @@
               <w:right w:val="single" w:color="000000" w:sz="4" w:space="0"/>
             </w:tcBorders>
             <w:shd w:val="clear" w:color="auto" w:fill="FFFFFF"/>
+            <w:noWrap/>
             <w:vAlign w:val="center"/>
           </w:tcPr>
           <w:p>
@@ -24272,7 +26641,7 @@
                 <w:u w:val="none"/>
                 <w:lang w:val="en-US" w:eastAsia="zh-CN" w:bidi="ar"/>
               </w:rPr>
-              <w:t xml:space="preserve">532 </w:t>
+              <w:t>/</w:t>
             </w:r>
           </w:p>
         </w:tc>
@@ -24342,6 +26711,7 @@
               <w:right w:val="single" w:color="000000" w:sz="4" w:space="0"/>
             </w:tcBorders>
             <w:shd w:val="clear" w:color="auto" w:fill="FFFFFF"/>
+            <w:noWrap/>
             <w:vAlign w:val="center"/>
           </w:tcPr>
           <w:p>
@@ -24378,7 +26748,7 @@
                 <w:u w:val="none"/>
                 <w:lang w:val="en-US" w:eastAsia="zh-CN" w:bidi="ar"/>
               </w:rPr>
-              <w:t xml:space="preserve">2 </w:t>
+              <w:t>/</w:t>
             </w:r>
           </w:p>
         </w:tc>
@@ -24428,7 +26798,7 @@
                 <w:u w:val="none"/>
                 <w:lang w:val="en-US" w:eastAsia="zh-CN" w:bidi="ar"/>
               </w:rPr>
-              <w:t>c.34G&gt;C</w:t>
+              <w:t>EML4-ALK</w:t>
             </w:r>
           </w:p>
         </w:tc>
@@ -24478,7 +26848,7 @@
                 <w:u w:val="none"/>
                 <w:lang w:val="en-US" w:eastAsia="zh-CN" w:bidi="ar"/>
               </w:rPr>
-              <w:t>p.G12R</w:t>
+              <w:t>E6aA20</w:t>
             </w:r>
           </w:p>
         </w:tc>
@@ -24492,6 +26862,7 @@
               <w:right w:val="single" w:color="000000" w:sz="4" w:space="0"/>
             </w:tcBorders>
             <w:shd w:val="clear" w:color="auto" w:fill="FFFFFF"/>
+            <w:noWrap/>
             <w:vAlign w:val="center"/>
           </w:tcPr>
           <w:p>
@@ -24528,7 +26899,7 @@
                 <w:u w:val="none"/>
                 <w:lang w:val="en-US" w:eastAsia="zh-CN" w:bidi="ar"/>
               </w:rPr>
-              <w:t xml:space="preserve">518 </w:t>
+              <w:t>/</w:t>
             </w:r>
           </w:p>
         </w:tc>
@@ -24598,6 +26969,7 @@
               <w:right w:val="single" w:color="000000" w:sz="4" w:space="0"/>
             </w:tcBorders>
             <w:shd w:val="clear" w:color="auto" w:fill="FFFFFF"/>
+            <w:noWrap/>
             <w:vAlign w:val="center"/>
           </w:tcPr>
           <w:p>
@@ -24634,7 +27006,7 @@
                 <w:u w:val="none"/>
                 <w:lang w:val="en-US" w:eastAsia="zh-CN" w:bidi="ar"/>
               </w:rPr>
-              <w:t xml:space="preserve">2 </w:t>
+              <w:t>/</w:t>
             </w:r>
           </w:p>
         </w:tc>
@@ -24684,7 +27056,7 @@
                 <w:u w:val="none"/>
                 <w:lang w:val="en-US" w:eastAsia="zh-CN" w:bidi="ar"/>
               </w:rPr>
-              <w:t>c.35G&gt;C</w:t>
+              <w:t>EML4-ALK</w:t>
             </w:r>
           </w:p>
         </w:tc>
@@ -24734,7 +27106,7 @@
                 <w:u w:val="none"/>
                 <w:lang w:val="en-US" w:eastAsia="zh-CN" w:bidi="ar"/>
               </w:rPr>
-              <w:t>p.G12A</w:t>
+              <w:t>E6bA20</w:t>
             </w:r>
           </w:p>
         </w:tc>
@@ -24748,6 +27120,7 @@
               <w:right w:val="single" w:color="000000" w:sz="4" w:space="0"/>
             </w:tcBorders>
             <w:shd w:val="clear" w:color="auto" w:fill="FFFFFF"/>
+            <w:noWrap/>
             <w:vAlign w:val="center"/>
           </w:tcPr>
           <w:p>
@@ -24784,7 +27157,7 @@
                 <w:u w:val="none"/>
                 <w:lang w:val="en-US" w:eastAsia="zh-CN" w:bidi="ar"/>
               </w:rPr>
-              <w:t xml:space="preserve">522 </w:t>
+              <w:t>/</w:t>
             </w:r>
           </w:p>
         </w:tc>
@@ -24812,6 +27185,7 @@
         <w:tc>
           <w:tcPr>
             <w:tcW w:w="699" w:type="pct"/>
+            <w:vMerge w:val="restart"/>
             <w:tcBorders>
               <w:top w:val="single" w:color="FFFFFF" w:sz="8" w:space="0"/>
               <w:left w:val="single" w:color="FFFFFF" w:sz="8" w:space="0"/>
@@ -24865,7 +27239,7 @@
                   </w14:solidFill>
                 </w14:textFill>
               </w:rPr>
-              <w:t>BRAF</w:t>
+              <w:t>ROS1</w:t>
             </w:r>
           </w:p>
         </w:tc>
@@ -24879,6 +27253,7 @@
               <w:right w:val="single" w:color="000000" w:sz="4" w:space="0"/>
             </w:tcBorders>
             <w:shd w:val="clear" w:color="auto" w:fill="FFFFFF"/>
+            <w:noWrap/>
             <w:vAlign w:val="center"/>
           </w:tcPr>
           <w:p>
@@ -24915,7 +27290,7 @@
                 <w:u w:val="none"/>
                 <w:lang w:val="en-US" w:eastAsia="zh-CN" w:bidi="ar"/>
               </w:rPr>
-              <w:t xml:space="preserve">15 </w:t>
+              <w:t>/</w:t>
             </w:r>
           </w:p>
         </w:tc>
@@ -24965,7 +27340,7 @@
                 <w:u w:val="none"/>
                 <w:lang w:val="en-US" w:eastAsia="zh-CN" w:bidi="ar"/>
               </w:rPr>
-              <w:t>c.1799T&gt;A</w:t>
+              <w:t>SLC34A2-ROS1</w:t>
             </w:r>
           </w:p>
         </w:tc>
@@ -25015,7 +27390,7 @@
                 <w:u w:val="none"/>
                 <w:lang w:val="en-US" w:eastAsia="zh-CN" w:bidi="ar"/>
               </w:rPr>
-              <w:t>p.V600E</w:t>
+              <w:t>S4R32</w:t>
             </w:r>
           </w:p>
         </w:tc>
@@ -25029,6 +27404,7 @@
               <w:right w:val="single" w:color="000000" w:sz="4" w:space="0"/>
             </w:tcBorders>
             <w:shd w:val="clear" w:color="auto" w:fill="FFFFFF"/>
+            <w:noWrap/>
             <w:vAlign w:val="center"/>
           </w:tcPr>
           <w:p>
@@ -25065,7 +27441,7 @@
                 <w:u w:val="none"/>
                 <w:lang w:val="en-US" w:eastAsia="zh-CN" w:bidi="ar"/>
               </w:rPr>
-              <w:t xml:space="preserve">476 </w:t>
+              <w:t>/</w:t>
             </w:r>
           </w:p>
         </w:tc>
@@ -25093,7 +27469,7 @@
         <w:tc>
           <w:tcPr>
             <w:tcW w:w="699" w:type="pct"/>
-            <w:vMerge w:val="restart"/>
+            <w:vMerge w:val="continue"/>
             <w:tcBorders>
               <w:top w:val="single" w:color="FFFFFF" w:sz="8" w:space="0"/>
               <w:left w:val="single" w:color="FFFFFF" w:sz="8" w:space="0"/>
@@ -25105,50 +27481,18 @@
           </w:tcPr>
           <w:p>
             <w:pPr>
-              <w:keepNext w:val="0"/>
-              <w:keepLines w:val="0"/>
-              <w:widowControl/>
-              <w:suppressLineNumbers w:val="0"/>
               <w:jc w:val="left"/>
-              <w:textAlignment w:val="center"/>
               <w:rPr>
                 <w:rFonts w:hint="default" w:ascii="Times New Roman" w:hAnsi="Times New Roman" w:eastAsia="宋体" w:cs="Times New Roman"/>
-                <w:b/>
-                <w:bCs w:val="0"/>
+                <w:b w:val="0"/>
                 <w:i w:val="0"/>
                 <w:iCs w:val="0"/>
-                <w:color w:val="FFFFFF" w:themeColor="background1"/>
+                <w:color w:val="000000"/>
                 <w:sz w:val="18"/>
                 <w:szCs w:val="18"/>
                 <w:u w:val="none"/>
-                <w14:textFill>
-                  <w14:solidFill>
-                    <w14:schemeClr w14:val="bg1"/>
-                  </w14:solidFill>
-                </w14:textFill>
-              </w:rPr>
-            </w:pPr>
-            <w:r>
-              <w:rPr>
-                <w:rFonts w:hint="default" w:ascii="Times New Roman" w:hAnsi="Times New Roman" w:eastAsia="宋体" w:cs="Times New Roman"/>
-                <w:b/>
-                <w:bCs w:val="0"/>
-                <w:i w:val="0"/>
-                <w:iCs w:val="0"/>
-                <w:color w:val="FFFFFF" w:themeColor="background1"/>
-                <w:kern w:val="0"/>
-                <w:sz w:val="18"/>
-                <w:szCs w:val="18"/>
-                <w:u w:val="none"/>
-                <w:lang w:val="en-US" w:eastAsia="zh-CN" w:bidi="ar"/>
-                <w14:textFill>
-                  <w14:solidFill>
-                    <w14:schemeClr w14:val="bg1"/>
-                  </w14:solidFill>
-                </w14:textFill>
-              </w:rPr>
-              <w:t>PIK3CA</w:t>
-            </w:r>
+              </w:rPr>
+            </w:pPr>
           </w:p>
         </w:tc>
         <w:tc>
@@ -25161,6 +27505,7 @@
               <w:right w:val="single" w:color="000000" w:sz="4" w:space="0"/>
             </w:tcBorders>
             <w:shd w:val="clear" w:color="auto" w:fill="FFFFFF"/>
+            <w:noWrap/>
             <w:vAlign w:val="center"/>
           </w:tcPr>
           <w:p>
@@ -25197,7 +27542,7 @@
                 <w:u w:val="none"/>
                 <w:lang w:val="en-US" w:eastAsia="zh-CN" w:bidi="ar"/>
               </w:rPr>
-              <w:t xml:space="preserve">9 </w:t>
+              <w:t>/</w:t>
             </w:r>
           </w:p>
         </w:tc>
@@ -25247,7 +27592,7 @@
                 <w:u w:val="none"/>
                 <w:lang w:val="en-US" w:eastAsia="zh-CN" w:bidi="ar"/>
               </w:rPr>
-              <w:t>c.1624G&gt;A</w:t>
+              <w:t>CD74-ROS1</w:t>
             </w:r>
           </w:p>
         </w:tc>
@@ -25297,7 +27642,7 @@
                 <w:u w:val="none"/>
                 <w:lang w:val="en-US" w:eastAsia="zh-CN" w:bidi="ar"/>
               </w:rPr>
-              <w:t>p.E542K</w:t>
+              <w:t>C6R34</w:t>
             </w:r>
           </w:p>
         </w:tc>
@@ -25311,6 +27656,7 @@
               <w:right w:val="single" w:color="000000" w:sz="4" w:space="0"/>
             </w:tcBorders>
             <w:shd w:val="clear" w:color="auto" w:fill="FFFFFF"/>
+            <w:noWrap/>
             <w:vAlign w:val="center"/>
           </w:tcPr>
           <w:p>
@@ -25347,7 +27693,7 @@
                 <w:u w:val="none"/>
                 <w:lang w:val="en-US" w:eastAsia="zh-CN" w:bidi="ar"/>
               </w:rPr>
-              <w:t xml:space="preserve">760 </w:t>
+              <w:t>/</w:t>
             </w:r>
           </w:p>
         </w:tc>
@@ -25362,2368 +27708,7 @@
             <w:insideH w:val="none" w:color="auto" w:sz="0" w:space="0"/>
             <w:insideV w:val="none" w:color="auto" w:sz="0" w:space="0"/>
           </w:tblBorders>
-          <w:tblCellMar>
-            <w:top w:w="0" w:type="dxa"/>
-            <w:left w:w="108" w:type="dxa"/>
-            <w:bottom w:w="0" w:type="dxa"/>
-            <w:right w:w="108" w:type="dxa"/>
-          </w:tblCellMar>
-        </w:tblPrEx>
-        <w:trPr>
-          <w:trHeight w:val="300" w:hRule="atLeast"/>
-        </w:trPr>
-        <w:tc>
-          <w:tcPr>
-            <w:tcW w:w="699" w:type="pct"/>
-            <w:vMerge w:val="continue"/>
-            <w:tcBorders>
-              <w:top w:val="single" w:color="FFFFFF" w:sz="8" w:space="0"/>
-              <w:left w:val="single" w:color="FFFFFF" w:sz="8" w:space="0"/>
-              <w:bottom w:val="single" w:color="FFFFFF" w:sz="8" w:space="0"/>
-              <w:right w:val="single" w:color="FFFFFF" w:sz="8" w:space="0"/>
-            </w:tcBorders>
-            <w:shd w:val="clear" w:color="auto" w:fill="1F3864"/>
-            <w:vAlign w:val="center"/>
-          </w:tcPr>
-          <w:p>
-            <w:pPr>
-              <w:jc w:val="left"/>
-              <w:rPr>
-                <w:rFonts w:hint="default" w:ascii="Times New Roman" w:hAnsi="Times New Roman" w:eastAsia="宋体" w:cs="Times New Roman"/>
-                <w:b/>
-                <w:bCs w:val="0"/>
-                <w:i w:val="0"/>
-                <w:iCs w:val="0"/>
-                <w:color w:val="FFFFFF" w:themeColor="background1"/>
-                <w:sz w:val="18"/>
-                <w:szCs w:val="18"/>
-                <w:u w:val="none"/>
-                <w14:textFill>
-                  <w14:solidFill>
-                    <w14:schemeClr w14:val="bg1"/>
-                  </w14:solidFill>
-                </w14:textFill>
-              </w:rPr>
-            </w:pPr>
-          </w:p>
-        </w:tc>
-        <w:tc>
-          <w:tcPr>
-            <w:tcW w:w="435" w:type="pct"/>
-            <w:tcBorders>
-              <w:top w:val="single" w:color="000000" w:sz="4" w:space="0"/>
-              <w:left w:val="single" w:color="FFFFFF" w:sz="8" w:space="0"/>
-              <w:bottom w:val="single" w:color="000000" w:sz="4" w:space="0"/>
-              <w:right w:val="single" w:color="000000" w:sz="4" w:space="0"/>
-            </w:tcBorders>
-            <w:shd w:val="clear" w:color="auto" w:fill="FFFFFF"/>
-            <w:vAlign w:val="center"/>
-          </w:tcPr>
-          <w:p>
-            <w:pPr>
-              <w:keepNext w:val="0"/>
-              <w:keepLines w:val="0"/>
-              <w:widowControl/>
-              <w:suppressLineNumbers w:val="0"/>
-              <w:jc w:val="left"/>
-              <w:textAlignment w:val="center"/>
-              <w:rPr>
-                <w:rFonts w:hint="default" w:ascii="Times New Roman" w:hAnsi="Times New Roman" w:eastAsia="宋体" w:cs="Times New Roman"/>
-                <w:b w:val="0"/>
-                <w:bCs/>
-                <w:i w:val="0"/>
-                <w:iCs w:val="0"/>
-                <w:color w:val="000000"/>
-                <w:sz w:val="18"/>
-                <w:szCs w:val="18"/>
-                <w:u w:val="none"/>
-              </w:rPr>
-            </w:pPr>
-            <w:r>
-              <w:rPr>
-                <w:rFonts w:hint="default" w:ascii="Times New Roman" w:hAnsi="Times New Roman" w:eastAsia="宋体" w:cs="Times New Roman"/>
-                <w:b w:val="0"/>
-                <w:bCs/>
-                <w:i w:val="0"/>
-                <w:iCs w:val="0"/>
-                <w:color w:val="000000"/>
-                <w:kern w:val="0"/>
-                <w:sz w:val="18"/>
-                <w:szCs w:val="18"/>
-                <w:u w:val="none"/>
-                <w:lang w:val="en-US" w:eastAsia="zh-CN" w:bidi="ar"/>
-              </w:rPr>
-              <w:t xml:space="preserve">9 </w:t>
-            </w:r>
-          </w:p>
-        </w:tc>
-        <w:tc>
-          <w:tcPr>
-            <w:tcW w:w="1643" w:type="pct"/>
-            <w:tcBorders>
-              <w:top w:val="single" w:color="000000" w:sz="4" w:space="0"/>
-              <w:left w:val="single" w:color="000000" w:sz="4" w:space="0"/>
-              <w:bottom w:val="single" w:color="000000" w:sz="4" w:space="0"/>
-              <w:right w:val="single" w:color="000000" w:sz="4" w:space="0"/>
-            </w:tcBorders>
-            <w:shd w:val="clear" w:color="auto" w:fill="FFFFFF"/>
-            <w:vAlign w:val="center"/>
-          </w:tcPr>
-          <w:p>
-            <w:pPr>
-              <w:keepNext w:val="0"/>
-              <w:keepLines w:val="0"/>
-              <w:widowControl/>
-              <w:suppressLineNumbers w:val="0"/>
-              <w:jc w:val="left"/>
-              <w:textAlignment w:val="center"/>
-              <w:rPr>
-                <w:rFonts w:hint="default" w:ascii="Times New Roman" w:hAnsi="Times New Roman" w:eastAsia="宋体" w:cs="Times New Roman"/>
-                <w:b w:val="0"/>
-                <w:bCs/>
-                <w:i w:val="0"/>
-                <w:iCs w:val="0"/>
-                <w:color w:val="000000"/>
-                <w:sz w:val="18"/>
-                <w:szCs w:val="18"/>
-                <w:u w:val="none"/>
-              </w:rPr>
-            </w:pPr>
-            <w:r>
-              <w:rPr>
-                <w:rFonts w:hint="default" w:ascii="Times New Roman" w:hAnsi="Times New Roman" w:eastAsia="宋体" w:cs="Times New Roman"/>
-                <w:b w:val="0"/>
-                <w:bCs/>
-                <w:i w:val="0"/>
-                <w:iCs w:val="0"/>
-                <w:color w:val="000000"/>
-                <w:kern w:val="0"/>
-                <w:sz w:val="18"/>
-                <w:szCs w:val="18"/>
-                <w:u w:val="none"/>
-                <w:lang w:val="en-US" w:eastAsia="zh-CN" w:bidi="ar"/>
-              </w:rPr>
-              <w:t>c.1633G&gt;A</w:t>
-            </w:r>
-          </w:p>
-        </w:tc>
-        <w:tc>
-          <w:tcPr>
-            <w:tcW w:w="1591" w:type="pct"/>
-            <w:tcBorders>
-              <w:top w:val="single" w:color="000000" w:sz="4" w:space="0"/>
-              <w:left w:val="single" w:color="000000" w:sz="4" w:space="0"/>
-              <w:bottom w:val="single" w:color="000000" w:sz="4" w:space="0"/>
-              <w:right w:val="single" w:color="000000" w:sz="4" w:space="0"/>
-            </w:tcBorders>
-            <w:shd w:val="clear" w:color="auto" w:fill="FFFFFF"/>
-            <w:vAlign w:val="center"/>
-          </w:tcPr>
-          <w:p>
-            <w:pPr>
-              <w:keepNext w:val="0"/>
-              <w:keepLines w:val="0"/>
-              <w:widowControl/>
-              <w:suppressLineNumbers w:val="0"/>
-              <w:jc w:val="left"/>
-              <w:textAlignment w:val="center"/>
-              <w:rPr>
-                <w:rFonts w:hint="default" w:ascii="Times New Roman" w:hAnsi="Times New Roman" w:eastAsia="宋体" w:cs="Times New Roman"/>
-                <w:b w:val="0"/>
-                <w:bCs/>
-                <w:i w:val="0"/>
-                <w:iCs w:val="0"/>
-                <w:color w:val="000000"/>
-                <w:sz w:val="18"/>
-                <w:szCs w:val="18"/>
-                <w:u w:val="none"/>
-              </w:rPr>
-            </w:pPr>
-            <w:r>
-              <w:rPr>
-                <w:rFonts w:hint="default" w:ascii="Times New Roman" w:hAnsi="Times New Roman" w:eastAsia="宋体" w:cs="Times New Roman"/>
-                <w:b w:val="0"/>
-                <w:bCs/>
-                <w:i w:val="0"/>
-                <w:iCs w:val="0"/>
-                <w:color w:val="000000"/>
-                <w:kern w:val="0"/>
-                <w:sz w:val="18"/>
-                <w:szCs w:val="18"/>
-                <w:u w:val="none"/>
-                <w:lang w:val="en-US" w:eastAsia="zh-CN" w:bidi="ar"/>
-              </w:rPr>
-              <w:t>p.E545K</w:t>
-            </w:r>
-          </w:p>
-        </w:tc>
-        <w:tc>
-          <w:tcPr>
-            <w:tcW w:w="630" w:type="pct"/>
-            <w:tcBorders>
-              <w:top w:val="single" w:color="000000" w:sz="4" w:space="0"/>
-              <w:left w:val="single" w:color="000000" w:sz="4" w:space="0"/>
-              <w:bottom w:val="single" w:color="000000" w:sz="4" w:space="0"/>
-              <w:right w:val="single" w:color="000000" w:sz="4" w:space="0"/>
-            </w:tcBorders>
-            <w:shd w:val="clear" w:color="auto" w:fill="FFFFFF"/>
-            <w:vAlign w:val="center"/>
-          </w:tcPr>
-          <w:p>
-            <w:pPr>
-              <w:keepNext w:val="0"/>
-              <w:keepLines w:val="0"/>
-              <w:widowControl/>
-              <w:suppressLineNumbers w:val="0"/>
-              <w:jc w:val="left"/>
-              <w:textAlignment w:val="center"/>
-              <w:rPr>
-                <w:rFonts w:hint="default" w:ascii="Times New Roman" w:hAnsi="Times New Roman" w:eastAsia="宋体" w:cs="Times New Roman"/>
-                <w:b w:val="0"/>
-                <w:bCs/>
-                <w:i w:val="0"/>
-                <w:iCs w:val="0"/>
-                <w:color w:val="000000"/>
-                <w:sz w:val="18"/>
-                <w:szCs w:val="18"/>
-                <w:u w:val="none"/>
-              </w:rPr>
-            </w:pPr>
-            <w:r>
-              <w:rPr>
-                <w:rFonts w:hint="default" w:ascii="Times New Roman" w:hAnsi="Times New Roman" w:eastAsia="宋体" w:cs="Times New Roman"/>
-                <w:b w:val="0"/>
-                <w:bCs/>
-                <w:i w:val="0"/>
-                <w:iCs w:val="0"/>
-                <w:color w:val="000000"/>
-                <w:kern w:val="0"/>
-                <w:sz w:val="18"/>
-                <w:szCs w:val="18"/>
-                <w:u w:val="none"/>
-                <w:lang w:val="en-US" w:eastAsia="zh-CN" w:bidi="ar"/>
-              </w:rPr>
-              <w:t xml:space="preserve">763 </w:t>
-            </w:r>
-          </w:p>
-        </w:tc>
-      </w:tr>
-      <w:tr>
-        <w:tblPrEx>
-          <w:tblBorders>
-            <w:top w:val="none" w:color="auto" w:sz="0" w:space="0"/>
-            <w:left w:val="none" w:color="auto" w:sz="0" w:space="0"/>
-            <w:bottom w:val="none" w:color="auto" w:sz="0" w:space="0"/>
-            <w:right w:val="none" w:color="auto" w:sz="0" w:space="0"/>
-            <w:insideH w:val="none" w:color="auto" w:sz="0" w:space="0"/>
-            <w:insideV w:val="none" w:color="auto" w:sz="0" w:space="0"/>
-          </w:tblBorders>
-          <w:tblCellMar>
-            <w:top w:w="0" w:type="dxa"/>
-            <w:left w:w="108" w:type="dxa"/>
-            <w:bottom w:w="0" w:type="dxa"/>
-            <w:right w:w="108" w:type="dxa"/>
-          </w:tblCellMar>
-        </w:tblPrEx>
-        <w:trPr>
-          <w:trHeight w:val="300" w:hRule="atLeast"/>
-        </w:trPr>
-        <w:tc>
-          <w:tcPr>
-            <w:tcW w:w="699" w:type="pct"/>
-            <w:vMerge w:val="continue"/>
-            <w:tcBorders>
-              <w:top w:val="single" w:color="FFFFFF" w:sz="8" w:space="0"/>
-              <w:left w:val="single" w:color="FFFFFF" w:sz="8" w:space="0"/>
-              <w:bottom w:val="single" w:color="FFFFFF" w:sz="8" w:space="0"/>
-              <w:right w:val="single" w:color="FFFFFF" w:sz="8" w:space="0"/>
-            </w:tcBorders>
-            <w:shd w:val="clear" w:color="auto" w:fill="1F3864"/>
-            <w:vAlign w:val="center"/>
-          </w:tcPr>
-          <w:p>
-            <w:pPr>
-              <w:jc w:val="left"/>
-              <w:rPr>
-                <w:rFonts w:hint="default" w:ascii="Times New Roman" w:hAnsi="Times New Roman" w:eastAsia="宋体" w:cs="Times New Roman"/>
-                <w:b/>
-                <w:bCs w:val="0"/>
-                <w:i w:val="0"/>
-                <w:iCs w:val="0"/>
-                <w:color w:val="FFFFFF" w:themeColor="background1"/>
-                <w:sz w:val="18"/>
-                <w:szCs w:val="18"/>
-                <w:u w:val="none"/>
-                <w14:textFill>
-                  <w14:solidFill>
-                    <w14:schemeClr w14:val="bg1"/>
-                  </w14:solidFill>
-                </w14:textFill>
-              </w:rPr>
-            </w:pPr>
-          </w:p>
-        </w:tc>
-        <w:tc>
-          <w:tcPr>
-            <w:tcW w:w="435" w:type="pct"/>
-            <w:tcBorders>
-              <w:top w:val="single" w:color="000000" w:sz="4" w:space="0"/>
-              <w:left w:val="single" w:color="FFFFFF" w:sz="8" w:space="0"/>
-              <w:bottom w:val="single" w:color="000000" w:sz="4" w:space="0"/>
-              <w:right w:val="single" w:color="000000" w:sz="4" w:space="0"/>
-            </w:tcBorders>
-            <w:shd w:val="clear" w:color="auto" w:fill="FFFFFF"/>
-            <w:vAlign w:val="center"/>
-          </w:tcPr>
-          <w:p>
-            <w:pPr>
-              <w:keepNext w:val="0"/>
-              <w:keepLines w:val="0"/>
-              <w:widowControl/>
-              <w:suppressLineNumbers w:val="0"/>
-              <w:jc w:val="left"/>
-              <w:textAlignment w:val="center"/>
-              <w:rPr>
-                <w:rFonts w:hint="default" w:ascii="Times New Roman" w:hAnsi="Times New Roman" w:eastAsia="宋体" w:cs="Times New Roman"/>
-                <w:b w:val="0"/>
-                <w:bCs/>
-                <w:i w:val="0"/>
-                <w:iCs w:val="0"/>
-                <w:color w:val="000000"/>
-                <w:sz w:val="18"/>
-                <w:szCs w:val="18"/>
-                <w:u w:val="none"/>
-              </w:rPr>
-            </w:pPr>
-            <w:r>
-              <w:rPr>
-                <w:rFonts w:hint="default" w:ascii="Times New Roman" w:hAnsi="Times New Roman" w:eastAsia="宋体" w:cs="Times New Roman"/>
-                <w:b w:val="0"/>
-                <w:bCs/>
-                <w:i w:val="0"/>
-                <w:iCs w:val="0"/>
-                <w:color w:val="000000"/>
-                <w:kern w:val="0"/>
-                <w:sz w:val="18"/>
-                <w:szCs w:val="18"/>
-                <w:u w:val="none"/>
-                <w:lang w:val="en-US" w:eastAsia="zh-CN" w:bidi="ar"/>
-              </w:rPr>
-              <w:t xml:space="preserve">20 </w:t>
-            </w:r>
-          </w:p>
-        </w:tc>
-        <w:tc>
-          <w:tcPr>
-            <w:tcW w:w="1643" w:type="pct"/>
-            <w:tcBorders>
-              <w:top w:val="single" w:color="000000" w:sz="4" w:space="0"/>
-              <w:left w:val="single" w:color="000000" w:sz="4" w:space="0"/>
-              <w:bottom w:val="single" w:color="000000" w:sz="4" w:space="0"/>
-              <w:right w:val="single" w:color="000000" w:sz="4" w:space="0"/>
-            </w:tcBorders>
-            <w:shd w:val="clear" w:color="auto" w:fill="FFFFFF"/>
-            <w:vAlign w:val="center"/>
-          </w:tcPr>
-          <w:p>
-            <w:pPr>
-              <w:keepNext w:val="0"/>
-              <w:keepLines w:val="0"/>
-              <w:widowControl/>
-              <w:suppressLineNumbers w:val="0"/>
-              <w:jc w:val="left"/>
-              <w:textAlignment w:val="center"/>
-              <w:rPr>
-                <w:rFonts w:hint="default" w:ascii="Times New Roman" w:hAnsi="Times New Roman" w:eastAsia="宋体" w:cs="Times New Roman"/>
-                <w:b w:val="0"/>
-                <w:bCs/>
-                <w:i w:val="0"/>
-                <w:iCs w:val="0"/>
-                <w:color w:val="000000"/>
-                <w:sz w:val="18"/>
-                <w:szCs w:val="18"/>
-                <w:u w:val="none"/>
-              </w:rPr>
-            </w:pPr>
-            <w:r>
-              <w:rPr>
-                <w:rFonts w:hint="default" w:ascii="Times New Roman" w:hAnsi="Times New Roman" w:eastAsia="宋体" w:cs="Times New Roman"/>
-                <w:b w:val="0"/>
-                <w:bCs/>
-                <w:i w:val="0"/>
-                <w:iCs w:val="0"/>
-                <w:color w:val="000000"/>
-                <w:kern w:val="0"/>
-                <w:sz w:val="18"/>
-                <w:szCs w:val="18"/>
-                <w:u w:val="none"/>
-                <w:lang w:val="en-US" w:eastAsia="zh-CN" w:bidi="ar"/>
-              </w:rPr>
-              <w:t>c.3140A&gt;T</w:t>
-            </w:r>
-          </w:p>
-        </w:tc>
-        <w:tc>
-          <w:tcPr>
-            <w:tcW w:w="1591" w:type="pct"/>
-            <w:tcBorders>
-              <w:top w:val="single" w:color="000000" w:sz="4" w:space="0"/>
-              <w:left w:val="single" w:color="000000" w:sz="4" w:space="0"/>
-              <w:bottom w:val="single" w:color="000000" w:sz="4" w:space="0"/>
-              <w:right w:val="single" w:color="000000" w:sz="4" w:space="0"/>
-            </w:tcBorders>
-            <w:shd w:val="clear" w:color="auto" w:fill="FFFFFF"/>
-            <w:vAlign w:val="center"/>
-          </w:tcPr>
-          <w:p>
-            <w:pPr>
-              <w:keepNext w:val="0"/>
-              <w:keepLines w:val="0"/>
-              <w:widowControl/>
-              <w:suppressLineNumbers w:val="0"/>
-              <w:jc w:val="left"/>
-              <w:textAlignment w:val="center"/>
-              <w:rPr>
-                <w:rFonts w:hint="default" w:ascii="Times New Roman" w:hAnsi="Times New Roman" w:eastAsia="宋体" w:cs="Times New Roman"/>
-                <w:b w:val="0"/>
-                <w:bCs/>
-                <w:i w:val="0"/>
-                <w:iCs w:val="0"/>
-                <w:color w:val="000000"/>
-                <w:sz w:val="18"/>
-                <w:szCs w:val="18"/>
-                <w:u w:val="none"/>
-              </w:rPr>
-            </w:pPr>
-            <w:r>
-              <w:rPr>
-                <w:rFonts w:hint="default" w:ascii="Times New Roman" w:hAnsi="Times New Roman" w:eastAsia="宋体" w:cs="Times New Roman"/>
-                <w:b w:val="0"/>
-                <w:bCs/>
-                <w:i w:val="0"/>
-                <w:iCs w:val="0"/>
-                <w:color w:val="000000"/>
-                <w:kern w:val="0"/>
-                <w:sz w:val="18"/>
-                <w:szCs w:val="18"/>
-                <w:u w:val="none"/>
-                <w:lang w:val="en-US" w:eastAsia="zh-CN" w:bidi="ar"/>
-              </w:rPr>
-              <w:t>p.H1047L</w:t>
-            </w:r>
-          </w:p>
-        </w:tc>
-        <w:tc>
-          <w:tcPr>
-            <w:tcW w:w="630" w:type="pct"/>
-            <w:tcBorders>
-              <w:top w:val="single" w:color="000000" w:sz="4" w:space="0"/>
-              <w:left w:val="single" w:color="000000" w:sz="4" w:space="0"/>
-              <w:bottom w:val="single" w:color="000000" w:sz="4" w:space="0"/>
-              <w:right w:val="single" w:color="000000" w:sz="4" w:space="0"/>
-            </w:tcBorders>
-            <w:shd w:val="clear" w:color="auto" w:fill="FFFFFF"/>
-            <w:vAlign w:val="center"/>
-          </w:tcPr>
-          <w:p>
-            <w:pPr>
-              <w:keepNext w:val="0"/>
-              <w:keepLines w:val="0"/>
-              <w:widowControl/>
-              <w:suppressLineNumbers w:val="0"/>
-              <w:jc w:val="left"/>
-              <w:textAlignment w:val="center"/>
-              <w:rPr>
-                <w:rFonts w:hint="default" w:ascii="Times New Roman" w:hAnsi="Times New Roman" w:eastAsia="宋体" w:cs="Times New Roman"/>
-                <w:b w:val="0"/>
-                <w:bCs/>
-                <w:i w:val="0"/>
-                <w:iCs w:val="0"/>
-                <w:color w:val="000000"/>
-                <w:sz w:val="18"/>
-                <w:szCs w:val="18"/>
-                <w:u w:val="none"/>
-              </w:rPr>
-            </w:pPr>
-            <w:r>
-              <w:rPr>
-                <w:rFonts w:hint="default" w:ascii="Times New Roman" w:hAnsi="Times New Roman" w:eastAsia="宋体" w:cs="Times New Roman"/>
-                <w:b w:val="0"/>
-                <w:bCs/>
-                <w:i w:val="0"/>
-                <w:iCs w:val="0"/>
-                <w:color w:val="000000"/>
-                <w:kern w:val="0"/>
-                <w:sz w:val="18"/>
-                <w:szCs w:val="18"/>
-                <w:u w:val="none"/>
-                <w:lang w:val="en-US" w:eastAsia="zh-CN" w:bidi="ar"/>
-              </w:rPr>
-              <w:t xml:space="preserve">776 </w:t>
-            </w:r>
-          </w:p>
-        </w:tc>
-      </w:tr>
-      <w:tr>
-        <w:tblPrEx>
-          <w:tblBorders>
-            <w:top w:val="none" w:color="auto" w:sz="0" w:space="0"/>
-            <w:left w:val="none" w:color="auto" w:sz="0" w:space="0"/>
-            <w:bottom w:val="none" w:color="auto" w:sz="0" w:space="0"/>
-            <w:right w:val="none" w:color="auto" w:sz="0" w:space="0"/>
-            <w:insideH w:val="none" w:color="auto" w:sz="0" w:space="0"/>
-            <w:insideV w:val="none" w:color="auto" w:sz="0" w:space="0"/>
-          </w:tblBorders>
-          <w:tblCellMar>
-            <w:top w:w="0" w:type="dxa"/>
-            <w:left w:w="108" w:type="dxa"/>
-            <w:bottom w:w="0" w:type="dxa"/>
-            <w:right w:w="108" w:type="dxa"/>
-          </w:tblCellMar>
-        </w:tblPrEx>
-        <w:trPr>
-          <w:trHeight w:val="300" w:hRule="atLeast"/>
-        </w:trPr>
-        <w:tc>
-          <w:tcPr>
-            <w:tcW w:w="699" w:type="pct"/>
-            <w:vMerge w:val="continue"/>
-            <w:tcBorders>
-              <w:top w:val="single" w:color="FFFFFF" w:sz="8" w:space="0"/>
-              <w:left w:val="single" w:color="FFFFFF" w:sz="8" w:space="0"/>
-              <w:bottom w:val="single" w:color="FFFFFF" w:sz="8" w:space="0"/>
-              <w:right w:val="single" w:color="FFFFFF" w:sz="8" w:space="0"/>
-            </w:tcBorders>
-            <w:shd w:val="clear" w:color="auto" w:fill="1F3864"/>
-            <w:vAlign w:val="center"/>
-          </w:tcPr>
-          <w:p>
-            <w:pPr>
-              <w:jc w:val="left"/>
-              <w:rPr>
-                <w:rFonts w:hint="default" w:ascii="Times New Roman" w:hAnsi="Times New Roman" w:eastAsia="宋体" w:cs="Times New Roman"/>
-                <w:b/>
-                <w:bCs w:val="0"/>
-                <w:i w:val="0"/>
-                <w:iCs w:val="0"/>
-                <w:color w:val="FFFFFF" w:themeColor="background1"/>
-                <w:sz w:val="18"/>
-                <w:szCs w:val="18"/>
-                <w:u w:val="none"/>
-                <w14:textFill>
-                  <w14:solidFill>
-                    <w14:schemeClr w14:val="bg1"/>
-                  </w14:solidFill>
-                </w14:textFill>
-              </w:rPr>
-            </w:pPr>
-          </w:p>
-        </w:tc>
-        <w:tc>
-          <w:tcPr>
-            <w:tcW w:w="435" w:type="pct"/>
-            <w:tcBorders>
-              <w:top w:val="single" w:color="000000" w:sz="4" w:space="0"/>
-              <w:left w:val="single" w:color="FFFFFF" w:sz="8" w:space="0"/>
-              <w:bottom w:val="single" w:color="000000" w:sz="4" w:space="0"/>
-              <w:right w:val="single" w:color="000000" w:sz="4" w:space="0"/>
-            </w:tcBorders>
-            <w:shd w:val="clear" w:color="auto" w:fill="FFFFFF"/>
-            <w:vAlign w:val="center"/>
-          </w:tcPr>
-          <w:p>
-            <w:pPr>
-              <w:keepNext w:val="0"/>
-              <w:keepLines w:val="0"/>
-              <w:widowControl/>
-              <w:suppressLineNumbers w:val="0"/>
-              <w:jc w:val="left"/>
-              <w:textAlignment w:val="center"/>
-              <w:rPr>
-                <w:rFonts w:hint="default" w:ascii="Times New Roman" w:hAnsi="Times New Roman" w:eastAsia="宋体" w:cs="Times New Roman"/>
-                <w:b w:val="0"/>
-                <w:bCs/>
-                <w:i w:val="0"/>
-                <w:iCs w:val="0"/>
-                <w:color w:val="000000"/>
-                <w:sz w:val="18"/>
-                <w:szCs w:val="18"/>
-                <w:u w:val="none"/>
-              </w:rPr>
-            </w:pPr>
-            <w:r>
-              <w:rPr>
-                <w:rFonts w:hint="default" w:ascii="Times New Roman" w:hAnsi="Times New Roman" w:eastAsia="宋体" w:cs="Times New Roman"/>
-                <w:b w:val="0"/>
-                <w:bCs/>
-                <w:i w:val="0"/>
-                <w:iCs w:val="0"/>
-                <w:color w:val="000000"/>
-                <w:kern w:val="0"/>
-                <w:sz w:val="18"/>
-                <w:szCs w:val="18"/>
-                <w:u w:val="none"/>
-                <w:lang w:val="en-US" w:eastAsia="zh-CN" w:bidi="ar"/>
-              </w:rPr>
-              <w:t xml:space="preserve">20 </w:t>
-            </w:r>
-          </w:p>
-        </w:tc>
-        <w:tc>
-          <w:tcPr>
-            <w:tcW w:w="1643" w:type="pct"/>
-            <w:tcBorders>
-              <w:top w:val="single" w:color="000000" w:sz="4" w:space="0"/>
-              <w:left w:val="single" w:color="000000" w:sz="4" w:space="0"/>
-              <w:bottom w:val="single" w:color="000000" w:sz="4" w:space="0"/>
-              <w:right w:val="single" w:color="000000" w:sz="4" w:space="0"/>
-            </w:tcBorders>
-            <w:shd w:val="clear" w:color="auto" w:fill="FFFFFF"/>
-            <w:vAlign w:val="center"/>
-          </w:tcPr>
-          <w:p>
-            <w:pPr>
-              <w:keepNext w:val="0"/>
-              <w:keepLines w:val="0"/>
-              <w:widowControl/>
-              <w:suppressLineNumbers w:val="0"/>
-              <w:jc w:val="left"/>
-              <w:textAlignment w:val="center"/>
-              <w:rPr>
-                <w:rFonts w:hint="default" w:ascii="Times New Roman" w:hAnsi="Times New Roman" w:eastAsia="宋体" w:cs="Times New Roman"/>
-                <w:b w:val="0"/>
-                <w:bCs/>
-                <w:i w:val="0"/>
-                <w:iCs w:val="0"/>
-                <w:color w:val="000000"/>
-                <w:sz w:val="18"/>
-                <w:szCs w:val="18"/>
-                <w:u w:val="none"/>
-              </w:rPr>
-            </w:pPr>
-            <w:r>
-              <w:rPr>
-                <w:rFonts w:hint="default" w:ascii="Times New Roman" w:hAnsi="Times New Roman" w:eastAsia="宋体" w:cs="Times New Roman"/>
-                <w:b w:val="0"/>
-                <w:bCs/>
-                <w:i w:val="0"/>
-                <w:iCs w:val="0"/>
-                <w:color w:val="000000"/>
-                <w:kern w:val="0"/>
-                <w:sz w:val="18"/>
-                <w:szCs w:val="18"/>
-                <w:u w:val="none"/>
-                <w:lang w:val="en-US" w:eastAsia="zh-CN" w:bidi="ar"/>
-              </w:rPr>
-              <w:t>c.3140A&gt;G</w:t>
-            </w:r>
-          </w:p>
-        </w:tc>
-        <w:tc>
-          <w:tcPr>
-            <w:tcW w:w="1591" w:type="pct"/>
-            <w:tcBorders>
-              <w:top w:val="single" w:color="000000" w:sz="4" w:space="0"/>
-              <w:left w:val="single" w:color="000000" w:sz="4" w:space="0"/>
-              <w:bottom w:val="single" w:color="000000" w:sz="4" w:space="0"/>
-              <w:right w:val="single" w:color="000000" w:sz="4" w:space="0"/>
-            </w:tcBorders>
-            <w:shd w:val="clear" w:color="auto" w:fill="FFFFFF"/>
-            <w:vAlign w:val="center"/>
-          </w:tcPr>
-          <w:p>
-            <w:pPr>
-              <w:keepNext w:val="0"/>
-              <w:keepLines w:val="0"/>
-              <w:widowControl/>
-              <w:suppressLineNumbers w:val="0"/>
-              <w:jc w:val="left"/>
-              <w:textAlignment w:val="center"/>
-              <w:rPr>
-                <w:rFonts w:hint="default" w:ascii="Times New Roman" w:hAnsi="Times New Roman" w:eastAsia="宋体" w:cs="Times New Roman"/>
-                <w:b w:val="0"/>
-                <w:bCs/>
-                <w:i w:val="0"/>
-                <w:iCs w:val="0"/>
-                <w:color w:val="000000"/>
-                <w:sz w:val="18"/>
-                <w:szCs w:val="18"/>
-                <w:u w:val="none"/>
-              </w:rPr>
-            </w:pPr>
-            <w:r>
-              <w:rPr>
-                <w:rFonts w:hint="default" w:ascii="Times New Roman" w:hAnsi="Times New Roman" w:eastAsia="宋体" w:cs="Times New Roman"/>
-                <w:b w:val="0"/>
-                <w:bCs/>
-                <w:i w:val="0"/>
-                <w:iCs w:val="0"/>
-                <w:color w:val="000000"/>
-                <w:kern w:val="0"/>
-                <w:sz w:val="18"/>
-                <w:szCs w:val="18"/>
-                <w:u w:val="none"/>
-                <w:lang w:val="en-US" w:eastAsia="zh-CN" w:bidi="ar"/>
-              </w:rPr>
-              <w:t>p.H1047R</w:t>
-            </w:r>
-          </w:p>
-        </w:tc>
-        <w:tc>
-          <w:tcPr>
-            <w:tcW w:w="630" w:type="pct"/>
-            <w:tcBorders>
-              <w:top w:val="single" w:color="000000" w:sz="4" w:space="0"/>
-              <w:left w:val="single" w:color="000000" w:sz="4" w:space="0"/>
-              <w:bottom w:val="single" w:color="000000" w:sz="4" w:space="0"/>
-              <w:right w:val="single" w:color="000000" w:sz="4" w:space="0"/>
-            </w:tcBorders>
-            <w:shd w:val="clear" w:color="auto" w:fill="FFFFFF"/>
-            <w:vAlign w:val="center"/>
-          </w:tcPr>
-          <w:p>
-            <w:pPr>
-              <w:keepNext w:val="0"/>
-              <w:keepLines w:val="0"/>
-              <w:widowControl/>
-              <w:suppressLineNumbers w:val="0"/>
-              <w:jc w:val="left"/>
-              <w:textAlignment w:val="center"/>
-              <w:rPr>
-                <w:rFonts w:hint="default" w:ascii="Times New Roman" w:hAnsi="Times New Roman" w:eastAsia="宋体" w:cs="Times New Roman"/>
-                <w:b w:val="0"/>
-                <w:bCs/>
-                <w:i w:val="0"/>
-                <w:iCs w:val="0"/>
-                <w:color w:val="000000"/>
-                <w:sz w:val="18"/>
-                <w:szCs w:val="18"/>
-                <w:u w:val="none"/>
-              </w:rPr>
-            </w:pPr>
-            <w:r>
-              <w:rPr>
-                <w:rFonts w:hint="default" w:ascii="Times New Roman" w:hAnsi="Times New Roman" w:eastAsia="宋体" w:cs="Times New Roman"/>
-                <w:b w:val="0"/>
-                <w:bCs/>
-                <w:i w:val="0"/>
-                <w:iCs w:val="0"/>
-                <w:color w:val="000000"/>
-                <w:kern w:val="0"/>
-                <w:sz w:val="18"/>
-                <w:szCs w:val="18"/>
-                <w:u w:val="none"/>
-                <w:lang w:val="en-US" w:eastAsia="zh-CN" w:bidi="ar"/>
-              </w:rPr>
-              <w:t xml:space="preserve">775 </w:t>
-            </w:r>
-          </w:p>
-        </w:tc>
-      </w:tr>
-      <w:tr>
-        <w:tblPrEx>
-          <w:tblBorders>
-            <w:top w:val="none" w:color="auto" w:sz="0" w:space="0"/>
-            <w:left w:val="none" w:color="auto" w:sz="0" w:space="0"/>
-            <w:bottom w:val="none" w:color="auto" w:sz="0" w:space="0"/>
-            <w:right w:val="none" w:color="auto" w:sz="0" w:space="0"/>
-            <w:insideH w:val="none" w:color="auto" w:sz="0" w:space="0"/>
-            <w:insideV w:val="none" w:color="auto" w:sz="0" w:space="0"/>
-          </w:tblBorders>
-          <w:tblCellMar>
-            <w:top w:w="0" w:type="dxa"/>
-            <w:left w:w="108" w:type="dxa"/>
-            <w:bottom w:w="0" w:type="dxa"/>
-            <w:right w:w="108" w:type="dxa"/>
-          </w:tblCellMar>
-        </w:tblPrEx>
-        <w:trPr>
-          <w:trHeight w:val="300" w:hRule="atLeast"/>
-        </w:trPr>
-        <w:tc>
-          <w:tcPr>
-            <w:tcW w:w="699" w:type="pct"/>
-            <w:vMerge w:val="restart"/>
-            <w:tcBorders>
-              <w:top w:val="single" w:color="FFFFFF" w:sz="8" w:space="0"/>
-              <w:left w:val="single" w:color="FFFFFF" w:sz="8" w:space="0"/>
-              <w:bottom w:val="single" w:color="FFFFFF" w:sz="8" w:space="0"/>
-              <w:right w:val="single" w:color="FFFFFF" w:sz="8" w:space="0"/>
-            </w:tcBorders>
-            <w:shd w:val="clear" w:color="auto" w:fill="1F3864"/>
-            <w:vAlign w:val="center"/>
-          </w:tcPr>
-          <w:p>
-            <w:pPr>
-              <w:keepNext w:val="0"/>
-              <w:keepLines w:val="0"/>
-              <w:widowControl/>
-              <w:suppressLineNumbers w:val="0"/>
-              <w:jc w:val="left"/>
-              <w:textAlignment w:val="center"/>
-              <w:rPr>
-                <w:rFonts w:hint="default" w:ascii="Times New Roman" w:hAnsi="Times New Roman" w:eastAsia="宋体" w:cs="Times New Roman"/>
-                <w:b/>
-                <w:bCs w:val="0"/>
-                <w:i w:val="0"/>
-                <w:iCs w:val="0"/>
-                <w:color w:val="FFFFFF" w:themeColor="background1"/>
-                <w:sz w:val="18"/>
-                <w:szCs w:val="18"/>
-                <w:u w:val="none"/>
-                <w14:textFill>
-                  <w14:solidFill>
-                    <w14:schemeClr w14:val="bg1"/>
-                  </w14:solidFill>
-                </w14:textFill>
-              </w:rPr>
-            </w:pPr>
-            <w:r>
-              <w:rPr>
-                <w:rFonts w:hint="default" w:ascii="Times New Roman" w:hAnsi="Times New Roman" w:eastAsia="宋体" w:cs="Times New Roman"/>
-                <w:b/>
-                <w:bCs w:val="0"/>
-                <w:i w:val="0"/>
-                <w:iCs w:val="0"/>
-                <w:color w:val="FFFFFF" w:themeColor="background1"/>
-                <w:kern w:val="0"/>
-                <w:sz w:val="18"/>
-                <w:szCs w:val="18"/>
-                <w:u w:val="none"/>
-                <w:lang w:val="en-US" w:eastAsia="zh-CN" w:bidi="ar"/>
-                <w14:textFill>
-                  <w14:solidFill>
-                    <w14:schemeClr w14:val="bg1"/>
-                  </w14:solidFill>
-                </w14:textFill>
-              </w:rPr>
-              <w:t>ALK</w:t>
-            </w:r>
-          </w:p>
-        </w:tc>
-        <w:tc>
-          <w:tcPr>
-            <w:tcW w:w="435" w:type="pct"/>
-            <w:tcBorders>
-              <w:top w:val="single" w:color="000000" w:sz="4" w:space="0"/>
-              <w:left w:val="single" w:color="FFFFFF" w:sz="8" w:space="0"/>
-              <w:bottom w:val="single" w:color="000000" w:sz="4" w:space="0"/>
-              <w:right w:val="single" w:color="000000" w:sz="4" w:space="0"/>
-            </w:tcBorders>
-            <w:shd w:val="clear" w:color="auto" w:fill="FFFFFF"/>
-            <w:noWrap/>
-            <w:vAlign w:val="center"/>
-          </w:tcPr>
-          <w:p>
-            <w:pPr>
-              <w:keepNext w:val="0"/>
-              <w:keepLines w:val="0"/>
-              <w:widowControl/>
-              <w:suppressLineNumbers w:val="0"/>
-              <w:jc w:val="left"/>
-              <w:textAlignment w:val="center"/>
-              <w:rPr>
-                <w:rFonts w:hint="default" w:ascii="Times New Roman" w:hAnsi="Times New Roman" w:eastAsia="宋体" w:cs="Times New Roman"/>
-                <w:b w:val="0"/>
-                <w:bCs/>
-                <w:i w:val="0"/>
-                <w:iCs w:val="0"/>
-                <w:color w:val="000000"/>
-                <w:sz w:val="18"/>
-                <w:szCs w:val="18"/>
-                <w:u w:val="none"/>
-              </w:rPr>
-            </w:pPr>
-            <w:r>
-              <w:rPr>
-                <w:rFonts w:hint="default" w:ascii="Times New Roman" w:hAnsi="Times New Roman" w:eastAsia="宋体" w:cs="Times New Roman"/>
-                <w:b w:val="0"/>
-                <w:bCs/>
-                <w:i w:val="0"/>
-                <w:iCs w:val="0"/>
-                <w:color w:val="000000"/>
-                <w:kern w:val="0"/>
-                <w:sz w:val="18"/>
-                <w:szCs w:val="18"/>
-                <w:u w:val="none"/>
-                <w:lang w:val="en-US" w:eastAsia="zh-CN" w:bidi="ar"/>
-              </w:rPr>
-              <w:t>/</w:t>
-            </w:r>
-          </w:p>
-        </w:tc>
-        <w:tc>
-          <w:tcPr>
-            <w:tcW w:w="1643" w:type="pct"/>
-            <w:tcBorders>
-              <w:top w:val="single" w:color="000000" w:sz="4" w:space="0"/>
-              <w:left w:val="single" w:color="000000" w:sz="4" w:space="0"/>
-              <w:bottom w:val="single" w:color="000000" w:sz="4" w:space="0"/>
-              <w:right w:val="single" w:color="000000" w:sz="4" w:space="0"/>
-            </w:tcBorders>
-            <w:shd w:val="clear" w:color="auto" w:fill="FFFFFF"/>
-            <w:vAlign w:val="center"/>
-          </w:tcPr>
-          <w:p>
-            <w:pPr>
-              <w:keepNext w:val="0"/>
-              <w:keepLines w:val="0"/>
-              <w:widowControl/>
-              <w:suppressLineNumbers w:val="0"/>
-              <w:jc w:val="left"/>
-              <w:textAlignment w:val="center"/>
-              <w:rPr>
-                <w:rFonts w:hint="default" w:ascii="Times New Roman" w:hAnsi="Times New Roman" w:eastAsia="宋体" w:cs="Times New Roman"/>
-                <w:b w:val="0"/>
-                <w:bCs/>
-                <w:i w:val="0"/>
-                <w:iCs w:val="0"/>
-                <w:color w:val="000000"/>
-                <w:sz w:val="18"/>
-                <w:szCs w:val="18"/>
-                <w:u w:val="none"/>
-              </w:rPr>
-            </w:pPr>
-            <w:r>
-              <w:rPr>
-                <w:rFonts w:hint="default" w:ascii="Times New Roman" w:hAnsi="Times New Roman" w:eastAsia="宋体" w:cs="Times New Roman"/>
-                <w:b w:val="0"/>
-                <w:bCs/>
-                <w:i w:val="0"/>
-                <w:iCs w:val="0"/>
-                <w:color w:val="000000"/>
-                <w:kern w:val="0"/>
-                <w:sz w:val="18"/>
-                <w:szCs w:val="18"/>
-                <w:u w:val="none"/>
-                <w:lang w:val="en-US" w:eastAsia="zh-CN" w:bidi="ar"/>
-              </w:rPr>
-              <w:t>EML4-ALK</w:t>
-            </w:r>
-          </w:p>
-        </w:tc>
-        <w:tc>
-          <w:tcPr>
-            <w:tcW w:w="1591" w:type="pct"/>
-            <w:tcBorders>
-              <w:top w:val="single" w:color="000000" w:sz="4" w:space="0"/>
-              <w:left w:val="single" w:color="000000" w:sz="4" w:space="0"/>
-              <w:bottom w:val="single" w:color="000000" w:sz="4" w:space="0"/>
-              <w:right w:val="single" w:color="000000" w:sz="4" w:space="0"/>
-            </w:tcBorders>
-            <w:shd w:val="clear" w:color="auto" w:fill="FFFFFF"/>
-            <w:vAlign w:val="center"/>
-          </w:tcPr>
-          <w:p>
-            <w:pPr>
-              <w:keepNext w:val="0"/>
-              <w:keepLines w:val="0"/>
-              <w:widowControl/>
-              <w:suppressLineNumbers w:val="0"/>
-              <w:jc w:val="left"/>
-              <w:textAlignment w:val="center"/>
-              <w:rPr>
-                <w:rFonts w:hint="default" w:ascii="Times New Roman" w:hAnsi="Times New Roman" w:eastAsia="宋体" w:cs="Times New Roman"/>
-                <w:b w:val="0"/>
-                <w:bCs/>
-                <w:i w:val="0"/>
-                <w:iCs w:val="0"/>
-                <w:color w:val="000000"/>
-                <w:sz w:val="18"/>
-                <w:szCs w:val="18"/>
-                <w:u w:val="none"/>
-              </w:rPr>
-            </w:pPr>
-            <w:r>
-              <w:rPr>
-                <w:rFonts w:hint="default" w:ascii="Times New Roman" w:hAnsi="Times New Roman" w:eastAsia="宋体" w:cs="Times New Roman"/>
-                <w:b w:val="0"/>
-                <w:bCs/>
-                <w:i w:val="0"/>
-                <w:iCs w:val="0"/>
-                <w:color w:val="000000"/>
-                <w:kern w:val="0"/>
-                <w:sz w:val="18"/>
-                <w:szCs w:val="18"/>
-                <w:u w:val="none"/>
-                <w:lang w:val="en-US" w:eastAsia="zh-CN" w:bidi="ar"/>
-              </w:rPr>
-              <w:t>E13A20</w:t>
-            </w:r>
-          </w:p>
-        </w:tc>
-        <w:tc>
-          <w:tcPr>
-            <w:tcW w:w="630" w:type="pct"/>
-            <w:tcBorders>
-              <w:top w:val="single" w:color="000000" w:sz="4" w:space="0"/>
-              <w:left w:val="single" w:color="000000" w:sz="4" w:space="0"/>
-              <w:bottom w:val="single" w:color="000000" w:sz="4" w:space="0"/>
-              <w:right w:val="single" w:color="000000" w:sz="4" w:space="0"/>
-            </w:tcBorders>
-            <w:shd w:val="clear" w:color="auto" w:fill="FFFFFF"/>
-            <w:noWrap/>
-            <w:vAlign w:val="center"/>
-          </w:tcPr>
-          <w:p>
-            <w:pPr>
-              <w:keepNext w:val="0"/>
-              <w:keepLines w:val="0"/>
-              <w:widowControl/>
-              <w:suppressLineNumbers w:val="0"/>
-              <w:jc w:val="left"/>
-              <w:textAlignment w:val="center"/>
-              <w:rPr>
-                <w:rFonts w:hint="default" w:ascii="Times New Roman" w:hAnsi="Times New Roman" w:eastAsia="宋体" w:cs="Times New Roman"/>
-                <w:b w:val="0"/>
-                <w:bCs/>
-                <w:i w:val="0"/>
-                <w:iCs w:val="0"/>
-                <w:color w:val="000000"/>
-                <w:sz w:val="18"/>
-                <w:szCs w:val="18"/>
-                <w:u w:val="none"/>
-              </w:rPr>
-            </w:pPr>
-            <w:r>
-              <w:rPr>
-                <w:rFonts w:hint="default" w:ascii="Times New Roman" w:hAnsi="Times New Roman" w:eastAsia="宋体" w:cs="Times New Roman"/>
-                <w:b w:val="0"/>
-                <w:bCs/>
-                <w:i w:val="0"/>
-                <w:iCs w:val="0"/>
-                <w:color w:val="000000"/>
-                <w:kern w:val="0"/>
-                <w:sz w:val="18"/>
-                <w:szCs w:val="18"/>
-                <w:u w:val="none"/>
-                <w:lang w:val="en-US" w:eastAsia="zh-CN" w:bidi="ar"/>
-              </w:rPr>
-              <w:t>/</w:t>
-            </w:r>
-          </w:p>
-        </w:tc>
-      </w:tr>
-      <w:tr>
-        <w:tblPrEx>
-          <w:tblBorders>
-            <w:top w:val="none" w:color="auto" w:sz="0" w:space="0"/>
-            <w:left w:val="none" w:color="auto" w:sz="0" w:space="0"/>
-            <w:bottom w:val="none" w:color="auto" w:sz="0" w:space="0"/>
-            <w:right w:val="none" w:color="auto" w:sz="0" w:space="0"/>
-            <w:insideH w:val="none" w:color="auto" w:sz="0" w:space="0"/>
-            <w:insideV w:val="none" w:color="auto" w:sz="0" w:space="0"/>
-          </w:tblBorders>
-          <w:tblCellMar>
-            <w:top w:w="0" w:type="dxa"/>
-            <w:left w:w="108" w:type="dxa"/>
-            <w:bottom w:w="0" w:type="dxa"/>
-            <w:right w:w="108" w:type="dxa"/>
-          </w:tblCellMar>
-        </w:tblPrEx>
-        <w:trPr>
-          <w:trHeight w:val="300" w:hRule="atLeast"/>
-        </w:trPr>
-        <w:tc>
-          <w:tcPr>
-            <w:tcW w:w="699" w:type="pct"/>
-            <w:vMerge w:val="continue"/>
-            <w:tcBorders>
-              <w:top w:val="single" w:color="FFFFFF" w:sz="8" w:space="0"/>
-              <w:left w:val="single" w:color="FFFFFF" w:sz="8" w:space="0"/>
-              <w:bottom w:val="single" w:color="FFFFFF" w:sz="8" w:space="0"/>
-              <w:right w:val="single" w:color="FFFFFF" w:sz="8" w:space="0"/>
-            </w:tcBorders>
-            <w:shd w:val="clear" w:color="auto" w:fill="1F3864"/>
-            <w:vAlign w:val="center"/>
-          </w:tcPr>
-          <w:p>
-            <w:pPr>
-              <w:jc w:val="left"/>
-              <w:rPr>
-                <w:rFonts w:hint="default" w:ascii="Times New Roman" w:hAnsi="Times New Roman" w:eastAsia="宋体" w:cs="Times New Roman"/>
-                <w:b/>
-                <w:bCs w:val="0"/>
-                <w:i w:val="0"/>
-                <w:iCs w:val="0"/>
-                <w:color w:val="FFFFFF" w:themeColor="background1"/>
-                <w:sz w:val="18"/>
-                <w:szCs w:val="18"/>
-                <w:u w:val="none"/>
-                <w14:textFill>
-                  <w14:solidFill>
-                    <w14:schemeClr w14:val="bg1"/>
-                  </w14:solidFill>
-                </w14:textFill>
-              </w:rPr>
-            </w:pPr>
-          </w:p>
-        </w:tc>
-        <w:tc>
-          <w:tcPr>
-            <w:tcW w:w="435" w:type="pct"/>
-            <w:tcBorders>
-              <w:top w:val="single" w:color="000000" w:sz="4" w:space="0"/>
-              <w:left w:val="single" w:color="FFFFFF" w:sz="8" w:space="0"/>
-              <w:bottom w:val="single" w:color="000000" w:sz="4" w:space="0"/>
-              <w:right w:val="single" w:color="000000" w:sz="4" w:space="0"/>
-            </w:tcBorders>
-            <w:shd w:val="clear" w:color="auto" w:fill="FFFFFF"/>
-            <w:noWrap/>
-            <w:vAlign w:val="center"/>
-          </w:tcPr>
-          <w:p>
-            <w:pPr>
-              <w:keepNext w:val="0"/>
-              <w:keepLines w:val="0"/>
-              <w:widowControl/>
-              <w:suppressLineNumbers w:val="0"/>
-              <w:jc w:val="left"/>
-              <w:textAlignment w:val="center"/>
-              <w:rPr>
-                <w:rFonts w:hint="default" w:ascii="Times New Roman" w:hAnsi="Times New Roman" w:eastAsia="宋体" w:cs="Times New Roman"/>
-                <w:b w:val="0"/>
-                <w:bCs/>
-                <w:i w:val="0"/>
-                <w:iCs w:val="0"/>
-                <w:color w:val="000000"/>
-                <w:sz w:val="18"/>
-                <w:szCs w:val="18"/>
-                <w:u w:val="none"/>
-              </w:rPr>
-            </w:pPr>
-            <w:r>
-              <w:rPr>
-                <w:rFonts w:hint="default" w:ascii="Times New Roman" w:hAnsi="Times New Roman" w:eastAsia="宋体" w:cs="Times New Roman"/>
-                <w:b w:val="0"/>
-                <w:bCs/>
-                <w:i w:val="0"/>
-                <w:iCs w:val="0"/>
-                <w:color w:val="000000"/>
-                <w:kern w:val="0"/>
-                <w:sz w:val="18"/>
-                <w:szCs w:val="18"/>
-                <w:u w:val="none"/>
-                <w:lang w:val="en-US" w:eastAsia="zh-CN" w:bidi="ar"/>
-              </w:rPr>
-              <w:t>/</w:t>
-            </w:r>
-          </w:p>
-        </w:tc>
-        <w:tc>
-          <w:tcPr>
-            <w:tcW w:w="1643" w:type="pct"/>
-            <w:tcBorders>
-              <w:top w:val="single" w:color="000000" w:sz="4" w:space="0"/>
-              <w:left w:val="single" w:color="000000" w:sz="4" w:space="0"/>
-              <w:bottom w:val="single" w:color="000000" w:sz="4" w:space="0"/>
-              <w:right w:val="single" w:color="000000" w:sz="4" w:space="0"/>
-            </w:tcBorders>
-            <w:shd w:val="clear" w:color="auto" w:fill="FFFFFF"/>
-            <w:vAlign w:val="center"/>
-          </w:tcPr>
-          <w:p>
-            <w:pPr>
-              <w:keepNext w:val="0"/>
-              <w:keepLines w:val="0"/>
-              <w:widowControl/>
-              <w:suppressLineNumbers w:val="0"/>
-              <w:jc w:val="left"/>
-              <w:textAlignment w:val="center"/>
-              <w:rPr>
-                <w:rFonts w:hint="default" w:ascii="Times New Roman" w:hAnsi="Times New Roman" w:eastAsia="宋体" w:cs="Times New Roman"/>
-                <w:b w:val="0"/>
-                <w:bCs/>
-                <w:i w:val="0"/>
-                <w:iCs w:val="0"/>
-                <w:color w:val="000000"/>
-                <w:sz w:val="18"/>
-                <w:szCs w:val="18"/>
-                <w:u w:val="none"/>
-              </w:rPr>
-            </w:pPr>
-            <w:r>
-              <w:rPr>
-                <w:rFonts w:hint="default" w:ascii="Times New Roman" w:hAnsi="Times New Roman" w:eastAsia="宋体" w:cs="Times New Roman"/>
-                <w:b w:val="0"/>
-                <w:bCs/>
-                <w:i w:val="0"/>
-                <w:iCs w:val="0"/>
-                <w:color w:val="000000"/>
-                <w:kern w:val="0"/>
-                <w:sz w:val="18"/>
-                <w:szCs w:val="18"/>
-                <w:u w:val="none"/>
-                <w:lang w:val="en-US" w:eastAsia="zh-CN" w:bidi="ar"/>
-              </w:rPr>
-              <w:t>EML4-ALK</w:t>
-            </w:r>
-          </w:p>
-        </w:tc>
-        <w:tc>
-          <w:tcPr>
-            <w:tcW w:w="1591" w:type="pct"/>
-            <w:tcBorders>
-              <w:top w:val="single" w:color="000000" w:sz="4" w:space="0"/>
-              <w:left w:val="single" w:color="000000" w:sz="4" w:space="0"/>
-              <w:bottom w:val="single" w:color="000000" w:sz="4" w:space="0"/>
-              <w:right w:val="single" w:color="000000" w:sz="4" w:space="0"/>
-            </w:tcBorders>
-            <w:shd w:val="clear" w:color="auto" w:fill="FFFFFF"/>
-            <w:vAlign w:val="center"/>
-          </w:tcPr>
-          <w:p>
-            <w:pPr>
-              <w:keepNext w:val="0"/>
-              <w:keepLines w:val="0"/>
-              <w:widowControl/>
-              <w:suppressLineNumbers w:val="0"/>
-              <w:jc w:val="left"/>
-              <w:textAlignment w:val="center"/>
-              <w:rPr>
-                <w:rFonts w:hint="default" w:ascii="Times New Roman" w:hAnsi="Times New Roman" w:eastAsia="宋体" w:cs="Times New Roman"/>
-                <w:b w:val="0"/>
-                <w:bCs/>
-                <w:i w:val="0"/>
-                <w:iCs w:val="0"/>
-                <w:color w:val="000000"/>
-                <w:sz w:val="18"/>
-                <w:szCs w:val="18"/>
-                <w:u w:val="none"/>
-              </w:rPr>
-            </w:pPr>
-            <w:r>
-              <w:rPr>
-                <w:rFonts w:hint="default" w:ascii="Times New Roman" w:hAnsi="Times New Roman" w:eastAsia="宋体" w:cs="Times New Roman"/>
-                <w:b w:val="0"/>
-                <w:bCs/>
-                <w:i w:val="0"/>
-                <w:iCs w:val="0"/>
-                <w:color w:val="000000"/>
-                <w:kern w:val="0"/>
-                <w:sz w:val="18"/>
-                <w:szCs w:val="18"/>
-                <w:u w:val="none"/>
-                <w:lang w:val="en-US" w:eastAsia="zh-CN" w:bidi="ar"/>
-              </w:rPr>
-              <w:t>E20A20</w:t>
-            </w:r>
-          </w:p>
-        </w:tc>
-        <w:tc>
-          <w:tcPr>
-            <w:tcW w:w="630" w:type="pct"/>
-            <w:tcBorders>
-              <w:top w:val="single" w:color="000000" w:sz="4" w:space="0"/>
-              <w:left w:val="single" w:color="000000" w:sz="4" w:space="0"/>
-              <w:bottom w:val="single" w:color="000000" w:sz="4" w:space="0"/>
-              <w:right w:val="single" w:color="000000" w:sz="4" w:space="0"/>
-            </w:tcBorders>
-            <w:shd w:val="clear" w:color="auto" w:fill="FFFFFF"/>
-            <w:noWrap/>
-            <w:vAlign w:val="center"/>
-          </w:tcPr>
-          <w:p>
-            <w:pPr>
-              <w:keepNext w:val="0"/>
-              <w:keepLines w:val="0"/>
-              <w:widowControl/>
-              <w:suppressLineNumbers w:val="0"/>
-              <w:jc w:val="left"/>
-              <w:textAlignment w:val="center"/>
-              <w:rPr>
-                <w:rFonts w:hint="default" w:ascii="Times New Roman" w:hAnsi="Times New Roman" w:eastAsia="宋体" w:cs="Times New Roman"/>
-                <w:b w:val="0"/>
-                <w:bCs/>
-                <w:i w:val="0"/>
-                <w:iCs w:val="0"/>
-                <w:color w:val="000000"/>
-                <w:sz w:val="18"/>
-                <w:szCs w:val="18"/>
-                <w:u w:val="none"/>
-              </w:rPr>
-            </w:pPr>
-            <w:r>
-              <w:rPr>
-                <w:rFonts w:hint="default" w:ascii="Times New Roman" w:hAnsi="Times New Roman" w:eastAsia="宋体" w:cs="Times New Roman"/>
-                <w:b w:val="0"/>
-                <w:bCs/>
-                <w:i w:val="0"/>
-                <w:iCs w:val="0"/>
-                <w:color w:val="000000"/>
-                <w:kern w:val="0"/>
-                <w:sz w:val="18"/>
-                <w:szCs w:val="18"/>
-                <w:u w:val="none"/>
-                <w:lang w:val="en-US" w:eastAsia="zh-CN" w:bidi="ar"/>
-              </w:rPr>
-              <w:t>/</w:t>
-            </w:r>
-          </w:p>
-        </w:tc>
-      </w:tr>
-      <w:tr>
-        <w:tblPrEx>
-          <w:tblBorders>
-            <w:top w:val="none" w:color="auto" w:sz="0" w:space="0"/>
-            <w:left w:val="none" w:color="auto" w:sz="0" w:space="0"/>
-            <w:bottom w:val="none" w:color="auto" w:sz="0" w:space="0"/>
-            <w:right w:val="none" w:color="auto" w:sz="0" w:space="0"/>
-            <w:insideH w:val="none" w:color="auto" w:sz="0" w:space="0"/>
-            <w:insideV w:val="none" w:color="auto" w:sz="0" w:space="0"/>
-          </w:tblBorders>
-          <w:tblCellMar>
-            <w:top w:w="0" w:type="dxa"/>
-            <w:left w:w="108" w:type="dxa"/>
-            <w:bottom w:w="0" w:type="dxa"/>
-            <w:right w:w="108" w:type="dxa"/>
-          </w:tblCellMar>
-        </w:tblPrEx>
-        <w:trPr>
-          <w:trHeight w:val="300" w:hRule="atLeast"/>
-        </w:trPr>
-        <w:tc>
-          <w:tcPr>
-            <w:tcW w:w="699" w:type="pct"/>
-            <w:vMerge w:val="continue"/>
-            <w:tcBorders>
-              <w:top w:val="single" w:color="FFFFFF" w:sz="8" w:space="0"/>
-              <w:left w:val="single" w:color="FFFFFF" w:sz="8" w:space="0"/>
-              <w:bottom w:val="single" w:color="FFFFFF" w:sz="8" w:space="0"/>
-              <w:right w:val="single" w:color="FFFFFF" w:sz="8" w:space="0"/>
-            </w:tcBorders>
-            <w:shd w:val="clear" w:color="auto" w:fill="1F3864"/>
-            <w:vAlign w:val="center"/>
-          </w:tcPr>
-          <w:p>
-            <w:pPr>
-              <w:jc w:val="left"/>
-              <w:rPr>
-                <w:rFonts w:hint="default" w:ascii="Times New Roman" w:hAnsi="Times New Roman" w:eastAsia="宋体" w:cs="Times New Roman"/>
-                <w:b/>
-                <w:bCs w:val="0"/>
-                <w:i w:val="0"/>
-                <w:iCs w:val="0"/>
-                <w:color w:val="FFFFFF" w:themeColor="background1"/>
-                <w:sz w:val="18"/>
-                <w:szCs w:val="18"/>
-                <w:u w:val="none"/>
-                <w14:textFill>
-                  <w14:solidFill>
-                    <w14:schemeClr w14:val="bg1"/>
-                  </w14:solidFill>
-                </w14:textFill>
-              </w:rPr>
-            </w:pPr>
-          </w:p>
-        </w:tc>
-        <w:tc>
-          <w:tcPr>
-            <w:tcW w:w="435" w:type="pct"/>
-            <w:tcBorders>
-              <w:top w:val="single" w:color="000000" w:sz="4" w:space="0"/>
-              <w:left w:val="single" w:color="FFFFFF" w:sz="8" w:space="0"/>
-              <w:bottom w:val="single" w:color="000000" w:sz="4" w:space="0"/>
-              <w:right w:val="single" w:color="000000" w:sz="4" w:space="0"/>
-            </w:tcBorders>
-            <w:shd w:val="clear" w:color="auto" w:fill="FFFFFF"/>
-            <w:noWrap/>
-            <w:vAlign w:val="center"/>
-          </w:tcPr>
-          <w:p>
-            <w:pPr>
-              <w:keepNext w:val="0"/>
-              <w:keepLines w:val="0"/>
-              <w:widowControl/>
-              <w:suppressLineNumbers w:val="0"/>
-              <w:jc w:val="left"/>
-              <w:textAlignment w:val="center"/>
-              <w:rPr>
-                <w:rFonts w:hint="default" w:ascii="Times New Roman" w:hAnsi="Times New Roman" w:eastAsia="宋体" w:cs="Times New Roman"/>
-                <w:b w:val="0"/>
-                <w:bCs/>
-                <w:i w:val="0"/>
-                <w:iCs w:val="0"/>
-                <w:color w:val="000000"/>
-                <w:sz w:val="18"/>
-                <w:szCs w:val="18"/>
-                <w:u w:val="none"/>
-              </w:rPr>
-            </w:pPr>
-            <w:r>
-              <w:rPr>
-                <w:rFonts w:hint="default" w:ascii="Times New Roman" w:hAnsi="Times New Roman" w:eastAsia="宋体" w:cs="Times New Roman"/>
-                <w:b w:val="0"/>
-                <w:bCs/>
-                <w:i w:val="0"/>
-                <w:iCs w:val="0"/>
-                <w:color w:val="000000"/>
-                <w:kern w:val="0"/>
-                <w:sz w:val="18"/>
-                <w:szCs w:val="18"/>
-                <w:u w:val="none"/>
-                <w:lang w:val="en-US" w:eastAsia="zh-CN" w:bidi="ar"/>
-              </w:rPr>
-              <w:t>/</w:t>
-            </w:r>
-          </w:p>
-        </w:tc>
-        <w:tc>
-          <w:tcPr>
-            <w:tcW w:w="1643" w:type="pct"/>
-            <w:tcBorders>
-              <w:top w:val="single" w:color="000000" w:sz="4" w:space="0"/>
-              <w:left w:val="single" w:color="000000" w:sz="4" w:space="0"/>
-              <w:bottom w:val="single" w:color="000000" w:sz="4" w:space="0"/>
-              <w:right w:val="single" w:color="000000" w:sz="4" w:space="0"/>
-            </w:tcBorders>
-            <w:shd w:val="clear" w:color="auto" w:fill="FFFFFF"/>
-            <w:vAlign w:val="center"/>
-          </w:tcPr>
-          <w:p>
-            <w:pPr>
-              <w:keepNext w:val="0"/>
-              <w:keepLines w:val="0"/>
-              <w:widowControl/>
-              <w:suppressLineNumbers w:val="0"/>
-              <w:jc w:val="left"/>
-              <w:textAlignment w:val="center"/>
-              <w:rPr>
-                <w:rFonts w:hint="default" w:ascii="Times New Roman" w:hAnsi="Times New Roman" w:eastAsia="宋体" w:cs="Times New Roman"/>
-                <w:b w:val="0"/>
-                <w:bCs/>
-                <w:i w:val="0"/>
-                <w:iCs w:val="0"/>
-                <w:color w:val="000000"/>
-                <w:sz w:val="18"/>
-                <w:szCs w:val="18"/>
-                <w:u w:val="none"/>
-              </w:rPr>
-            </w:pPr>
-            <w:r>
-              <w:rPr>
-                <w:rFonts w:hint="default" w:ascii="Times New Roman" w:hAnsi="Times New Roman" w:eastAsia="宋体" w:cs="Times New Roman"/>
-                <w:b w:val="0"/>
-                <w:bCs/>
-                <w:i w:val="0"/>
-                <w:iCs w:val="0"/>
-                <w:color w:val="000000"/>
-                <w:kern w:val="0"/>
-                <w:sz w:val="18"/>
-                <w:szCs w:val="18"/>
-                <w:u w:val="none"/>
-                <w:lang w:val="en-US" w:eastAsia="zh-CN" w:bidi="ar"/>
-              </w:rPr>
-              <w:t>EML4-ALK</w:t>
-            </w:r>
-          </w:p>
-        </w:tc>
-        <w:tc>
-          <w:tcPr>
-            <w:tcW w:w="1591" w:type="pct"/>
-            <w:tcBorders>
-              <w:top w:val="single" w:color="000000" w:sz="4" w:space="0"/>
-              <w:left w:val="single" w:color="000000" w:sz="4" w:space="0"/>
-              <w:bottom w:val="single" w:color="000000" w:sz="4" w:space="0"/>
-              <w:right w:val="single" w:color="000000" w:sz="4" w:space="0"/>
-            </w:tcBorders>
-            <w:shd w:val="clear" w:color="auto" w:fill="FFFFFF"/>
-            <w:vAlign w:val="center"/>
-          </w:tcPr>
-          <w:p>
-            <w:pPr>
-              <w:keepNext w:val="0"/>
-              <w:keepLines w:val="0"/>
-              <w:widowControl/>
-              <w:suppressLineNumbers w:val="0"/>
-              <w:jc w:val="left"/>
-              <w:textAlignment w:val="center"/>
-              <w:rPr>
-                <w:rFonts w:hint="default" w:ascii="Times New Roman" w:hAnsi="Times New Roman" w:eastAsia="宋体" w:cs="Times New Roman"/>
-                <w:b w:val="0"/>
-                <w:bCs/>
-                <w:i w:val="0"/>
-                <w:iCs w:val="0"/>
-                <w:color w:val="000000"/>
-                <w:sz w:val="18"/>
-                <w:szCs w:val="18"/>
-                <w:u w:val="none"/>
-              </w:rPr>
-            </w:pPr>
-            <w:r>
-              <w:rPr>
-                <w:rFonts w:hint="default" w:ascii="Times New Roman" w:hAnsi="Times New Roman" w:eastAsia="宋体" w:cs="Times New Roman"/>
-                <w:b w:val="0"/>
-                <w:bCs/>
-                <w:i w:val="0"/>
-                <w:iCs w:val="0"/>
-                <w:color w:val="000000"/>
-                <w:kern w:val="0"/>
-                <w:sz w:val="18"/>
-                <w:szCs w:val="18"/>
-                <w:u w:val="none"/>
-                <w:lang w:val="en-US" w:eastAsia="zh-CN" w:bidi="ar"/>
-              </w:rPr>
-              <w:t>E6aA20</w:t>
-            </w:r>
-          </w:p>
-        </w:tc>
-        <w:tc>
-          <w:tcPr>
-            <w:tcW w:w="630" w:type="pct"/>
-            <w:tcBorders>
-              <w:top w:val="single" w:color="000000" w:sz="4" w:space="0"/>
-              <w:left w:val="single" w:color="000000" w:sz="4" w:space="0"/>
-              <w:bottom w:val="single" w:color="000000" w:sz="4" w:space="0"/>
-              <w:right w:val="single" w:color="000000" w:sz="4" w:space="0"/>
-            </w:tcBorders>
-            <w:shd w:val="clear" w:color="auto" w:fill="FFFFFF"/>
-            <w:noWrap/>
-            <w:vAlign w:val="center"/>
-          </w:tcPr>
-          <w:p>
-            <w:pPr>
-              <w:keepNext w:val="0"/>
-              <w:keepLines w:val="0"/>
-              <w:widowControl/>
-              <w:suppressLineNumbers w:val="0"/>
-              <w:jc w:val="left"/>
-              <w:textAlignment w:val="center"/>
-              <w:rPr>
-                <w:rFonts w:hint="default" w:ascii="Times New Roman" w:hAnsi="Times New Roman" w:eastAsia="宋体" w:cs="Times New Roman"/>
-                <w:b w:val="0"/>
-                <w:bCs/>
-                <w:i w:val="0"/>
-                <w:iCs w:val="0"/>
-                <w:color w:val="000000"/>
-                <w:sz w:val="18"/>
-                <w:szCs w:val="18"/>
-                <w:u w:val="none"/>
-              </w:rPr>
-            </w:pPr>
-            <w:r>
-              <w:rPr>
-                <w:rFonts w:hint="default" w:ascii="Times New Roman" w:hAnsi="Times New Roman" w:eastAsia="宋体" w:cs="Times New Roman"/>
-                <w:b w:val="0"/>
-                <w:bCs/>
-                <w:i w:val="0"/>
-                <w:iCs w:val="0"/>
-                <w:color w:val="000000"/>
-                <w:kern w:val="0"/>
-                <w:sz w:val="18"/>
-                <w:szCs w:val="18"/>
-                <w:u w:val="none"/>
-                <w:lang w:val="en-US" w:eastAsia="zh-CN" w:bidi="ar"/>
-              </w:rPr>
-              <w:t>/</w:t>
-            </w:r>
-          </w:p>
-        </w:tc>
-      </w:tr>
-      <w:tr>
-        <w:tblPrEx>
-          <w:tblBorders>
-            <w:top w:val="none" w:color="auto" w:sz="0" w:space="0"/>
-            <w:left w:val="none" w:color="auto" w:sz="0" w:space="0"/>
-            <w:bottom w:val="none" w:color="auto" w:sz="0" w:space="0"/>
-            <w:right w:val="none" w:color="auto" w:sz="0" w:space="0"/>
-            <w:insideH w:val="none" w:color="auto" w:sz="0" w:space="0"/>
-            <w:insideV w:val="none" w:color="auto" w:sz="0" w:space="0"/>
-          </w:tblBorders>
-          <w:tblCellMar>
-            <w:top w:w="0" w:type="dxa"/>
-            <w:left w:w="108" w:type="dxa"/>
-            <w:bottom w:w="0" w:type="dxa"/>
-            <w:right w:w="108" w:type="dxa"/>
-          </w:tblCellMar>
-        </w:tblPrEx>
-        <w:trPr>
-          <w:trHeight w:val="300" w:hRule="atLeast"/>
-        </w:trPr>
-        <w:tc>
-          <w:tcPr>
-            <w:tcW w:w="699" w:type="pct"/>
-            <w:vMerge w:val="continue"/>
-            <w:tcBorders>
-              <w:top w:val="single" w:color="FFFFFF" w:sz="8" w:space="0"/>
-              <w:left w:val="single" w:color="FFFFFF" w:sz="8" w:space="0"/>
-              <w:bottom w:val="single" w:color="FFFFFF" w:sz="8" w:space="0"/>
-              <w:right w:val="single" w:color="FFFFFF" w:sz="8" w:space="0"/>
-            </w:tcBorders>
-            <w:shd w:val="clear" w:color="auto" w:fill="1F3864"/>
-            <w:vAlign w:val="center"/>
-          </w:tcPr>
-          <w:p>
-            <w:pPr>
-              <w:jc w:val="left"/>
-              <w:rPr>
-                <w:rFonts w:hint="default" w:ascii="Times New Roman" w:hAnsi="Times New Roman" w:eastAsia="宋体" w:cs="Times New Roman"/>
-                <w:b/>
-                <w:bCs w:val="0"/>
-                <w:i w:val="0"/>
-                <w:iCs w:val="0"/>
-                <w:color w:val="FFFFFF" w:themeColor="background1"/>
-                <w:sz w:val="18"/>
-                <w:szCs w:val="18"/>
-                <w:u w:val="none"/>
-                <w14:textFill>
-                  <w14:solidFill>
-                    <w14:schemeClr w14:val="bg1"/>
-                  </w14:solidFill>
-                </w14:textFill>
-              </w:rPr>
-            </w:pPr>
-          </w:p>
-        </w:tc>
-        <w:tc>
-          <w:tcPr>
-            <w:tcW w:w="435" w:type="pct"/>
-            <w:tcBorders>
-              <w:top w:val="single" w:color="000000" w:sz="4" w:space="0"/>
-              <w:left w:val="single" w:color="FFFFFF" w:sz="8" w:space="0"/>
-              <w:bottom w:val="single" w:color="000000" w:sz="4" w:space="0"/>
-              <w:right w:val="single" w:color="000000" w:sz="4" w:space="0"/>
-            </w:tcBorders>
-            <w:shd w:val="clear" w:color="auto" w:fill="FFFFFF"/>
-            <w:noWrap/>
-            <w:vAlign w:val="center"/>
-          </w:tcPr>
-          <w:p>
-            <w:pPr>
-              <w:keepNext w:val="0"/>
-              <w:keepLines w:val="0"/>
-              <w:widowControl/>
-              <w:suppressLineNumbers w:val="0"/>
-              <w:jc w:val="left"/>
-              <w:textAlignment w:val="center"/>
-              <w:rPr>
-                <w:rFonts w:hint="default" w:ascii="Times New Roman" w:hAnsi="Times New Roman" w:eastAsia="宋体" w:cs="Times New Roman"/>
-                <w:b w:val="0"/>
-                <w:bCs/>
-                <w:i w:val="0"/>
-                <w:iCs w:val="0"/>
-                <w:color w:val="000000"/>
-                <w:sz w:val="18"/>
-                <w:szCs w:val="18"/>
-                <w:u w:val="none"/>
-              </w:rPr>
-            </w:pPr>
-            <w:r>
-              <w:rPr>
-                <w:rFonts w:hint="default" w:ascii="Times New Roman" w:hAnsi="Times New Roman" w:eastAsia="宋体" w:cs="Times New Roman"/>
-                <w:b w:val="0"/>
-                <w:bCs/>
-                <w:i w:val="0"/>
-                <w:iCs w:val="0"/>
-                <w:color w:val="000000"/>
-                <w:kern w:val="0"/>
-                <w:sz w:val="18"/>
-                <w:szCs w:val="18"/>
-                <w:u w:val="none"/>
-                <w:lang w:val="en-US" w:eastAsia="zh-CN" w:bidi="ar"/>
-              </w:rPr>
-              <w:t>/</w:t>
-            </w:r>
-          </w:p>
-        </w:tc>
-        <w:tc>
-          <w:tcPr>
-            <w:tcW w:w="1643" w:type="pct"/>
-            <w:tcBorders>
-              <w:top w:val="single" w:color="000000" w:sz="4" w:space="0"/>
-              <w:left w:val="single" w:color="000000" w:sz="4" w:space="0"/>
-              <w:bottom w:val="single" w:color="000000" w:sz="4" w:space="0"/>
-              <w:right w:val="single" w:color="000000" w:sz="4" w:space="0"/>
-            </w:tcBorders>
-            <w:shd w:val="clear" w:color="auto" w:fill="FFFFFF"/>
-            <w:vAlign w:val="center"/>
-          </w:tcPr>
-          <w:p>
-            <w:pPr>
-              <w:keepNext w:val="0"/>
-              <w:keepLines w:val="0"/>
-              <w:widowControl/>
-              <w:suppressLineNumbers w:val="0"/>
-              <w:jc w:val="left"/>
-              <w:textAlignment w:val="center"/>
-              <w:rPr>
-                <w:rFonts w:hint="default" w:ascii="Times New Roman" w:hAnsi="Times New Roman" w:eastAsia="宋体" w:cs="Times New Roman"/>
-                <w:b w:val="0"/>
-                <w:bCs/>
-                <w:i w:val="0"/>
-                <w:iCs w:val="0"/>
-                <w:color w:val="000000"/>
-                <w:sz w:val="18"/>
-                <w:szCs w:val="18"/>
-                <w:u w:val="none"/>
-              </w:rPr>
-            </w:pPr>
-            <w:r>
-              <w:rPr>
-                <w:rFonts w:hint="default" w:ascii="Times New Roman" w:hAnsi="Times New Roman" w:eastAsia="宋体" w:cs="Times New Roman"/>
-                <w:b w:val="0"/>
-                <w:bCs/>
-                <w:i w:val="0"/>
-                <w:iCs w:val="0"/>
-                <w:color w:val="000000"/>
-                <w:kern w:val="0"/>
-                <w:sz w:val="18"/>
-                <w:szCs w:val="18"/>
-                <w:u w:val="none"/>
-                <w:lang w:val="en-US" w:eastAsia="zh-CN" w:bidi="ar"/>
-              </w:rPr>
-              <w:t>EML4-ALK</w:t>
-            </w:r>
-          </w:p>
-        </w:tc>
-        <w:tc>
-          <w:tcPr>
-            <w:tcW w:w="1591" w:type="pct"/>
-            <w:tcBorders>
-              <w:top w:val="single" w:color="000000" w:sz="4" w:space="0"/>
-              <w:left w:val="single" w:color="000000" w:sz="4" w:space="0"/>
-              <w:bottom w:val="single" w:color="000000" w:sz="4" w:space="0"/>
-              <w:right w:val="single" w:color="000000" w:sz="4" w:space="0"/>
-            </w:tcBorders>
-            <w:shd w:val="clear" w:color="auto" w:fill="FFFFFF"/>
-            <w:vAlign w:val="center"/>
-          </w:tcPr>
-          <w:p>
-            <w:pPr>
-              <w:keepNext w:val="0"/>
-              <w:keepLines w:val="0"/>
-              <w:widowControl/>
-              <w:suppressLineNumbers w:val="0"/>
-              <w:jc w:val="left"/>
-              <w:textAlignment w:val="center"/>
-              <w:rPr>
-                <w:rFonts w:hint="default" w:ascii="Times New Roman" w:hAnsi="Times New Roman" w:eastAsia="宋体" w:cs="Times New Roman"/>
-                <w:b w:val="0"/>
-                <w:bCs/>
-                <w:i w:val="0"/>
-                <w:iCs w:val="0"/>
-                <w:color w:val="000000"/>
-                <w:sz w:val="18"/>
-                <w:szCs w:val="18"/>
-                <w:u w:val="none"/>
-              </w:rPr>
-            </w:pPr>
-            <w:r>
-              <w:rPr>
-                <w:rFonts w:hint="default" w:ascii="Times New Roman" w:hAnsi="Times New Roman" w:eastAsia="宋体" w:cs="Times New Roman"/>
-                <w:b w:val="0"/>
-                <w:bCs/>
-                <w:i w:val="0"/>
-                <w:iCs w:val="0"/>
-                <w:color w:val="000000"/>
-                <w:kern w:val="0"/>
-                <w:sz w:val="18"/>
-                <w:szCs w:val="18"/>
-                <w:u w:val="none"/>
-                <w:lang w:val="en-US" w:eastAsia="zh-CN" w:bidi="ar"/>
-              </w:rPr>
-              <w:t>E6bA20</w:t>
-            </w:r>
-          </w:p>
-        </w:tc>
-        <w:tc>
-          <w:tcPr>
-            <w:tcW w:w="630" w:type="pct"/>
-            <w:tcBorders>
-              <w:top w:val="single" w:color="000000" w:sz="4" w:space="0"/>
-              <w:left w:val="single" w:color="000000" w:sz="4" w:space="0"/>
-              <w:bottom w:val="single" w:color="000000" w:sz="4" w:space="0"/>
-              <w:right w:val="single" w:color="000000" w:sz="4" w:space="0"/>
-            </w:tcBorders>
-            <w:shd w:val="clear" w:color="auto" w:fill="FFFFFF"/>
-            <w:noWrap/>
-            <w:vAlign w:val="center"/>
-          </w:tcPr>
-          <w:p>
-            <w:pPr>
-              <w:keepNext w:val="0"/>
-              <w:keepLines w:val="0"/>
-              <w:widowControl/>
-              <w:suppressLineNumbers w:val="0"/>
-              <w:jc w:val="left"/>
-              <w:textAlignment w:val="center"/>
-              <w:rPr>
-                <w:rFonts w:hint="default" w:ascii="Times New Roman" w:hAnsi="Times New Roman" w:eastAsia="宋体" w:cs="Times New Roman"/>
-                <w:b w:val="0"/>
-                <w:bCs/>
-                <w:i w:val="0"/>
-                <w:iCs w:val="0"/>
-                <w:color w:val="000000"/>
-                <w:sz w:val="18"/>
-                <w:szCs w:val="18"/>
-                <w:u w:val="none"/>
-              </w:rPr>
-            </w:pPr>
-            <w:r>
-              <w:rPr>
-                <w:rFonts w:hint="default" w:ascii="Times New Roman" w:hAnsi="Times New Roman" w:eastAsia="宋体" w:cs="Times New Roman"/>
-                <w:b w:val="0"/>
-                <w:bCs/>
-                <w:i w:val="0"/>
-                <w:iCs w:val="0"/>
-                <w:color w:val="000000"/>
-                <w:kern w:val="0"/>
-                <w:sz w:val="18"/>
-                <w:szCs w:val="18"/>
-                <w:u w:val="none"/>
-                <w:lang w:val="en-US" w:eastAsia="zh-CN" w:bidi="ar"/>
-              </w:rPr>
-              <w:t>/</w:t>
-            </w:r>
-          </w:p>
-        </w:tc>
-      </w:tr>
-      <w:tr>
-        <w:tblPrEx>
-          <w:tblBorders>
-            <w:top w:val="none" w:color="auto" w:sz="0" w:space="0"/>
-            <w:left w:val="none" w:color="auto" w:sz="0" w:space="0"/>
-            <w:bottom w:val="none" w:color="auto" w:sz="0" w:space="0"/>
-            <w:right w:val="none" w:color="auto" w:sz="0" w:space="0"/>
-            <w:insideH w:val="none" w:color="auto" w:sz="0" w:space="0"/>
-            <w:insideV w:val="none" w:color="auto" w:sz="0" w:space="0"/>
-          </w:tblBorders>
-          <w:tblCellMar>
-            <w:top w:w="0" w:type="dxa"/>
-            <w:left w:w="108" w:type="dxa"/>
-            <w:bottom w:w="0" w:type="dxa"/>
-            <w:right w:w="108" w:type="dxa"/>
-          </w:tblCellMar>
-        </w:tblPrEx>
-        <w:trPr>
-          <w:trHeight w:val="300" w:hRule="atLeast"/>
-        </w:trPr>
-        <w:tc>
-          <w:tcPr>
-            <w:tcW w:w="699" w:type="pct"/>
-            <w:vMerge w:val="restart"/>
-            <w:tcBorders>
-              <w:top w:val="single" w:color="FFFFFF" w:sz="8" w:space="0"/>
-              <w:left w:val="single" w:color="FFFFFF" w:sz="8" w:space="0"/>
-              <w:bottom w:val="single" w:color="FFFFFF" w:sz="8" w:space="0"/>
-              <w:right w:val="single" w:color="FFFFFF" w:sz="8" w:space="0"/>
-            </w:tcBorders>
-            <w:shd w:val="clear" w:color="auto" w:fill="1F3864"/>
-            <w:vAlign w:val="center"/>
-          </w:tcPr>
-          <w:p>
-            <w:pPr>
-              <w:keepNext w:val="0"/>
-              <w:keepLines w:val="0"/>
-              <w:widowControl/>
-              <w:suppressLineNumbers w:val="0"/>
-              <w:jc w:val="left"/>
-              <w:textAlignment w:val="center"/>
-              <w:rPr>
-                <w:rFonts w:hint="default" w:ascii="Times New Roman" w:hAnsi="Times New Roman" w:eastAsia="宋体" w:cs="Times New Roman"/>
-                <w:b/>
-                <w:bCs w:val="0"/>
-                <w:i w:val="0"/>
-                <w:iCs w:val="0"/>
-                <w:color w:val="FFFFFF" w:themeColor="background1"/>
-                <w:sz w:val="18"/>
-                <w:szCs w:val="18"/>
-                <w:u w:val="none"/>
-                <w14:textFill>
-                  <w14:solidFill>
-                    <w14:schemeClr w14:val="bg1"/>
-                  </w14:solidFill>
-                </w14:textFill>
-              </w:rPr>
-            </w:pPr>
-            <w:r>
-              <w:rPr>
-                <w:rFonts w:hint="default" w:ascii="Times New Roman" w:hAnsi="Times New Roman" w:eastAsia="宋体" w:cs="Times New Roman"/>
-                <w:b/>
-                <w:bCs w:val="0"/>
-                <w:i w:val="0"/>
-                <w:iCs w:val="0"/>
-                <w:color w:val="FFFFFF" w:themeColor="background1"/>
-                <w:kern w:val="0"/>
-                <w:sz w:val="18"/>
-                <w:szCs w:val="18"/>
-                <w:u w:val="none"/>
-                <w:lang w:val="en-US" w:eastAsia="zh-CN" w:bidi="ar"/>
-                <w14:textFill>
-                  <w14:solidFill>
-                    <w14:schemeClr w14:val="bg1"/>
-                  </w14:solidFill>
-                </w14:textFill>
-              </w:rPr>
-              <w:t>ROS1</w:t>
-            </w:r>
-          </w:p>
-        </w:tc>
-        <w:tc>
-          <w:tcPr>
-            <w:tcW w:w="435" w:type="pct"/>
-            <w:tcBorders>
-              <w:top w:val="single" w:color="000000" w:sz="4" w:space="0"/>
-              <w:left w:val="single" w:color="FFFFFF" w:sz="8" w:space="0"/>
-              <w:bottom w:val="single" w:color="000000" w:sz="4" w:space="0"/>
-              <w:right w:val="single" w:color="000000" w:sz="4" w:space="0"/>
-            </w:tcBorders>
-            <w:shd w:val="clear" w:color="auto" w:fill="FFFFFF"/>
-            <w:noWrap/>
-            <w:vAlign w:val="center"/>
-          </w:tcPr>
-          <w:p>
-            <w:pPr>
-              <w:keepNext w:val="0"/>
-              <w:keepLines w:val="0"/>
-              <w:widowControl/>
-              <w:suppressLineNumbers w:val="0"/>
-              <w:jc w:val="left"/>
-              <w:textAlignment w:val="center"/>
-              <w:rPr>
-                <w:rFonts w:hint="default" w:ascii="Times New Roman" w:hAnsi="Times New Roman" w:eastAsia="宋体" w:cs="Times New Roman"/>
-                <w:b w:val="0"/>
-                <w:bCs/>
-                <w:i w:val="0"/>
-                <w:iCs w:val="0"/>
-                <w:color w:val="000000"/>
-                <w:sz w:val="18"/>
-                <w:szCs w:val="18"/>
-                <w:u w:val="none"/>
-              </w:rPr>
-            </w:pPr>
-            <w:r>
-              <w:rPr>
-                <w:rFonts w:hint="default" w:ascii="Times New Roman" w:hAnsi="Times New Roman" w:eastAsia="宋体" w:cs="Times New Roman"/>
-                <w:b w:val="0"/>
-                <w:bCs/>
-                <w:i w:val="0"/>
-                <w:iCs w:val="0"/>
-                <w:color w:val="000000"/>
-                <w:kern w:val="0"/>
-                <w:sz w:val="18"/>
-                <w:szCs w:val="18"/>
-                <w:u w:val="none"/>
-                <w:lang w:val="en-US" w:eastAsia="zh-CN" w:bidi="ar"/>
-              </w:rPr>
-              <w:t>/</w:t>
-            </w:r>
-          </w:p>
-        </w:tc>
-        <w:tc>
-          <w:tcPr>
-            <w:tcW w:w="1643" w:type="pct"/>
-            <w:tcBorders>
-              <w:top w:val="single" w:color="000000" w:sz="4" w:space="0"/>
-              <w:left w:val="single" w:color="000000" w:sz="4" w:space="0"/>
-              <w:bottom w:val="single" w:color="000000" w:sz="4" w:space="0"/>
-              <w:right w:val="single" w:color="000000" w:sz="4" w:space="0"/>
-            </w:tcBorders>
-            <w:shd w:val="clear" w:color="auto" w:fill="FFFFFF"/>
-            <w:vAlign w:val="center"/>
-          </w:tcPr>
-          <w:p>
-            <w:pPr>
-              <w:keepNext w:val="0"/>
-              <w:keepLines w:val="0"/>
-              <w:widowControl/>
-              <w:suppressLineNumbers w:val="0"/>
-              <w:jc w:val="left"/>
-              <w:textAlignment w:val="center"/>
-              <w:rPr>
-                <w:rFonts w:hint="default" w:ascii="Times New Roman" w:hAnsi="Times New Roman" w:eastAsia="宋体" w:cs="Times New Roman"/>
-                <w:b w:val="0"/>
-                <w:bCs/>
-                <w:i w:val="0"/>
-                <w:iCs w:val="0"/>
-                <w:color w:val="000000"/>
-                <w:sz w:val="18"/>
-                <w:szCs w:val="18"/>
-                <w:u w:val="none"/>
-              </w:rPr>
-            </w:pPr>
-            <w:r>
-              <w:rPr>
-                <w:rFonts w:hint="default" w:ascii="Times New Roman" w:hAnsi="Times New Roman" w:eastAsia="宋体" w:cs="Times New Roman"/>
-                <w:b w:val="0"/>
-                <w:bCs/>
-                <w:i w:val="0"/>
-                <w:iCs w:val="0"/>
-                <w:color w:val="000000"/>
-                <w:kern w:val="0"/>
-                <w:sz w:val="18"/>
-                <w:szCs w:val="18"/>
-                <w:u w:val="none"/>
-                <w:lang w:val="en-US" w:eastAsia="zh-CN" w:bidi="ar"/>
-              </w:rPr>
-              <w:t>SLC34A2-ROS1</w:t>
-            </w:r>
-          </w:p>
-        </w:tc>
-        <w:tc>
-          <w:tcPr>
-            <w:tcW w:w="1591" w:type="pct"/>
-            <w:tcBorders>
-              <w:top w:val="single" w:color="000000" w:sz="4" w:space="0"/>
-              <w:left w:val="single" w:color="000000" w:sz="4" w:space="0"/>
-              <w:bottom w:val="single" w:color="000000" w:sz="4" w:space="0"/>
-              <w:right w:val="single" w:color="000000" w:sz="4" w:space="0"/>
-            </w:tcBorders>
-            <w:shd w:val="clear" w:color="auto" w:fill="FFFFFF"/>
-            <w:vAlign w:val="center"/>
-          </w:tcPr>
-          <w:p>
-            <w:pPr>
-              <w:keepNext w:val="0"/>
-              <w:keepLines w:val="0"/>
-              <w:widowControl/>
-              <w:suppressLineNumbers w:val="0"/>
-              <w:jc w:val="left"/>
-              <w:textAlignment w:val="center"/>
-              <w:rPr>
-                <w:rFonts w:hint="default" w:ascii="Times New Roman" w:hAnsi="Times New Roman" w:eastAsia="宋体" w:cs="Times New Roman"/>
-                <w:b w:val="0"/>
-                <w:bCs/>
-                <w:i w:val="0"/>
-                <w:iCs w:val="0"/>
-                <w:color w:val="000000"/>
-                <w:sz w:val="18"/>
-                <w:szCs w:val="18"/>
-                <w:u w:val="none"/>
-              </w:rPr>
-            </w:pPr>
-            <w:r>
-              <w:rPr>
-                <w:rFonts w:hint="default" w:ascii="Times New Roman" w:hAnsi="Times New Roman" w:eastAsia="宋体" w:cs="Times New Roman"/>
-                <w:b w:val="0"/>
-                <w:bCs/>
-                <w:i w:val="0"/>
-                <w:iCs w:val="0"/>
-                <w:color w:val="000000"/>
-                <w:kern w:val="0"/>
-                <w:sz w:val="18"/>
-                <w:szCs w:val="18"/>
-                <w:u w:val="none"/>
-                <w:lang w:val="en-US" w:eastAsia="zh-CN" w:bidi="ar"/>
-              </w:rPr>
-              <w:t>S4R32</w:t>
-            </w:r>
-          </w:p>
-        </w:tc>
-        <w:tc>
-          <w:tcPr>
-            <w:tcW w:w="630" w:type="pct"/>
-            <w:tcBorders>
-              <w:top w:val="single" w:color="000000" w:sz="4" w:space="0"/>
-              <w:left w:val="single" w:color="000000" w:sz="4" w:space="0"/>
-              <w:bottom w:val="single" w:color="000000" w:sz="4" w:space="0"/>
-              <w:right w:val="single" w:color="000000" w:sz="4" w:space="0"/>
-            </w:tcBorders>
-            <w:shd w:val="clear" w:color="auto" w:fill="FFFFFF"/>
-            <w:noWrap/>
-            <w:vAlign w:val="center"/>
-          </w:tcPr>
-          <w:p>
-            <w:pPr>
-              <w:keepNext w:val="0"/>
-              <w:keepLines w:val="0"/>
-              <w:widowControl/>
-              <w:suppressLineNumbers w:val="0"/>
-              <w:jc w:val="left"/>
-              <w:textAlignment w:val="center"/>
-              <w:rPr>
-                <w:rFonts w:hint="default" w:ascii="Times New Roman" w:hAnsi="Times New Roman" w:eastAsia="宋体" w:cs="Times New Roman"/>
-                <w:b w:val="0"/>
-                <w:bCs/>
-                <w:i w:val="0"/>
-                <w:iCs w:val="0"/>
-                <w:color w:val="000000"/>
-                <w:sz w:val="18"/>
-                <w:szCs w:val="18"/>
-                <w:u w:val="none"/>
-              </w:rPr>
-            </w:pPr>
-            <w:r>
-              <w:rPr>
-                <w:rFonts w:hint="default" w:ascii="Times New Roman" w:hAnsi="Times New Roman" w:eastAsia="宋体" w:cs="Times New Roman"/>
-                <w:b w:val="0"/>
-                <w:bCs/>
-                <w:i w:val="0"/>
-                <w:iCs w:val="0"/>
-                <w:color w:val="000000"/>
-                <w:kern w:val="0"/>
-                <w:sz w:val="18"/>
-                <w:szCs w:val="18"/>
-                <w:u w:val="none"/>
-                <w:lang w:val="en-US" w:eastAsia="zh-CN" w:bidi="ar"/>
-              </w:rPr>
-              <w:t>/</w:t>
-            </w:r>
-          </w:p>
-        </w:tc>
-      </w:tr>
-      <w:tr>
-        <w:tblPrEx>
-          <w:tblBorders>
-            <w:top w:val="none" w:color="auto" w:sz="0" w:space="0"/>
-            <w:left w:val="none" w:color="auto" w:sz="0" w:space="0"/>
-            <w:bottom w:val="none" w:color="auto" w:sz="0" w:space="0"/>
-            <w:right w:val="none" w:color="auto" w:sz="0" w:space="0"/>
-            <w:insideH w:val="none" w:color="auto" w:sz="0" w:space="0"/>
-            <w:insideV w:val="none" w:color="auto" w:sz="0" w:space="0"/>
-          </w:tblBorders>
-          <w:tblCellMar>
-            <w:top w:w="0" w:type="dxa"/>
-            <w:left w:w="108" w:type="dxa"/>
-            <w:bottom w:w="0" w:type="dxa"/>
-            <w:right w:w="108" w:type="dxa"/>
-          </w:tblCellMar>
-        </w:tblPrEx>
-        <w:trPr>
-          <w:trHeight w:val="300" w:hRule="atLeast"/>
-        </w:trPr>
-        <w:tc>
-          <w:tcPr>
-            <w:tcW w:w="699" w:type="pct"/>
-            <w:vMerge w:val="continue"/>
-            <w:tcBorders>
-              <w:top w:val="single" w:color="FFFFFF" w:sz="8" w:space="0"/>
-              <w:left w:val="single" w:color="FFFFFF" w:sz="8" w:space="0"/>
-              <w:bottom w:val="single" w:color="FFFFFF" w:sz="8" w:space="0"/>
-              <w:right w:val="single" w:color="FFFFFF" w:sz="8" w:space="0"/>
-            </w:tcBorders>
-            <w:shd w:val="clear" w:color="auto" w:fill="1F3864"/>
-            <w:vAlign w:val="center"/>
-          </w:tcPr>
-          <w:p>
-            <w:pPr>
-              <w:jc w:val="left"/>
-              <w:rPr>
-                <w:rFonts w:hint="default" w:ascii="Times New Roman" w:hAnsi="Times New Roman" w:eastAsia="宋体" w:cs="Times New Roman"/>
-                <w:b w:val="0"/>
-                <w:i w:val="0"/>
-                <w:iCs w:val="0"/>
-                <w:color w:val="000000"/>
-                <w:sz w:val="18"/>
-                <w:szCs w:val="18"/>
-                <w:u w:val="none"/>
-              </w:rPr>
-            </w:pPr>
-          </w:p>
-        </w:tc>
-        <w:tc>
-          <w:tcPr>
-            <w:tcW w:w="435" w:type="pct"/>
-            <w:tcBorders>
-              <w:top w:val="single" w:color="000000" w:sz="4" w:space="0"/>
-              <w:left w:val="single" w:color="FFFFFF" w:sz="8" w:space="0"/>
-              <w:bottom w:val="single" w:color="000000" w:sz="4" w:space="0"/>
-              <w:right w:val="single" w:color="000000" w:sz="4" w:space="0"/>
-            </w:tcBorders>
-            <w:shd w:val="clear" w:color="auto" w:fill="FFFFFF"/>
-            <w:noWrap/>
-            <w:vAlign w:val="center"/>
-          </w:tcPr>
-          <w:p>
-            <w:pPr>
-              <w:keepNext w:val="0"/>
-              <w:keepLines w:val="0"/>
-              <w:widowControl/>
-              <w:suppressLineNumbers w:val="0"/>
-              <w:jc w:val="left"/>
-              <w:textAlignment w:val="center"/>
-              <w:rPr>
-                <w:rFonts w:hint="default" w:ascii="Times New Roman" w:hAnsi="Times New Roman" w:eastAsia="宋体" w:cs="Times New Roman"/>
-                <w:b w:val="0"/>
-                <w:bCs/>
-                <w:i w:val="0"/>
-                <w:iCs w:val="0"/>
-                <w:color w:val="000000"/>
-                <w:sz w:val="18"/>
-                <w:szCs w:val="18"/>
-                <w:u w:val="none"/>
-              </w:rPr>
-            </w:pPr>
-            <w:r>
-              <w:rPr>
-                <w:rFonts w:hint="default" w:ascii="Times New Roman" w:hAnsi="Times New Roman" w:eastAsia="宋体" w:cs="Times New Roman"/>
-                <w:b w:val="0"/>
-                <w:bCs/>
-                <w:i w:val="0"/>
-                <w:iCs w:val="0"/>
-                <w:color w:val="000000"/>
-                <w:kern w:val="0"/>
-                <w:sz w:val="18"/>
-                <w:szCs w:val="18"/>
-                <w:u w:val="none"/>
-                <w:lang w:val="en-US" w:eastAsia="zh-CN" w:bidi="ar"/>
-              </w:rPr>
-              <w:t>/</w:t>
-            </w:r>
-          </w:p>
-        </w:tc>
-        <w:tc>
-          <w:tcPr>
-            <w:tcW w:w="1643" w:type="pct"/>
-            <w:tcBorders>
-              <w:top w:val="single" w:color="000000" w:sz="4" w:space="0"/>
-              <w:left w:val="single" w:color="000000" w:sz="4" w:space="0"/>
-              <w:bottom w:val="single" w:color="000000" w:sz="4" w:space="0"/>
-              <w:right w:val="single" w:color="000000" w:sz="4" w:space="0"/>
-            </w:tcBorders>
-            <w:shd w:val="clear" w:color="auto" w:fill="FFFFFF"/>
-            <w:vAlign w:val="center"/>
-          </w:tcPr>
-          <w:p>
-            <w:pPr>
-              <w:keepNext w:val="0"/>
-              <w:keepLines w:val="0"/>
-              <w:widowControl/>
-              <w:suppressLineNumbers w:val="0"/>
-              <w:jc w:val="left"/>
-              <w:textAlignment w:val="center"/>
-              <w:rPr>
-                <w:rFonts w:hint="default" w:ascii="Times New Roman" w:hAnsi="Times New Roman" w:eastAsia="宋体" w:cs="Times New Roman"/>
-                <w:b w:val="0"/>
-                <w:bCs/>
-                <w:i w:val="0"/>
-                <w:iCs w:val="0"/>
-                <w:color w:val="000000"/>
-                <w:sz w:val="18"/>
-                <w:szCs w:val="18"/>
-                <w:u w:val="none"/>
-              </w:rPr>
-            </w:pPr>
-            <w:r>
-              <w:rPr>
-                <w:rFonts w:hint="default" w:ascii="Times New Roman" w:hAnsi="Times New Roman" w:eastAsia="宋体" w:cs="Times New Roman"/>
-                <w:b w:val="0"/>
-                <w:bCs/>
-                <w:i w:val="0"/>
-                <w:iCs w:val="0"/>
-                <w:color w:val="000000"/>
-                <w:kern w:val="0"/>
-                <w:sz w:val="18"/>
-                <w:szCs w:val="18"/>
-                <w:u w:val="none"/>
-                <w:lang w:val="en-US" w:eastAsia="zh-CN" w:bidi="ar"/>
-              </w:rPr>
-              <w:t>CD74-ROS1</w:t>
-            </w:r>
-          </w:p>
-        </w:tc>
-        <w:tc>
-          <w:tcPr>
-            <w:tcW w:w="1591" w:type="pct"/>
-            <w:tcBorders>
-              <w:top w:val="single" w:color="000000" w:sz="4" w:space="0"/>
-              <w:left w:val="single" w:color="000000" w:sz="4" w:space="0"/>
-              <w:bottom w:val="single" w:color="000000" w:sz="4" w:space="0"/>
-              <w:right w:val="single" w:color="000000" w:sz="4" w:space="0"/>
-            </w:tcBorders>
-            <w:shd w:val="clear" w:color="auto" w:fill="FFFFFF"/>
-            <w:vAlign w:val="center"/>
-          </w:tcPr>
-          <w:p>
-            <w:pPr>
-              <w:keepNext w:val="0"/>
-              <w:keepLines w:val="0"/>
-              <w:widowControl/>
-              <w:suppressLineNumbers w:val="0"/>
-              <w:jc w:val="left"/>
-              <w:textAlignment w:val="center"/>
-              <w:rPr>
-                <w:rFonts w:hint="default" w:ascii="Times New Roman" w:hAnsi="Times New Roman" w:eastAsia="宋体" w:cs="Times New Roman"/>
-                <w:b w:val="0"/>
-                <w:bCs/>
-                <w:i w:val="0"/>
-                <w:iCs w:val="0"/>
-                <w:color w:val="000000"/>
-                <w:sz w:val="18"/>
-                <w:szCs w:val="18"/>
-                <w:u w:val="none"/>
-              </w:rPr>
-            </w:pPr>
-            <w:r>
-              <w:rPr>
-                <w:rFonts w:hint="default" w:ascii="Times New Roman" w:hAnsi="Times New Roman" w:eastAsia="宋体" w:cs="Times New Roman"/>
-                <w:b w:val="0"/>
-                <w:bCs/>
-                <w:i w:val="0"/>
-                <w:iCs w:val="0"/>
-                <w:color w:val="000000"/>
-                <w:kern w:val="0"/>
-                <w:sz w:val="18"/>
-                <w:szCs w:val="18"/>
-                <w:u w:val="none"/>
-                <w:lang w:val="en-US" w:eastAsia="zh-CN" w:bidi="ar"/>
-              </w:rPr>
-              <w:t>C6R34</w:t>
-            </w:r>
-          </w:p>
-        </w:tc>
-        <w:tc>
-          <w:tcPr>
-            <w:tcW w:w="630" w:type="pct"/>
-            <w:tcBorders>
-              <w:top w:val="single" w:color="000000" w:sz="4" w:space="0"/>
-              <w:left w:val="single" w:color="000000" w:sz="4" w:space="0"/>
-              <w:bottom w:val="single" w:color="000000" w:sz="4" w:space="0"/>
-              <w:right w:val="single" w:color="000000" w:sz="4" w:space="0"/>
-            </w:tcBorders>
-            <w:shd w:val="clear" w:color="auto" w:fill="FFFFFF"/>
-            <w:noWrap/>
-            <w:vAlign w:val="center"/>
-          </w:tcPr>
-          <w:p>
-            <w:pPr>
-              <w:keepNext w:val="0"/>
-              <w:keepLines w:val="0"/>
-              <w:widowControl/>
-              <w:suppressLineNumbers w:val="0"/>
-              <w:jc w:val="left"/>
-              <w:textAlignment w:val="center"/>
-              <w:rPr>
-                <w:rFonts w:hint="default" w:ascii="Times New Roman" w:hAnsi="Times New Roman" w:eastAsia="宋体" w:cs="Times New Roman"/>
-                <w:b w:val="0"/>
-                <w:bCs/>
-                <w:i w:val="0"/>
-                <w:iCs w:val="0"/>
-                <w:color w:val="000000"/>
-                <w:sz w:val="18"/>
-                <w:szCs w:val="18"/>
-                <w:u w:val="none"/>
-              </w:rPr>
-            </w:pPr>
-            <w:r>
-              <w:rPr>
-                <w:rFonts w:hint="default" w:ascii="Times New Roman" w:hAnsi="Times New Roman" w:eastAsia="宋体" w:cs="Times New Roman"/>
-                <w:b w:val="0"/>
-                <w:bCs/>
-                <w:i w:val="0"/>
-                <w:iCs w:val="0"/>
-                <w:color w:val="000000"/>
-                <w:kern w:val="0"/>
-                <w:sz w:val="18"/>
-                <w:szCs w:val="18"/>
-                <w:u w:val="none"/>
-                <w:lang w:val="en-US" w:eastAsia="zh-CN" w:bidi="ar"/>
-              </w:rPr>
-              <w:t>/</w:t>
-            </w:r>
-          </w:p>
-        </w:tc>
-      </w:tr>
-      <w:tr>
-        <w:tblPrEx>
-          <w:tblBorders>
-            <w:top w:val="none" w:color="auto" w:sz="0" w:space="0"/>
-            <w:left w:val="none" w:color="auto" w:sz="0" w:space="0"/>
-            <w:bottom w:val="none" w:color="auto" w:sz="0" w:space="0"/>
-            <w:right w:val="none" w:color="auto" w:sz="0" w:space="0"/>
-            <w:insideH w:val="none" w:color="auto" w:sz="0" w:space="0"/>
-            <w:insideV w:val="none" w:color="auto" w:sz="0" w:space="0"/>
-          </w:tblBorders>
+          <w:shd w:val="clear" w:color="auto" w:fill="auto"/>
           <w:tblCellMar>
             <w:top w:w="0" w:type="dxa"/>
             <w:left w:w="108" w:type="dxa"/>
@@ -47644,6 +47629,7 @@
   <w:style w:type="paragraph" w:customStyle="1" w:styleId="49">
     <w:name w:val="p1"/>
     <w:basedOn w:val="1"/>
+    <w:qFormat/>
     <w:uiPriority w:val="0"/>
     <w:pPr>
       <w:spacing w:before="0" w:beforeAutospacing="0" w:after="0" w:afterAutospacing="0"/>
@@ -47661,6 +47647,7 @@
   <w:style w:type="character" w:customStyle="1" w:styleId="50">
     <w:name w:val="font41"/>
     <w:basedOn w:val="21"/>
+    <w:qFormat/>
     <w:uiPriority w:val="0"/>
     <w:rPr>
       <w:rFonts w:ascii="宋体" w:hAnsi="宋体" w:eastAsia="宋体" w:cs="宋体"/>

--- a/WebContent/docx/肺癌60基因重肿.docx
+++ b/WebContent/docx/肺癌60基因重肿.docx
@@ -1505,8 +1505,8 @@
                 <w:szCs w:val="21"/>
               </w:rPr>
             </w:pPr>
-            <w:bookmarkStart w:id="0" w:name="_Toc526855031"/>
-            <w:bookmarkStart w:id="1" w:name="_Toc527112379"/>
+            <w:bookmarkStart w:id="0" w:name="_Toc527112379"/>
+            <w:bookmarkStart w:id="1" w:name="_Toc526855031"/>
             <w:r>
               <w:rPr>
                 <w:rFonts w:hint="eastAsia" w:asciiTheme="minorEastAsia" w:hAnsiTheme="minorEastAsia" w:eastAsiaTheme="minorEastAsia"/>
@@ -8085,8 +8085,6 @@
           <w:szCs w:val="18"/>
         </w:rPr>
       </w:pPr>
-      <w:bookmarkStart w:id="17" w:name="_GoBack"/>
-      <w:bookmarkEnd w:id="17"/>
       <w:r>
         <w:rPr>
           <w:sz w:val="18"/>
@@ -8457,10 +8455,10 @@
           <w:szCs w:val="24"/>
         </w:rPr>
       </w:pPr>
-      <w:bookmarkStart w:id="6" w:name="_Toc4331_WPSOffice_Level2"/>
+      <w:bookmarkStart w:id="6" w:name="_Toc23606"/>
       <w:bookmarkStart w:id="7" w:name="_Toc32443_WPSOffice_Level2"/>
-      <w:bookmarkStart w:id="8" w:name="_Toc30582"/>
-      <w:bookmarkStart w:id="9" w:name="_Toc23606"/>
+      <w:bookmarkStart w:id="8" w:name="_Toc4331_WPSOffice_Level2"/>
+      <w:bookmarkStart w:id="9" w:name="_Toc30582"/>
       <w:r>
         <w:rPr>
           <w:rFonts w:ascii="Times New Roman" w:hAnsi="Times New Roman" w:eastAsia="微软雅黑" w:cs="Times New Roman"/>
@@ -12446,7 +12444,28 @@
           <w:sz w:val="24"/>
           <w:szCs w:val="24"/>
         </w:rPr>
-        <w:t>{{ tdd.comutation }}</w:t>
+        <w:t>{{ tdd.comutation</w:t>
+      </w:r>
+      <w:r>
+        <w:rPr>
+          <w:rFonts w:hint="eastAsia" w:ascii="Times New Roman" w:hAnsi="Times New Roman" w:cs="Times New Roman"/>
+          <w:b/>
+          <w:color w:val="1F497D"/>
+          <w:sz w:val="24"/>
+          <w:szCs w:val="24"/>
+          <w:lang w:val="en-US" w:eastAsia="zh-CN"/>
+        </w:rPr>
+        <w:t>1</w:t>
+      </w:r>
+      <w:r>
+        <w:rPr>
+          <w:rFonts w:ascii="Times New Roman" w:hAnsi="Times New Roman" w:cs="Times New Roman"/>
+          <w:b/>
+          <w:color w:val="1F497D"/>
+          <w:sz w:val="24"/>
+          <w:szCs w:val="24"/>
+        </w:rPr>
+        <w:t xml:space="preserve"> }}</w:t>
       </w:r>
     </w:p>
     <w:tbl>
@@ -12557,13 +12576,16 @@
             </w:pPr>
             <w:r>
               <w:rPr>
-                <w:rFonts w:ascii="Times New Roman" w:hAnsi="Times New Roman" w:cs="Times New Roman"/>
+                <w:rFonts w:hint="eastAsia" w:ascii="Times New Roman" w:hAnsi="Times New Roman" w:eastAsia="微软雅黑" w:cs="Times New Roman"/>
                 <w:bCs/>
                 <w:sz w:val="18"/>
                 <w:szCs w:val="18"/>
-              </w:rPr>
-              <w:t>-</w:t>
-            </w:r>
+                <w:lang w:val="en-US" w:eastAsia="zh-CN"/>
+              </w:rPr>
+              <w:t>{{tdd.comutation}}</w:t>
+            </w:r>
+            <w:bookmarkStart w:id="17" w:name="_GoBack"/>
+            <w:bookmarkEnd w:id="17"/>
           </w:p>
         </w:tc>
       </w:tr>
@@ -15990,6 +16012,12 @@
             <w:insideH w:val="single" w:color="auto" w:sz="4" w:space="0"/>
             <w:insideV w:val="single" w:color="auto" w:sz="4" w:space="0"/>
           </w:tblBorders>
+          <w:tblCellMar>
+            <w:top w:w="0" w:type="dxa"/>
+            <w:left w:w="108" w:type="dxa"/>
+            <w:bottom w:w="0" w:type="dxa"/>
+            <w:right w:w="108" w:type="dxa"/>
+          </w:tblCellMar>
         </w:tblPrEx>
         <w:trPr>
           <w:trHeight w:val="1038" w:hRule="atLeast"/>
@@ -17761,7 +17789,6 @@
             <w:insideH w:val="none" w:color="auto" w:sz="0" w:space="0"/>
             <w:insideV w:val="none" w:color="auto" w:sz="0" w:space="0"/>
           </w:tblBorders>
-          <w:shd w:val="clear" w:color="auto" w:fill="auto"/>
           <w:tblCellMar>
             <w:top w:w="0" w:type="dxa"/>
             <w:left w:w="108" w:type="dxa"/>
@@ -18556,7 +18583,6 @@
             <w:insideH w:val="none" w:color="auto" w:sz="0" w:space="0"/>
             <w:insideV w:val="none" w:color="auto" w:sz="0" w:space="0"/>
           </w:tblBorders>
-          <w:shd w:val="clear" w:color="auto" w:fill="auto"/>
           <w:tblCellMar>
             <w:top w:w="0" w:type="dxa"/>
             <w:left w:w="108" w:type="dxa"/>
@@ -19342,7 +19368,6 @@
             <w:insideH w:val="none" w:color="auto" w:sz="0" w:space="0"/>
             <w:insideV w:val="none" w:color="auto" w:sz="0" w:space="0"/>
           </w:tblBorders>
-          <w:shd w:val="clear" w:color="auto" w:fill="auto"/>
           <w:tblCellMar>
             <w:top w:w="0" w:type="dxa"/>
             <w:left w:w="108" w:type="dxa"/>
@@ -19855,7 +19880,6 @@
             <w:insideH w:val="none" w:color="auto" w:sz="0" w:space="0"/>
             <w:insideV w:val="none" w:color="auto" w:sz="0" w:space="0"/>
           </w:tblBorders>
-          <w:shd w:val="clear" w:color="auto" w:fill="auto"/>
           <w:tblCellMar>
             <w:top w:w="0" w:type="dxa"/>
             <w:left w:w="108" w:type="dxa"/>
@@ -20098,520 +20122,6 @@
                 <w:lang w:val="en-US" w:eastAsia="zh-CN" w:bidi="ar"/>
               </w:rPr>
               <w:t xml:space="preserve">12678 </w:t>
-            </w:r>
-          </w:p>
-        </w:tc>
-      </w:tr>
-      <w:tr>
-        <w:tblPrEx>
-          <w:tblBorders>
-            <w:top w:val="none" w:color="auto" w:sz="0" w:space="0"/>
-            <w:left w:val="none" w:color="auto" w:sz="0" w:space="0"/>
-            <w:bottom w:val="none" w:color="auto" w:sz="0" w:space="0"/>
-            <w:right w:val="none" w:color="auto" w:sz="0" w:space="0"/>
-            <w:insideH w:val="none" w:color="auto" w:sz="0" w:space="0"/>
-            <w:insideV w:val="none" w:color="auto" w:sz="0" w:space="0"/>
-          </w:tblBorders>
-          <w:shd w:val="clear" w:color="auto" w:fill="auto"/>
-          <w:tblCellMar>
-            <w:top w:w="0" w:type="dxa"/>
-            <w:left w:w="108" w:type="dxa"/>
-            <w:bottom w:w="0" w:type="dxa"/>
-            <w:right w:w="108" w:type="dxa"/>
-          </w:tblCellMar>
-        </w:tblPrEx>
-        <w:trPr>
-          <w:trHeight w:val="300" w:hRule="atLeast"/>
-        </w:trPr>
-        <w:tc>
-          <w:tcPr>
-            <w:tcW w:w="699" w:type="pct"/>
-            <w:vMerge w:val="continue"/>
-            <w:tcBorders>
-              <w:top w:val="single" w:color="FFFFFF" w:sz="8" w:space="0"/>
-              <w:left w:val="single" w:color="FFFFFF" w:sz="8" w:space="0"/>
-              <w:bottom w:val="single" w:color="FFFFFF" w:sz="8" w:space="0"/>
-              <w:right w:val="single" w:color="FFFFFF" w:sz="8" w:space="0"/>
-            </w:tcBorders>
-            <w:shd w:val="clear" w:color="auto" w:fill="1F3864"/>
-            <w:vAlign w:val="center"/>
-          </w:tcPr>
-          <w:p>
-            <w:pPr>
-              <w:jc w:val="left"/>
-              <w:rPr>
-                <w:rFonts w:hint="default" w:ascii="Times New Roman" w:hAnsi="Times New Roman" w:eastAsia="宋体" w:cs="Times New Roman"/>
-                <w:b/>
-                <w:bCs w:val="0"/>
-                <w:i w:val="0"/>
-                <w:iCs w:val="0"/>
-                <w:color w:val="FFFFFF" w:themeColor="background1"/>
-                <w:sz w:val="18"/>
-                <w:szCs w:val="18"/>
-                <w:u w:val="none"/>
-                <w14:textFill>
-                  <w14:solidFill>
-                    <w14:schemeClr w14:val="bg1"/>
-                  </w14:solidFill>
-                </w14:textFill>
-              </w:rPr>
-            </w:pPr>
-          </w:p>
-        </w:tc>
-        <w:tc>
-          <w:tcPr>
-            <w:tcW w:w="435" w:type="pct"/>
-            <w:tcBorders>
-              <w:top w:val="single" w:color="000000" w:sz="4" w:space="0"/>
-              <w:left w:val="single" w:color="FFFFFF" w:sz="8" w:space="0"/>
-              <w:bottom w:val="single" w:color="000000" w:sz="4" w:space="0"/>
-              <w:right w:val="single" w:color="000000" w:sz="4" w:space="0"/>
-            </w:tcBorders>
-            <w:shd w:val="clear" w:color="auto" w:fill="FFFFFF"/>
-            <w:vAlign w:val="center"/>
-          </w:tcPr>
-          <w:p>
-            <w:pPr>
-              <w:keepNext w:val="0"/>
-              <w:keepLines w:val="0"/>
-              <w:widowControl/>
-              <w:suppressLineNumbers w:val="0"/>
-              <w:jc w:val="left"/>
-              <w:textAlignment w:val="center"/>
-              <w:rPr>
-                <w:rFonts w:hint="default" w:ascii="Times New Roman" w:hAnsi="Times New Roman" w:eastAsia="宋体" w:cs="Times New Roman"/>
-                <w:b w:val="0"/>
-                <w:bCs/>
-                <w:i w:val="0"/>
-                <w:iCs w:val="0"/>
-                <w:color w:val="000000"/>
-                <w:sz w:val="18"/>
-                <w:szCs w:val="18"/>
-                <w:u w:val="none"/>
-              </w:rPr>
-            </w:pPr>
-            <w:r>
-              <w:rPr>
-                <w:rFonts w:hint="default" w:ascii="Times New Roman" w:hAnsi="Times New Roman" w:eastAsia="宋体" w:cs="Times New Roman"/>
-                <w:b w:val="0"/>
-                <w:bCs/>
-                <w:i w:val="0"/>
-                <w:iCs w:val="0"/>
-                <w:color w:val="000000"/>
-                <w:kern w:val="0"/>
-                <w:sz w:val="18"/>
-                <w:szCs w:val="18"/>
-                <w:u w:val="none"/>
-                <w:lang w:val="en-US" w:eastAsia="zh-CN" w:bidi="ar"/>
-              </w:rPr>
-              <w:t xml:space="preserve">19 </w:t>
-            </w:r>
-          </w:p>
-        </w:tc>
-        <w:tc>
-          <w:tcPr>
-            <w:tcW w:w="1643" w:type="pct"/>
-            <w:tcBorders>
-              <w:top w:val="single" w:color="000000" w:sz="4" w:space="0"/>
-              <w:left w:val="single" w:color="000000" w:sz="4" w:space="0"/>
-              <w:bottom w:val="single" w:color="000000" w:sz="4" w:space="0"/>
-              <w:right w:val="single" w:color="000000" w:sz="4" w:space="0"/>
-            </w:tcBorders>
-            <w:shd w:val="clear" w:color="auto" w:fill="FFFFFF"/>
-            <w:vAlign w:val="center"/>
-          </w:tcPr>
-          <w:p>
-            <w:pPr>
-              <w:keepNext w:val="0"/>
-              <w:keepLines w:val="0"/>
-              <w:widowControl/>
-              <w:suppressLineNumbers w:val="0"/>
-              <w:jc w:val="left"/>
-              <w:textAlignment w:val="center"/>
-              <w:rPr>
-                <w:rFonts w:hint="default" w:ascii="Times New Roman" w:hAnsi="Times New Roman" w:eastAsia="宋体" w:cs="Times New Roman"/>
-                <w:b w:val="0"/>
-                <w:bCs/>
-                <w:i w:val="0"/>
-                <w:iCs w:val="0"/>
-                <w:color w:val="000000"/>
-                <w:sz w:val="18"/>
-                <w:szCs w:val="18"/>
-                <w:u w:val="none"/>
-              </w:rPr>
-            </w:pPr>
-            <w:r>
-              <w:rPr>
-                <w:rFonts w:hint="default" w:ascii="Times New Roman" w:hAnsi="Times New Roman" w:eastAsia="宋体" w:cs="Times New Roman"/>
-                <w:b w:val="0"/>
-                <w:bCs/>
-                <w:i w:val="0"/>
-                <w:iCs w:val="0"/>
-                <w:color w:val="000000"/>
-                <w:kern w:val="0"/>
-                <w:sz w:val="18"/>
-                <w:szCs w:val="18"/>
-                <w:u w:val="none"/>
-                <w:lang w:val="en-US" w:eastAsia="zh-CN" w:bidi="ar"/>
-              </w:rPr>
-              <w:t>c.2240_2257del18</w:t>
-            </w:r>
-          </w:p>
-        </w:tc>
-        <w:tc>
-          <w:tcPr>
-            <w:tcW w:w="1591" w:type="pct"/>
-            <w:tcBorders>
-              <w:top w:val="single" w:color="000000" w:sz="4" w:space="0"/>
-              <w:left w:val="single" w:color="000000" w:sz="4" w:space="0"/>
-              <w:bottom w:val="single" w:color="000000" w:sz="4" w:space="0"/>
-              <w:right w:val="single" w:color="000000" w:sz="4" w:space="0"/>
-            </w:tcBorders>
-            <w:shd w:val="clear" w:color="auto" w:fill="FFFFFF"/>
-            <w:vAlign w:val="center"/>
-          </w:tcPr>
-          <w:p>
-            <w:pPr>
-              <w:keepNext w:val="0"/>
-              <w:keepLines w:val="0"/>
-              <w:widowControl/>
-              <w:suppressLineNumbers w:val="0"/>
-              <w:jc w:val="left"/>
-              <w:textAlignment w:val="center"/>
-              <w:rPr>
-                <w:rFonts w:hint="default" w:ascii="Times New Roman" w:hAnsi="Times New Roman" w:eastAsia="宋体" w:cs="Times New Roman"/>
-                <w:b w:val="0"/>
-                <w:bCs/>
-                <w:i w:val="0"/>
-                <w:iCs w:val="0"/>
-                <w:color w:val="000000"/>
-                <w:sz w:val="18"/>
-                <w:szCs w:val="18"/>
-                <w:u w:val="none"/>
-              </w:rPr>
-            </w:pPr>
-            <w:r>
-              <w:rPr>
-                <w:rFonts w:hint="default" w:ascii="Times New Roman" w:hAnsi="Times New Roman" w:eastAsia="宋体" w:cs="Times New Roman"/>
-                <w:b w:val="0"/>
-                <w:bCs/>
-                <w:i w:val="0"/>
-                <w:iCs w:val="0"/>
-                <w:color w:val="000000"/>
-                <w:kern w:val="0"/>
-                <w:sz w:val="18"/>
-                <w:szCs w:val="18"/>
-                <w:u w:val="none"/>
-                <w:lang w:val="en-US" w:eastAsia="zh-CN" w:bidi="ar"/>
-              </w:rPr>
-              <w:t>p.L747_P753&gt;S</w:t>
-            </w:r>
-          </w:p>
-        </w:tc>
-        <w:tc>
-          <w:tcPr>
-            <w:tcW w:w="630" w:type="pct"/>
-            <w:tcBorders>
-              <w:top w:val="single" w:color="000000" w:sz="4" w:space="0"/>
-              <w:left w:val="single" w:color="000000" w:sz="4" w:space="0"/>
-              <w:bottom w:val="single" w:color="000000" w:sz="4" w:space="0"/>
-              <w:right w:val="single" w:color="000000" w:sz="4" w:space="0"/>
-            </w:tcBorders>
-            <w:shd w:val="clear" w:color="auto" w:fill="FFFFFF"/>
-            <w:vAlign w:val="center"/>
-          </w:tcPr>
-          <w:p>
-            <w:pPr>
-              <w:keepNext w:val="0"/>
-              <w:keepLines w:val="0"/>
-              <w:widowControl/>
-              <w:suppressLineNumbers w:val="0"/>
-              <w:jc w:val="left"/>
-              <w:textAlignment w:val="center"/>
-              <w:rPr>
-                <w:rFonts w:hint="default" w:ascii="Times New Roman" w:hAnsi="Times New Roman" w:eastAsia="宋体" w:cs="Times New Roman"/>
-                <w:b w:val="0"/>
-                <w:bCs/>
-                <w:i w:val="0"/>
-                <w:iCs w:val="0"/>
-                <w:color w:val="000000"/>
-                <w:sz w:val="18"/>
-                <w:szCs w:val="18"/>
-                <w:u w:val="none"/>
-              </w:rPr>
-            </w:pPr>
-            <w:r>
-              <w:rPr>
-                <w:rFonts w:hint="default" w:ascii="Times New Roman" w:hAnsi="Times New Roman" w:eastAsia="宋体" w:cs="Times New Roman"/>
-                <w:b w:val="0"/>
-                <w:bCs/>
-                <w:i w:val="0"/>
-                <w:iCs w:val="0"/>
-                <w:color w:val="000000"/>
-                <w:kern w:val="0"/>
-                <w:sz w:val="18"/>
-                <w:szCs w:val="18"/>
-                <w:u w:val="none"/>
-                <w:lang w:val="en-US" w:eastAsia="zh-CN" w:bidi="ar"/>
-              </w:rPr>
-              <w:t xml:space="preserve">12370 </w:t>
-            </w:r>
-          </w:p>
-        </w:tc>
-      </w:tr>
-      <w:tr>
-        <w:tblPrEx>
-          <w:tblBorders>
-            <w:top w:val="none" w:color="auto" w:sz="0" w:space="0"/>
-            <w:left w:val="none" w:color="auto" w:sz="0" w:space="0"/>
-            <w:bottom w:val="none" w:color="auto" w:sz="0" w:space="0"/>
-            <w:right w:val="none" w:color="auto" w:sz="0" w:space="0"/>
-            <w:insideH w:val="none" w:color="auto" w:sz="0" w:space="0"/>
-            <w:insideV w:val="none" w:color="auto" w:sz="0" w:space="0"/>
-          </w:tblBorders>
-          <w:shd w:val="clear" w:color="auto" w:fill="auto"/>
-          <w:tblCellMar>
-            <w:top w:w="0" w:type="dxa"/>
-            <w:left w:w="108" w:type="dxa"/>
-            <w:bottom w:w="0" w:type="dxa"/>
-            <w:right w:w="108" w:type="dxa"/>
-          </w:tblCellMar>
-        </w:tblPrEx>
-        <w:trPr>
-          <w:trHeight w:val="300" w:hRule="atLeast"/>
-        </w:trPr>
-        <w:tc>
-          <w:tcPr>
-            <w:tcW w:w="699" w:type="pct"/>
-            <w:vMerge w:val="continue"/>
-            <w:tcBorders>
-              <w:top w:val="single" w:color="FFFFFF" w:sz="8" w:space="0"/>
-              <w:left w:val="single" w:color="FFFFFF" w:sz="8" w:space="0"/>
-              <w:bottom w:val="single" w:color="FFFFFF" w:sz="8" w:space="0"/>
-              <w:right w:val="single" w:color="FFFFFF" w:sz="8" w:space="0"/>
-            </w:tcBorders>
-            <w:shd w:val="clear" w:color="auto" w:fill="1F3864"/>
-            <w:vAlign w:val="center"/>
-          </w:tcPr>
-          <w:p>
-            <w:pPr>
-              <w:jc w:val="left"/>
-              <w:rPr>
-                <w:rFonts w:hint="default" w:ascii="Times New Roman" w:hAnsi="Times New Roman" w:eastAsia="宋体" w:cs="Times New Roman"/>
-                <w:b/>
-                <w:bCs w:val="0"/>
-                <w:i w:val="0"/>
-                <w:iCs w:val="0"/>
-                <w:color w:val="FFFFFF" w:themeColor="background1"/>
-                <w:sz w:val="18"/>
-                <w:szCs w:val="18"/>
-                <w:u w:val="none"/>
-                <w14:textFill>
-                  <w14:solidFill>
-                    <w14:schemeClr w14:val="bg1"/>
-                  </w14:solidFill>
-                </w14:textFill>
-              </w:rPr>
-            </w:pPr>
-          </w:p>
-        </w:tc>
-        <w:tc>
-          <w:tcPr>
-            <w:tcW w:w="435" w:type="pct"/>
-            <w:tcBorders>
-              <w:top w:val="single" w:color="000000" w:sz="4" w:space="0"/>
-              <w:left w:val="single" w:color="FFFFFF" w:sz="8" w:space="0"/>
-              <w:bottom w:val="single" w:color="000000" w:sz="4" w:space="0"/>
-              <w:right w:val="single" w:color="000000" w:sz="4" w:space="0"/>
-            </w:tcBorders>
-            <w:shd w:val="clear" w:color="auto" w:fill="FFFFFF"/>
-            <w:vAlign w:val="center"/>
-          </w:tcPr>
-          <w:p>
-            <w:pPr>
-              <w:keepNext w:val="0"/>
-              <w:keepLines w:val="0"/>
-              <w:widowControl/>
-              <w:suppressLineNumbers w:val="0"/>
-              <w:jc w:val="left"/>
-              <w:textAlignment w:val="center"/>
-              <w:rPr>
-                <w:rFonts w:hint="default" w:ascii="Times New Roman" w:hAnsi="Times New Roman" w:eastAsia="宋体" w:cs="Times New Roman"/>
-                <w:b w:val="0"/>
-                <w:bCs/>
-                <w:i w:val="0"/>
-                <w:iCs w:val="0"/>
-                <w:color w:val="000000"/>
-                <w:sz w:val="18"/>
-                <w:szCs w:val="18"/>
-                <w:u w:val="none"/>
-              </w:rPr>
-            </w:pPr>
-            <w:r>
-              <w:rPr>
-                <w:rFonts w:hint="default" w:ascii="Times New Roman" w:hAnsi="Times New Roman" w:eastAsia="宋体" w:cs="Times New Roman"/>
-                <w:b w:val="0"/>
-                <w:bCs/>
-                <w:i w:val="0"/>
-                <w:iCs w:val="0"/>
-                <w:color w:val="000000"/>
-                <w:kern w:val="0"/>
-                <w:sz w:val="18"/>
-                <w:szCs w:val="18"/>
-                <w:u w:val="none"/>
-                <w:lang w:val="en-US" w:eastAsia="zh-CN" w:bidi="ar"/>
-              </w:rPr>
-              <w:t xml:space="preserve">19 </w:t>
-            </w:r>
-          </w:p>
-        </w:tc>
-        <w:tc>
-          <w:tcPr>
-            <w:tcW w:w="1643" w:type="pct"/>
-            <w:tcBorders>
-              <w:top w:val="single" w:color="000000" w:sz="4" w:space="0"/>
-              <w:left w:val="single" w:color="000000" w:sz="4" w:space="0"/>
-              <w:bottom w:val="single" w:color="000000" w:sz="4" w:space="0"/>
-              <w:right w:val="single" w:color="000000" w:sz="4" w:space="0"/>
-            </w:tcBorders>
-            <w:shd w:val="clear" w:color="auto" w:fill="FFFFFF"/>
-            <w:vAlign w:val="center"/>
-          </w:tcPr>
-          <w:p>
-            <w:pPr>
-              <w:keepNext w:val="0"/>
-              <w:keepLines w:val="0"/>
-              <w:widowControl/>
-              <w:suppressLineNumbers w:val="0"/>
-              <w:jc w:val="left"/>
-              <w:textAlignment w:val="center"/>
-              <w:rPr>
-                <w:rFonts w:hint="default" w:ascii="Times New Roman" w:hAnsi="Times New Roman" w:eastAsia="宋体" w:cs="Times New Roman"/>
-                <w:b w:val="0"/>
-                <w:bCs/>
-                <w:i w:val="0"/>
-                <w:iCs w:val="0"/>
-                <w:color w:val="000000"/>
-                <w:sz w:val="18"/>
-                <w:szCs w:val="18"/>
-                <w:u w:val="none"/>
-              </w:rPr>
-            </w:pPr>
-            <w:r>
-              <w:rPr>
-                <w:rFonts w:hint="default" w:ascii="Times New Roman" w:hAnsi="Times New Roman" w:eastAsia="宋体" w:cs="Times New Roman"/>
-                <w:b w:val="0"/>
-                <w:bCs/>
-                <w:i w:val="0"/>
-                <w:iCs w:val="0"/>
-                <w:color w:val="000000"/>
-                <w:kern w:val="0"/>
-                <w:sz w:val="18"/>
-                <w:szCs w:val="18"/>
-                <w:u w:val="none"/>
-                <w:lang w:val="en-US" w:eastAsia="zh-CN" w:bidi="ar"/>
-              </w:rPr>
-              <w:t>c.2239_2248TTAAGAGAAG&gt;C</w:t>
-            </w:r>
-          </w:p>
-        </w:tc>
-        <w:tc>
-          <w:tcPr>
-            <w:tcW w:w="1591" w:type="pct"/>
-            <w:tcBorders>
-              <w:top w:val="single" w:color="000000" w:sz="4" w:space="0"/>
-              <w:left w:val="single" w:color="000000" w:sz="4" w:space="0"/>
-              <w:bottom w:val="single" w:color="000000" w:sz="4" w:space="0"/>
-              <w:right w:val="single" w:color="000000" w:sz="4" w:space="0"/>
-            </w:tcBorders>
-            <w:shd w:val="clear" w:color="auto" w:fill="FFFFFF"/>
-            <w:vAlign w:val="center"/>
-          </w:tcPr>
-          <w:p>
-            <w:pPr>
-              <w:keepNext w:val="0"/>
-              <w:keepLines w:val="0"/>
-              <w:widowControl/>
-              <w:suppressLineNumbers w:val="0"/>
-              <w:jc w:val="left"/>
-              <w:textAlignment w:val="center"/>
-              <w:rPr>
-                <w:rFonts w:hint="default" w:ascii="Times New Roman" w:hAnsi="Times New Roman" w:eastAsia="宋体" w:cs="Times New Roman"/>
-                <w:b w:val="0"/>
-                <w:bCs/>
-                <w:i w:val="0"/>
-                <w:iCs w:val="0"/>
-                <w:color w:val="000000"/>
-                <w:sz w:val="18"/>
-                <w:szCs w:val="18"/>
-                <w:u w:val="none"/>
-              </w:rPr>
-            </w:pPr>
-            <w:r>
-              <w:rPr>
-                <w:rFonts w:hint="default" w:ascii="Times New Roman" w:hAnsi="Times New Roman" w:eastAsia="宋体" w:cs="Times New Roman"/>
-                <w:b w:val="0"/>
-                <w:bCs/>
-                <w:i w:val="0"/>
-                <w:iCs w:val="0"/>
-                <w:color w:val="000000"/>
-                <w:kern w:val="0"/>
-                <w:sz w:val="18"/>
-                <w:szCs w:val="18"/>
-                <w:u w:val="none"/>
-                <w:lang w:val="en-US" w:eastAsia="zh-CN" w:bidi="ar"/>
-              </w:rPr>
-              <w:t>p.L747_A750&gt;P</w:t>
-            </w:r>
-          </w:p>
-        </w:tc>
-        <w:tc>
-          <w:tcPr>
-            <w:tcW w:w="630" w:type="pct"/>
-            <w:tcBorders>
-              <w:top w:val="single" w:color="000000" w:sz="4" w:space="0"/>
-              <w:left w:val="single" w:color="000000" w:sz="4" w:space="0"/>
-              <w:bottom w:val="single" w:color="000000" w:sz="4" w:space="0"/>
-              <w:right w:val="single" w:color="000000" w:sz="4" w:space="0"/>
-            </w:tcBorders>
-            <w:shd w:val="clear" w:color="auto" w:fill="FFFFFF"/>
-            <w:vAlign w:val="center"/>
-          </w:tcPr>
-          <w:p>
-            <w:pPr>
-              <w:keepNext w:val="0"/>
-              <w:keepLines w:val="0"/>
-              <w:widowControl/>
-              <w:suppressLineNumbers w:val="0"/>
-              <w:jc w:val="left"/>
-              <w:textAlignment w:val="center"/>
-              <w:rPr>
-                <w:rFonts w:hint="default" w:ascii="Times New Roman" w:hAnsi="Times New Roman" w:eastAsia="宋体" w:cs="Times New Roman"/>
-                <w:b w:val="0"/>
-                <w:bCs/>
-                <w:i w:val="0"/>
-                <w:iCs w:val="0"/>
-                <w:color w:val="000000"/>
-                <w:sz w:val="18"/>
-                <w:szCs w:val="18"/>
-                <w:u w:val="none"/>
-              </w:rPr>
-            </w:pPr>
-            <w:r>
-              <w:rPr>
-                <w:rFonts w:hint="default" w:ascii="Times New Roman" w:hAnsi="Times New Roman" w:eastAsia="宋体" w:cs="Times New Roman"/>
-                <w:b w:val="0"/>
-                <w:bCs/>
-                <w:i w:val="0"/>
-                <w:iCs w:val="0"/>
-                <w:color w:val="000000"/>
-                <w:kern w:val="0"/>
-                <w:sz w:val="18"/>
-                <w:szCs w:val="18"/>
-                <w:u w:val="none"/>
-                <w:lang w:val="en-US" w:eastAsia="zh-CN" w:bidi="ar"/>
-              </w:rPr>
-              <w:t xml:space="preserve">6254 </w:t>
             </w:r>
           </w:p>
         </w:tc>
@@ -20767,7 +20277,7 @@
                 <w:u w:val="none"/>
                 <w:lang w:val="en-US" w:eastAsia="zh-CN" w:bidi="ar"/>
               </w:rPr>
-              <w:t>c.2237_2255&gt;T</w:t>
+              <w:t>c.2240_2257del18</w:t>
             </w:r>
           </w:p>
         </w:tc>
@@ -20817,7 +20327,7 @@
                 <w:u w:val="none"/>
                 <w:lang w:val="en-US" w:eastAsia="zh-CN" w:bidi="ar"/>
               </w:rPr>
-              <w:t>p.E746_S752&gt;V</w:t>
+              <w:t>p.L747_P753&gt;S</w:t>
             </w:r>
           </w:p>
         </w:tc>
@@ -20867,7 +20377,7 @@
                 <w:u w:val="none"/>
                 <w:lang w:val="en-US" w:eastAsia="zh-CN" w:bidi="ar"/>
               </w:rPr>
-              <w:t xml:space="preserve">12384 </w:t>
+              <w:t xml:space="preserve">12370 </w:t>
             </w:r>
           </w:p>
         </w:tc>
@@ -21023,7 +20533,7 @@
                 <w:u w:val="none"/>
                 <w:lang w:val="en-US" w:eastAsia="zh-CN" w:bidi="ar"/>
               </w:rPr>
-              <w:t>c.2239_2251&gt;C</w:t>
+              <w:t>c.2239_2248TTAAGAGAAG&gt;C</w:t>
             </w:r>
           </w:p>
         </w:tc>
@@ -21073,7 +20583,7 @@
                 <w:u w:val="none"/>
                 <w:lang w:val="en-US" w:eastAsia="zh-CN" w:bidi="ar"/>
               </w:rPr>
-              <w:t>p.L747_T75I&gt;P</w:t>
+              <w:t>p.L747_A750&gt;P</w:t>
             </w:r>
           </w:p>
         </w:tc>
@@ -21123,7 +20633,7 @@
                 <w:u w:val="none"/>
                 <w:lang w:val="en-US" w:eastAsia="zh-CN" w:bidi="ar"/>
               </w:rPr>
-              <w:t xml:space="preserve">12383 </w:t>
+              <w:t xml:space="preserve">6254 </w:t>
             </w:r>
           </w:p>
         </w:tc>
@@ -21229,7 +20739,7 @@
                 <w:u w:val="none"/>
                 <w:lang w:val="en-US" w:eastAsia="zh-CN" w:bidi="ar"/>
               </w:rPr>
-              <w:t xml:space="preserve">20 </w:t>
+              <w:t xml:space="preserve">19 </w:t>
             </w:r>
           </w:p>
         </w:tc>
@@ -21279,7 +20789,7 @@
                 <w:u w:val="none"/>
                 <w:lang w:val="en-US" w:eastAsia="zh-CN" w:bidi="ar"/>
               </w:rPr>
-              <w:t>c.2369C&gt;T</w:t>
+              <w:t>c.2237_2255&gt;T</w:t>
             </w:r>
           </w:p>
         </w:tc>
@@ -21329,7 +20839,7 @@
                 <w:u w:val="none"/>
                 <w:lang w:val="en-US" w:eastAsia="zh-CN" w:bidi="ar"/>
               </w:rPr>
-              <w:t>p.T790M</w:t>
+              <w:t>p.E746_S752&gt;V</w:t>
             </w:r>
           </w:p>
         </w:tc>
@@ -21379,7 +20889,7 @@
                 <w:u w:val="none"/>
                 <w:lang w:val="en-US" w:eastAsia="zh-CN" w:bidi="ar"/>
               </w:rPr>
-              <w:t xml:space="preserve">6240 </w:t>
+              <w:t xml:space="preserve">12384 </w:t>
             </w:r>
           </w:p>
         </w:tc>
@@ -21485,7 +20995,7 @@
                 <w:u w:val="none"/>
                 <w:lang w:val="en-US" w:eastAsia="zh-CN" w:bidi="ar"/>
               </w:rPr>
-              <w:t xml:space="preserve">20 </w:t>
+              <w:t xml:space="preserve">19 </w:t>
             </w:r>
           </w:p>
         </w:tc>
@@ -21535,7 +21045,7 @@
                 <w:u w:val="none"/>
                 <w:lang w:val="en-US" w:eastAsia="zh-CN" w:bidi="ar"/>
               </w:rPr>
-              <w:t>c.2303G&gt;T</w:t>
+              <w:t>c.2239_2251&gt;C</w:t>
             </w:r>
           </w:p>
         </w:tc>
@@ -21585,7 +21095,7 @@
                 <w:u w:val="none"/>
                 <w:lang w:val="en-US" w:eastAsia="zh-CN" w:bidi="ar"/>
               </w:rPr>
-              <w:t>p.S7681</w:t>
+              <w:t>p.L747_T75I&gt;P</w:t>
             </w:r>
           </w:p>
         </w:tc>
@@ -21635,7 +21145,7 @@
                 <w:u w:val="none"/>
                 <w:lang w:val="en-US" w:eastAsia="zh-CN" w:bidi="ar"/>
               </w:rPr>
-              <w:t xml:space="preserve">6241 </w:t>
+              <w:t xml:space="preserve">12383 </w:t>
             </w:r>
           </w:p>
         </w:tc>
@@ -21791,7 +21301,7 @@
                 <w:u w:val="none"/>
                 <w:lang w:val="en-US" w:eastAsia="zh-CN" w:bidi="ar"/>
               </w:rPr>
-              <w:t>c.2307_2308insGCCAGCGTG</w:t>
+              <w:t>c.2369C&gt;T</w:t>
             </w:r>
           </w:p>
         </w:tc>
@@ -21841,7 +21351,7 @@
                 <w:u w:val="none"/>
                 <w:lang w:val="en-US" w:eastAsia="zh-CN" w:bidi="ar"/>
               </w:rPr>
-              <w:t>p.V769_D770insASV</w:t>
+              <w:t>p.T790M</w:t>
             </w:r>
           </w:p>
         </w:tc>
@@ -21891,296 +21401,7 @@
                 <w:u w:val="none"/>
                 <w:lang w:val="en-US" w:eastAsia="zh-CN" w:bidi="ar"/>
               </w:rPr>
-              <w:t xml:space="preserve">12376 </w:t>
-            </w:r>
-          </w:p>
-        </w:tc>
-      </w:tr>
-      <w:tr>
-        <w:tblPrEx>
-          <w:tblBorders>
-            <w:top w:val="none" w:color="auto" w:sz="0" w:space="0"/>
-            <w:left w:val="none" w:color="auto" w:sz="0" w:space="0"/>
-            <w:bottom w:val="none" w:color="auto" w:sz="0" w:space="0"/>
-            <w:right w:val="none" w:color="auto" w:sz="0" w:space="0"/>
-            <w:insideH w:val="none" w:color="auto" w:sz="0" w:space="0"/>
-            <w:insideV w:val="none" w:color="auto" w:sz="0" w:space="0"/>
-          </w:tblBorders>
-          <w:shd w:val="clear" w:color="auto" w:fill="auto"/>
-          <w:tblCellMar>
-            <w:top w:w="0" w:type="dxa"/>
-            <w:left w:w="108" w:type="dxa"/>
-            <w:bottom w:w="0" w:type="dxa"/>
-            <w:right w:w="108" w:type="dxa"/>
-          </w:tblCellMar>
-        </w:tblPrEx>
-        <w:trPr>
-          <w:trHeight w:val="300" w:hRule="atLeast"/>
-        </w:trPr>
-        <w:tc>
-          <w:tcPr>
-            <w:tcW w:w="699" w:type="pct"/>
-            <w:vMerge w:val="continue"/>
-            <w:tcBorders>
-              <w:top w:val="single" w:color="FFFFFF" w:sz="8" w:space="0"/>
-              <w:left w:val="single" w:color="FFFFFF" w:sz="8" w:space="0"/>
-              <w:bottom w:val="single" w:color="FFFFFF" w:sz="8" w:space="0"/>
-              <w:right w:val="single" w:color="FFFFFF" w:sz="8" w:space="0"/>
-            </w:tcBorders>
-            <w:shd w:val="clear" w:color="auto" w:fill="1F3864"/>
-            <w:vAlign w:val="center"/>
-          </w:tcPr>
-          <w:p>
-            <w:pPr>
-              <w:jc w:val="left"/>
-              <w:rPr>
-                <w:rFonts w:hint="default" w:ascii="Times New Roman" w:hAnsi="Times New Roman" w:eastAsia="宋体" w:cs="Times New Roman"/>
-                <w:b/>
-                <w:bCs w:val="0"/>
-                <w:i w:val="0"/>
-                <w:iCs w:val="0"/>
-                <w:color w:val="FFFFFF" w:themeColor="background1"/>
-                <w:sz w:val="18"/>
-                <w:szCs w:val="18"/>
-                <w:u w:val="none"/>
-                <w14:textFill>
-                  <w14:solidFill>
-                    <w14:schemeClr w14:val="bg1"/>
-                  </w14:solidFill>
-                </w14:textFill>
-              </w:rPr>
-            </w:pPr>
-          </w:p>
-        </w:tc>
-        <w:tc>
-          <w:tcPr>
-            <w:tcW w:w="435" w:type="pct"/>
-            <w:tcBorders>
-              <w:top w:val="single" w:color="000000" w:sz="4" w:space="0"/>
-              <w:left w:val="single" w:color="FFFFFF" w:sz="8" w:space="0"/>
-              <w:bottom w:val="single" w:color="000000" w:sz="4" w:space="0"/>
-              <w:right w:val="single" w:color="000000" w:sz="4" w:space="0"/>
-            </w:tcBorders>
-            <w:shd w:val="clear" w:color="auto" w:fill="FFFFFF"/>
-            <w:vAlign w:val="center"/>
-          </w:tcPr>
-          <w:p>
-            <w:pPr>
-              <w:keepNext w:val="0"/>
-              <w:keepLines w:val="0"/>
-              <w:widowControl/>
-              <w:suppressLineNumbers w:val="0"/>
-              <w:jc w:val="left"/>
-              <w:textAlignment w:val="center"/>
-              <w:rPr>
-                <w:rFonts w:hint="default" w:ascii="Times New Roman" w:hAnsi="Times New Roman" w:eastAsia="宋体" w:cs="Times New Roman"/>
-                <w:b w:val="0"/>
-                <w:bCs/>
-                <w:i w:val="0"/>
-                <w:iCs w:val="0"/>
-                <w:color w:val="000000"/>
-                <w:sz w:val="18"/>
-                <w:szCs w:val="18"/>
-                <w:u w:val="none"/>
-              </w:rPr>
-            </w:pPr>
-            <w:r>
-              <w:rPr>
-                <w:rFonts w:hint="default" w:ascii="Times New Roman" w:hAnsi="Times New Roman" w:eastAsia="宋体" w:cs="Times New Roman"/>
-                <w:b w:val="0"/>
-                <w:bCs/>
-                <w:i w:val="0"/>
-                <w:iCs w:val="0"/>
-                <w:color w:val="000000"/>
-                <w:kern w:val="0"/>
-                <w:sz w:val="18"/>
-                <w:szCs w:val="18"/>
-                <w:u w:val="none"/>
-                <w:lang w:val="en-US" w:eastAsia="zh-CN" w:bidi="ar"/>
-              </w:rPr>
-              <w:t xml:space="preserve">20 </w:t>
-            </w:r>
-          </w:p>
-        </w:tc>
-        <w:tc>
-          <w:tcPr>
-            <w:tcW w:w="1643" w:type="pct"/>
-            <w:tcBorders>
-              <w:top w:val="single" w:color="000000" w:sz="4" w:space="0"/>
-              <w:left w:val="single" w:color="000000" w:sz="4" w:space="0"/>
-              <w:bottom w:val="single" w:color="000000" w:sz="4" w:space="0"/>
-              <w:right w:val="single" w:color="000000" w:sz="4" w:space="0"/>
-            </w:tcBorders>
-            <w:shd w:val="clear" w:color="auto" w:fill="FFFFFF"/>
-            <w:vAlign w:val="center"/>
-          </w:tcPr>
-          <w:p>
-            <w:pPr>
-              <w:keepNext w:val="0"/>
-              <w:keepLines w:val="0"/>
-              <w:widowControl/>
-              <w:suppressLineNumbers w:val="0"/>
-              <w:jc w:val="left"/>
-              <w:textAlignment w:val="center"/>
-              <w:rPr>
-                <w:rFonts w:hint="default" w:ascii="Times New Roman" w:hAnsi="Times New Roman" w:eastAsia="宋体" w:cs="Times New Roman"/>
-                <w:b w:val="0"/>
-                <w:bCs/>
-                <w:i w:val="0"/>
-                <w:iCs w:val="0"/>
-                <w:color w:val="000000"/>
-                <w:sz w:val="18"/>
-                <w:szCs w:val="18"/>
-                <w:u w:val="none"/>
-              </w:rPr>
-            </w:pPr>
-            <w:r>
-              <w:rPr>
-                <w:rFonts w:hint="default" w:ascii="Times New Roman" w:hAnsi="Times New Roman" w:eastAsia="宋体" w:cs="Times New Roman"/>
-                <w:b w:val="0"/>
-                <w:bCs/>
-                <w:i w:val="0"/>
-                <w:iCs w:val="0"/>
-                <w:color w:val="000000"/>
-                <w:kern w:val="0"/>
-                <w:sz w:val="18"/>
-                <w:szCs w:val="18"/>
-                <w:u w:val="none"/>
-                <w:lang w:val="en-US" w:eastAsia="zh-CN" w:bidi="ar"/>
-              </w:rPr>
-              <w:t>c.2310_231</w:t>
-            </w:r>
-            <w:r>
-              <w:rPr>
-                <w:rFonts w:hint="eastAsia" w:ascii="Times New Roman" w:hAnsi="Times New Roman" w:cs="Times New Roman"/>
-                <w:b w:val="0"/>
-                <w:bCs/>
-                <w:i w:val="0"/>
-                <w:iCs w:val="0"/>
-                <w:color w:val="000000"/>
-                <w:kern w:val="0"/>
-                <w:sz w:val="18"/>
-                <w:szCs w:val="18"/>
-                <w:u w:val="none"/>
-                <w:lang w:val="en-US" w:eastAsia="zh-CN" w:bidi="ar"/>
-              </w:rPr>
-              <w:t>1</w:t>
-            </w:r>
-            <w:r>
-              <w:rPr>
-                <w:rFonts w:hint="default" w:ascii="Times New Roman" w:hAnsi="Times New Roman" w:eastAsia="宋体" w:cs="Times New Roman"/>
-                <w:b w:val="0"/>
-                <w:bCs/>
-                <w:i w:val="0"/>
-                <w:iCs w:val="0"/>
-                <w:color w:val="000000"/>
-                <w:kern w:val="0"/>
-                <w:sz w:val="18"/>
-                <w:szCs w:val="18"/>
-                <w:u w:val="none"/>
-                <w:lang w:val="en-US" w:eastAsia="zh-CN" w:bidi="ar"/>
-              </w:rPr>
-              <w:t>insGGT</w:t>
-            </w:r>
-          </w:p>
-        </w:tc>
-        <w:tc>
-          <w:tcPr>
-            <w:tcW w:w="1591" w:type="pct"/>
-            <w:tcBorders>
-              <w:top w:val="single" w:color="000000" w:sz="4" w:space="0"/>
-              <w:left w:val="single" w:color="000000" w:sz="4" w:space="0"/>
-              <w:bottom w:val="single" w:color="000000" w:sz="4" w:space="0"/>
-              <w:right w:val="single" w:color="000000" w:sz="4" w:space="0"/>
-            </w:tcBorders>
-            <w:shd w:val="clear" w:color="auto" w:fill="FFFFFF"/>
-            <w:vAlign w:val="center"/>
-          </w:tcPr>
-          <w:p>
-            <w:pPr>
-              <w:keepNext w:val="0"/>
-              <w:keepLines w:val="0"/>
-              <w:widowControl/>
-              <w:suppressLineNumbers w:val="0"/>
-              <w:jc w:val="left"/>
-              <w:textAlignment w:val="center"/>
-              <w:rPr>
-                <w:rFonts w:hint="default" w:ascii="Times New Roman" w:hAnsi="Times New Roman" w:eastAsia="宋体" w:cs="Times New Roman"/>
-                <w:b w:val="0"/>
-                <w:bCs/>
-                <w:i w:val="0"/>
-                <w:iCs w:val="0"/>
-                <w:color w:val="000000"/>
-                <w:sz w:val="18"/>
-                <w:szCs w:val="18"/>
-                <w:u w:val="none"/>
-              </w:rPr>
-            </w:pPr>
-            <w:r>
-              <w:rPr>
-                <w:rFonts w:hint="default" w:ascii="Times New Roman" w:hAnsi="Times New Roman" w:eastAsia="宋体" w:cs="Times New Roman"/>
-                <w:b w:val="0"/>
-                <w:bCs/>
-                <w:i w:val="0"/>
-                <w:iCs w:val="0"/>
-                <w:color w:val="000000"/>
-                <w:kern w:val="0"/>
-                <w:sz w:val="18"/>
-                <w:szCs w:val="18"/>
-                <w:u w:val="none"/>
-                <w:lang w:val="en-US" w:eastAsia="zh-CN" w:bidi="ar"/>
-              </w:rPr>
-              <w:t>p.D770_N771insG</w:t>
-            </w:r>
-          </w:p>
-        </w:tc>
-        <w:tc>
-          <w:tcPr>
-            <w:tcW w:w="630" w:type="pct"/>
-            <w:tcBorders>
-              <w:top w:val="single" w:color="000000" w:sz="4" w:space="0"/>
-              <w:left w:val="single" w:color="000000" w:sz="4" w:space="0"/>
-              <w:bottom w:val="single" w:color="000000" w:sz="4" w:space="0"/>
-              <w:right w:val="single" w:color="000000" w:sz="4" w:space="0"/>
-            </w:tcBorders>
-            <w:shd w:val="clear" w:color="auto" w:fill="FFFFFF"/>
-            <w:vAlign w:val="center"/>
-          </w:tcPr>
-          <w:p>
-            <w:pPr>
-              <w:keepNext w:val="0"/>
-              <w:keepLines w:val="0"/>
-              <w:widowControl/>
-              <w:suppressLineNumbers w:val="0"/>
-              <w:jc w:val="left"/>
-              <w:textAlignment w:val="center"/>
-              <w:rPr>
-                <w:rFonts w:hint="default" w:ascii="Times New Roman" w:hAnsi="Times New Roman" w:eastAsia="宋体" w:cs="Times New Roman"/>
-                <w:b w:val="0"/>
-                <w:bCs/>
-                <w:i w:val="0"/>
-                <w:iCs w:val="0"/>
-                <w:color w:val="000000"/>
-                <w:sz w:val="18"/>
-                <w:szCs w:val="18"/>
-                <w:u w:val="none"/>
-              </w:rPr>
-            </w:pPr>
-            <w:r>
-              <w:rPr>
-                <w:rFonts w:hint="default" w:ascii="Times New Roman" w:hAnsi="Times New Roman" w:eastAsia="宋体" w:cs="Times New Roman"/>
-                <w:b w:val="0"/>
-                <w:bCs/>
-                <w:i w:val="0"/>
-                <w:iCs w:val="0"/>
-                <w:color w:val="000000"/>
-                <w:kern w:val="0"/>
-                <w:sz w:val="18"/>
-                <w:szCs w:val="18"/>
-                <w:u w:val="none"/>
-                <w:lang w:val="en-US" w:eastAsia="zh-CN" w:bidi="ar"/>
-              </w:rPr>
-              <w:t xml:space="preserve">12378 </w:t>
+              <w:t xml:space="preserve">6240 </w:t>
             </w:r>
           </w:p>
         </w:tc>
@@ -22336,7 +21557,7 @@
                 <w:u w:val="none"/>
                 <w:lang w:val="en-US" w:eastAsia="zh-CN" w:bidi="ar"/>
               </w:rPr>
-              <w:t>c.2319_2320insCAC</w:t>
+              <w:t>c.2303G&gt;T</w:t>
             </w:r>
           </w:p>
         </w:tc>
@@ -22386,7 +21607,7 @@
                 <w:u w:val="none"/>
                 <w:lang w:val="en-US" w:eastAsia="zh-CN" w:bidi="ar"/>
               </w:rPr>
-              <w:t>p.H773_V774insH</w:t>
+              <w:t>p.S7681</w:t>
             </w:r>
           </w:p>
         </w:tc>
@@ -22436,7 +21657,7 @@
                 <w:u w:val="none"/>
                 <w:lang w:val="en-US" w:eastAsia="zh-CN" w:bidi="ar"/>
               </w:rPr>
-              <w:t xml:space="preserve">12377 </w:t>
+              <w:t xml:space="preserve">6241 </w:t>
             </w:r>
           </w:p>
         </w:tc>
@@ -22542,7 +21763,7 @@
                 <w:u w:val="none"/>
                 <w:lang w:val="en-US" w:eastAsia="zh-CN" w:bidi="ar"/>
               </w:rPr>
-              <w:t xml:space="preserve">21 </w:t>
+              <w:t xml:space="preserve">20 </w:t>
             </w:r>
           </w:p>
         </w:tc>
@@ -22592,7 +21813,7 @@
                 <w:u w:val="none"/>
                 <w:lang w:val="en-US" w:eastAsia="zh-CN" w:bidi="ar"/>
               </w:rPr>
-              <w:t>c.2573T&gt;G</w:t>
+              <w:t>c.2307_2308insGCCAGCGTG</w:t>
             </w:r>
           </w:p>
         </w:tc>
@@ -22642,7 +21863,7 @@
                 <w:u w:val="none"/>
                 <w:lang w:val="en-US" w:eastAsia="zh-CN" w:bidi="ar"/>
               </w:rPr>
-              <w:t>p.L858R</w:t>
+              <w:t>p.V769_D770insASV</w:t>
             </w:r>
           </w:p>
         </w:tc>
@@ -22692,7 +21913,7 @@
                 <w:u w:val="none"/>
                 <w:lang w:val="en-US" w:eastAsia="zh-CN" w:bidi="ar"/>
               </w:rPr>
-              <w:t xml:space="preserve">6224 </w:t>
+              <w:t xml:space="preserve">12376 </w:t>
             </w:r>
           </w:p>
         </w:tc>
@@ -22798,7 +22019,7 @@
                 <w:u w:val="none"/>
                 <w:lang w:val="en-US" w:eastAsia="zh-CN" w:bidi="ar"/>
               </w:rPr>
-              <w:t xml:space="preserve">21 </w:t>
+              <w:t xml:space="preserve">20 </w:t>
             </w:r>
           </w:p>
         </w:tc>
@@ -22848,42 +22069,24 @@
                 <w:u w:val="none"/>
                 <w:lang w:val="en-US" w:eastAsia="zh-CN" w:bidi="ar"/>
               </w:rPr>
-              <w:t>c.2582T&gt;A</w:t>
-            </w:r>
-          </w:p>
-        </w:tc>
-        <w:tc>
-          <w:tcPr>
-            <w:tcW w:w="1591" w:type="pct"/>
-            <w:tcBorders>
-              <w:top w:val="single" w:color="000000" w:sz="4" w:space="0"/>
-              <w:left w:val="single" w:color="000000" w:sz="4" w:space="0"/>
-              <w:bottom w:val="single" w:color="000000" w:sz="4" w:space="0"/>
-              <w:right w:val="single" w:color="000000" w:sz="4" w:space="0"/>
-            </w:tcBorders>
-            <w:shd w:val="clear" w:color="auto" w:fill="FFFFFF"/>
-            <w:vAlign w:val="center"/>
-          </w:tcPr>
-          <w:p>
-            <w:pPr>
-              <w:keepNext w:val="0"/>
-              <w:keepLines w:val="0"/>
-              <w:widowControl/>
-              <w:suppressLineNumbers w:val="0"/>
-              <w:jc w:val="left"/>
-              <w:textAlignment w:val="center"/>
-              <w:rPr>
-                <w:rFonts w:hint="default" w:ascii="Times New Roman" w:hAnsi="Times New Roman" w:eastAsia="宋体" w:cs="Times New Roman"/>
+              <w:t>c.2310_231</w:t>
+            </w:r>
+            <w:r>
+              <w:rPr>
+                <w:rFonts w:hint="eastAsia" w:ascii="Times New Roman" w:hAnsi="Times New Roman" w:cs="Times New Roman"/>
                 <w:b w:val="0"/>
                 <w:bCs/>
                 <w:i w:val="0"/>
                 <w:iCs w:val="0"/>
                 <w:color w:val="000000"/>
+                <w:kern w:val="0"/>
                 <w:sz w:val="18"/>
                 <w:szCs w:val="18"/>
                 <w:u w:val="none"/>
-              </w:rPr>
-            </w:pPr>
+                <w:lang w:val="en-US" w:eastAsia="zh-CN" w:bidi="ar"/>
+              </w:rPr>
+              <w:t>1</w:t>
+            </w:r>
             <w:r>
               <w:rPr>
                 <w:rFonts w:hint="default" w:ascii="Times New Roman" w:hAnsi="Times New Roman" w:eastAsia="宋体" w:cs="Times New Roman"/>
@@ -22898,13 +22101,13 @@
                 <w:u w:val="none"/>
                 <w:lang w:val="en-US" w:eastAsia="zh-CN" w:bidi="ar"/>
               </w:rPr>
-              <w:t>p.L861Q</w:t>
-            </w:r>
-          </w:p>
-        </w:tc>
-        <w:tc>
-          <w:tcPr>
-            <w:tcW w:w="630" w:type="pct"/>
+              <w:t>insGGT</w:t>
+            </w:r>
+          </w:p>
+        </w:tc>
+        <w:tc>
+          <w:tcPr>
+            <w:tcW w:w="1591" w:type="pct"/>
             <w:tcBorders>
               <w:top w:val="single" w:color="000000" w:sz="4" w:space="0"/>
               <w:left w:val="single" w:color="000000" w:sz="4" w:space="0"/>
@@ -22948,7 +22151,57 @@
                 <w:u w:val="none"/>
                 <w:lang w:val="en-US" w:eastAsia="zh-CN" w:bidi="ar"/>
               </w:rPr>
-              <w:t xml:space="preserve">6213 </w:t>
+              <w:t>p.D770_N771insG</w:t>
+            </w:r>
+          </w:p>
+        </w:tc>
+        <w:tc>
+          <w:tcPr>
+            <w:tcW w:w="630" w:type="pct"/>
+            <w:tcBorders>
+              <w:top w:val="single" w:color="000000" w:sz="4" w:space="0"/>
+              <w:left w:val="single" w:color="000000" w:sz="4" w:space="0"/>
+              <w:bottom w:val="single" w:color="000000" w:sz="4" w:space="0"/>
+              <w:right w:val="single" w:color="000000" w:sz="4" w:space="0"/>
+            </w:tcBorders>
+            <w:shd w:val="clear" w:color="auto" w:fill="FFFFFF"/>
+            <w:vAlign w:val="center"/>
+          </w:tcPr>
+          <w:p>
+            <w:pPr>
+              <w:keepNext w:val="0"/>
+              <w:keepLines w:val="0"/>
+              <w:widowControl/>
+              <w:suppressLineNumbers w:val="0"/>
+              <w:jc w:val="left"/>
+              <w:textAlignment w:val="center"/>
+              <w:rPr>
+                <w:rFonts w:hint="default" w:ascii="Times New Roman" w:hAnsi="Times New Roman" w:eastAsia="宋体" w:cs="Times New Roman"/>
+                <w:b w:val="0"/>
+                <w:bCs/>
+                <w:i w:val="0"/>
+                <w:iCs w:val="0"/>
+                <w:color w:val="000000"/>
+                <w:sz w:val="18"/>
+                <w:szCs w:val="18"/>
+                <w:u w:val="none"/>
+              </w:rPr>
+            </w:pPr>
+            <w:r>
+              <w:rPr>
+                <w:rFonts w:hint="default" w:ascii="Times New Roman" w:hAnsi="Times New Roman" w:eastAsia="宋体" w:cs="Times New Roman"/>
+                <w:b w:val="0"/>
+                <w:bCs/>
+                <w:i w:val="0"/>
+                <w:iCs w:val="0"/>
+                <w:color w:val="000000"/>
+                <w:kern w:val="0"/>
+                <w:sz w:val="18"/>
+                <w:szCs w:val="18"/>
+                <w:u w:val="none"/>
+                <w:lang w:val="en-US" w:eastAsia="zh-CN" w:bidi="ar"/>
+              </w:rPr>
+              <w:t xml:space="preserve">12378 </w:t>
             </w:r>
           </w:p>
         </w:tc>
@@ -22976,7 +22229,7 @@
         <w:tc>
           <w:tcPr>
             <w:tcW w:w="699" w:type="pct"/>
-            <w:vMerge w:val="restart"/>
+            <w:vMerge w:val="continue"/>
             <w:tcBorders>
               <w:top w:val="single" w:color="FFFFFF" w:sz="8" w:space="0"/>
               <w:left w:val="single" w:color="FFFFFF" w:sz="8" w:space="0"/>
@@ -22988,12 +22241,7 @@
           </w:tcPr>
           <w:p>
             <w:pPr>
-              <w:keepNext w:val="0"/>
-              <w:keepLines w:val="0"/>
-              <w:widowControl/>
-              <w:suppressLineNumbers w:val="0"/>
               <w:jc w:val="left"/>
-              <w:textAlignment w:val="center"/>
               <w:rPr>
                 <w:rFonts w:hint="default" w:ascii="Times New Roman" w:hAnsi="Times New Roman" w:eastAsia="宋体" w:cs="Times New Roman"/>
                 <w:b/>
@@ -23011,27 +22259,6 @@
                 </w14:textFill>
               </w:rPr>
             </w:pPr>
-            <w:r>
-              <w:rPr>
-                <w:rFonts w:hint="default" w:ascii="Times New Roman" w:hAnsi="Times New Roman" w:eastAsia="宋体" w:cs="Times New Roman"/>
-                <w:b/>
-                <w:bCs w:val="0"/>
-                <w:i w:val="0"/>
-                <w:iCs w:val="0"/>
-                <w:color w:val="FFFFFF" w:themeColor="background1"/>
-                <w:kern w:val="0"/>
-                <w:sz w:val="18"/>
-                <w:szCs w:val="18"/>
-                <w:u w:val="none"/>
-                <w:lang w:val="en-US" w:eastAsia="zh-CN" w:bidi="ar"/>
-                <w14:textFill>
-                  <w14:solidFill>
-                    <w14:schemeClr w14:val="bg1"/>
-                  </w14:solidFill>
-                </w14:textFill>
-              </w:rPr>
-              <w:t>KRAS</w:t>
-            </w:r>
           </w:p>
         </w:tc>
         <w:tc>
@@ -23080,7 +22307,7 @@
                 <w:u w:val="none"/>
                 <w:lang w:val="en-US" w:eastAsia="zh-CN" w:bidi="ar"/>
               </w:rPr>
-              <w:t xml:space="preserve">2 </w:t>
+              <w:t xml:space="preserve">20 </w:t>
             </w:r>
           </w:p>
         </w:tc>
@@ -23130,7 +22357,7 @@
                 <w:u w:val="none"/>
                 <w:lang w:val="en-US" w:eastAsia="zh-CN" w:bidi="ar"/>
               </w:rPr>
-              <w:t>c.35G&gt;A</w:t>
+              <w:t>c.2319_2320insCAC</w:t>
             </w:r>
           </w:p>
         </w:tc>
@@ -23180,7 +22407,7 @@
                 <w:u w:val="none"/>
                 <w:lang w:val="en-US" w:eastAsia="zh-CN" w:bidi="ar"/>
               </w:rPr>
-              <w:t>p.G12D</w:t>
+              <w:t>p.H773_V774insH</w:t>
             </w:r>
           </w:p>
         </w:tc>
@@ -23230,7 +22457,7 @@
                 <w:u w:val="none"/>
                 <w:lang w:val="en-US" w:eastAsia="zh-CN" w:bidi="ar"/>
               </w:rPr>
-              <w:t xml:space="preserve">521 </w:t>
+              <w:t xml:space="preserve">12377 </w:t>
             </w:r>
           </w:p>
         </w:tc>
@@ -23336,7 +22563,7 @@
                 <w:u w:val="none"/>
                 <w:lang w:val="en-US" w:eastAsia="zh-CN" w:bidi="ar"/>
               </w:rPr>
-              <w:t xml:space="preserve">2 </w:t>
+              <w:t xml:space="preserve">21 </w:t>
             </w:r>
           </w:p>
         </w:tc>
@@ -23386,7 +22613,7 @@
                 <w:u w:val="none"/>
                 <w:lang w:val="en-US" w:eastAsia="zh-CN" w:bidi="ar"/>
               </w:rPr>
-              <w:t>c.35G&gt;T</w:t>
+              <w:t>c.2573T&gt;G</w:t>
             </w:r>
           </w:p>
         </w:tc>
@@ -23436,7 +22663,7 @@
                 <w:u w:val="none"/>
                 <w:lang w:val="en-US" w:eastAsia="zh-CN" w:bidi="ar"/>
               </w:rPr>
-              <w:t>p.G12V</w:t>
+              <w:t>p.L858R</w:t>
             </w:r>
           </w:p>
         </w:tc>
@@ -23486,7 +22713,7 @@
                 <w:u w:val="none"/>
                 <w:lang w:val="en-US" w:eastAsia="zh-CN" w:bidi="ar"/>
               </w:rPr>
-              <w:t xml:space="preserve">520 </w:t>
+              <w:t xml:space="preserve">6224 </w:t>
             </w:r>
           </w:p>
         </w:tc>
@@ -23592,7 +22819,7 @@
                 <w:u w:val="none"/>
                 <w:lang w:val="en-US" w:eastAsia="zh-CN" w:bidi="ar"/>
               </w:rPr>
-              <w:t xml:space="preserve">2 </w:t>
+              <w:t xml:space="preserve">21 </w:t>
             </w:r>
           </w:p>
         </w:tc>
@@ -23642,7 +22869,7 @@
                 <w:u w:val="none"/>
                 <w:lang w:val="en-US" w:eastAsia="zh-CN" w:bidi="ar"/>
               </w:rPr>
-              <w:t>c.34G&gt;T</w:t>
+              <w:t>c.2582T&gt;A</w:t>
             </w:r>
           </w:p>
         </w:tc>
@@ -23692,7 +22919,7 @@
                 <w:u w:val="none"/>
                 <w:lang w:val="en-US" w:eastAsia="zh-CN" w:bidi="ar"/>
               </w:rPr>
-              <w:t>p.G12C</w:t>
+              <w:t>p.L861Q</w:t>
             </w:r>
           </w:p>
         </w:tc>
@@ -23742,264 +22969,7 @@
                 <w:u w:val="none"/>
                 <w:lang w:val="en-US" w:eastAsia="zh-CN" w:bidi="ar"/>
               </w:rPr>
-              <w:t xml:space="preserve">516 </w:t>
-            </w:r>
-          </w:p>
-        </w:tc>
-      </w:tr>
-      <w:tr>
-        <w:tblPrEx>
-          <w:tblBorders>
-            <w:top w:val="none" w:color="auto" w:sz="0" w:space="0"/>
-            <w:left w:val="none" w:color="auto" w:sz="0" w:space="0"/>
-            <w:bottom w:val="none" w:color="auto" w:sz="0" w:space="0"/>
-            <w:right w:val="none" w:color="auto" w:sz="0" w:space="0"/>
-            <w:insideH w:val="none" w:color="auto" w:sz="0" w:space="0"/>
-            <w:insideV w:val="none" w:color="auto" w:sz="0" w:space="0"/>
-          </w:tblBorders>
-          <w:shd w:val="clear" w:color="auto" w:fill="auto"/>
-          <w:tblCellMar>
-            <w:top w:w="0" w:type="dxa"/>
-            <w:left w:w="108" w:type="dxa"/>
-            <w:bottom w:w="0" w:type="dxa"/>
-            <w:right w:w="108" w:type="dxa"/>
-          </w:tblCellMar>
-        </w:tblPrEx>
-        <w:trPr>
-          <w:trHeight w:val="300" w:hRule="atLeast"/>
-        </w:trPr>
-        <w:tc>
-          <w:tcPr>
-            <w:tcW w:w="699" w:type="pct"/>
-            <w:vMerge w:val="continue"/>
-            <w:tcBorders>
-              <w:top w:val="single" w:color="FFFFFF" w:sz="8" w:space="0"/>
-              <w:left w:val="single" w:color="FFFFFF" w:sz="8" w:space="0"/>
-              <w:bottom w:val="single" w:color="FFFFFF" w:sz="8" w:space="0"/>
-              <w:right w:val="single" w:color="FFFFFF" w:sz="8" w:space="0"/>
-            </w:tcBorders>
-            <w:shd w:val="clear" w:color="auto" w:fill="1F3864"/>
-            <w:vAlign w:val="center"/>
-          </w:tcPr>
-          <w:p>
-            <w:pPr>
-              <w:jc w:val="left"/>
-              <w:rPr>
-                <w:rFonts w:hint="default" w:ascii="Times New Roman" w:hAnsi="Times New Roman" w:eastAsia="宋体" w:cs="Times New Roman"/>
-                <w:b/>
-                <w:bCs w:val="0"/>
-                <w:i w:val="0"/>
-                <w:iCs w:val="0"/>
-                <w:color w:val="FFFFFF" w:themeColor="background1"/>
-                <w:sz w:val="18"/>
-                <w:szCs w:val="18"/>
-                <w:u w:val="none"/>
-                <w14:textFill>
-                  <w14:solidFill>
-                    <w14:schemeClr w14:val="bg1"/>
-                  </w14:solidFill>
-                </w14:textFill>
-              </w:rPr>
-            </w:pPr>
-          </w:p>
-        </w:tc>
-        <w:tc>
-          <w:tcPr>
-            <w:tcW w:w="435" w:type="pct"/>
-            <w:tcBorders>
-              <w:top w:val="single" w:color="000000" w:sz="4" w:space="0"/>
-              <w:left w:val="single" w:color="FFFFFF" w:sz="8" w:space="0"/>
-              <w:bottom w:val="single" w:color="000000" w:sz="4" w:space="0"/>
-              <w:right w:val="single" w:color="000000" w:sz="4" w:space="0"/>
-            </w:tcBorders>
-            <w:shd w:val="clear" w:color="auto" w:fill="FFFFFF"/>
-            <w:vAlign w:val="center"/>
-          </w:tcPr>
-          <w:p>
-            <w:pPr>
-              <w:keepNext w:val="0"/>
-              <w:keepLines w:val="0"/>
-              <w:widowControl/>
-              <w:suppressLineNumbers w:val="0"/>
-              <w:jc w:val="left"/>
-              <w:textAlignment w:val="center"/>
-              <w:rPr>
-                <w:rFonts w:hint="default" w:ascii="Times New Roman" w:hAnsi="Times New Roman" w:eastAsia="宋体" w:cs="Times New Roman"/>
-                <w:b w:val="0"/>
-                <w:bCs/>
-                <w:i w:val="0"/>
-                <w:iCs w:val="0"/>
-                <w:color w:val="000000"/>
-                <w:sz w:val="18"/>
-                <w:szCs w:val="18"/>
-                <w:u w:val="none"/>
-              </w:rPr>
-            </w:pPr>
-            <w:r>
-              <w:rPr>
-                <w:rFonts w:hint="default" w:ascii="Times New Roman" w:hAnsi="Times New Roman" w:eastAsia="宋体" w:cs="Times New Roman"/>
-                <w:b w:val="0"/>
-                <w:bCs/>
-                <w:i w:val="0"/>
-                <w:iCs w:val="0"/>
-                <w:color w:val="000000"/>
-                <w:kern w:val="0"/>
-                <w:sz w:val="18"/>
-                <w:szCs w:val="18"/>
-                <w:u w:val="none"/>
-                <w:lang w:val="en-US" w:eastAsia="zh-CN" w:bidi="ar"/>
-              </w:rPr>
-              <w:t xml:space="preserve">2 </w:t>
-            </w:r>
-          </w:p>
-        </w:tc>
-        <w:tc>
-          <w:tcPr>
-            <w:tcW w:w="1643" w:type="pct"/>
-            <w:tcBorders>
-              <w:top w:val="single" w:color="000000" w:sz="4" w:space="0"/>
-              <w:left w:val="single" w:color="000000" w:sz="4" w:space="0"/>
-              <w:bottom w:val="single" w:color="000000" w:sz="4" w:space="0"/>
-              <w:right w:val="single" w:color="000000" w:sz="4" w:space="0"/>
-            </w:tcBorders>
-            <w:shd w:val="clear" w:color="auto" w:fill="FFFFFF"/>
-            <w:vAlign w:val="center"/>
-          </w:tcPr>
-          <w:p>
-            <w:pPr>
-              <w:keepNext w:val="0"/>
-              <w:keepLines w:val="0"/>
-              <w:widowControl/>
-              <w:suppressLineNumbers w:val="0"/>
-              <w:jc w:val="left"/>
-              <w:textAlignment w:val="center"/>
-              <w:rPr>
-                <w:rFonts w:hint="default" w:ascii="Times New Roman" w:hAnsi="Times New Roman" w:eastAsia="宋体" w:cs="Times New Roman"/>
-                <w:b w:val="0"/>
-                <w:bCs/>
-                <w:i w:val="0"/>
-                <w:iCs w:val="0"/>
-                <w:color w:val="000000"/>
-                <w:sz w:val="18"/>
-                <w:szCs w:val="18"/>
-                <w:u w:val="none"/>
-              </w:rPr>
-            </w:pPr>
-            <w:r>
-              <w:rPr>
-                <w:rFonts w:hint="default" w:ascii="Times New Roman" w:hAnsi="Times New Roman" w:eastAsia="宋体" w:cs="Times New Roman"/>
-                <w:b w:val="0"/>
-                <w:bCs/>
-                <w:i w:val="0"/>
-                <w:iCs w:val="0"/>
-                <w:color w:val="000000"/>
-                <w:kern w:val="0"/>
-                <w:sz w:val="18"/>
-                <w:szCs w:val="18"/>
-                <w:u w:val="none"/>
-                <w:lang w:val="en-US" w:eastAsia="zh-CN" w:bidi="ar"/>
-              </w:rPr>
-              <w:t>c.34G&gt;A</w:t>
-            </w:r>
-          </w:p>
-        </w:tc>
-        <w:tc>
-          <w:tcPr>
-            <w:tcW w:w="1591" w:type="pct"/>
-            <w:tcBorders>
-              <w:top w:val="single" w:color="000000" w:sz="4" w:space="0"/>
-              <w:left w:val="single" w:color="000000" w:sz="4" w:space="0"/>
-              <w:bottom w:val="single" w:color="000000" w:sz="4" w:space="0"/>
-              <w:right w:val="single" w:color="000000" w:sz="4" w:space="0"/>
-            </w:tcBorders>
-            <w:shd w:val="clear" w:color="auto" w:fill="FFFFFF"/>
-            <w:vAlign w:val="center"/>
-          </w:tcPr>
-          <w:p>
-            <w:pPr>
-              <w:keepNext w:val="0"/>
-              <w:keepLines w:val="0"/>
-              <w:widowControl/>
-              <w:suppressLineNumbers w:val="0"/>
-              <w:jc w:val="left"/>
-              <w:textAlignment w:val="center"/>
-              <w:rPr>
-                <w:rFonts w:hint="default" w:ascii="Times New Roman" w:hAnsi="Times New Roman" w:eastAsia="宋体" w:cs="Times New Roman"/>
-                <w:b w:val="0"/>
-                <w:bCs/>
-                <w:i w:val="0"/>
-                <w:iCs w:val="0"/>
-                <w:color w:val="000000"/>
-                <w:sz w:val="18"/>
-                <w:szCs w:val="18"/>
-                <w:u w:val="none"/>
-              </w:rPr>
-            </w:pPr>
-            <w:r>
-              <w:rPr>
-                <w:rFonts w:hint="default" w:ascii="Times New Roman" w:hAnsi="Times New Roman" w:eastAsia="宋体" w:cs="Times New Roman"/>
-                <w:b w:val="0"/>
-                <w:bCs/>
-                <w:i w:val="0"/>
-                <w:iCs w:val="0"/>
-                <w:color w:val="000000"/>
-                <w:kern w:val="0"/>
-                <w:sz w:val="18"/>
-                <w:szCs w:val="18"/>
-                <w:u w:val="none"/>
-                <w:lang w:val="en-US" w:eastAsia="zh-CN" w:bidi="ar"/>
-              </w:rPr>
-              <w:t>p.G12S</w:t>
-            </w:r>
-          </w:p>
-        </w:tc>
-        <w:tc>
-          <w:tcPr>
-            <w:tcW w:w="630" w:type="pct"/>
-            <w:tcBorders>
-              <w:top w:val="single" w:color="000000" w:sz="4" w:space="0"/>
-              <w:left w:val="single" w:color="000000" w:sz="4" w:space="0"/>
-              <w:bottom w:val="single" w:color="000000" w:sz="4" w:space="0"/>
-              <w:right w:val="single" w:color="000000" w:sz="4" w:space="0"/>
-            </w:tcBorders>
-            <w:shd w:val="clear" w:color="auto" w:fill="FFFFFF"/>
-            <w:vAlign w:val="center"/>
-          </w:tcPr>
-          <w:p>
-            <w:pPr>
-              <w:keepNext w:val="0"/>
-              <w:keepLines w:val="0"/>
-              <w:widowControl/>
-              <w:suppressLineNumbers w:val="0"/>
-              <w:jc w:val="left"/>
-              <w:textAlignment w:val="center"/>
-              <w:rPr>
-                <w:rFonts w:hint="default" w:ascii="Times New Roman" w:hAnsi="Times New Roman" w:eastAsia="宋体" w:cs="Times New Roman"/>
-                <w:b w:val="0"/>
-                <w:bCs/>
-                <w:i w:val="0"/>
-                <w:iCs w:val="0"/>
-                <w:color w:val="000000"/>
-                <w:sz w:val="18"/>
-                <w:szCs w:val="18"/>
-                <w:u w:val="none"/>
-              </w:rPr>
-            </w:pPr>
-            <w:r>
-              <w:rPr>
-                <w:rFonts w:hint="default" w:ascii="Times New Roman" w:hAnsi="Times New Roman" w:eastAsia="宋体" w:cs="Times New Roman"/>
-                <w:b w:val="0"/>
-                <w:bCs/>
-                <w:i w:val="0"/>
-                <w:iCs w:val="0"/>
-                <w:color w:val="000000"/>
-                <w:kern w:val="0"/>
-                <w:sz w:val="18"/>
-                <w:szCs w:val="18"/>
-                <w:u w:val="none"/>
-                <w:lang w:val="en-US" w:eastAsia="zh-CN" w:bidi="ar"/>
-              </w:rPr>
-              <w:t xml:space="preserve">517 </w:t>
+              <w:t xml:space="preserve">6213 </w:t>
             </w:r>
           </w:p>
         </w:tc>
@@ -24027,7 +22997,7 @@
         <w:tc>
           <w:tcPr>
             <w:tcW w:w="699" w:type="pct"/>
-            <w:vMerge w:val="continue"/>
+            <w:vMerge w:val="restart"/>
             <w:tcBorders>
               <w:top w:val="single" w:color="FFFFFF" w:sz="8" w:space="0"/>
               <w:left w:val="single" w:color="FFFFFF" w:sz="8" w:space="0"/>
@@ -24039,7 +23009,12 @@
           </w:tcPr>
           <w:p>
             <w:pPr>
+              <w:keepNext w:val="0"/>
+              <w:keepLines w:val="0"/>
+              <w:widowControl/>
+              <w:suppressLineNumbers w:val="0"/>
               <w:jc w:val="left"/>
+              <w:textAlignment w:val="center"/>
               <w:rPr>
                 <w:rFonts w:hint="default" w:ascii="Times New Roman" w:hAnsi="Times New Roman" w:eastAsia="宋体" w:cs="Times New Roman"/>
                 <w:b/>
@@ -24057,6 +23032,27 @@
                 </w14:textFill>
               </w:rPr>
             </w:pPr>
+            <w:r>
+              <w:rPr>
+                <w:rFonts w:hint="default" w:ascii="Times New Roman" w:hAnsi="Times New Roman" w:eastAsia="宋体" w:cs="Times New Roman"/>
+                <w:b/>
+                <w:bCs w:val="0"/>
+                <w:i w:val="0"/>
+                <w:iCs w:val="0"/>
+                <w:color w:val="FFFFFF" w:themeColor="background1"/>
+                <w:kern w:val="0"/>
+                <w:sz w:val="18"/>
+                <w:szCs w:val="18"/>
+                <w:u w:val="none"/>
+                <w:lang w:val="en-US" w:eastAsia="zh-CN" w:bidi="ar"/>
+                <w14:textFill>
+                  <w14:solidFill>
+                    <w14:schemeClr w14:val="bg1"/>
+                  </w14:solidFill>
+                </w14:textFill>
+              </w:rPr>
+              <w:t>KRAS</w:t>
+            </w:r>
           </w:p>
         </w:tc>
         <w:tc>
@@ -24155,7 +23151,7 @@
                 <w:u w:val="none"/>
                 <w:lang w:val="en-US" w:eastAsia="zh-CN" w:bidi="ar"/>
               </w:rPr>
-              <w:t>c.38G&gt;A</w:t>
+              <w:t>c.35G&gt;A</w:t>
             </w:r>
           </w:p>
         </w:tc>
@@ -24205,7 +23201,7 @@
                 <w:u w:val="none"/>
                 <w:lang w:val="en-US" w:eastAsia="zh-CN" w:bidi="ar"/>
               </w:rPr>
-              <w:t>p.G13D</w:t>
+              <w:t>p.G12D</w:t>
             </w:r>
           </w:p>
         </w:tc>
@@ -24255,7 +23251,7 @@
                 <w:u w:val="none"/>
                 <w:lang w:val="en-US" w:eastAsia="zh-CN" w:bidi="ar"/>
               </w:rPr>
-              <w:t xml:space="preserve">532 </w:t>
+              <w:t xml:space="preserve">521 </w:t>
             </w:r>
           </w:p>
         </w:tc>
@@ -24411,7 +23407,7 @@
                 <w:u w:val="none"/>
                 <w:lang w:val="en-US" w:eastAsia="zh-CN" w:bidi="ar"/>
               </w:rPr>
-              <w:t>c.34G&gt;C</w:t>
+              <w:t>c.35G&gt;T</w:t>
             </w:r>
           </w:p>
         </w:tc>
@@ -24461,7 +23457,7 @@
                 <w:u w:val="none"/>
                 <w:lang w:val="en-US" w:eastAsia="zh-CN" w:bidi="ar"/>
               </w:rPr>
-              <w:t>p.G12R</w:t>
+              <w:t>p.G12V</w:t>
             </w:r>
           </w:p>
         </w:tc>
@@ -24511,7 +23507,7 @@
                 <w:u w:val="none"/>
                 <w:lang w:val="en-US" w:eastAsia="zh-CN" w:bidi="ar"/>
               </w:rPr>
-              <w:t xml:space="preserve">518 </w:t>
+              <w:t xml:space="preserve">520 </w:t>
             </w:r>
           </w:p>
         </w:tc>
@@ -24667,7 +23663,7 @@
                 <w:u w:val="none"/>
                 <w:lang w:val="en-US" w:eastAsia="zh-CN" w:bidi="ar"/>
               </w:rPr>
-              <w:t>c.35G&gt;C</w:t>
+              <w:t>c.34G&gt;T</w:t>
             </w:r>
           </w:p>
         </w:tc>
@@ -24717,7 +23713,7 @@
                 <w:u w:val="none"/>
                 <w:lang w:val="en-US" w:eastAsia="zh-CN" w:bidi="ar"/>
               </w:rPr>
-              <w:t>p.G12A</w:t>
+              <w:t>p.G12C</w:t>
             </w:r>
           </w:p>
         </w:tc>
@@ -24767,289 +23763,7 @@
                 <w:u w:val="none"/>
                 <w:lang w:val="en-US" w:eastAsia="zh-CN" w:bidi="ar"/>
               </w:rPr>
-              <w:t xml:space="preserve">522 </w:t>
-            </w:r>
-          </w:p>
-        </w:tc>
-      </w:tr>
-      <w:tr>
-        <w:tblPrEx>
-          <w:tblBorders>
-            <w:top w:val="none" w:color="auto" w:sz="0" w:space="0"/>
-            <w:left w:val="none" w:color="auto" w:sz="0" w:space="0"/>
-            <w:bottom w:val="none" w:color="auto" w:sz="0" w:space="0"/>
-            <w:right w:val="none" w:color="auto" w:sz="0" w:space="0"/>
-            <w:insideH w:val="none" w:color="auto" w:sz="0" w:space="0"/>
-            <w:insideV w:val="none" w:color="auto" w:sz="0" w:space="0"/>
-          </w:tblBorders>
-          <w:shd w:val="clear" w:color="auto" w:fill="auto"/>
-          <w:tblCellMar>
-            <w:top w:w="0" w:type="dxa"/>
-            <w:left w:w="108" w:type="dxa"/>
-            <w:bottom w:w="0" w:type="dxa"/>
-            <w:right w:w="108" w:type="dxa"/>
-          </w:tblCellMar>
-        </w:tblPrEx>
-        <w:trPr>
-          <w:trHeight w:val="300" w:hRule="atLeast"/>
-        </w:trPr>
-        <w:tc>
-          <w:tcPr>
-            <w:tcW w:w="699" w:type="pct"/>
-            <w:tcBorders>
-              <w:top w:val="single" w:color="FFFFFF" w:sz="8" w:space="0"/>
-              <w:left w:val="single" w:color="FFFFFF" w:sz="8" w:space="0"/>
-              <w:bottom w:val="single" w:color="FFFFFF" w:sz="8" w:space="0"/>
-              <w:right w:val="single" w:color="FFFFFF" w:sz="8" w:space="0"/>
-            </w:tcBorders>
-            <w:shd w:val="clear" w:color="auto" w:fill="1F3864"/>
-            <w:vAlign w:val="center"/>
-          </w:tcPr>
-          <w:p>
-            <w:pPr>
-              <w:keepNext w:val="0"/>
-              <w:keepLines w:val="0"/>
-              <w:widowControl/>
-              <w:suppressLineNumbers w:val="0"/>
-              <w:jc w:val="left"/>
-              <w:textAlignment w:val="center"/>
-              <w:rPr>
-                <w:rFonts w:hint="default" w:ascii="Times New Roman" w:hAnsi="Times New Roman" w:eastAsia="宋体" w:cs="Times New Roman"/>
-                <w:b/>
-                <w:bCs w:val="0"/>
-                <w:i w:val="0"/>
-                <w:iCs w:val="0"/>
-                <w:color w:val="FFFFFF" w:themeColor="background1"/>
-                <w:sz w:val="18"/>
-                <w:szCs w:val="18"/>
-                <w:u w:val="none"/>
-                <w14:textFill>
-                  <w14:solidFill>
-                    <w14:schemeClr w14:val="bg1"/>
-                  </w14:solidFill>
-                </w14:textFill>
-              </w:rPr>
-            </w:pPr>
-            <w:r>
-              <w:rPr>
-                <w:rFonts w:hint="default" w:ascii="Times New Roman" w:hAnsi="Times New Roman" w:eastAsia="宋体" w:cs="Times New Roman"/>
-                <w:b/>
-                <w:bCs w:val="0"/>
-                <w:i w:val="0"/>
-                <w:iCs w:val="0"/>
-                <w:color w:val="FFFFFF" w:themeColor="background1"/>
-                <w:kern w:val="0"/>
-                <w:sz w:val="18"/>
-                <w:szCs w:val="18"/>
-                <w:u w:val="none"/>
-                <w:lang w:val="en-US" w:eastAsia="zh-CN" w:bidi="ar"/>
-                <w14:textFill>
-                  <w14:solidFill>
-                    <w14:schemeClr w14:val="bg1"/>
-                  </w14:solidFill>
-                </w14:textFill>
-              </w:rPr>
-              <w:t>BRAF</w:t>
-            </w:r>
-          </w:p>
-        </w:tc>
-        <w:tc>
-          <w:tcPr>
-            <w:tcW w:w="435" w:type="pct"/>
-            <w:tcBorders>
-              <w:top w:val="single" w:color="000000" w:sz="4" w:space="0"/>
-              <w:left w:val="single" w:color="FFFFFF" w:sz="8" w:space="0"/>
-              <w:bottom w:val="single" w:color="000000" w:sz="4" w:space="0"/>
-              <w:right w:val="single" w:color="000000" w:sz="4" w:space="0"/>
-            </w:tcBorders>
-            <w:shd w:val="clear" w:color="auto" w:fill="FFFFFF"/>
-            <w:vAlign w:val="center"/>
-          </w:tcPr>
-          <w:p>
-            <w:pPr>
-              <w:keepNext w:val="0"/>
-              <w:keepLines w:val="0"/>
-              <w:widowControl/>
-              <w:suppressLineNumbers w:val="0"/>
-              <w:jc w:val="left"/>
-              <w:textAlignment w:val="center"/>
-              <w:rPr>
-                <w:rFonts w:hint="default" w:ascii="Times New Roman" w:hAnsi="Times New Roman" w:eastAsia="宋体" w:cs="Times New Roman"/>
-                <w:b w:val="0"/>
-                <w:bCs/>
-                <w:i w:val="0"/>
-                <w:iCs w:val="0"/>
-                <w:color w:val="000000"/>
-                <w:sz w:val="18"/>
-                <w:szCs w:val="18"/>
-                <w:u w:val="none"/>
-              </w:rPr>
-            </w:pPr>
-            <w:r>
-              <w:rPr>
-                <w:rFonts w:hint="default" w:ascii="Times New Roman" w:hAnsi="Times New Roman" w:eastAsia="宋体" w:cs="Times New Roman"/>
-                <w:b w:val="0"/>
-                <w:bCs/>
-                <w:i w:val="0"/>
-                <w:iCs w:val="0"/>
-                <w:color w:val="000000"/>
-                <w:kern w:val="0"/>
-                <w:sz w:val="18"/>
-                <w:szCs w:val="18"/>
-                <w:u w:val="none"/>
-                <w:lang w:val="en-US" w:eastAsia="zh-CN" w:bidi="ar"/>
-              </w:rPr>
-              <w:t xml:space="preserve">15 </w:t>
-            </w:r>
-          </w:p>
-        </w:tc>
-        <w:tc>
-          <w:tcPr>
-            <w:tcW w:w="1643" w:type="pct"/>
-            <w:tcBorders>
-              <w:top w:val="single" w:color="000000" w:sz="4" w:space="0"/>
-              <w:left w:val="single" w:color="000000" w:sz="4" w:space="0"/>
-              <w:bottom w:val="single" w:color="000000" w:sz="4" w:space="0"/>
-              <w:right w:val="single" w:color="000000" w:sz="4" w:space="0"/>
-            </w:tcBorders>
-            <w:shd w:val="clear" w:color="auto" w:fill="FFFFFF"/>
-            <w:vAlign w:val="center"/>
-          </w:tcPr>
-          <w:p>
-            <w:pPr>
-              <w:keepNext w:val="0"/>
-              <w:keepLines w:val="0"/>
-              <w:widowControl/>
-              <w:suppressLineNumbers w:val="0"/>
-              <w:jc w:val="left"/>
-              <w:textAlignment w:val="center"/>
-              <w:rPr>
-                <w:rFonts w:hint="default" w:ascii="Times New Roman" w:hAnsi="Times New Roman" w:eastAsia="宋体" w:cs="Times New Roman"/>
-                <w:b w:val="0"/>
-                <w:bCs/>
-                <w:i w:val="0"/>
-                <w:iCs w:val="0"/>
-                <w:color w:val="000000"/>
-                <w:sz w:val="18"/>
-                <w:szCs w:val="18"/>
-                <w:u w:val="none"/>
-              </w:rPr>
-            </w:pPr>
-            <w:r>
-              <w:rPr>
-                <w:rFonts w:hint="default" w:ascii="Times New Roman" w:hAnsi="Times New Roman" w:eastAsia="宋体" w:cs="Times New Roman"/>
-                <w:b w:val="0"/>
-                <w:bCs/>
-                <w:i w:val="0"/>
-                <w:iCs w:val="0"/>
-                <w:color w:val="000000"/>
-                <w:kern w:val="0"/>
-                <w:sz w:val="18"/>
-                <w:szCs w:val="18"/>
-                <w:u w:val="none"/>
-                <w:lang w:val="en-US" w:eastAsia="zh-CN" w:bidi="ar"/>
-              </w:rPr>
-              <w:t>c.1799T&gt;A</w:t>
-            </w:r>
-          </w:p>
-        </w:tc>
-        <w:tc>
-          <w:tcPr>
-            <w:tcW w:w="1591" w:type="pct"/>
-            <w:tcBorders>
-              <w:top w:val="single" w:color="000000" w:sz="4" w:space="0"/>
-              <w:left w:val="single" w:color="000000" w:sz="4" w:space="0"/>
-              <w:bottom w:val="single" w:color="000000" w:sz="4" w:space="0"/>
-              <w:right w:val="single" w:color="000000" w:sz="4" w:space="0"/>
-            </w:tcBorders>
-            <w:shd w:val="clear" w:color="auto" w:fill="FFFFFF"/>
-            <w:vAlign w:val="center"/>
-          </w:tcPr>
-          <w:p>
-            <w:pPr>
-              <w:keepNext w:val="0"/>
-              <w:keepLines w:val="0"/>
-              <w:widowControl/>
-              <w:suppressLineNumbers w:val="0"/>
-              <w:jc w:val="left"/>
-              <w:textAlignment w:val="center"/>
-              <w:rPr>
-                <w:rFonts w:hint="default" w:ascii="Times New Roman" w:hAnsi="Times New Roman" w:eastAsia="宋体" w:cs="Times New Roman"/>
-                <w:b w:val="0"/>
-                <w:bCs/>
-                <w:i w:val="0"/>
-                <w:iCs w:val="0"/>
-                <w:color w:val="000000"/>
-                <w:sz w:val="18"/>
-                <w:szCs w:val="18"/>
-                <w:u w:val="none"/>
-              </w:rPr>
-            </w:pPr>
-            <w:r>
-              <w:rPr>
-                <w:rFonts w:hint="default" w:ascii="Times New Roman" w:hAnsi="Times New Roman" w:eastAsia="宋体" w:cs="Times New Roman"/>
-                <w:b w:val="0"/>
-                <w:bCs/>
-                <w:i w:val="0"/>
-                <w:iCs w:val="0"/>
-                <w:color w:val="000000"/>
-                <w:kern w:val="0"/>
-                <w:sz w:val="18"/>
-                <w:szCs w:val="18"/>
-                <w:u w:val="none"/>
-                <w:lang w:val="en-US" w:eastAsia="zh-CN" w:bidi="ar"/>
-              </w:rPr>
-              <w:t>p.V600E</w:t>
-            </w:r>
-          </w:p>
-        </w:tc>
-        <w:tc>
-          <w:tcPr>
-            <w:tcW w:w="630" w:type="pct"/>
-            <w:tcBorders>
-              <w:top w:val="single" w:color="000000" w:sz="4" w:space="0"/>
-              <w:left w:val="single" w:color="000000" w:sz="4" w:space="0"/>
-              <w:bottom w:val="single" w:color="000000" w:sz="4" w:space="0"/>
-              <w:right w:val="single" w:color="000000" w:sz="4" w:space="0"/>
-            </w:tcBorders>
-            <w:shd w:val="clear" w:color="auto" w:fill="FFFFFF"/>
-            <w:vAlign w:val="center"/>
-          </w:tcPr>
-          <w:p>
-            <w:pPr>
-              <w:keepNext w:val="0"/>
-              <w:keepLines w:val="0"/>
-              <w:widowControl/>
-              <w:suppressLineNumbers w:val="0"/>
-              <w:jc w:val="left"/>
-              <w:textAlignment w:val="center"/>
-              <w:rPr>
-                <w:rFonts w:hint="default" w:ascii="Times New Roman" w:hAnsi="Times New Roman" w:eastAsia="宋体" w:cs="Times New Roman"/>
-                <w:b w:val="0"/>
-                <w:bCs/>
-                <w:i w:val="0"/>
-                <w:iCs w:val="0"/>
-                <w:color w:val="000000"/>
-                <w:sz w:val="18"/>
-                <w:szCs w:val="18"/>
-                <w:u w:val="none"/>
-              </w:rPr>
-            </w:pPr>
-            <w:r>
-              <w:rPr>
-                <w:rFonts w:hint="default" w:ascii="Times New Roman" w:hAnsi="Times New Roman" w:eastAsia="宋体" w:cs="Times New Roman"/>
-                <w:b w:val="0"/>
-                <w:bCs/>
-                <w:i w:val="0"/>
-                <w:iCs w:val="0"/>
-                <w:color w:val="000000"/>
-                <w:kern w:val="0"/>
-                <w:sz w:val="18"/>
-                <w:szCs w:val="18"/>
-                <w:u w:val="none"/>
-                <w:lang w:val="en-US" w:eastAsia="zh-CN" w:bidi="ar"/>
-              </w:rPr>
-              <w:t xml:space="preserve">476 </w:t>
+              <w:t xml:space="preserve">516 </w:t>
             </w:r>
           </w:p>
         </w:tc>
@@ -25077,7 +23791,7 @@
         <w:tc>
           <w:tcPr>
             <w:tcW w:w="699" w:type="pct"/>
-            <w:vMerge w:val="restart"/>
+            <w:vMerge w:val="continue"/>
             <w:tcBorders>
               <w:top w:val="single" w:color="FFFFFF" w:sz="8" w:space="0"/>
               <w:left w:val="single" w:color="FFFFFF" w:sz="8" w:space="0"/>
@@ -25089,12 +23803,7 @@
           </w:tcPr>
           <w:p>
             <w:pPr>
-              <w:keepNext w:val="0"/>
-              <w:keepLines w:val="0"/>
-              <w:widowControl/>
-              <w:suppressLineNumbers w:val="0"/>
               <w:jc w:val="left"/>
-              <w:textAlignment w:val="center"/>
               <w:rPr>
                 <w:rFonts w:hint="default" w:ascii="Times New Roman" w:hAnsi="Times New Roman" w:eastAsia="宋体" w:cs="Times New Roman"/>
                 <w:b/>
@@ -25112,27 +23821,6 @@
                 </w14:textFill>
               </w:rPr>
             </w:pPr>
-            <w:r>
-              <w:rPr>
-                <w:rFonts w:hint="default" w:ascii="Times New Roman" w:hAnsi="Times New Roman" w:eastAsia="宋体" w:cs="Times New Roman"/>
-                <w:b/>
-                <w:bCs w:val="0"/>
-                <w:i w:val="0"/>
-                <w:iCs w:val="0"/>
-                <w:color w:val="FFFFFF" w:themeColor="background1"/>
-                <w:kern w:val="0"/>
-                <w:sz w:val="18"/>
-                <w:szCs w:val="18"/>
-                <w:u w:val="none"/>
-                <w:lang w:val="en-US" w:eastAsia="zh-CN" w:bidi="ar"/>
-                <w14:textFill>
-                  <w14:solidFill>
-                    <w14:schemeClr w14:val="bg1"/>
-                  </w14:solidFill>
-                </w14:textFill>
-              </w:rPr>
-              <w:t>PIK3CA</w:t>
-            </w:r>
           </w:p>
         </w:tc>
         <w:tc>
@@ -25181,7 +23869,7 @@
                 <w:u w:val="none"/>
                 <w:lang w:val="en-US" w:eastAsia="zh-CN" w:bidi="ar"/>
               </w:rPr>
-              <w:t xml:space="preserve">9 </w:t>
+              <w:t xml:space="preserve">2 </w:t>
             </w:r>
           </w:p>
         </w:tc>
@@ -25231,7 +23919,7 @@
                 <w:u w:val="none"/>
                 <w:lang w:val="en-US" w:eastAsia="zh-CN" w:bidi="ar"/>
               </w:rPr>
-              <w:t>c.1624G&gt;A</w:t>
+              <w:t>c.34G&gt;A</w:t>
             </w:r>
           </w:p>
         </w:tc>
@@ -25281,7 +23969,7 @@
                 <w:u w:val="none"/>
                 <w:lang w:val="en-US" w:eastAsia="zh-CN" w:bidi="ar"/>
               </w:rPr>
-              <w:t>p.E542K</w:t>
+              <w:t>p.G12S</w:t>
             </w:r>
           </w:p>
         </w:tc>
@@ -25331,7 +24019,7 @@
                 <w:u w:val="none"/>
                 <w:lang w:val="en-US" w:eastAsia="zh-CN" w:bidi="ar"/>
               </w:rPr>
-              <w:t xml:space="preserve">760 </w:t>
+              <w:t xml:space="preserve">517 </w:t>
             </w:r>
           </w:p>
         </w:tc>
@@ -25437,7 +24125,7 @@
                 <w:u w:val="none"/>
                 <w:lang w:val="en-US" w:eastAsia="zh-CN" w:bidi="ar"/>
               </w:rPr>
-              <w:t xml:space="preserve">9 </w:t>
+              <w:t xml:space="preserve">2 </w:t>
             </w:r>
           </w:p>
         </w:tc>
@@ -25487,7 +24175,7 @@
                 <w:u w:val="none"/>
                 <w:lang w:val="en-US" w:eastAsia="zh-CN" w:bidi="ar"/>
               </w:rPr>
-              <w:t>c.1633G&gt;A</w:t>
+              <w:t>c.38G&gt;A</w:t>
             </w:r>
           </w:p>
         </w:tc>
@@ -25537,7 +24225,7 @@
                 <w:u w:val="none"/>
                 <w:lang w:val="en-US" w:eastAsia="zh-CN" w:bidi="ar"/>
               </w:rPr>
-              <w:t>p.E545K</w:t>
+              <w:t>p.G13D</w:t>
             </w:r>
           </w:p>
         </w:tc>
@@ -25587,7 +24275,7 @@
                 <w:u w:val="none"/>
                 <w:lang w:val="en-US" w:eastAsia="zh-CN" w:bidi="ar"/>
               </w:rPr>
-              <w:t xml:space="preserve">763 </w:t>
+              <w:t xml:space="preserve">532 </w:t>
             </w:r>
           </w:p>
         </w:tc>
@@ -25693,7 +24381,7 @@
                 <w:u w:val="none"/>
                 <w:lang w:val="en-US" w:eastAsia="zh-CN" w:bidi="ar"/>
               </w:rPr>
-              <w:t xml:space="preserve">20 </w:t>
+              <w:t xml:space="preserve">2 </w:t>
             </w:r>
           </w:p>
         </w:tc>
@@ -25743,7 +24431,7 @@
                 <w:u w:val="none"/>
                 <w:lang w:val="en-US" w:eastAsia="zh-CN" w:bidi="ar"/>
               </w:rPr>
-              <w:t>c.3140A&gt;T</w:t>
+              <w:t>c.34G&gt;C</w:t>
             </w:r>
           </w:p>
         </w:tc>
@@ -25793,7 +24481,7 @@
                 <w:u w:val="none"/>
                 <w:lang w:val="en-US" w:eastAsia="zh-CN" w:bidi="ar"/>
               </w:rPr>
-              <w:t>p.H1047L</w:t>
+              <w:t>p.G12R</w:t>
             </w:r>
           </w:p>
         </w:tc>
@@ -25843,7 +24531,7 @@
                 <w:u w:val="none"/>
                 <w:lang w:val="en-US" w:eastAsia="zh-CN" w:bidi="ar"/>
               </w:rPr>
-              <w:t xml:space="preserve">776 </w:t>
+              <w:t xml:space="preserve">518 </w:t>
             </w:r>
           </w:p>
         </w:tc>
@@ -25949,7 +24637,7 @@
                 <w:u w:val="none"/>
                 <w:lang w:val="en-US" w:eastAsia="zh-CN" w:bidi="ar"/>
               </w:rPr>
-              <w:t xml:space="preserve">20 </w:t>
+              <w:t xml:space="preserve">2 </w:t>
             </w:r>
           </w:p>
         </w:tc>
@@ -25999,7 +24687,7 @@
                 <w:u w:val="none"/>
                 <w:lang w:val="en-US" w:eastAsia="zh-CN" w:bidi="ar"/>
               </w:rPr>
-              <w:t>c.3140A&gt;G</w:t>
+              <w:t>c.35G&gt;C</w:t>
             </w:r>
           </w:p>
         </w:tc>
@@ -26049,7 +24737,7 @@
                 <w:u w:val="none"/>
                 <w:lang w:val="en-US" w:eastAsia="zh-CN" w:bidi="ar"/>
               </w:rPr>
-              <w:t>p.H1047R</w:t>
+              <w:t>p.G12A</w:t>
             </w:r>
           </w:p>
         </w:tc>
@@ -26099,7 +24787,7 @@
                 <w:u w:val="none"/>
                 <w:lang w:val="en-US" w:eastAsia="zh-CN" w:bidi="ar"/>
               </w:rPr>
-              <w:t xml:space="preserve">775 </w:t>
+              <w:t xml:space="preserve">522 </w:t>
             </w:r>
           </w:p>
         </w:tc>
@@ -26127,7 +24815,6 @@
         <w:tc>
           <w:tcPr>
             <w:tcW w:w="699" w:type="pct"/>
-            <w:vMerge w:val="restart"/>
             <w:tcBorders>
               <w:top w:val="single" w:color="FFFFFF" w:sz="8" w:space="0"/>
               <w:left w:val="single" w:color="FFFFFF" w:sz="8" w:space="0"/>
@@ -26181,7 +24868,7 @@
                   </w14:solidFill>
                 </w14:textFill>
               </w:rPr>
-              <w:t>ALK</w:t>
+              <w:t>BRAF</w:t>
             </w:r>
           </w:p>
         </w:tc>
@@ -26195,7 +24882,6 @@
               <w:right w:val="single" w:color="000000" w:sz="4" w:space="0"/>
             </w:tcBorders>
             <w:shd w:val="clear" w:color="auto" w:fill="FFFFFF"/>
-            <w:noWrap/>
             <w:vAlign w:val="center"/>
           </w:tcPr>
           <w:p>
@@ -26232,7 +24918,7 @@
                 <w:u w:val="none"/>
                 <w:lang w:val="en-US" w:eastAsia="zh-CN" w:bidi="ar"/>
               </w:rPr>
-              <w:t>/</w:t>
+              <w:t xml:space="preserve">15 </w:t>
             </w:r>
           </w:p>
         </w:tc>
@@ -26282,7 +24968,7 @@
                 <w:u w:val="none"/>
                 <w:lang w:val="en-US" w:eastAsia="zh-CN" w:bidi="ar"/>
               </w:rPr>
-              <w:t>EML4-ALK</w:t>
+              <w:t>c.1799T&gt;A</w:t>
             </w:r>
           </w:p>
         </w:tc>
@@ -26332,7 +25018,7 @@
                 <w:u w:val="none"/>
                 <w:lang w:val="en-US" w:eastAsia="zh-CN" w:bidi="ar"/>
               </w:rPr>
-              <w:t>E13A20</w:t>
+              <w:t>p.V600E</w:t>
             </w:r>
           </w:p>
         </w:tc>
@@ -26346,7 +25032,6 @@
               <w:right w:val="single" w:color="000000" w:sz="4" w:space="0"/>
             </w:tcBorders>
             <w:shd w:val="clear" w:color="auto" w:fill="FFFFFF"/>
-            <w:noWrap/>
             <w:vAlign w:val="center"/>
           </w:tcPr>
           <w:p>
@@ -26383,7 +25068,7 @@
                 <w:u w:val="none"/>
                 <w:lang w:val="en-US" w:eastAsia="zh-CN" w:bidi="ar"/>
               </w:rPr>
-              <w:t>/</w:t>
+              <w:t xml:space="preserve">476 </w:t>
             </w:r>
           </w:p>
         </w:tc>
@@ -26411,7 +25096,7 @@
         <w:tc>
           <w:tcPr>
             <w:tcW w:w="699" w:type="pct"/>
-            <w:vMerge w:val="continue"/>
+            <w:vMerge w:val="restart"/>
             <w:tcBorders>
               <w:top w:val="single" w:color="FFFFFF" w:sz="8" w:space="0"/>
               <w:left w:val="single" w:color="FFFFFF" w:sz="8" w:space="0"/>
@@ -26423,7 +25108,12 @@
           </w:tcPr>
           <w:p>
             <w:pPr>
+              <w:keepNext w:val="0"/>
+              <w:keepLines w:val="0"/>
+              <w:widowControl/>
+              <w:suppressLineNumbers w:val="0"/>
               <w:jc w:val="left"/>
+              <w:textAlignment w:val="center"/>
               <w:rPr>
                 <w:rFonts w:hint="default" w:ascii="Times New Roman" w:hAnsi="Times New Roman" w:eastAsia="宋体" w:cs="Times New Roman"/>
                 <w:b/>
@@ -26441,6 +25131,27 @@
                 </w14:textFill>
               </w:rPr>
             </w:pPr>
+            <w:r>
+              <w:rPr>
+                <w:rFonts w:hint="default" w:ascii="Times New Roman" w:hAnsi="Times New Roman" w:eastAsia="宋体" w:cs="Times New Roman"/>
+                <w:b/>
+                <w:bCs w:val="0"/>
+                <w:i w:val="0"/>
+                <w:iCs w:val="0"/>
+                <w:color w:val="FFFFFF" w:themeColor="background1"/>
+                <w:kern w:val="0"/>
+                <w:sz w:val="18"/>
+                <w:szCs w:val="18"/>
+                <w:u w:val="none"/>
+                <w:lang w:val="en-US" w:eastAsia="zh-CN" w:bidi="ar"/>
+                <w14:textFill>
+                  <w14:solidFill>
+                    <w14:schemeClr w14:val="bg1"/>
+                  </w14:solidFill>
+                </w14:textFill>
+              </w:rPr>
+              <w:t>PIK3CA</w:t>
+            </w:r>
           </w:p>
         </w:tc>
         <w:tc>
@@ -26453,7 +25164,6 @@
               <w:right w:val="single" w:color="000000" w:sz="4" w:space="0"/>
             </w:tcBorders>
             <w:shd w:val="clear" w:color="auto" w:fill="FFFFFF"/>
-            <w:noWrap/>
             <w:vAlign w:val="center"/>
           </w:tcPr>
           <w:p>
@@ -26490,7 +25200,7 @@
                 <w:u w:val="none"/>
                 <w:lang w:val="en-US" w:eastAsia="zh-CN" w:bidi="ar"/>
               </w:rPr>
-              <w:t>/</w:t>
+              <w:t xml:space="preserve">9 </w:t>
             </w:r>
           </w:p>
         </w:tc>
@@ -26540,7 +25250,7 @@
                 <w:u w:val="none"/>
                 <w:lang w:val="en-US" w:eastAsia="zh-CN" w:bidi="ar"/>
               </w:rPr>
-              <w:t>EML4-ALK</w:t>
+              <w:t>c.1624G&gt;A</w:t>
             </w:r>
           </w:p>
         </w:tc>
@@ -26590,7 +25300,7 @@
                 <w:u w:val="none"/>
                 <w:lang w:val="en-US" w:eastAsia="zh-CN" w:bidi="ar"/>
               </w:rPr>
-              <w:t>E20A20</w:t>
+              <w:t>p.E542K</w:t>
             </w:r>
           </w:p>
         </w:tc>
@@ -26604,7 +25314,6 @@
               <w:right w:val="single" w:color="000000" w:sz="4" w:space="0"/>
             </w:tcBorders>
             <w:shd w:val="clear" w:color="auto" w:fill="FFFFFF"/>
-            <w:noWrap/>
             <w:vAlign w:val="center"/>
           </w:tcPr>
           <w:p>
@@ -26641,7 +25350,7 @@
                 <w:u w:val="none"/>
                 <w:lang w:val="en-US" w:eastAsia="zh-CN" w:bidi="ar"/>
               </w:rPr>
-              <w:t>/</w:t>
+              <w:t xml:space="preserve">760 </w:t>
             </w:r>
           </w:p>
         </w:tc>
@@ -26711,7 +25420,6 @@
               <w:right w:val="single" w:color="000000" w:sz="4" w:space="0"/>
             </w:tcBorders>
             <w:shd w:val="clear" w:color="auto" w:fill="FFFFFF"/>
-            <w:noWrap/>
             <w:vAlign w:val="center"/>
           </w:tcPr>
           <w:p>
@@ -26748,7 +25456,7 @@
                 <w:u w:val="none"/>
                 <w:lang w:val="en-US" w:eastAsia="zh-CN" w:bidi="ar"/>
               </w:rPr>
-              <w:t>/</w:t>
+              <w:t xml:space="preserve">9 </w:t>
             </w:r>
           </w:p>
         </w:tc>
@@ -26798,7 +25506,7 @@
                 <w:u w:val="none"/>
                 <w:lang w:val="en-US" w:eastAsia="zh-CN" w:bidi="ar"/>
               </w:rPr>
-              <w:t>EML4-ALK</w:t>
+              <w:t>c.1633G&gt;A</w:t>
             </w:r>
           </w:p>
         </w:tc>
@@ -26848,7 +25556,7 @@
                 <w:u w:val="none"/>
                 <w:lang w:val="en-US" w:eastAsia="zh-CN" w:bidi="ar"/>
               </w:rPr>
-              <w:t>E6aA20</w:t>
+              <w:t>p.E545K</w:t>
             </w:r>
           </w:p>
         </w:tc>
@@ -26862,7 +25570,6 @@
               <w:right w:val="single" w:color="000000" w:sz="4" w:space="0"/>
             </w:tcBorders>
             <w:shd w:val="clear" w:color="auto" w:fill="FFFFFF"/>
-            <w:noWrap/>
             <w:vAlign w:val="center"/>
           </w:tcPr>
           <w:p>
@@ -26899,7 +25606,7 @@
                 <w:u w:val="none"/>
                 <w:lang w:val="en-US" w:eastAsia="zh-CN" w:bidi="ar"/>
               </w:rPr>
-              <w:t>/</w:t>
+              <w:t xml:space="preserve">763 </w:t>
             </w:r>
           </w:p>
         </w:tc>
@@ -26969,7 +25676,6 @@
               <w:right w:val="single" w:color="000000" w:sz="4" w:space="0"/>
             </w:tcBorders>
             <w:shd w:val="clear" w:color="auto" w:fill="FFFFFF"/>
-            <w:noWrap/>
             <w:vAlign w:val="center"/>
           </w:tcPr>
           <w:p>
@@ -27006,7 +25712,7 @@
                 <w:u w:val="none"/>
                 <w:lang w:val="en-US" w:eastAsia="zh-CN" w:bidi="ar"/>
               </w:rPr>
-              <w:t>/</w:t>
+              <w:t xml:space="preserve">20 </w:t>
             </w:r>
           </w:p>
         </w:tc>
@@ -27056,7 +25762,7 @@
                 <w:u w:val="none"/>
                 <w:lang w:val="en-US" w:eastAsia="zh-CN" w:bidi="ar"/>
               </w:rPr>
-              <w:t>EML4-ALK</w:t>
+              <w:t>c.3140A&gt;T</w:t>
             </w:r>
           </w:p>
         </w:tc>
@@ -27106,7 +25812,7 @@
                 <w:u w:val="none"/>
                 <w:lang w:val="en-US" w:eastAsia="zh-CN" w:bidi="ar"/>
               </w:rPr>
-              <w:t>E6bA20</w:t>
+              <w:t>p.H1047L</w:t>
             </w:r>
           </w:p>
         </w:tc>
@@ -27120,7 +25826,6 @@
               <w:right w:val="single" w:color="000000" w:sz="4" w:space="0"/>
             </w:tcBorders>
             <w:shd w:val="clear" w:color="auto" w:fill="FFFFFF"/>
-            <w:noWrap/>
             <w:vAlign w:val="center"/>
           </w:tcPr>
           <w:p>
@@ -27157,7 +25862,7 @@
                 <w:u w:val="none"/>
                 <w:lang w:val="en-US" w:eastAsia="zh-CN" w:bidi="ar"/>
               </w:rPr>
-              <w:t>/</w:t>
+              <w:t xml:space="preserve">776 </w:t>
             </w:r>
           </w:p>
         </w:tc>
@@ -27185,7 +25890,7 @@
         <w:tc>
           <w:tcPr>
             <w:tcW w:w="699" w:type="pct"/>
-            <w:vMerge w:val="restart"/>
+            <w:vMerge w:val="continue"/>
             <w:tcBorders>
               <w:top w:val="single" w:color="FFFFFF" w:sz="8" w:space="0"/>
               <w:left w:val="single" w:color="FFFFFF" w:sz="8" w:space="0"/>
@@ -27197,12 +25902,7 @@
           </w:tcPr>
           <w:p>
             <w:pPr>
-              <w:keepNext w:val="0"/>
-              <w:keepLines w:val="0"/>
-              <w:widowControl/>
-              <w:suppressLineNumbers w:val="0"/>
               <w:jc w:val="left"/>
-              <w:textAlignment w:val="center"/>
               <w:rPr>
                 <w:rFonts w:hint="default" w:ascii="Times New Roman" w:hAnsi="Times New Roman" w:eastAsia="宋体" w:cs="Times New Roman"/>
                 <w:b/>
@@ -27220,27 +25920,6 @@
                 </w14:textFill>
               </w:rPr>
             </w:pPr>
-            <w:r>
-              <w:rPr>
-                <w:rFonts w:hint="default" w:ascii="Times New Roman" w:hAnsi="Times New Roman" w:eastAsia="宋体" w:cs="Times New Roman"/>
-                <w:b/>
-                <w:bCs w:val="0"/>
-                <w:i w:val="0"/>
-                <w:iCs w:val="0"/>
-                <w:color w:val="FFFFFF" w:themeColor="background1"/>
-                <w:kern w:val="0"/>
-                <w:sz w:val="18"/>
-                <w:szCs w:val="18"/>
-                <w:u w:val="none"/>
-                <w:lang w:val="en-US" w:eastAsia="zh-CN" w:bidi="ar"/>
-                <w14:textFill>
-                  <w14:solidFill>
-                    <w14:schemeClr w14:val="bg1"/>
-                  </w14:solidFill>
-                </w14:textFill>
-              </w:rPr>
-              <w:t>ROS1</w:t>
-            </w:r>
           </w:p>
         </w:tc>
         <w:tc>
@@ -27253,7 +25932,6 @@
               <w:right w:val="single" w:color="000000" w:sz="4" w:space="0"/>
             </w:tcBorders>
             <w:shd w:val="clear" w:color="auto" w:fill="FFFFFF"/>
-            <w:noWrap/>
             <w:vAlign w:val="center"/>
           </w:tcPr>
           <w:p>
@@ -27290,7 +25968,7 @@
                 <w:u w:val="none"/>
                 <w:lang w:val="en-US" w:eastAsia="zh-CN" w:bidi="ar"/>
               </w:rPr>
-              <w:t>/</w:t>
+              <w:t xml:space="preserve">20 </w:t>
             </w:r>
           </w:p>
         </w:tc>
@@ -27340,7 +26018,7 @@
                 <w:u w:val="none"/>
                 <w:lang w:val="en-US" w:eastAsia="zh-CN" w:bidi="ar"/>
               </w:rPr>
-              <w:t>SLC34A2-ROS1</w:t>
+              <w:t>c.3140A&gt;G</w:t>
             </w:r>
           </w:p>
         </w:tc>
@@ -27390,7 +26068,7 @@
                 <w:u w:val="none"/>
                 <w:lang w:val="en-US" w:eastAsia="zh-CN" w:bidi="ar"/>
               </w:rPr>
-              <w:t>S4R32</w:t>
+              <w:t>p.H1047R</w:t>
             </w:r>
           </w:p>
         </w:tc>
@@ -27404,7 +26082,6 @@
               <w:right w:val="single" w:color="000000" w:sz="4" w:space="0"/>
             </w:tcBorders>
             <w:shd w:val="clear" w:color="auto" w:fill="FFFFFF"/>
-            <w:noWrap/>
             <w:vAlign w:val="center"/>
           </w:tcPr>
           <w:p>
@@ -27441,7 +26118,7 @@
                 <w:u w:val="none"/>
                 <w:lang w:val="en-US" w:eastAsia="zh-CN" w:bidi="ar"/>
               </w:rPr>
-              <w:t>/</w:t>
+              <w:t xml:space="preserve">775 </w:t>
             </w:r>
           </w:p>
         </w:tc>
@@ -27469,7 +26146,7 @@
         <w:tc>
           <w:tcPr>
             <w:tcW w:w="699" w:type="pct"/>
-            <w:vMerge w:val="continue"/>
+            <w:vMerge w:val="restart"/>
             <w:tcBorders>
               <w:top w:val="single" w:color="FFFFFF" w:sz="8" w:space="0"/>
               <w:left w:val="single" w:color="FFFFFF" w:sz="8" w:space="0"/>
@@ -27481,18 +26158,50 @@
           </w:tcPr>
           <w:p>
             <w:pPr>
+              <w:keepNext w:val="0"/>
+              <w:keepLines w:val="0"/>
+              <w:widowControl/>
+              <w:suppressLineNumbers w:val="0"/>
               <w:jc w:val="left"/>
+              <w:textAlignment w:val="center"/>
               <w:rPr>
                 <w:rFonts w:hint="default" w:ascii="Times New Roman" w:hAnsi="Times New Roman" w:eastAsia="宋体" w:cs="Times New Roman"/>
-                <w:b w:val="0"/>
+                <w:b/>
+                <w:bCs w:val="0"/>
                 <w:i w:val="0"/>
                 <w:iCs w:val="0"/>
-                <w:color w:val="000000"/>
+                <w:color w:val="FFFFFF" w:themeColor="background1"/>
                 <w:sz w:val="18"/>
                 <w:szCs w:val="18"/>
                 <w:u w:val="none"/>
-              </w:rPr>
-            </w:pPr>
+                <w14:textFill>
+                  <w14:solidFill>
+                    <w14:schemeClr w14:val="bg1"/>
+                  </w14:solidFill>
+                </w14:textFill>
+              </w:rPr>
+            </w:pPr>
+            <w:r>
+              <w:rPr>
+                <w:rFonts w:hint="default" w:ascii="Times New Roman" w:hAnsi="Times New Roman" w:eastAsia="宋体" w:cs="Times New Roman"/>
+                <w:b/>
+                <w:bCs w:val="0"/>
+                <w:i w:val="0"/>
+                <w:iCs w:val="0"/>
+                <w:color w:val="FFFFFF" w:themeColor="background1"/>
+                <w:kern w:val="0"/>
+                <w:sz w:val="18"/>
+                <w:szCs w:val="18"/>
+                <w:u w:val="none"/>
+                <w:lang w:val="en-US" w:eastAsia="zh-CN" w:bidi="ar"/>
+                <w14:textFill>
+                  <w14:solidFill>
+                    <w14:schemeClr w14:val="bg1"/>
+                  </w14:solidFill>
+                </w14:textFill>
+              </w:rPr>
+              <w:t>ALK</w:t>
+            </w:r>
           </w:p>
         </w:tc>
         <w:tc>
@@ -27592,7 +26301,7 @@
                 <w:u w:val="none"/>
                 <w:lang w:val="en-US" w:eastAsia="zh-CN" w:bidi="ar"/>
               </w:rPr>
-              <w:t>CD74-ROS1</w:t>
+              <w:t>EML4-ALK</w:t>
             </w:r>
           </w:p>
         </w:tc>
@@ -27642,7 +26351,7 @@
                 <w:u w:val="none"/>
                 <w:lang w:val="en-US" w:eastAsia="zh-CN" w:bidi="ar"/>
               </w:rPr>
-              <w:t>C6R34</w:t>
+              <w:t>E13A20</w:t>
             </w:r>
           </w:p>
         </w:tc>
@@ -27708,7 +26417,1316 @@
             <w:insideH w:val="none" w:color="auto" w:sz="0" w:space="0"/>
             <w:insideV w:val="none" w:color="auto" w:sz="0" w:space="0"/>
           </w:tblBorders>
-          <w:shd w:val="clear" w:color="auto" w:fill="auto"/>
+          <w:tblCellMar>
+            <w:top w:w="0" w:type="dxa"/>
+            <w:left w:w="108" w:type="dxa"/>
+            <w:bottom w:w="0" w:type="dxa"/>
+            <w:right w:w="108" w:type="dxa"/>
+          </w:tblCellMar>
+        </w:tblPrEx>
+        <w:trPr>
+          <w:trHeight w:val="300" w:hRule="atLeast"/>
+        </w:trPr>
+        <w:tc>
+          <w:tcPr>
+            <w:tcW w:w="699" w:type="pct"/>
+            <w:vMerge w:val="continue"/>
+            <w:tcBorders>
+              <w:top w:val="single" w:color="FFFFFF" w:sz="8" w:space="0"/>
+              <w:left w:val="single" w:color="FFFFFF" w:sz="8" w:space="0"/>
+              <w:bottom w:val="single" w:color="FFFFFF" w:sz="8" w:space="0"/>
+              <w:right w:val="single" w:color="FFFFFF" w:sz="8" w:space="0"/>
+            </w:tcBorders>
+            <w:shd w:val="clear" w:color="auto" w:fill="1F3864"/>
+            <w:vAlign w:val="center"/>
+          </w:tcPr>
+          <w:p>
+            <w:pPr>
+              <w:jc w:val="left"/>
+              <w:rPr>
+                <w:rFonts w:hint="default" w:ascii="Times New Roman" w:hAnsi="Times New Roman" w:eastAsia="宋体" w:cs="Times New Roman"/>
+                <w:b/>
+                <w:bCs w:val="0"/>
+                <w:i w:val="0"/>
+                <w:iCs w:val="0"/>
+                <w:color w:val="FFFFFF" w:themeColor="background1"/>
+                <w:sz w:val="18"/>
+                <w:szCs w:val="18"/>
+                <w:u w:val="none"/>
+                <w14:textFill>
+                  <w14:solidFill>
+                    <w14:schemeClr w14:val="bg1"/>
+                  </w14:solidFill>
+                </w14:textFill>
+              </w:rPr>
+            </w:pPr>
+          </w:p>
+        </w:tc>
+        <w:tc>
+          <w:tcPr>
+            <w:tcW w:w="435" w:type="pct"/>
+            <w:tcBorders>
+              <w:top w:val="single" w:color="000000" w:sz="4" w:space="0"/>
+              <w:left w:val="single" w:color="FFFFFF" w:sz="8" w:space="0"/>
+              <w:bottom w:val="single" w:color="000000" w:sz="4" w:space="0"/>
+              <w:right w:val="single" w:color="000000" w:sz="4" w:space="0"/>
+            </w:tcBorders>
+            <w:shd w:val="clear" w:color="auto" w:fill="FFFFFF"/>
+            <w:noWrap/>
+            <w:vAlign w:val="center"/>
+          </w:tcPr>
+          <w:p>
+            <w:pPr>
+              <w:keepNext w:val="0"/>
+              <w:keepLines w:val="0"/>
+              <w:widowControl/>
+              <w:suppressLineNumbers w:val="0"/>
+              <w:jc w:val="left"/>
+              <w:textAlignment w:val="center"/>
+              <w:rPr>
+                <w:rFonts w:hint="default" w:ascii="Times New Roman" w:hAnsi="Times New Roman" w:eastAsia="宋体" w:cs="Times New Roman"/>
+                <w:b w:val="0"/>
+                <w:bCs/>
+                <w:i w:val="0"/>
+                <w:iCs w:val="0"/>
+                <w:color w:val="000000"/>
+                <w:sz w:val="18"/>
+                <w:szCs w:val="18"/>
+                <w:u w:val="none"/>
+              </w:rPr>
+            </w:pPr>
+            <w:r>
+              <w:rPr>
+                <w:rFonts w:hint="default" w:ascii="Times New Roman" w:hAnsi="Times New Roman" w:eastAsia="宋体" w:cs="Times New Roman"/>
+                <w:b w:val="0"/>
+                <w:bCs/>
+                <w:i w:val="0"/>
+                <w:iCs w:val="0"/>
+                <w:color w:val="000000"/>
+                <w:kern w:val="0"/>
+                <w:sz w:val="18"/>
+                <w:szCs w:val="18"/>
+                <w:u w:val="none"/>
+                <w:lang w:val="en-US" w:eastAsia="zh-CN" w:bidi="ar"/>
+              </w:rPr>
+              <w:t>/</w:t>
+            </w:r>
+          </w:p>
+        </w:tc>
+        <w:tc>
+          <w:tcPr>
+            <w:tcW w:w="1643" w:type="pct"/>
+            <w:tcBorders>
+              <w:top w:val="single" w:color="000000" w:sz="4" w:space="0"/>
+              <w:left w:val="single" w:color="000000" w:sz="4" w:space="0"/>
+              <w:bottom w:val="single" w:color="000000" w:sz="4" w:space="0"/>
+              <w:right w:val="single" w:color="000000" w:sz="4" w:space="0"/>
+            </w:tcBorders>
+            <w:shd w:val="clear" w:color="auto" w:fill="FFFFFF"/>
+            <w:vAlign w:val="center"/>
+          </w:tcPr>
+          <w:p>
+            <w:pPr>
+              <w:keepNext w:val="0"/>
+              <w:keepLines w:val="0"/>
+              <w:widowControl/>
+              <w:suppressLineNumbers w:val="0"/>
+              <w:jc w:val="left"/>
+              <w:textAlignment w:val="center"/>
+              <w:rPr>
+                <w:rFonts w:hint="default" w:ascii="Times New Roman" w:hAnsi="Times New Roman" w:eastAsia="宋体" w:cs="Times New Roman"/>
+                <w:b w:val="0"/>
+                <w:bCs/>
+                <w:i w:val="0"/>
+                <w:iCs w:val="0"/>
+                <w:color w:val="000000"/>
+                <w:sz w:val="18"/>
+                <w:szCs w:val="18"/>
+                <w:u w:val="none"/>
+              </w:rPr>
+            </w:pPr>
+            <w:r>
+              <w:rPr>
+                <w:rFonts w:hint="default" w:ascii="Times New Roman" w:hAnsi="Times New Roman" w:eastAsia="宋体" w:cs="Times New Roman"/>
+                <w:b w:val="0"/>
+                <w:bCs/>
+                <w:i w:val="0"/>
+                <w:iCs w:val="0"/>
+                <w:color w:val="000000"/>
+                <w:kern w:val="0"/>
+                <w:sz w:val="18"/>
+                <w:szCs w:val="18"/>
+                <w:u w:val="none"/>
+                <w:lang w:val="en-US" w:eastAsia="zh-CN" w:bidi="ar"/>
+              </w:rPr>
+              <w:t>EML4-ALK</w:t>
+            </w:r>
+          </w:p>
+        </w:tc>
+        <w:tc>
+          <w:tcPr>
+            <w:tcW w:w="1591" w:type="pct"/>
+            <w:tcBorders>
+              <w:top w:val="single" w:color="000000" w:sz="4" w:space="0"/>
+              <w:left w:val="single" w:color="000000" w:sz="4" w:space="0"/>
+              <w:bottom w:val="single" w:color="000000" w:sz="4" w:space="0"/>
+              <w:right w:val="single" w:color="000000" w:sz="4" w:space="0"/>
+            </w:tcBorders>
+            <w:shd w:val="clear" w:color="auto" w:fill="FFFFFF"/>
+            <w:vAlign w:val="center"/>
+          </w:tcPr>
+          <w:p>
+            <w:pPr>
+              <w:keepNext w:val="0"/>
+              <w:keepLines w:val="0"/>
+              <w:widowControl/>
+              <w:suppressLineNumbers w:val="0"/>
+              <w:jc w:val="left"/>
+              <w:textAlignment w:val="center"/>
+              <w:rPr>
+                <w:rFonts w:hint="default" w:ascii="Times New Roman" w:hAnsi="Times New Roman" w:eastAsia="宋体" w:cs="Times New Roman"/>
+                <w:b w:val="0"/>
+                <w:bCs/>
+                <w:i w:val="0"/>
+                <w:iCs w:val="0"/>
+                <w:color w:val="000000"/>
+                <w:sz w:val="18"/>
+                <w:szCs w:val="18"/>
+                <w:u w:val="none"/>
+              </w:rPr>
+            </w:pPr>
+            <w:r>
+              <w:rPr>
+                <w:rFonts w:hint="default" w:ascii="Times New Roman" w:hAnsi="Times New Roman" w:eastAsia="宋体" w:cs="Times New Roman"/>
+                <w:b w:val="0"/>
+                <w:bCs/>
+                <w:i w:val="0"/>
+                <w:iCs w:val="0"/>
+                <w:color w:val="000000"/>
+                <w:kern w:val="0"/>
+                <w:sz w:val="18"/>
+                <w:szCs w:val="18"/>
+                <w:u w:val="none"/>
+                <w:lang w:val="en-US" w:eastAsia="zh-CN" w:bidi="ar"/>
+              </w:rPr>
+              <w:t>E20A20</w:t>
+            </w:r>
+          </w:p>
+        </w:tc>
+        <w:tc>
+          <w:tcPr>
+            <w:tcW w:w="630" w:type="pct"/>
+            <w:tcBorders>
+              <w:top w:val="single" w:color="000000" w:sz="4" w:space="0"/>
+              <w:left w:val="single" w:color="000000" w:sz="4" w:space="0"/>
+              <w:bottom w:val="single" w:color="000000" w:sz="4" w:space="0"/>
+              <w:right w:val="single" w:color="000000" w:sz="4" w:space="0"/>
+            </w:tcBorders>
+            <w:shd w:val="clear" w:color="auto" w:fill="FFFFFF"/>
+            <w:noWrap/>
+            <w:vAlign w:val="center"/>
+          </w:tcPr>
+          <w:p>
+            <w:pPr>
+              <w:keepNext w:val="0"/>
+              <w:keepLines w:val="0"/>
+              <w:widowControl/>
+              <w:suppressLineNumbers w:val="0"/>
+              <w:jc w:val="left"/>
+              <w:textAlignment w:val="center"/>
+              <w:rPr>
+                <w:rFonts w:hint="default" w:ascii="Times New Roman" w:hAnsi="Times New Roman" w:eastAsia="宋体" w:cs="Times New Roman"/>
+                <w:b w:val="0"/>
+                <w:bCs/>
+                <w:i w:val="0"/>
+                <w:iCs w:val="0"/>
+                <w:color w:val="000000"/>
+                <w:sz w:val="18"/>
+                <w:szCs w:val="18"/>
+                <w:u w:val="none"/>
+              </w:rPr>
+            </w:pPr>
+            <w:r>
+              <w:rPr>
+                <w:rFonts w:hint="default" w:ascii="Times New Roman" w:hAnsi="Times New Roman" w:eastAsia="宋体" w:cs="Times New Roman"/>
+                <w:b w:val="0"/>
+                <w:bCs/>
+                <w:i w:val="0"/>
+                <w:iCs w:val="0"/>
+                <w:color w:val="000000"/>
+                <w:kern w:val="0"/>
+                <w:sz w:val="18"/>
+                <w:szCs w:val="18"/>
+                <w:u w:val="none"/>
+                <w:lang w:val="en-US" w:eastAsia="zh-CN" w:bidi="ar"/>
+              </w:rPr>
+              <w:t>/</w:t>
+            </w:r>
+          </w:p>
+        </w:tc>
+      </w:tr>
+      <w:tr>
+        <w:tblPrEx>
+          <w:tblBorders>
+            <w:top w:val="none" w:color="auto" w:sz="0" w:space="0"/>
+            <w:left w:val="none" w:color="auto" w:sz="0" w:space="0"/>
+            <w:bottom w:val="none" w:color="auto" w:sz="0" w:space="0"/>
+            <w:right w:val="none" w:color="auto" w:sz="0" w:space="0"/>
+            <w:insideH w:val="none" w:color="auto" w:sz="0" w:space="0"/>
+            <w:insideV w:val="none" w:color="auto" w:sz="0" w:space="0"/>
+          </w:tblBorders>
+          <w:tblCellMar>
+            <w:top w:w="0" w:type="dxa"/>
+            <w:left w:w="108" w:type="dxa"/>
+            <w:bottom w:w="0" w:type="dxa"/>
+            <w:right w:w="108" w:type="dxa"/>
+          </w:tblCellMar>
+        </w:tblPrEx>
+        <w:trPr>
+          <w:trHeight w:val="300" w:hRule="atLeast"/>
+        </w:trPr>
+        <w:tc>
+          <w:tcPr>
+            <w:tcW w:w="699" w:type="pct"/>
+            <w:vMerge w:val="continue"/>
+            <w:tcBorders>
+              <w:top w:val="single" w:color="FFFFFF" w:sz="8" w:space="0"/>
+              <w:left w:val="single" w:color="FFFFFF" w:sz="8" w:space="0"/>
+              <w:bottom w:val="single" w:color="FFFFFF" w:sz="8" w:space="0"/>
+              <w:right w:val="single" w:color="FFFFFF" w:sz="8" w:space="0"/>
+            </w:tcBorders>
+            <w:shd w:val="clear" w:color="auto" w:fill="1F3864"/>
+            <w:vAlign w:val="center"/>
+          </w:tcPr>
+          <w:p>
+            <w:pPr>
+              <w:jc w:val="left"/>
+              <w:rPr>
+                <w:rFonts w:hint="default" w:ascii="Times New Roman" w:hAnsi="Times New Roman" w:eastAsia="宋体" w:cs="Times New Roman"/>
+                <w:b/>
+                <w:bCs w:val="0"/>
+                <w:i w:val="0"/>
+                <w:iCs w:val="0"/>
+                <w:color w:val="FFFFFF" w:themeColor="background1"/>
+                <w:sz w:val="18"/>
+                <w:szCs w:val="18"/>
+                <w:u w:val="none"/>
+                <w14:textFill>
+                  <w14:solidFill>
+                    <w14:schemeClr w14:val="bg1"/>
+                  </w14:solidFill>
+                </w14:textFill>
+              </w:rPr>
+            </w:pPr>
+          </w:p>
+        </w:tc>
+        <w:tc>
+          <w:tcPr>
+            <w:tcW w:w="435" w:type="pct"/>
+            <w:tcBorders>
+              <w:top w:val="single" w:color="000000" w:sz="4" w:space="0"/>
+              <w:left w:val="single" w:color="FFFFFF" w:sz="8" w:space="0"/>
+              <w:bottom w:val="single" w:color="000000" w:sz="4" w:space="0"/>
+              <w:right w:val="single" w:color="000000" w:sz="4" w:space="0"/>
+            </w:tcBorders>
+            <w:shd w:val="clear" w:color="auto" w:fill="FFFFFF"/>
+            <w:noWrap/>
+            <w:vAlign w:val="center"/>
+          </w:tcPr>
+          <w:p>
+            <w:pPr>
+              <w:keepNext w:val="0"/>
+              <w:keepLines w:val="0"/>
+              <w:widowControl/>
+              <w:suppressLineNumbers w:val="0"/>
+              <w:jc w:val="left"/>
+              <w:textAlignment w:val="center"/>
+              <w:rPr>
+                <w:rFonts w:hint="default" w:ascii="Times New Roman" w:hAnsi="Times New Roman" w:eastAsia="宋体" w:cs="Times New Roman"/>
+                <w:b w:val="0"/>
+                <w:bCs/>
+                <w:i w:val="0"/>
+                <w:iCs w:val="0"/>
+                <w:color w:val="000000"/>
+                <w:sz w:val="18"/>
+                <w:szCs w:val="18"/>
+                <w:u w:val="none"/>
+              </w:rPr>
+            </w:pPr>
+            <w:r>
+              <w:rPr>
+                <w:rFonts w:hint="default" w:ascii="Times New Roman" w:hAnsi="Times New Roman" w:eastAsia="宋体" w:cs="Times New Roman"/>
+                <w:b w:val="0"/>
+                <w:bCs/>
+                <w:i w:val="0"/>
+                <w:iCs w:val="0"/>
+                <w:color w:val="000000"/>
+                <w:kern w:val="0"/>
+                <w:sz w:val="18"/>
+                <w:szCs w:val="18"/>
+                <w:u w:val="none"/>
+                <w:lang w:val="en-US" w:eastAsia="zh-CN" w:bidi="ar"/>
+              </w:rPr>
+              <w:t>/</w:t>
+            </w:r>
+          </w:p>
+        </w:tc>
+        <w:tc>
+          <w:tcPr>
+            <w:tcW w:w="1643" w:type="pct"/>
+            <w:tcBorders>
+              <w:top w:val="single" w:color="000000" w:sz="4" w:space="0"/>
+              <w:left w:val="single" w:color="000000" w:sz="4" w:space="0"/>
+              <w:bottom w:val="single" w:color="000000" w:sz="4" w:space="0"/>
+              <w:right w:val="single" w:color="000000" w:sz="4" w:space="0"/>
+            </w:tcBorders>
+            <w:shd w:val="clear" w:color="auto" w:fill="FFFFFF"/>
+            <w:vAlign w:val="center"/>
+          </w:tcPr>
+          <w:p>
+            <w:pPr>
+              <w:keepNext w:val="0"/>
+              <w:keepLines w:val="0"/>
+              <w:widowControl/>
+              <w:suppressLineNumbers w:val="0"/>
+              <w:jc w:val="left"/>
+              <w:textAlignment w:val="center"/>
+              <w:rPr>
+                <w:rFonts w:hint="default" w:ascii="Times New Roman" w:hAnsi="Times New Roman" w:eastAsia="宋体" w:cs="Times New Roman"/>
+                <w:b w:val="0"/>
+                <w:bCs/>
+                <w:i w:val="0"/>
+                <w:iCs w:val="0"/>
+                <w:color w:val="000000"/>
+                <w:sz w:val="18"/>
+                <w:szCs w:val="18"/>
+                <w:u w:val="none"/>
+              </w:rPr>
+            </w:pPr>
+            <w:r>
+              <w:rPr>
+                <w:rFonts w:hint="default" w:ascii="Times New Roman" w:hAnsi="Times New Roman" w:eastAsia="宋体" w:cs="Times New Roman"/>
+                <w:b w:val="0"/>
+                <w:bCs/>
+                <w:i w:val="0"/>
+                <w:iCs w:val="0"/>
+                <w:color w:val="000000"/>
+                <w:kern w:val="0"/>
+                <w:sz w:val="18"/>
+                <w:szCs w:val="18"/>
+                <w:u w:val="none"/>
+                <w:lang w:val="en-US" w:eastAsia="zh-CN" w:bidi="ar"/>
+              </w:rPr>
+              <w:t>EML4-ALK</w:t>
+            </w:r>
+          </w:p>
+        </w:tc>
+        <w:tc>
+          <w:tcPr>
+            <w:tcW w:w="1591" w:type="pct"/>
+            <w:tcBorders>
+              <w:top w:val="single" w:color="000000" w:sz="4" w:space="0"/>
+              <w:left w:val="single" w:color="000000" w:sz="4" w:space="0"/>
+              <w:bottom w:val="single" w:color="000000" w:sz="4" w:space="0"/>
+              <w:right w:val="single" w:color="000000" w:sz="4" w:space="0"/>
+            </w:tcBorders>
+            <w:shd w:val="clear" w:color="auto" w:fill="FFFFFF"/>
+            <w:vAlign w:val="center"/>
+          </w:tcPr>
+          <w:p>
+            <w:pPr>
+              <w:keepNext w:val="0"/>
+              <w:keepLines w:val="0"/>
+              <w:widowControl/>
+              <w:suppressLineNumbers w:val="0"/>
+              <w:jc w:val="left"/>
+              <w:textAlignment w:val="center"/>
+              <w:rPr>
+                <w:rFonts w:hint="default" w:ascii="Times New Roman" w:hAnsi="Times New Roman" w:eastAsia="宋体" w:cs="Times New Roman"/>
+                <w:b w:val="0"/>
+                <w:bCs/>
+                <w:i w:val="0"/>
+                <w:iCs w:val="0"/>
+                <w:color w:val="000000"/>
+                <w:sz w:val="18"/>
+                <w:szCs w:val="18"/>
+                <w:u w:val="none"/>
+              </w:rPr>
+            </w:pPr>
+            <w:r>
+              <w:rPr>
+                <w:rFonts w:hint="default" w:ascii="Times New Roman" w:hAnsi="Times New Roman" w:eastAsia="宋体" w:cs="Times New Roman"/>
+                <w:b w:val="0"/>
+                <w:bCs/>
+                <w:i w:val="0"/>
+                <w:iCs w:val="0"/>
+                <w:color w:val="000000"/>
+                <w:kern w:val="0"/>
+                <w:sz w:val="18"/>
+                <w:szCs w:val="18"/>
+                <w:u w:val="none"/>
+                <w:lang w:val="en-US" w:eastAsia="zh-CN" w:bidi="ar"/>
+              </w:rPr>
+              <w:t>E6aA20</w:t>
+            </w:r>
+          </w:p>
+        </w:tc>
+        <w:tc>
+          <w:tcPr>
+            <w:tcW w:w="630" w:type="pct"/>
+            <w:tcBorders>
+              <w:top w:val="single" w:color="000000" w:sz="4" w:space="0"/>
+              <w:left w:val="single" w:color="000000" w:sz="4" w:space="0"/>
+              <w:bottom w:val="single" w:color="000000" w:sz="4" w:space="0"/>
+              <w:right w:val="single" w:color="000000" w:sz="4" w:space="0"/>
+            </w:tcBorders>
+            <w:shd w:val="clear" w:color="auto" w:fill="FFFFFF"/>
+            <w:noWrap/>
+            <w:vAlign w:val="center"/>
+          </w:tcPr>
+          <w:p>
+            <w:pPr>
+              <w:keepNext w:val="0"/>
+              <w:keepLines w:val="0"/>
+              <w:widowControl/>
+              <w:suppressLineNumbers w:val="0"/>
+              <w:jc w:val="left"/>
+              <w:textAlignment w:val="center"/>
+              <w:rPr>
+                <w:rFonts w:hint="default" w:ascii="Times New Roman" w:hAnsi="Times New Roman" w:eastAsia="宋体" w:cs="Times New Roman"/>
+                <w:b w:val="0"/>
+                <w:bCs/>
+                <w:i w:val="0"/>
+                <w:iCs w:val="0"/>
+                <w:color w:val="000000"/>
+                <w:sz w:val="18"/>
+                <w:szCs w:val="18"/>
+                <w:u w:val="none"/>
+              </w:rPr>
+            </w:pPr>
+            <w:r>
+              <w:rPr>
+                <w:rFonts w:hint="default" w:ascii="Times New Roman" w:hAnsi="Times New Roman" w:eastAsia="宋体" w:cs="Times New Roman"/>
+                <w:b w:val="0"/>
+                <w:bCs/>
+                <w:i w:val="0"/>
+                <w:iCs w:val="0"/>
+                <w:color w:val="000000"/>
+                <w:kern w:val="0"/>
+                <w:sz w:val="18"/>
+                <w:szCs w:val="18"/>
+                <w:u w:val="none"/>
+                <w:lang w:val="en-US" w:eastAsia="zh-CN" w:bidi="ar"/>
+              </w:rPr>
+              <w:t>/</w:t>
+            </w:r>
+          </w:p>
+        </w:tc>
+      </w:tr>
+      <w:tr>
+        <w:tblPrEx>
+          <w:tblBorders>
+            <w:top w:val="none" w:color="auto" w:sz="0" w:space="0"/>
+            <w:left w:val="none" w:color="auto" w:sz="0" w:space="0"/>
+            <w:bottom w:val="none" w:color="auto" w:sz="0" w:space="0"/>
+            <w:right w:val="none" w:color="auto" w:sz="0" w:space="0"/>
+            <w:insideH w:val="none" w:color="auto" w:sz="0" w:space="0"/>
+            <w:insideV w:val="none" w:color="auto" w:sz="0" w:space="0"/>
+          </w:tblBorders>
+          <w:tblCellMar>
+            <w:top w:w="0" w:type="dxa"/>
+            <w:left w:w="108" w:type="dxa"/>
+            <w:bottom w:w="0" w:type="dxa"/>
+            <w:right w:w="108" w:type="dxa"/>
+          </w:tblCellMar>
+        </w:tblPrEx>
+        <w:trPr>
+          <w:trHeight w:val="300" w:hRule="atLeast"/>
+        </w:trPr>
+        <w:tc>
+          <w:tcPr>
+            <w:tcW w:w="699" w:type="pct"/>
+            <w:vMerge w:val="continue"/>
+            <w:tcBorders>
+              <w:top w:val="single" w:color="FFFFFF" w:sz="8" w:space="0"/>
+              <w:left w:val="single" w:color="FFFFFF" w:sz="8" w:space="0"/>
+              <w:bottom w:val="single" w:color="FFFFFF" w:sz="8" w:space="0"/>
+              <w:right w:val="single" w:color="FFFFFF" w:sz="8" w:space="0"/>
+            </w:tcBorders>
+            <w:shd w:val="clear" w:color="auto" w:fill="1F3864"/>
+            <w:vAlign w:val="center"/>
+          </w:tcPr>
+          <w:p>
+            <w:pPr>
+              <w:jc w:val="left"/>
+              <w:rPr>
+                <w:rFonts w:hint="default" w:ascii="Times New Roman" w:hAnsi="Times New Roman" w:eastAsia="宋体" w:cs="Times New Roman"/>
+                <w:b/>
+                <w:bCs w:val="0"/>
+                <w:i w:val="0"/>
+                <w:iCs w:val="0"/>
+                <w:color w:val="FFFFFF" w:themeColor="background1"/>
+                <w:sz w:val="18"/>
+                <w:szCs w:val="18"/>
+                <w:u w:val="none"/>
+                <w14:textFill>
+                  <w14:solidFill>
+                    <w14:schemeClr w14:val="bg1"/>
+                  </w14:solidFill>
+                </w14:textFill>
+              </w:rPr>
+            </w:pPr>
+          </w:p>
+        </w:tc>
+        <w:tc>
+          <w:tcPr>
+            <w:tcW w:w="435" w:type="pct"/>
+            <w:tcBorders>
+              <w:top w:val="single" w:color="000000" w:sz="4" w:space="0"/>
+              <w:left w:val="single" w:color="FFFFFF" w:sz="8" w:space="0"/>
+              <w:bottom w:val="single" w:color="000000" w:sz="4" w:space="0"/>
+              <w:right w:val="single" w:color="000000" w:sz="4" w:space="0"/>
+            </w:tcBorders>
+            <w:shd w:val="clear" w:color="auto" w:fill="FFFFFF"/>
+            <w:noWrap/>
+            <w:vAlign w:val="center"/>
+          </w:tcPr>
+          <w:p>
+            <w:pPr>
+              <w:keepNext w:val="0"/>
+              <w:keepLines w:val="0"/>
+              <w:widowControl/>
+              <w:suppressLineNumbers w:val="0"/>
+              <w:jc w:val="left"/>
+              <w:textAlignment w:val="center"/>
+              <w:rPr>
+                <w:rFonts w:hint="default" w:ascii="Times New Roman" w:hAnsi="Times New Roman" w:eastAsia="宋体" w:cs="Times New Roman"/>
+                <w:b w:val="0"/>
+                <w:bCs/>
+                <w:i w:val="0"/>
+                <w:iCs w:val="0"/>
+                <w:color w:val="000000"/>
+                <w:sz w:val="18"/>
+                <w:szCs w:val="18"/>
+                <w:u w:val="none"/>
+              </w:rPr>
+            </w:pPr>
+            <w:r>
+              <w:rPr>
+                <w:rFonts w:hint="default" w:ascii="Times New Roman" w:hAnsi="Times New Roman" w:eastAsia="宋体" w:cs="Times New Roman"/>
+                <w:b w:val="0"/>
+                <w:bCs/>
+                <w:i w:val="0"/>
+                <w:iCs w:val="0"/>
+                <w:color w:val="000000"/>
+                <w:kern w:val="0"/>
+                <w:sz w:val="18"/>
+                <w:szCs w:val="18"/>
+                <w:u w:val="none"/>
+                <w:lang w:val="en-US" w:eastAsia="zh-CN" w:bidi="ar"/>
+              </w:rPr>
+              <w:t>/</w:t>
+            </w:r>
+          </w:p>
+        </w:tc>
+        <w:tc>
+          <w:tcPr>
+            <w:tcW w:w="1643" w:type="pct"/>
+            <w:tcBorders>
+              <w:top w:val="single" w:color="000000" w:sz="4" w:space="0"/>
+              <w:left w:val="single" w:color="000000" w:sz="4" w:space="0"/>
+              <w:bottom w:val="single" w:color="000000" w:sz="4" w:space="0"/>
+              <w:right w:val="single" w:color="000000" w:sz="4" w:space="0"/>
+            </w:tcBorders>
+            <w:shd w:val="clear" w:color="auto" w:fill="FFFFFF"/>
+            <w:vAlign w:val="center"/>
+          </w:tcPr>
+          <w:p>
+            <w:pPr>
+              <w:keepNext w:val="0"/>
+              <w:keepLines w:val="0"/>
+              <w:widowControl/>
+              <w:suppressLineNumbers w:val="0"/>
+              <w:jc w:val="left"/>
+              <w:textAlignment w:val="center"/>
+              <w:rPr>
+                <w:rFonts w:hint="default" w:ascii="Times New Roman" w:hAnsi="Times New Roman" w:eastAsia="宋体" w:cs="Times New Roman"/>
+                <w:b w:val="0"/>
+                <w:bCs/>
+                <w:i w:val="0"/>
+                <w:iCs w:val="0"/>
+                <w:color w:val="000000"/>
+                <w:sz w:val="18"/>
+                <w:szCs w:val="18"/>
+                <w:u w:val="none"/>
+              </w:rPr>
+            </w:pPr>
+            <w:r>
+              <w:rPr>
+                <w:rFonts w:hint="default" w:ascii="Times New Roman" w:hAnsi="Times New Roman" w:eastAsia="宋体" w:cs="Times New Roman"/>
+                <w:b w:val="0"/>
+                <w:bCs/>
+                <w:i w:val="0"/>
+                <w:iCs w:val="0"/>
+                <w:color w:val="000000"/>
+                <w:kern w:val="0"/>
+                <w:sz w:val="18"/>
+                <w:szCs w:val="18"/>
+                <w:u w:val="none"/>
+                <w:lang w:val="en-US" w:eastAsia="zh-CN" w:bidi="ar"/>
+              </w:rPr>
+              <w:t>EML4-ALK</w:t>
+            </w:r>
+          </w:p>
+        </w:tc>
+        <w:tc>
+          <w:tcPr>
+            <w:tcW w:w="1591" w:type="pct"/>
+            <w:tcBorders>
+              <w:top w:val="single" w:color="000000" w:sz="4" w:space="0"/>
+              <w:left w:val="single" w:color="000000" w:sz="4" w:space="0"/>
+              <w:bottom w:val="single" w:color="000000" w:sz="4" w:space="0"/>
+              <w:right w:val="single" w:color="000000" w:sz="4" w:space="0"/>
+            </w:tcBorders>
+            <w:shd w:val="clear" w:color="auto" w:fill="FFFFFF"/>
+            <w:vAlign w:val="center"/>
+          </w:tcPr>
+          <w:p>
+            <w:pPr>
+              <w:keepNext w:val="0"/>
+              <w:keepLines w:val="0"/>
+              <w:widowControl/>
+              <w:suppressLineNumbers w:val="0"/>
+              <w:jc w:val="left"/>
+              <w:textAlignment w:val="center"/>
+              <w:rPr>
+                <w:rFonts w:hint="default" w:ascii="Times New Roman" w:hAnsi="Times New Roman" w:eastAsia="宋体" w:cs="Times New Roman"/>
+                <w:b w:val="0"/>
+                <w:bCs/>
+                <w:i w:val="0"/>
+                <w:iCs w:val="0"/>
+                <w:color w:val="000000"/>
+                <w:sz w:val="18"/>
+                <w:szCs w:val="18"/>
+                <w:u w:val="none"/>
+              </w:rPr>
+            </w:pPr>
+            <w:r>
+              <w:rPr>
+                <w:rFonts w:hint="default" w:ascii="Times New Roman" w:hAnsi="Times New Roman" w:eastAsia="宋体" w:cs="Times New Roman"/>
+                <w:b w:val="0"/>
+                <w:bCs/>
+                <w:i w:val="0"/>
+                <w:iCs w:val="0"/>
+                <w:color w:val="000000"/>
+                <w:kern w:val="0"/>
+                <w:sz w:val="18"/>
+                <w:szCs w:val="18"/>
+                <w:u w:val="none"/>
+                <w:lang w:val="en-US" w:eastAsia="zh-CN" w:bidi="ar"/>
+              </w:rPr>
+              <w:t>E6bA20</w:t>
+            </w:r>
+          </w:p>
+        </w:tc>
+        <w:tc>
+          <w:tcPr>
+            <w:tcW w:w="630" w:type="pct"/>
+            <w:tcBorders>
+              <w:top w:val="single" w:color="000000" w:sz="4" w:space="0"/>
+              <w:left w:val="single" w:color="000000" w:sz="4" w:space="0"/>
+              <w:bottom w:val="single" w:color="000000" w:sz="4" w:space="0"/>
+              <w:right w:val="single" w:color="000000" w:sz="4" w:space="0"/>
+            </w:tcBorders>
+            <w:shd w:val="clear" w:color="auto" w:fill="FFFFFF"/>
+            <w:noWrap/>
+            <w:vAlign w:val="center"/>
+          </w:tcPr>
+          <w:p>
+            <w:pPr>
+              <w:keepNext w:val="0"/>
+              <w:keepLines w:val="0"/>
+              <w:widowControl/>
+              <w:suppressLineNumbers w:val="0"/>
+              <w:jc w:val="left"/>
+              <w:textAlignment w:val="center"/>
+              <w:rPr>
+                <w:rFonts w:hint="default" w:ascii="Times New Roman" w:hAnsi="Times New Roman" w:eastAsia="宋体" w:cs="Times New Roman"/>
+                <w:b w:val="0"/>
+                <w:bCs/>
+                <w:i w:val="0"/>
+                <w:iCs w:val="0"/>
+                <w:color w:val="000000"/>
+                <w:sz w:val="18"/>
+                <w:szCs w:val="18"/>
+                <w:u w:val="none"/>
+              </w:rPr>
+            </w:pPr>
+            <w:r>
+              <w:rPr>
+                <w:rFonts w:hint="default" w:ascii="Times New Roman" w:hAnsi="Times New Roman" w:eastAsia="宋体" w:cs="Times New Roman"/>
+                <w:b w:val="0"/>
+                <w:bCs/>
+                <w:i w:val="0"/>
+                <w:iCs w:val="0"/>
+                <w:color w:val="000000"/>
+                <w:kern w:val="0"/>
+                <w:sz w:val="18"/>
+                <w:szCs w:val="18"/>
+                <w:u w:val="none"/>
+                <w:lang w:val="en-US" w:eastAsia="zh-CN" w:bidi="ar"/>
+              </w:rPr>
+              <w:t>/</w:t>
+            </w:r>
+          </w:p>
+        </w:tc>
+      </w:tr>
+      <w:tr>
+        <w:tblPrEx>
+          <w:tblBorders>
+            <w:top w:val="none" w:color="auto" w:sz="0" w:space="0"/>
+            <w:left w:val="none" w:color="auto" w:sz="0" w:space="0"/>
+            <w:bottom w:val="none" w:color="auto" w:sz="0" w:space="0"/>
+            <w:right w:val="none" w:color="auto" w:sz="0" w:space="0"/>
+            <w:insideH w:val="none" w:color="auto" w:sz="0" w:space="0"/>
+            <w:insideV w:val="none" w:color="auto" w:sz="0" w:space="0"/>
+          </w:tblBorders>
+          <w:tblCellMar>
+            <w:top w:w="0" w:type="dxa"/>
+            <w:left w:w="108" w:type="dxa"/>
+            <w:bottom w:w="0" w:type="dxa"/>
+            <w:right w:w="108" w:type="dxa"/>
+          </w:tblCellMar>
+        </w:tblPrEx>
+        <w:trPr>
+          <w:trHeight w:val="300" w:hRule="atLeast"/>
+        </w:trPr>
+        <w:tc>
+          <w:tcPr>
+            <w:tcW w:w="699" w:type="pct"/>
+            <w:vMerge w:val="restart"/>
+            <w:tcBorders>
+              <w:top w:val="single" w:color="FFFFFF" w:sz="8" w:space="0"/>
+              <w:left w:val="single" w:color="FFFFFF" w:sz="8" w:space="0"/>
+              <w:bottom w:val="single" w:color="FFFFFF" w:sz="8" w:space="0"/>
+              <w:right w:val="single" w:color="FFFFFF" w:sz="8" w:space="0"/>
+            </w:tcBorders>
+            <w:shd w:val="clear" w:color="auto" w:fill="1F3864"/>
+            <w:vAlign w:val="center"/>
+          </w:tcPr>
+          <w:p>
+            <w:pPr>
+              <w:keepNext w:val="0"/>
+              <w:keepLines w:val="0"/>
+              <w:widowControl/>
+              <w:suppressLineNumbers w:val="0"/>
+              <w:jc w:val="left"/>
+              <w:textAlignment w:val="center"/>
+              <w:rPr>
+                <w:rFonts w:hint="default" w:ascii="Times New Roman" w:hAnsi="Times New Roman" w:eastAsia="宋体" w:cs="Times New Roman"/>
+                <w:b/>
+                <w:bCs w:val="0"/>
+                <w:i w:val="0"/>
+                <w:iCs w:val="0"/>
+                <w:color w:val="FFFFFF" w:themeColor="background1"/>
+                <w:sz w:val="18"/>
+                <w:szCs w:val="18"/>
+                <w:u w:val="none"/>
+                <w14:textFill>
+                  <w14:solidFill>
+                    <w14:schemeClr w14:val="bg1"/>
+                  </w14:solidFill>
+                </w14:textFill>
+              </w:rPr>
+            </w:pPr>
+            <w:r>
+              <w:rPr>
+                <w:rFonts w:hint="default" w:ascii="Times New Roman" w:hAnsi="Times New Roman" w:eastAsia="宋体" w:cs="Times New Roman"/>
+                <w:b/>
+                <w:bCs w:val="0"/>
+                <w:i w:val="0"/>
+                <w:iCs w:val="0"/>
+                <w:color w:val="FFFFFF" w:themeColor="background1"/>
+                <w:kern w:val="0"/>
+                <w:sz w:val="18"/>
+                <w:szCs w:val="18"/>
+                <w:u w:val="none"/>
+                <w:lang w:val="en-US" w:eastAsia="zh-CN" w:bidi="ar"/>
+                <w14:textFill>
+                  <w14:solidFill>
+                    <w14:schemeClr w14:val="bg1"/>
+                  </w14:solidFill>
+                </w14:textFill>
+              </w:rPr>
+              <w:t>ROS1</w:t>
+            </w:r>
+          </w:p>
+        </w:tc>
+        <w:tc>
+          <w:tcPr>
+            <w:tcW w:w="435" w:type="pct"/>
+            <w:tcBorders>
+              <w:top w:val="single" w:color="000000" w:sz="4" w:space="0"/>
+              <w:left w:val="single" w:color="FFFFFF" w:sz="8" w:space="0"/>
+              <w:bottom w:val="single" w:color="000000" w:sz="4" w:space="0"/>
+              <w:right w:val="single" w:color="000000" w:sz="4" w:space="0"/>
+            </w:tcBorders>
+            <w:shd w:val="clear" w:color="auto" w:fill="FFFFFF"/>
+            <w:noWrap/>
+            <w:vAlign w:val="center"/>
+          </w:tcPr>
+          <w:p>
+            <w:pPr>
+              <w:keepNext w:val="0"/>
+              <w:keepLines w:val="0"/>
+              <w:widowControl/>
+              <w:suppressLineNumbers w:val="0"/>
+              <w:jc w:val="left"/>
+              <w:textAlignment w:val="center"/>
+              <w:rPr>
+                <w:rFonts w:hint="default" w:ascii="Times New Roman" w:hAnsi="Times New Roman" w:eastAsia="宋体" w:cs="Times New Roman"/>
+                <w:b w:val="0"/>
+                <w:bCs/>
+                <w:i w:val="0"/>
+                <w:iCs w:val="0"/>
+                <w:color w:val="000000"/>
+                <w:sz w:val="18"/>
+                <w:szCs w:val="18"/>
+                <w:u w:val="none"/>
+              </w:rPr>
+            </w:pPr>
+            <w:r>
+              <w:rPr>
+                <w:rFonts w:hint="default" w:ascii="Times New Roman" w:hAnsi="Times New Roman" w:eastAsia="宋体" w:cs="Times New Roman"/>
+                <w:b w:val="0"/>
+                <w:bCs/>
+                <w:i w:val="0"/>
+                <w:iCs w:val="0"/>
+                <w:color w:val="000000"/>
+                <w:kern w:val="0"/>
+                <w:sz w:val="18"/>
+                <w:szCs w:val="18"/>
+                <w:u w:val="none"/>
+                <w:lang w:val="en-US" w:eastAsia="zh-CN" w:bidi="ar"/>
+              </w:rPr>
+              <w:t>/</w:t>
+            </w:r>
+          </w:p>
+        </w:tc>
+        <w:tc>
+          <w:tcPr>
+            <w:tcW w:w="1643" w:type="pct"/>
+            <w:tcBorders>
+              <w:top w:val="single" w:color="000000" w:sz="4" w:space="0"/>
+              <w:left w:val="single" w:color="000000" w:sz="4" w:space="0"/>
+              <w:bottom w:val="single" w:color="000000" w:sz="4" w:space="0"/>
+              <w:right w:val="single" w:color="000000" w:sz="4" w:space="0"/>
+            </w:tcBorders>
+            <w:shd w:val="clear" w:color="auto" w:fill="FFFFFF"/>
+            <w:vAlign w:val="center"/>
+          </w:tcPr>
+          <w:p>
+            <w:pPr>
+              <w:keepNext w:val="0"/>
+              <w:keepLines w:val="0"/>
+              <w:widowControl/>
+              <w:suppressLineNumbers w:val="0"/>
+              <w:jc w:val="left"/>
+              <w:textAlignment w:val="center"/>
+              <w:rPr>
+                <w:rFonts w:hint="default" w:ascii="Times New Roman" w:hAnsi="Times New Roman" w:eastAsia="宋体" w:cs="Times New Roman"/>
+                <w:b w:val="0"/>
+                <w:bCs/>
+                <w:i w:val="0"/>
+                <w:iCs w:val="0"/>
+                <w:color w:val="000000"/>
+                <w:sz w:val="18"/>
+                <w:szCs w:val="18"/>
+                <w:u w:val="none"/>
+              </w:rPr>
+            </w:pPr>
+            <w:r>
+              <w:rPr>
+                <w:rFonts w:hint="default" w:ascii="Times New Roman" w:hAnsi="Times New Roman" w:eastAsia="宋体" w:cs="Times New Roman"/>
+                <w:b w:val="0"/>
+                <w:bCs/>
+                <w:i w:val="0"/>
+                <w:iCs w:val="0"/>
+                <w:color w:val="000000"/>
+                <w:kern w:val="0"/>
+                <w:sz w:val="18"/>
+                <w:szCs w:val="18"/>
+                <w:u w:val="none"/>
+                <w:lang w:val="en-US" w:eastAsia="zh-CN" w:bidi="ar"/>
+              </w:rPr>
+              <w:t>SLC34A2-ROS1</w:t>
+            </w:r>
+          </w:p>
+        </w:tc>
+        <w:tc>
+          <w:tcPr>
+            <w:tcW w:w="1591" w:type="pct"/>
+            <w:tcBorders>
+              <w:top w:val="single" w:color="000000" w:sz="4" w:space="0"/>
+              <w:left w:val="single" w:color="000000" w:sz="4" w:space="0"/>
+              <w:bottom w:val="single" w:color="000000" w:sz="4" w:space="0"/>
+              <w:right w:val="single" w:color="000000" w:sz="4" w:space="0"/>
+            </w:tcBorders>
+            <w:shd w:val="clear" w:color="auto" w:fill="FFFFFF"/>
+            <w:vAlign w:val="center"/>
+          </w:tcPr>
+          <w:p>
+            <w:pPr>
+              <w:keepNext w:val="0"/>
+              <w:keepLines w:val="0"/>
+              <w:widowControl/>
+              <w:suppressLineNumbers w:val="0"/>
+              <w:jc w:val="left"/>
+              <w:textAlignment w:val="center"/>
+              <w:rPr>
+                <w:rFonts w:hint="default" w:ascii="Times New Roman" w:hAnsi="Times New Roman" w:eastAsia="宋体" w:cs="Times New Roman"/>
+                <w:b w:val="0"/>
+                <w:bCs/>
+                <w:i w:val="0"/>
+                <w:iCs w:val="0"/>
+                <w:color w:val="000000"/>
+                <w:sz w:val="18"/>
+                <w:szCs w:val="18"/>
+                <w:u w:val="none"/>
+              </w:rPr>
+            </w:pPr>
+            <w:r>
+              <w:rPr>
+                <w:rFonts w:hint="default" w:ascii="Times New Roman" w:hAnsi="Times New Roman" w:eastAsia="宋体" w:cs="Times New Roman"/>
+                <w:b w:val="0"/>
+                <w:bCs/>
+                <w:i w:val="0"/>
+                <w:iCs w:val="0"/>
+                <w:color w:val="000000"/>
+                <w:kern w:val="0"/>
+                <w:sz w:val="18"/>
+                <w:szCs w:val="18"/>
+                <w:u w:val="none"/>
+                <w:lang w:val="en-US" w:eastAsia="zh-CN" w:bidi="ar"/>
+              </w:rPr>
+              <w:t>S4R32</w:t>
+            </w:r>
+          </w:p>
+        </w:tc>
+        <w:tc>
+          <w:tcPr>
+            <w:tcW w:w="630" w:type="pct"/>
+            <w:tcBorders>
+              <w:top w:val="single" w:color="000000" w:sz="4" w:space="0"/>
+              <w:left w:val="single" w:color="000000" w:sz="4" w:space="0"/>
+              <w:bottom w:val="single" w:color="000000" w:sz="4" w:space="0"/>
+              <w:right w:val="single" w:color="000000" w:sz="4" w:space="0"/>
+            </w:tcBorders>
+            <w:shd w:val="clear" w:color="auto" w:fill="FFFFFF"/>
+            <w:noWrap/>
+            <w:vAlign w:val="center"/>
+          </w:tcPr>
+          <w:p>
+            <w:pPr>
+              <w:keepNext w:val="0"/>
+              <w:keepLines w:val="0"/>
+              <w:widowControl/>
+              <w:suppressLineNumbers w:val="0"/>
+              <w:jc w:val="left"/>
+              <w:textAlignment w:val="center"/>
+              <w:rPr>
+                <w:rFonts w:hint="default" w:ascii="Times New Roman" w:hAnsi="Times New Roman" w:eastAsia="宋体" w:cs="Times New Roman"/>
+                <w:b w:val="0"/>
+                <w:bCs/>
+                <w:i w:val="0"/>
+                <w:iCs w:val="0"/>
+                <w:color w:val="000000"/>
+                <w:sz w:val="18"/>
+                <w:szCs w:val="18"/>
+                <w:u w:val="none"/>
+              </w:rPr>
+            </w:pPr>
+            <w:r>
+              <w:rPr>
+                <w:rFonts w:hint="default" w:ascii="Times New Roman" w:hAnsi="Times New Roman" w:eastAsia="宋体" w:cs="Times New Roman"/>
+                <w:b w:val="0"/>
+                <w:bCs/>
+                <w:i w:val="0"/>
+                <w:iCs w:val="0"/>
+                <w:color w:val="000000"/>
+                <w:kern w:val="0"/>
+                <w:sz w:val="18"/>
+                <w:szCs w:val="18"/>
+                <w:u w:val="none"/>
+                <w:lang w:val="en-US" w:eastAsia="zh-CN" w:bidi="ar"/>
+              </w:rPr>
+              <w:t>/</w:t>
+            </w:r>
+          </w:p>
+        </w:tc>
+      </w:tr>
+      <w:tr>
+        <w:tblPrEx>
+          <w:tblBorders>
+            <w:top w:val="none" w:color="auto" w:sz="0" w:space="0"/>
+            <w:left w:val="none" w:color="auto" w:sz="0" w:space="0"/>
+            <w:bottom w:val="none" w:color="auto" w:sz="0" w:space="0"/>
+            <w:right w:val="none" w:color="auto" w:sz="0" w:space="0"/>
+            <w:insideH w:val="none" w:color="auto" w:sz="0" w:space="0"/>
+            <w:insideV w:val="none" w:color="auto" w:sz="0" w:space="0"/>
+          </w:tblBorders>
+          <w:tblCellMar>
+            <w:top w:w="0" w:type="dxa"/>
+            <w:left w:w="108" w:type="dxa"/>
+            <w:bottom w:w="0" w:type="dxa"/>
+            <w:right w:w="108" w:type="dxa"/>
+          </w:tblCellMar>
+        </w:tblPrEx>
+        <w:trPr>
+          <w:trHeight w:val="300" w:hRule="atLeast"/>
+        </w:trPr>
+        <w:tc>
+          <w:tcPr>
+            <w:tcW w:w="699" w:type="pct"/>
+            <w:vMerge w:val="continue"/>
+            <w:tcBorders>
+              <w:top w:val="single" w:color="FFFFFF" w:sz="8" w:space="0"/>
+              <w:left w:val="single" w:color="FFFFFF" w:sz="8" w:space="0"/>
+              <w:bottom w:val="single" w:color="FFFFFF" w:sz="8" w:space="0"/>
+              <w:right w:val="single" w:color="FFFFFF" w:sz="8" w:space="0"/>
+            </w:tcBorders>
+            <w:shd w:val="clear" w:color="auto" w:fill="1F3864"/>
+            <w:vAlign w:val="center"/>
+          </w:tcPr>
+          <w:p>
+            <w:pPr>
+              <w:jc w:val="left"/>
+              <w:rPr>
+                <w:rFonts w:hint="default" w:ascii="Times New Roman" w:hAnsi="Times New Roman" w:eastAsia="宋体" w:cs="Times New Roman"/>
+                <w:b w:val="0"/>
+                <w:i w:val="0"/>
+                <w:iCs w:val="0"/>
+                <w:color w:val="000000"/>
+                <w:sz w:val="18"/>
+                <w:szCs w:val="18"/>
+                <w:u w:val="none"/>
+              </w:rPr>
+            </w:pPr>
+          </w:p>
+        </w:tc>
+        <w:tc>
+          <w:tcPr>
+            <w:tcW w:w="435" w:type="pct"/>
+            <w:tcBorders>
+              <w:top w:val="single" w:color="000000" w:sz="4" w:space="0"/>
+              <w:left w:val="single" w:color="FFFFFF" w:sz="8" w:space="0"/>
+              <w:bottom w:val="single" w:color="000000" w:sz="4" w:space="0"/>
+              <w:right w:val="single" w:color="000000" w:sz="4" w:space="0"/>
+            </w:tcBorders>
+            <w:shd w:val="clear" w:color="auto" w:fill="FFFFFF"/>
+            <w:noWrap/>
+            <w:vAlign w:val="center"/>
+          </w:tcPr>
+          <w:p>
+            <w:pPr>
+              <w:keepNext w:val="0"/>
+              <w:keepLines w:val="0"/>
+              <w:widowControl/>
+              <w:suppressLineNumbers w:val="0"/>
+              <w:jc w:val="left"/>
+              <w:textAlignment w:val="center"/>
+              <w:rPr>
+                <w:rFonts w:hint="default" w:ascii="Times New Roman" w:hAnsi="Times New Roman" w:eastAsia="宋体" w:cs="Times New Roman"/>
+                <w:b w:val="0"/>
+                <w:bCs/>
+                <w:i w:val="0"/>
+                <w:iCs w:val="0"/>
+                <w:color w:val="000000"/>
+                <w:sz w:val="18"/>
+                <w:szCs w:val="18"/>
+                <w:u w:val="none"/>
+              </w:rPr>
+            </w:pPr>
+            <w:r>
+              <w:rPr>
+                <w:rFonts w:hint="default" w:ascii="Times New Roman" w:hAnsi="Times New Roman" w:eastAsia="宋体" w:cs="Times New Roman"/>
+                <w:b w:val="0"/>
+                <w:bCs/>
+                <w:i w:val="0"/>
+                <w:iCs w:val="0"/>
+                <w:color w:val="000000"/>
+                <w:kern w:val="0"/>
+                <w:sz w:val="18"/>
+                <w:szCs w:val="18"/>
+                <w:u w:val="none"/>
+                <w:lang w:val="en-US" w:eastAsia="zh-CN" w:bidi="ar"/>
+              </w:rPr>
+              <w:t>/</w:t>
+            </w:r>
+          </w:p>
+        </w:tc>
+        <w:tc>
+          <w:tcPr>
+            <w:tcW w:w="1643" w:type="pct"/>
+            <w:tcBorders>
+              <w:top w:val="single" w:color="000000" w:sz="4" w:space="0"/>
+              <w:left w:val="single" w:color="000000" w:sz="4" w:space="0"/>
+              <w:bottom w:val="single" w:color="000000" w:sz="4" w:space="0"/>
+              <w:right w:val="single" w:color="000000" w:sz="4" w:space="0"/>
+            </w:tcBorders>
+            <w:shd w:val="clear" w:color="auto" w:fill="FFFFFF"/>
+            <w:vAlign w:val="center"/>
+          </w:tcPr>
+          <w:p>
+            <w:pPr>
+              <w:keepNext w:val="0"/>
+              <w:keepLines w:val="0"/>
+              <w:widowControl/>
+              <w:suppressLineNumbers w:val="0"/>
+              <w:jc w:val="left"/>
+              <w:textAlignment w:val="center"/>
+              <w:rPr>
+                <w:rFonts w:hint="default" w:ascii="Times New Roman" w:hAnsi="Times New Roman" w:eastAsia="宋体" w:cs="Times New Roman"/>
+                <w:b w:val="0"/>
+                <w:bCs/>
+                <w:i w:val="0"/>
+                <w:iCs w:val="0"/>
+                <w:color w:val="000000"/>
+                <w:sz w:val="18"/>
+                <w:szCs w:val="18"/>
+                <w:u w:val="none"/>
+              </w:rPr>
+            </w:pPr>
+            <w:r>
+              <w:rPr>
+                <w:rFonts w:hint="default" w:ascii="Times New Roman" w:hAnsi="Times New Roman" w:eastAsia="宋体" w:cs="Times New Roman"/>
+                <w:b w:val="0"/>
+                <w:bCs/>
+                <w:i w:val="0"/>
+                <w:iCs w:val="0"/>
+                <w:color w:val="000000"/>
+                <w:kern w:val="0"/>
+                <w:sz w:val="18"/>
+                <w:szCs w:val="18"/>
+                <w:u w:val="none"/>
+                <w:lang w:val="en-US" w:eastAsia="zh-CN" w:bidi="ar"/>
+              </w:rPr>
+              <w:t>CD74-ROS1</w:t>
+            </w:r>
+          </w:p>
+        </w:tc>
+        <w:tc>
+          <w:tcPr>
+            <w:tcW w:w="1591" w:type="pct"/>
+            <w:tcBorders>
+              <w:top w:val="single" w:color="000000" w:sz="4" w:space="0"/>
+              <w:left w:val="single" w:color="000000" w:sz="4" w:space="0"/>
+              <w:bottom w:val="single" w:color="000000" w:sz="4" w:space="0"/>
+              <w:right w:val="single" w:color="000000" w:sz="4" w:space="0"/>
+            </w:tcBorders>
+            <w:shd w:val="clear" w:color="auto" w:fill="FFFFFF"/>
+            <w:vAlign w:val="center"/>
+          </w:tcPr>
+          <w:p>
+            <w:pPr>
+              <w:keepNext w:val="0"/>
+              <w:keepLines w:val="0"/>
+              <w:widowControl/>
+              <w:suppressLineNumbers w:val="0"/>
+              <w:jc w:val="left"/>
+              <w:textAlignment w:val="center"/>
+              <w:rPr>
+                <w:rFonts w:hint="default" w:ascii="Times New Roman" w:hAnsi="Times New Roman" w:eastAsia="宋体" w:cs="Times New Roman"/>
+                <w:b w:val="0"/>
+                <w:bCs/>
+                <w:i w:val="0"/>
+                <w:iCs w:val="0"/>
+                <w:color w:val="000000"/>
+                <w:sz w:val="18"/>
+                <w:szCs w:val="18"/>
+                <w:u w:val="none"/>
+              </w:rPr>
+            </w:pPr>
+            <w:r>
+              <w:rPr>
+                <w:rFonts w:hint="default" w:ascii="Times New Roman" w:hAnsi="Times New Roman" w:eastAsia="宋体" w:cs="Times New Roman"/>
+                <w:b w:val="0"/>
+                <w:bCs/>
+                <w:i w:val="0"/>
+                <w:iCs w:val="0"/>
+                <w:color w:val="000000"/>
+                <w:kern w:val="0"/>
+                <w:sz w:val="18"/>
+                <w:szCs w:val="18"/>
+                <w:u w:val="none"/>
+                <w:lang w:val="en-US" w:eastAsia="zh-CN" w:bidi="ar"/>
+              </w:rPr>
+              <w:t>C6R34</w:t>
+            </w:r>
+          </w:p>
+        </w:tc>
+        <w:tc>
+          <w:tcPr>
+            <w:tcW w:w="630" w:type="pct"/>
+            <w:tcBorders>
+              <w:top w:val="single" w:color="000000" w:sz="4" w:space="0"/>
+              <w:left w:val="single" w:color="000000" w:sz="4" w:space="0"/>
+              <w:bottom w:val="single" w:color="000000" w:sz="4" w:space="0"/>
+              <w:right w:val="single" w:color="000000" w:sz="4" w:space="0"/>
+            </w:tcBorders>
+            <w:shd w:val="clear" w:color="auto" w:fill="FFFFFF"/>
+            <w:noWrap/>
+            <w:vAlign w:val="center"/>
+          </w:tcPr>
+          <w:p>
+            <w:pPr>
+              <w:keepNext w:val="0"/>
+              <w:keepLines w:val="0"/>
+              <w:widowControl/>
+              <w:suppressLineNumbers w:val="0"/>
+              <w:jc w:val="left"/>
+              <w:textAlignment w:val="center"/>
+              <w:rPr>
+                <w:rFonts w:hint="default" w:ascii="Times New Roman" w:hAnsi="Times New Roman" w:eastAsia="宋体" w:cs="Times New Roman"/>
+                <w:b w:val="0"/>
+                <w:bCs/>
+                <w:i w:val="0"/>
+                <w:iCs w:val="0"/>
+                <w:color w:val="000000"/>
+                <w:sz w:val="18"/>
+                <w:szCs w:val="18"/>
+                <w:u w:val="none"/>
+              </w:rPr>
+            </w:pPr>
+            <w:r>
+              <w:rPr>
+                <w:rFonts w:hint="default" w:ascii="Times New Roman" w:hAnsi="Times New Roman" w:eastAsia="宋体" w:cs="Times New Roman"/>
+                <w:b w:val="0"/>
+                <w:bCs/>
+                <w:i w:val="0"/>
+                <w:iCs w:val="0"/>
+                <w:color w:val="000000"/>
+                <w:kern w:val="0"/>
+                <w:sz w:val="18"/>
+                <w:szCs w:val="18"/>
+                <w:u w:val="none"/>
+                <w:lang w:val="en-US" w:eastAsia="zh-CN" w:bidi="ar"/>
+              </w:rPr>
+              <w:t>/</w:t>
+            </w:r>
+          </w:p>
+        </w:tc>
+      </w:tr>
+      <w:tr>
+        <w:tblPrEx>
+          <w:tblBorders>
+            <w:top w:val="none" w:color="auto" w:sz="0" w:space="0"/>
+            <w:left w:val="none" w:color="auto" w:sz="0" w:space="0"/>
+            <w:bottom w:val="none" w:color="auto" w:sz="0" w:space="0"/>
+            <w:right w:val="none" w:color="auto" w:sz="0" w:space="0"/>
+            <w:insideH w:val="none" w:color="auto" w:sz="0" w:space="0"/>
+            <w:insideV w:val="none" w:color="auto" w:sz="0" w:space="0"/>
+          </w:tblBorders>
           <w:tblCellMar>
             <w:top w:w="0" w:type="dxa"/>
             <w:left w:w="108" w:type="dxa"/>

--- a/WebContent/docx/肺癌60基因重肿.docx
+++ b/WebContent/docx/肺癌60基因重肿.docx
@@ -1339,7 +1339,6 @@
           <w:cols w:space="720" w:num="1"/>
         </w:sectPr>
       </w:pPr>
-      <w:bookmarkStart w:id="17" w:name="_GoBack"/>
       <w:r>
         <w:rPr>
           <w:rFonts w:hint="default" w:ascii="Times New Roman" w:hAnsi="Times New Roman" w:eastAsia="微软雅黑" w:cs="Times New Roman"/>
@@ -1475,7 +1474,6 @@
         </mc:AlternateContent>
       </w:r>
     </w:p>
-    <w:bookmarkEnd w:id="17"/>
     <w:tbl>
       <w:tblPr>
         <w:tblStyle w:val="19"/>
@@ -1906,7 +1904,7 @@
                   </w14:solidFill>
                 </w14:textFill>
               </w:rPr>
-              <w:t>可检测ALK, EGFR, KRAS, BRAF, ERBB2/3/4, RET, MET, ROS1, NRAS, HRAS, PIK3CA, PTEN, TP53, UGT1A1, IDH1/2, JAK1/2/3, FGFR2/3, PDGFRA等基因的外显子</w:t>
+              <w:t>可检测ALK, EGFR, KRAS, BRAF, ERBB2/3/4, RET, MET, ROS1, NRAS, HRAS, PIK3CA, PTEN, TP53, IDH1/2, JAK1/2/3, FGFR2/3, PDGFRA等基因的外显子</w:t>
             </w:r>
             <w:r>
               <w:rPr>
@@ -1966,7 +1964,23 @@
                   </w14:solidFill>
                 </w14:textFill>
               </w:rPr>
-              <w:t>同时，还能检测ALK</w:t>
+              <w:t>同时，还</w:t>
+            </w:r>
+            <w:bookmarkStart w:id="17" w:name="_GoBack"/>
+            <w:bookmarkEnd w:id="17"/>
+            <w:r>
+              <w:rPr>
+                <w:rFonts w:hint="default" w:ascii="Times New Roman" w:hAnsi="Times New Roman" w:cs="Times New Roman" w:eastAsiaTheme="minorEastAsia"/>
+                <w:color w:val="000000" w:themeColor="text1"/>
+                <w:sz w:val="21"/>
+                <w:szCs w:val="21"/>
+                <w14:textFill>
+                  <w14:solidFill>
+                    <w14:schemeClr w14:val="tx1"/>
+                  </w14:solidFill>
+                </w14:textFill>
+              </w:rPr>
+              <w:t>能检测ALK</w:t>
             </w:r>
             <w:r>
               <w:rPr>
@@ -2775,12 +2789,6 @@
             <w:insideH w:val="single" w:color="auto" w:sz="4" w:space="0"/>
             <w:insideV w:val="single" w:color="auto" w:sz="4" w:space="0"/>
           </w:tblBorders>
-          <w:tblCellMar>
-            <w:top w:w="0" w:type="dxa"/>
-            <w:left w:w="0" w:type="dxa"/>
-            <w:bottom w:w="0" w:type="dxa"/>
-            <w:right w:w="0" w:type="dxa"/>
-          </w:tblCellMar>
         </w:tblPrEx>
         <w:trPr>
           <w:trHeight w:val="428" w:hRule="atLeast"/>
@@ -7575,8 +7583,8 @@
       </w:pPr>
       <w:bookmarkStart w:id="6" w:name="_Toc32443_WPSOffice_Level2"/>
       <w:bookmarkStart w:id="7" w:name="_Toc23606"/>
-      <w:bookmarkStart w:id="8" w:name="_Toc30582"/>
-      <w:bookmarkStart w:id="9" w:name="_Toc4331_WPSOffice_Level2"/>
+      <w:bookmarkStart w:id="8" w:name="_Toc4331_WPSOffice_Level2"/>
+      <w:bookmarkStart w:id="9" w:name="_Toc30582"/>
       <w:r>
         <w:rPr>
           <w:rFonts w:hint="default" w:ascii="Times New Roman" w:hAnsi="Times New Roman" w:eastAsia="微软雅黑" w:cs="Times New Roman"/>
@@ -11544,6 +11552,12 @@
             <w:insideH w:val="dotted" w:color="2666A3" w:sz="4" w:space="0"/>
             <w:insideV w:val="dotted" w:color="2666A3" w:sz="4" w:space="0"/>
           </w:tblBorders>
+          <w:tblCellMar>
+            <w:top w:w="0" w:type="dxa"/>
+            <w:left w:w="108" w:type="dxa"/>
+            <w:bottom w:w="0" w:type="dxa"/>
+            <w:right w:w="108" w:type="dxa"/>
+          </w:tblCellMar>
         </w:tblPrEx>
         <w:trPr>
           <w:trHeight w:val="417" w:hRule="atLeast"/>
@@ -12203,6 +12217,12 @@
             <w:insideH w:val="dotted" w:color="2666A3" w:sz="4" w:space="0"/>
             <w:insideV w:val="dotted" w:color="2666A3" w:sz="4" w:space="0"/>
           </w:tblBorders>
+          <w:tblCellMar>
+            <w:top w:w="0" w:type="dxa"/>
+            <w:left w:w="108" w:type="dxa"/>
+            <w:bottom w:w="0" w:type="dxa"/>
+            <w:right w:w="108" w:type="dxa"/>
+          </w:tblCellMar>
         </w:tblPrEx>
         <w:trPr>
           <w:trHeight w:val="474" w:hRule="atLeast"/>
@@ -12321,6 +12341,12 @@
             <w:insideH w:val="dotted" w:color="2666A3" w:sz="4" w:space="0"/>
             <w:insideV w:val="dotted" w:color="2666A3" w:sz="4" w:space="0"/>
           </w:tblBorders>
+          <w:tblCellMar>
+            <w:top w:w="0" w:type="dxa"/>
+            <w:left w:w="108" w:type="dxa"/>
+            <w:bottom w:w="0" w:type="dxa"/>
+            <w:right w:w="108" w:type="dxa"/>
+          </w:tblCellMar>
         </w:tblPrEx>
         <w:trPr>
           <w:trHeight w:val="474" w:hRule="atLeast"/>
@@ -14817,8 +14843,8 @@
         </w:rPr>
       </w:pPr>
       <w:bookmarkStart w:id="10" w:name="_Toc526855038"/>
-      <w:bookmarkStart w:id="11" w:name="_Toc527112386"/>
-      <w:bookmarkStart w:id="12" w:name="_Toc534637499"/>
+      <w:bookmarkStart w:id="11" w:name="_Toc534637499"/>
+      <w:bookmarkStart w:id="12" w:name="_Toc527112386"/>
       <w:r>
         <w:rPr>
           <w:rFonts w:ascii="Times New Roman" w:hAnsi="Times New Roman" w:eastAsia="微软雅黑" w:cs="Times New Roman"/>
@@ -16428,6 +16454,14 @@
       </w:tblGrid>
       <w:tr>
         <w:tblPrEx>
+          <w:tblBorders>
+            <w:top w:val="none" w:color="auto" w:sz="0" w:space="0"/>
+            <w:left w:val="none" w:color="auto" w:sz="0" w:space="0"/>
+            <w:bottom w:val="none" w:color="auto" w:sz="0" w:space="0"/>
+            <w:right w:val="none" w:color="auto" w:sz="0" w:space="0"/>
+            <w:insideH w:val="none" w:color="auto" w:sz="0" w:space="0"/>
+            <w:insideV w:val="none" w:color="auto" w:sz="0" w:space="0"/>
+          </w:tblBorders>
           <w:shd w:val="clear" w:color="auto" w:fill="auto"/>
           <w:tblCellMar>
             <w:top w:w="0" w:type="dxa"/>
@@ -17100,6 +17134,7 @@
             <w:insideH w:val="none" w:color="auto" w:sz="0" w:space="0"/>
             <w:insideV w:val="none" w:color="auto" w:sz="0" w:space="0"/>
           </w:tblBorders>
+          <w:shd w:val="clear" w:color="auto" w:fill="auto"/>
           <w:tblCellMar>
             <w:top w:w="0" w:type="dxa"/>
             <w:left w:w="108" w:type="dxa"/>
@@ -18126,6 +18161,7 @@
             <w:insideH w:val="none" w:color="auto" w:sz="0" w:space="0"/>
             <w:insideV w:val="none" w:color="auto" w:sz="0" w:space="0"/>
           </w:tblBorders>
+          <w:shd w:val="clear" w:color="auto" w:fill="auto"/>
           <w:tblCellMar>
             <w:top w:w="0" w:type="dxa"/>
             <w:left w:w="108" w:type="dxa"/>
@@ -18385,6 +18421,774 @@
                 <w:lang w:val="en-US" w:eastAsia="zh-CN" w:bidi="ar"/>
               </w:rPr>
               <w:t>6254/12369</w:t>
+            </w:r>
+          </w:p>
+        </w:tc>
+      </w:tr>
+      <w:tr>
+        <w:tblPrEx>
+          <w:tblBorders>
+            <w:top w:val="none" w:color="auto" w:sz="0" w:space="0"/>
+            <w:left w:val="none" w:color="auto" w:sz="0" w:space="0"/>
+            <w:bottom w:val="none" w:color="auto" w:sz="0" w:space="0"/>
+            <w:right w:val="none" w:color="auto" w:sz="0" w:space="0"/>
+            <w:insideH w:val="none" w:color="auto" w:sz="0" w:space="0"/>
+            <w:insideV w:val="none" w:color="auto" w:sz="0" w:space="0"/>
+          </w:tblBorders>
+          <w:tblCellMar>
+            <w:top w:w="0" w:type="dxa"/>
+            <w:left w:w="108" w:type="dxa"/>
+            <w:bottom w:w="0" w:type="dxa"/>
+            <w:right w:w="108" w:type="dxa"/>
+          </w:tblCellMar>
+        </w:tblPrEx>
+        <w:trPr>
+          <w:trHeight w:val="300" w:hRule="atLeast"/>
+        </w:trPr>
+        <w:tc>
+          <w:tcPr>
+            <w:tcW w:w="699" w:type="pct"/>
+            <w:vMerge w:val="continue"/>
+            <w:tcBorders>
+              <w:top w:val="single" w:color="FFFFFF" w:sz="8" w:space="0"/>
+              <w:left w:val="single" w:color="FFFFFF" w:sz="8" w:space="0"/>
+              <w:bottom w:val="single" w:color="FFFFFF" w:sz="8" w:space="0"/>
+              <w:right w:val="single" w:color="FFFFFF" w:sz="8" w:space="0"/>
+            </w:tcBorders>
+            <w:shd w:val="clear" w:color="auto" w:fill="1F3864"/>
+            <w:vAlign w:val="center"/>
+          </w:tcPr>
+          <w:p>
+            <w:pPr>
+              <w:jc w:val="left"/>
+              <w:rPr>
+                <w:rFonts w:hint="default" w:ascii="Times New Roman" w:hAnsi="Times New Roman" w:eastAsia="宋体" w:cs="Times New Roman"/>
+                <w:b/>
+                <w:bCs w:val="0"/>
+                <w:i w:val="0"/>
+                <w:iCs w:val="0"/>
+                <w:color w:val="FFFFFF" w:themeColor="background1"/>
+                <w:sz w:val="18"/>
+                <w:szCs w:val="18"/>
+                <w:u w:val="none"/>
+                <w14:textFill>
+                  <w14:solidFill>
+                    <w14:schemeClr w14:val="bg1"/>
+                  </w14:solidFill>
+                </w14:textFill>
+              </w:rPr>
+            </w:pPr>
+          </w:p>
+        </w:tc>
+        <w:tc>
+          <w:tcPr>
+            <w:tcW w:w="435" w:type="pct"/>
+            <w:tcBorders>
+              <w:top w:val="single" w:color="000000" w:sz="4" w:space="0"/>
+              <w:left w:val="single" w:color="FFFFFF" w:sz="8" w:space="0"/>
+              <w:bottom w:val="single" w:color="000000" w:sz="4" w:space="0"/>
+              <w:right w:val="single" w:color="000000" w:sz="4" w:space="0"/>
+            </w:tcBorders>
+            <w:shd w:val="clear" w:color="auto" w:fill="FFFFFF"/>
+            <w:vAlign w:val="center"/>
+          </w:tcPr>
+          <w:p>
+            <w:pPr>
+              <w:keepNext w:val="0"/>
+              <w:keepLines w:val="0"/>
+              <w:widowControl/>
+              <w:suppressLineNumbers w:val="0"/>
+              <w:jc w:val="left"/>
+              <w:textAlignment w:val="center"/>
+              <w:rPr>
+                <w:rFonts w:hint="default" w:ascii="Times New Roman" w:hAnsi="Times New Roman" w:eastAsia="宋体" w:cs="Times New Roman"/>
+                <w:b w:val="0"/>
+                <w:bCs/>
+                <w:i w:val="0"/>
+                <w:iCs w:val="0"/>
+                <w:color w:val="000000"/>
+                <w:sz w:val="18"/>
+                <w:szCs w:val="18"/>
+                <w:u w:val="none"/>
+              </w:rPr>
+            </w:pPr>
+            <w:r>
+              <w:rPr>
+                <w:rFonts w:hint="default" w:ascii="Times New Roman" w:hAnsi="Times New Roman" w:eastAsia="宋体" w:cs="Times New Roman"/>
+                <w:b w:val="0"/>
+                <w:bCs/>
+                <w:i w:val="0"/>
+                <w:iCs w:val="0"/>
+                <w:color w:val="000000"/>
+                <w:kern w:val="0"/>
+                <w:sz w:val="18"/>
+                <w:szCs w:val="18"/>
+                <w:u w:val="none"/>
+                <w:lang w:val="en-US" w:eastAsia="zh-CN" w:bidi="ar"/>
+              </w:rPr>
+              <w:t xml:space="preserve">19 </w:t>
+            </w:r>
+          </w:p>
+        </w:tc>
+        <w:tc>
+          <w:tcPr>
+            <w:tcW w:w="1643" w:type="pct"/>
+            <w:tcBorders>
+              <w:top w:val="single" w:color="000000" w:sz="4" w:space="0"/>
+              <w:left w:val="single" w:color="000000" w:sz="4" w:space="0"/>
+              <w:bottom w:val="single" w:color="000000" w:sz="4" w:space="0"/>
+              <w:right w:val="single" w:color="000000" w:sz="4" w:space="0"/>
+            </w:tcBorders>
+            <w:shd w:val="clear" w:color="auto" w:fill="FFFFFF"/>
+            <w:vAlign w:val="center"/>
+          </w:tcPr>
+          <w:p>
+            <w:pPr>
+              <w:keepNext w:val="0"/>
+              <w:keepLines w:val="0"/>
+              <w:widowControl/>
+              <w:suppressLineNumbers w:val="0"/>
+              <w:jc w:val="left"/>
+              <w:textAlignment w:val="center"/>
+              <w:rPr>
+                <w:rFonts w:hint="default" w:ascii="Times New Roman" w:hAnsi="Times New Roman" w:eastAsia="宋体" w:cs="Times New Roman"/>
+                <w:b w:val="0"/>
+                <w:bCs/>
+                <w:i w:val="0"/>
+                <w:iCs w:val="0"/>
+                <w:color w:val="000000"/>
+                <w:sz w:val="18"/>
+                <w:szCs w:val="18"/>
+                <w:u w:val="none"/>
+              </w:rPr>
+            </w:pPr>
+            <w:r>
+              <w:rPr>
+                <w:rFonts w:hint="default" w:ascii="Times New Roman" w:hAnsi="Times New Roman" w:eastAsia="宋体" w:cs="Times New Roman"/>
+                <w:b w:val="0"/>
+                <w:bCs/>
+                <w:i w:val="0"/>
+                <w:iCs w:val="0"/>
+                <w:color w:val="000000"/>
+                <w:kern w:val="0"/>
+                <w:sz w:val="18"/>
+                <w:szCs w:val="18"/>
+                <w:u w:val="none"/>
+                <w:lang w:val="en-US" w:eastAsia="zh-CN" w:bidi="ar"/>
+              </w:rPr>
+              <w:t>c.2239_2256del18</w:t>
+            </w:r>
+          </w:p>
+        </w:tc>
+        <w:tc>
+          <w:tcPr>
+            <w:tcW w:w="1591" w:type="pct"/>
+            <w:tcBorders>
+              <w:top w:val="single" w:color="000000" w:sz="4" w:space="0"/>
+              <w:left w:val="single" w:color="000000" w:sz="4" w:space="0"/>
+              <w:bottom w:val="single" w:color="000000" w:sz="4" w:space="0"/>
+              <w:right w:val="single" w:color="000000" w:sz="4" w:space="0"/>
+            </w:tcBorders>
+            <w:shd w:val="clear" w:color="auto" w:fill="FFFFFF"/>
+            <w:vAlign w:val="center"/>
+          </w:tcPr>
+          <w:p>
+            <w:pPr>
+              <w:keepNext w:val="0"/>
+              <w:keepLines w:val="0"/>
+              <w:widowControl/>
+              <w:suppressLineNumbers w:val="0"/>
+              <w:jc w:val="left"/>
+              <w:textAlignment w:val="center"/>
+              <w:rPr>
+                <w:rFonts w:hint="default" w:ascii="Times New Roman" w:hAnsi="Times New Roman" w:eastAsia="宋体" w:cs="Times New Roman"/>
+                <w:b w:val="0"/>
+                <w:bCs/>
+                <w:i w:val="0"/>
+                <w:iCs w:val="0"/>
+                <w:color w:val="000000"/>
+                <w:sz w:val="18"/>
+                <w:szCs w:val="18"/>
+                <w:u w:val="none"/>
+              </w:rPr>
+            </w:pPr>
+            <w:r>
+              <w:rPr>
+                <w:rFonts w:hint="default" w:ascii="Times New Roman" w:hAnsi="Times New Roman" w:eastAsia="宋体" w:cs="Times New Roman"/>
+                <w:b w:val="0"/>
+                <w:bCs/>
+                <w:i w:val="0"/>
+                <w:iCs w:val="0"/>
+                <w:color w:val="000000"/>
+                <w:kern w:val="0"/>
+                <w:sz w:val="18"/>
+                <w:szCs w:val="18"/>
+                <w:u w:val="none"/>
+                <w:lang w:val="en-US" w:eastAsia="zh-CN" w:bidi="ar"/>
+              </w:rPr>
+              <w:t>p.L747_S752delLREATS</w:t>
+            </w:r>
+          </w:p>
+        </w:tc>
+        <w:tc>
+          <w:tcPr>
+            <w:tcW w:w="630" w:type="pct"/>
+            <w:tcBorders>
+              <w:top w:val="single" w:color="000000" w:sz="4" w:space="0"/>
+              <w:left w:val="single" w:color="000000" w:sz="4" w:space="0"/>
+              <w:bottom w:val="single" w:color="000000" w:sz="4" w:space="0"/>
+              <w:right w:val="single" w:color="000000" w:sz="4" w:space="0"/>
+            </w:tcBorders>
+            <w:shd w:val="clear" w:color="auto" w:fill="FFFFFF"/>
+            <w:vAlign w:val="center"/>
+          </w:tcPr>
+          <w:p>
+            <w:pPr>
+              <w:keepNext w:val="0"/>
+              <w:keepLines w:val="0"/>
+              <w:widowControl/>
+              <w:suppressLineNumbers w:val="0"/>
+              <w:jc w:val="left"/>
+              <w:textAlignment w:val="center"/>
+              <w:rPr>
+                <w:rFonts w:hint="default" w:ascii="Times New Roman" w:hAnsi="Times New Roman" w:eastAsia="宋体" w:cs="Times New Roman"/>
+                <w:b w:val="0"/>
+                <w:bCs/>
+                <w:i w:val="0"/>
+                <w:iCs w:val="0"/>
+                <w:color w:val="000000"/>
+                <w:sz w:val="18"/>
+                <w:szCs w:val="18"/>
+                <w:u w:val="none"/>
+              </w:rPr>
+            </w:pPr>
+            <w:r>
+              <w:rPr>
+                <w:rFonts w:hint="default" w:ascii="Times New Roman" w:hAnsi="Times New Roman" w:eastAsia="宋体" w:cs="Times New Roman"/>
+                <w:b w:val="0"/>
+                <w:bCs/>
+                <w:i w:val="0"/>
+                <w:iCs w:val="0"/>
+                <w:color w:val="000000"/>
+                <w:kern w:val="0"/>
+                <w:sz w:val="18"/>
+                <w:szCs w:val="18"/>
+                <w:u w:val="none"/>
+                <w:lang w:val="en-US" w:eastAsia="zh-CN" w:bidi="ar"/>
+              </w:rPr>
+              <w:t xml:space="preserve">6255 </w:t>
+            </w:r>
+          </w:p>
+        </w:tc>
+      </w:tr>
+      <w:tr>
+        <w:tblPrEx>
+          <w:tblBorders>
+            <w:top w:val="none" w:color="auto" w:sz="0" w:space="0"/>
+            <w:left w:val="none" w:color="auto" w:sz="0" w:space="0"/>
+            <w:bottom w:val="none" w:color="auto" w:sz="0" w:space="0"/>
+            <w:right w:val="none" w:color="auto" w:sz="0" w:space="0"/>
+            <w:insideH w:val="none" w:color="auto" w:sz="0" w:space="0"/>
+            <w:insideV w:val="none" w:color="auto" w:sz="0" w:space="0"/>
+          </w:tblBorders>
+          <w:tblCellMar>
+            <w:top w:w="0" w:type="dxa"/>
+            <w:left w:w="108" w:type="dxa"/>
+            <w:bottom w:w="0" w:type="dxa"/>
+            <w:right w:w="108" w:type="dxa"/>
+          </w:tblCellMar>
+        </w:tblPrEx>
+        <w:trPr>
+          <w:trHeight w:val="300" w:hRule="atLeast"/>
+        </w:trPr>
+        <w:tc>
+          <w:tcPr>
+            <w:tcW w:w="699" w:type="pct"/>
+            <w:vMerge w:val="continue"/>
+            <w:tcBorders>
+              <w:top w:val="single" w:color="FFFFFF" w:sz="8" w:space="0"/>
+              <w:left w:val="single" w:color="FFFFFF" w:sz="8" w:space="0"/>
+              <w:bottom w:val="single" w:color="FFFFFF" w:sz="8" w:space="0"/>
+              <w:right w:val="single" w:color="FFFFFF" w:sz="8" w:space="0"/>
+            </w:tcBorders>
+            <w:shd w:val="clear" w:color="auto" w:fill="1F3864"/>
+            <w:vAlign w:val="center"/>
+          </w:tcPr>
+          <w:p>
+            <w:pPr>
+              <w:jc w:val="left"/>
+              <w:rPr>
+                <w:rFonts w:hint="default" w:ascii="Times New Roman" w:hAnsi="Times New Roman" w:eastAsia="宋体" w:cs="Times New Roman"/>
+                <w:b/>
+                <w:bCs w:val="0"/>
+                <w:i w:val="0"/>
+                <w:iCs w:val="0"/>
+                <w:color w:val="FFFFFF" w:themeColor="background1"/>
+                <w:sz w:val="18"/>
+                <w:szCs w:val="18"/>
+                <w:u w:val="none"/>
+                <w14:textFill>
+                  <w14:solidFill>
+                    <w14:schemeClr w14:val="bg1"/>
+                  </w14:solidFill>
+                </w14:textFill>
+              </w:rPr>
+            </w:pPr>
+          </w:p>
+        </w:tc>
+        <w:tc>
+          <w:tcPr>
+            <w:tcW w:w="435" w:type="pct"/>
+            <w:tcBorders>
+              <w:top w:val="single" w:color="000000" w:sz="4" w:space="0"/>
+              <w:left w:val="single" w:color="FFFFFF" w:sz="8" w:space="0"/>
+              <w:bottom w:val="single" w:color="000000" w:sz="4" w:space="0"/>
+              <w:right w:val="single" w:color="000000" w:sz="4" w:space="0"/>
+            </w:tcBorders>
+            <w:shd w:val="clear" w:color="auto" w:fill="FFFFFF"/>
+            <w:vAlign w:val="center"/>
+          </w:tcPr>
+          <w:p>
+            <w:pPr>
+              <w:keepNext w:val="0"/>
+              <w:keepLines w:val="0"/>
+              <w:widowControl/>
+              <w:suppressLineNumbers w:val="0"/>
+              <w:jc w:val="left"/>
+              <w:textAlignment w:val="center"/>
+              <w:rPr>
+                <w:rFonts w:hint="default" w:ascii="Times New Roman" w:hAnsi="Times New Roman" w:eastAsia="宋体" w:cs="Times New Roman"/>
+                <w:b w:val="0"/>
+                <w:bCs/>
+                <w:i w:val="0"/>
+                <w:iCs w:val="0"/>
+                <w:color w:val="000000"/>
+                <w:sz w:val="18"/>
+                <w:szCs w:val="18"/>
+                <w:u w:val="none"/>
+              </w:rPr>
+            </w:pPr>
+            <w:r>
+              <w:rPr>
+                <w:rFonts w:hint="default" w:ascii="Times New Roman" w:hAnsi="Times New Roman" w:eastAsia="宋体" w:cs="Times New Roman"/>
+                <w:b w:val="0"/>
+                <w:bCs/>
+                <w:i w:val="0"/>
+                <w:iCs w:val="0"/>
+                <w:color w:val="000000"/>
+                <w:kern w:val="0"/>
+                <w:sz w:val="18"/>
+                <w:szCs w:val="18"/>
+                <w:u w:val="none"/>
+                <w:lang w:val="en-US" w:eastAsia="zh-CN" w:bidi="ar"/>
+              </w:rPr>
+              <w:t xml:space="preserve">19 </w:t>
+            </w:r>
+          </w:p>
+        </w:tc>
+        <w:tc>
+          <w:tcPr>
+            <w:tcW w:w="1643" w:type="pct"/>
+            <w:tcBorders>
+              <w:top w:val="single" w:color="000000" w:sz="4" w:space="0"/>
+              <w:left w:val="single" w:color="000000" w:sz="4" w:space="0"/>
+              <w:bottom w:val="single" w:color="000000" w:sz="4" w:space="0"/>
+              <w:right w:val="single" w:color="000000" w:sz="4" w:space="0"/>
+            </w:tcBorders>
+            <w:shd w:val="clear" w:color="auto" w:fill="FFFFFF"/>
+            <w:vAlign w:val="center"/>
+          </w:tcPr>
+          <w:p>
+            <w:pPr>
+              <w:keepNext w:val="0"/>
+              <w:keepLines w:val="0"/>
+              <w:widowControl/>
+              <w:suppressLineNumbers w:val="0"/>
+              <w:jc w:val="left"/>
+              <w:textAlignment w:val="center"/>
+              <w:rPr>
+                <w:rFonts w:hint="default" w:ascii="Times New Roman" w:hAnsi="Times New Roman" w:eastAsia="宋体" w:cs="Times New Roman"/>
+                <w:b w:val="0"/>
+                <w:bCs/>
+                <w:i w:val="0"/>
+                <w:iCs w:val="0"/>
+                <w:color w:val="000000"/>
+                <w:sz w:val="18"/>
+                <w:szCs w:val="18"/>
+                <w:u w:val="none"/>
+              </w:rPr>
+            </w:pPr>
+            <w:r>
+              <w:rPr>
+                <w:rFonts w:hint="default" w:ascii="Times New Roman" w:hAnsi="Times New Roman" w:eastAsia="宋体" w:cs="Times New Roman"/>
+                <w:b w:val="0"/>
+                <w:bCs/>
+                <w:i w:val="0"/>
+                <w:iCs w:val="0"/>
+                <w:color w:val="000000"/>
+                <w:kern w:val="0"/>
+                <w:sz w:val="18"/>
+                <w:szCs w:val="18"/>
+                <w:u w:val="none"/>
+                <w:lang w:val="en-US" w:eastAsia="zh-CN" w:bidi="ar"/>
+              </w:rPr>
+              <w:t>c.2239_2247delTTAAGAGAA</w:t>
+            </w:r>
+          </w:p>
+        </w:tc>
+        <w:tc>
+          <w:tcPr>
+            <w:tcW w:w="1591" w:type="pct"/>
+            <w:tcBorders>
+              <w:top w:val="single" w:color="000000" w:sz="4" w:space="0"/>
+              <w:left w:val="single" w:color="000000" w:sz="4" w:space="0"/>
+              <w:bottom w:val="single" w:color="000000" w:sz="4" w:space="0"/>
+              <w:right w:val="single" w:color="000000" w:sz="4" w:space="0"/>
+            </w:tcBorders>
+            <w:shd w:val="clear" w:color="auto" w:fill="FFFFFF"/>
+            <w:vAlign w:val="center"/>
+          </w:tcPr>
+          <w:p>
+            <w:pPr>
+              <w:keepNext w:val="0"/>
+              <w:keepLines w:val="0"/>
+              <w:widowControl/>
+              <w:suppressLineNumbers w:val="0"/>
+              <w:jc w:val="left"/>
+              <w:textAlignment w:val="center"/>
+              <w:rPr>
+                <w:rFonts w:hint="default" w:ascii="Times New Roman" w:hAnsi="Times New Roman" w:eastAsia="宋体" w:cs="Times New Roman"/>
+                <w:b w:val="0"/>
+                <w:bCs/>
+                <w:i w:val="0"/>
+                <w:iCs w:val="0"/>
+                <w:color w:val="000000"/>
+                <w:sz w:val="18"/>
+                <w:szCs w:val="18"/>
+                <w:u w:val="none"/>
+              </w:rPr>
+            </w:pPr>
+            <w:r>
+              <w:rPr>
+                <w:rFonts w:hint="default" w:ascii="Times New Roman" w:hAnsi="Times New Roman" w:eastAsia="宋体" w:cs="Times New Roman"/>
+                <w:b w:val="0"/>
+                <w:bCs/>
+                <w:i w:val="0"/>
+                <w:iCs w:val="0"/>
+                <w:color w:val="000000"/>
+                <w:kern w:val="0"/>
+                <w:sz w:val="18"/>
+                <w:szCs w:val="18"/>
+                <w:u w:val="none"/>
+                <w:lang w:val="en-US" w:eastAsia="zh-CN" w:bidi="ar"/>
+              </w:rPr>
+              <w:t>p.L747_E749delLRE</w:t>
+            </w:r>
+          </w:p>
+        </w:tc>
+        <w:tc>
+          <w:tcPr>
+            <w:tcW w:w="630" w:type="pct"/>
+            <w:tcBorders>
+              <w:top w:val="single" w:color="000000" w:sz="4" w:space="0"/>
+              <w:left w:val="single" w:color="000000" w:sz="4" w:space="0"/>
+              <w:bottom w:val="single" w:color="000000" w:sz="4" w:space="0"/>
+              <w:right w:val="single" w:color="000000" w:sz="4" w:space="0"/>
+            </w:tcBorders>
+            <w:shd w:val="clear" w:color="auto" w:fill="FFFFFF"/>
+            <w:vAlign w:val="center"/>
+          </w:tcPr>
+          <w:p>
+            <w:pPr>
+              <w:keepNext w:val="0"/>
+              <w:keepLines w:val="0"/>
+              <w:widowControl/>
+              <w:suppressLineNumbers w:val="0"/>
+              <w:jc w:val="left"/>
+              <w:textAlignment w:val="center"/>
+              <w:rPr>
+                <w:rFonts w:hint="default" w:ascii="Times New Roman" w:hAnsi="Times New Roman" w:eastAsia="宋体" w:cs="Times New Roman"/>
+                <w:b w:val="0"/>
+                <w:bCs/>
+                <w:i w:val="0"/>
+                <w:iCs w:val="0"/>
+                <w:color w:val="000000"/>
+                <w:sz w:val="18"/>
+                <w:szCs w:val="18"/>
+                <w:u w:val="none"/>
+              </w:rPr>
+            </w:pPr>
+            <w:r>
+              <w:rPr>
+                <w:rFonts w:hint="default" w:ascii="Times New Roman" w:hAnsi="Times New Roman" w:eastAsia="宋体" w:cs="Times New Roman"/>
+                <w:b w:val="0"/>
+                <w:bCs/>
+                <w:i w:val="0"/>
+                <w:iCs w:val="0"/>
+                <w:color w:val="000000"/>
+                <w:kern w:val="0"/>
+                <w:sz w:val="18"/>
+                <w:szCs w:val="18"/>
+                <w:u w:val="none"/>
+                <w:lang w:val="en-US" w:eastAsia="zh-CN" w:bidi="ar"/>
+              </w:rPr>
+              <w:t xml:space="preserve">6218 </w:t>
+            </w:r>
+          </w:p>
+        </w:tc>
+      </w:tr>
+      <w:tr>
+        <w:tblPrEx>
+          <w:tblBorders>
+            <w:top w:val="none" w:color="auto" w:sz="0" w:space="0"/>
+            <w:left w:val="none" w:color="auto" w:sz="0" w:space="0"/>
+            <w:bottom w:val="none" w:color="auto" w:sz="0" w:space="0"/>
+            <w:right w:val="none" w:color="auto" w:sz="0" w:space="0"/>
+            <w:insideH w:val="none" w:color="auto" w:sz="0" w:space="0"/>
+            <w:insideV w:val="none" w:color="auto" w:sz="0" w:space="0"/>
+          </w:tblBorders>
+          <w:tblCellMar>
+            <w:top w:w="0" w:type="dxa"/>
+            <w:left w:w="108" w:type="dxa"/>
+            <w:bottom w:w="0" w:type="dxa"/>
+            <w:right w:w="108" w:type="dxa"/>
+          </w:tblCellMar>
+        </w:tblPrEx>
+        <w:trPr>
+          <w:trHeight w:val="300" w:hRule="atLeast"/>
+        </w:trPr>
+        <w:tc>
+          <w:tcPr>
+            <w:tcW w:w="699" w:type="pct"/>
+            <w:vMerge w:val="continue"/>
+            <w:tcBorders>
+              <w:top w:val="single" w:color="FFFFFF" w:sz="8" w:space="0"/>
+              <w:left w:val="single" w:color="FFFFFF" w:sz="8" w:space="0"/>
+              <w:bottom w:val="single" w:color="FFFFFF" w:sz="8" w:space="0"/>
+              <w:right w:val="single" w:color="FFFFFF" w:sz="8" w:space="0"/>
+            </w:tcBorders>
+            <w:shd w:val="clear" w:color="auto" w:fill="1F3864"/>
+            <w:vAlign w:val="center"/>
+          </w:tcPr>
+          <w:p>
+            <w:pPr>
+              <w:jc w:val="left"/>
+              <w:rPr>
+                <w:rFonts w:hint="default" w:ascii="Times New Roman" w:hAnsi="Times New Roman" w:eastAsia="宋体" w:cs="Times New Roman"/>
+                <w:b/>
+                <w:bCs w:val="0"/>
+                <w:i w:val="0"/>
+                <w:iCs w:val="0"/>
+                <w:color w:val="FFFFFF" w:themeColor="background1"/>
+                <w:sz w:val="18"/>
+                <w:szCs w:val="18"/>
+                <w:u w:val="none"/>
+                <w14:textFill>
+                  <w14:solidFill>
+                    <w14:schemeClr w14:val="bg1"/>
+                  </w14:solidFill>
+                </w14:textFill>
+              </w:rPr>
+            </w:pPr>
+          </w:p>
+        </w:tc>
+        <w:tc>
+          <w:tcPr>
+            <w:tcW w:w="435" w:type="pct"/>
+            <w:tcBorders>
+              <w:top w:val="single" w:color="000000" w:sz="4" w:space="0"/>
+              <w:left w:val="single" w:color="FFFFFF" w:sz="8" w:space="0"/>
+              <w:bottom w:val="single" w:color="000000" w:sz="4" w:space="0"/>
+              <w:right w:val="single" w:color="000000" w:sz="4" w:space="0"/>
+            </w:tcBorders>
+            <w:shd w:val="clear" w:color="auto" w:fill="FFFFFF"/>
+            <w:vAlign w:val="center"/>
+          </w:tcPr>
+          <w:p>
+            <w:pPr>
+              <w:keepNext w:val="0"/>
+              <w:keepLines w:val="0"/>
+              <w:widowControl/>
+              <w:suppressLineNumbers w:val="0"/>
+              <w:jc w:val="left"/>
+              <w:textAlignment w:val="center"/>
+              <w:rPr>
+                <w:rFonts w:hint="default" w:ascii="Times New Roman" w:hAnsi="Times New Roman" w:eastAsia="宋体" w:cs="Times New Roman"/>
+                <w:b w:val="0"/>
+                <w:bCs/>
+                <w:i w:val="0"/>
+                <w:iCs w:val="0"/>
+                <w:color w:val="000000"/>
+                <w:sz w:val="18"/>
+                <w:szCs w:val="18"/>
+                <w:u w:val="none"/>
+              </w:rPr>
+            </w:pPr>
+            <w:r>
+              <w:rPr>
+                <w:rFonts w:hint="default" w:ascii="Times New Roman" w:hAnsi="Times New Roman" w:eastAsia="宋体" w:cs="Times New Roman"/>
+                <w:b w:val="0"/>
+                <w:bCs/>
+                <w:i w:val="0"/>
+                <w:iCs w:val="0"/>
+                <w:color w:val="000000"/>
+                <w:kern w:val="0"/>
+                <w:sz w:val="18"/>
+                <w:szCs w:val="18"/>
+                <w:u w:val="none"/>
+                <w:lang w:val="en-US" w:eastAsia="zh-CN" w:bidi="ar"/>
+              </w:rPr>
+              <w:t xml:space="preserve">19 </w:t>
+            </w:r>
+          </w:p>
+        </w:tc>
+        <w:tc>
+          <w:tcPr>
+            <w:tcW w:w="1643" w:type="pct"/>
+            <w:tcBorders>
+              <w:top w:val="single" w:color="000000" w:sz="4" w:space="0"/>
+              <w:left w:val="single" w:color="000000" w:sz="4" w:space="0"/>
+              <w:bottom w:val="single" w:color="000000" w:sz="4" w:space="0"/>
+              <w:right w:val="single" w:color="000000" w:sz="4" w:space="0"/>
+            </w:tcBorders>
+            <w:shd w:val="clear" w:color="auto" w:fill="FFFFFF"/>
+            <w:vAlign w:val="center"/>
+          </w:tcPr>
+          <w:p>
+            <w:pPr>
+              <w:keepNext w:val="0"/>
+              <w:keepLines w:val="0"/>
+              <w:widowControl/>
+              <w:suppressLineNumbers w:val="0"/>
+              <w:jc w:val="left"/>
+              <w:textAlignment w:val="center"/>
+              <w:rPr>
+                <w:rFonts w:hint="default" w:ascii="Times New Roman" w:hAnsi="Times New Roman" w:eastAsia="宋体" w:cs="Times New Roman"/>
+                <w:b w:val="0"/>
+                <w:bCs/>
+                <w:i w:val="0"/>
+                <w:iCs w:val="0"/>
+                <w:color w:val="000000"/>
+                <w:sz w:val="18"/>
+                <w:szCs w:val="18"/>
+                <w:u w:val="none"/>
+              </w:rPr>
+            </w:pPr>
+            <w:r>
+              <w:rPr>
+                <w:rFonts w:hint="default" w:ascii="Times New Roman" w:hAnsi="Times New Roman" w:eastAsia="宋体" w:cs="Times New Roman"/>
+                <w:b w:val="0"/>
+                <w:bCs/>
+                <w:i w:val="0"/>
+                <w:iCs w:val="0"/>
+                <w:color w:val="000000"/>
+                <w:kern w:val="0"/>
+                <w:sz w:val="18"/>
+                <w:szCs w:val="18"/>
+                <w:u w:val="none"/>
+                <w:lang w:val="en-US" w:eastAsia="zh-CN" w:bidi="ar"/>
+              </w:rPr>
+              <w:t>c.2237_2251del15</w:t>
+            </w:r>
+          </w:p>
+        </w:tc>
+        <w:tc>
+          <w:tcPr>
+            <w:tcW w:w="1591" w:type="pct"/>
+            <w:tcBorders>
+              <w:top w:val="single" w:color="000000" w:sz="4" w:space="0"/>
+              <w:left w:val="single" w:color="000000" w:sz="4" w:space="0"/>
+              <w:bottom w:val="single" w:color="000000" w:sz="4" w:space="0"/>
+              <w:right w:val="single" w:color="000000" w:sz="4" w:space="0"/>
+            </w:tcBorders>
+            <w:shd w:val="clear" w:color="auto" w:fill="FFFFFF"/>
+            <w:vAlign w:val="center"/>
+          </w:tcPr>
+          <w:p>
+            <w:pPr>
+              <w:keepNext w:val="0"/>
+              <w:keepLines w:val="0"/>
+              <w:widowControl/>
+              <w:suppressLineNumbers w:val="0"/>
+              <w:jc w:val="left"/>
+              <w:textAlignment w:val="center"/>
+              <w:rPr>
+                <w:rFonts w:hint="default" w:ascii="Times New Roman" w:hAnsi="Times New Roman" w:eastAsia="宋体" w:cs="Times New Roman"/>
+                <w:b w:val="0"/>
+                <w:bCs/>
+                <w:i w:val="0"/>
+                <w:iCs w:val="0"/>
+                <w:color w:val="000000"/>
+                <w:sz w:val="18"/>
+                <w:szCs w:val="18"/>
+                <w:u w:val="none"/>
+              </w:rPr>
+            </w:pPr>
+            <w:r>
+              <w:rPr>
+                <w:rFonts w:hint="default" w:ascii="Times New Roman" w:hAnsi="Times New Roman" w:eastAsia="宋体" w:cs="Times New Roman"/>
+                <w:b w:val="0"/>
+                <w:bCs/>
+                <w:i w:val="0"/>
+                <w:iCs w:val="0"/>
+                <w:color w:val="000000"/>
+                <w:kern w:val="0"/>
+                <w:sz w:val="18"/>
+                <w:szCs w:val="18"/>
+                <w:u w:val="none"/>
+                <w:lang w:val="en-US" w:eastAsia="zh-CN" w:bidi="ar"/>
+              </w:rPr>
+              <w:t>p.E746_T751&gt;A</w:t>
+            </w:r>
+          </w:p>
+        </w:tc>
+        <w:tc>
+          <w:tcPr>
+            <w:tcW w:w="630" w:type="pct"/>
+            <w:tcBorders>
+              <w:top w:val="single" w:color="000000" w:sz="4" w:space="0"/>
+              <w:left w:val="single" w:color="000000" w:sz="4" w:space="0"/>
+              <w:bottom w:val="single" w:color="000000" w:sz="4" w:space="0"/>
+              <w:right w:val="single" w:color="000000" w:sz="4" w:space="0"/>
+            </w:tcBorders>
+            <w:shd w:val="clear" w:color="auto" w:fill="FFFFFF"/>
+            <w:vAlign w:val="center"/>
+          </w:tcPr>
+          <w:p>
+            <w:pPr>
+              <w:keepNext w:val="0"/>
+              <w:keepLines w:val="0"/>
+              <w:widowControl/>
+              <w:suppressLineNumbers w:val="0"/>
+              <w:jc w:val="left"/>
+              <w:textAlignment w:val="center"/>
+              <w:rPr>
+                <w:rFonts w:hint="default" w:ascii="Times New Roman" w:hAnsi="Times New Roman" w:eastAsia="宋体" w:cs="Times New Roman"/>
+                <w:b w:val="0"/>
+                <w:bCs/>
+                <w:i w:val="0"/>
+                <w:iCs w:val="0"/>
+                <w:color w:val="000000"/>
+                <w:sz w:val="18"/>
+                <w:szCs w:val="18"/>
+                <w:u w:val="none"/>
+              </w:rPr>
+            </w:pPr>
+            <w:r>
+              <w:rPr>
+                <w:rFonts w:hint="default" w:ascii="Times New Roman" w:hAnsi="Times New Roman" w:eastAsia="宋体" w:cs="Times New Roman"/>
+                <w:b w:val="0"/>
+                <w:bCs/>
+                <w:i w:val="0"/>
+                <w:iCs w:val="0"/>
+                <w:color w:val="000000"/>
+                <w:kern w:val="0"/>
+                <w:sz w:val="18"/>
+                <w:szCs w:val="18"/>
+                <w:u w:val="none"/>
+                <w:lang w:val="en-US" w:eastAsia="zh-CN" w:bidi="ar"/>
+              </w:rPr>
+              <w:t xml:space="preserve">12678 </w:t>
             </w:r>
           </w:p>
         </w:tc>
@@ -18541,7 +19345,7 @@
                 <w:u w:val="none"/>
                 <w:lang w:val="en-US" w:eastAsia="zh-CN" w:bidi="ar"/>
               </w:rPr>
-              <w:t>c.2239_2256del18</w:t>
+              <w:t>c.2240_2257del18</w:t>
             </w:r>
           </w:p>
         </w:tc>
@@ -18591,7 +19395,7 @@
                 <w:u w:val="none"/>
                 <w:lang w:val="en-US" w:eastAsia="zh-CN" w:bidi="ar"/>
               </w:rPr>
-              <w:t>p.L747_S752delLREATS</w:t>
+              <w:t>p.L747_P753&gt;S</w:t>
             </w:r>
           </w:p>
         </w:tc>
@@ -18641,7 +19445,263 @@
                 <w:u w:val="none"/>
                 <w:lang w:val="en-US" w:eastAsia="zh-CN" w:bidi="ar"/>
               </w:rPr>
-              <w:t xml:space="preserve">6255 </w:t>
+              <w:t xml:space="preserve">12370 </w:t>
+            </w:r>
+          </w:p>
+        </w:tc>
+      </w:tr>
+      <w:tr>
+        <w:tblPrEx>
+          <w:tblBorders>
+            <w:top w:val="none" w:color="auto" w:sz="0" w:space="0"/>
+            <w:left w:val="none" w:color="auto" w:sz="0" w:space="0"/>
+            <w:bottom w:val="none" w:color="auto" w:sz="0" w:space="0"/>
+            <w:right w:val="none" w:color="auto" w:sz="0" w:space="0"/>
+            <w:insideH w:val="none" w:color="auto" w:sz="0" w:space="0"/>
+            <w:insideV w:val="none" w:color="auto" w:sz="0" w:space="0"/>
+          </w:tblBorders>
+          <w:tblCellMar>
+            <w:top w:w="0" w:type="dxa"/>
+            <w:left w:w="108" w:type="dxa"/>
+            <w:bottom w:w="0" w:type="dxa"/>
+            <w:right w:w="108" w:type="dxa"/>
+          </w:tblCellMar>
+        </w:tblPrEx>
+        <w:trPr>
+          <w:trHeight w:val="300" w:hRule="atLeast"/>
+        </w:trPr>
+        <w:tc>
+          <w:tcPr>
+            <w:tcW w:w="699" w:type="pct"/>
+            <w:vMerge w:val="continue"/>
+            <w:tcBorders>
+              <w:top w:val="single" w:color="FFFFFF" w:sz="8" w:space="0"/>
+              <w:left w:val="single" w:color="FFFFFF" w:sz="8" w:space="0"/>
+              <w:bottom w:val="single" w:color="FFFFFF" w:sz="8" w:space="0"/>
+              <w:right w:val="single" w:color="FFFFFF" w:sz="8" w:space="0"/>
+            </w:tcBorders>
+            <w:shd w:val="clear" w:color="auto" w:fill="1F3864"/>
+            <w:vAlign w:val="center"/>
+          </w:tcPr>
+          <w:p>
+            <w:pPr>
+              <w:jc w:val="left"/>
+              <w:rPr>
+                <w:rFonts w:hint="default" w:ascii="Times New Roman" w:hAnsi="Times New Roman" w:eastAsia="宋体" w:cs="Times New Roman"/>
+                <w:b/>
+                <w:bCs w:val="0"/>
+                <w:i w:val="0"/>
+                <w:iCs w:val="0"/>
+                <w:color w:val="FFFFFF" w:themeColor="background1"/>
+                <w:sz w:val="18"/>
+                <w:szCs w:val="18"/>
+                <w:u w:val="none"/>
+                <w14:textFill>
+                  <w14:solidFill>
+                    <w14:schemeClr w14:val="bg1"/>
+                  </w14:solidFill>
+                </w14:textFill>
+              </w:rPr>
+            </w:pPr>
+          </w:p>
+        </w:tc>
+        <w:tc>
+          <w:tcPr>
+            <w:tcW w:w="435" w:type="pct"/>
+            <w:tcBorders>
+              <w:top w:val="single" w:color="000000" w:sz="4" w:space="0"/>
+              <w:left w:val="single" w:color="FFFFFF" w:sz="8" w:space="0"/>
+              <w:bottom w:val="single" w:color="000000" w:sz="4" w:space="0"/>
+              <w:right w:val="single" w:color="000000" w:sz="4" w:space="0"/>
+            </w:tcBorders>
+            <w:shd w:val="clear" w:color="auto" w:fill="FFFFFF"/>
+            <w:vAlign w:val="center"/>
+          </w:tcPr>
+          <w:p>
+            <w:pPr>
+              <w:keepNext w:val="0"/>
+              <w:keepLines w:val="0"/>
+              <w:widowControl/>
+              <w:suppressLineNumbers w:val="0"/>
+              <w:jc w:val="left"/>
+              <w:textAlignment w:val="center"/>
+              <w:rPr>
+                <w:rFonts w:hint="default" w:ascii="Times New Roman" w:hAnsi="Times New Roman" w:eastAsia="宋体" w:cs="Times New Roman"/>
+                <w:b w:val="0"/>
+                <w:bCs/>
+                <w:i w:val="0"/>
+                <w:iCs w:val="0"/>
+                <w:color w:val="000000"/>
+                <w:sz w:val="18"/>
+                <w:szCs w:val="18"/>
+                <w:u w:val="none"/>
+              </w:rPr>
+            </w:pPr>
+            <w:r>
+              <w:rPr>
+                <w:rFonts w:hint="default" w:ascii="Times New Roman" w:hAnsi="Times New Roman" w:eastAsia="宋体" w:cs="Times New Roman"/>
+                <w:b w:val="0"/>
+                <w:bCs/>
+                <w:i w:val="0"/>
+                <w:iCs w:val="0"/>
+                <w:color w:val="000000"/>
+                <w:kern w:val="0"/>
+                <w:sz w:val="18"/>
+                <w:szCs w:val="18"/>
+                <w:u w:val="none"/>
+                <w:lang w:val="en-US" w:eastAsia="zh-CN" w:bidi="ar"/>
+              </w:rPr>
+              <w:t xml:space="preserve">19 </w:t>
+            </w:r>
+          </w:p>
+        </w:tc>
+        <w:tc>
+          <w:tcPr>
+            <w:tcW w:w="1643" w:type="pct"/>
+            <w:tcBorders>
+              <w:top w:val="single" w:color="000000" w:sz="4" w:space="0"/>
+              <w:left w:val="single" w:color="000000" w:sz="4" w:space="0"/>
+              <w:bottom w:val="single" w:color="000000" w:sz="4" w:space="0"/>
+              <w:right w:val="single" w:color="000000" w:sz="4" w:space="0"/>
+            </w:tcBorders>
+            <w:shd w:val="clear" w:color="auto" w:fill="FFFFFF"/>
+            <w:vAlign w:val="center"/>
+          </w:tcPr>
+          <w:p>
+            <w:pPr>
+              <w:keepNext w:val="0"/>
+              <w:keepLines w:val="0"/>
+              <w:widowControl/>
+              <w:suppressLineNumbers w:val="0"/>
+              <w:jc w:val="left"/>
+              <w:textAlignment w:val="center"/>
+              <w:rPr>
+                <w:rFonts w:hint="default" w:ascii="Times New Roman" w:hAnsi="Times New Roman" w:eastAsia="宋体" w:cs="Times New Roman"/>
+                <w:b w:val="0"/>
+                <w:bCs/>
+                <w:i w:val="0"/>
+                <w:iCs w:val="0"/>
+                <w:color w:val="000000"/>
+                <w:sz w:val="18"/>
+                <w:szCs w:val="18"/>
+                <w:u w:val="none"/>
+              </w:rPr>
+            </w:pPr>
+            <w:r>
+              <w:rPr>
+                <w:rFonts w:hint="default" w:ascii="Times New Roman" w:hAnsi="Times New Roman" w:eastAsia="宋体" w:cs="Times New Roman"/>
+                <w:b w:val="0"/>
+                <w:bCs/>
+                <w:i w:val="0"/>
+                <w:iCs w:val="0"/>
+                <w:color w:val="000000"/>
+                <w:kern w:val="0"/>
+                <w:sz w:val="18"/>
+                <w:szCs w:val="18"/>
+                <w:u w:val="none"/>
+                <w:lang w:val="en-US" w:eastAsia="zh-CN" w:bidi="ar"/>
+              </w:rPr>
+              <w:t>c.2239_2248TTAAGAGAAG&gt;C</w:t>
+            </w:r>
+          </w:p>
+        </w:tc>
+        <w:tc>
+          <w:tcPr>
+            <w:tcW w:w="1591" w:type="pct"/>
+            <w:tcBorders>
+              <w:top w:val="single" w:color="000000" w:sz="4" w:space="0"/>
+              <w:left w:val="single" w:color="000000" w:sz="4" w:space="0"/>
+              <w:bottom w:val="single" w:color="000000" w:sz="4" w:space="0"/>
+              <w:right w:val="single" w:color="000000" w:sz="4" w:space="0"/>
+            </w:tcBorders>
+            <w:shd w:val="clear" w:color="auto" w:fill="FFFFFF"/>
+            <w:vAlign w:val="center"/>
+          </w:tcPr>
+          <w:p>
+            <w:pPr>
+              <w:keepNext w:val="0"/>
+              <w:keepLines w:val="0"/>
+              <w:widowControl/>
+              <w:suppressLineNumbers w:val="0"/>
+              <w:jc w:val="left"/>
+              <w:textAlignment w:val="center"/>
+              <w:rPr>
+                <w:rFonts w:hint="default" w:ascii="Times New Roman" w:hAnsi="Times New Roman" w:eastAsia="宋体" w:cs="Times New Roman"/>
+                <w:b w:val="0"/>
+                <w:bCs/>
+                <w:i w:val="0"/>
+                <w:iCs w:val="0"/>
+                <w:color w:val="000000"/>
+                <w:sz w:val="18"/>
+                <w:szCs w:val="18"/>
+                <w:u w:val="none"/>
+              </w:rPr>
+            </w:pPr>
+            <w:r>
+              <w:rPr>
+                <w:rFonts w:hint="default" w:ascii="Times New Roman" w:hAnsi="Times New Roman" w:eastAsia="宋体" w:cs="Times New Roman"/>
+                <w:b w:val="0"/>
+                <w:bCs/>
+                <w:i w:val="0"/>
+                <w:iCs w:val="0"/>
+                <w:color w:val="000000"/>
+                <w:kern w:val="0"/>
+                <w:sz w:val="18"/>
+                <w:szCs w:val="18"/>
+                <w:u w:val="none"/>
+                <w:lang w:val="en-US" w:eastAsia="zh-CN" w:bidi="ar"/>
+              </w:rPr>
+              <w:t>p.L747_A750&gt;P</w:t>
+            </w:r>
+          </w:p>
+        </w:tc>
+        <w:tc>
+          <w:tcPr>
+            <w:tcW w:w="630" w:type="pct"/>
+            <w:tcBorders>
+              <w:top w:val="single" w:color="000000" w:sz="4" w:space="0"/>
+              <w:left w:val="single" w:color="000000" w:sz="4" w:space="0"/>
+              <w:bottom w:val="single" w:color="000000" w:sz="4" w:space="0"/>
+              <w:right w:val="single" w:color="000000" w:sz="4" w:space="0"/>
+            </w:tcBorders>
+            <w:shd w:val="clear" w:color="auto" w:fill="FFFFFF"/>
+            <w:vAlign w:val="center"/>
+          </w:tcPr>
+          <w:p>
+            <w:pPr>
+              <w:keepNext w:val="0"/>
+              <w:keepLines w:val="0"/>
+              <w:widowControl/>
+              <w:suppressLineNumbers w:val="0"/>
+              <w:jc w:val="left"/>
+              <w:textAlignment w:val="center"/>
+              <w:rPr>
+                <w:rFonts w:hint="default" w:ascii="Times New Roman" w:hAnsi="Times New Roman" w:eastAsia="宋体" w:cs="Times New Roman"/>
+                <w:b w:val="0"/>
+                <w:bCs/>
+                <w:i w:val="0"/>
+                <w:iCs w:val="0"/>
+                <w:color w:val="000000"/>
+                <w:sz w:val="18"/>
+                <w:szCs w:val="18"/>
+                <w:u w:val="none"/>
+              </w:rPr>
+            </w:pPr>
+            <w:r>
+              <w:rPr>
+                <w:rFonts w:hint="default" w:ascii="Times New Roman" w:hAnsi="Times New Roman" w:eastAsia="宋体" w:cs="Times New Roman"/>
+                <w:b w:val="0"/>
+                <w:bCs/>
+                <w:i w:val="0"/>
+                <w:iCs w:val="0"/>
+                <w:color w:val="000000"/>
+                <w:kern w:val="0"/>
+                <w:sz w:val="18"/>
+                <w:szCs w:val="18"/>
+                <w:u w:val="none"/>
+                <w:lang w:val="en-US" w:eastAsia="zh-CN" w:bidi="ar"/>
+              </w:rPr>
+              <w:t xml:space="preserve">6254 </w:t>
             </w:r>
           </w:p>
         </w:tc>
@@ -18798,7 +19858,7 @@
                 <w:u w:val="none"/>
                 <w:lang w:val="en-US" w:eastAsia="zh-CN" w:bidi="ar"/>
               </w:rPr>
-              <w:t>c.2239_2247delTTAAGAGAA</w:t>
+              <w:t>c.2237_2255&gt;T</w:t>
             </w:r>
           </w:p>
         </w:tc>
@@ -18848,7 +19908,7 @@
                 <w:u w:val="none"/>
                 <w:lang w:val="en-US" w:eastAsia="zh-CN" w:bidi="ar"/>
               </w:rPr>
-              <w:t>p.L747_E749delLRE</w:t>
+              <w:t>p.E746_S752&gt;V</w:t>
             </w:r>
           </w:p>
         </w:tc>
@@ -18898,7 +19958,7 @@
                 <w:u w:val="none"/>
                 <w:lang w:val="en-US" w:eastAsia="zh-CN" w:bidi="ar"/>
               </w:rPr>
-              <w:t xml:space="preserve">6218 </w:t>
+              <w:t xml:space="preserve">12384 </w:t>
             </w:r>
           </w:p>
         </w:tc>
@@ -19054,7 +20114,7 @@
                 <w:u w:val="none"/>
                 <w:lang w:val="en-US" w:eastAsia="zh-CN" w:bidi="ar"/>
               </w:rPr>
-              <w:t>c.2237_2251del15</w:t>
+              <w:t>c.2239_2251&gt;C</w:t>
             </w:r>
           </w:p>
         </w:tc>
@@ -19104,7 +20164,7 @@
                 <w:u w:val="none"/>
                 <w:lang w:val="en-US" w:eastAsia="zh-CN" w:bidi="ar"/>
               </w:rPr>
-              <w:t>p.E746_T751&gt;A</w:t>
+              <w:t>p.L747_T75I&gt;P</w:t>
             </w:r>
           </w:p>
         </w:tc>
@@ -19154,7 +20214,7 @@
                 <w:u w:val="none"/>
                 <w:lang w:val="en-US" w:eastAsia="zh-CN" w:bidi="ar"/>
               </w:rPr>
-              <w:t xml:space="preserve">12678 </w:t>
+              <w:t xml:space="preserve">12383 </w:t>
             </w:r>
           </w:p>
         </w:tc>
@@ -19260,7 +20320,7 @@
                 <w:u w:val="none"/>
                 <w:lang w:val="en-US" w:eastAsia="zh-CN" w:bidi="ar"/>
               </w:rPr>
-              <w:t xml:space="preserve">19 </w:t>
+              <w:t xml:space="preserve">20 </w:t>
             </w:r>
           </w:p>
         </w:tc>
@@ -19310,7 +20370,7 @@
                 <w:u w:val="none"/>
                 <w:lang w:val="en-US" w:eastAsia="zh-CN" w:bidi="ar"/>
               </w:rPr>
-              <w:t>c.2240_2257del18</w:t>
+              <w:t>c.2369C&gt;T</w:t>
             </w:r>
           </w:p>
         </w:tc>
@@ -19360,7 +20420,7 @@
                 <w:u w:val="none"/>
                 <w:lang w:val="en-US" w:eastAsia="zh-CN" w:bidi="ar"/>
               </w:rPr>
-              <w:t>p.L747_P753&gt;S</w:t>
+              <w:t>p.T790M</w:t>
             </w:r>
           </w:p>
         </w:tc>
@@ -19410,7 +20470,519 @@
                 <w:u w:val="none"/>
                 <w:lang w:val="en-US" w:eastAsia="zh-CN" w:bidi="ar"/>
               </w:rPr>
-              <w:t xml:space="preserve">12370 </w:t>
+              <w:t xml:space="preserve">6240 </w:t>
+            </w:r>
+          </w:p>
+        </w:tc>
+      </w:tr>
+      <w:tr>
+        <w:tblPrEx>
+          <w:tblBorders>
+            <w:top w:val="none" w:color="auto" w:sz="0" w:space="0"/>
+            <w:left w:val="none" w:color="auto" w:sz="0" w:space="0"/>
+            <w:bottom w:val="none" w:color="auto" w:sz="0" w:space="0"/>
+            <w:right w:val="none" w:color="auto" w:sz="0" w:space="0"/>
+            <w:insideH w:val="none" w:color="auto" w:sz="0" w:space="0"/>
+            <w:insideV w:val="none" w:color="auto" w:sz="0" w:space="0"/>
+          </w:tblBorders>
+          <w:tblCellMar>
+            <w:top w:w="0" w:type="dxa"/>
+            <w:left w:w="108" w:type="dxa"/>
+            <w:bottom w:w="0" w:type="dxa"/>
+            <w:right w:w="108" w:type="dxa"/>
+          </w:tblCellMar>
+        </w:tblPrEx>
+        <w:trPr>
+          <w:trHeight w:val="300" w:hRule="atLeast"/>
+        </w:trPr>
+        <w:tc>
+          <w:tcPr>
+            <w:tcW w:w="699" w:type="pct"/>
+            <w:vMerge w:val="continue"/>
+            <w:tcBorders>
+              <w:top w:val="single" w:color="FFFFFF" w:sz="8" w:space="0"/>
+              <w:left w:val="single" w:color="FFFFFF" w:sz="8" w:space="0"/>
+              <w:bottom w:val="single" w:color="FFFFFF" w:sz="8" w:space="0"/>
+              <w:right w:val="single" w:color="FFFFFF" w:sz="8" w:space="0"/>
+            </w:tcBorders>
+            <w:shd w:val="clear" w:color="auto" w:fill="1F3864"/>
+            <w:vAlign w:val="center"/>
+          </w:tcPr>
+          <w:p>
+            <w:pPr>
+              <w:jc w:val="left"/>
+              <w:rPr>
+                <w:rFonts w:hint="default" w:ascii="Times New Roman" w:hAnsi="Times New Roman" w:eastAsia="宋体" w:cs="Times New Roman"/>
+                <w:b/>
+                <w:bCs w:val="0"/>
+                <w:i w:val="0"/>
+                <w:iCs w:val="0"/>
+                <w:color w:val="FFFFFF" w:themeColor="background1"/>
+                <w:sz w:val="18"/>
+                <w:szCs w:val="18"/>
+                <w:u w:val="none"/>
+                <w14:textFill>
+                  <w14:solidFill>
+                    <w14:schemeClr w14:val="bg1"/>
+                  </w14:solidFill>
+                </w14:textFill>
+              </w:rPr>
+            </w:pPr>
+          </w:p>
+        </w:tc>
+        <w:tc>
+          <w:tcPr>
+            <w:tcW w:w="435" w:type="pct"/>
+            <w:tcBorders>
+              <w:top w:val="single" w:color="000000" w:sz="4" w:space="0"/>
+              <w:left w:val="single" w:color="FFFFFF" w:sz="8" w:space="0"/>
+              <w:bottom w:val="single" w:color="000000" w:sz="4" w:space="0"/>
+              <w:right w:val="single" w:color="000000" w:sz="4" w:space="0"/>
+            </w:tcBorders>
+            <w:shd w:val="clear" w:color="auto" w:fill="FFFFFF"/>
+            <w:vAlign w:val="center"/>
+          </w:tcPr>
+          <w:p>
+            <w:pPr>
+              <w:keepNext w:val="0"/>
+              <w:keepLines w:val="0"/>
+              <w:widowControl/>
+              <w:suppressLineNumbers w:val="0"/>
+              <w:jc w:val="left"/>
+              <w:textAlignment w:val="center"/>
+              <w:rPr>
+                <w:rFonts w:hint="default" w:ascii="Times New Roman" w:hAnsi="Times New Roman" w:eastAsia="宋体" w:cs="Times New Roman"/>
+                <w:b w:val="0"/>
+                <w:bCs/>
+                <w:i w:val="0"/>
+                <w:iCs w:val="0"/>
+                <w:color w:val="000000"/>
+                <w:sz w:val="18"/>
+                <w:szCs w:val="18"/>
+                <w:u w:val="none"/>
+              </w:rPr>
+            </w:pPr>
+            <w:r>
+              <w:rPr>
+                <w:rFonts w:hint="default" w:ascii="Times New Roman" w:hAnsi="Times New Roman" w:eastAsia="宋体" w:cs="Times New Roman"/>
+                <w:b w:val="0"/>
+                <w:bCs/>
+                <w:i w:val="0"/>
+                <w:iCs w:val="0"/>
+                <w:color w:val="000000"/>
+                <w:kern w:val="0"/>
+                <w:sz w:val="18"/>
+                <w:szCs w:val="18"/>
+                <w:u w:val="none"/>
+                <w:lang w:val="en-US" w:eastAsia="zh-CN" w:bidi="ar"/>
+              </w:rPr>
+              <w:t xml:space="preserve">20 </w:t>
+            </w:r>
+          </w:p>
+        </w:tc>
+        <w:tc>
+          <w:tcPr>
+            <w:tcW w:w="1643" w:type="pct"/>
+            <w:tcBorders>
+              <w:top w:val="single" w:color="000000" w:sz="4" w:space="0"/>
+              <w:left w:val="single" w:color="000000" w:sz="4" w:space="0"/>
+              <w:bottom w:val="single" w:color="000000" w:sz="4" w:space="0"/>
+              <w:right w:val="single" w:color="000000" w:sz="4" w:space="0"/>
+            </w:tcBorders>
+            <w:shd w:val="clear" w:color="auto" w:fill="FFFFFF"/>
+            <w:vAlign w:val="center"/>
+          </w:tcPr>
+          <w:p>
+            <w:pPr>
+              <w:keepNext w:val="0"/>
+              <w:keepLines w:val="0"/>
+              <w:widowControl/>
+              <w:suppressLineNumbers w:val="0"/>
+              <w:jc w:val="left"/>
+              <w:textAlignment w:val="center"/>
+              <w:rPr>
+                <w:rFonts w:hint="default" w:ascii="Times New Roman" w:hAnsi="Times New Roman" w:eastAsia="宋体" w:cs="Times New Roman"/>
+                <w:b w:val="0"/>
+                <w:bCs/>
+                <w:i w:val="0"/>
+                <w:iCs w:val="0"/>
+                <w:color w:val="000000"/>
+                <w:sz w:val="18"/>
+                <w:szCs w:val="18"/>
+                <w:u w:val="none"/>
+              </w:rPr>
+            </w:pPr>
+            <w:r>
+              <w:rPr>
+                <w:rFonts w:hint="default" w:ascii="Times New Roman" w:hAnsi="Times New Roman" w:eastAsia="宋体" w:cs="Times New Roman"/>
+                <w:b w:val="0"/>
+                <w:bCs/>
+                <w:i w:val="0"/>
+                <w:iCs w:val="0"/>
+                <w:color w:val="000000"/>
+                <w:kern w:val="0"/>
+                <w:sz w:val="18"/>
+                <w:szCs w:val="18"/>
+                <w:u w:val="none"/>
+                <w:lang w:val="en-US" w:eastAsia="zh-CN" w:bidi="ar"/>
+              </w:rPr>
+              <w:t>c.2303G&gt;T</w:t>
+            </w:r>
+          </w:p>
+        </w:tc>
+        <w:tc>
+          <w:tcPr>
+            <w:tcW w:w="1591" w:type="pct"/>
+            <w:tcBorders>
+              <w:top w:val="single" w:color="000000" w:sz="4" w:space="0"/>
+              <w:left w:val="single" w:color="000000" w:sz="4" w:space="0"/>
+              <w:bottom w:val="single" w:color="000000" w:sz="4" w:space="0"/>
+              <w:right w:val="single" w:color="000000" w:sz="4" w:space="0"/>
+            </w:tcBorders>
+            <w:shd w:val="clear" w:color="auto" w:fill="FFFFFF"/>
+            <w:vAlign w:val="center"/>
+          </w:tcPr>
+          <w:p>
+            <w:pPr>
+              <w:keepNext w:val="0"/>
+              <w:keepLines w:val="0"/>
+              <w:widowControl/>
+              <w:suppressLineNumbers w:val="0"/>
+              <w:jc w:val="left"/>
+              <w:textAlignment w:val="center"/>
+              <w:rPr>
+                <w:rFonts w:hint="default" w:ascii="Times New Roman" w:hAnsi="Times New Roman" w:eastAsia="宋体" w:cs="Times New Roman"/>
+                <w:b w:val="0"/>
+                <w:bCs/>
+                <w:i w:val="0"/>
+                <w:iCs w:val="0"/>
+                <w:color w:val="000000"/>
+                <w:sz w:val="18"/>
+                <w:szCs w:val="18"/>
+                <w:u w:val="none"/>
+              </w:rPr>
+            </w:pPr>
+            <w:r>
+              <w:rPr>
+                <w:rFonts w:hint="default" w:ascii="Times New Roman" w:hAnsi="Times New Roman" w:eastAsia="宋体" w:cs="Times New Roman"/>
+                <w:b w:val="0"/>
+                <w:bCs/>
+                <w:i w:val="0"/>
+                <w:iCs w:val="0"/>
+                <w:color w:val="000000"/>
+                <w:kern w:val="0"/>
+                <w:sz w:val="18"/>
+                <w:szCs w:val="18"/>
+                <w:u w:val="none"/>
+                <w:lang w:val="en-US" w:eastAsia="zh-CN" w:bidi="ar"/>
+              </w:rPr>
+              <w:t>p.S7681</w:t>
+            </w:r>
+          </w:p>
+        </w:tc>
+        <w:tc>
+          <w:tcPr>
+            <w:tcW w:w="630" w:type="pct"/>
+            <w:tcBorders>
+              <w:top w:val="single" w:color="000000" w:sz="4" w:space="0"/>
+              <w:left w:val="single" w:color="000000" w:sz="4" w:space="0"/>
+              <w:bottom w:val="single" w:color="000000" w:sz="4" w:space="0"/>
+              <w:right w:val="single" w:color="000000" w:sz="4" w:space="0"/>
+            </w:tcBorders>
+            <w:shd w:val="clear" w:color="auto" w:fill="FFFFFF"/>
+            <w:vAlign w:val="center"/>
+          </w:tcPr>
+          <w:p>
+            <w:pPr>
+              <w:keepNext w:val="0"/>
+              <w:keepLines w:val="0"/>
+              <w:widowControl/>
+              <w:suppressLineNumbers w:val="0"/>
+              <w:jc w:val="left"/>
+              <w:textAlignment w:val="center"/>
+              <w:rPr>
+                <w:rFonts w:hint="default" w:ascii="Times New Roman" w:hAnsi="Times New Roman" w:eastAsia="宋体" w:cs="Times New Roman"/>
+                <w:b w:val="0"/>
+                <w:bCs/>
+                <w:i w:val="0"/>
+                <w:iCs w:val="0"/>
+                <w:color w:val="000000"/>
+                <w:sz w:val="18"/>
+                <w:szCs w:val="18"/>
+                <w:u w:val="none"/>
+              </w:rPr>
+            </w:pPr>
+            <w:r>
+              <w:rPr>
+                <w:rFonts w:hint="default" w:ascii="Times New Roman" w:hAnsi="Times New Roman" w:eastAsia="宋体" w:cs="Times New Roman"/>
+                <w:b w:val="0"/>
+                <w:bCs/>
+                <w:i w:val="0"/>
+                <w:iCs w:val="0"/>
+                <w:color w:val="000000"/>
+                <w:kern w:val="0"/>
+                <w:sz w:val="18"/>
+                <w:szCs w:val="18"/>
+                <w:u w:val="none"/>
+                <w:lang w:val="en-US" w:eastAsia="zh-CN" w:bidi="ar"/>
+              </w:rPr>
+              <w:t xml:space="preserve">6241 </w:t>
+            </w:r>
+          </w:p>
+        </w:tc>
+      </w:tr>
+      <w:tr>
+        <w:tblPrEx>
+          <w:tblBorders>
+            <w:top w:val="none" w:color="auto" w:sz="0" w:space="0"/>
+            <w:left w:val="none" w:color="auto" w:sz="0" w:space="0"/>
+            <w:bottom w:val="none" w:color="auto" w:sz="0" w:space="0"/>
+            <w:right w:val="none" w:color="auto" w:sz="0" w:space="0"/>
+            <w:insideH w:val="none" w:color="auto" w:sz="0" w:space="0"/>
+            <w:insideV w:val="none" w:color="auto" w:sz="0" w:space="0"/>
+          </w:tblBorders>
+          <w:tblCellMar>
+            <w:top w:w="0" w:type="dxa"/>
+            <w:left w:w="108" w:type="dxa"/>
+            <w:bottom w:w="0" w:type="dxa"/>
+            <w:right w:w="108" w:type="dxa"/>
+          </w:tblCellMar>
+        </w:tblPrEx>
+        <w:trPr>
+          <w:trHeight w:val="300" w:hRule="atLeast"/>
+        </w:trPr>
+        <w:tc>
+          <w:tcPr>
+            <w:tcW w:w="699" w:type="pct"/>
+            <w:vMerge w:val="continue"/>
+            <w:tcBorders>
+              <w:top w:val="single" w:color="FFFFFF" w:sz="8" w:space="0"/>
+              <w:left w:val="single" w:color="FFFFFF" w:sz="8" w:space="0"/>
+              <w:bottom w:val="single" w:color="FFFFFF" w:sz="8" w:space="0"/>
+              <w:right w:val="single" w:color="FFFFFF" w:sz="8" w:space="0"/>
+            </w:tcBorders>
+            <w:shd w:val="clear" w:color="auto" w:fill="1F3864"/>
+            <w:vAlign w:val="center"/>
+          </w:tcPr>
+          <w:p>
+            <w:pPr>
+              <w:jc w:val="left"/>
+              <w:rPr>
+                <w:rFonts w:hint="default" w:ascii="Times New Roman" w:hAnsi="Times New Roman" w:eastAsia="宋体" w:cs="Times New Roman"/>
+                <w:b/>
+                <w:bCs w:val="0"/>
+                <w:i w:val="0"/>
+                <w:iCs w:val="0"/>
+                <w:color w:val="FFFFFF" w:themeColor="background1"/>
+                <w:sz w:val="18"/>
+                <w:szCs w:val="18"/>
+                <w:u w:val="none"/>
+                <w14:textFill>
+                  <w14:solidFill>
+                    <w14:schemeClr w14:val="bg1"/>
+                  </w14:solidFill>
+                </w14:textFill>
+              </w:rPr>
+            </w:pPr>
+          </w:p>
+        </w:tc>
+        <w:tc>
+          <w:tcPr>
+            <w:tcW w:w="435" w:type="pct"/>
+            <w:tcBorders>
+              <w:top w:val="single" w:color="000000" w:sz="4" w:space="0"/>
+              <w:left w:val="single" w:color="FFFFFF" w:sz="8" w:space="0"/>
+              <w:bottom w:val="single" w:color="000000" w:sz="4" w:space="0"/>
+              <w:right w:val="single" w:color="000000" w:sz="4" w:space="0"/>
+            </w:tcBorders>
+            <w:shd w:val="clear" w:color="auto" w:fill="FFFFFF"/>
+            <w:vAlign w:val="center"/>
+          </w:tcPr>
+          <w:p>
+            <w:pPr>
+              <w:keepNext w:val="0"/>
+              <w:keepLines w:val="0"/>
+              <w:widowControl/>
+              <w:suppressLineNumbers w:val="0"/>
+              <w:jc w:val="left"/>
+              <w:textAlignment w:val="center"/>
+              <w:rPr>
+                <w:rFonts w:hint="default" w:ascii="Times New Roman" w:hAnsi="Times New Roman" w:eastAsia="宋体" w:cs="Times New Roman"/>
+                <w:b w:val="0"/>
+                <w:bCs/>
+                <w:i w:val="0"/>
+                <w:iCs w:val="0"/>
+                <w:color w:val="000000"/>
+                <w:sz w:val="18"/>
+                <w:szCs w:val="18"/>
+                <w:u w:val="none"/>
+              </w:rPr>
+            </w:pPr>
+            <w:r>
+              <w:rPr>
+                <w:rFonts w:hint="default" w:ascii="Times New Roman" w:hAnsi="Times New Roman" w:eastAsia="宋体" w:cs="Times New Roman"/>
+                <w:b w:val="0"/>
+                <w:bCs/>
+                <w:i w:val="0"/>
+                <w:iCs w:val="0"/>
+                <w:color w:val="000000"/>
+                <w:kern w:val="0"/>
+                <w:sz w:val="18"/>
+                <w:szCs w:val="18"/>
+                <w:u w:val="none"/>
+                <w:lang w:val="en-US" w:eastAsia="zh-CN" w:bidi="ar"/>
+              </w:rPr>
+              <w:t xml:space="preserve">20 </w:t>
+            </w:r>
+          </w:p>
+        </w:tc>
+        <w:tc>
+          <w:tcPr>
+            <w:tcW w:w="1643" w:type="pct"/>
+            <w:tcBorders>
+              <w:top w:val="single" w:color="000000" w:sz="4" w:space="0"/>
+              <w:left w:val="single" w:color="000000" w:sz="4" w:space="0"/>
+              <w:bottom w:val="single" w:color="000000" w:sz="4" w:space="0"/>
+              <w:right w:val="single" w:color="000000" w:sz="4" w:space="0"/>
+            </w:tcBorders>
+            <w:shd w:val="clear" w:color="auto" w:fill="FFFFFF"/>
+            <w:vAlign w:val="center"/>
+          </w:tcPr>
+          <w:p>
+            <w:pPr>
+              <w:keepNext w:val="0"/>
+              <w:keepLines w:val="0"/>
+              <w:widowControl/>
+              <w:suppressLineNumbers w:val="0"/>
+              <w:jc w:val="left"/>
+              <w:textAlignment w:val="center"/>
+              <w:rPr>
+                <w:rFonts w:hint="default" w:ascii="Times New Roman" w:hAnsi="Times New Roman" w:eastAsia="宋体" w:cs="Times New Roman"/>
+                <w:b w:val="0"/>
+                <w:bCs/>
+                <w:i w:val="0"/>
+                <w:iCs w:val="0"/>
+                <w:color w:val="000000"/>
+                <w:sz w:val="18"/>
+                <w:szCs w:val="18"/>
+                <w:u w:val="none"/>
+              </w:rPr>
+            </w:pPr>
+            <w:r>
+              <w:rPr>
+                <w:rFonts w:hint="default" w:ascii="Times New Roman" w:hAnsi="Times New Roman" w:eastAsia="宋体" w:cs="Times New Roman"/>
+                <w:b w:val="0"/>
+                <w:bCs/>
+                <w:i w:val="0"/>
+                <w:iCs w:val="0"/>
+                <w:color w:val="000000"/>
+                <w:kern w:val="0"/>
+                <w:sz w:val="18"/>
+                <w:szCs w:val="18"/>
+                <w:u w:val="none"/>
+                <w:lang w:val="en-US" w:eastAsia="zh-CN" w:bidi="ar"/>
+              </w:rPr>
+              <w:t>c.2307_2308insGCCAGCGTG</w:t>
+            </w:r>
+          </w:p>
+        </w:tc>
+        <w:tc>
+          <w:tcPr>
+            <w:tcW w:w="1591" w:type="pct"/>
+            <w:tcBorders>
+              <w:top w:val="single" w:color="000000" w:sz="4" w:space="0"/>
+              <w:left w:val="single" w:color="000000" w:sz="4" w:space="0"/>
+              <w:bottom w:val="single" w:color="000000" w:sz="4" w:space="0"/>
+              <w:right w:val="single" w:color="000000" w:sz="4" w:space="0"/>
+            </w:tcBorders>
+            <w:shd w:val="clear" w:color="auto" w:fill="FFFFFF"/>
+            <w:vAlign w:val="center"/>
+          </w:tcPr>
+          <w:p>
+            <w:pPr>
+              <w:keepNext w:val="0"/>
+              <w:keepLines w:val="0"/>
+              <w:widowControl/>
+              <w:suppressLineNumbers w:val="0"/>
+              <w:jc w:val="left"/>
+              <w:textAlignment w:val="center"/>
+              <w:rPr>
+                <w:rFonts w:hint="default" w:ascii="Times New Roman" w:hAnsi="Times New Roman" w:eastAsia="宋体" w:cs="Times New Roman"/>
+                <w:b w:val="0"/>
+                <w:bCs/>
+                <w:i w:val="0"/>
+                <w:iCs w:val="0"/>
+                <w:color w:val="000000"/>
+                <w:sz w:val="18"/>
+                <w:szCs w:val="18"/>
+                <w:u w:val="none"/>
+              </w:rPr>
+            </w:pPr>
+            <w:r>
+              <w:rPr>
+                <w:rFonts w:hint="default" w:ascii="Times New Roman" w:hAnsi="Times New Roman" w:eastAsia="宋体" w:cs="Times New Roman"/>
+                <w:b w:val="0"/>
+                <w:bCs/>
+                <w:i w:val="0"/>
+                <w:iCs w:val="0"/>
+                <w:color w:val="000000"/>
+                <w:kern w:val="0"/>
+                <w:sz w:val="18"/>
+                <w:szCs w:val="18"/>
+                <w:u w:val="none"/>
+                <w:lang w:val="en-US" w:eastAsia="zh-CN" w:bidi="ar"/>
+              </w:rPr>
+              <w:t>p.V769_D770insASV</w:t>
+            </w:r>
+          </w:p>
+        </w:tc>
+        <w:tc>
+          <w:tcPr>
+            <w:tcW w:w="630" w:type="pct"/>
+            <w:tcBorders>
+              <w:top w:val="single" w:color="000000" w:sz="4" w:space="0"/>
+              <w:left w:val="single" w:color="000000" w:sz="4" w:space="0"/>
+              <w:bottom w:val="single" w:color="000000" w:sz="4" w:space="0"/>
+              <w:right w:val="single" w:color="000000" w:sz="4" w:space="0"/>
+            </w:tcBorders>
+            <w:shd w:val="clear" w:color="auto" w:fill="FFFFFF"/>
+            <w:vAlign w:val="center"/>
+          </w:tcPr>
+          <w:p>
+            <w:pPr>
+              <w:keepNext w:val="0"/>
+              <w:keepLines w:val="0"/>
+              <w:widowControl/>
+              <w:suppressLineNumbers w:val="0"/>
+              <w:jc w:val="left"/>
+              <w:textAlignment w:val="center"/>
+              <w:rPr>
+                <w:rFonts w:hint="default" w:ascii="Times New Roman" w:hAnsi="Times New Roman" w:eastAsia="宋体" w:cs="Times New Roman"/>
+                <w:b w:val="0"/>
+                <w:bCs/>
+                <w:i w:val="0"/>
+                <w:iCs w:val="0"/>
+                <w:color w:val="000000"/>
+                <w:sz w:val="18"/>
+                <w:szCs w:val="18"/>
+                <w:u w:val="none"/>
+              </w:rPr>
+            </w:pPr>
+            <w:r>
+              <w:rPr>
+                <w:rFonts w:hint="default" w:ascii="Times New Roman" w:hAnsi="Times New Roman" w:eastAsia="宋体" w:cs="Times New Roman"/>
+                <w:b w:val="0"/>
+                <w:bCs/>
+                <w:i w:val="0"/>
+                <w:iCs w:val="0"/>
+                <w:color w:val="000000"/>
+                <w:kern w:val="0"/>
+                <w:sz w:val="18"/>
+                <w:szCs w:val="18"/>
+                <w:u w:val="none"/>
+                <w:lang w:val="en-US" w:eastAsia="zh-CN" w:bidi="ar"/>
+              </w:rPr>
+              <w:t xml:space="preserve">12376 </w:t>
             </w:r>
           </w:p>
         </w:tc>
@@ -19517,7 +21089,7 @@
                 <w:u w:val="none"/>
                 <w:lang w:val="en-US" w:eastAsia="zh-CN" w:bidi="ar"/>
               </w:rPr>
-              <w:t xml:space="preserve">19 </w:t>
+              <w:t xml:space="preserve">20 </w:t>
             </w:r>
           </w:p>
         </w:tc>
@@ -19567,7 +21139,39 @@
                 <w:u w:val="none"/>
                 <w:lang w:val="en-US" w:eastAsia="zh-CN" w:bidi="ar"/>
               </w:rPr>
-              <w:t>c.2239_2248TTAAGAGAAG&gt;C</w:t>
+              <w:t>c.2310_231</w:t>
+            </w:r>
+            <w:r>
+              <w:rPr>
+                <w:rFonts w:hint="default" w:ascii="Times New Roman" w:hAnsi="Times New Roman" w:cs="Times New Roman"/>
+                <w:b w:val="0"/>
+                <w:bCs/>
+                <w:i w:val="0"/>
+                <w:iCs w:val="0"/>
+                <w:color w:val="000000"/>
+                <w:kern w:val="0"/>
+                <w:sz w:val="18"/>
+                <w:szCs w:val="18"/>
+                <w:u w:val="none"/>
+                <w:lang w:val="en-US" w:eastAsia="zh-CN" w:bidi="ar"/>
+              </w:rPr>
+              <w:t>1</w:t>
+            </w:r>
+            <w:r>
+              <w:rPr>
+                <w:rFonts w:hint="default" w:ascii="Times New Roman" w:hAnsi="Times New Roman" w:eastAsia="宋体" w:cs="Times New Roman"/>
+                <w:b w:val="0"/>
+                <w:bCs/>
+                <w:i w:val="0"/>
+                <w:iCs w:val="0"/>
+                <w:color w:val="000000"/>
+                <w:kern w:val="0"/>
+                <w:sz w:val="18"/>
+                <w:szCs w:val="18"/>
+                <w:u w:val="none"/>
+                <w:lang w:val="en-US" w:eastAsia="zh-CN" w:bidi="ar"/>
+              </w:rPr>
+              <w:t>insGGT</w:t>
             </w:r>
           </w:p>
         </w:tc>
@@ -19617,7 +21221,7 @@
                 <w:u w:val="none"/>
                 <w:lang w:val="en-US" w:eastAsia="zh-CN" w:bidi="ar"/>
               </w:rPr>
-              <w:t>p.L747_A750&gt;P</w:t>
+              <w:t>p.D770_N771insG</w:t>
             </w:r>
           </w:p>
         </w:tc>
@@ -19667,263 +21271,7 @@
                 <w:u w:val="none"/>
                 <w:lang w:val="en-US" w:eastAsia="zh-CN" w:bidi="ar"/>
               </w:rPr>
-              <w:t xml:space="preserve">6254 </w:t>
-            </w:r>
-          </w:p>
-        </w:tc>
-      </w:tr>
-      <w:tr>
-        <w:tblPrEx>
-          <w:tblBorders>
-            <w:top w:val="none" w:color="auto" w:sz="0" w:space="0"/>
-            <w:left w:val="none" w:color="auto" w:sz="0" w:space="0"/>
-            <w:bottom w:val="none" w:color="auto" w:sz="0" w:space="0"/>
-            <w:right w:val="none" w:color="auto" w:sz="0" w:space="0"/>
-            <w:insideH w:val="none" w:color="auto" w:sz="0" w:space="0"/>
-            <w:insideV w:val="none" w:color="auto" w:sz="0" w:space="0"/>
-          </w:tblBorders>
-          <w:tblCellMar>
-            <w:top w:w="0" w:type="dxa"/>
-            <w:left w:w="108" w:type="dxa"/>
-            <w:bottom w:w="0" w:type="dxa"/>
-            <w:right w:w="108" w:type="dxa"/>
-          </w:tblCellMar>
-        </w:tblPrEx>
-        <w:trPr>
-          <w:trHeight w:val="300" w:hRule="atLeast"/>
-        </w:trPr>
-        <w:tc>
-          <w:tcPr>
-            <w:tcW w:w="699" w:type="pct"/>
-            <w:vMerge w:val="continue"/>
-            <w:tcBorders>
-              <w:top w:val="single" w:color="FFFFFF" w:sz="8" w:space="0"/>
-              <w:left w:val="single" w:color="FFFFFF" w:sz="8" w:space="0"/>
-              <w:bottom w:val="single" w:color="FFFFFF" w:sz="8" w:space="0"/>
-              <w:right w:val="single" w:color="FFFFFF" w:sz="8" w:space="0"/>
-            </w:tcBorders>
-            <w:shd w:val="clear" w:color="auto" w:fill="1F3864"/>
-            <w:vAlign w:val="center"/>
-          </w:tcPr>
-          <w:p>
-            <w:pPr>
-              <w:jc w:val="left"/>
-              <w:rPr>
-                <w:rFonts w:hint="default" w:ascii="Times New Roman" w:hAnsi="Times New Roman" w:eastAsia="宋体" w:cs="Times New Roman"/>
-                <w:b/>
-                <w:bCs w:val="0"/>
-                <w:i w:val="0"/>
-                <w:iCs w:val="0"/>
-                <w:color w:val="FFFFFF" w:themeColor="background1"/>
-                <w:sz w:val="18"/>
-                <w:szCs w:val="18"/>
-                <w:u w:val="none"/>
-                <w14:textFill>
-                  <w14:solidFill>
-                    <w14:schemeClr w14:val="bg1"/>
-                  </w14:solidFill>
-                </w14:textFill>
-              </w:rPr>
-            </w:pPr>
-          </w:p>
-        </w:tc>
-        <w:tc>
-          <w:tcPr>
-            <w:tcW w:w="435" w:type="pct"/>
-            <w:tcBorders>
-              <w:top w:val="single" w:color="000000" w:sz="4" w:space="0"/>
-              <w:left w:val="single" w:color="FFFFFF" w:sz="8" w:space="0"/>
-              <w:bottom w:val="single" w:color="000000" w:sz="4" w:space="0"/>
-              <w:right w:val="single" w:color="000000" w:sz="4" w:space="0"/>
-            </w:tcBorders>
-            <w:shd w:val="clear" w:color="auto" w:fill="FFFFFF"/>
-            <w:vAlign w:val="center"/>
-          </w:tcPr>
-          <w:p>
-            <w:pPr>
-              <w:keepNext w:val="0"/>
-              <w:keepLines w:val="0"/>
-              <w:widowControl/>
-              <w:suppressLineNumbers w:val="0"/>
-              <w:jc w:val="left"/>
-              <w:textAlignment w:val="center"/>
-              <w:rPr>
-                <w:rFonts w:hint="default" w:ascii="Times New Roman" w:hAnsi="Times New Roman" w:eastAsia="宋体" w:cs="Times New Roman"/>
-                <w:b w:val="0"/>
-                <w:bCs/>
-                <w:i w:val="0"/>
-                <w:iCs w:val="0"/>
-                <w:color w:val="000000"/>
-                <w:sz w:val="18"/>
-                <w:szCs w:val="18"/>
-                <w:u w:val="none"/>
-              </w:rPr>
-            </w:pPr>
-            <w:r>
-              <w:rPr>
-                <w:rFonts w:hint="default" w:ascii="Times New Roman" w:hAnsi="Times New Roman" w:eastAsia="宋体" w:cs="Times New Roman"/>
-                <w:b w:val="0"/>
-                <w:bCs/>
-                <w:i w:val="0"/>
-                <w:iCs w:val="0"/>
-                <w:color w:val="000000"/>
-                <w:kern w:val="0"/>
-                <w:sz w:val="18"/>
-                <w:szCs w:val="18"/>
-                <w:u w:val="none"/>
-                <w:lang w:val="en-US" w:eastAsia="zh-CN" w:bidi="ar"/>
-              </w:rPr>
-              <w:t xml:space="preserve">19 </w:t>
-            </w:r>
-          </w:p>
-        </w:tc>
-        <w:tc>
-          <w:tcPr>
-            <w:tcW w:w="1643" w:type="pct"/>
-            <w:tcBorders>
-              <w:top w:val="single" w:color="000000" w:sz="4" w:space="0"/>
-              <w:left w:val="single" w:color="000000" w:sz="4" w:space="0"/>
-              <w:bottom w:val="single" w:color="000000" w:sz="4" w:space="0"/>
-              <w:right w:val="single" w:color="000000" w:sz="4" w:space="0"/>
-            </w:tcBorders>
-            <w:shd w:val="clear" w:color="auto" w:fill="FFFFFF"/>
-            <w:vAlign w:val="center"/>
-          </w:tcPr>
-          <w:p>
-            <w:pPr>
-              <w:keepNext w:val="0"/>
-              <w:keepLines w:val="0"/>
-              <w:widowControl/>
-              <w:suppressLineNumbers w:val="0"/>
-              <w:jc w:val="left"/>
-              <w:textAlignment w:val="center"/>
-              <w:rPr>
-                <w:rFonts w:hint="default" w:ascii="Times New Roman" w:hAnsi="Times New Roman" w:eastAsia="宋体" w:cs="Times New Roman"/>
-                <w:b w:val="0"/>
-                <w:bCs/>
-                <w:i w:val="0"/>
-                <w:iCs w:val="0"/>
-                <w:color w:val="000000"/>
-                <w:sz w:val="18"/>
-                <w:szCs w:val="18"/>
-                <w:u w:val="none"/>
-              </w:rPr>
-            </w:pPr>
-            <w:r>
-              <w:rPr>
-                <w:rFonts w:hint="default" w:ascii="Times New Roman" w:hAnsi="Times New Roman" w:eastAsia="宋体" w:cs="Times New Roman"/>
-                <w:b w:val="0"/>
-                <w:bCs/>
-                <w:i w:val="0"/>
-                <w:iCs w:val="0"/>
-                <w:color w:val="000000"/>
-                <w:kern w:val="0"/>
-                <w:sz w:val="18"/>
-                <w:szCs w:val="18"/>
-                <w:u w:val="none"/>
-                <w:lang w:val="en-US" w:eastAsia="zh-CN" w:bidi="ar"/>
-              </w:rPr>
-              <w:t>c.2237_2255&gt;T</w:t>
-            </w:r>
-          </w:p>
-        </w:tc>
-        <w:tc>
-          <w:tcPr>
-            <w:tcW w:w="1591" w:type="pct"/>
-            <w:tcBorders>
-              <w:top w:val="single" w:color="000000" w:sz="4" w:space="0"/>
-              <w:left w:val="single" w:color="000000" w:sz="4" w:space="0"/>
-              <w:bottom w:val="single" w:color="000000" w:sz="4" w:space="0"/>
-              <w:right w:val="single" w:color="000000" w:sz="4" w:space="0"/>
-            </w:tcBorders>
-            <w:shd w:val="clear" w:color="auto" w:fill="FFFFFF"/>
-            <w:vAlign w:val="center"/>
-          </w:tcPr>
-          <w:p>
-            <w:pPr>
-              <w:keepNext w:val="0"/>
-              <w:keepLines w:val="0"/>
-              <w:widowControl/>
-              <w:suppressLineNumbers w:val="0"/>
-              <w:jc w:val="left"/>
-              <w:textAlignment w:val="center"/>
-              <w:rPr>
-                <w:rFonts w:hint="default" w:ascii="Times New Roman" w:hAnsi="Times New Roman" w:eastAsia="宋体" w:cs="Times New Roman"/>
-                <w:b w:val="0"/>
-                <w:bCs/>
-                <w:i w:val="0"/>
-                <w:iCs w:val="0"/>
-                <w:color w:val="000000"/>
-                <w:sz w:val="18"/>
-                <w:szCs w:val="18"/>
-                <w:u w:val="none"/>
-              </w:rPr>
-            </w:pPr>
-            <w:r>
-              <w:rPr>
-                <w:rFonts w:hint="default" w:ascii="Times New Roman" w:hAnsi="Times New Roman" w:eastAsia="宋体" w:cs="Times New Roman"/>
-                <w:b w:val="0"/>
-                <w:bCs/>
-                <w:i w:val="0"/>
-                <w:iCs w:val="0"/>
-                <w:color w:val="000000"/>
-                <w:kern w:val="0"/>
-                <w:sz w:val="18"/>
-                <w:szCs w:val="18"/>
-                <w:u w:val="none"/>
-                <w:lang w:val="en-US" w:eastAsia="zh-CN" w:bidi="ar"/>
-              </w:rPr>
-              <w:t>p.E746_S752&gt;V</w:t>
-            </w:r>
-          </w:p>
-        </w:tc>
-        <w:tc>
-          <w:tcPr>
-            <w:tcW w:w="630" w:type="pct"/>
-            <w:tcBorders>
-              <w:top w:val="single" w:color="000000" w:sz="4" w:space="0"/>
-              <w:left w:val="single" w:color="000000" w:sz="4" w:space="0"/>
-              <w:bottom w:val="single" w:color="000000" w:sz="4" w:space="0"/>
-              <w:right w:val="single" w:color="000000" w:sz="4" w:space="0"/>
-            </w:tcBorders>
-            <w:shd w:val="clear" w:color="auto" w:fill="FFFFFF"/>
-            <w:vAlign w:val="center"/>
-          </w:tcPr>
-          <w:p>
-            <w:pPr>
-              <w:keepNext w:val="0"/>
-              <w:keepLines w:val="0"/>
-              <w:widowControl/>
-              <w:suppressLineNumbers w:val="0"/>
-              <w:jc w:val="left"/>
-              <w:textAlignment w:val="center"/>
-              <w:rPr>
-                <w:rFonts w:hint="default" w:ascii="Times New Roman" w:hAnsi="Times New Roman" w:eastAsia="宋体" w:cs="Times New Roman"/>
-                <w:b w:val="0"/>
-                <w:bCs/>
-                <w:i w:val="0"/>
-                <w:iCs w:val="0"/>
-                <w:color w:val="000000"/>
-                <w:sz w:val="18"/>
-                <w:szCs w:val="18"/>
-                <w:u w:val="none"/>
-              </w:rPr>
-            </w:pPr>
-            <w:r>
-              <w:rPr>
-                <w:rFonts w:hint="default" w:ascii="Times New Roman" w:hAnsi="Times New Roman" w:eastAsia="宋体" w:cs="Times New Roman"/>
-                <w:b w:val="0"/>
-                <w:bCs/>
-                <w:i w:val="0"/>
-                <w:iCs w:val="0"/>
-                <w:color w:val="000000"/>
-                <w:kern w:val="0"/>
-                <w:sz w:val="18"/>
-                <w:szCs w:val="18"/>
-                <w:u w:val="none"/>
-                <w:lang w:val="en-US" w:eastAsia="zh-CN" w:bidi="ar"/>
-              </w:rPr>
-              <w:t xml:space="preserve">12384 </w:t>
+              <w:t xml:space="preserve">12378 </w:t>
             </w:r>
           </w:p>
         </w:tc>
@@ -20030,7 +21378,7 @@
                 <w:u w:val="none"/>
                 <w:lang w:val="en-US" w:eastAsia="zh-CN" w:bidi="ar"/>
               </w:rPr>
-              <w:t xml:space="preserve">19 </w:t>
+              <w:t xml:space="preserve">20 </w:t>
             </w:r>
           </w:p>
         </w:tc>
@@ -20080,7 +21428,7 @@
                 <w:u w:val="none"/>
                 <w:lang w:val="en-US" w:eastAsia="zh-CN" w:bidi="ar"/>
               </w:rPr>
-              <w:t>c.2239_2251&gt;C</w:t>
+              <w:t>c.2319_2320insCAC</w:t>
             </w:r>
           </w:p>
         </w:tc>
@@ -20130,7 +21478,7 @@
                 <w:u w:val="none"/>
                 <w:lang w:val="en-US" w:eastAsia="zh-CN" w:bidi="ar"/>
               </w:rPr>
-              <w:t>p.L747_T75I&gt;P</w:t>
+              <w:t>p.H773_V774insH</w:t>
             </w:r>
           </w:p>
         </w:tc>
@@ -20180,7 +21528,519 @@
                 <w:u w:val="none"/>
                 <w:lang w:val="en-US" w:eastAsia="zh-CN" w:bidi="ar"/>
               </w:rPr>
-              <w:t xml:space="preserve">12383 </w:t>
+              <w:t xml:space="preserve">12377 </w:t>
+            </w:r>
+          </w:p>
+        </w:tc>
+      </w:tr>
+      <w:tr>
+        <w:tblPrEx>
+          <w:tblBorders>
+            <w:top w:val="none" w:color="auto" w:sz="0" w:space="0"/>
+            <w:left w:val="none" w:color="auto" w:sz="0" w:space="0"/>
+            <w:bottom w:val="none" w:color="auto" w:sz="0" w:space="0"/>
+            <w:right w:val="none" w:color="auto" w:sz="0" w:space="0"/>
+            <w:insideH w:val="none" w:color="auto" w:sz="0" w:space="0"/>
+            <w:insideV w:val="none" w:color="auto" w:sz="0" w:space="0"/>
+          </w:tblBorders>
+          <w:tblCellMar>
+            <w:top w:w="0" w:type="dxa"/>
+            <w:left w:w="108" w:type="dxa"/>
+            <w:bottom w:w="0" w:type="dxa"/>
+            <w:right w:w="108" w:type="dxa"/>
+          </w:tblCellMar>
+        </w:tblPrEx>
+        <w:trPr>
+          <w:trHeight w:val="300" w:hRule="atLeast"/>
+        </w:trPr>
+        <w:tc>
+          <w:tcPr>
+            <w:tcW w:w="699" w:type="pct"/>
+            <w:vMerge w:val="continue"/>
+            <w:tcBorders>
+              <w:top w:val="single" w:color="FFFFFF" w:sz="8" w:space="0"/>
+              <w:left w:val="single" w:color="FFFFFF" w:sz="8" w:space="0"/>
+              <w:bottom w:val="single" w:color="FFFFFF" w:sz="8" w:space="0"/>
+              <w:right w:val="single" w:color="FFFFFF" w:sz="8" w:space="0"/>
+            </w:tcBorders>
+            <w:shd w:val="clear" w:color="auto" w:fill="1F3864"/>
+            <w:vAlign w:val="center"/>
+          </w:tcPr>
+          <w:p>
+            <w:pPr>
+              <w:jc w:val="left"/>
+              <w:rPr>
+                <w:rFonts w:hint="default" w:ascii="Times New Roman" w:hAnsi="Times New Roman" w:eastAsia="宋体" w:cs="Times New Roman"/>
+                <w:b/>
+                <w:bCs w:val="0"/>
+                <w:i w:val="0"/>
+                <w:iCs w:val="0"/>
+                <w:color w:val="FFFFFF" w:themeColor="background1"/>
+                <w:sz w:val="18"/>
+                <w:szCs w:val="18"/>
+                <w:u w:val="none"/>
+                <w14:textFill>
+                  <w14:solidFill>
+                    <w14:schemeClr w14:val="bg1"/>
+                  </w14:solidFill>
+                </w14:textFill>
+              </w:rPr>
+            </w:pPr>
+          </w:p>
+        </w:tc>
+        <w:tc>
+          <w:tcPr>
+            <w:tcW w:w="435" w:type="pct"/>
+            <w:tcBorders>
+              <w:top w:val="single" w:color="000000" w:sz="4" w:space="0"/>
+              <w:left w:val="single" w:color="FFFFFF" w:sz="8" w:space="0"/>
+              <w:bottom w:val="single" w:color="000000" w:sz="4" w:space="0"/>
+              <w:right w:val="single" w:color="000000" w:sz="4" w:space="0"/>
+            </w:tcBorders>
+            <w:shd w:val="clear" w:color="auto" w:fill="FFFFFF"/>
+            <w:vAlign w:val="center"/>
+          </w:tcPr>
+          <w:p>
+            <w:pPr>
+              <w:keepNext w:val="0"/>
+              <w:keepLines w:val="0"/>
+              <w:widowControl/>
+              <w:suppressLineNumbers w:val="0"/>
+              <w:jc w:val="left"/>
+              <w:textAlignment w:val="center"/>
+              <w:rPr>
+                <w:rFonts w:hint="default" w:ascii="Times New Roman" w:hAnsi="Times New Roman" w:eastAsia="宋体" w:cs="Times New Roman"/>
+                <w:b w:val="0"/>
+                <w:bCs/>
+                <w:i w:val="0"/>
+                <w:iCs w:val="0"/>
+                <w:color w:val="000000"/>
+                <w:sz w:val="18"/>
+                <w:szCs w:val="18"/>
+                <w:u w:val="none"/>
+              </w:rPr>
+            </w:pPr>
+            <w:r>
+              <w:rPr>
+                <w:rFonts w:hint="default" w:ascii="Times New Roman" w:hAnsi="Times New Roman" w:eastAsia="宋体" w:cs="Times New Roman"/>
+                <w:b w:val="0"/>
+                <w:bCs/>
+                <w:i w:val="0"/>
+                <w:iCs w:val="0"/>
+                <w:color w:val="000000"/>
+                <w:kern w:val="0"/>
+                <w:sz w:val="18"/>
+                <w:szCs w:val="18"/>
+                <w:u w:val="none"/>
+                <w:lang w:val="en-US" w:eastAsia="zh-CN" w:bidi="ar"/>
+              </w:rPr>
+              <w:t xml:space="preserve">21 </w:t>
+            </w:r>
+          </w:p>
+        </w:tc>
+        <w:tc>
+          <w:tcPr>
+            <w:tcW w:w="1643" w:type="pct"/>
+            <w:tcBorders>
+              <w:top w:val="single" w:color="000000" w:sz="4" w:space="0"/>
+              <w:left w:val="single" w:color="000000" w:sz="4" w:space="0"/>
+              <w:bottom w:val="single" w:color="000000" w:sz="4" w:space="0"/>
+              <w:right w:val="single" w:color="000000" w:sz="4" w:space="0"/>
+            </w:tcBorders>
+            <w:shd w:val="clear" w:color="auto" w:fill="FFFFFF"/>
+            <w:vAlign w:val="center"/>
+          </w:tcPr>
+          <w:p>
+            <w:pPr>
+              <w:keepNext w:val="0"/>
+              <w:keepLines w:val="0"/>
+              <w:widowControl/>
+              <w:suppressLineNumbers w:val="0"/>
+              <w:jc w:val="left"/>
+              <w:textAlignment w:val="center"/>
+              <w:rPr>
+                <w:rFonts w:hint="default" w:ascii="Times New Roman" w:hAnsi="Times New Roman" w:eastAsia="宋体" w:cs="Times New Roman"/>
+                <w:b w:val="0"/>
+                <w:bCs/>
+                <w:i w:val="0"/>
+                <w:iCs w:val="0"/>
+                <w:color w:val="000000"/>
+                <w:sz w:val="18"/>
+                <w:szCs w:val="18"/>
+                <w:u w:val="none"/>
+              </w:rPr>
+            </w:pPr>
+            <w:r>
+              <w:rPr>
+                <w:rFonts w:hint="default" w:ascii="Times New Roman" w:hAnsi="Times New Roman" w:eastAsia="宋体" w:cs="Times New Roman"/>
+                <w:b w:val="0"/>
+                <w:bCs/>
+                <w:i w:val="0"/>
+                <w:iCs w:val="0"/>
+                <w:color w:val="000000"/>
+                <w:kern w:val="0"/>
+                <w:sz w:val="18"/>
+                <w:szCs w:val="18"/>
+                <w:u w:val="none"/>
+                <w:lang w:val="en-US" w:eastAsia="zh-CN" w:bidi="ar"/>
+              </w:rPr>
+              <w:t>c.2573T&gt;G</w:t>
+            </w:r>
+          </w:p>
+        </w:tc>
+        <w:tc>
+          <w:tcPr>
+            <w:tcW w:w="1591" w:type="pct"/>
+            <w:tcBorders>
+              <w:top w:val="single" w:color="000000" w:sz="4" w:space="0"/>
+              <w:left w:val="single" w:color="000000" w:sz="4" w:space="0"/>
+              <w:bottom w:val="single" w:color="000000" w:sz="4" w:space="0"/>
+              <w:right w:val="single" w:color="000000" w:sz="4" w:space="0"/>
+            </w:tcBorders>
+            <w:shd w:val="clear" w:color="auto" w:fill="FFFFFF"/>
+            <w:vAlign w:val="center"/>
+          </w:tcPr>
+          <w:p>
+            <w:pPr>
+              <w:keepNext w:val="0"/>
+              <w:keepLines w:val="0"/>
+              <w:widowControl/>
+              <w:suppressLineNumbers w:val="0"/>
+              <w:jc w:val="left"/>
+              <w:textAlignment w:val="center"/>
+              <w:rPr>
+                <w:rFonts w:hint="default" w:ascii="Times New Roman" w:hAnsi="Times New Roman" w:eastAsia="宋体" w:cs="Times New Roman"/>
+                <w:b w:val="0"/>
+                <w:bCs/>
+                <w:i w:val="0"/>
+                <w:iCs w:val="0"/>
+                <w:color w:val="000000"/>
+                <w:sz w:val="18"/>
+                <w:szCs w:val="18"/>
+                <w:u w:val="none"/>
+              </w:rPr>
+            </w:pPr>
+            <w:r>
+              <w:rPr>
+                <w:rFonts w:hint="default" w:ascii="Times New Roman" w:hAnsi="Times New Roman" w:eastAsia="宋体" w:cs="Times New Roman"/>
+                <w:b w:val="0"/>
+                <w:bCs/>
+                <w:i w:val="0"/>
+                <w:iCs w:val="0"/>
+                <w:color w:val="000000"/>
+                <w:kern w:val="0"/>
+                <w:sz w:val="18"/>
+                <w:szCs w:val="18"/>
+                <w:u w:val="none"/>
+                <w:lang w:val="en-US" w:eastAsia="zh-CN" w:bidi="ar"/>
+              </w:rPr>
+              <w:t>p.L858R</w:t>
+            </w:r>
+          </w:p>
+        </w:tc>
+        <w:tc>
+          <w:tcPr>
+            <w:tcW w:w="630" w:type="pct"/>
+            <w:tcBorders>
+              <w:top w:val="single" w:color="000000" w:sz="4" w:space="0"/>
+              <w:left w:val="single" w:color="000000" w:sz="4" w:space="0"/>
+              <w:bottom w:val="single" w:color="000000" w:sz="4" w:space="0"/>
+              <w:right w:val="single" w:color="000000" w:sz="4" w:space="0"/>
+            </w:tcBorders>
+            <w:shd w:val="clear" w:color="auto" w:fill="FFFFFF"/>
+            <w:vAlign w:val="center"/>
+          </w:tcPr>
+          <w:p>
+            <w:pPr>
+              <w:keepNext w:val="0"/>
+              <w:keepLines w:val="0"/>
+              <w:widowControl/>
+              <w:suppressLineNumbers w:val="0"/>
+              <w:jc w:val="left"/>
+              <w:textAlignment w:val="center"/>
+              <w:rPr>
+                <w:rFonts w:hint="default" w:ascii="Times New Roman" w:hAnsi="Times New Roman" w:eastAsia="宋体" w:cs="Times New Roman"/>
+                <w:b w:val="0"/>
+                <w:bCs/>
+                <w:i w:val="0"/>
+                <w:iCs w:val="0"/>
+                <w:color w:val="000000"/>
+                <w:sz w:val="18"/>
+                <w:szCs w:val="18"/>
+                <w:u w:val="none"/>
+              </w:rPr>
+            </w:pPr>
+            <w:r>
+              <w:rPr>
+                <w:rFonts w:hint="default" w:ascii="Times New Roman" w:hAnsi="Times New Roman" w:eastAsia="宋体" w:cs="Times New Roman"/>
+                <w:b w:val="0"/>
+                <w:bCs/>
+                <w:i w:val="0"/>
+                <w:iCs w:val="0"/>
+                <w:color w:val="000000"/>
+                <w:kern w:val="0"/>
+                <w:sz w:val="18"/>
+                <w:szCs w:val="18"/>
+                <w:u w:val="none"/>
+                <w:lang w:val="en-US" w:eastAsia="zh-CN" w:bidi="ar"/>
+              </w:rPr>
+              <w:t xml:space="preserve">6224 </w:t>
+            </w:r>
+          </w:p>
+        </w:tc>
+      </w:tr>
+      <w:tr>
+        <w:tblPrEx>
+          <w:tblBorders>
+            <w:top w:val="none" w:color="auto" w:sz="0" w:space="0"/>
+            <w:left w:val="none" w:color="auto" w:sz="0" w:space="0"/>
+            <w:bottom w:val="none" w:color="auto" w:sz="0" w:space="0"/>
+            <w:right w:val="none" w:color="auto" w:sz="0" w:space="0"/>
+            <w:insideH w:val="none" w:color="auto" w:sz="0" w:space="0"/>
+            <w:insideV w:val="none" w:color="auto" w:sz="0" w:space="0"/>
+          </w:tblBorders>
+          <w:tblCellMar>
+            <w:top w:w="0" w:type="dxa"/>
+            <w:left w:w="108" w:type="dxa"/>
+            <w:bottom w:w="0" w:type="dxa"/>
+            <w:right w:w="108" w:type="dxa"/>
+          </w:tblCellMar>
+        </w:tblPrEx>
+        <w:trPr>
+          <w:trHeight w:val="300" w:hRule="atLeast"/>
+        </w:trPr>
+        <w:tc>
+          <w:tcPr>
+            <w:tcW w:w="699" w:type="pct"/>
+            <w:vMerge w:val="continue"/>
+            <w:tcBorders>
+              <w:top w:val="single" w:color="FFFFFF" w:sz="8" w:space="0"/>
+              <w:left w:val="single" w:color="FFFFFF" w:sz="8" w:space="0"/>
+              <w:bottom w:val="single" w:color="FFFFFF" w:sz="8" w:space="0"/>
+              <w:right w:val="single" w:color="FFFFFF" w:sz="8" w:space="0"/>
+            </w:tcBorders>
+            <w:shd w:val="clear" w:color="auto" w:fill="1F3864"/>
+            <w:vAlign w:val="center"/>
+          </w:tcPr>
+          <w:p>
+            <w:pPr>
+              <w:jc w:val="left"/>
+              <w:rPr>
+                <w:rFonts w:hint="default" w:ascii="Times New Roman" w:hAnsi="Times New Roman" w:eastAsia="宋体" w:cs="Times New Roman"/>
+                <w:b/>
+                <w:bCs w:val="0"/>
+                <w:i w:val="0"/>
+                <w:iCs w:val="0"/>
+                <w:color w:val="FFFFFF" w:themeColor="background1"/>
+                <w:sz w:val="18"/>
+                <w:szCs w:val="18"/>
+                <w:u w:val="none"/>
+                <w14:textFill>
+                  <w14:solidFill>
+                    <w14:schemeClr w14:val="bg1"/>
+                  </w14:solidFill>
+                </w14:textFill>
+              </w:rPr>
+            </w:pPr>
+          </w:p>
+        </w:tc>
+        <w:tc>
+          <w:tcPr>
+            <w:tcW w:w="435" w:type="pct"/>
+            <w:tcBorders>
+              <w:top w:val="single" w:color="000000" w:sz="4" w:space="0"/>
+              <w:left w:val="single" w:color="FFFFFF" w:sz="8" w:space="0"/>
+              <w:bottom w:val="single" w:color="000000" w:sz="4" w:space="0"/>
+              <w:right w:val="single" w:color="000000" w:sz="4" w:space="0"/>
+            </w:tcBorders>
+            <w:shd w:val="clear" w:color="auto" w:fill="FFFFFF"/>
+            <w:vAlign w:val="center"/>
+          </w:tcPr>
+          <w:p>
+            <w:pPr>
+              <w:keepNext w:val="0"/>
+              <w:keepLines w:val="0"/>
+              <w:widowControl/>
+              <w:suppressLineNumbers w:val="0"/>
+              <w:jc w:val="left"/>
+              <w:textAlignment w:val="center"/>
+              <w:rPr>
+                <w:rFonts w:hint="default" w:ascii="Times New Roman" w:hAnsi="Times New Roman" w:eastAsia="宋体" w:cs="Times New Roman"/>
+                <w:b w:val="0"/>
+                <w:bCs/>
+                <w:i w:val="0"/>
+                <w:iCs w:val="0"/>
+                <w:color w:val="000000"/>
+                <w:sz w:val="18"/>
+                <w:szCs w:val="18"/>
+                <w:u w:val="none"/>
+              </w:rPr>
+            </w:pPr>
+            <w:r>
+              <w:rPr>
+                <w:rFonts w:hint="default" w:ascii="Times New Roman" w:hAnsi="Times New Roman" w:eastAsia="宋体" w:cs="Times New Roman"/>
+                <w:b w:val="0"/>
+                <w:bCs/>
+                <w:i w:val="0"/>
+                <w:iCs w:val="0"/>
+                <w:color w:val="000000"/>
+                <w:kern w:val="0"/>
+                <w:sz w:val="18"/>
+                <w:szCs w:val="18"/>
+                <w:u w:val="none"/>
+                <w:lang w:val="en-US" w:eastAsia="zh-CN" w:bidi="ar"/>
+              </w:rPr>
+              <w:t xml:space="preserve">21 </w:t>
+            </w:r>
+          </w:p>
+        </w:tc>
+        <w:tc>
+          <w:tcPr>
+            <w:tcW w:w="1643" w:type="pct"/>
+            <w:tcBorders>
+              <w:top w:val="single" w:color="000000" w:sz="4" w:space="0"/>
+              <w:left w:val="single" w:color="000000" w:sz="4" w:space="0"/>
+              <w:bottom w:val="single" w:color="000000" w:sz="4" w:space="0"/>
+              <w:right w:val="single" w:color="000000" w:sz="4" w:space="0"/>
+            </w:tcBorders>
+            <w:shd w:val="clear" w:color="auto" w:fill="FFFFFF"/>
+            <w:vAlign w:val="center"/>
+          </w:tcPr>
+          <w:p>
+            <w:pPr>
+              <w:keepNext w:val="0"/>
+              <w:keepLines w:val="0"/>
+              <w:widowControl/>
+              <w:suppressLineNumbers w:val="0"/>
+              <w:jc w:val="left"/>
+              <w:textAlignment w:val="center"/>
+              <w:rPr>
+                <w:rFonts w:hint="default" w:ascii="Times New Roman" w:hAnsi="Times New Roman" w:eastAsia="宋体" w:cs="Times New Roman"/>
+                <w:b w:val="0"/>
+                <w:bCs/>
+                <w:i w:val="0"/>
+                <w:iCs w:val="0"/>
+                <w:color w:val="000000"/>
+                <w:sz w:val="18"/>
+                <w:szCs w:val="18"/>
+                <w:u w:val="none"/>
+              </w:rPr>
+            </w:pPr>
+            <w:r>
+              <w:rPr>
+                <w:rFonts w:hint="default" w:ascii="Times New Roman" w:hAnsi="Times New Roman" w:eastAsia="宋体" w:cs="Times New Roman"/>
+                <w:b w:val="0"/>
+                <w:bCs/>
+                <w:i w:val="0"/>
+                <w:iCs w:val="0"/>
+                <w:color w:val="000000"/>
+                <w:kern w:val="0"/>
+                <w:sz w:val="18"/>
+                <w:szCs w:val="18"/>
+                <w:u w:val="none"/>
+                <w:lang w:val="en-US" w:eastAsia="zh-CN" w:bidi="ar"/>
+              </w:rPr>
+              <w:t>c.2582T&gt;A</w:t>
+            </w:r>
+          </w:p>
+        </w:tc>
+        <w:tc>
+          <w:tcPr>
+            <w:tcW w:w="1591" w:type="pct"/>
+            <w:tcBorders>
+              <w:top w:val="single" w:color="000000" w:sz="4" w:space="0"/>
+              <w:left w:val="single" w:color="000000" w:sz="4" w:space="0"/>
+              <w:bottom w:val="single" w:color="000000" w:sz="4" w:space="0"/>
+              <w:right w:val="single" w:color="000000" w:sz="4" w:space="0"/>
+            </w:tcBorders>
+            <w:shd w:val="clear" w:color="auto" w:fill="FFFFFF"/>
+            <w:vAlign w:val="center"/>
+          </w:tcPr>
+          <w:p>
+            <w:pPr>
+              <w:keepNext w:val="0"/>
+              <w:keepLines w:val="0"/>
+              <w:widowControl/>
+              <w:suppressLineNumbers w:val="0"/>
+              <w:jc w:val="left"/>
+              <w:textAlignment w:val="center"/>
+              <w:rPr>
+                <w:rFonts w:hint="default" w:ascii="Times New Roman" w:hAnsi="Times New Roman" w:eastAsia="宋体" w:cs="Times New Roman"/>
+                <w:b w:val="0"/>
+                <w:bCs/>
+                <w:i w:val="0"/>
+                <w:iCs w:val="0"/>
+                <w:color w:val="000000"/>
+                <w:sz w:val="18"/>
+                <w:szCs w:val="18"/>
+                <w:u w:val="none"/>
+              </w:rPr>
+            </w:pPr>
+            <w:r>
+              <w:rPr>
+                <w:rFonts w:hint="default" w:ascii="Times New Roman" w:hAnsi="Times New Roman" w:eastAsia="宋体" w:cs="Times New Roman"/>
+                <w:b w:val="0"/>
+                <w:bCs/>
+                <w:i w:val="0"/>
+                <w:iCs w:val="0"/>
+                <w:color w:val="000000"/>
+                <w:kern w:val="0"/>
+                <w:sz w:val="18"/>
+                <w:szCs w:val="18"/>
+                <w:u w:val="none"/>
+                <w:lang w:val="en-US" w:eastAsia="zh-CN" w:bidi="ar"/>
+              </w:rPr>
+              <w:t>p.L861Q</w:t>
+            </w:r>
+          </w:p>
+        </w:tc>
+        <w:tc>
+          <w:tcPr>
+            <w:tcW w:w="630" w:type="pct"/>
+            <w:tcBorders>
+              <w:top w:val="single" w:color="000000" w:sz="4" w:space="0"/>
+              <w:left w:val="single" w:color="000000" w:sz="4" w:space="0"/>
+              <w:bottom w:val="single" w:color="000000" w:sz="4" w:space="0"/>
+              <w:right w:val="single" w:color="000000" w:sz="4" w:space="0"/>
+            </w:tcBorders>
+            <w:shd w:val="clear" w:color="auto" w:fill="FFFFFF"/>
+            <w:vAlign w:val="center"/>
+          </w:tcPr>
+          <w:p>
+            <w:pPr>
+              <w:keepNext w:val="0"/>
+              <w:keepLines w:val="0"/>
+              <w:widowControl/>
+              <w:suppressLineNumbers w:val="0"/>
+              <w:jc w:val="left"/>
+              <w:textAlignment w:val="center"/>
+              <w:rPr>
+                <w:rFonts w:hint="default" w:ascii="Times New Roman" w:hAnsi="Times New Roman" w:eastAsia="宋体" w:cs="Times New Roman"/>
+                <w:b w:val="0"/>
+                <w:bCs/>
+                <w:i w:val="0"/>
+                <w:iCs w:val="0"/>
+                <w:color w:val="000000"/>
+                <w:sz w:val="18"/>
+                <w:szCs w:val="18"/>
+                <w:u w:val="none"/>
+              </w:rPr>
+            </w:pPr>
+            <w:r>
+              <w:rPr>
+                <w:rFonts w:hint="default" w:ascii="Times New Roman" w:hAnsi="Times New Roman" w:eastAsia="宋体" w:cs="Times New Roman"/>
+                <w:b w:val="0"/>
+                <w:bCs/>
+                <w:i w:val="0"/>
+                <w:iCs w:val="0"/>
+                <w:color w:val="000000"/>
+                <w:kern w:val="0"/>
+                <w:sz w:val="18"/>
+                <w:szCs w:val="18"/>
+                <w:u w:val="none"/>
+                <w:lang w:val="en-US" w:eastAsia="zh-CN" w:bidi="ar"/>
+              </w:rPr>
+              <w:t xml:space="preserve">6213 </w:t>
             </w:r>
           </w:p>
         </w:tc>
@@ -20209,7 +22069,7 @@
         <w:tc>
           <w:tcPr>
             <w:tcW w:w="699" w:type="pct"/>
-            <w:vMerge w:val="continue"/>
+            <w:vMerge w:val="restart"/>
             <w:tcBorders>
               <w:top w:val="single" w:color="FFFFFF" w:sz="8" w:space="0"/>
               <w:left w:val="single" w:color="FFFFFF" w:sz="8" w:space="0"/>
@@ -20221,7 +22081,12 @@
           </w:tcPr>
           <w:p>
             <w:pPr>
+              <w:keepNext w:val="0"/>
+              <w:keepLines w:val="0"/>
+              <w:widowControl/>
+              <w:suppressLineNumbers w:val="0"/>
               <w:jc w:val="left"/>
+              <w:textAlignment w:val="center"/>
               <w:rPr>
                 <w:rFonts w:hint="default" w:ascii="Times New Roman" w:hAnsi="Times New Roman" w:eastAsia="宋体" w:cs="Times New Roman"/>
                 <w:b/>
@@ -20239,6 +22104,27 @@
                 </w14:textFill>
               </w:rPr>
             </w:pPr>
+            <w:r>
+              <w:rPr>
+                <w:rFonts w:hint="default" w:ascii="Times New Roman" w:hAnsi="Times New Roman" w:eastAsia="宋体" w:cs="Times New Roman"/>
+                <w:b/>
+                <w:bCs w:val="0"/>
+                <w:i w:val="0"/>
+                <w:iCs w:val="0"/>
+                <w:color w:val="FFFFFF" w:themeColor="background1"/>
+                <w:kern w:val="0"/>
+                <w:sz w:val="18"/>
+                <w:szCs w:val="18"/>
+                <w:u w:val="none"/>
+                <w:lang w:val="en-US" w:eastAsia="zh-CN" w:bidi="ar"/>
+                <w14:textFill>
+                  <w14:solidFill>
+                    <w14:schemeClr w14:val="bg1"/>
+                  </w14:solidFill>
+                </w14:textFill>
+              </w:rPr>
+              <w:t>KRAS</w:t>
+            </w:r>
           </w:p>
         </w:tc>
         <w:tc>
@@ -20287,7 +22173,7 @@
                 <w:u w:val="none"/>
                 <w:lang w:val="en-US" w:eastAsia="zh-CN" w:bidi="ar"/>
               </w:rPr>
-              <w:t xml:space="preserve">20 </w:t>
+              <w:t xml:space="preserve">2 </w:t>
             </w:r>
           </w:p>
         </w:tc>
@@ -20337,7 +22223,7 @@
                 <w:u w:val="none"/>
                 <w:lang w:val="en-US" w:eastAsia="zh-CN" w:bidi="ar"/>
               </w:rPr>
-              <w:t>c.2369C&gt;T</w:t>
+              <w:t>c.35G&gt;A</w:t>
             </w:r>
           </w:p>
         </w:tc>
@@ -20387,7 +22273,7 @@
                 <w:u w:val="none"/>
                 <w:lang w:val="en-US" w:eastAsia="zh-CN" w:bidi="ar"/>
               </w:rPr>
-              <w:t>p.T790M</w:t>
+              <w:t>p.G12D</w:t>
             </w:r>
           </w:p>
         </w:tc>
@@ -20437,7 +22323,7 @@
                 <w:u w:val="none"/>
                 <w:lang w:val="en-US" w:eastAsia="zh-CN" w:bidi="ar"/>
               </w:rPr>
-              <w:t xml:space="preserve">6240 </w:t>
+              <w:t xml:space="preserve">521 </w:t>
             </w:r>
           </w:p>
         </w:tc>
@@ -20544,7 +22430,7 @@
                 <w:u w:val="none"/>
                 <w:lang w:val="en-US" w:eastAsia="zh-CN" w:bidi="ar"/>
               </w:rPr>
-              <w:t xml:space="preserve">20 </w:t>
+              <w:t xml:space="preserve">2 </w:t>
             </w:r>
           </w:p>
         </w:tc>
@@ -20594,7 +22480,7 @@
                 <w:u w:val="none"/>
                 <w:lang w:val="en-US" w:eastAsia="zh-CN" w:bidi="ar"/>
               </w:rPr>
-              <w:t>c.2303G&gt;T</w:t>
+              <w:t>c.35G&gt;T</w:t>
             </w:r>
           </w:p>
         </w:tc>
@@ -20644,7 +22530,7 @@
                 <w:u w:val="none"/>
                 <w:lang w:val="en-US" w:eastAsia="zh-CN" w:bidi="ar"/>
               </w:rPr>
-              <w:t>p.S7681</w:t>
+              <w:t>p.G12V</w:t>
             </w:r>
           </w:p>
         </w:tc>
@@ -20694,263 +22580,7 @@
                 <w:u w:val="none"/>
                 <w:lang w:val="en-US" w:eastAsia="zh-CN" w:bidi="ar"/>
               </w:rPr>
-              <w:t xml:space="preserve">6241 </w:t>
-            </w:r>
-          </w:p>
-        </w:tc>
-      </w:tr>
-      <w:tr>
-        <w:tblPrEx>
-          <w:tblBorders>
-            <w:top w:val="none" w:color="auto" w:sz="0" w:space="0"/>
-            <w:left w:val="none" w:color="auto" w:sz="0" w:space="0"/>
-            <w:bottom w:val="none" w:color="auto" w:sz="0" w:space="0"/>
-            <w:right w:val="none" w:color="auto" w:sz="0" w:space="0"/>
-            <w:insideH w:val="none" w:color="auto" w:sz="0" w:space="0"/>
-            <w:insideV w:val="none" w:color="auto" w:sz="0" w:space="0"/>
-          </w:tblBorders>
-          <w:tblCellMar>
-            <w:top w:w="0" w:type="dxa"/>
-            <w:left w:w="108" w:type="dxa"/>
-            <w:bottom w:w="0" w:type="dxa"/>
-            <w:right w:w="108" w:type="dxa"/>
-          </w:tblCellMar>
-        </w:tblPrEx>
-        <w:trPr>
-          <w:trHeight w:val="300" w:hRule="atLeast"/>
-        </w:trPr>
-        <w:tc>
-          <w:tcPr>
-            <w:tcW w:w="699" w:type="pct"/>
-            <w:vMerge w:val="continue"/>
-            <w:tcBorders>
-              <w:top w:val="single" w:color="FFFFFF" w:sz="8" w:space="0"/>
-              <w:left w:val="single" w:color="FFFFFF" w:sz="8" w:space="0"/>
-              <w:bottom w:val="single" w:color="FFFFFF" w:sz="8" w:space="0"/>
-              <w:right w:val="single" w:color="FFFFFF" w:sz="8" w:space="0"/>
-            </w:tcBorders>
-            <w:shd w:val="clear" w:color="auto" w:fill="1F3864"/>
-            <w:vAlign w:val="center"/>
-          </w:tcPr>
-          <w:p>
-            <w:pPr>
-              <w:jc w:val="left"/>
-              <w:rPr>
-                <w:rFonts w:hint="default" w:ascii="Times New Roman" w:hAnsi="Times New Roman" w:eastAsia="宋体" w:cs="Times New Roman"/>
-                <w:b/>
-                <w:bCs w:val="0"/>
-                <w:i w:val="0"/>
-                <w:iCs w:val="0"/>
-                <w:color w:val="FFFFFF" w:themeColor="background1"/>
-                <w:sz w:val="18"/>
-                <w:szCs w:val="18"/>
-                <w:u w:val="none"/>
-                <w14:textFill>
-                  <w14:solidFill>
-                    <w14:schemeClr w14:val="bg1"/>
-                  </w14:solidFill>
-                </w14:textFill>
-              </w:rPr>
-            </w:pPr>
-          </w:p>
-        </w:tc>
-        <w:tc>
-          <w:tcPr>
-            <w:tcW w:w="435" w:type="pct"/>
-            <w:tcBorders>
-              <w:top w:val="single" w:color="000000" w:sz="4" w:space="0"/>
-              <w:left w:val="single" w:color="FFFFFF" w:sz="8" w:space="0"/>
-              <w:bottom w:val="single" w:color="000000" w:sz="4" w:space="0"/>
-              <w:right w:val="single" w:color="000000" w:sz="4" w:space="0"/>
-            </w:tcBorders>
-            <w:shd w:val="clear" w:color="auto" w:fill="FFFFFF"/>
-            <w:vAlign w:val="center"/>
-          </w:tcPr>
-          <w:p>
-            <w:pPr>
-              <w:keepNext w:val="0"/>
-              <w:keepLines w:val="0"/>
-              <w:widowControl/>
-              <w:suppressLineNumbers w:val="0"/>
-              <w:jc w:val="left"/>
-              <w:textAlignment w:val="center"/>
-              <w:rPr>
-                <w:rFonts w:hint="default" w:ascii="Times New Roman" w:hAnsi="Times New Roman" w:eastAsia="宋体" w:cs="Times New Roman"/>
-                <w:b w:val="0"/>
-                <w:bCs/>
-                <w:i w:val="0"/>
-                <w:iCs w:val="0"/>
-                <w:color w:val="000000"/>
-                <w:sz w:val="18"/>
-                <w:szCs w:val="18"/>
-                <w:u w:val="none"/>
-              </w:rPr>
-            </w:pPr>
-            <w:r>
-              <w:rPr>
-                <w:rFonts w:hint="default" w:ascii="Times New Roman" w:hAnsi="Times New Roman" w:eastAsia="宋体" w:cs="Times New Roman"/>
-                <w:b w:val="0"/>
-                <w:bCs/>
-                <w:i w:val="0"/>
-                <w:iCs w:val="0"/>
-                <w:color w:val="000000"/>
-                <w:kern w:val="0"/>
-                <w:sz w:val="18"/>
-                <w:szCs w:val="18"/>
-                <w:u w:val="none"/>
-                <w:lang w:val="en-US" w:eastAsia="zh-CN" w:bidi="ar"/>
-              </w:rPr>
-              <w:t xml:space="preserve">20 </w:t>
-            </w:r>
-          </w:p>
-        </w:tc>
-        <w:tc>
-          <w:tcPr>
-            <w:tcW w:w="1643" w:type="pct"/>
-            <w:tcBorders>
-              <w:top w:val="single" w:color="000000" w:sz="4" w:space="0"/>
-              <w:left w:val="single" w:color="000000" w:sz="4" w:space="0"/>
-              <w:bottom w:val="single" w:color="000000" w:sz="4" w:space="0"/>
-              <w:right w:val="single" w:color="000000" w:sz="4" w:space="0"/>
-            </w:tcBorders>
-            <w:shd w:val="clear" w:color="auto" w:fill="FFFFFF"/>
-            <w:vAlign w:val="center"/>
-          </w:tcPr>
-          <w:p>
-            <w:pPr>
-              <w:keepNext w:val="0"/>
-              <w:keepLines w:val="0"/>
-              <w:widowControl/>
-              <w:suppressLineNumbers w:val="0"/>
-              <w:jc w:val="left"/>
-              <w:textAlignment w:val="center"/>
-              <w:rPr>
-                <w:rFonts w:hint="default" w:ascii="Times New Roman" w:hAnsi="Times New Roman" w:eastAsia="宋体" w:cs="Times New Roman"/>
-                <w:b w:val="0"/>
-                <w:bCs/>
-                <w:i w:val="0"/>
-                <w:iCs w:val="0"/>
-                <w:color w:val="000000"/>
-                <w:sz w:val="18"/>
-                <w:szCs w:val="18"/>
-                <w:u w:val="none"/>
-              </w:rPr>
-            </w:pPr>
-            <w:r>
-              <w:rPr>
-                <w:rFonts w:hint="default" w:ascii="Times New Roman" w:hAnsi="Times New Roman" w:eastAsia="宋体" w:cs="Times New Roman"/>
-                <w:b w:val="0"/>
-                <w:bCs/>
-                <w:i w:val="0"/>
-                <w:iCs w:val="0"/>
-                <w:color w:val="000000"/>
-                <w:kern w:val="0"/>
-                <w:sz w:val="18"/>
-                <w:szCs w:val="18"/>
-                <w:u w:val="none"/>
-                <w:lang w:val="en-US" w:eastAsia="zh-CN" w:bidi="ar"/>
-              </w:rPr>
-              <w:t>c.2307_2308insGCCAGCGTG</w:t>
-            </w:r>
-          </w:p>
-        </w:tc>
-        <w:tc>
-          <w:tcPr>
-            <w:tcW w:w="1591" w:type="pct"/>
-            <w:tcBorders>
-              <w:top w:val="single" w:color="000000" w:sz="4" w:space="0"/>
-              <w:left w:val="single" w:color="000000" w:sz="4" w:space="0"/>
-              <w:bottom w:val="single" w:color="000000" w:sz="4" w:space="0"/>
-              <w:right w:val="single" w:color="000000" w:sz="4" w:space="0"/>
-            </w:tcBorders>
-            <w:shd w:val="clear" w:color="auto" w:fill="FFFFFF"/>
-            <w:vAlign w:val="center"/>
-          </w:tcPr>
-          <w:p>
-            <w:pPr>
-              <w:keepNext w:val="0"/>
-              <w:keepLines w:val="0"/>
-              <w:widowControl/>
-              <w:suppressLineNumbers w:val="0"/>
-              <w:jc w:val="left"/>
-              <w:textAlignment w:val="center"/>
-              <w:rPr>
-                <w:rFonts w:hint="default" w:ascii="Times New Roman" w:hAnsi="Times New Roman" w:eastAsia="宋体" w:cs="Times New Roman"/>
-                <w:b w:val="0"/>
-                <w:bCs/>
-                <w:i w:val="0"/>
-                <w:iCs w:val="0"/>
-                <w:color w:val="000000"/>
-                <w:sz w:val="18"/>
-                <w:szCs w:val="18"/>
-                <w:u w:val="none"/>
-              </w:rPr>
-            </w:pPr>
-            <w:r>
-              <w:rPr>
-                <w:rFonts w:hint="default" w:ascii="Times New Roman" w:hAnsi="Times New Roman" w:eastAsia="宋体" w:cs="Times New Roman"/>
-                <w:b w:val="0"/>
-                <w:bCs/>
-                <w:i w:val="0"/>
-                <w:iCs w:val="0"/>
-                <w:color w:val="000000"/>
-                <w:kern w:val="0"/>
-                <w:sz w:val="18"/>
-                <w:szCs w:val="18"/>
-                <w:u w:val="none"/>
-                <w:lang w:val="en-US" w:eastAsia="zh-CN" w:bidi="ar"/>
-              </w:rPr>
-              <w:t>p.V769_D770insASV</w:t>
-            </w:r>
-          </w:p>
-        </w:tc>
-        <w:tc>
-          <w:tcPr>
-            <w:tcW w:w="630" w:type="pct"/>
-            <w:tcBorders>
-              <w:top w:val="single" w:color="000000" w:sz="4" w:space="0"/>
-              <w:left w:val="single" w:color="000000" w:sz="4" w:space="0"/>
-              <w:bottom w:val="single" w:color="000000" w:sz="4" w:space="0"/>
-              <w:right w:val="single" w:color="000000" w:sz="4" w:space="0"/>
-            </w:tcBorders>
-            <w:shd w:val="clear" w:color="auto" w:fill="FFFFFF"/>
-            <w:vAlign w:val="center"/>
-          </w:tcPr>
-          <w:p>
-            <w:pPr>
-              <w:keepNext w:val="0"/>
-              <w:keepLines w:val="0"/>
-              <w:widowControl/>
-              <w:suppressLineNumbers w:val="0"/>
-              <w:jc w:val="left"/>
-              <w:textAlignment w:val="center"/>
-              <w:rPr>
-                <w:rFonts w:hint="default" w:ascii="Times New Roman" w:hAnsi="Times New Roman" w:eastAsia="宋体" w:cs="Times New Roman"/>
-                <w:b w:val="0"/>
-                <w:bCs/>
-                <w:i w:val="0"/>
-                <w:iCs w:val="0"/>
-                <w:color w:val="000000"/>
-                <w:sz w:val="18"/>
-                <w:szCs w:val="18"/>
-                <w:u w:val="none"/>
-              </w:rPr>
-            </w:pPr>
-            <w:r>
-              <w:rPr>
-                <w:rFonts w:hint="default" w:ascii="Times New Roman" w:hAnsi="Times New Roman" w:eastAsia="宋体" w:cs="Times New Roman"/>
-                <w:b w:val="0"/>
-                <w:bCs/>
-                <w:i w:val="0"/>
-                <w:iCs w:val="0"/>
-                <w:color w:val="000000"/>
-                <w:kern w:val="0"/>
-                <w:sz w:val="18"/>
-                <w:szCs w:val="18"/>
-                <w:u w:val="none"/>
-                <w:lang w:val="en-US" w:eastAsia="zh-CN" w:bidi="ar"/>
-              </w:rPr>
-              <w:t xml:space="preserve">12376 </w:t>
+              <w:t xml:space="preserve">520 </w:t>
             </w:r>
           </w:p>
         </w:tc>
@@ -21057,7 +22687,7 @@
                 <w:u w:val="none"/>
                 <w:lang w:val="en-US" w:eastAsia="zh-CN" w:bidi="ar"/>
               </w:rPr>
-              <w:t xml:space="preserve">20 </w:t>
+              <w:t xml:space="preserve">2 </w:t>
             </w:r>
           </w:p>
         </w:tc>
@@ -21107,39 +22737,7 @@
                 <w:u w:val="none"/>
                 <w:lang w:val="en-US" w:eastAsia="zh-CN" w:bidi="ar"/>
               </w:rPr>
-              <w:t>c.2310_231</w:t>
-            </w:r>
-            <w:r>
-              <w:rPr>
-                <w:rFonts w:hint="default" w:ascii="Times New Roman" w:hAnsi="Times New Roman" w:cs="Times New Roman"/>
-                <w:b w:val="0"/>
-                <w:bCs/>
-                <w:i w:val="0"/>
-                <w:iCs w:val="0"/>
-                <w:color w:val="000000"/>
-                <w:kern w:val="0"/>
-                <w:sz w:val="18"/>
-                <w:szCs w:val="18"/>
-                <w:u w:val="none"/>
-                <w:lang w:val="en-US" w:eastAsia="zh-CN" w:bidi="ar"/>
-              </w:rPr>
-              <w:t>1</w:t>
-            </w:r>
-            <w:r>
-              <w:rPr>
-                <w:rFonts w:hint="default" w:ascii="Times New Roman" w:hAnsi="Times New Roman" w:eastAsia="宋体" w:cs="Times New Roman"/>
-                <w:b w:val="0"/>
-                <w:bCs/>
-                <w:i w:val="0"/>
-                <w:iCs w:val="0"/>
-                <w:color w:val="000000"/>
-                <w:kern w:val="0"/>
-                <w:sz w:val="18"/>
-                <w:szCs w:val="18"/>
-                <w:u w:val="none"/>
-                <w:lang w:val="en-US" w:eastAsia="zh-CN" w:bidi="ar"/>
-              </w:rPr>
-              <w:t>insGGT</w:t>
+              <w:t>c.34G&gt;T</w:t>
             </w:r>
           </w:p>
         </w:tc>
@@ -21189,7 +22787,7 @@
                 <w:u w:val="none"/>
                 <w:lang w:val="en-US" w:eastAsia="zh-CN" w:bidi="ar"/>
               </w:rPr>
-              <w:t>p.D770_N771insG</w:t>
+              <w:t>p.G12C</w:t>
             </w:r>
           </w:p>
         </w:tc>
@@ -21239,263 +22837,7 @@
                 <w:u w:val="none"/>
                 <w:lang w:val="en-US" w:eastAsia="zh-CN" w:bidi="ar"/>
               </w:rPr>
-              <w:t xml:space="preserve">12378 </w:t>
-            </w:r>
-          </w:p>
-        </w:tc>
-      </w:tr>
-      <w:tr>
-        <w:tblPrEx>
-          <w:tblBorders>
-            <w:top w:val="none" w:color="auto" w:sz="0" w:space="0"/>
-            <w:left w:val="none" w:color="auto" w:sz="0" w:space="0"/>
-            <w:bottom w:val="none" w:color="auto" w:sz="0" w:space="0"/>
-            <w:right w:val="none" w:color="auto" w:sz="0" w:space="0"/>
-            <w:insideH w:val="none" w:color="auto" w:sz="0" w:space="0"/>
-            <w:insideV w:val="none" w:color="auto" w:sz="0" w:space="0"/>
-          </w:tblBorders>
-          <w:tblCellMar>
-            <w:top w:w="0" w:type="dxa"/>
-            <w:left w:w="108" w:type="dxa"/>
-            <w:bottom w:w="0" w:type="dxa"/>
-            <w:right w:w="108" w:type="dxa"/>
-          </w:tblCellMar>
-        </w:tblPrEx>
-        <w:trPr>
-          <w:trHeight w:val="300" w:hRule="atLeast"/>
-        </w:trPr>
-        <w:tc>
-          <w:tcPr>
-            <w:tcW w:w="699" w:type="pct"/>
-            <w:vMerge w:val="continue"/>
-            <w:tcBorders>
-              <w:top w:val="single" w:color="FFFFFF" w:sz="8" w:space="0"/>
-              <w:left w:val="single" w:color="FFFFFF" w:sz="8" w:space="0"/>
-              <w:bottom w:val="single" w:color="FFFFFF" w:sz="8" w:space="0"/>
-              <w:right w:val="single" w:color="FFFFFF" w:sz="8" w:space="0"/>
-            </w:tcBorders>
-            <w:shd w:val="clear" w:color="auto" w:fill="1F3864"/>
-            <w:vAlign w:val="center"/>
-          </w:tcPr>
-          <w:p>
-            <w:pPr>
-              <w:jc w:val="left"/>
-              <w:rPr>
-                <w:rFonts w:hint="default" w:ascii="Times New Roman" w:hAnsi="Times New Roman" w:eastAsia="宋体" w:cs="Times New Roman"/>
-                <w:b/>
-                <w:bCs w:val="0"/>
-                <w:i w:val="0"/>
-                <w:iCs w:val="0"/>
-                <w:color w:val="FFFFFF" w:themeColor="background1"/>
-                <w:sz w:val="18"/>
-                <w:szCs w:val="18"/>
-                <w:u w:val="none"/>
-                <w14:textFill>
-                  <w14:solidFill>
-                    <w14:schemeClr w14:val="bg1"/>
-                  </w14:solidFill>
-                </w14:textFill>
-              </w:rPr>
-            </w:pPr>
-          </w:p>
-        </w:tc>
-        <w:tc>
-          <w:tcPr>
-            <w:tcW w:w="435" w:type="pct"/>
-            <w:tcBorders>
-              <w:top w:val="single" w:color="000000" w:sz="4" w:space="0"/>
-              <w:left w:val="single" w:color="FFFFFF" w:sz="8" w:space="0"/>
-              <w:bottom w:val="single" w:color="000000" w:sz="4" w:space="0"/>
-              <w:right w:val="single" w:color="000000" w:sz="4" w:space="0"/>
-            </w:tcBorders>
-            <w:shd w:val="clear" w:color="auto" w:fill="FFFFFF"/>
-            <w:vAlign w:val="center"/>
-          </w:tcPr>
-          <w:p>
-            <w:pPr>
-              <w:keepNext w:val="0"/>
-              <w:keepLines w:val="0"/>
-              <w:widowControl/>
-              <w:suppressLineNumbers w:val="0"/>
-              <w:jc w:val="left"/>
-              <w:textAlignment w:val="center"/>
-              <w:rPr>
-                <w:rFonts w:hint="default" w:ascii="Times New Roman" w:hAnsi="Times New Roman" w:eastAsia="宋体" w:cs="Times New Roman"/>
-                <w:b w:val="0"/>
-                <w:bCs/>
-                <w:i w:val="0"/>
-                <w:iCs w:val="0"/>
-                <w:color w:val="000000"/>
-                <w:sz w:val="18"/>
-                <w:szCs w:val="18"/>
-                <w:u w:val="none"/>
-              </w:rPr>
-            </w:pPr>
-            <w:r>
-              <w:rPr>
-                <w:rFonts w:hint="default" w:ascii="Times New Roman" w:hAnsi="Times New Roman" w:eastAsia="宋体" w:cs="Times New Roman"/>
-                <w:b w:val="0"/>
-                <w:bCs/>
-                <w:i w:val="0"/>
-                <w:iCs w:val="0"/>
-                <w:color w:val="000000"/>
-                <w:kern w:val="0"/>
-                <w:sz w:val="18"/>
-                <w:szCs w:val="18"/>
-                <w:u w:val="none"/>
-                <w:lang w:val="en-US" w:eastAsia="zh-CN" w:bidi="ar"/>
-              </w:rPr>
-              <w:t xml:space="preserve">20 </w:t>
-            </w:r>
-          </w:p>
-        </w:tc>
-        <w:tc>
-          <w:tcPr>
-            <w:tcW w:w="1643" w:type="pct"/>
-            <w:tcBorders>
-              <w:top w:val="single" w:color="000000" w:sz="4" w:space="0"/>
-              <w:left w:val="single" w:color="000000" w:sz="4" w:space="0"/>
-              <w:bottom w:val="single" w:color="000000" w:sz="4" w:space="0"/>
-              <w:right w:val="single" w:color="000000" w:sz="4" w:space="0"/>
-            </w:tcBorders>
-            <w:shd w:val="clear" w:color="auto" w:fill="FFFFFF"/>
-            <w:vAlign w:val="center"/>
-          </w:tcPr>
-          <w:p>
-            <w:pPr>
-              <w:keepNext w:val="0"/>
-              <w:keepLines w:val="0"/>
-              <w:widowControl/>
-              <w:suppressLineNumbers w:val="0"/>
-              <w:jc w:val="left"/>
-              <w:textAlignment w:val="center"/>
-              <w:rPr>
-                <w:rFonts w:hint="default" w:ascii="Times New Roman" w:hAnsi="Times New Roman" w:eastAsia="宋体" w:cs="Times New Roman"/>
-                <w:b w:val="0"/>
-                <w:bCs/>
-                <w:i w:val="0"/>
-                <w:iCs w:val="0"/>
-                <w:color w:val="000000"/>
-                <w:sz w:val="18"/>
-                <w:szCs w:val="18"/>
-                <w:u w:val="none"/>
-              </w:rPr>
-            </w:pPr>
-            <w:r>
-              <w:rPr>
-                <w:rFonts w:hint="default" w:ascii="Times New Roman" w:hAnsi="Times New Roman" w:eastAsia="宋体" w:cs="Times New Roman"/>
-                <w:b w:val="0"/>
-                <w:bCs/>
-                <w:i w:val="0"/>
-                <w:iCs w:val="0"/>
-                <w:color w:val="000000"/>
-                <w:kern w:val="0"/>
-                <w:sz w:val="18"/>
-                <w:szCs w:val="18"/>
-                <w:u w:val="none"/>
-                <w:lang w:val="en-US" w:eastAsia="zh-CN" w:bidi="ar"/>
-              </w:rPr>
-              <w:t>c.2319_2320insCAC</w:t>
-            </w:r>
-          </w:p>
-        </w:tc>
-        <w:tc>
-          <w:tcPr>
-            <w:tcW w:w="1591" w:type="pct"/>
-            <w:tcBorders>
-              <w:top w:val="single" w:color="000000" w:sz="4" w:space="0"/>
-              <w:left w:val="single" w:color="000000" w:sz="4" w:space="0"/>
-              <w:bottom w:val="single" w:color="000000" w:sz="4" w:space="0"/>
-              <w:right w:val="single" w:color="000000" w:sz="4" w:space="0"/>
-            </w:tcBorders>
-            <w:shd w:val="clear" w:color="auto" w:fill="FFFFFF"/>
-            <w:vAlign w:val="center"/>
-          </w:tcPr>
-          <w:p>
-            <w:pPr>
-              <w:keepNext w:val="0"/>
-              <w:keepLines w:val="0"/>
-              <w:widowControl/>
-              <w:suppressLineNumbers w:val="0"/>
-              <w:jc w:val="left"/>
-              <w:textAlignment w:val="center"/>
-              <w:rPr>
-                <w:rFonts w:hint="default" w:ascii="Times New Roman" w:hAnsi="Times New Roman" w:eastAsia="宋体" w:cs="Times New Roman"/>
-                <w:b w:val="0"/>
-                <w:bCs/>
-                <w:i w:val="0"/>
-                <w:iCs w:val="0"/>
-                <w:color w:val="000000"/>
-                <w:sz w:val="18"/>
-                <w:szCs w:val="18"/>
-                <w:u w:val="none"/>
-              </w:rPr>
-            </w:pPr>
-            <w:r>
-              <w:rPr>
-                <w:rFonts w:hint="default" w:ascii="Times New Roman" w:hAnsi="Times New Roman" w:eastAsia="宋体" w:cs="Times New Roman"/>
-                <w:b w:val="0"/>
-                <w:bCs/>
-                <w:i w:val="0"/>
-                <w:iCs w:val="0"/>
-                <w:color w:val="000000"/>
-                <w:kern w:val="0"/>
-                <w:sz w:val="18"/>
-                <w:szCs w:val="18"/>
-                <w:u w:val="none"/>
-                <w:lang w:val="en-US" w:eastAsia="zh-CN" w:bidi="ar"/>
-              </w:rPr>
-              <w:t>p.H773_V774insH</w:t>
-            </w:r>
-          </w:p>
-        </w:tc>
-        <w:tc>
-          <w:tcPr>
-            <w:tcW w:w="630" w:type="pct"/>
-            <w:tcBorders>
-              <w:top w:val="single" w:color="000000" w:sz="4" w:space="0"/>
-              <w:left w:val="single" w:color="000000" w:sz="4" w:space="0"/>
-              <w:bottom w:val="single" w:color="000000" w:sz="4" w:space="0"/>
-              <w:right w:val="single" w:color="000000" w:sz="4" w:space="0"/>
-            </w:tcBorders>
-            <w:shd w:val="clear" w:color="auto" w:fill="FFFFFF"/>
-            <w:vAlign w:val="center"/>
-          </w:tcPr>
-          <w:p>
-            <w:pPr>
-              <w:keepNext w:val="0"/>
-              <w:keepLines w:val="0"/>
-              <w:widowControl/>
-              <w:suppressLineNumbers w:val="0"/>
-              <w:jc w:val="left"/>
-              <w:textAlignment w:val="center"/>
-              <w:rPr>
-                <w:rFonts w:hint="default" w:ascii="Times New Roman" w:hAnsi="Times New Roman" w:eastAsia="宋体" w:cs="Times New Roman"/>
-                <w:b w:val="0"/>
-                <w:bCs/>
-                <w:i w:val="0"/>
-                <w:iCs w:val="0"/>
-                <w:color w:val="000000"/>
-                <w:sz w:val="18"/>
-                <w:szCs w:val="18"/>
-                <w:u w:val="none"/>
-              </w:rPr>
-            </w:pPr>
-            <w:r>
-              <w:rPr>
-                <w:rFonts w:hint="default" w:ascii="Times New Roman" w:hAnsi="Times New Roman" w:eastAsia="宋体" w:cs="Times New Roman"/>
-                <w:b w:val="0"/>
-                <w:bCs/>
-                <w:i w:val="0"/>
-                <w:iCs w:val="0"/>
-                <w:color w:val="000000"/>
-                <w:kern w:val="0"/>
-                <w:sz w:val="18"/>
-                <w:szCs w:val="18"/>
-                <w:u w:val="none"/>
-                <w:lang w:val="en-US" w:eastAsia="zh-CN" w:bidi="ar"/>
-              </w:rPr>
-              <w:t xml:space="preserve">12377 </w:t>
+              <w:t xml:space="preserve">516 </w:t>
             </w:r>
           </w:p>
         </w:tc>
@@ -21602,7 +22944,7 @@
                 <w:u w:val="none"/>
                 <w:lang w:val="en-US" w:eastAsia="zh-CN" w:bidi="ar"/>
               </w:rPr>
-              <w:t xml:space="preserve">21 </w:t>
+              <w:t xml:space="preserve">2 </w:t>
             </w:r>
           </w:p>
         </w:tc>
@@ -21652,7 +22994,7 @@
                 <w:u w:val="none"/>
                 <w:lang w:val="en-US" w:eastAsia="zh-CN" w:bidi="ar"/>
               </w:rPr>
-              <w:t>c.2573T&gt;G</w:t>
+              <w:t>c.34G&gt;A</w:t>
             </w:r>
           </w:p>
         </w:tc>
@@ -21702,7 +23044,7 @@
                 <w:u w:val="none"/>
                 <w:lang w:val="en-US" w:eastAsia="zh-CN" w:bidi="ar"/>
               </w:rPr>
-              <w:t>p.L858R</w:t>
+              <w:t>p.G12S</w:t>
             </w:r>
           </w:p>
         </w:tc>
@@ -21752,7 +23094,7 @@
                 <w:u w:val="none"/>
                 <w:lang w:val="en-US" w:eastAsia="zh-CN" w:bidi="ar"/>
               </w:rPr>
-              <w:t xml:space="preserve">6224 </w:t>
+              <w:t xml:space="preserve">517 </w:t>
             </w:r>
           </w:p>
         </w:tc>
@@ -21858,7 +23200,7 @@
                 <w:u w:val="none"/>
                 <w:lang w:val="en-US" w:eastAsia="zh-CN" w:bidi="ar"/>
               </w:rPr>
-              <w:t xml:space="preserve">21 </w:t>
+              <w:t xml:space="preserve">2 </w:t>
             </w:r>
           </w:p>
         </w:tc>
@@ -21908,7 +23250,7 @@
                 <w:u w:val="none"/>
                 <w:lang w:val="en-US" w:eastAsia="zh-CN" w:bidi="ar"/>
               </w:rPr>
-              <w:t>c.2582T&gt;A</w:t>
+              <w:t>c.38G&gt;A</w:t>
             </w:r>
           </w:p>
         </w:tc>
@@ -21958,7 +23300,7 @@
                 <w:u w:val="none"/>
                 <w:lang w:val="en-US" w:eastAsia="zh-CN" w:bidi="ar"/>
               </w:rPr>
-              <w:t>p.L861Q</w:t>
+              <w:t>p.G13D</w:t>
             </w:r>
           </w:p>
         </w:tc>
@@ -22008,7 +23350,263 @@
                 <w:u w:val="none"/>
                 <w:lang w:val="en-US" w:eastAsia="zh-CN" w:bidi="ar"/>
               </w:rPr>
-              <w:t xml:space="preserve">6213 </w:t>
+              <w:t xml:space="preserve">532 </w:t>
+            </w:r>
+          </w:p>
+        </w:tc>
+      </w:tr>
+      <w:tr>
+        <w:tblPrEx>
+          <w:tblBorders>
+            <w:top w:val="none" w:color="auto" w:sz="0" w:space="0"/>
+            <w:left w:val="none" w:color="auto" w:sz="0" w:space="0"/>
+            <w:bottom w:val="none" w:color="auto" w:sz="0" w:space="0"/>
+            <w:right w:val="none" w:color="auto" w:sz="0" w:space="0"/>
+            <w:insideH w:val="none" w:color="auto" w:sz="0" w:space="0"/>
+            <w:insideV w:val="none" w:color="auto" w:sz="0" w:space="0"/>
+          </w:tblBorders>
+          <w:tblCellMar>
+            <w:top w:w="0" w:type="dxa"/>
+            <w:left w:w="108" w:type="dxa"/>
+            <w:bottom w:w="0" w:type="dxa"/>
+            <w:right w:w="108" w:type="dxa"/>
+          </w:tblCellMar>
+        </w:tblPrEx>
+        <w:trPr>
+          <w:trHeight w:val="300" w:hRule="atLeast"/>
+        </w:trPr>
+        <w:tc>
+          <w:tcPr>
+            <w:tcW w:w="699" w:type="pct"/>
+            <w:vMerge w:val="continue"/>
+            <w:tcBorders>
+              <w:top w:val="single" w:color="FFFFFF" w:sz="8" w:space="0"/>
+              <w:left w:val="single" w:color="FFFFFF" w:sz="8" w:space="0"/>
+              <w:bottom w:val="single" w:color="FFFFFF" w:sz="8" w:space="0"/>
+              <w:right w:val="single" w:color="FFFFFF" w:sz="8" w:space="0"/>
+            </w:tcBorders>
+            <w:shd w:val="clear" w:color="auto" w:fill="1F3864"/>
+            <w:vAlign w:val="center"/>
+          </w:tcPr>
+          <w:p>
+            <w:pPr>
+              <w:jc w:val="left"/>
+              <w:rPr>
+                <w:rFonts w:hint="default" w:ascii="Times New Roman" w:hAnsi="Times New Roman" w:eastAsia="宋体" w:cs="Times New Roman"/>
+                <w:b/>
+                <w:bCs w:val="0"/>
+                <w:i w:val="0"/>
+                <w:iCs w:val="0"/>
+                <w:color w:val="FFFFFF" w:themeColor="background1"/>
+                <w:sz w:val="18"/>
+                <w:szCs w:val="18"/>
+                <w:u w:val="none"/>
+                <w14:textFill>
+                  <w14:solidFill>
+                    <w14:schemeClr w14:val="bg1"/>
+                  </w14:solidFill>
+                </w14:textFill>
+              </w:rPr>
+            </w:pPr>
+          </w:p>
+        </w:tc>
+        <w:tc>
+          <w:tcPr>
+            <w:tcW w:w="435" w:type="pct"/>
+            <w:tcBorders>
+              <w:top w:val="single" w:color="000000" w:sz="4" w:space="0"/>
+              <w:left w:val="single" w:color="FFFFFF" w:sz="8" w:space="0"/>
+              <w:bottom w:val="single" w:color="000000" w:sz="4" w:space="0"/>
+              <w:right w:val="single" w:color="000000" w:sz="4" w:space="0"/>
+            </w:tcBorders>
+            <w:shd w:val="clear" w:color="auto" w:fill="FFFFFF"/>
+            <w:vAlign w:val="center"/>
+          </w:tcPr>
+          <w:p>
+            <w:pPr>
+              <w:keepNext w:val="0"/>
+              <w:keepLines w:val="0"/>
+              <w:widowControl/>
+              <w:suppressLineNumbers w:val="0"/>
+              <w:jc w:val="left"/>
+              <w:textAlignment w:val="center"/>
+              <w:rPr>
+                <w:rFonts w:hint="default" w:ascii="Times New Roman" w:hAnsi="Times New Roman" w:eastAsia="宋体" w:cs="Times New Roman"/>
+                <w:b w:val="0"/>
+                <w:bCs/>
+                <w:i w:val="0"/>
+                <w:iCs w:val="0"/>
+                <w:color w:val="000000"/>
+                <w:sz w:val="18"/>
+                <w:szCs w:val="18"/>
+                <w:u w:val="none"/>
+              </w:rPr>
+            </w:pPr>
+            <w:r>
+              <w:rPr>
+                <w:rFonts w:hint="default" w:ascii="Times New Roman" w:hAnsi="Times New Roman" w:eastAsia="宋体" w:cs="Times New Roman"/>
+                <w:b w:val="0"/>
+                <w:bCs/>
+                <w:i w:val="0"/>
+                <w:iCs w:val="0"/>
+                <w:color w:val="000000"/>
+                <w:kern w:val="0"/>
+                <w:sz w:val="18"/>
+                <w:szCs w:val="18"/>
+                <w:u w:val="none"/>
+                <w:lang w:val="en-US" w:eastAsia="zh-CN" w:bidi="ar"/>
+              </w:rPr>
+              <w:t xml:space="preserve">2 </w:t>
+            </w:r>
+          </w:p>
+        </w:tc>
+        <w:tc>
+          <w:tcPr>
+            <w:tcW w:w="1643" w:type="pct"/>
+            <w:tcBorders>
+              <w:top w:val="single" w:color="000000" w:sz="4" w:space="0"/>
+              <w:left w:val="single" w:color="000000" w:sz="4" w:space="0"/>
+              <w:bottom w:val="single" w:color="000000" w:sz="4" w:space="0"/>
+              <w:right w:val="single" w:color="000000" w:sz="4" w:space="0"/>
+            </w:tcBorders>
+            <w:shd w:val="clear" w:color="auto" w:fill="FFFFFF"/>
+            <w:vAlign w:val="center"/>
+          </w:tcPr>
+          <w:p>
+            <w:pPr>
+              <w:keepNext w:val="0"/>
+              <w:keepLines w:val="0"/>
+              <w:widowControl/>
+              <w:suppressLineNumbers w:val="0"/>
+              <w:jc w:val="left"/>
+              <w:textAlignment w:val="center"/>
+              <w:rPr>
+                <w:rFonts w:hint="default" w:ascii="Times New Roman" w:hAnsi="Times New Roman" w:eastAsia="宋体" w:cs="Times New Roman"/>
+                <w:b w:val="0"/>
+                <w:bCs/>
+                <w:i w:val="0"/>
+                <w:iCs w:val="0"/>
+                <w:color w:val="000000"/>
+                <w:sz w:val="18"/>
+                <w:szCs w:val="18"/>
+                <w:u w:val="none"/>
+              </w:rPr>
+            </w:pPr>
+            <w:r>
+              <w:rPr>
+                <w:rFonts w:hint="default" w:ascii="Times New Roman" w:hAnsi="Times New Roman" w:eastAsia="宋体" w:cs="Times New Roman"/>
+                <w:b w:val="0"/>
+                <w:bCs/>
+                <w:i w:val="0"/>
+                <w:iCs w:val="0"/>
+                <w:color w:val="000000"/>
+                <w:kern w:val="0"/>
+                <w:sz w:val="18"/>
+                <w:szCs w:val="18"/>
+                <w:u w:val="none"/>
+                <w:lang w:val="en-US" w:eastAsia="zh-CN" w:bidi="ar"/>
+              </w:rPr>
+              <w:t>c.34G&gt;C</w:t>
+            </w:r>
+          </w:p>
+        </w:tc>
+        <w:tc>
+          <w:tcPr>
+            <w:tcW w:w="1591" w:type="pct"/>
+            <w:tcBorders>
+              <w:top w:val="single" w:color="000000" w:sz="4" w:space="0"/>
+              <w:left w:val="single" w:color="000000" w:sz="4" w:space="0"/>
+              <w:bottom w:val="single" w:color="000000" w:sz="4" w:space="0"/>
+              <w:right w:val="single" w:color="000000" w:sz="4" w:space="0"/>
+            </w:tcBorders>
+            <w:shd w:val="clear" w:color="auto" w:fill="FFFFFF"/>
+            <w:vAlign w:val="center"/>
+          </w:tcPr>
+          <w:p>
+            <w:pPr>
+              <w:keepNext w:val="0"/>
+              <w:keepLines w:val="0"/>
+              <w:widowControl/>
+              <w:suppressLineNumbers w:val="0"/>
+              <w:jc w:val="left"/>
+              <w:textAlignment w:val="center"/>
+              <w:rPr>
+                <w:rFonts w:hint="default" w:ascii="Times New Roman" w:hAnsi="Times New Roman" w:eastAsia="宋体" w:cs="Times New Roman"/>
+                <w:b w:val="0"/>
+                <w:bCs/>
+                <w:i w:val="0"/>
+                <w:iCs w:val="0"/>
+                <w:color w:val="000000"/>
+                <w:sz w:val="18"/>
+                <w:szCs w:val="18"/>
+                <w:u w:val="none"/>
+              </w:rPr>
+            </w:pPr>
+            <w:r>
+              <w:rPr>
+                <w:rFonts w:hint="default" w:ascii="Times New Roman" w:hAnsi="Times New Roman" w:eastAsia="宋体" w:cs="Times New Roman"/>
+                <w:b w:val="0"/>
+                <w:bCs/>
+                <w:i w:val="0"/>
+                <w:iCs w:val="0"/>
+                <w:color w:val="000000"/>
+                <w:kern w:val="0"/>
+                <w:sz w:val="18"/>
+                <w:szCs w:val="18"/>
+                <w:u w:val="none"/>
+                <w:lang w:val="en-US" w:eastAsia="zh-CN" w:bidi="ar"/>
+              </w:rPr>
+              <w:t>p.G12R</w:t>
+            </w:r>
+          </w:p>
+        </w:tc>
+        <w:tc>
+          <w:tcPr>
+            <w:tcW w:w="630" w:type="pct"/>
+            <w:tcBorders>
+              <w:top w:val="single" w:color="000000" w:sz="4" w:space="0"/>
+              <w:left w:val="single" w:color="000000" w:sz="4" w:space="0"/>
+              <w:bottom w:val="single" w:color="000000" w:sz="4" w:space="0"/>
+              <w:right w:val="single" w:color="000000" w:sz="4" w:space="0"/>
+            </w:tcBorders>
+            <w:shd w:val="clear" w:color="auto" w:fill="FFFFFF"/>
+            <w:vAlign w:val="center"/>
+          </w:tcPr>
+          <w:p>
+            <w:pPr>
+              <w:keepNext w:val="0"/>
+              <w:keepLines w:val="0"/>
+              <w:widowControl/>
+              <w:suppressLineNumbers w:val="0"/>
+              <w:jc w:val="left"/>
+              <w:textAlignment w:val="center"/>
+              <w:rPr>
+                <w:rFonts w:hint="default" w:ascii="Times New Roman" w:hAnsi="Times New Roman" w:eastAsia="宋体" w:cs="Times New Roman"/>
+                <w:b w:val="0"/>
+                <w:bCs/>
+                <w:i w:val="0"/>
+                <w:iCs w:val="0"/>
+                <w:color w:val="000000"/>
+                <w:sz w:val="18"/>
+                <w:szCs w:val="18"/>
+                <w:u w:val="none"/>
+              </w:rPr>
+            </w:pPr>
+            <w:r>
+              <w:rPr>
+                <w:rFonts w:hint="default" w:ascii="Times New Roman" w:hAnsi="Times New Roman" w:eastAsia="宋体" w:cs="Times New Roman"/>
+                <w:b w:val="0"/>
+                <w:bCs/>
+                <w:i w:val="0"/>
+                <w:iCs w:val="0"/>
+                <w:color w:val="000000"/>
+                <w:kern w:val="0"/>
+                <w:sz w:val="18"/>
+                <w:szCs w:val="18"/>
+                <w:u w:val="none"/>
+                <w:lang w:val="en-US" w:eastAsia="zh-CN" w:bidi="ar"/>
+              </w:rPr>
+              <w:t xml:space="preserve">518 </w:t>
             </w:r>
           </w:p>
         </w:tc>
@@ -22037,7 +23635,7 @@
         <w:tc>
           <w:tcPr>
             <w:tcW w:w="699" w:type="pct"/>
-            <w:vMerge w:val="restart"/>
+            <w:vMerge w:val="continue"/>
             <w:tcBorders>
               <w:top w:val="single" w:color="FFFFFF" w:sz="8" w:space="0"/>
               <w:left w:val="single" w:color="FFFFFF" w:sz="8" w:space="0"/>
@@ -22045,6 +23643,40 @@
               <w:right w:val="single" w:color="FFFFFF" w:sz="8" w:space="0"/>
             </w:tcBorders>
             <w:shd w:val="clear" w:color="auto" w:fill="1F3864"/>
+            <w:vAlign w:val="center"/>
+          </w:tcPr>
+          <w:p>
+            <w:pPr>
+              <w:jc w:val="left"/>
+              <w:rPr>
+                <w:rFonts w:hint="default" w:ascii="Times New Roman" w:hAnsi="Times New Roman" w:eastAsia="宋体" w:cs="Times New Roman"/>
+                <w:b/>
+                <w:bCs w:val="0"/>
+                <w:i w:val="0"/>
+                <w:iCs w:val="0"/>
+                <w:color w:val="FFFFFF" w:themeColor="background1"/>
+                <w:sz w:val="18"/>
+                <w:szCs w:val="18"/>
+                <w:u w:val="none"/>
+                <w14:textFill>
+                  <w14:solidFill>
+                    <w14:schemeClr w14:val="bg1"/>
+                  </w14:solidFill>
+                </w14:textFill>
+              </w:rPr>
+            </w:pPr>
+          </w:p>
+        </w:tc>
+        <w:tc>
+          <w:tcPr>
+            <w:tcW w:w="435" w:type="pct"/>
+            <w:tcBorders>
+              <w:top w:val="single" w:color="000000" w:sz="4" w:space="0"/>
+              <w:left w:val="single" w:color="FFFFFF" w:sz="8" w:space="0"/>
+              <w:bottom w:val="single" w:color="000000" w:sz="4" w:space="0"/>
+              <w:right w:val="single" w:color="000000" w:sz="4" w:space="0"/>
+            </w:tcBorders>
+            <w:shd w:val="clear" w:color="auto" w:fill="FFFFFF"/>
             <w:vAlign w:val="center"/>
           </w:tcPr>
           <w:p>
@@ -22057,50 +23689,40 @@
               <w:textAlignment w:val="center"/>
               <w:rPr>
                 <w:rFonts w:hint="default" w:ascii="Times New Roman" w:hAnsi="Times New Roman" w:eastAsia="宋体" w:cs="Times New Roman"/>
-                <w:b/>
-                <w:bCs w:val="0"/>
+                <w:b w:val="0"/>
+                <w:bCs/>
                 <w:i w:val="0"/>
                 <w:iCs w:val="0"/>
-                <w:color w:val="FFFFFF" w:themeColor="background1"/>
+                <w:color w:val="000000"/>
                 <w:sz w:val="18"/>
                 <w:szCs w:val="18"/>
                 <w:u w:val="none"/>
-                <w14:textFill>
-                  <w14:solidFill>
-                    <w14:schemeClr w14:val="bg1"/>
-                  </w14:solidFill>
-                </w14:textFill>
               </w:rPr>
             </w:pPr>
             <w:r>
               <w:rPr>
                 <w:rFonts w:hint="default" w:ascii="Times New Roman" w:hAnsi="Times New Roman" w:eastAsia="宋体" w:cs="Times New Roman"/>
-                <w:b/>
-                <w:bCs w:val="0"/>
+                <w:b w:val="0"/>
+                <w:bCs/>
                 <w:i w:val="0"/>
                 <w:iCs w:val="0"/>
-                <w:color w:val="FFFFFF" w:themeColor="background1"/>
+                <w:color w:val="000000"/>
                 <w:kern w:val="0"/>
                 <w:sz w:val="18"/>
                 <w:szCs w:val="18"/>
                 <w:u w:val="none"/>
                 <w:lang w:val="en-US" w:eastAsia="zh-CN" w:bidi="ar"/>
-                <w14:textFill>
-                  <w14:solidFill>
-                    <w14:schemeClr w14:val="bg1"/>
-                  </w14:solidFill>
-                </w14:textFill>
-              </w:rPr>
-              <w:t>KRAS</w:t>
-            </w:r>
-          </w:p>
-        </w:tc>
-        <w:tc>
-          <w:tcPr>
-            <w:tcW w:w="435" w:type="pct"/>
+              </w:rPr>
+              <w:t xml:space="preserve">2 </w:t>
+            </w:r>
+          </w:p>
+        </w:tc>
+        <w:tc>
+          <w:tcPr>
+            <w:tcW w:w="1643" w:type="pct"/>
             <w:tcBorders>
               <w:top w:val="single" w:color="000000" w:sz="4" w:space="0"/>
-              <w:left w:val="single" w:color="FFFFFF" w:sz="8" w:space="0"/>
+              <w:left w:val="single" w:color="000000" w:sz="4" w:space="0"/>
               <w:bottom w:val="single" w:color="000000" w:sz="4" w:space="0"/>
               <w:right w:val="single" w:color="000000" w:sz="4" w:space="0"/>
             </w:tcBorders>
@@ -22141,13 +23763,13 @@
                 <w:u w:val="none"/>
                 <w:lang w:val="en-US" w:eastAsia="zh-CN" w:bidi="ar"/>
               </w:rPr>
-              <w:t xml:space="preserve">2 </w:t>
-            </w:r>
-          </w:p>
-        </w:tc>
-        <w:tc>
-          <w:tcPr>
-            <w:tcW w:w="1643" w:type="pct"/>
+              <w:t>c.35G&gt;C</w:t>
+            </w:r>
+          </w:p>
+        </w:tc>
+        <w:tc>
+          <w:tcPr>
+            <w:tcW w:w="1591" w:type="pct"/>
             <w:tcBorders>
               <w:top w:val="single" w:color="000000" w:sz="4" w:space="0"/>
               <w:left w:val="single" w:color="000000" w:sz="4" w:space="0"/>
@@ -22191,13 +23813,13 @@
                 <w:u w:val="none"/>
                 <w:lang w:val="en-US" w:eastAsia="zh-CN" w:bidi="ar"/>
               </w:rPr>
-              <w:t>c.35G&gt;A</w:t>
-            </w:r>
-          </w:p>
-        </w:tc>
-        <w:tc>
-          <w:tcPr>
-            <w:tcW w:w="1591" w:type="pct"/>
+              <w:t>p.G12A</w:t>
+            </w:r>
+          </w:p>
+        </w:tc>
+        <w:tc>
+          <w:tcPr>
+            <w:tcW w:w="630" w:type="pct"/>
             <w:tcBorders>
               <w:top w:val="single" w:color="000000" w:sz="4" w:space="0"/>
               <w:left w:val="single" w:color="000000" w:sz="4" w:space="0"/>
@@ -22241,57 +23863,7 @@
                 <w:u w:val="none"/>
                 <w:lang w:val="en-US" w:eastAsia="zh-CN" w:bidi="ar"/>
               </w:rPr>
-              <w:t>p.G12D</w:t>
-            </w:r>
-          </w:p>
-        </w:tc>
-        <w:tc>
-          <w:tcPr>
-            <w:tcW w:w="630" w:type="pct"/>
-            <w:tcBorders>
-              <w:top w:val="single" w:color="000000" w:sz="4" w:space="0"/>
-              <w:left w:val="single" w:color="000000" w:sz="4" w:space="0"/>
-              <w:bottom w:val="single" w:color="000000" w:sz="4" w:space="0"/>
-              <w:right w:val="single" w:color="000000" w:sz="4" w:space="0"/>
-            </w:tcBorders>
-            <w:shd w:val="clear" w:color="auto" w:fill="FFFFFF"/>
-            <w:vAlign w:val="center"/>
-          </w:tcPr>
-          <w:p>
-            <w:pPr>
-              <w:keepNext w:val="0"/>
-              <w:keepLines w:val="0"/>
-              <w:widowControl/>
-              <w:suppressLineNumbers w:val="0"/>
-              <w:jc w:val="left"/>
-              <w:textAlignment w:val="center"/>
-              <w:rPr>
-                <w:rFonts w:hint="default" w:ascii="Times New Roman" w:hAnsi="Times New Roman" w:eastAsia="宋体" w:cs="Times New Roman"/>
-                <w:b w:val="0"/>
-                <w:bCs/>
-                <w:i w:val="0"/>
-                <w:iCs w:val="0"/>
-                <w:color w:val="000000"/>
-                <w:sz w:val="18"/>
-                <w:szCs w:val="18"/>
-                <w:u w:val="none"/>
-              </w:rPr>
-            </w:pPr>
-            <w:r>
-              <w:rPr>
-                <w:rFonts w:hint="default" w:ascii="Times New Roman" w:hAnsi="Times New Roman" w:eastAsia="宋体" w:cs="Times New Roman"/>
-                <w:b w:val="0"/>
-                <w:bCs/>
-                <w:i w:val="0"/>
-                <w:iCs w:val="0"/>
-                <w:color w:val="000000"/>
-                <w:kern w:val="0"/>
-                <w:sz w:val="18"/>
-                <w:szCs w:val="18"/>
-                <w:u w:val="none"/>
-                <w:lang w:val="en-US" w:eastAsia="zh-CN" w:bidi="ar"/>
-              </w:rPr>
-              <w:t xml:space="preserve">521 </w:t>
+              <w:t xml:space="preserve">522 </w:t>
             </w:r>
           </w:p>
         </w:tc>
@@ -22319,7 +23891,6 @@
         <w:tc>
           <w:tcPr>
             <w:tcW w:w="699" w:type="pct"/>
-            <w:vMerge w:val="continue"/>
             <w:tcBorders>
               <w:top w:val="single" w:color="FFFFFF" w:sz="8" w:space="0"/>
               <w:left w:val="single" w:color="FFFFFF" w:sz="8" w:space="0"/>
@@ -22331,7 +23902,12 @@
           </w:tcPr>
           <w:p>
             <w:pPr>
+              <w:keepNext w:val="0"/>
+              <w:keepLines w:val="0"/>
+              <w:widowControl/>
+              <w:suppressLineNumbers w:val="0"/>
               <w:jc w:val="left"/>
+              <w:textAlignment w:val="center"/>
               <w:rPr>
                 <w:rFonts w:hint="default" w:ascii="Times New Roman" w:hAnsi="Times New Roman" w:eastAsia="宋体" w:cs="Times New Roman"/>
                 <w:b/>
@@ -22349,6 +23925,27 @@
                 </w14:textFill>
               </w:rPr>
             </w:pPr>
+            <w:r>
+              <w:rPr>
+                <w:rFonts w:hint="default" w:ascii="Times New Roman" w:hAnsi="Times New Roman" w:eastAsia="宋体" w:cs="Times New Roman"/>
+                <w:b/>
+                <w:bCs w:val="0"/>
+                <w:i w:val="0"/>
+                <w:iCs w:val="0"/>
+                <w:color w:val="FFFFFF" w:themeColor="background1"/>
+                <w:kern w:val="0"/>
+                <w:sz w:val="18"/>
+                <w:szCs w:val="18"/>
+                <w:u w:val="none"/>
+                <w:lang w:val="en-US" w:eastAsia="zh-CN" w:bidi="ar"/>
+                <w14:textFill>
+                  <w14:solidFill>
+                    <w14:schemeClr w14:val="bg1"/>
+                  </w14:solidFill>
+                </w14:textFill>
+              </w:rPr>
+              <w:t>BRAF</w:t>
+            </w:r>
           </w:p>
         </w:tc>
         <w:tc>
@@ -22397,7 +23994,7 @@
                 <w:u w:val="none"/>
                 <w:lang w:val="en-US" w:eastAsia="zh-CN" w:bidi="ar"/>
               </w:rPr>
-              <w:t xml:space="preserve">2 </w:t>
+              <w:t xml:space="preserve">15 </w:t>
             </w:r>
           </w:p>
         </w:tc>
@@ -22447,7 +24044,7 @@
                 <w:u w:val="none"/>
                 <w:lang w:val="en-US" w:eastAsia="zh-CN" w:bidi="ar"/>
               </w:rPr>
-              <w:t>c.35G&gt;T</w:t>
+              <w:t>c.1799T&gt;A</w:t>
             </w:r>
           </w:p>
         </w:tc>
@@ -22497,7 +24094,7 @@
                 <w:u w:val="none"/>
                 <w:lang w:val="en-US" w:eastAsia="zh-CN" w:bidi="ar"/>
               </w:rPr>
-              <w:t>p.G12V</w:t>
+              <w:t>p.V600E</w:t>
             </w:r>
           </w:p>
         </w:tc>
@@ -22547,263 +24144,7 @@
                 <w:u w:val="none"/>
                 <w:lang w:val="en-US" w:eastAsia="zh-CN" w:bidi="ar"/>
               </w:rPr>
-              <w:t xml:space="preserve">520 </w:t>
-            </w:r>
-          </w:p>
-        </w:tc>
-      </w:tr>
-      <w:tr>
-        <w:tblPrEx>
-          <w:tblBorders>
-            <w:top w:val="none" w:color="auto" w:sz="0" w:space="0"/>
-            <w:left w:val="none" w:color="auto" w:sz="0" w:space="0"/>
-            <w:bottom w:val="none" w:color="auto" w:sz="0" w:space="0"/>
-            <w:right w:val="none" w:color="auto" w:sz="0" w:space="0"/>
-            <w:insideH w:val="none" w:color="auto" w:sz="0" w:space="0"/>
-            <w:insideV w:val="none" w:color="auto" w:sz="0" w:space="0"/>
-          </w:tblBorders>
-          <w:tblCellMar>
-            <w:top w:w="0" w:type="dxa"/>
-            <w:left w:w="108" w:type="dxa"/>
-            <w:bottom w:w="0" w:type="dxa"/>
-            <w:right w:w="108" w:type="dxa"/>
-          </w:tblCellMar>
-        </w:tblPrEx>
-        <w:trPr>
-          <w:trHeight w:val="300" w:hRule="atLeast"/>
-        </w:trPr>
-        <w:tc>
-          <w:tcPr>
-            <w:tcW w:w="699" w:type="pct"/>
-            <w:vMerge w:val="continue"/>
-            <w:tcBorders>
-              <w:top w:val="single" w:color="FFFFFF" w:sz="8" w:space="0"/>
-              <w:left w:val="single" w:color="FFFFFF" w:sz="8" w:space="0"/>
-              <w:bottom w:val="single" w:color="FFFFFF" w:sz="8" w:space="0"/>
-              <w:right w:val="single" w:color="FFFFFF" w:sz="8" w:space="0"/>
-            </w:tcBorders>
-            <w:shd w:val="clear" w:color="auto" w:fill="1F3864"/>
-            <w:vAlign w:val="center"/>
-          </w:tcPr>
-          <w:p>
-            <w:pPr>
-              <w:jc w:val="left"/>
-              <w:rPr>
-                <w:rFonts w:hint="default" w:ascii="Times New Roman" w:hAnsi="Times New Roman" w:eastAsia="宋体" w:cs="Times New Roman"/>
-                <w:b/>
-                <w:bCs w:val="0"/>
-                <w:i w:val="0"/>
-                <w:iCs w:val="0"/>
-                <w:color w:val="FFFFFF" w:themeColor="background1"/>
-                <w:sz w:val="18"/>
-                <w:szCs w:val="18"/>
-                <w:u w:val="none"/>
-                <w14:textFill>
-                  <w14:solidFill>
-                    <w14:schemeClr w14:val="bg1"/>
-                  </w14:solidFill>
-                </w14:textFill>
-              </w:rPr>
-            </w:pPr>
-          </w:p>
-        </w:tc>
-        <w:tc>
-          <w:tcPr>
-            <w:tcW w:w="435" w:type="pct"/>
-            <w:tcBorders>
-              <w:top w:val="single" w:color="000000" w:sz="4" w:space="0"/>
-              <w:left w:val="single" w:color="FFFFFF" w:sz="8" w:space="0"/>
-              <w:bottom w:val="single" w:color="000000" w:sz="4" w:space="0"/>
-              <w:right w:val="single" w:color="000000" w:sz="4" w:space="0"/>
-            </w:tcBorders>
-            <w:shd w:val="clear" w:color="auto" w:fill="FFFFFF"/>
-            <w:vAlign w:val="center"/>
-          </w:tcPr>
-          <w:p>
-            <w:pPr>
-              <w:keepNext w:val="0"/>
-              <w:keepLines w:val="0"/>
-              <w:widowControl/>
-              <w:suppressLineNumbers w:val="0"/>
-              <w:jc w:val="left"/>
-              <w:textAlignment w:val="center"/>
-              <w:rPr>
-                <w:rFonts w:hint="default" w:ascii="Times New Roman" w:hAnsi="Times New Roman" w:eastAsia="宋体" w:cs="Times New Roman"/>
-                <w:b w:val="0"/>
-                <w:bCs/>
-                <w:i w:val="0"/>
-                <w:iCs w:val="0"/>
-                <w:color w:val="000000"/>
-                <w:sz w:val="18"/>
-                <w:szCs w:val="18"/>
-                <w:u w:val="none"/>
-              </w:rPr>
-            </w:pPr>
-            <w:r>
-              <w:rPr>
-                <w:rFonts w:hint="default" w:ascii="Times New Roman" w:hAnsi="Times New Roman" w:eastAsia="宋体" w:cs="Times New Roman"/>
-                <w:b w:val="0"/>
-                <w:bCs/>
-                <w:i w:val="0"/>
-                <w:iCs w:val="0"/>
-                <w:color w:val="000000"/>
-                <w:kern w:val="0"/>
-                <w:sz w:val="18"/>
-                <w:szCs w:val="18"/>
-                <w:u w:val="none"/>
-                <w:lang w:val="en-US" w:eastAsia="zh-CN" w:bidi="ar"/>
-              </w:rPr>
-              <w:t xml:space="preserve">2 </w:t>
-            </w:r>
-          </w:p>
-        </w:tc>
-        <w:tc>
-          <w:tcPr>
-            <w:tcW w:w="1643" w:type="pct"/>
-            <w:tcBorders>
-              <w:top w:val="single" w:color="000000" w:sz="4" w:space="0"/>
-              <w:left w:val="single" w:color="000000" w:sz="4" w:space="0"/>
-              <w:bottom w:val="single" w:color="000000" w:sz="4" w:space="0"/>
-              <w:right w:val="single" w:color="000000" w:sz="4" w:space="0"/>
-            </w:tcBorders>
-            <w:shd w:val="clear" w:color="auto" w:fill="FFFFFF"/>
-            <w:vAlign w:val="center"/>
-          </w:tcPr>
-          <w:p>
-            <w:pPr>
-              <w:keepNext w:val="0"/>
-              <w:keepLines w:val="0"/>
-              <w:widowControl/>
-              <w:suppressLineNumbers w:val="0"/>
-              <w:jc w:val="left"/>
-              <w:textAlignment w:val="center"/>
-              <w:rPr>
-                <w:rFonts w:hint="default" w:ascii="Times New Roman" w:hAnsi="Times New Roman" w:eastAsia="宋体" w:cs="Times New Roman"/>
-                <w:b w:val="0"/>
-                <w:bCs/>
-                <w:i w:val="0"/>
-                <w:iCs w:val="0"/>
-                <w:color w:val="000000"/>
-                <w:sz w:val="18"/>
-                <w:szCs w:val="18"/>
-                <w:u w:val="none"/>
-              </w:rPr>
-            </w:pPr>
-            <w:r>
-              <w:rPr>
-                <w:rFonts w:hint="default" w:ascii="Times New Roman" w:hAnsi="Times New Roman" w:eastAsia="宋体" w:cs="Times New Roman"/>
-                <w:b w:val="0"/>
-                <w:bCs/>
-                <w:i w:val="0"/>
-                <w:iCs w:val="0"/>
-                <w:color w:val="000000"/>
-                <w:kern w:val="0"/>
-                <w:sz w:val="18"/>
-                <w:szCs w:val="18"/>
-                <w:u w:val="none"/>
-                <w:lang w:val="en-US" w:eastAsia="zh-CN" w:bidi="ar"/>
-              </w:rPr>
-              <w:t>c.34G&gt;T</w:t>
-            </w:r>
-          </w:p>
-        </w:tc>
-        <w:tc>
-          <w:tcPr>
-            <w:tcW w:w="1591" w:type="pct"/>
-            <w:tcBorders>
-              <w:top w:val="single" w:color="000000" w:sz="4" w:space="0"/>
-              <w:left w:val="single" w:color="000000" w:sz="4" w:space="0"/>
-              <w:bottom w:val="single" w:color="000000" w:sz="4" w:space="0"/>
-              <w:right w:val="single" w:color="000000" w:sz="4" w:space="0"/>
-            </w:tcBorders>
-            <w:shd w:val="clear" w:color="auto" w:fill="FFFFFF"/>
-            <w:vAlign w:val="center"/>
-          </w:tcPr>
-          <w:p>
-            <w:pPr>
-              <w:keepNext w:val="0"/>
-              <w:keepLines w:val="0"/>
-              <w:widowControl/>
-              <w:suppressLineNumbers w:val="0"/>
-              <w:jc w:val="left"/>
-              <w:textAlignment w:val="center"/>
-              <w:rPr>
-                <w:rFonts w:hint="default" w:ascii="Times New Roman" w:hAnsi="Times New Roman" w:eastAsia="宋体" w:cs="Times New Roman"/>
-                <w:b w:val="0"/>
-                <w:bCs/>
-                <w:i w:val="0"/>
-                <w:iCs w:val="0"/>
-                <w:color w:val="000000"/>
-                <w:sz w:val="18"/>
-                <w:szCs w:val="18"/>
-                <w:u w:val="none"/>
-              </w:rPr>
-            </w:pPr>
-            <w:r>
-              <w:rPr>
-                <w:rFonts w:hint="default" w:ascii="Times New Roman" w:hAnsi="Times New Roman" w:eastAsia="宋体" w:cs="Times New Roman"/>
-                <w:b w:val="0"/>
-                <w:bCs/>
-                <w:i w:val="0"/>
-                <w:iCs w:val="0"/>
-                <w:color w:val="000000"/>
-                <w:kern w:val="0"/>
-                <w:sz w:val="18"/>
-                <w:szCs w:val="18"/>
-                <w:u w:val="none"/>
-                <w:lang w:val="en-US" w:eastAsia="zh-CN" w:bidi="ar"/>
-              </w:rPr>
-              <w:t>p.G12C</w:t>
-            </w:r>
-          </w:p>
-        </w:tc>
-        <w:tc>
-          <w:tcPr>
-            <w:tcW w:w="630" w:type="pct"/>
-            <w:tcBorders>
-              <w:top w:val="single" w:color="000000" w:sz="4" w:space="0"/>
-              <w:left w:val="single" w:color="000000" w:sz="4" w:space="0"/>
-              <w:bottom w:val="single" w:color="000000" w:sz="4" w:space="0"/>
-              <w:right w:val="single" w:color="000000" w:sz="4" w:space="0"/>
-            </w:tcBorders>
-            <w:shd w:val="clear" w:color="auto" w:fill="FFFFFF"/>
-            <w:vAlign w:val="center"/>
-          </w:tcPr>
-          <w:p>
-            <w:pPr>
-              <w:keepNext w:val="0"/>
-              <w:keepLines w:val="0"/>
-              <w:widowControl/>
-              <w:suppressLineNumbers w:val="0"/>
-              <w:jc w:val="left"/>
-              <w:textAlignment w:val="center"/>
-              <w:rPr>
-                <w:rFonts w:hint="default" w:ascii="Times New Roman" w:hAnsi="Times New Roman" w:eastAsia="宋体" w:cs="Times New Roman"/>
-                <w:b w:val="0"/>
-                <w:bCs/>
-                <w:i w:val="0"/>
-                <w:iCs w:val="0"/>
-                <w:color w:val="000000"/>
-                <w:sz w:val="18"/>
-                <w:szCs w:val="18"/>
-                <w:u w:val="none"/>
-              </w:rPr>
-            </w:pPr>
-            <w:r>
-              <w:rPr>
-                <w:rFonts w:hint="default" w:ascii="Times New Roman" w:hAnsi="Times New Roman" w:eastAsia="宋体" w:cs="Times New Roman"/>
-                <w:b w:val="0"/>
-                <w:bCs/>
-                <w:i w:val="0"/>
-                <w:iCs w:val="0"/>
-                <w:color w:val="000000"/>
-                <w:kern w:val="0"/>
-                <w:sz w:val="18"/>
-                <w:szCs w:val="18"/>
-                <w:u w:val="none"/>
-                <w:lang w:val="en-US" w:eastAsia="zh-CN" w:bidi="ar"/>
-              </w:rPr>
-              <w:t xml:space="preserve">516 </w:t>
+              <w:t xml:space="preserve">476 </w:t>
             </w:r>
           </w:p>
         </w:tc>
@@ -22832,7 +24173,7 @@
         <w:tc>
           <w:tcPr>
             <w:tcW w:w="699" w:type="pct"/>
-            <w:vMerge w:val="continue"/>
+            <w:vMerge w:val="restart"/>
             <w:tcBorders>
               <w:top w:val="single" w:color="FFFFFF" w:sz="8" w:space="0"/>
               <w:left w:val="single" w:color="FFFFFF" w:sz="8" w:space="0"/>
@@ -22844,7 +24185,12 @@
           </w:tcPr>
           <w:p>
             <w:pPr>
+              <w:keepNext w:val="0"/>
+              <w:keepLines w:val="0"/>
+              <w:widowControl/>
+              <w:suppressLineNumbers w:val="0"/>
               <w:jc w:val="left"/>
+              <w:textAlignment w:val="center"/>
               <w:rPr>
                 <w:rFonts w:hint="default" w:ascii="Times New Roman" w:hAnsi="Times New Roman" w:eastAsia="宋体" w:cs="Times New Roman"/>
                 <w:b/>
@@ -22862,6 +24208,27 @@
                 </w14:textFill>
               </w:rPr>
             </w:pPr>
+            <w:r>
+              <w:rPr>
+                <w:rFonts w:hint="default" w:ascii="Times New Roman" w:hAnsi="Times New Roman" w:eastAsia="宋体" w:cs="Times New Roman"/>
+                <w:b/>
+                <w:bCs w:val="0"/>
+                <w:i w:val="0"/>
+                <w:iCs w:val="0"/>
+                <w:color w:val="FFFFFF" w:themeColor="background1"/>
+                <w:kern w:val="0"/>
+                <w:sz w:val="18"/>
+                <w:szCs w:val="18"/>
+                <w:u w:val="none"/>
+                <w:lang w:val="en-US" w:eastAsia="zh-CN" w:bidi="ar"/>
+                <w14:textFill>
+                  <w14:solidFill>
+                    <w14:schemeClr w14:val="bg1"/>
+                  </w14:solidFill>
+                </w14:textFill>
+              </w:rPr>
+              <w:t>PIK3CA</w:t>
+            </w:r>
           </w:p>
         </w:tc>
         <w:tc>
@@ -22910,7 +24277,7 @@
                 <w:u w:val="none"/>
                 <w:lang w:val="en-US" w:eastAsia="zh-CN" w:bidi="ar"/>
               </w:rPr>
-              <w:t xml:space="preserve">2 </w:t>
+              <w:t xml:space="preserve">9 </w:t>
             </w:r>
           </w:p>
         </w:tc>
@@ -22960,7 +24327,7 @@
                 <w:u w:val="none"/>
                 <w:lang w:val="en-US" w:eastAsia="zh-CN" w:bidi="ar"/>
               </w:rPr>
-              <w:t>c.34G&gt;A</w:t>
+              <w:t>c.1624G&gt;A</w:t>
             </w:r>
           </w:p>
         </w:tc>
@@ -23010,7 +24377,7 @@
                 <w:u w:val="none"/>
                 <w:lang w:val="en-US" w:eastAsia="zh-CN" w:bidi="ar"/>
               </w:rPr>
-              <w:t>p.G12S</w:t>
+              <w:t>p.E542K</w:t>
             </w:r>
           </w:p>
         </w:tc>
@@ -23060,7 +24427,1059 @@
                 <w:u w:val="none"/>
                 <w:lang w:val="en-US" w:eastAsia="zh-CN" w:bidi="ar"/>
               </w:rPr>
-              <w:t xml:space="preserve">517 </w:t>
+              <w:t xml:space="preserve">760 </w:t>
+            </w:r>
+          </w:p>
+        </w:tc>
+      </w:tr>
+      <w:tr>
+        <w:tblPrEx>
+          <w:tblBorders>
+            <w:top w:val="none" w:color="auto" w:sz="0" w:space="0"/>
+            <w:left w:val="none" w:color="auto" w:sz="0" w:space="0"/>
+            <w:bottom w:val="none" w:color="auto" w:sz="0" w:space="0"/>
+            <w:right w:val="none" w:color="auto" w:sz="0" w:space="0"/>
+            <w:insideH w:val="none" w:color="auto" w:sz="0" w:space="0"/>
+            <w:insideV w:val="none" w:color="auto" w:sz="0" w:space="0"/>
+          </w:tblBorders>
+          <w:tblCellMar>
+            <w:top w:w="0" w:type="dxa"/>
+            <w:left w:w="108" w:type="dxa"/>
+            <w:bottom w:w="0" w:type="dxa"/>
+            <w:right w:w="108" w:type="dxa"/>
+          </w:tblCellMar>
+        </w:tblPrEx>
+        <w:trPr>
+          <w:trHeight w:val="300" w:hRule="atLeast"/>
+        </w:trPr>
+        <w:tc>
+          <w:tcPr>
+            <w:tcW w:w="699" w:type="pct"/>
+            <w:vMerge w:val="continue"/>
+            <w:tcBorders>
+              <w:top w:val="single" w:color="FFFFFF" w:sz="8" w:space="0"/>
+              <w:left w:val="single" w:color="FFFFFF" w:sz="8" w:space="0"/>
+              <w:bottom w:val="single" w:color="FFFFFF" w:sz="8" w:space="0"/>
+              <w:right w:val="single" w:color="FFFFFF" w:sz="8" w:space="0"/>
+            </w:tcBorders>
+            <w:shd w:val="clear" w:color="auto" w:fill="1F3864"/>
+            <w:vAlign w:val="center"/>
+          </w:tcPr>
+          <w:p>
+            <w:pPr>
+              <w:jc w:val="left"/>
+              <w:rPr>
+                <w:rFonts w:hint="default" w:ascii="Times New Roman" w:hAnsi="Times New Roman" w:eastAsia="宋体" w:cs="Times New Roman"/>
+                <w:b/>
+                <w:bCs w:val="0"/>
+                <w:i w:val="0"/>
+                <w:iCs w:val="0"/>
+                <w:color w:val="FFFFFF" w:themeColor="background1"/>
+                <w:sz w:val="18"/>
+                <w:szCs w:val="18"/>
+                <w:u w:val="none"/>
+                <w14:textFill>
+                  <w14:solidFill>
+                    <w14:schemeClr w14:val="bg1"/>
+                  </w14:solidFill>
+                </w14:textFill>
+              </w:rPr>
+            </w:pPr>
+          </w:p>
+        </w:tc>
+        <w:tc>
+          <w:tcPr>
+            <w:tcW w:w="435" w:type="pct"/>
+            <w:tcBorders>
+              <w:top w:val="single" w:color="000000" w:sz="4" w:space="0"/>
+              <w:left w:val="single" w:color="FFFFFF" w:sz="8" w:space="0"/>
+              <w:bottom w:val="single" w:color="000000" w:sz="4" w:space="0"/>
+              <w:right w:val="single" w:color="000000" w:sz="4" w:space="0"/>
+            </w:tcBorders>
+            <w:shd w:val="clear" w:color="auto" w:fill="FFFFFF"/>
+            <w:vAlign w:val="center"/>
+          </w:tcPr>
+          <w:p>
+            <w:pPr>
+              <w:keepNext w:val="0"/>
+              <w:keepLines w:val="0"/>
+              <w:widowControl/>
+              <w:suppressLineNumbers w:val="0"/>
+              <w:jc w:val="left"/>
+              <w:textAlignment w:val="center"/>
+              <w:rPr>
+                <w:rFonts w:hint="default" w:ascii="Times New Roman" w:hAnsi="Times New Roman" w:eastAsia="宋体" w:cs="Times New Roman"/>
+                <w:b w:val="0"/>
+                <w:bCs/>
+                <w:i w:val="0"/>
+                <w:iCs w:val="0"/>
+                <w:color w:val="000000"/>
+                <w:sz w:val="18"/>
+                <w:szCs w:val="18"/>
+                <w:u w:val="none"/>
+              </w:rPr>
+            </w:pPr>
+            <w:r>
+              <w:rPr>
+                <w:rFonts w:hint="default" w:ascii="Times New Roman" w:hAnsi="Times New Roman" w:eastAsia="宋体" w:cs="Times New Roman"/>
+                <w:b w:val="0"/>
+                <w:bCs/>
+                <w:i w:val="0"/>
+                <w:iCs w:val="0"/>
+                <w:color w:val="000000"/>
+                <w:kern w:val="0"/>
+                <w:sz w:val="18"/>
+                <w:szCs w:val="18"/>
+                <w:u w:val="none"/>
+                <w:lang w:val="en-US" w:eastAsia="zh-CN" w:bidi="ar"/>
+              </w:rPr>
+              <w:t xml:space="preserve">9 </w:t>
+            </w:r>
+          </w:p>
+        </w:tc>
+        <w:tc>
+          <w:tcPr>
+            <w:tcW w:w="1643" w:type="pct"/>
+            <w:tcBorders>
+              <w:top w:val="single" w:color="000000" w:sz="4" w:space="0"/>
+              <w:left w:val="single" w:color="000000" w:sz="4" w:space="0"/>
+              <w:bottom w:val="single" w:color="000000" w:sz="4" w:space="0"/>
+              <w:right w:val="single" w:color="000000" w:sz="4" w:space="0"/>
+            </w:tcBorders>
+            <w:shd w:val="clear" w:color="auto" w:fill="FFFFFF"/>
+            <w:vAlign w:val="center"/>
+          </w:tcPr>
+          <w:p>
+            <w:pPr>
+              <w:keepNext w:val="0"/>
+              <w:keepLines w:val="0"/>
+              <w:widowControl/>
+              <w:suppressLineNumbers w:val="0"/>
+              <w:jc w:val="left"/>
+              <w:textAlignment w:val="center"/>
+              <w:rPr>
+                <w:rFonts w:hint="default" w:ascii="Times New Roman" w:hAnsi="Times New Roman" w:eastAsia="宋体" w:cs="Times New Roman"/>
+                <w:b w:val="0"/>
+                <w:bCs/>
+                <w:i w:val="0"/>
+                <w:iCs w:val="0"/>
+                <w:color w:val="000000"/>
+                <w:sz w:val="18"/>
+                <w:szCs w:val="18"/>
+                <w:u w:val="none"/>
+              </w:rPr>
+            </w:pPr>
+            <w:r>
+              <w:rPr>
+                <w:rFonts w:hint="default" w:ascii="Times New Roman" w:hAnsi="Times New Roman" w:eastAsia="宋体" w:cs="Times New Roman"/>
+                <w:b w:val="0"/>
+                <w:bCs/>
+                <w:i w:val="0"/>
+                <w:iCs w:val="0"/>
+                <w:color w:val="000000"/>
+                <w:kern w:val="0"/>
+                <w:sz w:val="18"/>
+                <w:szCs w:val="18"/>
+                <w:u w:val="none"/>
+                <w:lang w:val="en-US" w:eastAsia="zh-CN" w:bidi="ar"/>
+              </w:rPr>
+              <w:t>c.1633G&gt;A</w:t>
+            </w:r>
+          </w:p>
+        </w:tc>
+        <w:tc>
+          <w:tcPr>
+            <w:tcW w:w="1591" w:type="pct"/>
+            <w:tcBorders>
+              <w:top w:val="single" w:color="000000" w:sz="4" w:space="0"/>
+              <w:left w:val="single" w:color="000000" w:sz="4" w:space="0"/>
+              <w:bottom w:val="single" w:color="000000" w:sz="4" w:space="0"/>
+              <w:right w:val="single" w:color="000000" w:sz="4" w:space="0"/>
+            </w:tcBorders>
+            <w:shd w:val="clear" w:color="auto" w:fill="FFFFFF"/>
+            <w:vAlign w:val="center"/>
+          </w:tcPr>
+          <w:p>
+            <w:pPr>
+              <w:keepNext w:val="0"/>
+              <w:keepLines w:val="0"/>
+              <w:widowControl/>
+              <w:suppressLineNumbers w:val="0"/>
+              <w:jc w:val="left"/>
+              <w:textAlignment w:val="center"/>
+              <w:rPr>
+                <w:rFonts w:hint="default" w:ascii="Times New Roman" w:hAnsi="Times New Roman" w:eastAsia="宋体" w:cs="Times New Roman"/>
+                <w:b w:val="0"/>
+                <w:bCs/>
+                <w:i w:val="0"/>
+                <w:iCs w:val="0"/>
+                <w:color w:val="000000"/>
+                <w:sz w:val="18"/>
+                <w:szCs w:val="18"/>
+                <w:u w:val="none"/>
+              </w:rPr>
+            </w:pPr>
+            <w:r>
+              <w:rPr>
+                <w:rFonts w:hint="default" w:ascii="Times New Roman" w:hAnsi="Times New Roman" w:eastAsia="宋体" w:cs="Times New Roman"/>
+                <w:b w:val="0"/>
+                <w:bCs/>
+                <w:i w:val="0"/>
+                <w:iCs w:val="0"/>
+                <w:color w:val="000000"/>
+                <w:kern w:val="0"/>
+                <w:sz w:val="18"/>
+                <w:szCs w:val="18"/>
+                <w:u w:val="none"/>
+                <w:lang w:val="en-US" w:eastAsia="zh-CN" w:bidi="ar"/>
+              </w:rPr>
+              <w:t>p.E545K</w:t>
+            </w:r>
+          </w:p>
+        </w:tc>
+        <w:tc>
+          <w:tcPr>
+            <w:tcW w:w="630" w:type="pct"/>
+            <w:tcBorders>
+              <w:top w:val="single" w:color="000000" w:sz="4" w:space="0"/>
+              <w:left w:val="single" w:color="000000" w:sz="4" w:space="0"/>
+              <w:bottom w:val="single" w:color="000000" w:sz="4" w:space="0"/>
+              <w:right w:val="single" w:color="000000" w:sz="4" w:space="0"/>
+            </w:tcBorders>
+            <w:shd w:val="clear" w:color="auto" w:fill="FFFFFF"/>
+            <w:vAlign w:val="center"/>
+          </w:tcPr>
+          <w:p>
+            <w:pPr>
+              <w:keepNext w:val="0"/>
+              <w:keepLines w:val="0"/>
+              <w:widowControl/>
+              <w:suppressLineNumbers w:val="0"/>
+              <w:jc w:val="left"/>
+              <w:textAlignment w:val="center"/>
+              <w:rPr>
+                <w:rFonts w:hint="default" w:ascii="Times New Roman" w:hAnsi="Times New Roman" w:eastAsia="宋体" w:cs="Times New Roman"/>
+                <w:b w:val="0"/>
+                <w:bCs/>
+                <w:i w:val="0"/>
+                <w:iCs w:val="0"/>
+                <w:color w:val="000000"/>
+                <w:sz w:val="18"/>
+                <w:szCs w:val="18"/>
+                <w:u w:val="none"/>
+              </w:rPr>
+            </w:pPr>
+            <w:r>
+              <w:rPr>
+                <w:rFonts w:hint="default" w:ascii="Times New Roman" w:hAnsi="Times New Roman" w:eastAsia="宋体" w:cs="Times New Roman"/>
+                <w:b w:val="0"/>
+                <w:bCs/>
+                <w:i w:val="0"/>
+                <w:iCs w:val="0"/>
+                <w:color w:val="000000"/>
+                <w:kern w:val="0"/>
+                <w:sz w:val="18"/>
+                <w:szCs w:val="18"/>
+                <w:u w:val="none"/>
+                <w:lang w:val="en-US" w:eastAsia="zh-CN" w:bidi="ar"/>
+              </w:rPr>
+              <w:t xml:space="preserve">763 </w:t>
+            </w:r>
+          </w:p>
+        </w:tc>
+      </w:tr>
+      <w:tr>
+        <w:tblPrEx>
+          <w:tblBorders>
+            <w:top w:val="none" w:color="auto" w:sz="0" w:space="0"/>
+            <w:left w:val="none" w:color="auto" w:sz="0" w:space="0"/>
+            <w:bottom w:val="none" w:color="auto" w:sz="0" w:space="0"/>
+            <w:right w:val="none" w:color="auto" w:sz="0" w:space="0"/>
+            <w:insideH w:val="none" w:color="auto" w:sz="0" w:space="0"/>
+            <w:insideV w:val="none" w:color="auto" w:sz="0" w:space="0"/>
+          </w:tblBorders>
+          <w:tblCellMar>
+            <w:top w:w="0" w:type="dxa"/>
+            <w:left w:w="108" w:type="dxa"/>
+            <w:bottom w:w="0" w:type="dxa"/>
+            <w:right w:w="108" w:type="dxa"/>
+          </w:tblCellMar>
+        </w:tblPrEx>
+        <w:trPr>
+          <w:trHeight w:val="300" w:hRule="atLeast"/>
+        </w:trPr>
+        <w:tc>
+          <w:tcPr>
+            <w:tcW w:w="699" w:type="pct"/>
+            <w:vMerge w:val="continue"/>
+            <w:tcBorders>
+              <w:top w:val="single" w:color="FFFFFF" w:sz="8" w:space="0"/>
+              <w:left w:val="single" w:color="FFFFFF" w:sz="8" w:space="0"/>
+              <w:bottom w:val="single" w:color="FFFFFF" w:sz="8" w:space="0"/>
+              <w:right w:val="single" w:color="FFFFFF" w:sz="8" w:space="0"/>
+            </w:tcBorders>
+            <w:shd w:val="clear" w:color="auto" w:fill="1F3864"/>
+            <w:vAlign w:val="center"/>
+          </w:tcPr>
+          <w:p>
+            <w:pPr>
+              <w:jc w:val="left"/>
+              <w:rPr>
+                <w:rFonts w:hint="default" w:ascii="Times New Roman" w:hAnsi="Times New Roman" w:eastAsia="宋体" w:cs="Times New Roman"/>
+                <w:b/>
+                <w:bCs w:val="0"/>
+                <w:i w:val="0"/>
+                <w:iCs w:val="0"/>
+                <w:color w:val="FFFFFF" w:themeColor="background1"/>
+                <w:sz w:val="18"/>
+                <w:szCs w:val="18"/>
+                <w:u w:val="none"/>
+                <w14:textFill>
+                  <w14:solidFill>
+                    <w14:schemeClr w14:val="bg1"/>
+                  </w14:solidFill>
+                </w14:textFill>
+              </w:rPr>
+            </w:pPr>
+          </w:p>
+        </w:tc>
+        <w:tc>
+          <w:tcPr>
+            <w:tcW w:w="435" w:type="pct"/>
+            <w:tcBorders>
+              <w:top w:val="single" w:color="000000" w:sz="4" w:space="0"/>
+              <w:left w:val="single" w:color="FFFFFF" w:sz="8" w:space="0"/>
+              <w:bottom w:val="single" w:color="000000" w:sz="4" w:space="0"/>
+              <w:right w:val="single" w:color="000000" w:sz="4" w:space="0"/>
+            </w:tcBorders>
+            <w:shd w:val="clear" w:color="auto" w:fill="FFFFFF"/>
+            <w:vAlign w:val="center"/>
+          </w:tcPr>
+          <w:p>
+            <w:pPr>
+              <w:keepNext w:val="0"/>
+              <w:keepLines w:val="0"/>
+              <w:widowControl/>
+              <w:suppressLineNumbers w:val="0"/>
+              <w:jc w:val="left"/>
+              <w:textAlignment w:val="center"/>
+              <w:rPr>
+                <w:rFonts w:hint="default" w:ascii="Times New Roman" w:hAnsi="Times New Roman" w:eastAsia="宋体" w:cs="Times New Roman"/>
+                <w:b w:val="0"/>
+                <w:bCs/>
+                <w:i w:val="0"/>
+                <w:iCs w:val="0"/>
+                <w:color w:val="000000"/>
+                <w:sz w:val="18"/>
+                <w:szCs w:val="18"/>
+                <w:u w:val="none"/>
+              </w:rPr>
+            </w:pPr>
+            <w:r>
+              <w:rPr>
+                <w:rFonts w:hint="default" w:ascii="Times New Roman" w:hAnsi="Times New Roman" w:eastAsia="宋体" w:cs="Times New Roman"/>
+                <w:b w:val="0"/>
+                <w:bCs/>
+                <w:i w:val="0"/>
+                <w:iCs w:val="0"/>
+                <w:color w:val="000000"/>
+                <w:kern w:val="0"/>
+                <w:sz w:val="18"/>
+                <w:szCs w:val="18"/>
+                <w:u w:val="none"/>
+                <w:lang w:val="en-US" w:eastAsia="zh-CN" w:bidi="ar"/>
+              </w:rPr>
+              <w:t xml:space="preserve">20 </w:t>
+            </w:r>
+          </w:p>
+        </w:tc>
+        <w:tc>
+          <w:tcPr>
+            <w:tcW w:w="1643" w:type="pct"/>
+            <w:tcBorders>
+              <w:top w:val="single" w:color="000000" w:sz="4" w:space="0"/>
+              <w:left w:val="single" w:color="000000" w:sz="4" w:space="0"/>
+              <w:bottom w:val="single" w:color="000000" w:sz="4" w:space="0"/>
+              <w:right w:val="single" w:color="000000" w:sz="4" w:space="0"/>
+            </w:tcBorders>
+            <w:shd w:val="clear" w:color="auto" w:fill="FFFFFF"/>
+            <w:vAlign w:val="center"/>
+          </w:tcPr>
+          <w:p>
+            <w:pPr>
+              <w:keepNext w:val="0"/>
+              <w:keepLines w:val="0"/>
+              <w:widowControl/>
+              <w:suppressLineNumbers w:val="0"/>
+              <w:jc w:val="left"/>
+              <w:textAlignment w:val="center"/>
+              <w:rPr>
+                <w:rFonts w:hint="default" w:ascii="Times New Roman" w:hAnsi="Times New Roman" w:eastAsia="宋体" w:cs="Times New Roman"/>
+                <w:b w:val="0"/>
+                <w:bCs/>
+                <w:i w:val="0"/>
+                <w:iCs w:val="0"/>
+                <w:color w:val="000000"/>
+                <w:sz w:val="18"/>
+                <w:szCs w:val="18"/>
+                <w:u w:val="none"/>
+              </w:rPr>
+            </w:pPr>
+            <w:r>
+              <w:rPr>
+                <w:rFonts w:hint="default" w:ascii="Times New Roman" w:hAnsi="Times New Roman" w:eastAsia="宋体" w:cs="Times New Roman"/>
+                <w:b w:val="0"/>
+                <w:bCs/>
+                <w:i w:val="0"/>
+                <w:iCs w:val="0"/>
+                <w:color w:val="000000"/>
+                <w:kern w:val="0"/>
+                <w:sz w:val="18"/>
+                <w:szCs w:val="18"/>
+                <w:u w:val="none"/>
+                <w:lang w:val="en-US" w:eastAsia="zh-CN" w:bidi="ar"/>
+              </w:rPr>
+              <w:t>c.3140A&gt;T</w:t>
+            </w:r>
+          </w:p>
+        </w:tc>
+        <w:tc>
+          <w:tcPr>
+            <w:tcW w:w="1591" w:type="pct"/>
+            <w:tcBorders>
+              <w:top w:val="single" w:color="000000" w:sz="4" w:space="0"/>
+              <w:left w:val="single" w:color="000000" w:sz="4" w:space="0"/>
+              <w:bottom w:val="single" w:color="000000" w:sz="4" w:space="0"/>
+              <w:right w:val="single" w:color="000000" w:sz="4" w:space="0"/>
+            </w:tcBorders>
+            <w:shd w:val="clear" w:color="auto" w:fill="FFFFFF"/>
+            <w:vAlign w:val="center"/>
+          </w:tcPr>
+          <w:p>
+            <w:pPr>
+              <w:keepNext w:val="0"/>
+              <w:keepLines w:val="0"/>
+              <w:widowControl/>
+              <w:suppressLineNumbers w:val="0"/>
+              <w:jc w:val="left"/>
+              <w:textAlignment w:val="center"/>
+              <w:rPr>
+                <w:rFonts w:hint="default" w:ascii="Times New Roman" w:hAnsi="Times New Roman" w:eastAsia="宋体" w:cs="Times New Roman"/>
+                <w:b w:val="0"/>
+                <w:bCs/>
+                <w:i w:val="0"/>
+                <w:iCs w:val="0"/>
+                <w:color w:val="000000"/>
+                <w:sz w:val="18"/>
+                <w:szCs w:val="18"/>
+                <w:u w:val="none"/>
+              </w:rPr>
+            </w:pPr>
+            <w:r>
+              <w:rPr>
+                <w:rFonts w:hint="default" w:ascii="Times New Roman" w:hAnsi="Times New Roman" w:eastAsia="宋体" w:cs="Times New Roman"/>
+                <w:b w:val="0"/>
+                <w:bCs/>
+                <w:i w:val="0"/>
+                <w:iCs w:val="0"/>
+                <w:color w:val="000000"/>
+                <w:kern w:val="0"/>
+                <w:sz w:val="18"/>
+                <w:szCs w:val="18"/>
+                <w:u w:val="none"/>
+                <w:lang w:val="en-US" w:eastAsia="zh-CN" w:bidi="ar"/>
+              </w:rPr>
+              <w:t>p.H1047L</w:t>
+            </w:r>
+          </w:p>
+        </w:tc>
+        <w:tc>
+          <w:tcPr>
+            <w:tcW w:w="630" w:type="pct"/>
+            <w:tcBorders>
+              <w:top w:val="single" w:color="000000" w:sz="4" w:space="0"/>
+              <w:left w:val="single" w:color="000000" w:sz="4" w:space="0"/>
+              <w:bottom w:val="single" w:color="000000" w:sz="4" w:space="0"/>
+              <w:right w:val="single" w:color="000000" w:sz="4" w:space="0"/>
+            </w:tcBorders>
+            <w:shd w:val="clear" w:color="auto" w:fill="FFFFFF"/>
+            <w:vAlign w:val="center"/>
+          </w:tcPr>
+          <w:p>
+            <w:pPr>
+              <w:keepNext w:val="0"/>
+              <w:keepLines w:val="0"/>
+              <w:widowControl/>
+              <w:suppressLineNumbers w:val="0"/>
+              <w:jc w:val="left"/>
+              <w:textAlignment w:val="center"/>
+              <w:rPr>
+                <w:rFonts w:hint="default" w:ascii="Times New Roman" w:hAnsi="Times New Roman" w:eastAsia="宋体" w:cs="Times New Roman"/>
+                <w:b w:val="0"/>
+                <w:bCs/>
+                <w:i w:val="0"/>
+                <w:iCs w:val="0"/>
+                <w:color w:val="000000"/>
+                <w:sz w:val="18"/>
+                <w:szCs w:val="18"/>
+                <w:u w:val="none"/>
+              </w:rPr>
+            </w:pPr>
+            <w:r>
+              <w:rPr>
+                <w:rFonts w:hint="default" w:ascii="Times New Roman" w:hAnsi="Times New Roman" w:eastAsia="宋体" w:cs="Times New Roman"/>
+                <w:b w:val="0"/>
+                <w:bCs/>
+                <w:i w:val="0"/>
+                <w:iCs w:val="0"/>
+                <w:color w:val="000000"/>
+                <w:kern w:val="0"/>
+                <w:sz w:val="18"/>
+                <w:szCs w:val="18"/>
+                <w:u w:val="none"/>
+                <w:lang w:val="en-US" w:eastAsia="zh-CN" w:bidi="ar"/>
+              </w:rPr>
+              <w:t xml:space="preserve">776 </w:t>
+            </w:r>
+          </w:p>
+        </w:tc>
+      </w:tr>
+      <w:tr>
+        <w:tblPrEx>
+          <w:tblBorders>
+            <w:top w:val="none" w:color="auto" w:sz="0" w:space="0"/>
+            <w:left w:val="none" w:color="auto" w:sz="0" w:space="0"/>
+            <w:bottom w:val="none" w:color="auto" w:sz="0" w:space="0"/>
+            <w:right w:val="none" w:color="auto" w:sz="0" w:space="0"/>
+            <w:insideH w:val="none" w:color="auto" w:sz="0" w:space="0"/>
+            <w:insideV w:val="none" w:color="auto" w:sz="0" w:space="0"/>
+          </w:tblBorders>
+          <w:tblCellMar>
+            <w:top w:w="0" w:type="dxa"/>
+            <w:left w:w="108" w:type="dxa"/>
+            <w:bottom w:w="0" w:type="dxa"/>
+            <w:right w:w="108" w:type="dxa"/>
+          </w:tblCellMar>
+        </w:tblPrEx>
+        <w:trPr>
+          <w:trHeight w:val="300" w:hRule="atLeast"/>
+        </w:trPr>
+        <w:tc>
+          <w:tcPr>
+            <w:tcW w:w="699" w:type="pct"/>
+            <w:vMerge w:val="continue"/>
+            <w:tcBorders>
+              <w:top w:val="single" w:color="FFFFFF" w:sz="8" w:space="0"/>
+              <w:left w:val="single" w:color="FFFFFF" w:sz="8" w:space="0"/>
+              <w:bottom w:val="single" w:color="FFFFFF" w:sz="8" w:space="0"/>
+              <w:right w:val="single" w:color="FFFFFF" w:sz="8" w:space="0"/>
+            </w:tcBorders>
+            <w:shd w:val="clear" w:color="auto" w:fill="1F3864"/>
+            <w:vAlign w:val="center"/>
+          </w:tcPr>
+          <w:p>
+            <w:pPr>
+              <w:jc w:val="left"/>
+              <w:rPr>
+                <w:rFonts w:hint="default" w:ascii="Times New Roman" w:hAnsi="Times New Roman" w:eastAsia="宋体" w:cs="Times New Roman"/>
+                <w:b/>
+                <w:bCs w:val="0"/>
+                <w:i w:val="0"/>
+                <w:iCs w:val="0"/>
+                <w:color w:val="FFFFFF" w:themeColor="background1"/>
+                <w:sz w:val="18"/>
+                <w:szCs w:val="18"/>
+                <w:u w:val="none"/>
+                <w14:textFill>
+                  <w14:solidFill>
+                    <w14:schemeClr w14:val="bg1"/>
+                  </w14:solidFill>
+                </w14:textFill>
+              </w:rPr>
+            </w:pPr>
+          </w:p>
+        </w:tc>
+        <w:tc>
+          <w:tcPr>
+            <w:tcW w:w="435" w:type="pct"/>
+            <w:tcBorders>
+              <w:top w:val="single" w:color="000000" w:sz="4" w:space="0"/>
+              <w:left w:val="single" w:color="FFFFFF" w:sz="8" w:space="0"/>
+              <w:bottom w:val="single" w:color="000000" w:sz="4" w:space="0"/>
+              <w:right w:val="single" w:color="000000" w:sz="4" w:space="0"/>
+            </w:tcBorders>
+            <w:shd w:val="clear" w:color="auto" w:fill="FFFFFF"/>
+            <w:vAlign w:val="center"/>
+          </w:tcPr>
+          <w:p>
+            <w:pPr>
+              <w:keepNext w:val="0"/>
+              <w:keepLines w:val="0"/>
+              <w:widowControl/>
+              <w:suppressLineNumbers w:val="0"/>
+              <w:jc w:val="left"/>
+              <w:textAlignment w:val="center"/>
+              <w:rPr>
+                <w:rFonts w:hint="default" w:ascii="Times New Roman" w:hAnsi="Times New Roman" w:eastAsia="宋体" w:cs="Times New Roman"/>
+                <w:b w:val="0"/>
+                <w:bCs/>
+                <w:i w:val="0"/>
+                <w:iCs w:val="0"/>
+                <w:color w:val="000000"/>
+                <w:sz w:val="18"/>
+                <w:szCs w:val="18"/>
+                <w:u w:val="none"/>
+              </w:rPr>
+            </w:pPr>
+            <w:r>
+              <w:rPr>
+                <w:rFonts w:hint="default" w:ascii="Times New Roman" w:hAnsi="Times New Roman" w:eastAsia="宋体" w:cs="Times New Roman"/>
+                <w:b w:val="0"/>
+                <w:bCs/>
+                <w:i w:val="0"/>
+                <w:iCs w:val="0"/>
+                <w:color w:val="000000"/>
+                <w:kern w:val="0"/>
+                <w:sz w:val="18"/>
+                <w:szCs w:val="18"/>
+                <w:u w:val="none"/>
+                <w:lang w:val="en-US" w:eastAsia="zh-CN" w:bidi="ar"/>
+              </w:rPr>
+              <w:t xml:space="preserve">20 </w:t>
+            </w:r>
+          </w:p>
+        </w:tc>
+        <w:tc>
+          <w:tcPr>
+            <w:tcW w:w="1643" w:type="pct"/>
+            <w:tcBorders>
+              <w:top w:val="single" w:color="000000" w:sz="4" w:space="0"/>
+              <w:left w:val="single" w:color="000000" w:sz="4" w:space="0"/>
+              <w:bottom w:val="single" w:color="000000" w:sz="4" w:space="0"/>
+              <w:right w:val="single" w:color="000000" w:sz="4" w:space="0"/>
+            </w:tcBorders>
+            <w:shd w:val="clear" w:color="auto" w:fill="FFFFFF"/>
+            <w:vAlign w:val="center"/>
+          </w:tcPr>
+          <w:p>
+            <w:pPr>
+              <w:keepNext w:val="0"/>
+              <w:keepLines w:val="0"/>
+              <w:widowControl/>
+              <w:suppressLineNumbers w:val="0"/>
+              <w:jc w:val="left"/>
+              <w:textAlignment w:val="center"/>
+              <w:rPr>
+                <w:rFonts w:hint="default" w:ascii="Times New Roman" w:hAnsi="Times New Roman" w:eastAsia="宋体" w:cs="Times New Roman"/>
+                <w:b w:val="0"/>
+                <w:bCs/>
+                <w:i w:val="0"/>
+                <w:iCs w:val="0"/>
+                <w:color w:val="000000"/>
+                <w:sz w:val="18"/>
+                <w:szCs w:val="18"/>
+                <w:u w:val="none"/>
+              </w:rPr>
+            </w:pPr>
+            <w:r>
+              <w:rPr>
+                <w:rFonts w:hint="default" w:ascii="Times New Roman" w:hAnsi="Times New Roman" w:eastAsia="宋体" w:cs="Times New Roman"/>
+                <w:b w:val="0"/>
+                <w:bCs/>
+                <w:i w:val="0"/>
+                <w:iCs w:val="0"/>
+                <w:color w:val="000000"/>
+                <w:kern w:val="0"/>
+                <w:sz w:val="18"/>
+                <w:szCs w:val="18"/>
+                <w:u w:val="none"/>
+                <w:lang w:val="en-US" w:eastAsia="zh-CN" w:bidi="ar"/>
+              </w:rPr>
+              <w:t>c.3140A&gt;G</w:t>
+            </w:r>
+          </w:p>
+        </w:tc>
+        <w:tc>
+          <w:tcPr>
+            <w:tcW w:w="1591" w:type="pct"/>
+            <w:tcBorders>
+              <w:top w:val="single" w:color="000000" w:sz="4" w:space="0"/>
+              <w:left w:val="single" w:color="000000" w:sz="4" w:space="0"/>
+              <w:bottom w:val="single" w:color="000000" w:sz="4" w:space="0"/>
+              <w:right w:val="single" w:color="000000" w:sz="4" w:space="0"/>
+            </w:tcBorders>
+            <w:shd w:val="clear" w:color="auto" w:fill="FFFFFF"/>
+            <w:vAlign w:val="center"/>
+          </w:tcPr>
+          <w:p>
+            <w:pPr>
+              <w:keepNext w:val="0"/>
+              <w:keepLines w:val="0"/>
+              <w:widowControl/>
+              <w:suppressLineNumbers w:val="0"/>
+              <w:jc w:val="left"/>
+              <w:textAlignment w:val="center"/>
+              <w:rPr>
+                <w:rFonts w:hint="default" w:ascii="Times New Roman" w:hAnsi="Times New Roman" w:eastAsia="宋体" w:cs="Times New Roman"/>
+                <w:b w:val="0"/>
+                <w:bCs/>
+                <w:i w:val="0"/>
+                <w:iCs w:val="0"/>
+                <w:color w:val="000000"/>
+                <w:sz w:val="18"/>
+                <w:szCs w:val="18"/>
+                <w:u w:val="none"/>
+              </w:rPr>
+            </w:pPr>
+            <w:r>
+              <w:rPr>
+                <w:rFonts w:hint="default" w:ascii="Times New Roman" w:hAnsi="Times New Roman" w:eastAsia="宋体" w:cs="Times New Roman"/>
+                <w:b w:val="0"/>
+                <w:bCs/>
+                <w:i w:val="0"/>
+                <w:iCs w:val="0"/>
+                <w:color w:val="000000"/>
+                <w:kern w:val="0"/>
+                <w:sz w:val="18"/>
+                <w:szCs w:val="18"/>
+                <w:u w:val="none"/>
+                <w:lang w:val="en-US" w:eastAsia="zh-CN" w:bidi="ar"/>
+              </w:rPr>
+              <w:t>p.H1047R</w:t>
+            </w:r>
+          </w:p>
+        </w:tc>
+        <w:tc>
+          <w:tcPr>
+            <w:tcW w:w="630" w:type="pct"/>
+            <w:tcBorders>
+              <w:top w:val="single" w:color="000000" w:sz="4" w:space="0"/>
+              <w:left w:val="single" w:color="000000" w:sz="4" w:space="0"/>
+              <w:bottom w:val="single" w:color="000000" w:sz="4" w:space="0"/>
+              <w:right w:val="single" w:color="000000" w:sz="4" w:space="0"/>
+            </w:tcBorders>
+            <w:shd w:val="clear" w:color="auto" w:fill="FFFFFF"/>
+            <w:vAlign w:val="center"/>
+          </w:tcPr>
+          <w:p>
+            <w:pPr>
+              <w:keepNext w:val="0"/>
+              <w:keepLines w:val="0"/>
+              <w:widowControl/>
+              <w:suppressLineNumbers w:val="0"/>
+              <w:jc w:val="left"/>
+              <w:textAlignment w:val="center"/>
+              <w:rPr>
+                <w:rFonts w:hint="default" w:ascii="Times New Roman" w:hAnsi="Times New Roman" w:eastAsia="宋体" w:cs="Times New Roman"/>
+                <w:b w:val="0"/>
+                <w:bCs/>
+                <w:i w:val="0"/>
+                <w:iCs w:val="0"/>
+                <w:color w:val="000000"/>
+                <w:sz w:val="18"/>
+                <w:szCs w:val="18"/>
+                <w:u w:val="none"/>
+              </w:rPr>
+            </w:pPr>
+            <w:r>
+              <w:rPr>
+                <w:rFonts w:hint="default" w:ascii="Times New Roman" w:hAnsi="Times New Roman" w:eastAsia="宋体" w:cs="Times New Roman"/>
+                <w:b w:val="0"/>
+                <w:bCs/>
+                <w:i w:val="0"/>
+                <w:iCs w:val="0"/>
+                <w:color w:val="000000"/>
+                <w:kern w:val="0"/>
+                <w:sz w:val="18"/>
+                <w:szCs w:val="18"/>
+                <w:u w:val="none"/>
+                <w:lang w:val="en-US" w:eastAsia="zh-CN" w:bidi="ar"/>
+              </w:rPr>
+              <w:t xml:space="preserve">775 </w:t>
+            </w:r>
+          </w:p>
+        </w:tc>
+      </w:tr>
+      <w:tr>
+        <w:tblPrEx>
+          <w:tblBorders>
+            <w:top w:val="none" w:color="auto" w:sz="0" w:space="0"/>
+            <w:left w:val="none" w:color="auto" w:sz="0" w:space="0"/>
+            <w:bottom w:val="none" w:color="auto" w:sz="0" w:space="0"/>
+            <w:right w:val="none" w:color="auto" w:sz="0" w:space="0"/>
+            <w:insideH w:val="none" w:color="auto" w:sz="0" w:space="0"/>
+            <w:insideV w:val="none" w:color="auto" w:sz="0" w:space="0"/>
+          </w:tblBorders>
+          <w:tblCellMar>
+            <w:top w:w="0" w:type="dxa"/>
+            <w:left w:w="108" w:type="dxa"/>
+            <w:bottom w:w="0" w:type="dxa"/>
+            <w:right w:w="108" w:type="dxa"/>
+          </w:tblCellMar>
+        </w:tblPrEx>
+        <w:trPr>
+          <w:trHeight w:val="300" w:hRule="atLeast"/>
+        </w:trPr>
+        <w:tc>
+          <w:tcPr>
+            <w:tcW w:w="699" w:type="pct"/>
+            <w:vMerge w:val="restart"/>
+            <w:tcBorders>
+              <w:top w:val="single" w:color="FFFFFF" w:sz="8" w:space="0"/>
+              <w:left w:val="single" w:color="FFFFFF" w:sz="8" w:space="0"/>
+              <w:bottom w:val="single" w:color="FFFFFF" w:sz="8" w:space="0"/>
+              <w:right w:val="single" w:color="FFFFFF" w:sz="8" w:space="0"/>
+            </w:tcBorders>
+            <w:shd w:val="clear" w:color="auto" w:fill="1F3864"/>
+            <w:vAlign w:val="center"/>
+          </w:tcPr>
+          <w:p>
+            <w:pPr>
+              <w:keepNext w:val="0"/>
+              <w:keepLines w:val="0"/>
+              <w:widowControl/>
+              <w:suppressLineNumbers w:val="0"/>
+              <w:jc w:val="left"/>
+              <w:textAlignment w:val="center"/>
+              <w:rPr>
+                <w:rFonts w:hint="default" w:ascii="Times New Roman" w:hAnsi="Times New Roman" w:eastAsia="宋体" w:cs="Times New Roman"/>
+                <w:b/>
+                <w:bCs w:val="0"/>
+                <w:i w:val="0"/>
+                <w:iCs w:val="0"/>
+                <w:color w:val="FFFFFF" w:themeColor="background1"/>
+                <w:sz w:val="18"/>
+                <w:szCs w:val="18"/>
+                <w:u w:val="none"/>
+                <w14:textFill>
+                  <w14:solidFill>
+                    <w14:schemeClr w14:val="bg1"/>
+                  </w14:solidFill>
+                </w14:textFill>
+              </w:rPr>
+            </w:pPr>
+            <w:r>
+              <w:rPr>
+                <w:rFonts w:hint="default" w:ascii="Times New Roman" w:hAnsi="Times New Roman" w:eastAsia="宋体" w:cs="Times New Roman"/>
+                <w:b/>
+                <w:bCs w:val="0"/>
+                <w:i w:val="0"/>
+                <w:iCs w:val="0"/>
+                <w:color w:val="FFFFFF" w:themeColor="background1"/>
+                <w:kern w:val="0"/>
+                <w:sz w:val="18"/>
+                <w:szCs w:val="18"/>
+                <w:u w:val="none"/>
+                <w:lang w:val="en-US" w:eastAsia="zh-CN" w:bidi="ar"/>
+                <w14:textFill>
+                  <w14:solidFill>
+                    <w14:schemeClr w14:val="bg1"/>
+                  </w14:solidFill>
+                </w14:textFill>
+              </w:rPr>
+              <w:t>ALK</w:t>
+            </w:r>
+          </w:p>
+        </w:tc>
+        <w:tc>
+          <w:tcPr>
+            <w:tcW w:w="435" w:type="pct"/>
+            <w:tcBorders>
+              <w:top w:val="single" w:color="000000" w:sz="4" w:space="0"/>
+              <w:left w:val="single" w:color="FFFFFF" w:sz="8" w:space="0"/>
+              <w:bottom w:val="single" w:color="000000" w:sz="4" w:space="0"/>
+              <w:right w:val="single" w:color="000000" w:sz="4" w:space="0"/>
+            </w:tcBorders>
+            <w:shd w:val="clear" w:color="auto" w:fill="FFFFFF"/>
+            <w:noWrap/>
+            <w:vAlign w:val="center"/>
+          </w:tcPr>
+          <w:p>
+            <w:pPr>
+              <w:keepNext w:val="0"/>
+              <w:keepLines w:val="0"/>
+              <w:widowControl/>
+              <w:suppressLineNumbers w:val="0"/>
+              <w:jc w:val="left"/>
+              <w:textAlignment w:val="center"/>
+              <w:rPr>
+                <w:rFonts w:hint="default" w:ascii="Times New Roman" w:hAnsi="Times New Roman" w:eastAsia="宋体" w:cs="Times New Roman"/>
+                <w:b w:val="0"/>
+                <w:bCs/>
+                <w:i w:val="0"/>
+                <w:iCs w:val="0"/>
+                <w:color w:val="000000"/>
+                <w:sz w:val="18"/>
+                <w:szCs w:val="18"/>
+                <w:u w:val="none"/>
+              </w:rPr>
+            </w:pPr>
+            <w:r>
+              <w:rPr>
+                <w:rFonts w:hint="default" w:ascii="Times New Roman" w:hAnsi="Times New Roman" w:eastAsia="宋体" w:cs="Times New Roman"/>
+                <w:b w:val="0"/>
+                <w:bCs/>
+                <w:i w:val="0"/>
+                <w:iCs w:val="0"/>
+                <w:color w:val="000000"/>
+                <w:kern w:val="0"/>
+                <w:sz w:val="18"/>
+                <w:szCs w:val="18"/>
+                <w:u w:val="none"/>
+                <w:lang w:val="en-US" w:eastAsia="zh-CN" w:bidi="ar"/>
+              </w:rPr>
+              <w:t>/</w:t>
+            </w:r>
+          </w:p>
+        </w:tc>
+        <w:tc>
+          <w:tcPr>
+            <w:tcW w:w="1643" w:type="pct"/>
+            <w:tcBorders>
+              <w:top w:val="single" w:color="000000" w:sz="4" w:space="0"/>
+              <w:left w:val="single" w:color="000000" w:sz="4" w:space="0"/>
+              <w:bottom w:val="single" w:color="000000" w:sz="4" w:space="0"/>
+              <w:right w:val="single" w:color="000000" w:sz="4" w:space="0"/>
+            </w:tcBorders>
+            <w:shd w:val="clear" w:color="auto" w:fill="FFFFFF"/>
+            <w:vAlign w:val="center"/>
+          </w:tcPr>
+          <w:p>
+            <w:pPr>
+              <w:keepNext w:val="0"/>
+              <w:keepLines w:val="0"/>
+              <w:widowControl/>
+              <w:suppressLineNumbers w:val="0"/>
+              <w:jc w:val="left"/>
+              <w:textAlignment w:val="center"/>
+              <w:rPr>
+                <w:rFonts w:hint="default" w:ascii="Times New Roman" w:hAnsi="Times New Roman" w:eastAsia="宋体" w:cs="Times New Roman"/>
+                <w:b w:val="0"/>
+                <w:bCs/>
+                <w:i w:val="0"/>
+                <w:iCs w:val="0"/>
+                <w:color w:val="000000"/>
+                <w:sz w:val="18"/>
+                <w:szCs w:val="18"/>
+                <w:u w:val="none"/>
+              </w:rPr>
+            </w:pPr>
+            <w:r>
+              <w:rPr>
+                <w:rFonts w:hint="default" w:ascii="Times New Roman" w:hAnsi="Times New Roman" w:eastAsia="宋体" w:cs="Times New Roman"/>
+                <w:b w:val="0"/>
+                <w:bCs/>
+                <w:i w:val="0"/>
+                <w:iCs w:val="0"/>
+                <w:color w:val="000000"/>
+                <w:kern w:val="0"/>
+                <w:sz w:val="18"/>
+                <w:szCs w:val="18"/>
+                <w:u w:val="none"/>
+                <w:lang w:val="en-US" w:eastAsia="zh-CN" w:bidi="ar"/>
+              </w:rPr>
+              <w:t>EML4-ALK</w:t>
+            </w:r>
+          </w:p>
+        </w:tc>
+        <w:tc>
+          <w:tcPr>
+            <w:tcW w:w="1591" w:type="pct"/>
+            <w:tcBorders>
+              <w:top w:val="single" w:color="000000" w:sz="4" w:space="0"/>
+              <w:left w:val="single" w:color="000000" w:sz="4" w:space="0"/>
+              <w:bottom w:val="single" w:color="000000" w:sz="4" w:space="0"/>
+              <w:right w:val="single" w:color="000000" w:sz="4" w:space="0"/>
+            </w:tcBorders>
+            <w:shd w:val="clear" w:color="auto" w:fill="FFFFFF"/>
+            <w:vAlign w:val="center"/>
+          </w:tcPr>
+          <w:p>
+            <w:pPr>
+              <w:keepNext w:val="0"/>
+              <w:keepLines w:val="0"/>
+              <w:widowControl/>
+              <w:suppressLineNumbers w:val="0"/>
+              <w:jc w:val="left"/>
+              <w:textAlignment w:val="center"/>
+              <w:rPr>
+                <w:rFonts w:hint="default" w:ascii="Times New Roman" w:hAnsi="Times New Roman" w:eastAsia="宋体" w:cs="Times New Roman"/>
+                <w:b w:val="0"/>
+                <w:bCs/>
+                <w:i w:val="0"/>
+                <w:iCs w:val="0"/>
+                <w:color w:val="000000"/>
+                <w:sz w:val="18"/>
+                <w:szCs w:val="18"/>
+                <w:u w:val="none"/>
+              </w:rPr>
+            </w:pPr>
+            <w:r>
+              <w:rPr>
+                <w:rFonts w:hint="default" w:ascii="Times New Roman" w:hAnsi="Times New Roman" w:eastAsia="宋体" w:cs="Times New Roman"/>
+                <w:b w:val="0"/>
+                <w:bCs/>
+                <w:i w:val="0"/>
+                <w:iCs w:val="0"/>
+                <w:color w:val="000000"/>
+                <w:kern w:val="0"/>
+                <w:sz w:val="18"/>
+                <w:szCs w:val="18"/>
+                <w:u w:val="none"/>
+                <w:lang w:val="en-US" w:eastAsia="zh-CN" w:bidi="ar"/>
+              </w:rPr>
+              <w:t>E13A20</w:t>
+            </w:r>
+          </w:p>
+        </w:tc>
+        <w:tc>
+          <w:tcPr>
+            <w:tcW w:w="630" w:type="pct"/>
+            <w:tcBorders>
+              <w:top w:val="single" w:color="000000" w:sz="4" w:space="0"/>
+              <w:left w:val="single" w:color="000000" w:sz="4" w:space="0"/>
+              <w:bottom w:val="single" w:color="000000" w:sz="4" w:space="0"/>
+              <w:right w:val="single" w:color="000000" w:sz="4" w:space="0"/>
+            </w:tcBorders>
+            <w:shd w:val="clear" w:color="auto" w:fill="FFFFFF"/>
+            <w:noWrap/>
+            <w:vAlign w:val="center"/>
+          </w:tcPr>
+          <w:p>
+            <w:pPr>
+              <w:keepNext w:val="0"/>
+              <w:keepLines w:val="0"/>
+              <w:widowControl/>
+              <w:suppressLineNumbers w:val="0"/>
+              <w:jc w:val="left"/>
+              <w:textAlignment w:val="center"/>
+              <w:rPr>
+                <w:rFonts w:hint="default" w:ascii="Times New Roman" w:hAnsi="Times New Roman" w:eastAsia="宋体" w:cs="Times New Roman"/>
+                <w:b w:val="0"/>
+                <w:bCs/>
+                <w:i w:val="0"/>
+                <w:iCs w:val="0"/>
+                <w:color w:val="000000"/>
+                <w:sz w:val="18"/>
+                <w:szCs w:val="18"/>
+                <w:u w:val="none"/>
+              </w:rPr>
+            </w:pPr>
+            <w:r>
+              <w:rPr>
+                <w:rFonts w:hint="default" w:ascii="Times New Roman" w:hAnsi="Times New Roman" w:eastAsia="宋体" w:cs="Times New Roman"/>
+                <w:b w:val="0"/>
+                <w:bCs/>
+                <w:i w:val="0"/>
+                <w:iCs w:val="0"/>
+                <w:color w:val="000000"/>
+                <w:kern w:val="0"/>
+                <w:sz w:val="18"/>
+                <w:szCs w:val="18"/>
+                <w:u w:val="none"/>
+                <w:lang w:val="en-US" w:eastAsia="zh-CN" w:bidi="ar"/>
+              </w:rPr>
+              <w:t>/</w:t>
             </w:r>
           </w:p>
         </w:tc>
@@ -23131,6 +25550,7 @@
               <w:right w:val="single" w:color="000000" w:sz="4" w:space="0"/>
             </w:tcBorders>
             <w:shd w:val="clear" w:color="auto" w:fill="FFFFFF"/>
+            <w:noWrap/>
             <w:vAlign w:val="center"/>
           </w:tcPr>
           <w:p>
@@ -23167,7 +25587,7 @@
                 <w:u w:val="none"/>
                 <w:lang w:val="en-US" w:eastAsia="zh-CN" w:bidi="ar"/>
               </w:rPr>
-              <w:t xml:space="preserve">2 </w:t>
+              <w:t>/</w:t>
             </w:r>
           </w:p>
         </w:tc>
@@ -23217,7 +25637,7 @@
                 <w:u w:val="none"/>
                 <w:lang w:val="en-US" w:eastAsia="zh-CN" w:bidi="ar"/>
               </w:rPr>
-              <w:t>c.38G&gt;A</w:t>
+              <w:t>EML4-ALK</w:t>
             </w:r>
           </w:p>
         </w:tc>
@@ -23267,7 +25687,7 @@
                 <w:u w:val="none"/>
                 <w:lang w:val="en-US" w:eastAsia="zh-CN" w:bidi="ar"/>
               </w:rPr>
-              <w:t>p.G13D</w:t>
+              <w:t>E20A20</w:t>
             </w:r>
           </w:p>
         </w:tc>
@@ -23281,6 +25701,7 @@
               <w:right w:val="single" w:color="000000" w:sz="4" w:space="0"/>
             </w:tcBorders>
             <w:shd w:val="clear" w:color="auto" w:fill="FFFFFF"/>
+            <w:noWrap/>
             <w:vAlign w:val="center"/>
           </w:tcPr>
           <w:p>
@@ -23317,800 +25738,7 @@
                 <w:u w:val="none"/>
                 <w:lang w:val="en-US" w:eastAsia="zh-CN" w:bidi="ar"/>
               </w:rPr>
-              <w:t xml:space="preserve">532 </w:t>
-            </w:r>
-          </w:p>
-        </w:tc>
-      </w:tr>
-      <w:tr>
-        <w:tblPrEx>
-          <w:tblBorders>
-            <w:top w:val="none" w:color="auto" w:sz="0" w:space="0"/>
-            <w:left w:val="none" w:color="auto" w:sz="0" w:space="0"/>
-            <w:bottom w:val="none" w:color="auto" w:sz="0" w:space="0"/>
-            <w:right w:val="none" w:color="auto" w:sz="0" w:space="0"/>
-            <w:insideH w:val="none" w:color="auto" w:sz="0" w:space="0"/>
-            <w:insideV w:val="none" w:color="auto" w:sz="0" w:space="0"/>
-          </w:tblBorders>
-          <w:tblCellMar>
-            <w:top w:w="0" w:type="dxa"/>
-            <w:left w:w="108" w:type="dxa"/>
-            <w:bottom w:w="0" w:type="dxa"/>
-            <w:right w:w="108" w:type="dxa"/>
-          </w:tblCellMar>
-        </w:tblPrEx>
-        <w:trPr>
-          <w:trHeight w:val="300" w:hRule="atLeast"/>
-        </w:trPr>
-        <w:tc>
-          <w:tcPr>
-            <w:tcW w:w="699" w:type="pct"/>
-            <w:vMerge w:val="continue"/>
-            <w:tcBorders>
-              <w:top w:val="single" w:color="FFFFFF" w:sz="8" w:space="0"/>
-              <w:left w:val="single" w:color="FFFFFF" w:sz="8" w:space="0"/>
-              <w:bottom w:val="single" w:color="FFFFFF" w:sz="8" w:space="0"/>
-              <w:right w:val="single" w:color="FFFFFF" w:sz="8" w:space="0"/>
-            </w:tcBorders>
-            <w:shd w:val="clear" w:color="auto" w:fill="1F3864"/>
-            <w:vAlign w:val="center"/>
-          </w:tcPr>
-          <w:p>
-            <w:pPr>
-              <w:jc w:val="left"/>
-              <w:rPr>
-                <w:rFonts w:hint="default" w:ascii="Times New Roman" w:hAnsi="Times New Roman" w:eastAsia="宋体" w:cs="Times New Roman"/>
-                <w:b/>
-                <w:bCs w:val="0"/>
-                <w:i w:val="0"/>
-                <w:iCs w:val="0"/>
-                <w:color w:val="FFFFFF" w:themeColor="background1"/>
-                <w:sz w:val="18"/>
-                <w:szCs w:val="18"/>
-                <w:u w:val="none"/>
-                <w14:textFill>
-                  <w14:solidFill>
-                    <w14:schemeClr w14:val="bg1"/>
-                  </w14:solidFill>
-                </w14:textFill>
-              </w:rPr>
-            </w:pPr>
-          </w:p>
-        </w:tc>
-        <w:tc>
-          <w:tcPr>
-            <w:tcW w:w="435" w:type="pct"/>
-            <w:tcBorders>
-              <w:top w:val="single" w:color="000000" w:sz="4" w:space="0"/>
-              <w:left w:val="single" w:color="FFFFFF" w:sz="8" w:space="0"/>
-              <w:bottom w:val="single" w:color="000000" w:sz="4" w:space="0"/>
-              <w:right w:val="single" w:color="000000" w:sz="4" w:space="0"/>
-            </w:tcBorders>
-            <w:shd w:val="clear" w:color="auto" w:fill="FFFFFF"/>
-            <w:vAlign w:val="center"/>
-          </w:tcPr>
-          <w:p>
-            <w:pPr>
-              <w:keepNext w:val="0"/>
-              <w:keepLines w:val="0"/>
-              <w:widowControl/>
-              <w:suppressLineNumbers w:val="0"/>
-              <w:jc w:val="left"/>
-              <w:textAlignment w:val="center"/>
-              <w:rPr>
-                <w:rFonts w:hint="default" w:ascii="Times New Roman" w:hAnsi="Times New Roman" w:eastAsia="宋体" w:cs="Times New Roman"/>
-                <w:b w:val="0"/>
-                <w:bCs/>
-                <w:i w:val="0"/>
-                <w:iCs w:val="0"/>
-                <w:color w:val="000000"/>
-                <w:sz w:val="18"/>
-                <w:szCs w:val="18"/>
-                <w:u w:val="none"/>
-              </w:rPr>
-            </w:pPr>
-            <w:r>
-              <w:rPr>
-                <w:rFonts w:hint="default" w:ascii="Times New Roman" w:hAnsi="Times New Roman" w:eastAsia="宋体" w:cs="Times New Roman"/>
-                <w:b w:val="0"/>
-                <w:bCs/>
-                <w:i w:val="0"/>
-                <w:iCs w:val="0"/>
-                <w:color w:val="000000"/>
-                <w:kern w:val="0"/>
-                <w:sz w:val="18"/>
-                <w:szCs w:val="18"/>
-                <w:u w:val="none"/>
-                <w:lang w:val="en-US" w:eastAsia="zh-CN" w:bidi="ar"/>
-              </w:rPr>
-              <w:t xml:space="preserve">2 </w:t>
-            </w:r>
-          </w:p>
-        </w:tc>
-        <w:tc>
-          <w:tcPr>
-            <w:tcW w:w="1643" w:type="pct"/>
-            <w:tcBorders>
-              <w:top w:val="single" w:color="000000" w:sz="4" w:space="0"/>
-              <w:left w:val="single" w:color="000000" w:sz="4" w:space="0"/>
-              <w:bottom w:val="single" w:color="000000" w:sz="4" w:space="0"/>
-              <w:right w:val="single" w:color="000000" w:sz="4" w:space="0"/>
-            </w:tcBorders>
-            <w:shd w:val="clear" w:color="auto" w:fill="FFFFFF"/>
-            <w:vAlign w:val="center"/>
-          </w:tcPr>
-          <w:p>
-            <w:pPr>
-              <w:keepNext w:val="0"/>
-              <w:keepLines w:val="0"/>
-              <w:widowControl/>
-              <w:suppressLineNumbers w:val="0"/>
-              <w:jc w:val="left"/>
-              <w:textAlignment w:val="center"/>
-              <w:rPr>
-                <w:rFonts w:hint="default" w:ascii="Times New Roman" w:hAnsi="Times New Roman" w:eastAsia="宋体" w:cs="Times New Roman"/>
-                <w:b w:val="0"/>
-                <w:bCs/>
-                <w:i w:val="0"/>
-                <w:iCs w:val="0"/>
-                <w:color w:val="000000"/>
-                <w:sz w:val="18"/>
-                <w:szCs w:val="18"/>
-                <w:u w:val="none"/>
-              </w:rPr>
-            </w:pPr>
-            <w:r>
-              <w:rPr>
-                <w:rFonts w:hint="default" w:ascii="Times New Roman" w:hAnsi="Times New Roman" w:eastAsia="宋体" w:cs="Times New Roman"/>
-                <w:b w:val="0"/>
-                <w:bCs/>
-                <w:i w:val="0"/>
-                <w:iCs w:val="0"/>
-                <w:color w:val="000000"/>
-                <w:kern w:val="0"/>
-                <w:sz w:val="18"/>
-                <w:szCs w:val="18"/>
-                <w:u w:val="none"/>
-                <w:lang w:val="en-US" w:eastAsia="zh-CN" w:bidi="ar"/>
-              </w:rPr>
-              <w:t>c.34G&gt;C</w:t>
-            </w:r>
-          </w:p>
-        </w:tc>
-        <w:tc>
-          <w:tcPr>
-            <w:tcW w:w="1591" w:type="pct"/>
-            <w:tcBorders>
-              <w:top w:val="single" w:color="000000" w:sz="4" w:space="0"/>
-              <w:left w:val="single" w:color="000000" w:sz="4" w:space="0"/>
-              <w:bottom w:val="single" w:color="000000" w:sz="4" w:space="0"/>
-              <w:right w:val="single" w:color="000000" w:sz="4" w:space="0"/>
-            </w:tcBorders>
-            <w:shd w:val="clear" w:color="auto" w:fill="FFFFFF"/>
-            <w:vAlign w:val="center"/>
-          </w:tcPr>
-          <w:p>
-            <w:pPr>
-              <w:keepNext w:val="0"/>
-              <w:keepLines w:val="0"/>
-              <w:widowControl/>
-              <w:suppressLineNumbers w:val="0"/>
-              <w:jc w:val="left"/>
-              <w:textAlignment w:val="center"/>
-              <w:rPr>
-                <w:rFonts w:hint="default" w:ascii="Times New Roman" w:hAnsi="Times New Roman" w:eastAsia="宋体" w:cs="Times New Roman"/>
-                <w:b w:val="0"/>
-                <w:bCs/>
-                <w:i w:val="0"/>
-                <w:iCs w:val="0"/>
-                <w:color w:val="000000"/>
-                <w:sz w:val="18"/>
-                <w:szCs w:val="18"/>
-                <w:u w:val="none"/>
-              </w:rPr>
-            </w:pPr>
-            <w:r>
-              <w:rPr>
-                <w:rFonts w:hint="default" w:ascii="Times New Roman" w:hAnsi="Times New Roman" w:eastAsia="宋体" w:cs="Times New Roman"/>
-                <w:b w:val="0"/>
-                <w:bCs/>
-                <w:i w:val="0"/>
-                <w:iCs w:val="0"/>
-                <w:color w:val="000000"/>
-                <w:kern w:val="0"/>
-                <w:sz w:val="18"/>
-                <w:szCs w:val="18"/>
-                <w:u w:val="none"/>
-                <w:lang w:val="en-US" w:eastAsia="zh-CN" w:bidi="ar"/>
-              </w:rPr>
-              <w:t>p.G12R</w:t>
-            </w:r>
-          </w:p>
-        </w:tc>
-        <w:tc>
-          <w:tcPr>
-            <w:tcW w:w="630" w:type="pct"/>
-            <w:tcBorders>
-              <w:top w:val="single" w:color="000000" w:sz="4" w:space="0"/>
-              <w:left w:val="single" w:color="000000" w:sz="4" w:space="0"/>
-              <w:bottom w:val="single" w:color="000000" w:sz="4" w:space="0"/>
-              <w:right w:val="single" w:color="000000" w:sz="4" w:space="0"/>
-            </w:tcBorders>
-            <w:shd w:val="clear" w:color="auto" w:fill="FFFFFF"/>
-            <w:vAlign w:val="center"/>
-          </w:tcPr>
-          <w:p>
-            <w:pPr>
-              <w:keepNext w:val="0"/>
-              <w:keepLines w:val="0"/>
-              <w:widowControl/>
-              <w:suppressLineNumbers w:val="0"/>
-              <w:jc w:val="left"/>
-              <w:textAlignment w:val="center"/>
-              <w:rPr>
-                <w:rFonts w:hint="default" w:ascii="Times New Roman" w:hAnsi="Times New Roman" w:eastAsia="宋体" w:cs="Times New Roman"/>
-                <w:b w:val="0"/>
-                <w:bCs/>
-                <w:i w:val="0"/>
-                <w:iCs w:val="0"/>
-                <w:color w:val="000000"/>
-                <w:sz w:val="18"/>
-                <w:szCs w:val="18"/>
-                <w:u w:val="none"/>
-              </w:rPr>
-            </w:pPr>
-            <w:r>
-              <w:rPr>
-                <w:rFonts w:hint="default" w:ascii="Times New Roman" w:hAnsi="Times New Roman" w:eastAsia="宋体" w:cs="Times New Roman"/>
-                <w:b w:val="0"/>
-                <w:bCs/>
-                <w:i w:val="0"/>
-                <w:iCs w:val="0"/>
-                <w:color w:val="000000"/>
-                <w:kern w:val="0"/>
-                <w:sz w:val="18"/>
-                <w:szCs w:val="18"/>
-                <w:u w:val="none"/>
-                <w:lang w:val="en-US" w:eastAsia="zh-CN" w:bidi="ar"/>
-              </w:rPr>
-              <w:t xml:space="preserve">518 </w:t>
-            </w:r>
-          </w:p>
-        </w:tc>
-      </w:tr>
-      <w:tr>
-        <w:tblPrEx>
-          <w:tblBorders>
-            <w:top w:val="none" w:color="auto" w:sz="0" w:space="0"/>
-            <w:left w:val="none" w:color="auto" w:sz="0" w:space="0"/>
-            <w:bottom w:val="none" w:color="auto" w:sz="0" w:space="0"/>
-            <w:right w:val="none" w:color="auto" w:sz="0" w:space="0"/>
-            <w:insideH w:val="none" w:color="auto" w:sz="0" w:space="0"/>
-            <w:insideV w:val="none" w:color="auto" w:sz="0" w:space="0"/>
-          </w:tblBorders>
-          <w:tblCellMar>
-            <w:top w:w="0" w:type="dxa"/>
-            <w:left w:w="108" w:type="dxa"/>
-            <w:bottom w:w="0" w:type="dxa"/>
-            <w:right w:w="108" w:type="dxa"/>
-          </w:tblCellMar>
-        </w:tblPrEx>
-        <w:trPr>
-          <w:trHeight w:val="300" w:hRule="atLeast"/>
-        </w:trPr>
-        <w:tc>
-          <w:tcPr>
-            <w:tcW w:w="699" w:type="pct"/>
-            <w:vMerge w:val="continue"/>
-            <w:tcBorders>
-              <w:top w:val="single" w:color="FFFFFF" w:sz="8" w:space="0"/>
-              <w:left w:val="single" w:color="FFFFFF" w:sz="8" w:space="0"/>
-              <w:bottom w:val="single" w:color="FFFFFF" w:sz="8" w:space="0"/>
-              <w:right w:val="single" w:color="FFFFFF" w:sz="8" w:space="0"/>
-            </w:tcBorders>
-            <w:shd w:val="clear" w:color="auto" w:fill="1F3864"/>
-            <w:vAlign w:val="center"/>
-          </w:tcPr>
-          <w:p>
-            <w:pPr>
-              <w:jc w:val="left"/>
-              <w:rPr>
-                <w:rFonts w:hint="default" w:ascii="Times New Roman" w:hAnsi="Times New Roman" w:eastAsia="宋体" w:cs="Times New Roman"/>
-                <w:b/>
-                <w:bCs w:val="0"/>
-                <w:i w:val="0"/>
-                <w:iCs w:val="0"/>
-                <w:color w:val="FFFFFF" w:themeColor="background1"/>
-                <w:sz w:val="18"/>
-                <w:szCs w:val="18"/>
-                <w:u w:val="none"/>
-                <w14:textFill>
-                  <w14:solidFill>
-                    <w14:schemeClr w14:val="bg1"/>
-                  </w14:solidFill>
-                </w14:textFill>
-              </w:rPr>
-            </w:pPr>
-          </w:p>
-        </w:tc>
-        <w:tc>
-          <w:tcPr>
-            <w:tcW w:w="435" w:type="pct"/>
-            <w:tcBorders>
-              <w:top w:val="single" w:color="000000" w:sz="4" w:space="0"/>
-              <w:left w:val="single" w:color="FFFFFF" w:sz="8" w:space="0"/>
-              <w:bottom w:val="single" w:color="000000" w:sz="4" w:space="0"/>
-              <w:right w:val="single" w:color="000000" w:sz="4" w:space="0"/>
-            </w:tcBorders>
-            <w:shd w:val="clear" w:color="auto" w:fill="FFFFFF"/>
-            <w:vAlign w:val="center"/>
-          </w:tcPr>
-          <w:p>
-            <w:pPr>
-              <w:keepNext w:val="0"/>
-              <w:keepLines w:val="0"/>
-              <w:widowControl/>
-              <w:suppressLineNumbers w:val="0"/>
-              <w:jc w:val="left"/>
-              <w:textAlignment w:val="center"/>
-              <w:rPr>
-                <w:rFonts w:hint="default" w:ascii="Times New Roman" w:hAnsi="Times New Roman" w:eastAsia="宋体" w:cs="Times New Roman"/>
-                <w:b w:val="0"/>
-                <w:bCs/>
-                <w:i w:val="0"/>
-                <w:iCs w:val="0"/>
-                <w:color w:val="000000"/>
-                <w:sz w:val="18"/>
-                <w:szCs w:val="18"/>
-                <w:u w:val="none"/>
-              </w:rPr>
-            </w:pPr>
-            <w:r>
-              <w:rPr>
-                <w:rFonts w:hint="default" w:ascii="Times New Roman" w:hAnsi="Times New Roman" w:eastAsia="宋体" w:cs="Times New Roman"/>
-                <w:b w:val="0"/>
-                <w:bCs/>
-                <w:i w:val="0"/>
-                <w:iCs w:val="0"/>
-                <w:color w:val="000000"/>
-                <w:kern w:val="0"/>
-                <w:sz w:val="18"/>
-                <w:szCs w:val="18"/>
-                <w:u w:val="none"/>
-                <w:lang w:val="en-US" w:eastAsia="zh-CN" w:bidi="ar"/>
-              </w:rPr>
-              <w:t xml:space="preserve">2 </w:t>
-            </w:r>
-          </w:p>
-        </w:tc>
-        <w:tc>
-          <w:tcPr>
-            <w:tcW w:w="1643" w:type="pct"/>
-            <w:tcBorders>
-              <w:top w:val="single" w:color="000000" w:sz="4" w:space="0"/>
-              <w:left w:val="single" w:color="000000" w:sz="4" w:space="0"/>
-              <w:bottom w:val="single" w:color="000000" w:sz="4" w:space="0"/>
-              <w:right w:val="single" w:color="000000" w:sz="4" w:space="0"/>
-            </w:tcBorders>
-            <w:shd w:val="clear" w:color="auto" w:fill="FFFFFF"/>
-            <w:vAlign w:val="center"/>
-          </w:tcPr>
-          <w:p>
-            <w:pPr>
-              <w:keepNext w:val="0"/>
-              <w:keepLines w:val="0"/>
-              <w:widowControl/>
-              <w:suppressLineNumbers w:val="0"/>
-              <w:jc w:val="left"/>
-              <w:textAlignment w:val="center"/>
-              <w:rPr>
-                <w:rFonts w:hint="default" w:ascii="Times New Roman" w:hAnsi="Times New Roman" w:eastAsia="宋体" w:cs="Times New Roman"/>
-                <w:b w:val="0"/>
-                <w:bCs/>
-                <w:i w:val="0"/>
-                <w:iCs w:val="0"/>
-                <w:color w:val="000000"/>
-                <w:sz w:val="18"/>
-                <w:szCs w:val="18"/>
-                <w:u w:val="none"/>
-              </w:rPr>
-            </w:pPr>
-            <w:r>
-              <w:rPr>
-                <w:rFonts w:hint="default" w:ascii="Times New Roman" w:hAnsi="Times New Roman" w:eastAsia="宋体" w:cs="Times New Roman"/>
-                <w:b w:val="0"/>
-                <w:bCs/>
-                <w:i w:val="0"/>
-                <w:iCs w:val="0"/>
-                <w:color w:val="000000"/>
-                <w:kern w:val="0"/>
-                <w:sz w:val="18"/>
-                <w:szCs w:val="18"/>
-                <w:u w:val="none"/>
-                <w:lang w:val="en-US" w:eastAsia="zh-CN" w:bidi="ar"/>
-              </w:rPr>
-              <w:t>c.35G&gt;C</w:t>
-            </w:r>
-          </w:p>
-        </w:tc>
-        <w:tc>
-          <w:tcPr>
-            <w:tcW w:w="1591" w:type="pct"/>
-            <w:tcBorders>
-              <w:top w:val="single" w:color="000000" w:sz="4" w:space="0"/>
-              <w:left w:val="single" w:color="000000" w:sz="4" w:space="0"/>
-              <w:bottom w:val="single" w:color="000000" w:sz="4" w:space="0"/>
-              <w:right w:val="single" w:color="000000" w:sz="4" w:space="0"/>
-            </w:tcBorders>
-            <w:shd w:val="clear" w:color="auto" w:fill="FFFFFF"/>
-            <w:vAlign w:val="center"/>
-          </w:tcPr>
-          <w:p>
-            <w:pPr>
-              <w:keepNext w:val="0"/>
-              <w:keepLines w:val="0"/>
-              <w:widowControl/>
-              <w:suppressLineNumbers w:val="0"/>
-              <w:jc w:val="left"/>
-              <w:textAlignment w:val="center"/>
-              <w:rPr>
-                <w:rFonts w:hint="default" w:ascii="Times New Roman" w:hAnsi="Times New Roman" w:eastAsia="宋体" w:cs="Times New Roman"/>
-                <w:b w:val="0"/>
-                <w:bCs/>
-                <w:i w:val="0"/>
-                <w:iCs w:val="0"/>
-                <w:color w:val="000000"/>
-                <w:sz w:val="18"/>
-                <w:szCs w:val="18"/>
-                <w:u w:val="none"/>
-              </w:rPr>
-            </w:pPr>
-            <w:r>
-              <w:rPr>
-                <w:rFonts w:hint="default" w:ascii="Times New Roman" w:hAnsi="Times New Roman" w:eastAsia="宋体" w:cs="Times New Roman"/>
-                <w:b w:val="0"/>
-                <w:bCs/>
-                <w:i w:val="0"/>
-                <w:iCs w:val="0"/>
-                <w:color w:val="000000"/>
-                <w:kern w:val="0"/>
-                <w:sz w:val="18"/>
-                <w:szCs w:val="18"/>
-                <w:u w:val="none"/>
-                <w:lang w:val="en-US" w:eastAsia="zh-CN" w:bidi="ar"/>
-              </w:rPr>
-              <w:t>p.G12A</w:t>
-            </w:r>
-          </w:p>
-        </w:tc>
-        <w:tc>
-          <w:tcPr>
-            <w:tcW w:w="630" w:type="pct"/>
-            <w:tcBorders>
-              <w:top w:val="single" w:color="000000" w:sz="4" w:space="0"/>
-              <w:left w:val="single" w:color="000000" w:sz="4" w:space="0"/>
-              <w:bottom w:val="single" w:color="000000" w:sz="4" w:space="0"/>
-              <w:right w:val="single" w:color="000000" w:sz="4" w:space="0"/>
-            </w:tcBorders>
-            <w:shd w:val="clear" w:color="auto" w:fill="FFFFFF"/>
-            <w:vAlign w:val="center"/>
-          </w:tcPr>
-          <w:p>
-            <w:pPr>
-              <w:keepNext w:val="0"/>
-              <w:keepLines w:val="0"/>
-              <w:widowControl/>
-              <w:suppressLineNumbers w:val="0"/>
-              <w:jc w:val="left"/>
-              <w:textAlignment w:val="center"/>
-              <w:rPr>
-                <w:rFonts w:hint="default" w:ascii="Times New Roman" w:hAnsi="Times New Roman" w:eastAsia="宋体" w:cs="Times New Roman"/>
-                <w:b w:val="0"/>
-                <w:bCs/>
-                <w:i w:val="0"/>
-                <w:iCs w:val="0"/>
-                <w:color w:val="000000"/>
-                <w:sz w:val="18"/>
-                <w:szCs w:val="18"/>
-                <w:u w:val="none"/>
-              </w:rPr>
-            </w:pPr>
-            <w:r>
-              <w:rPr>
-                <w:rFonts w:hint="default" w:ascii="Times New Roman" w:hAnsi="Times New Roman" w:eastAsia="宋体" w:cs="Times New Roman"/>
-                <w:b w:val="0"/>
-                <w:bCs/>
-                <w:i w:val="0"/>
-                <w:iCs w:val="0"/>
-                <w:color w:val="000000"/>
-                <w:kern w:val="0"/>
-                <w:sz w:val="18"/>
-                <w:szCs w:val="18"/>
-                <w:u w:val="none"/>
-                <w:lang w:val="en-US" w:eastAsia="zh-CN" w:bidi="ar"/>
-              </w:rPr>
-              <w:t xml:space="preserve">522 </w:t>
-            </w:r>
-          </w:p>
-        </w:tc>
-      </w:tr>
-      <w:tr>
-        <w:tblPrEx>
-          <w:tblBorders>
-            <w:top w:val="none" w:color="auto" w:sz="0" w:space="0"/>
-            <w:left w:val="none" w:color="auto" w:sz="0" w:space="0"/>
-            <w:bottom w:val="none" w:color="auto" w:sz="0" w:space="0"/>
-            <w:right w:val="none" w:color="auto" w:sz="0" w:space="0"/>
-            <w:insideH w:val="none" w:color="auto" w:sz="0" w:space="0"/>
-            <w:insideV w:val="none" w:color="auto" w:sz="0" w:space="0"/>
-          </w:tblBorders>
-          <w:tblCellMar>
-            <w:top w:w="0" w:type="dxa"/>
-            <w:left w:w="108" w:type="dxa"/>
-            <w:bottom w:w="0" w:type="dxa"/>
-            <w:right w:w="108" w:type="dxa"/>
-          </w:tblCellMar>
-        </w:tblPrEx>
-        <w:trPr>
-          <w:trHeight w:val="300" w:hRule="atLeast"/>
-        </w:trPr>
-        <w:tc>
-          <w:tcPr>
-            <w:tcW w:w="699" w:type="pct"/>
-            <w:tcBorders>
-              <w:top w:val="single" w:color="FFFFFF" w:sz="8" w:space="0"/>
-              <w:left w:val="single" w:color="FFFFFF" w:sz="8" w:space="0"/>
-              <w:bottom w:val="single" w:color="FFFFFF" w:sz="8" w:space="0"/>
-              <w:right w:val="single" w:color="FFFFFF" w:sz="8" w:space="0"/>
-            </w:tcBorders>
-            <w:shd w:val="clear" w:color="auto" w:fill="1F3864"/>
-            <w:vAlign w:val="center"/>
-          </w:tcPr>
-          <w:p>
-            <w:pPr>
-              <w:keepNext w:val="0"/>
-              <w:keepLines w:val="0"/>
-              <w:widowControl/>
-              <w:suppressLineNumbers w:val="0"/>
-              <w:jc w:val="left"/>
-              <w:textAlignment w:val="center"/>
-              <w:rPr>
-                <w:rFonts w:hint="default" w:ascii="Times New Roman" w:hAnsi="Times New Roman" w:eastAsia="宋体" w:cs="Times New Roman"/>
-                <w:b/>
-                <w:bCs w:val="0"/>
-                <w:i w:val="0"/>
-                <w:iCs w:val="0"/>
-                <w:color w:val="FFFFFF" w:themeColor="background1"/>
-                <w:sz w:val="18"/>
-                <w:szCs w:val="18"/>
-                <w:u w:val="none"/>
-                <w14:textFill>
-                  <w14:solidFill>
-                    <w14:schemeClr w14:val="bg1"/>
-                  </w14:solidFill>
-                </w14:textFill>
-              </w:rPr>
-            </w:pPr>
-            <w:r>
-              <w:rPr>
-                <w:rFonts w:hint="default" w:ascii="Times New Roman" w:hAnsi="Times New Roman" w:eastAsia="宋体" w:cs="Times New Roman"/>
-                <w:b/>
-                <w:bCs w:val="0"/>
-                <w:i w:val="0"/>
-                <w:iCs w:val="0"/>
-                <w:color w:val="FFFFFF" w:themeColor="background1"/>
-                <w:kern w:val="0"/>
-                <w:sz w:val="18"/>
-                <w:szCs w:val="18"/>
-                <w:u w:val="none"/>
-                <w:lang w:val="en-US" w:eastAsia="zh-CN" w:bidi="ar"/>
-                <w14:textFill>
-                  <w14:solidFill>
-                    <w14:schemeClr w14:val="bg1"/>
-                  </w14:solidFill>
-                </w14:textFill>
-              </w:rPr>
-              <w:t>BRAF</w:t>
-            </w:r>
-          </w:p>
-        </w:tc>
-        <w:tc>
-          <w:tcPr>
-            <w:tcW w:w="435" w:type="pct"/>
-            <w:tcBorders>
-              <w:top w:val="single" w:color="000000" w:sz="4" w:space="0"/>
-              <w:left w:val="single" w:color="FFFFFF" w:sz="8" w:space="0"/>
-              <w:bottom w:val="single" w:color="000000" w:sz="4" w:space="0"/>
-              <w:right w:val="single" w:color="000000" w:sz="4" w:space="0"/>
-            </w:tcBorders>
-            <w:shd w:val="clear" w:color="auto" w:fill="FFFFFF"/>
-            <w:vAlign w:val="center"/>
-          </w:tcPr>
-          <w:p>
-            <w:pPr>
-              <w:keepNext w:val="0"/>
-              <w:keepLines w:val="0"/>
-              <w:widowControl/>
-              <w:suppressLineNumbers w:val="0"/>
-              <w:jc w:val="left"/>
-              <w:textAlignment w:val="center"/>
-              <w:rPr>
-                <w:rFonts w:hint="default" w:ascii="Times New Roman" w:hAnsi="Times New Roman" w:eastAsia="宋体" w:cs="Times New Roman"/>
-                <w:b w:val="0"/>
-                <w:bCs/>
-                <w:i w:val="0"/>
-                <w:iCs w:val="0"/>
-                <w:color w:val="000000"/>
-                <w:sz w:val="18"/>
-                <w:szCs w:val="18"/>
-                <w:u w:val="none"/>
-              </w:rPr>
-            </w:pPr>
-            <w:r>
-              <w:rPr>
-                <w:rFonts w:hint="default" w:ascii="Times New Roman" w:hAnsi="Times New Roman" w:eastAsia="宋体" w:cs="Times New Roman"/>
-                <w:b w:val="0"/>
-                <w:bCs/>
-                <w:i w:val="0"/>
-                <w:iCs w:val="0"/>
-                <w:color w:val="000000"/>
-                <w:kern w:val="0"/>
-                <w:sz w:val="18"/>
-                <w:szCs w:val="18"/>
-                <w:u w:val="none"/>
-                <w:lang w:val="en-US" w:eastAsia="zh-CN" w:bidi="ar"/>
-              </w:rPr>
-              <w:t xml:space="preserve">15 </w:t>
-            </w:r>
-          </w:p>
-        </w:tc>
-        <w:tc>
-          <w:tcPr>
-            <w:tcW w:w="1643" w:type="pct"/>
-            <w:tcBorders>
-              <w:top w:val="single" w:color="000000" w:sz="4" w:space="0"/>
-              <w:left w:val="single" w:color="000000" w:sz="4" w:space="0"/>
-              <w:bottom w:val="single" w:color="000000" w:sz="4" w:space="0"/>
-              <w:right w:val="single" w:color="000000" w:sz="4" w:space="0"/>
-            </w:tcBorders>
-            <w:shd w:val="clear" w:color="auto" w:fill="FFFFFF"/>
-            <w:vAlign w:val="center"/>
-          </w:tcPr>
-          <w:p>
-            <w:pPr>
-              <w:keepNext w:val="0"/>
-              <w:keepLines w:val="0"/>
-              <w:widowControl/>
-              <w:suppressLineNumbers w:val="0"/>
-              <w:jc w:val="left"/>
-              <w:textAlignment w:val="center"/>
-              <w:rPr>
-                <w:rFonts w:hint="default" w:ascii="Times New Roman" w:hAnsi="Times New Roman" w:eastAsia="宋体" w:cs="Times New Roman"/>
-                <w:b w:val="0"/>
-                <w:bCs/>
-                <w:i w:val="0"/>
-                <w:iCs w:val="0"/>
-                <w:color w:val="000000"/>
-                <w:sz w:val="18"/>
-                <w:szCs w:val="18"/>
-                <w:u w:val="none"/>
-              </w:rPr>
-            </w:pPr>
-            <w:r>
-              <w:rPr>
-                <w:rFonts w:hint="default" w:ascii="Times New Roman" w:hAnsi="Times New Roman" w:eastAsia="宋体" w:cs="Times New Roman"/>
-                <w:b w:val="0"/>
-                <w:bCs/>
-                <w:i w:val="0"/>
-                <w:iCs w:val="0"/>
-                <w:color w:val="000000"/>
-                <w:kern w:val="0"/>
-                <w:sz w:val="18"/>
-                <w:szCs w:val="18"/>
-                <w:u w:val="none"/>
-                <w:lang w:val="en-US" w:eastAsia="zh-CN" w:bidi="ar"/>
-              </w:rPr>
-              <w:t>c.1799T&gt;A</w:t>
-            </w:r>
-          </w:p>
-        </w:tc>
-        <w:tc>
-          <w:tcPr>
-            <w:tcW w:w="1591" w:type="pct"/>
-            <w:tcBorders>
-              <w:top w:val="single" w:color="000000" w:sz="4" w:space="0"/>
-              <w:left w:val="single" w:color="000000" w:sz="4" w:space="0"/>
-              <w:bottom w:val="single" w:color="000000" w:sz="4" w:space="0"/>
-              <w:right w:val="single" w:color="000000" w:sz="4" w:space="0"/>
-            </w:tcBorders>
-            <w:shd w:val="clear" w:color="auto" w:fill="FFFFFF"/>
-            <w:vAlign w:val="center"/>
-          </w:tcPr>
-          <w:p>
-            <w:pPr>
-              <w:keepNext w:val="0"/>
-              <w:keepLines w:val="0"/>
-              <w:widowControl/>
-              <w:suppressLineNumbers w:val="0"/>
-              <w:jc w:val="left"/>
-              <w:textAlignment w:val="center"/>
-              <w:rPr>
-                <w:rFonts w:hint="default" w:ascii="Times New Roman" w:hAnsi="Times New Roman" w:eastAsia="宋体" w:cs="Times New Roman"/>
-                <w:b w:val="0"/>
-                <w:bCs/>
-                <w:i w:val="0"/>
-                <w:iCs w:val="0"/>
-                <w:color w:val="000000"/>
-                <w:sz w:val="18"/>
-                <w:szCs w:val="18"/>
-                <w:u w:val="none"/>
-              </w:rPr>
-            </w:pPr>
-            <w:r>
-              <w:rPr>
-                <w:rFonts w:hint="default" w:ascii="Times New Roman" w:hAnsi="Times New Roman" w:eastAsia="宋体" w:cs="Times New Roman"/>
-                <w:b w:val="0"/>
-                <w:bCs/>
-                <w:i w:val="0"/>
-                <w:iCs w:val="0"/>
-                <w:color w:val="000000"/>
-                <w:kern w:val="0"/>
-                <w:sz w:val="18"/>
-                <w:szCs w:val="18"/>
-                <w:u w:val="none"/>
-                <w:lang w:val="en-US" w:eastAsia="zh-CN" w:bidi="ar"/>
-              </w:rPr>
-              <w:t>p.V600E</w:t>
-            </w:r>
-          </w:p>
-        </w:tc>
-        <w:tc>
-          <w:tcPr>
-            <w:tcW w:w="630" w:type="pct"/>
-            <w:tcBorders>
-              <w:top w:val="single" w:color="000000" w:sz="4" w:space="0"/>
-              <w:left w:val="single" w:color="000000" w:sz="4" w:space="0"/>
-              <w:bottom w:val="single" w:color="000000" w:sz="4" w:space="0"/>
-              <w:right w:val="single" w:color="000000" w:sz="4" w:space="0"/>
-            </w:tcBorders>
-            <w:shd w:val="clear" w:color="auto" w:fill="FFFFFF"/>
-            <w:vAlign w:val="center"/>
-          </w:tcPr>
-          <w:p>
-            <w:pPr>
-              <w:keepNext w:val="0"/>
-              <w:keepLines w:val="0"/>
-              <w:widowControl/>
-              <w:suppressLineNumbers w:val="0"/>
-              <w:jc w:val="left"/>
-              <w:textAlignment w:val="center"/>
-              <w:rPr>
-                <w:rFonts w:hint="default" w:ascii="Times New Roman" w:hAnsi="Times New Roman" w:eastAsia="宋体" w:cs="Times New Roman"/>
-                <w:b w:val="0"/>
-                <w:bCs/>
-                <w:i w:val="0"/>
-                <w:iCs w:val="0"/>
-                <w:color w:val="000000"/>
-                <w:sz w:val="18"/>
-                <w:szCs w:val="18"/>
-                <w:u w:val="none"/>
-              </w:rPr>
-            </w:pPr>
-            <w:r>
-              <w:rPr>
-                <w:rFonts w:hint="default" w:ascii="Times New Roman" w:hAnsi="Times New Roman" w:eastAsia="宋体" w:cs="Times New Roman"/>
-                <w:b w:val="0"/>
-                <w:bCs/>
-                <w:i w:val="0"/>
-                <w:iCs w:val="0"/>
-                <w:color w:val="000000"/>
-                <w:kern w:val="0"/>
-                <w:sz w:val="18"/>
-                <w:szCs w:val="18"/>
-                <w:u w:val="none"/>
-                <w:lang w:val="en-US" w:eastAsia="zh-CN" w:bidi="ar"/>
-              </w:rPr>
-              <w:t xml:space="preserve">476 </w:t>
+              <w:t>/</w:t>
             </w:r>
           </w:p>
         </w:tc>
@@ -24139,7 +25767,7 @@
         <w:tc>
           <w:tcPr>
             <w:tcW w:w="699" w:type="pct"/>
-            <w:vMerge w:val="restart"/>
+            <w:vMerge w:val="continue"/>
             <w:tcBorders>
               <w:top w:val="single" w:color="FFFFFF" w:sz="8" w:space="0"/>
               <w:left w:val="single" w:color="FFFFFF" w:sz="8" w:space="0"/>
@@ -24147,6 +25775,41 @@
               <w:right w:val="single" w:color="FFFFFF" w:sz="8" w:space="0"/>
             </w:tcBorders>
             <w:shd w:val="clear" w:color="auto" w:fill="1F3864"/>
+            <w:vAlign w:val="center"/>
+          </w:tcPr>
+          <w:p>
+            <w:pPr>
+              <w:jc w:val="left"/>
+              <w:rPr>
+                <w:rFonts w:hint="default" w:ascii="Times New Roman" w:hAnsi="Times New Roman" w:eastAsia="宋体" w:cs="Times New Roman"/>
+                <w:b/>
+                <w:bCs w:val="0"/>
+                <w:i w:val="0"/>
+                <w:iCs w:val="0"/>
+                <w:color w:val="FFFFFF" w:themeColor="background1"/>
+                <w:sz w:val="18"/>
+                <w:szCs w:val="18"/>
+                <w:u w:val="none"/>
+                <w14:textFill>
+                  <w14:solidFill>
+                    <w14:schemeClr w14:val="bg1"/>
+                  </w14:solidFill>
+                </w14:textFill>
+              </w:rPr>
+            </w:pPr>
+          </w:p>
+        </w:tc>
+        <w:tc>
+          <w:tcPr>
+            <w:tcW w:w="435" w:type="pct"/>
+            <w:tcBorders>
+              <w:top w:val="single" w:color="000000" w:sz="4" w:space="0"/>
+              <w:left w:val="single" w:color="FFFFFF" w:sz="8" w:space="0"/>
+              <w:bottom w:val="single" w:color="000000" w:sz="4" w:space="0"/>
+              <w:right w:val="single" w:color="000000" w:sz="4" w:space="0"/>
+            </w:tcBorders>
+            <w:shd w:val="clear" w:color="auto" w:fill="FFFFFF"/>
+            <w:noWrap/>
             <w:vAlign w:val="center"/>
           </w:tcPr>
           <w:p>
@@ -24159,50 +25822,40 @@
               <w:textAlignment w:val="center"/>
               <w:rPr>
                 <w:rFonts w:hint="default" w:ascii="Times New Roman" w:hAnsi="Times New Roman" w:eastAsia="宋体" w:cs="Times New Roman"/>
-                <w:b/>
-                <w:bCs w:val="0"/>
+                <w:b w:val="0"/>
+                <w:bCs/>
                 <w:i w:val="0"/>
                 <w:iCs w:val="0"/>
-                <w:color w:val="FFFFFF" w:themeColor="background1"/>
+                <w:color w:val="000000"/>
                 <w:sz w:val="18"/>
                 <w:szCs w:val="18"/>
                 <w:u w:val="none"/>
-                <w14:textFill>
-                  <w14:solidFill>
-                    <w14:schemeClr w14:val="bg1"/>
-                  </w14:solidFill>
-                </w14:textFill>
               </w:rPr>
             </w:pPr>
             <w:r>
               <w:rPr>
                 <w:rFonts w:hint="default" w:ascii="Times New Roman" w:hAnsi="Times New Roman" w:eastAsia="宋体" w:cs="Times New Roman"/>
-                <w:b/>
-                <w:bCs w:val="0"/>
+                <w:b w:val="0"/>
+                <w:bCs/>
                 <w:i w:val="0"/>
                 <w:iCs w:val="0"/>
-                <w:color w:val="FFFFFF" w:themeColor="background1"/>
+                <w:color w:val="000000"/>
                 <w:kern w:val="0"/>
                 <w:sz w:val="18"/>
                 <w:szCs w:val="18"/>
                 <w:u w:val="none"/>
                 <w:lang w:val="en-US" w:eastAsia="zh-CN" w:bidi="ar"/>
-                <w14:textFill>
-                  <w14:solidFill>
-                    <w14:schemeClr w14:val="bg1"/>
-                  </w14:solidFill>
-                </w14:textFill>
-              </w:rPr>
-              <w:t>PIK3CA</w:t>
-            </w:r>
-          </w:p>
-        </w:tc>
-        <w:tc>
-          <w:tcPr>
-            <w:tcW w:w="435" w:type="pct"/>
+              </w:rPr>
+              <w:t>/</w:t>
+            </w:r>
+          </w:p>
+        </w:tc>
+        <w:tc>
+          <w:tcPr>
+            <w:tcW w:w="1643" w:type="pct"/>
             <w:tcBorders>
               <w:top w:val="single" w:color="000000" w:sz="4" w:space="0"/>
-              <w:left w:val="single" w:color="FFFFFF" w:sz="8" w:space="0"/>
+              <w:left w:val="single" w:color="000000" w:sz="4" w:space="0"/>
               <w:bottom w:val="single" w:color="000000" w:sz="4" w:space="0"/>
               <w:right w:val="single" w:color="000000" w:sz="4" w:space="0"/>
             </w:tcBorders>
@@ -24243,13 +25896,13 @@
                 <w:u w:val="none"/>
                 <w:lang w:val="en-US" w:eastAsia="zh-CN" w:bidi="ar"/>
               </w:rPr>
-              <w:t xml:space="preserve">9 </w:t>
-            </w:r>
-          </w:p>
-        </w:tc>
-        <w:tc>
-          <w:tcPr>
-            <w:tcW w:w="1643" w:type="pct"/>
+              <w:t>EML4-ALK</w:t>
+            </w:r>
+          </w:p>
+        </w:tc>
+        <w:tc>
+          <w:tcPr>
+            <w:tcW w:w="1591" w:type="pct"/>
             <w:tcBorders>
               <w:top w:val="single" w:color="000000" w:sz="4" w:space="0"/>
               <w:left w:val="single" w:color="000000" w:sz="4" w:space="0"/>
@@ -24293,13 +25946,13 @@
                 <w:u w:val="none"/>
                 <w:lang w:val="en-US" w:eastAsia="zh-CN" w:bidi="ar"/>
               </w:rPr>
-              <w:t>c.1624G&gt;A</w:t>
-            </w:r>
-          </w:p>
-        </w:tc>
-        <w:tc>
-          <w:tcPr>
-            <w:tcW w:w="1591" w:type="pct"/>
+              <w:t>E6aA20</w:t>
+            </w:r>
+          </w:p>
+        </w:tc>
+        <w:tc>
+          <w:tcPr>
+            <w:tcW w:w="630" w:type="pct"/>
             <w:tcBorders>
               <w:top w:val="single" w:color="000000" w:sz="4" w:space="0"/>
               <w:left w:val="single" w:color="000000" w:sz="4" w:space="0"/>
@@ -24307,6 +25960,7 @@
               <w:right w:val="single" w:color="000000" w:sz="4" w:space="0"/>
             </w:tcBorders>
             <w:shd w:val="clear" w:color="auto" w:fill="FFFFFF"/>
+            <w:noWrap/>
             <w:vAlign w:val="center"/>
           </w:tcPr>
           <w:p>
@@ -24343,569 +25997,7 @@
                 <w:u w:val="none"/>
                 <w:lang w:val="en-US" w:eastAsia="zh-CN" w:bidi="ar"/>
               </w:rPr>
-              <w:t>p.E542K</w:t>
-            </w:r>
-          </w:p>
-        </w:tc>
-        <w:tc>
-          <w:tcPr>
-            <w:tcW w:w="630" w:type="pct"/>
-            <w:tcBorders>
-              <w:top w:val="single" w:color="000000" w:sz="4" w:space="0"/>
-              <w:left w:val="single" w:color="000000" w:sz="4" w:space="0"/>
-              <w:bottom w:val="single" w:color="000000" w:sz="4" w:space="0"/>
-              <w:right w:val="single" w:color="000000" w:sz="4" w:space="0"/>
-            </w:tcBorders>
-            <w:shd w:val="clear" w:color="auto" w:fill="FFFFFF"/>
-            <w:vAlign w:val="center"/>
-          </w:tcPr>
-          <w:p>
-            <w:pPr>
-              <w:keepNext w:val="0"/>
-              <w:keepLines w:val="0"/>
-              <w:widowControl/>
-              <w:suppressLineNumbers w:val="0"/>
-              <w:jc w:val="left"/>
-              <w:textAlignment w:val="center"/>
-              <w:rPr>
-                <w:rFonts w:hint="default" w:ascii="Times New Roman" w:hAnsi="Times New Roman" w:eastAsia="宋体" w:cs="Times New Roman"/>
-                <w:b w:val="0"/>
-                <w:bCs/>
-                <w:i w:val="0"/>
-                <w:iCs w:val="0"/>
-                <w:color w:val="000000"/>
-                <w:sz w:val="18"/>
-                <w:szCs w:val="18"/>
-                <w:u w:val="none"/>
-              </w:rPr>
-            </w:pPr>
-            <w:r>
-              <w:rPr>
-                <w:rFonts w:hint="default" w:ascii="Times New Roman" w:hAnsi="Times New Roman" w:eastAsia="宋体" w:cs="Times New Roman"/>
-                <w:b w:val="0"/>
-                <w:bCs/>
-                <w:i w:val="0"/>
-                <w:iCs w:val="0"/>
-                <w:color w:val="000000"/>
-                <w:kern w:val="0"/>
-                <w:sz w:val="18"/>
-                <w:szCs w:val="18"/>
-                <w:u w:val="none"/>
-                <w:lang w:val="en-US" w:eastAsia="zh-CN" w:bidi="ar"/>
-              </w:rPr>
-              <w:t xml:space="preserve">760 </w:t>
-            </w:r>
-          </w:p>
-        </w:tc>
-      </w:tr>
-      <w:tr>
-        <w:tblPrEx>
-          <w:tblBorders>
-            <w:top w:val="none" w:color="auto" w:sz="0" w:space="0"/>
-            <w:left w:val="none" w:color="auto" w:sz="0" w:space="0"/>
-            <w:bottom w:val="none" w:color="auto" w:sz="0" w:space="0"/>
-            <w:right w:val="none" w:color="auto" w:sz="0" w:space="0"/>
-            <w:insideH w:val="none" w:color="auto" w:sz="0" w:space="0"/>
-            <w:insideV w:val="none" w:color="auto" w:sz="0" w:space="0"/>
-          </w:tblBorders>
-          <w:tblCellMar>
-            <w:top w:w="0" w:type="dxa"/>
-            <w:left w:w="108" w:type="dxa"/>
-            <w:bottom w:w="0" w:type="dxa"/>
-            <w:right w:w="108" w:type="dxa"/>
-          </w:tblCellMar>
-        </w:tblPrEx>
-        <w:trPr>
-          <w:trHeight w:val="300" w:hRule="atLeast"/>
-        </w:trPr>
-        <w:tc>
-          <w:tcPr>
-            <w:tcW w:w="699" w:type="pct"/>
-            <w:vMerge w:val="continue"/>
-            <w:tcBorders>
-              <w:top w:val="single" w:color="FFFFFF" w:sz="8" w:space="0"/>
-              <w:left w:val="single" w:color="FFFFFF" w:sz="8" w:space="0"/>
-              <w:bottom w:val="single" w:color="FFFFFF" w:sz="8" w:space="0"/>
-              <w:right w:val="single" w:color="FFFFFF" w:sz="8" w:space="0"/>
-            </w:tcBorders>
-            <w:shd w:val="clear" w:color="auto" w:fill="1F3864"/>
-            <w:vAlign w:val="center"/>
-          </w:tcPr>
-          <w:p>
-            <w:pPr>
-              <w:jc w:val="left"/>
-              <w:rPr>
-                <w:rFonts w:hint="default" w:ascii="Times New Roman" w:hAnsi="Times New Roman" w:eastAsia="宋体" w:cs="Times New Roman"/>
-                <w:b/>
-                <w:bCs w:val="0"/>
-                <w:i w:val="0"/>
-                <w:iCs w:val="0"/>
-                <w:color w:val="FFFFFF" w:themeColor="background1"/>
-                <w:sz w:val="18"/>
-                <w:szCs w:val="18"/>
-                <w:u w:val="none"/>
-                <w14:textFill>
-                  <w14:solidFill>
-                    <w14:schemeClr w14:val="bg1"/>
-                  </w14:solidFill>
-                </w14:textFill>
-              </w:rPr>
-            </w:pPr>
-          </w:p>
-        </w:tc>
-        <w:tc>
-          <w:tcPr>
-            <w:tcW w:w="435" w:type="pct"/>
-            <w:tcBorders>
-              <w:top w:val="single" w:color="000000" w:sz="4" w:space="0"/>
-              <w:left w:val="single" w:color="FFFFFF" w:sz="8" w:space="0"/>
-              <w:bottom w:val="single" w:color="000000" w:sz="4" w:space="0"/>
-              <w:right w:val="single" w:color="000000" w:sz="4" w:space="0"/>
-            </w:tcBorders>
-            <w:shd w:val="clear" w:color="auto" w:fill="FFFFFF"/>
-            <w:vAlign w:val="center"/>
-          </w:tcPr>
-          <w:p>
-            <w:pPr>
-              <w:keepNext w:val="0"/>
-              <w:keepLines w:val="0"/>
-              <w:widowControl/>
-              <w:suppressLineNumbers w:val="0"/>
-              <w:jc w:val="left"/>
-              <w:textAlignment w:val="center"/>
-              <w:rPr>
-                <w:rFonts w:hint="default" w:ascii="Times New Roman" w:hAnsi="Times New Roman" w:eastAsia="宋体" w:cs="Times New Roman"/>
-                <w:b w:val="0"/>
-                <w:bCs/>
-                <w:i w:val="0"/>
-                <w:iCs w:val="0"/>
-                <w:color w:val="000000"/>
-                <w:sz w:val="18"/>
-                <w:szCs w:val="18"/>
-                <w:u w:val="none"/>
-              </w:rPr>
-            </w:pPr>
-            <w:r>
-              <w:rPr>
-                <w:rFonts w:hint="default" w:ascii="Times New Roman" w:hAnsi="Times New Roman" w:eastAsia="宋体" w:cs="Times New Roman"/>
-                <w:b w:val="0"/>
-                <w:bCs/>
-                <w:i w:val="0"/>
-                <w:iCs w:val="0"/>
-                <w:color w:val="000000"/>
-                <w:kern w:val="0"/>
-                <w:sz w:val="18"/>
-                <w:szCs w:val="18"/>
-                <w:u w:val="none"/>
-                <w:lang w:val="en-US" w:eastAsia="zh-CN" w:bidi="ar"/>
-              </w:rPr>
-              <w:t xml:space="preserve">9 </w:t>
-            </w:r>
-          </w:p>
-        </w:tc>
-        <w:tc>
-          <w:tcPr>
-            <w:tcW w:w="1643" w:type="pct"/>
-            <w:tcBorders>
-              <w:top w:val="single" w:color="000000" w:sz="4" w:space="0"/>
-              <w:left w:val="single" w:color="000000" w:sz="4" w:space="0"/>
-              <w:bottom w:val="single" w:color="000000" w:sz="4" w:space="0"/>
-              <w:right w:val="single" w:color="000000" w:sz="4" w:space="0"/>
-            </w:tcBorders>
-            <w:shd w:val="clear" w:color="auto" w:fill="FFFFFF"/>
-            <w:vAlign w:val="center"/>
-          </w:tcPr>
-          <w:p>
-            <w:pPr>
-              <w:keepNext w:val="0"/>
-              <w:keepLines w:val="0"/>
-              <w:widowControl/>
-              <w:suppressLineNumbers w:val="0"/>
-              <w:jc w:val="left"/>
-              <w:textAlignment w:val="center"/>
-              <w:rPr>
-                <w:rFonts w:hint="default" w:ascii="Times New Roman" w:hAnsi="Times New Roman" w:eastAsia="宋体" w:cs="Times New Roman"/>
-                <w:b w:val="0"/>
-                <w:bCs/>
-                <w:i w:val="0"/>
-                <w:iCs w:val="0"/>
-                <w:color w:val="000000"/>
-                <w:sz w:val="18"/>
-                <w:szCs w:val="18"/>
-                <w:u w:val="none"/>
-              </w:rPr>
-            </w:pPr>
-            <w:r>
-              <w:rPr>
-                <w:rFonts w:hint="default" w:ascii="Times New Roman" w:hAnsi="Times New Roman" w:eastAsia="宋体" w:cs="Times New Roman"/>
-                <w:b w:val="0"/>
-                <w:bCs/>
-                <w:i w:val="0"/>
-                <w:iCs w:val="0"/>
-                <w:color w:val="000000"/>
-                <w:kern w:val="0"/>
-                <w:sz w:val="18"/>
-                <w:szCs w:val="18"/>
-                <w:u w:val="none"/>
-                <w:lang w:val="en-US" w:eastAsia="zh-CN" w:bidi="ar"/>
-              </w:rPr>
-              <w:t>c.1633G&gt;A</w:t>
-            </w:r>
-          </w:p>
-        </w:tc>
-        <w:tc>
-          <w:tcPr>
-            <w:tcW w:w="1591" w:type="pct"/>
-            <w:tcBorders>
-              <w:top w:val="single" w:color="000000" w:sz="4" w:space="0"/>
-              <w:left w:val="single" w:color="000000" w:sz="4" w:space="0"/>
-              <w:bottom w:val="single" w:color="000000" w:sz="4" w:space="0"/>
-              <w:right w:val="single" w:color="000000" w:sz="4" w:space="0"/>
-            </w:tcBorders>
-            <w:shd w:val="clear" w:color="auto" w:fill="FFFFFF"/>
-            <w:vAlign w:val="center"/>
-          </w:tcPr>
-          <w:p>
-            <w:pPr>
-              <w:keepNext w:val="0"/>
-              <w:keepLines w:val="0"/>
-              <w:widowControl/>
-              <w:suppressLineNumbers w:val="0"/>
-              <w:jc w:val="left"/>
-              <w:textAlignment w:val="center"/>
-              <w:rPr>
-                <w:rFonts w:hint="default" w:ascii="Times New Roman" w:hAnsi="Times New Roman" w:eastAsia="宋体" w:cs="Times New Roman"/>
-                <w:b w:val="0"/>
-                <w:bCs/>
-                <w:i w:val="0"/>
-                <w:iCs w:val="0"/>
-                <w:color w:val="000000"/>
-                <w:sz w:val="18"/>
-                <w:szCs w:val="18"/>
-                <w:u w:val="none"/>
-              </w:rPr>
-            </w:pPr>
-            <w:r>
-              <w:rPr>
-                <w:rFonts w:hint="default" w:ascii="Times New Roman" w:hAnsi="Times New Roman" w:eastAsia="宋体" w:cs="Times New Roman"/>
-                <w:b w:val="0"/>
-                <w:bCs/>
-                <w:i w:val="0"/>
-                <w:iCs w:val="0"/>
-                <w:color w:val="000000"/>
-                <w:kern w:val="0"/>
-                <w:sz w:val="18"/>
-                <w:szCs w:val="18"/>
-                <w:u w:val="none"/>
-                <w:lang w:val="en-US" w:eastAsia="zh-CN" w:bidi="ar"/>
-              </w:rPr>
-              <w:t>p.E545K</w:t>
-            </w:r>
-          </w:p>
-        </w:tc>
-        <w:tc>
-          <w:tcPr>
-            <w:tcW w:w="630" w:type="pct"/>
-            <w:tcBorders>
-              <w:top w:val="single" w:color="000000" w:sz="4" w:space="0"/>
-              <w:left w:val="single" w:color="000000" w:sz="4" w:space="0"/>
-              <w:bottom w:val="single" w:color="000000" w:sz="4" w:space="0"/>
-              <w:right w:val="single" w:color="000000" w:sz="4" w:space="0"/>
-            </w:tcBorders>
-            <w:shd w:val="clear" w:color="auto" w:fill="FFFFFF"/>
-            <w:vAlign w:val="center"/>
-          </w:tcPr>
-          <w:p>
-            <w:pPr>
-              <w:keepNext w:val="0"/>
-              <w:keepLines w:val="0"/>
-              <w:widowControl/>
-              <w:suppressLineNumbers w:val="0"/>
-              <w:jc w:val="left"/>
-              <w:textAlignment w:val="center"/>
-              <w:rPr>
-                <w:rFonts w:hint="default" w:ascii="Times New Roman" w:hAnsi="Times New Roman" w:eastAsia="宋体" w:cs="Times New Roman"/>
-                <w:b w:val="0"/>
-                <w:bCs/>
-                <w:i w:val="0"/>
-                <w:iCs w:val="0"/>
-                <w:color w:val="000000"/>
-                <w:sz w:val="18"/>
-                <w:szCs w:val="18"/>
-                <w:u w:val="none"/>
-              </w:rPr>
-            </w:pPr>
-            <w:r>
-              <w:rPr>
-                <w:rFonts w:hint="default" w:ascii="Times New Roman" w:hAnsi="Times New Roman" w:eastAsia="宋体" w:cs="Times New Roman"/>
-                <w:b w:val="0"/>
-                <w:bCs/>
-                <w:i w:val="0"/>
-                <w:iCs w:val="0"/>
-                <w:color w:val="000000"/>
-                <w:kern w:val="0"/>
-                <w:sz w:val="18"/>
-                <w:szCs w:val="18"/>
-                <w:u w:val="none"/>
-                <w:lang w:val="en-US" w:eastAsia="zh-CN" w:bidi="ar"/>
-              </w:rPr>
-              <w:t xml:space="preserve">763 </w:t>
-            </w:r>
-          </w:p>
-        </w:tc>
-      </w:tr>
-      <w:tr>
-        <w:tblPrEx>
-          <w:tblBorders>
-            <w:top w:val="none" w:color="auto" w:sz="0" w:space="0"/>
-            <w:left w:val="none" w:color="auto" w:sz="0" w:space="0"/>
-            <w:bottom w:val="none" w:color="auto" w:sz="0" w:space="0"/>
-            <w:right w:val="none" w:color="auto" w:sz="0" w:space="0"/>
-            <w:insideH w:val="none" w:color="auto" w:sz="0" w:space="0"/>
-            <w:insideV w:val="none" w:color="auto" w:sz="0" w:space="0"/>
-          </w:tblBorders>
-          <w:tblCellMar>
-            <w:top w:w="0" w:type="dxa"/>
-            <w:left w:w="108" w:type="dxa"/>
-            <w:bottom w:w="0" w:type="dxa"/>
-            <w:right w:w="108" w:type="dxa"/>
-          </w:tblCellMar>
-        </w:tblPrEx>
-        <w:trPr>
-          <w:trHeight w:val="300" w:hRule="atLeast"/>
-        </w:trPr>
-        <w:tc>
-          <w:tcPr>
-            <w:tcW w:w="699" w:type="pct"/>
-            <w:vMerge w:val="continue"/>
-            <w:tcBorders>
-              <w:top w:val="single" w:color="FFFFFF" w:sz="8" w:space="0"/>
-              <w:left w:val="single" w:color="FFFFFF" w:sz="8" w:space="0"/>
-              <w:bottom w:val="single" w:color="FFFFFF" w:sz="8" w:space="0"/>
-              <w:right w:val="single" w:color="FFFFFF" w:sz="8" w:space="0"/>
-            </w:tcBorders>
-            <w:shd w:val="clear" w:color="auto" w:fill="1F3864"/>
-            <w:vAlign w:val="center"/>
-          </w:tcPr>
-          <w:p>
-            <w:pPr>
-              <w:jc w:val="left"/>
-              <w:rPr>
-                <w:rFonts w:hint="default" w:ascii="Times New Roman" w:hAnsi="Times New Roman" w:eastAsia="宋体" w:cs="Times New Roman"/>
-                <w:b/>
-                <w:bCs w:val="0"/>
-                <w:i w:val="0"/>
-                <w:iCs w:val="0"/>
-                <w:color w:val="FFFFFF" w:themeColor="background1"/>
-                <w:sz w:val="18"/>
-                <w:szCs w:val="18"/>
-                <w:u w:val="none"/>
-                <w14:textFill>
-                  <w14:solidFill>
-                    <w14:schemeClr w14:val="bg1"/>
-                  </w14:solidFill>
-                </w14:textFill>
-              </w:rPr>
-            </w:pPr>
-          </w:p>
-        </w:tc>
-        <w:tc>
-          <w:tcPr>
-            <w:tcW w:w="435" w:type="pct"/>
-            <w:tcBorders>
-              <w:top w:val="single" w:color="000000" w:sz="4" w:space="0"/>
-              <w:left w:val="single" w:color="FFFFFF" w:sz="8" w:space="0"/>
-              <w:bottom w:val="single" w:color="000000" w:sz="4" w:space="0"/>
-              <w:right w:val="single" w:color="000000" w:sz="4" w:space="0"/>
-            </w:tcBorders>
-            <w:shd w:val="clear" w:color="auto" w:fill="FFFFFF"/>
-            <w:vAlign w:val="center"/>
-          </w:tcPr>
-          <w:p>
-            <w:pPr>
-              <w:keepNext w:val="0"/>
-              <w:keepLines w:val="0"/>
-              <w:widowControl/>
-              <w:suppressLineNumbers w:val="0"/>
-              <w:jc w:val="left"/>
-              <w:textAlignment w:val="center"/>
-              <w:rPr>
-                <w:rFonts w:hint="default" w:ascii="Times New Roman" w:hAnsi="Times New Roman" w:eastAsia="宋体" w:cs="Times New Roman"/>
-                <w:b w:val="0"/>
-                <w:bCs/>
-                <w:i w:val="0"/>
-                <w:iCs w:val="0"/>
-                <w:color w:val="000000"/>
-                <w:sz w:val="18"/>
-                <w:szCs w:val="18"/>
-                <w:u w:val="none"/>
-              </w:rPr>
-            </w:pPr>
-            <w:r>
-              <w:rPr>
-                <w:rFonts w:hint="default" w:ascii="Times New Roman" w:hAnsi="Times New Roman" w:eastAsia="宋体" w:cs="Times New Roman"/>
-                <w:b w:val="0"/>
-                <w:bCs/>
-                <w:i w:val="0"/>
-                <w:iCs w:val="0"/>
-                <w:color w:val="000000"/>
-                <w:kern w:val="0"/>
-                <w:sz w:val="18"/>
-                <w:szCs w:val="18"/>
-                <w:u w:val="none"/>
-                <w:lang w:val="en-US" w:eastAsia="zh-CN" w:bidi="ar"/>
-              </w:rPr>
-              <w:t xml:space="preserve">20 </w:t>
-            </w:r>
-          </w:p>
-        </w:tc>
-        <w:tc>
-          <w:tcPr>
-            <w:tcW w:w="1643" w:type="pct"/>
-            <w:tcBorders>
-              <w:top w:val="single" w:color="000000" w:sz="4" w:space="0"/>
-              <w:left w:val="single" w:color="000000" w:sz="4" w:space="0"/>
-              <w:bottom w:val="single" w:color="000000" w:sz="4" w:space="0"/>
-              <w:right w:val="single" w:color="000000" w:sz="4" w:space="0"/>
-            </w:tcBorders>
-            <w:shd w:val="clear" w:color="auto" w:fill="FFFFFF"/>
-            <w:vAlign w:val="center"/>
-          </w:tcPr>
-          <w:p>
-            <w:pPr>
-              <w:keepNext w:val="0"/>
-              <w:keepLines w:val="0"/>
-              <w:widowControl/>
-              <w:suppressLineNumbers w:val="0"/>
-              <w:jc w:val="left"/>
-              <w:textAlignment w:val="center"/>
-              <w:rPr>
-                <w:rFonts w:hint="default" w:ascii="Times New Roman" w:hAnsi="Times New Roman" w:eastAsia="宋体" w:cs="Times New Roman"/>
-                <w:b w:val="0"/>
-                <w:bCs/>
-                <w:i w:val="0"/>
-                <w:iCs w:val="0"/>
-                <w:color w:val="000000"/>
-                <w:sz w:val="18"/>
-                <w:szCs w:val="18"/>
-                <w:u w:val="none"/>
-              </w:rPr>
-            </w:pPr>
-            <w:r>
-              <w:rPr>
-                <w:rFonts w:hint="default" w:ascii="Times New Roman" w:hAnsi="Times New Roman" w:eastAsia="宋体" w:cs="Times New Roman"/>
-                <w:b w:val="0"/>
-                <w:bCs/>
-                <w:i w:val="0"/>
-                <w:iCs w:val="0"/>
-                <w:color w:val="000000"/>
-                <w:kern w:val="0"/>
-                <w:sz w:val="18"/>
-                <w:szCs w:val="18"/>
-                <w:u w:val="none"/>
-                <w:lang w:val="en-US" w:eastAsia="zh-CN" w:bidi="ar"/>
-              </w:rPr>
-              <w:t>c.3140A&gt;T</w:t>
-            </w:r>
-          </w:p>
-        </w:tc>
-        <w:tc>
-          <w:tcPr>
-            <w:tcW w:w="1591" w:type="pct"/>
-            <w:tcBorders>
-              <w:top w:val="single" w:color="000000" w:sz="4" w:space="0"/>
-              <w:left w:val="single" w:color="000000" w:sz="4" w:space="0"/>
-              <w:bottom w:val="single" w:color="000000" w:sz="4" w:space="0"/>
-              <w:right w:val="single" w:color="000000" w:sz="4" w:space="0"/>
-            </w:tcBorders>
-            <w:shd w:val="clear" w:color="auto" w:fill="FFFFFF"/>
-            <w:vAlign w:val="center"/>
-          </w:tcPr>
-          <w:p>
-            <w:pPr>
-              <w:keepNext w:val="0"/>
-              <w:keepLines w:val="0"/>
-              <w:widowControl/>
-              <w:suppressLineNumbers w:val="0"/>
-              <w:jc w:val="left"/>
-              <w:textAlignment w:val="center"/>
-              <w:rPr>
-                <w:rFonts w:hint="default" w:ascii="Times New Roman" w:hAnsi="Times New Roman" w:eastAsia="宋体" w:cs="Times New Roman"/>
-                <w:b w:val="0"/>
-                <w:bCs/>
-                <w:i w:val="0"/>
-                <w:iCs w:val="0"/>
-                <w:color w:val="000000"/>
-                <w:sz w:val="18"/>
-                <w:szCs w:val="18"/>
-                <w:u w:val="none"/>
-              </w:rPr>
-            </w:pPr>
-            <w:r>
-              <w:rPr>
-                <w:rFonts w:hint="default" w:ascii="Times New Roman" w:hAnsi="Times New Roman" w:eastAsia="宋体" w:cs="Times New Roman"/>
-                <w:b w:val="0"/>
-                <w:bCs/>
-                <w:i w:val="0"/>
-                <w:iCs w:val="0"/>
-                <w:color w:val="000000"/>
-                <w:kern w:val="0"/>
-                <w:sz w:val="18"/>
-                <w:szCs w:val="18"/>
-                <w:u w:val="none"/>
-                <w:lang w:val="en-US" w:eastAsia="zh-CN" w:bidi="ar"/>
-              </w:rPr>
-              <w:t>p.H1047L</w:t>
-            </w:r>
-          </w:p>
-        </w:tc>
-        <w:tc>
-          <w:tcPr>
-            <w:tcW w:w="630" w:type="pct"/>
-            <w:tcBorders>
-              <w:top w:val="single" w:color="000000" w:sz="4" w:space="0"/>
-              <w:left w:val="single" w:color="000000" w:sz="4" w:space="0"/>
-              <w:bottom w:val="single" w:color="000000" w:sz="4" w:space="0"/>
-              <w:right w:val="single" w:color="000000" w:sz="4" w:space="0"/>
-            </w:tcBorders>
-            <w:shd w:val="clear" w:color="auto" w:fill="FFFFFF"/>
-            <w:vAlign w:val="center"/>
-          </w:tcPr>
-          <w:p>
-            <w:pPr>
-              <w:keepNext w:val="0"/>
-              <w:keepLines w:val="0"/>
-              <w:widowControl/>
-              <w:suppressLineNumbers w:val="0"/>
-              <w:jc w:val="left"/>
-              <w:textAlignment w:val="center"/>
-              <w:rPr>
-                <w:rFonts w:hint="default" w:ascii="Times New Roman" w:hAnsi="Times New Roman" w:eastAsia="宋体" w:cs="Times New Roman"/>
-                <w:b w:val="0"/>
-                <w:bCs/>
-                <w:i w:val="0"/>
-                <w:iCs w:val="0"/>
-                <w:color w:val="000000"/>
-                <w:sz w:val="18"/>
-                <w:szCs w:val="18"/>
-                <w:u w:val="none"/>
-              </w:rPr>
-            </w:pPr>
-            <w:r>
-              <w:rPr>
-                <w:rFonts w:hint="default" w:ascii="Times New Roman" w:hAnsi="Times New Roman" w:eastAsia="宋体" w:cs="Times New Roman"/>
-                <w:b w:val="0"/>
-                <w:bCs/>
-                <w:i w:val="0"/>
-                <w:iCs w:val="0"/>
-                <w:color w:val="000000"/>
-                <w:kern w:val="0"/>
-                <w:sz w:val="18"/>
-                <w:szCs w:val="18"/>
-                <w:u w:val="none"/>
-                <w:lang w:val="en-US" w:eastAsia="zh-CN" w:bidi="ar"/>
-              </w:rPr>
-              <w:t xml:space="preserve">776 </w:t>
+              <w:t>/</w:t>
             </w:r>
           </w:p>
         </w:tc>
@@ -24976,6 +26068,7 @@
               <w:right w:val="single" w:color="000000" w:sz="4" w:space="0"/>
             </w:tcBorders>
             <w:shd w:val="clear" w:color="auto" w:fill="FFFFFF"/>
+            <w:noWrap/>
             <w:vAlign w:val="center"/>
           </w:tcPr>
           <w:p>
@@ -25012,7 +26105,7 @@
                 <w:u w:val="none"/>
                 <w:lang w:val="en-US" w:eastAsia="zh-CN" w:bidi="ar"/>
               </w:rPr>
-              <w:t xml:space="preserve">20 </w:t>
+              <w:t>/</w:t>
             </w:r>
           </w:p>
         </w:tc>
@@ -25062,7 +26155,7 @@
                 <w:u w:val="none"/>
                 <w:lang w:val="en-US" w:eastAsia="zh-CN" w:bidi="ar"/>
               </w:rPr>
-              <w:t>c.3140A&gt;G</w:t>
+              <w:t>EML4-ALK</w:t>
             </w:r>
           </w:p>
         </w:tc>
@@ -25112,7 +26205,7 @@
                 <w:u w:val="none"/>
                 <w:lang w:val="en-US" w:eastAsia="zh-CN" w:bidi="ar"/>
               </w:rPr>
-              <w:t>p.H1047R</w:t>
+              <w:t>E6bA20</w:t>
             </w:r>
           </w:p>
         </w:tc>
@@ -25126,6 +26219,7 @@
               <w:right w:val="single" w:color="000000" w:sz="4" w:space="0"/>
             </w:tcBorders>
             <w:shd w:val="clear" w:color="auto" w:fill="FFFFFF"/>
+            <w:noWrap/>
             <w:vAlign w:val="center"/>
           </w:tcPr>
           <w:p>
@@ -25162,7 +26256,7 @@
                 <w:u w:val="none"/>
                 <w:lang w:val="en-US" w:eastAsia="zh-CN" w:bidi="ar"/>
               </w:rPr>
-              <w:t xml:space="preserve">775 </w:t>
+              <w:t>/</w:t>
             </w:r>
           </w:p>
         </w:tc>
@@ -25244,7 +26338,7 @@
                   </w14:solidFill>
                 </w14:textFill>
               </w:rPr>
-              <w:t>ALK</w:t>
+              <w:t>ROS1</w:t>
             </w:r>
           </w:p>
         </w:tc>
@@ -25345,7 +26439,7 @@
                 <w:u w:val="none"/>
                 <w:lang w:val="en-US" w:eastAsia="zh-CN" w:bidi="ar"/>
               </w:rPr>
-              <w:t>EML4-ALK</w:t>
+              <w:t>SLC34A2-ROS1</w:t>
             </w:r>
           </w:p>
         </w:tc>
@@ -25395,1317 +26489,7 @@
                 <w:u w:val="none"/>
                 <w:lang w:val="en-US" w:eastAsia="zh-CN" w:bidi="ar"/>
               </w:rPr>
-              <w:t>E13A20</w:t>
-            </w:r>
-          </w:p>
-        </w:tc>
-        <w:tc>
-          <w:tcPr>
-            <w:tcW w:w="630" w:type="pct"/>
-            <w:tcBorders>
-              <w:top w:val="single" w:color="000000" w:sz="4" w:space="0"/>
-              <w:left w:val="single" w:color="000000" w:sz="4" w:space="0"/>
-              <w:bottom w:val="single" w:color="000000" w:sz="4" w:space="0"/>
-              <w:right w:val="single" w:color="000000" w:sz="4" w:space="0"/>
-            </w:tcBorders>
-            <w:shd w:val="clear" w:color="auto" w:fill="FFFFFF"/>
-            <w:noWrap/>
-            <w:vAlign w:val="center"/>
-          </w:tcPr>
-          <w:p>
-            <w:pPr>
-              <w:keepNext w:val="0"/>
-              <w:keepLines w:val="0"/>
-              <w:widowControl/>
-              <w:suppressLineNumbers w:val="0"/>
-              <w:jc w:val="left"/>
-              <w:textAlignment w:val="center"/>
-              <w:rPr>
-                <w:rFonts w:hint="default" w:ascii="Times New Roman" w:hAnsi="Times New Roman" w:eastAsia="宋体" w:cs="Times New Roman"/>
-                <w:b w:val="0"/>
-                <w:bCs/>
-                <w:i w:val="0"/>
-                <w:iCs w:val="0"/>
-                <w:color w:val="000000"/>
-                <w:sz w:val="18"/>
-                <w:szCs w:val="18"/>
-                <w:u w:val="none"/>
-              </w:rPr>
-            </w:pPr>
-            <w:r>
-              <w:rPr>
-                <w:rFonts w:hint="default" w:ascii="Times New Roman" w:hAnsi="Times New Roman" w:eastAsia="宋体" w:cs="Times New Roman"/>
-                <w:b w:val="0"/>
-                <w:bCs/>
-                <w:i w:val="0"/>
-                <w:iCs w:val="0"/>
-                <w:color w:val="000000"/>
-                <w:kern w:val="0"/>
-                <w:sz w:val="18"/>
-                <w:szCs w:val="18"/>
-                <w:u w:val="none"/>
-                <w:lang w:val="en-US" w:eastAsia="zh-CN" w:bidi="ar"/>
-              </w:rPr>
-              <w:t>/</w:t>
-            </w:r>
-          </w:p>
-        </w:tc>
-      </w:tr>
-      <w:tr>
-        <w:tblPrEx>
-          <w:tblBorders>
-            <w:top w:val="none" w:color="auto" w:sz="0" w:space="0"/>
-            <w:left w:val="none" w:color="auto" w:sz="0" w:space="0"/>
-            <w:bottom w:val="none" w:color="auto" w:sz="0" w:space="0"/>
-            <w:right w:val="none" w:color="auto" w:sz="0" w:space="0"/>
-            <w:insideH w:val="none" w:color="auto" w:sz="0" w:space="0"/>
-            <w:insideV w:val="none" w:color="auto" w:sz="0" w:space="0"/>
-          </w:tblBorders>
-          <w:tblCellMar>
-            <w:top w:w="0" w:type="dxa"/>
-            <w:left w:w="108" w:type="dxa"/>
-            <w:bottom w:w="0" w:type="dxa"/>
-            <w:right w:w="108" w:type="dxa"/>
-          </w:tblCellMar>
-        </w:tblPrEx>
-        <w:trPr>
-          <w:trHeight w:val="300" w:hRule="atLeast"/>
-        </w:trPr>
-        <w:tc>
-          <w:tcPr>
-            <w:tcW w:w="699" w:type="pct"/>
-            <w:vMerge w:val="continue"/>
-            <w:tcBorders>
-              <w:top w:val="single" w:color="FFFFFF" w:sz="8" w:space="0"/>
-              <w:left w:val="single" w:color="FFFFFF" w:sz="8" w:space="0"/>
-              <w:bottom w:val="single" w:color="FFFFFF" w:sz="8" w:space="0"/>
-              <w:right w:val="single" w:color="FFFFFF" w:sz="8" w:space="0"/>
-            </w:tcBorders>
-            <w:shd w:val="clear" w:color="auto" w:fill="1F3864"/>
-            <w:vAlign w:val="center"/>
-          </w:tcPr>
-          <w:p>
-            <w:pPr>
-              <w:jc w:val="left"/>
-              <w:rPr>
-                <w:rFonts w:hint="default" w:ascii="Times New Roman" w:hAnsi="Times New Roman" w:eastAsia="宋体" w:cs="Times New Roman"/>
-                <w:b/>
-                <w:bCs w:val="0"/>
-                <w:i w:val="0"/>
-                <w:iCs w:val="0"/>
-                <w:color w:val="FFFFFF" w:themeColor="background1"/>
-                <w:sz w:val="18"/>
-                <w:szCs w:val="18"/>
-                <w:u w:val="none"/>
-                <w14:textFill>
-                  <w14:solidFill>
-                    <w14:schemeClr w14:val="bg1"/>
-                  </w14:solidFill>
-                </w14:textFill>
-              </w:rPr>
-            </w:pPr>
-          </w:p>
-        </w:tc>
-        <w:tc>
-          <w:tcPr>
-            <w:tcW w:w="435" w:type="pct"/>
-            <w:tcBorders>
-              <w:top w:val="single" w:color="000000" w:sz="4" w:space="0"/>
-              <w:left w:val="single" w:color="FFFFFF" w:sz="8" w:space="0"/>
-              <w:bottom w:val="single" w:color="000000" w:sz="4" w:space="0"/>
-              <w:right w:val="single" w:color="000000" w:sz="4" w:space="0"/>
-            </w:tcBorders>
-            <w:shd w:val="clear" w:color="auto" w:fill="FFFFFF"/>
-            <w:noWrap/>
-            <w:vAlign w:val="center"/>
-          </w:tcPr>
-          <w:p>
-            <w:pPr>
-              <w:keepNext w:val="0"/>
-              <w:keepLines w:val="0"/>
-              <w:widowControl/>
-              <w:suppressLineNumbers w:val="0"/>
-              <w:jc w:val="left"/>
-              <w:textAlignment w:val="center"/>
-              <w:rPr>
-                <w:rFonts w:hint="default" w:ascii="Times New Roman" w:hAnsi="Times New Roman" w:eastAsia="宋体" w:cs="Times New Roman"/>
-                <w:b w:val="0"/>
-                <w:bCs/>
-                <w:i w:val="0"/>
-                <w:iCs w:val="0"/>
-                <w:color w:val="000000"/>
-                <w:sz w:val="18"/>
-                <w:szCs w:val="18"/>
-                <w:u w:val="none"/>
-              </w:rPr>
-            </w:pPr>
-            <w:r>
-              <w:rPr>
-                <w:rFonts w:hint="default" w:ascii="Times New Roman" w:hAnsi="Times New Roman" w:eastAsia="宋体" w:cs="Times New Roman"/>
-                <w:b w:val="0"/>
-                <w:bCs/>
-                <w:i w:val="0"/>
-                <w:iCs w:val="0"/>
-                <w:color w:val="000000"/>
-                <w:kern w:val="0"/>
-                <w:sz w:val="18"/>
-                <w:szCs w:val="18"/>
-                <w:u w:val="none"/>
-                <w:lang w:val="en-US" w:eastAsia="zh-CN" w:bidi="ar"/>
-              </w:rPr>
-              <w:t>/</w:t>
-            </w:r>
-          </w:p>
-        </w:tc>
-        <w:tc>
-          <w:tcPr>
-            <w:tcW w:w="1643" w:type="pct"/>
-            <w:tcBorders>
-              <w:top w:val="single" w:color="000000" w:sz="4" w:space="0"/>
-              <w:left w:val="single" w:color="000000" w:sz="4" w:space="0"/>
-              <w:bottom w:val="single" w:color="000000" w:sz="4" w:space="0"/>
-              <w:right w:val="single" w:color="000000" w:sz="4" w:space="0"/>
-            </w:tcBorders>
-            <w:shd w:val="clear" w:color="auto" w:fill="FFFFFF"/>
-            <w:vAlign w:val="center"/>
-          </w:tcPr>
-          <w:p>
-            <w:pPr>
-              <w:keepNext w:val="0"/>
-              <w:keepLines w:val="0"/>
-              <w:widowControl/>
-              <w:suppressLineNumbers w:val="0"/>
-              <w:jc w:val="left"/>
-              <w:textAlignment w:val="center"/>
-              <w:rPr>
-                <w:rFonts w:hint="default" w:ascii="Times New Roman" w:hAnsi="Times New Roman" w:eastAsia="宋体" w:cs="Times New Roman"/>
-                <w:b w:val="0"/>
-                <w:bCs/>
-                <w:i w:val="0"/>
-                <w:iCs w:val="0"/>
-                <w:color w:val="000000"/>
-                <w:sz w:val="18"/>
-                <w:szCs w:val="18"/>
-                <w:u w:val="none"/>
-              </w:rPr>
-            </w:pPr>
-            <w:r>
-              <w:rPr>
-                <w:rFonts w:hint="default" w:ascii="Times New Roman" w:hAnsi="Times New Roman" w:eastAsia="宋体" w:cs="Times New Roman"/>
-                <w:b w:val="0"/>
-                <w:bCs/>
-                <w:i w:val="0"/>
-                <w:iCs w:val="0"/>
-                <w:color w:val="000000"/>
-                <w:kern w:val="0"/>
-                <w:sz w:val="18"/>
-                <w:szCs w:val="18"/>
-                <w:u w:val="none"/>
-                <w:lang w:val="en-US" w:eastAsia="zh-CN" w:bidi="ar"/>
-              </w:rPr>
-              <w:t>EML4-ALK</w:t>
-            </w:r>
-          </w:p>
-        </w:tc>
-        <w:tc>
-          <w:tcPr>
-            <w:tcW w:w="1591" w:type="pct"/>
-            <w:tcBorders>
-              <w:top w:val="single" w:color="000000" w:sz="4" w:space="0"/>
-              <w:left w:val="single" w:color="000000" w:sz="4" w:space="0"/>
-              <w:bottom w:val="single" w:color="000000" w:sz="4" w:space="0"/>
-              <w:right w:val="single" w:color="000000" w:sz="4" w:space="0"/>
-            </w:tcBorders>
-            <w:shd w:val="clear" w:color="auto" w:fill="FFFFFF"/>
-            <w:vAlign w:val="center"/>
-          </w:tcPr>
-          <w:p>
-            <w:pPr>
-              <w:keepNext w:val="0"/>
-              <w:keepLines w:val="0"/>
-              <w:widowControl/>
-              <w:suppressLineNumbers w:val="0"/>
-              <w:jc w:val="left"/>
-              <w:textAlignment w:val="center"/>
-              <w:rPr>
-                <w:rFonts w:hint="default" w:ascii="Times New Roman" w:hAnsi="Times New Roman" w:eastAsia="宋体" w:cs="Times New Roman"/>
-                <w:b w:val="0"/>
-                <w:bCs/>
-                <w:i w:val="0"/>
-                <w:iCs w:val="0"/>
-                <w:color w:val="000000"/>
-                <w:sz w:val="18"/>
-                <w:szCs w:val="18"/>
-                <w:u w:val="none"/>
-              </w:rPr>
-            </w:pPr>
-            <w:r>
-              <w:rPr>
-                <w:rFonts w:hint="default" w:ascii="Times New Roman" w:hAnsi="Times New Roman" w:eastAsia="宋体" w:cs="Times New Roman"/>
-                <w:b w:val="0"/>
-                <w:bCs/>
-                <w:i w:val="0"/>
-                <w:iCs w:val="0"/>
-                <w:color w:val="000000"/>
-                <w:kern w:val="0"/>
-                <w:sz w:val="18"/>
-                <w:szCs w:val="18"/>
-                <w:u w:val="none"/>
-                <w:lang w:val="en-US" w:eastAsia="zh-CN" w:bidi="ar"/>
-              </w:rPr>
-              <w:t>E20A20</w:t>
-            </w:r>
-          </w:p>
-        </w:tc>
-        <w:tc>
-          <w:tcPr>
-            <w:tcW w:w="630" w:type="pct"/>
-            <w:tcBorders>
-              <w:top w:val="single" w:color="000000" w:sz="4" w:space="0"/>
-              <w:left w:val="single" w:color="000000" w:sz="4" w:space="0"/>
-              <w:bottom w:val="single" w:color="000000" w:sz="4" w:space="0"/>
-              <w:right w:val="single" w:color="000000" w:sz="4" w:space="0"/>
-            </w:tcBorders>
-            <w:shd w:val="clear" w:color="auto" w:fill="FFFFFF"/>
-            <w:noWrap/>
-            <w:vAlign w:val="center"/>
-          </w:tcPr>
-          <w:p>
-            <w:pPr>
-              <w:keepNext w:val="0"/>
-              <w:keepLines w:val="0"/>
-              <w:widowControl/>
-              <w:suppressLineNumbers w:val="0"/>
-              <w:jc w:val="left"/>
-              <w:textAlignment w:val="center"/>
-              <w:rPr>
-                <w:rFonts w:hint="default" w:ascii="Times New Roman" w:hAnsi="Times New Roman" w:eastAsia="宋体" w:cs="Times New Roman"/>
-                <w:b w:val="0"/>
-                <w:bCs/>
-                <w:i w:val="0"/>
-                <w:iCs w:val="0"/>
-                <w:color w:val="000000"/>
-                <w:sz w:val="18"/>
-                <w:szCs w:val="18"/>
-                <w:u w:val="none"/>
-              </w:rPr>
-            </w:pPr>
-            <w:r>
-              <w:rPr>
-                <w:rFonts w:hint="default" w:ascii="Times New Roman" w:hAnsi="Times New Roman" w:eastAsia="宋体" w:cs="Times New Roman"/>
-                <w:b w:val="0"/>
-                <w:bCs/>
-                <w:i w:val="0"/>
-                <w:iCs w:val="0"/>
-                <w:color w:val="000000"/>
-                <w:kern w:val="0"/>
-                <w:sz w:val="18"/>
-                <w:szCs w:val="18"/>
-                <w:u w:val="none"/>
-                <w:lang w:val="en-US" w:eastAsia="zh-CN" w:bidi="ar"/>
-              </w:rPr>
-              <w:t>/</w:t>
-            </w:r>
-          </w:p>
-        </w:tc>
-      </w:tr>
-      <w:tr>
-        <w:tblPrEx>
-          <w:tblBorders>
-            <w:top w:val="none" w:color="auto" w:sz="0" w:space="0"/>
-            <w:left w:val="none" w:color="auto" w:sz="0" w:space="0"/>
-            <w:bottom w:val="none" w:color="auto" w:sz="0" w:space="0"/>
-            <w:right w:val="none" w:color="auto" w:sz="0" w:space="0"/>
-            <w:insideH w:val="none" w:color="auto" w:sz="0" w:space="0"/>
-            <w:insideV w:val="none" w:color="auto" w:sz="0" w:space="0"/>
-          </w:tblBorders>
-          <w:tblCellMar>
-            <w:top w:w="0" w:type="dxa"/>
-            <w:left w:w="108" w:type="dxa"/>
-            <w:bottom w:w="0" w:type="dxa"/>
-            <w:right w:w="108" w:type="dxa"/>
-          </w:tblCellMar>
-        </w:tblPrEx>
-        <w:trPr>
-          <w:trHeight w:val="300" w:hRule="atLeast"/>
-        </w:trPr>
-        <w:tc>
-          <w:tcPr>
-            <w:tcW w:w="699" w:type="pct"/>
-            <w:vMerge w:val="continue"/>
-            <w:tcBorders>
-              <w:top w:val="single" w:color="FFFFFF" w:sz="8" w:space="0"/>
-              <w:left w:val="single" w:color="FFFFFF" w:sz="8" w:space="0"/>
-              <w:bottom w:val="single" w:color="FFFFFF" w:sz="8" w:space="0"/>
-              <w:right w:val="single" w:color="FFFFFF" w:sz="8" w:space="0"/>
-            </w:tcBorders>
-            <w:shd w:val="clear" w:color="auto" w:fill="1F3864"/>
-            <w:vAlign w:val="center"/>
-          </w:tcPr>
-          <w:p>
-            <w:pPr>
-              <w:jc w:val="left"/>
-              <w:rPr>
-                <w:rFonts w:hint="default" w:ascii="Times New Roman" w:hAnsi="Times New Roman" w:eastAsia="宋体" w:cs="Times New Roman"/>
-                <w:b/>
-                <w:bCs w:val="0"/>
-                <w:i w:val="0"/>
-                <w:iCs w:val="0"/>
-                <w:color w:val="FFFFFF" w:themeColor="background1"/>
-                <w:sz w:val="18"/>
-                <w:szCs w:val="18"/>
-                <w:u w:val="none"/>
-                <w14:textFill>
-                  <w14:solidFill>
-                    <w14:schemeClr w14:val="bg1"/>
-                  </w14:solidFill>
-                </w14:textFill>
-              </w:rPr>
-            </w:pPr>
-          </w:p>
-        </w:tc>
-        <w:tc>
-          <w:tcPr>
-            <w:tcW w:w="435" w:type="pct"/>
-            <w:tcBorders>
-              <w:top w:val="single" w:color="000000" w:sz="4" w:space="0"/>
-              <w:left w:val="single" w:color="FFFFFF" w:sz="8" w:space="0"/>
-              <w:bottom w:val="single" w:color="000000" w:sz="4" w:space="0"/>
-              <w:right w:val="single" w:color="000000" w:sz="4" w:space="0"/>
-            </w:tcBorders>
-            <w:shd w:val="clear" w:color="auto" w:fill="FFFFFF"/>
-            <w:noWrap/>
-            <w:vAlign w:val="center"/>
-          </w:tcPr>
-          <w:p>
-            <w:pPr>
-              <w:keepNext w:val="0"/>
-              <w:keepLines w:val="0"/>
-              <w:widowControl/>
-              <w:suppressLineNumbers w:val="0"/>
-              <w:jc w:val="left"/>
-              <w:textAlignment w:val="center"/>
-              <w:rPr>
-                <w:rFonts w:hint="default" w:ascii="Times New Roman" w:hAnsi="Times New Roman" w:eastAsia="宋体" w:cs="Times New Roman"/>
-                <w:b w:val="0"/>
-                <w:bCs/>
-                <w:i w:val="0"/>
-                <w:iCs w:val="0"/>
-                <w:color w:val="000000"/>
-                <w:sz w:val="18"/>
-                <w:szCs w:val="18"/>
-                <w:u w:val="none"/>
-              </w:rPr>
-            </w:pPr>
-            <w:r>
-              <w:rPr>
-                <w:rFonts w:hint="default" w:ascii="Times New Roman" w:hAnsi="Times New Roman" w:eastAsia="宋体" w:cs="Times New Roman"/>
-                <w:b w:val="0"/>
-                <w:bCs/>
-                <w:i w:val="0"/>
-                <w:iCs w:val="0"/>
-                <w:color w:val="000000"/>
-                <w:kern w:val="0"/>
-                <w:sz w:val="18"/>
-                <w:szCs w:val="18"/>
-                <w:u w:val="none"/>
-                <w:lang w:val="en-US" w:eastAsia="zh-CN" w:bidi="ar"/>
-              </w:rPr>
-              <w:t>/</w:t>
-            </w:r>
-          </w:p>
-        </w:tc>
-        <w:tc>
-          <w:tcPr>
-            <w:tcW w:w="1643" w:type="pct"/>
-            <w:tcBorders>
-              <w:top w:val="single" w:color="000000" w:sz="4" w:space="0"/>
-              <w:left w:val="single" w:color="000000" w:sz="4" w:space="0"/>
-              <w:bottom w:val="single" w:color="000000" w:sz="4" w:space="0"/>
-              <w:right w:val="single" w:color="000000" w:sz="4" w:space="0"/>
-            </w:tcBorders>
-            <w:shd w:val="clear" w:color="auto" w:fill="FFFFFF"/>
-            <w:vAlign w:val="center"/>
-          </w:tcPr>
-          <w:p>
-            <w:pPr>
-              <w:keepNext w:val="0"/>
-              <w:keepLines w:val="0"/>
-              <w:widowControl/>
-              <w:suppressLineNumbers w:val="0"/>
-              <w:jc w:val="left"/>
-              <w:textAlignment w:val="center"/>
-              <w:rPr>
-                <w:rFonts w:hint="default" w:ascii="Times New Roman" w:hAnsi="Times New Roman" w:eastAsia="宋体" w:cs="Times New Roman"/>
-                <w:b w:val="0"/>
-                <w:bCs/>
-                <w:i w:val="0"/>
-                <w:iCs w:val="0"/>
-                <w:color w:val="000000"/>
-                <w:sz w:val="18"/>
-                <w:szCs w:val="18"/>
-                <w:u w:val="none"/>
-              </w:rPr>
-            </w:pPr>
-            <w:r>
-              <w:rPr>
-                <w:rFonts w:hint="default" w:ascii="Times New Roman" w:hAnsi="Times New Roman" w:eastAsia="宋体" w:cs="Times New Roman"/>
-                <w:b w:val="0"/>
-                <w:bCs/>
-                <w:i w:val="0"/>
-                <w:iCs w:val="0"/>
-                <w:color w:val="000000"/>
-                <w:kern w:val="0"/>
-                <w:sz w:val="18"/>
-                <w:szCs w:val="18"/>
-                <w:u w:val="none"/>
-                <w:lang w:val="en-US" w:eastAsia="zh-CN" w:bidi="ar"/>
-              </w:rPr>
-              <w:t>EML4-ALK</w:t>
-            </w:r>
-          </w:p>
-        </w:tc>
-        <w:tc>
-          <w:tcPr>
-            <w:tcW w:w="1591" w:type="pct"/>
-            <w:tcBorders>
-              <w:top w:val="single" w:color="000000" w:sz="4" w:space="0"/>
-              <w:left w:val="single" w:color="000000" w:sz="4" w:space="0"/>
-              <w:bottom w:val="single" w:color="000000" w:sz="4" w:space="0"/>
-              <w:right w:val="single" w:color="000000" w:sz="4" w:space="0"/>
-            </w:tcBorders>
-            <w:shd w:val="clear" w:color="auto" w:fill="FFFFFF"/>
-            <w:vAlign w:val="center"/>
-          </w:tcPr>
-          <w:p>
-            <w:pPr>
-              <w:keepNext w:val="0"/>
-              <w:keepLines w:val="0"/>
-              <w:widowControl/>
-              <w:suppressLineNumbers w:val="0"/>
-              <w:jc w:val="left"/>
-              <w:textAlignment w:val="center"/>
-              <w:rPr>
-                <w:rFonts w:hint="default" w:ascii="Times New Roman" w:hAnsi="Times New Roman" w:eastAsia="宋体" w:cs="Times New Roman"/>
-                <w:b w:val="0"/>
-                <w:bCs/>
-                <w:i w:val="0"/>
-                <w:iCs w:val="0"/>
-                <w:color w:val="000000"/>
-                <w:sz w:val="18"/>
-                <w:szCs w:val="18"/>
-                <w:u w:val="none"/>
-              </w:rPr>
-            </w:pPr>
-            <w:r>
-              <w:rPr>
-                <w:rFonts w:hint="default" w:ascii="Times New Roman" w:hAnsi="Times New Roman" w:eastAsia="宋体" w:cs="Times New Roman"/>
-                <w:b w:val="0"/>
-                <w:bCs/>
-                <w:i w:val="0"/>
-                <w:iCs w:val="0"/>
-                <w:color w:val="000000"/>
-                <w:kern w:val="0"/>
-                <w:sz w:val="18"/>
-                <w:szCs w:val="18"/>
-                <w:u w:val="none"/>
-                <w:lang w:val="en-US" w:eastAsia="zh-CN" w:bidi="ar"/>
-              </w:rPr>
-              <w:t>E6aA20</w:t>
-            </w:r>
-          </w:p>
-        </w:tc>
-        <w:tc>
-          <w:tcPr>
-            <w:tcW w:w="630" w:type="pct"/>
-            <w:tcBorders>
-              <w:top w:val="single" w:color="000000" w:sz="4" w:space="0"/>
-              <w:left w:val="single" w:color="000000" w:sz="4" w:space="0"/>
-              <w:bottom w:val="single" w:color="000000" w:sz="4" w:space="0"/>
-              <w:right w:val="single" w:color="000000" w:sz="4" w:space="0"/>
-            </w:tcBorders>
-            <w:shd w:val="clear" w:color="auto" w:fill="FFFFFF"/>
-            <w:noWrap/>
-            <w:vAlign w:val="center"/>
-          </w:tcPr>
-          <w:p>
-            <w:pPr>
-              <w:keepNext w:val="0"/>
-              <w:keepLines w:val="0"/>
-              <w:widowControl/>
-              <w:suppressLineNumbers w:val="0"/>
-              <w:jc w:val="left"/>
-              <w:textAlignment w:val="center"/>
-              <w:rPr>
-                <w:rFonts w:hint="default" w:ascii="Times New Roman" w:hAnsi="Times New Roman" w:eastAsia="宋体" w:cs="Times New Roman"/>
-                <w:b w:val="0"/>
-                <w:bCs/>
-                <w:i w:val="0"/>
-                <w:iCs w:val="0"/>
-                <w:color w:val="000000"/>
-                <w:sz w:val="18"/>
-                <w:szCs w:val="18"/>
-                <w:u w:val="none"/>
-              </w:rPr>
-            </w:pPr>
-            <w:r>
-              <w:rPr>
-                <w:rFonts w:hint="default" w:ascii="Times New Roman" w:hAnsi="Times New Roman" w:eastAsia="宋体" w:cs="Times New Roman"/>
-                <w:b w:val="0"/>
-                <w:bCs/>
-                <w:i w:val="0"/>
-                <w:iCs w:val="0"/>
-                <w:color w:val="000000"/>
-                <w:kern w:val="0"/>
-                <w:sz w:val="18"/>
-                <w:szCs w:val="18"/>
-                <w:u w:val="none"/>
-                <w:lang w:val="en-US" w:eastAsia="zh-CN" w:bidi="ar"/>
-              </w:rPr>
-              <w:t>/</w:t>
-            </w:r>
-          </w:p>
-        </w:tc>
-      </w:tr>
-      <w:tr>
-        <w:tblPrEx>
-          <w:tblBorders>
-            <w:top w:val="none" w:color="auto" w:sz="0" w:space="0"/>
-            <w:left w:val="none" w:color="auto" w:sz="0" w:space="0"/>
-            <w:bottom w:val="none" w:color="auto" w:sz="0" w:space="0"/>
-            <w:right w:val="none" w:color="auto" w:sz="0" w:space="0"/>
-            <w:insideH w:val="none" w:color="auto" w:sz="0" w:space="0"/>
-            <w:insideV w:val="none" w:color="auto" w:sz="0" w:space="0"/>
-          </w:tblBorders>
-          <w:tblCellMar>
-            <w:top w:w="0" w:type="dxa"/>
-            <w:left w:w="108" w:type="dxa"/>
-            <w:bottom w:w="0" w:type="dxa"/>
-            <w:right w:w="108" w:type="dxa"/>
-          </w:tblCellMar>
-        </w:tblPrEx>
-        <w:trPr>
-          <w:trHeight w:val="300" w:hRule="atLeast"/>
-        </w:trPr>
-        <w:tc>
-          <w:tcPr>
-            <w:tcW w:w="699" w:type="pct"/>
-            <w:vMerge w:val="continue"/>
-            <w:tcBorders>
-              <w:top w:val="single" w:color="FFFFFF" w:sz="8" w:space="0"/>
-              <w:left w:val="single" w:color="FFFFFF" w:sz="8" w:space="0"/>
-              <w:bottom w:val="single" w:color="FFFFFF" w:sz="8" w:space="0"/>
-              <w:right w:val="single" w:color="FFFFFF" w:sz="8" w:space="0"/>
-            </w:tcBorders>
-            <w:shd w:val="clear" w:color="auto" w:fill="1F3864"/>
-            <w:vAlign w:val="center"/>
-          </w:tcPr>
-          <w:p>
-            <w:pPr>
-              <w:jc w:val="left"/>
-              <w:rPr>
-                <w:rFonts w:hint="default" w:ascii="Times New Roman" w:hAnsi="Times New Roman" w:eastAsia="宋体" w:cs="Times New Roman"/>
-                <w:b/>
-                <w:bCs w:val="0"/>
-                <w:i w:val="0"/>
-                <w:iCs w:val="0"/>
-                <w:color w:val="FFFFFF" w:themeColor="background1"/>
-                <w:sz w:val="18"/>
-                <w:szCs w:val="18"/>
-                <w:u w:val="none"/>
-                <w14:textFill>
-                  <w14:solidFill>
-                    <w14:schemeClr w14:val="bg1"/>
-                  </w14:solidFill>
-                </w14:textFill>
-              </w:rPr>
-            </w:pPr>
-          </w:p>
-        </w:tc>
-        <w:tc>
-          <w:tcPr>
-            <w:tcW w:w="435" w:type="pct"/>
-            <w:tcBorders>
-              <w:top w:val="single" w:color="000000" w:sz="4" w:space="0"/>
-              <w:left w:val="single" w:color="FFFFFF" w:sz="8" w:space="0"/>
-              <w:bottom w:val="single" w:color="000000" w:sz="4" w:space="0"/>
-              <w:right w:val="single" w:color="000000" w:sz="4" w:space="0"/>
-            </w:tcBorders>
-            <w:shd w:val="clear" w:color="auto" w:fill="FFFFFF"/>
-            <w:noWrap/>
-            <w:vAlign w:val="center"/>
-          </w:tcPr>
-          <w:p>
-            <w:pPr>
-              <w:keepNext w:val="0"/>
-              <w:keepLines w:val="0"/>
-              <w:widowControl/>
-              <w:suppressLineNumbers w:val="0"/>
-              <w:jc w:val="left"/>
-              <w:textAlignment w:val="center"/>
-              <w:rPr>
-                <w:rFonts w:hint="default" w:ascii="Times New Roman" w:hAnsi="Times New Roman" w:eastAsia="宋体" w:cs="Times New Roman"/>
-                <w:b w:val="0"/>
-                <w:bCs/>
-                <w:i w:val="0"/>
-                <w:iCs w:val="0"/>
-                <w:color w:val="000000"/>
-                <w:sz w:val="18"/>
-                <w:szCs w:val="18"/>
-                <w:u w:val="none"/>
-              </w:rPr>
-            </w:pPr>
-            <w:r>
-              <w:rPr>
-                <w:rFonts w:hint="default" w:ascii="Times New Roman" w:hAnsi="Times New Roman" w:eastAsia="宋体" w:cs="Times New Roman"/>
-                <w:b w:val="0"/>
-                <w:bCs/>
-                <w:i w:val="0"/>
-                <w:iCs w:val="0"/>
-                <w:color w:val="000000"/>
-                <w:kern w:val="0"/>
-                <w:sz w:val="18"/>
-                <w:szCs w:val="18"/>
-                <w:u w:val="none"/>
-                <w:lang w:val="en-US" w:eastAsia="zh-CN" w:bidi="ar"/>
-              </w:rPr>
-              <w:t>/</w:t>
-            </w:r>
-          </w:p>
-        </w:tc>
-        <w:tc>
-          <w:tcPr>
-            <w:tcW w:w="1643" w:type="pct"/>
-            <w:tcBorders>
-              <w:top w:val="single" w:color="000000" w:sz="4" w:space="0"/>
-              <w:left w:val="single" w:color="000000" w:sz="4" w:space="0"/>
-              <w:bottom w:val="single" w:color="000000" w:sz="4" w:space="0"/>
-              <w:right w:val="single" w:color="000000" w:sz="4" w:space="0"/>
-            </w:tcBorders>
-            <w:shd w:val="clear" w:color="auto" w:fill="FFFFFF"/>
-            <w:vAlign w:val="center"/>
-          </w:tcPr>
-          <w:p>
-            <w:pPr>
-              <w:keepNext w:val="0"/>
-              <w:keepLines w:val="0"/>
-              <w:widowControl/>
-              <w:suppressLineNumbers w:val="0"/>
-              <w:jc w:val="left"/>
-              <w:textAlignment w:val="center"/>
-              <w:rPr>
-                <w:rFonts w:hint="default" w:ascii="Times New Roman" w:hAnsi="Times New Roman" w:eastAsia="宋体" w:cs="Times New Roman"/>
-                <w:b w:val="0"/>
-                <w:bCs/>
-                <w:i w:val="0"/>
-                <w:iCs w:val="0"/>
-                <w:color w:val="000000"/>
-                <w:sz w:val="18"/>
-                <w:szCs w:val="18"/>
-                <w:u w:val="none"/>
-              </w:rPr>
-            </w:pPr>
-            <w:r>
-              <w:rPr>
-                <w:rFonts w:hint="default" w:ascii="Times New Roman" w:hAnsi="Times New Roman" w:eastAsia="宋体" w:cs="Times New Roman"/>
-                <w:b w:val="0"/>
-                <w:bCs/>
-                <w:i w:val="0"/>
-                <w:iCs w:val="0"/>
-                <w:color w:val="000000"/>
-                <w:kern w:val="0"/>
-                <w:sz w:val="18"/>
-                <w:szCs w:val="18"/>
-                <w:u w:val="none"/>
-                <w:lang w:val="en-US" w:eastAsia="zh-CN" w:bidi="ar"/>
-              </w:rPr>
-              <w:t>EML4-ALK</w:t>
-            </w:r>
-          </w:p>
-        </w:tc>
-        <w:tc>
-          <w:tcPr>
-            <w:tcW w:w="1591" w:type="pct"/>
-            <w:tcBorders>
-              <w:top w:val="single" w:color="000000" w:sz="4" w:space="0"/>
-              <w:left w:val="single" w:color="000000" w:sz="4" w:space="0"/>
-              <w:bottom w:val="single" w:color="000000" w:sz="4" w:space="0"/>
-              <w:right w:val="single" w:color="000000" w:sz="4" w:space="0"/>
-            </w:tcBorders>
-            <w:shd w:val="clear" w:color="auto" w:fill="FFFFFF"/>
-            <w:vAlign w:val="center"/>
-          </w:tcPr>
-          <w:p>
-            <w:pPr>
-              <w:keepNext w:val="0"/>
-              <w:keepLines w:val="0"/>
-              <w:widowControl/>
-              <w:suppressLineNumbers w:val="0"/>
-              <w:jc w:val="left"/>
-              <w:textAlignment w:val="center"/>
-              <w:rPr>
-                <w:rFonts w:hint="default" w:ascii="Times New Roman" w:hAnsi="Times New Roman" w:eastAsia="宋体" w:cs="Times New Roman"/>
-                <w:b w:val="0"/>
-                <w:bCs/>
-                <w:i w:val="0"/>
-                <w:iCs w:val="0"/>
-                <w:color w:val="000000"/>
-                <w:sz w:val="18"/>
-                <w:szCs w:val="18"/>
-                <w:u w:val="none"/>
-              </w:rPr>
-            </w:pPr>
-            <w:r>
-              <w:rPr>
-                <w:rFonts w:hint="default" w:ascii="Times New Roman" w:hAnsi="Times New Roman" w:eastAsia="宋体" w:cs="Times New Roman"/>
-                <w:b w:val="0"/>
-                <w:bCs/>
-                <w:i w:val="0"/>
-                <w:iCs w:val="0"/>
-                <w:color w:val="000000"/>
-                <w:kern w:val="0"/>
-                <w:sz w:val="18"/>
-                <w:szCs w:val="18"/>
-                <w:u w:val="none"/>
-                <w:lang w:val="en-US" w:eastAsia="zh-CN" w:bidi="ar"/>
-              </w:rPr>
-              <w:t>E6bA20</w:t>
-            </w:r>
-          </w:p>
-        </w:tc>
-        <w:tc>
-          <w:tcPr>
-            <w:tcW w:w="630" w:type="pct"/>
-            <w:tcBorders>
-              <w:top w:val="single" w:color="000000" w:sz="4" w:space="0"/>
-              <w:left w:val="single" w:color="000000" w:sz="4" w:space="0"/>
-              <w:bottom w:val="single" w:color="000000" w:sz="4" w:space="0"/>
-              <w:right w:val="single" w:color="000000" w:sz="4" w:space="0"/>
-            </w:tcBorders>
-            <w:shd w:val="clear" w:color="auto" w:fill="FFFFFF"/>
-            <w:noWrap/>
-            <w:vAlign w:val="center"/>
-          </w:tcPr>
-          <w:p>
-            <w:pPr>
-              <w:keepNext w:val="0"/>
-              <w:keepLines w:val="0"/>
-              <w:widowControl/>
-              <w:suppressLineNumbers w:val="0"/>
-              <w:jc w:val="left"/>
-              <w:textAlignment w:val="center"/>
-              <w:rPr>
-                <w:rFonts w:hint="default" w:ascii="Times New Roman" w:hAnsi="Times New Roman" w:eastAsia="宋体" w:cs="Times New Roman"/>
-                <w:b w:val="0"/>
-                <w:bCs/>
-                <w:i w:val="0"/>
-                <w:iCs w:val="0"/>
-                <w:color w:val="000000"/>
-                <w:sz w:val="18"/>
-                <w:szCs w:val="18"/>
-                <w:u w:val="none"/>
-              </w:rPr>
-            </w:pPr>
-            <w:r>
-              <w:rPr>
-                <w:rFonts w:hint="default" w:ascii="Times New Roman" w:hAnsi="Times New Roman" w:eastAsia="宋体" w:cs="Times New Roman"/>
-                <w:b w:val="0"/>
-                <w:bCs/>
-                <w:i w:val="0"/>
-                <w:iCs w:val="0"/>
-                <w:color w:val="000000"/>
-                <w:kern w:val="0"/>
-                <w:sz w:val="18"/>
-                <w:szCs w:val="18"/>
-                <w:u w:val="none"/>
-                <w:lang w:val="en-US" w:eastAsia="zh-CN" w:bidi="ar"/>
-              </w:rPr>
-              <w:t>/</w:t>
-            </w:r>
-          </w:p>
-        </w:tc>
-      </w:tr>
-      <w:tr>
-        <w:tblPrEx>
-          <w:tblBorders>
-            <w:top w:val="none" w:color="auto" w:sz="0" w:space="0"/>
-            <w:left w:val="none" w:color="auto" w:sz="0" w:space="0"/>
-            <w:bottom w:val="none" w:color="auto" w:sz="0" w:space="0"/>
-            <w:right w:val="none" w:color="auto" w:sz="0" w:space="0"/>
-            <w:insideH w:val="none" w:color="auto" w:sz="0" w:space="0"/>
-            <w:insideV w:val="none" w:color="auto" w:sz="0" w:space="0"/>
-          </w:tblBorders>
-          <w:tblCellMar>
-            <w:top w:w="0" w:type="dxa"/>
-            <w:left w:w="108" w:type="dxa"/>
-            <w:bottom w:w="0" w:type="dxa"/>
-            <w:right w:w="108" w:type="dxa"/>
-          </w:tblCellMar>
-        </w:tblPrEx>
-        <w:trPr>
-          <w:trHeight w:val="300" w:hRule="atLeast"/>
-        </w:trPr>
-        <w:tc>
-          <w:tcPr>
-            <w:tcW w:w="699" w:type="pct"/>
-            <w:vMerge w:val="restart"/>
-            <w:tcBorders>
-              <w:top w:val="single" w:color="FFFFFF" w:sz="8" w:space="0"/>
-              <w:left w:val="single" w:color="FFFFFF" w:sz="8" w:space="0"/>
-              <w:bottom w:val="single" w:color="FFFFFF" w:sz="8" w:space="0"/>
-              <w:right w:val="single" w:color="FFFFFF" w:sz="8" w:space="0"/>
-            </w:tcBorders>
-            <w:shd w:val="clear" w:color="auto" w:fill="1F3864"/>
-            <w:vAlign w:val="center"/>
-          </w:tcPr>
-          <w:p>
-            <w:pPr>
-              <w:keepNext w:val="0"/>
-              <w:keepLines w:val="0"/>
-              <w:widowControl/>
-              <w:suppressLineNumbers w:val="0"/>
-              <w:jc w:val="left"/>
-              <w:textAlignment w:val="center"/>
-              <w:rPr>
-                <w:rFonts w:hint="default" w:ascii="Times New Roman" w:hAnsi="Times New Roman" w:eastAsia="宋体" w:cs="Times New Roman"/>
-                <w:b/>
-                <w:bCs w:val="0"/>
-                <w:i w:val="0"/>
-                <w:iCs w:val="0"/>
-                <w:color w:val="FFFFFF" w:themeColor="background1"/>
-                <w:sz w:val="18"/>
-                <w:szCs w:val="18"/>
-                <w:u w:val="none"/>
-                <w14:textFill>
-                  <w14:solidFill>
-                    <w14:schemeClr w14:val="bg1"/>
-                  </w14:solidFill>
-                </w14:textFill>
-              </w:rPr>
-            </w:pPr>
-            <w:r>
-              <w:rPr>
-                <w:rFonts w:hint="default" w:ascii="Times New Roman" w:hAnsi="Times New Roman" w:eastAsia="宋体" w:cs="Times New Roman"/>
-                <w:b/>
-                <w:bCs w:val="0"/>
-                <w:i w:val="0"/>
-                <w:iCs w:val="0"/>
-                <w:color w:val="FFFFFF" w:themeColor="background1"/>
-                <w:kern w:val="0"/>
-                <w:sz w:val="18"/>
-                <w:szCs w:val="18"/>
-                <w:u w:val="none"/>
-                <w:lang w:val="en-US" w:eastAsia="zh-CN" w:bidi="ar"/>
-                <w14:textFill>
-                  <w14:solidFill>
-                    <w14:schemeClr w14:val="bg1"/>
-                  </w14:solidFill>
-                </w14:textFill>
-              </w:rPr>
-              <w:t>ROS1</w:t>
-            </w:r>
-          </w:p>
-        </w:tc>
-        <w:tc>
-          <w:tcPr>
-            <w:tcW w:w="435" w:type="pct"/>
-            <w:tcBorders>
-              <w:top w:val="single" w:color="000000" w:sz="4" w:space="0"/>
-              <w:left w:val="single" w:color="FFFFFF" w:sz="8" w:space="0"/>
-              <w:bottom w:val="single" w:color="000000" w:sz="4" w:space="0"/>
-              <w:right w:val="single" w:color="000000" w:sz="4" w:space="0"/>
-            </w:tcBorders>
-            <w:shd w:val="clear" w:color="auto" w:fill="FFFFFF"/>
-            <w:noWrap/>
-            <w:vAlign w:val="center"/>
-          </w:tcPr>
-          <w:p>
-            <w:pPr>
-              <w:keepNext w:val="0"/>
-              <w:keepLines w:val="0"/>
-              <w:widowControl/>
-              <w:suppressLineNumbers w:val="0"/>
-              <w:jc w:val="left"/>
-              <w:textAlignment w:val="center"/>
-              <w:rPr>
-                <w:rFonts w:hint="default" w:ascii="Times New Roman" w:hAnsi="Times New Roman" w:eastAsia="宋体" w:cs="Times New Roman"/>
-                <w:b w:val="0"/>
-                <w:bCs/>
-                <w:i w:val="0"/>
-                <w:iCs w:val="0"/>
-                <w:color w:val="000000"/>
-                <w:sz w:val="18"/>
-                <w:szCs w:val="18"/>
-                <w:u w:val="none"/>
-              </w:rPr>
-            </w:pPr>
-            <w:r>
-              <w:rPr>
-                <w:rFonts w:hint="default" w:ascii="Times New Roman" w:hAnsi="Times New Roman" w:eastAsia="宋体" w:cs="Times New Roman"/>
-                <w:b w:val="0"/>
-                <w:bCs/>
-                <w:i w:val="0"/>
-                <w:iCs w:val="0"/>
-                <w:color w:val="000000"/>
-                <w:kern w:val="0"/>
-                <w:sz w:val="18"/>
-                <w:szCs w:val="18"/>
-                <w:u w:val="none"/>
-                <w:lang w:val="en-US" w:eastAsia="zh-CN" w:bidi="ar"/>
-              </w:rPr>
-              <w:t>/</w:t>
-            </w:r>
-          </w:p>
-        </w:tc>
-        <w:tc>
-          <w:tcPr>
-            <w:tcW w:w="1643" w:type="pct"/>
-            <w:tcBorders>
-              <w:top w:val="single" w:color="000000" w:sz="4" w:space="0"/>
-              <w:left w:val="single" w:color="000000" w:sz="4" w:space="0"/>
-              <w:bottom w:val="single" w:color="000000" w:sz="4" w:space="0"/>
-              <w:right w:val="single" w:color="000000" w:sz="4" w:space="0"/>
-            </w:tcBorders>
-            <w:shd w:val="clear" w:color="auto" w:fill="FFFFFF"/>
-            <w:vAlign w:val="center"/>
-          </w:tcPr>
-          <w:p>
-            <w:pPr>
-              <w:keepNext w:val="0"/>
-              <w:keepLines w:val="0"/>
-              <w:widowControl/>
-              <w:suppressLineNumbers w:val="0"/>
-              <w:jc w:val="left"/>
-              <w:textAlignment w:val="center"/>
-              <w:rPr>
-                <w:rFonts w:hint="default" w:ascii="Times New Roman" w:hAnsi="Times New Roman" w:eastAsia="宋体" w:cs="Times New Roman"/>
-                <w:b w:val="0"/>
-                <w:bCs/>
-                <w:i w:val="0"/>
-                <w:iCs w:val="0"/>
-                <w:color w:val="000000"/>
-                <w:sz w:val="18"/>
-                <w:szCs w:val="18"/>
-                <w:u w:val="none"/>
-              </w:rPr>
-            </w:pPr>
-            <w:r>
-              <w:rPr>
-                <w:rFonts w:hint="default" w:ascii="Times New Roman" w:hAnsi="Times New Roman" w:eastAsia="宋体" w:cs="Times New Roman"/>
-                <w:b w:val="0"/>
-                <w:bCs/>
-                <w:i w:val="0"/>
-                <w:iCs w:val="0"/>
-                <w:color w:val="000000"/>
-                <w:kern w:val="0"/>
-                <w:sz w:val="18"/>
-                <w:szCs w:val="18"/>
-                <w:u w:val="none"/>
-                <w:lang w:val="en-US" w:eastAsia="zh-CN" w:bidi="ar"/>
-              </w:rPr>
-              <w:t>SLC34A2-ROS1</w:t>
-            </w:r>
-          </w:p>
-        </w:tc>
-        <w:tc>
-          <w:tcPr>
-            <w:tcW w:w="1591" w:type="pct"/>
-            <w:tcBorders>
-              <w:top w:val="single" w:color="000000" w:sz="4" w:space="0"/>
-              <w:left w:val="single" w:color="000000" w:sz="4" w:space="0"/>
-              <w:bottom w:val="single" w:color="000000" w:sz="4" w:space="0"/>
-              <w:right w:val="single" w:color="000000" w:sz="4" w:space="0"/>
-            </w:tcBorders>
-            <w:shd w:val="clear" w:color="auto" w:fill="FFFFFF"/>
-            <w:vAlign w:val="center"/>
-          </w:tcPr>
-          <w:p>
-            <w:pPr>
-              <w:keepNext w:val="0"/>
-              <w:keepLines w:val="0"/>
-              <w:widowControl/>
-              <w:suppressLineNumbers w:val="0"/>
-              <w:jc w:val="left"/>
-              <w:textAlignment w:val="center"/>
-              <w:rPr>
-                <w:rFonts w:hint="default" w:ascii="Times New Roman" w:hAnsi="Times New Roman" w:eastAsia="宋体" w:cs="Times New Roman"/>
-                <w:b w:val="0"/>
-                <w:bCs/>
-                <w:i w:val="0"/>
-                <w:iCs w:val="0"/>
-                <w:color w:val="000000"/>
-                <w:sz w:val="18"/>
-                <w:szCs w:val="18"/>
-                <w:u w:val="none"/>
-              </w:rPr>
-            </w:pPr>
-            <w:r>
-              <w:rPr>
-                <w:rFonts w:hint="default" w:ascii="Times New Roman" w:hAnsi="Times New Roman" w:eastAsia="宋体" w:cs="Times New Roman"/>
-                <w:b w:val="0"/>
-                <w:bCs/>
-                <w:i w:val="0"/>
-                <w:iCs w:val="0"/>
-                <w:color w:val="000000"/>
-                <w:kern w:val="0"/>
-                <w:sz w:val="18"/>
-                <w:szCs w:val="18"/>
-                <w:u w:val="none"/>
-                <w:lang w:val="en-US" w:eastAsia="zh-CN" w:bidi="ar"/>
-              </w:rPr>
               <w:t>S4R32</w:t>
-            </w:r>
-          </w:p>
-        </w:tc>
-        <w:tc>
-          <w:tcPr>
-            <w:tcW w:w="630" w:type="pct"/>
-            <w:tcBorders>
-              <w:top w:val="single" w:color="000000" w:sz="4" w:space="0"/>
-              <w:left w:val="single" w:color="000000" w:sz="4" w:space="0"/>
-              <w:bottom w:val="single" w:color="000000" w:sz="4" w:space="0"/>
-              <w:right w:val="single" w:color="000000" w:sz="4" w:space="0"/>
-            </w:tcBorders>
-            <w:shd w:val="clear" w:color="auto" w:fill="FFFFFF"/>
-            <w:noWrap/>
-            <w:vAlign w:val="center"/>
-          </w:tcPr>
-          <w:p>
-            <w:pPr>
-              <w:keepNext w:val="0"/>
-              <w:keepLines w:val="0"/>
-              <w:widowControl/>
-              <w:suppressLineNumbers w:val="0"/>
-              <w:jc w:val="left"/>
-              <w:textAlignment w:val="center"/>
-              <w:rPr>
-                <w:rFonts w:hint="default" w:ascii="Times New Roman" w:hAnsi="Times New Roman" w:eastAsia="宋体" w:cs="Times New Roman"/>
-                <w:b w:val="0"/>
-                <w:bCs/>
-                <w:i w:val="0"/>
-                <w:iCs w:val="0"/>
-                <w:color w:val="000000"/>
-                <w:sz w:val="18"/>
-                <w:szCs w:val="18"/>
-                <w:u w:val="none"/>
-              </w:rPr>
-            </w:pPr>
-            <w:r>
-              <w:rPr>
-                <w:rFonts w:hint="default" w:ascii="Times New Roman" w:hAnsi="Times New Roman" w:eastAsia="宋体" w:cs="Times New Roman"/>
-                <w:b w:val="0"/>
-                <w:bCs/>
-                <w:i w:val="0"/>
-                <w:iCs w:val="0"/>
-                <w:color w:val="000000"/>
-                <w:kern w:val="0"/>
-                <w:sz w:val="18"/>
-                <w:szCs w:val="18"/>
-                <w:u w:val="none"/>
-                <w:lang w:val="en-US" w:eastAsia="zh-CN" w:bidi="ar"/>
-              </w:rPr>
-              <w:t>/</w:t>
-            </w:r>
-          </w:p>
-        </w:tc>
-      </w:tr>
-      <w:tr>
-        <w:tblPrEx>
-          <w:tblBorders>
-            <w:top w:val="none" w:color="auto" w:sz="0" w:space="0"/>
-            <w:left w:val="none" w:color="auto" w:sz="0" w:space="0"/>
-            <w:bottom w:val="none" w:color="auto" w:sz="0" w:space="0"/>
-            <w:right w:val="none" w:color="auto" w:sz="0" w:space="0"/>
-            <w:insideH w:val="none" w:color="auto" w:sz="0" w:space="0"/>
-            <w:insideV w:val="none" w:color="auto" w:sz="0" w:space="0"/>
-          </w:tblBorders>
-          <w:tblCellMar>
-            <w:top w:w="0" w:type="dxa"/>
-            <w:left w:w="108" w:type="dxa"/>
-            <w:bottom w:w="0" w:type="dxa"/>
-            <w:right w:w="108" w:type="dxa"/>
-          </w:tblCellMar>
-        </w:tblPrEx>
-        <w:trPr>
-          <w:trHeight w:val="300" w:hRule="atLeast"/>
-        </w:trPr>
-        <w:tc>
-          <w:tcPr>
-            <w:tcW w:w="699" w:type="pct"/>
-            <w:vMerge w:val="continue"/>
-            <w:tcBorders>
-              <w:top w:val="single" w:color="FFFFFF" w:sz="8" w:space="0"/>
-              <w:left w:val="single" w:color="FFFFFF" w:sz="8" w:space="0"/>
-              <w:bottom w:val="single" w:color="FFFFFF" w:sz="8" w:space="0"/>
-              <w:right w:val="single" w:color="FFFFFF" w:sz="8" w:space="0"/>
-            </w:tcBorders>
-            <w:shd w:val="clear" w:color="auto" w:fill="1F3864"/>
-            <w:vAlign w:val="center"/>
-          </w:tcPr>
-          <w:p>
-            <w:pPr>
-              <w:jc w:val="left"/>
-              <w:rPr>
-                <w:rFonts w:hint="default" w:ascii="Times New Roman" w:hAnsi="Times New Roman" w:eastAsia="宋体" w:cs="Times New Roman"/>
-                <w:b w:val="0"/>
-                <w:i w:val="0"/>
-                <w:iCs w:val="0"/>
-                <w:color w:val="000000"/>
-                <w:sz w:val="18"/>
-                <w:szCs w:val="18"/>
-                <w:u w:val="none"/>
-              </w:rPr>
-            </w:pPr>
-          </w:p>
-        </w:tc>
-        <w:tc>
-          <w:tcPr>
-            <w:tcW w:w="435" w:type="pct"/>
-            <w:tcBorders>
-              <w:top w:val="single" w:color="000000" w:sz="4" w:space="0"/>
-              <w:left w:val="single" w:color="FFFFFF" w:sz="8" w:space="0"/>
-              <w:bottom w:val="single" w:color="000000" w:sz="4" w:space="0"/>
-              <w:right w:val="single" w:color="000000" w:sz="4" w:space="0"/>
-            </w:tcBorders>
-            <w:shd w:val="clear" w:color="auto" w:fill="FFFFFF"/>
-            <w:noWrap/>
-            <w:vAlign w:val="center"/>
-          </w:tcPr>
-          <w:p>
-            <w:pPr>
-              <w:keepNext w:val="0"/>
-              <w:keepLines w:val="0"/>
-              <w:widowControl/>
-              <w:suppressLineNumbers w:val="0"/>
-              <w:jc w:val="left"/>
-              <w:textAlignment w:val="center"/>
-              <w:rPr>
-                <w:rFonts w:hint="default" w:ascii="Times New Roman" w:hAnsi="Times New Roman" w:eastAsia="宋体" w:cs="Times New Roman"/>
-                <w:b w:val="0"/>
-                <w:bCs/>
-                <w:i w:val="0"/>
-                <w:iCs w:val="0"/>
-                <w:color w:val="000000"/>
-                <w:sz w:val="18"/>
-                <w:szCs w:val="18"/>
-                <w:u w:val="none"/>
-              </w:rPr>
-            </w:pPr>
-            <w:r>
-              <w:rPr>
-                <w:rFonts w:hint="default" w:ascii="Times New Roman" w:hAnsi="Times New Roman" w:eastAsia="宋体" w:cs="Times New Roman"/>
-                <w:b w:val="0"/>
-                <w:bCs/>
-                <w:i w:val="0"/>
-                <w:iCs w:val="0"/>
-                <w:color w:val="000000"/>
-                <w:kern w:val="0"/>
-                <w:sz w:val="18"/>
-                <w:szCs w:val="18"/>
-                <w:u w:val="none"/>
-                <w:lang w:val="en-US" w:eastAsia="zh-CN" w:bidi="ar"/>
-              </w:rPr>
-              <w:t>/</w:t>
-            </w:r>
-          </w:p>
-        </w:tc>
-        <w:tc>
-          <w:tcPr>
-            <w:tcW w:w="1643" w:type="pct"/>
-            <w:tcBorders>
-              <w:top w:val="single" w:color="000000" w:sz="4" w:space="0"/>
-              <w:left w:val="single" w:color="000000" w:sz="4" w:space="0"/>
-              <w:bottom w:val="single" w:color="000000" w:sz="4" w:space="0"/>
-              <w:right w:val="single" w:color="000000" w:sz="4" w:space="0"/>
-            </w:tcBorders>
-            <w:shd w:val="clear" w:color="auto" w:fill="FFFFFF"/>
-            <w:vAlign w:val="center"/>
-          </w:tcPr>
-          <w:p>
-            <w:pPr>
-              <w:keepNext w:val="0"/>
-              <w:keepLines w:val="0"/>
-              <w:widowControl/>
-              <w:suppressLineNumbers w:val="0"/>
-              <w:jc w:val="left"/>
-              <w:textAlignment w:val="center"/>
-              <w:rPr>
-                <w:rFonts w:hint="default" w:ascii="Times New Roman" w:hAnsi="Times New Roman" w:eastAsia="宋体" w:cs="Times New Roman"/>
-                <w:b w:val="0"/>
-                <w:bCs/>
-                <w:i w:val="0"/>
-                <w:iCs w:val="0"/>
-                <w:color w:val="000000"/>
-                <w:sz w:val="18"/>
-                <w:szCs w:val="18"/>
-                <w:u w:val="none"/>
-              </w:rPr>
-            </w:pPr>
-            <w:r>
-              <w:rPr>
-                <w:rFonts w:hint="default" w:ascii="Times New Roman" w:hAnsi="Times New Roman" w:eastAsia="宋体" w:cs="Times New Roman"/>
-                <w:b w:val="0"/>
-                <w:bCs/>
-                <w:i w:val="0"/>
-                <w:iCs w:val="0"/>
-                <w:color w:val="000000"/>
-                <w:kern w:val="0"/>
-                <w:sz w:val="18"/>
-                <w:szCs w:val="18"/>
-                <w:u w:val="none"/>
-                <w:lang w:val="en-US" w:eastAsia="zh-CN" w:bidi="ar"/>
-              </w:rPr>
-              <w:t>CD74-ROS1</w:t>
-            </w:r>
-          </w:p>
-        </w:tc>
-        <w:tc>
-          <w:tcPr>
-            <w:tcW w:w="1591" w:type="pct"/>
-            <w:tcBorders>
-              <w:top w:val="single" w:color="000000" w:sz="4" w:space="0"/>
-              <w:left w:val="single" w:color="000000" w:sz="4" w:space="0"/>
-              <w:bottom w:val="single" w:color="000000" w:sz="4" w:space="0"/>
-              <w:right w:val="single" w:color="000000" w:sz="4" w:space="0"/>
-            </w:tcBorders>
-            <w:shd w:val="clear" w:color="auto" w:fill="FFFFFF"/>
-            <w:vAlign w:val="center"/>
-          </w:tcPr>
-          <w:p>
-            <w:pPr>
-              <w:keepNext w:val="0"/>
-              <w:keepLines w:val="0"/>
-              <w:widowControl/>
-              <w:suppressLineNumbers w:val="0"/>
-              <w:jc w:val="left"/>
-              <w:textAlignment w:val="center"/>
-              <w:rPr>
-                <w:rFonts w:hint="default" w:ascii="Times New Roman" w:hAnsi="Times New Roman" w:eastAsia="宋体" w:cs="Times New Roman"/>
-                <w:b w:val="0"/>
-                <w:bCs/>
-                <w:i w:val="0"/>
-                <w:iCs w:val="0"/>
-                <w:color w:val="000000"/>
-                <w:sz w:val="18"/>
-                <w:szCs w:val="18"/>
-                <w:u w:val="none"/>
-              </w:rPr>
-            </w:pPr>
-            <w:r>
-              <w:rPr>
-                <w:rFonts w:hint="default" w:ascii="Times New Roman" w:hAnsi="Times New Roman" w:eastAsia="宋体" w:cs="Times New Roman"/>
-                <w:b w:val="0"/>
-                <w:bCs/>
-                <w:i w:val="0"/>
-                <w:iCs w:val="0"/>
-                <w:color w:val="000000"/>
-                <w:kern w:val="0"/>
-                <w:sz w:val="18"/>
-                <w:szCs w:val="18"/>
-                <w:u w:val="none"/>
-                <w:lang w:val="en-US" w:eastAsia="zh-CN" w:bidi="ar"/>
-              </w:rPr>
-              <w:t>C6R34</w:t>
             </w:r>
           </w:p>
         </w:tc>
@@ -26772,6 +26556,258 @@
             <w:insideV w:val="none" w:color="auto" w:sz="0" w:space="0"/>
           </w:tblBorders>
           <w:shd w:val="clear" w:color="auto" w:fill="auto"/>
+          <w:tblCellMar>
+            <w:top w:w="0" w:type="dxa"/>
+            <w:left w:w="108" w:type="dxa"/>
+            <w:bottom w:w="0" w:type="dxa"/>
+            <w:right w:w="108" w:type="dxa"/>
+          </w:tblCellMar>
+        </w:tblPrEx>
+        <w:trPr>
+          <w:trHeight w:val="300" w:hRule="atLeast"/>
+        </w:trPr>
+        <w:tc>
+          <w:tcPr>
+            <w:tcW w:w="699" w:type="pct"/>
+            <w:vMerge w:val="continue"/>
+            <w:tcBorders>
+              <w:top w:val="single" w:color="FFFFFF" w:sz="8" w:space="0"/>
+              <w:left w:val="single" w:color="FFFFFF" w:sz="8" w:space="0"/>
+              <w:bottom w:val="single" w:color="FFFFFF" w:sz="8" w:space="0"/>
+              <w:right w:val="single" w:color="FFFFFF" w:sz="8" w:space="0"/>
+            </w:tcBorders>
+            <w:shd w:val="clear" w:color="auto" w:fill="1F3864"/>
+            <w:vAlign w:val="center"/>
+          </w:tcPr>
+          <w:p>
+            <w:pPr>
+              <w:jc w:val="left"/>
+              <w:rPr>
+                <w:rFonts w:hint="default" w:ascii="Times New Roman" w:hAnsi="Times New Roman" w:eastAsia="宋体" w:cs="Times New Roman"/>
+                <w:b w:val="0"/>
+                <w:i w:val="0"/>
+                <w:iCs w:val="0"/>
+                <w:color w:val="000000"/>
+                <w:sz w:val="18"/>
+                <w:szCs w:val="18"/>
+                <w:u w:val="none"/>
+              </w:rPr>
+            </w:pPr>
+          </w:p>
+        </w:tc>
+        <w:tc>
+          <w:tcPr>
+            <w:tcW w:w="435" w:type="pct"/>
+            <w:tcBorders>
+              <w:top w:val="single" w:color="000000" w:sz="4" w:space="0"/>
+              <w:left w:val="single" w:color="FFFFFF" w:sz="8" w:space="0"/>
+              <w:bottom w:val="single" w:color="000000" w:sz="4" w:space="0"/>
+              <w:right w:val="single" w:color="000000" w:sz="4" w:space="0"/>
+            </w:tcBorders>
+            <w:shd w:val="clear" w:color="auto" w:fill="FFFFFF"/>
+            <w:noWrap/>
+            <w:vAlign w:val="center"/>
+          </w:tcPr>
+          <w:p>
+            <w:pPr>
+              <w:keepNext w:val="0"/>
+              <w:keepLines w:val="0"/>
+              <w:widowControl/>
+              <w:suppressLineNumbers w:val="0"/>
+              <w:jc w:val="left"/>
+              <w:textAlignment w:val="center"/>
+              <w:rPr>
+                <w:rFonts w:hint="default" w:ascii="Times New Roman" w:hAnsi="Times New Roman" w:eastAsia="宋体" w:cs="Times New Roman"/>
+                <w:b w:val="0"/>
+                <w:bCs/>
+                <w:i w:val="0"/>
+                <w:iCs w:val="0"/>
+                <w:color w:val="000000"/>
+                <w:sz w:val="18"/>
+                <w:szCs w:val="18"/>
+                <w:u w:val="none"/>
+              </w:rPr>
+            </w:pPr>
+            <w:r>
+              <w:rPr>
+                <w:rFonts w:hint="default" w:ascii="Times New Roman" w:hAnsi="Times New Roman" w:eastAsia="宋体" w:cs="Times New Roman"/>
+                <w:b w:val="0"/>
+                <w:bCs/>
+                <w:i w:val="0"/>
+                <w:iCs w:val="0"/>
+                <w:color w:val="000000"/>
+                <w:kern w:val="0"/>
+                <w:sz w:val="18"/>
+                <w:szCs w:val="18"/>
+                <w:u w:val="none"/>
+                <w:lang w:val="en-US" w:eastAsia="zh-CN" w:bidi="ar"/>
+              </w:rPr>
+              <w:t>/</w:t>
+            </w:r>
+          </w:p>
+        </w:tc>
+        <w:tc>
+          <w:tcPr>
+            <w:tcW w:w="1643" w:type="pct"/>
+            <w:tcBorders>
+              <w:top w:val="single" w:color="000000" w:sz="4" w:space="0"/>
+              <w:left w:val="single" w:color="000000" w:sz="4" w:space="0"/>
+              <w:bottom w:val="single" w:color="000000" w:sz="4" w:space="0"/>
+              <w:right w:val="single" w:color="000000" w:sz="4" w:space="0"/>
+            </w:tcBorders>
+            <w:shd w:val="clear" w:color="auto" w:fill="FFFFFF"/>
+            <w:vAlign w:val="center"/>
+          </w:tcPr>
+          <w:p>
+            <w:pPr>
+              <w:keepNext w:val="0"/>
+              <w:keepLines w:val="0"/>
+              <w:widowControl/>
+              <w:suppressLineNumbers w:val="0"/>
+              <w:jc w:val="left"/>
+              <w:textAlignment w:val="center"/>
+              <w:rPr>
+                <w:rFonts w:hint="default" w:ascii="Times New Roman" w:hAnsi="Times New Roman" w:eastAsia="宋体" w:cs="Times New Roman"/>
+                <w:b w:val="0"/>
+                <w:bCs/>
+                <w:i w:val="0"/>
+                <w:iCs w:val="0"/>
+                <w:color w:val="000000"/>
+                <w:sz w:val="18"/>
+                <w:szCs w:val="18"/>
+                <w:u w:val="none"/>
+              </w:rPr>
+            </w:pPr>
+            <w:r>
+              <w:rPr>
+                <w:rFonts w:hint="default" w:ascii="Times New Roman" w:hAnsi="Times New Roman" w:eastAsia="宋体" w:cs="Times New Roman"/>
+                <w:b w:val="0"/>
+                <w:bCs/>
+                <w:i w:val="0"/>
+                <w:iCs w:val="0"/>
+                <w:color w:val="000000"/>
+                <w:kern w:val="0"/>
+                <w:sz w:val="18"/>
+                <w:szCs w:val="18"/>
+                <w:u w:val="none"/>
+                <w:lang w:val="en-US" w:eastAsia="zh-CN" w:bidi="ar"/>
+              </w:rPr>
+              <w:t>CD74-ROS1</w:t>
+            </w:r>
+          </w:p>
+        </w:tc>
+        <w:tc>
+          <w:tcPr>
+            <w:tcW w:w="1591" w:type="pct"/>
+            <w:tcBorders>
+              <w:top w:val="single" w:color="000000" w:sz="4" w:space="0"/>
+              <w:left w:val="single" w:color="000000" w:sz="4" w:space="0"/>
+              <w:bottom w:val="single" w:color="000000" w:sz="4" w:space="0"/>
+              <w:right w:val="single" w:color="000000" w:sz="4" w:space="0"/>
+            </w:tcBorders>
+            <w:shd w:val="clear" w:color="auto" w:fill="FFFFFF"/>
+            <w:vAlign w:val="center"/>
+          </w:tcPr>
+          <w:p>
+            <w:pPr>
+              <w:keepNext w:val="0"/>
+              <w:keepLines w:val="0"/>
+              <w:widowControl/>
+              <w:suppressLineNumbers w:val="0"/>
+              <w:jc w:val="left"/>
+              <w:textAlignment w:val="center"/>
+              <w:rPr>
+                <w:rFonts w:hint="default" w:ascii="Times New Roman" w:hAnsi="Times New Roman" w:eastAsia="宋体" w:cs="Times New Roman"/>
+                <w:b w:val="0"/>
+                <w:bCs/>
+                <w:i w:val="0"/>
+                <w:iCs w:val="0"/>
+                <w:color w:val="000000"/>
+                <w:sz w:val="18"/>
+                <w:szCs w:val="18"/>
+                <w:u w:val="none"/>
+              </w:rPr>
+            </w:pPr>
+            <w:r>
+              <w:rPr>
+                <w:rFonts w:hint="default" w:ascii="Times New Roman" w:hAnsi="Times New Roman" w:eastAsia="宋体" w:cs="Times New Roman"/>
+                <w:b w:val="0"/>
+                <w:bCs/>
+                <w:i w:val="0"/>
+                <w:iCs w:val="0"/>
+                <w:color w:val="000000"/>
+                <w:kern w:val="0"/>
+                <w:sz w:val="18"/>
+                <w:szCs w:val="18"/>
+                <w:u w:val="none"/>
+                <w:lang w:val="en-US" w:eastAsia="zh-CN" w:bidi="ar"/>
+              </w:rPr>
+              <w:t>C6R34</w:t>
+            </w:r>
+          </w:p>
+        </w:tc>
+        <w:tc>
+          <w:tcPr>
+            <w:tcW w:w="630" w:type="pct"/>
+            <w:tcBorders>
+              <w:top w:val="single" w:color="000000" w:sz="4" w:space="0"/>
+              <w:left w:val="single" w:color="000000" w:sz="4" w:space="0"/>
+              <w:bottom w:val="single" w:color="000000" w:sz="4" w:space="0"/>
+              <w:right w:val="single" w:color="000000" w:sz="4" w:space="0"/>
+            </w:tcBorders>
+            <w:shd w:val="clear" w:color="auto" w:fill="FFFFFF"/>
+            <w:noWrap/>
+            <w:vAlign w:val="center"/>
+          </w:tcPr>
+          <w:p>
+            <w:pPr>
+              <w:keepNext w:val="0"/>
+              <w:keepLines w:val="0"/>
+              <w:widowControl/>
+              <w:suppressLineNumbers w:val="0"/>
+              <w:jc w:val="left"/>
+              <w:textAlignment w:val="center"/>
+              <w:rPr>
+                <w:rFonts w:hint="default" w:ascii="Times New Roman" w:hAnsi="Times New Roman" w:eastAsia="宋体" w:cs="Times New Roman"/>
+                <w:b w:val="0"/>
+                <w:bCs/>
+                <w:i w:val="0"/>
+                <w:iCs w:val="0"/>
+                <w:color w:val="000000"/>
+                <w:sz w:val="18"/>
+                <w:szCs w:val="18"/>
+                <w:u w:val="none"/>
+              </w:rPr>
+            </w:pPr>
+            <w:r>
+              <w:rPr>
+                <w:rFonts w:hint="default" w:ascii="Times New Roman" w:hAnsi="Times New Roman" w:eastAsia="宋体" w:cs="Times New Roman"/>
+                <w:b w:val="0"/>
+                <w:bCs/>
+                <w:i w:val="0"/>
+                <w:iCs w:val="0"/>
+                <w:color w:val="000000"/>
+                <w:kern w:val="0"/>
+                <w:sz w:val="18"/>
+                <w:szCs w:val="18"/>
+                <w:u w:val="none"/>
+                <w:lang w:val="en-US" w:eastAsia="zh-CN" w:bidi="ar"/>
+              </w:rPr>
+              <w:t>/</w:t>
+            </w:r>
+          </w:p>
+        </w:tc>
+      </w:tr>
+      <w:tr>
+        <w:tblPrEx>
+          <w:tblBorders>
+            <w:top w:val="none" w:color="auto" w:sz="0" w:space="0"/>
+            <w:left w:val="none" w:color="auto" w:sz="0" w:space="0"/>
+            <w:bottom w:val="none" w:color="auto" w:sz="0" w:space="0"/>
+            <w:right w:val="none" w:color="auto" w:sz="0" w:space="0"/>
+            <w:insideH w:val="none" w:color="auto" w:sz="0" w:space="0"/>
+            <w:insideV w:val="none" w:color="auto" w:sz="0" w:space="0"/>
+          </w:tblBorders>
           <w:tblCellMar>
             <w:top w:w="0" w:type="dxa"/>
             <w:left w:w="108" w:type="dxa"/>
